--- a/samt-assessment-v1.docx
+++ b/samt-assessment-v1.docx
@@ -2,7 +2,7 @@
 <file path=word/document.xml><?xml version="1.0" encoding="utf-8"?>
 <w:document xmlns:w="http://schemas.openxmlformats.org/wordprocessingml/2006/main" xmlns:m="http://schemas.openxmlformats.org/officeDocument/2006/math" xmlns:r="http://schemas.openxmlformats.org/officeDocument/2006/relationships" xmlns:o="urn:schemas-microsoft-com:office:office" xmlns:v="urn:schemas-microsoft-com:vml" xmlns:w10="urn:schemas-microsoft-com:office:word" xmlns:a="http://schemas.openxmlformats.org/drawingml/2006/main" xmlns:pic="http://schemas.openxmlformats.org/drawingml/2006/picture" xmlns:wp="http://schemas.openxmlformats.org/drawingml/2006/wordprocessingDrawing">
   <w:body>
-    <w:bookmarkStart w:id="53" w:name="X2de4376b67322785395bb9f8e898d3fb85783af"/>
+    <w:bookmarkStart w:id="54" w:name="X2de4376b67322785395bb9f8e898d3fb85783af"/>
     <w:p>
       <w:pPr>
         <w:pStyle w:val="Heading2"/>
@@ -26,7 +26,7 @@
           <w:i/>
           <w:iCs/>
         </w:rPr>
-        <w:t xml:space="preserve">December 03, 2025</w:t>
+        <w:t xml:space="preserve">December 16, 2025</w:t>
       </w:r>
     </w:p>
     <w:bookmarkStart w:id="20" w:name="executive-summary"/>
@@ -107,7 +107,25 @@
         <w:pStyle w:val="BodyText"/>
       </w:pPr>
       <w:r>
-        <w:t xml:space="preserve">The Juvenile Production Estimate for winter-run has not been established for the current water year. Historically, as of Dec 02, 28.4% of length-at-date (LAD) winter-run have entered the delta based on Knights Landing RST catch, 0.9% have exited the delta based on Chipps Island Trawl Catch, and 0.0% of DNA confirmed winter-run have been salvaged.</w:t>
+        <w:t xml:space="preserve">The Juvenile Production Estimate for winter-run has not been established for the current water year. Historically, as of Dec 15, 50.5% of length-at-date (LAD) winter-run have entered the delta based on Knights Landing RST catch, 1.4% have exited the delta based on Chipps Island Trawl Catch, and 0.5% of DNA confirmed winter-run have been salvaged.</w:t>
+      </w:r>
+    </w:p>
+    <w:p>
+      <w:pPr>
+        <w:pStyle w:val="BodyText"/>
+      </w:pPr>
+      <w:r>
+        <w:rPr>
+          <w:b/>
+          <w:bCs/>
+        </w:rPr>
+        <w:t xml:space="preserve">Table 1.</w:t>
+      </w:r>
+      <w:r>
+        <w:t xml:space="preserve"> </w:t>
+      </w:r>
+      <w:r>
+        <w:t xml:space="preserve">Average Percent of annual emigrating population for unclipped LAD winter-run captured at the following locations and LAD and DNA confirmed winter-run salvaged at SWP and CVP Delta facilities for the past 10 years.</w:t>
       </w:r>
     </w:p>
     <w:tbl xmlns:w="http://schemas.openxmlformats.org/wordprocessingml/2006/main" xmlns:r="http://schemas.openxmlformats.org/officeDocument/2006/relationships" xmlns:w14="http://schemas.microsoft.com/office/word/2010/wordml" xmlns:wp="http://schemas.openxmlformats.org/drawingml/2006/wordprocessingDrawing" xmlns:a="http://schemas.openxmlformats.org/drawingml/2006/main" xmlns:pic="http://schemas.openxmlformats.org/drawingml/2006/picture">
@@ -117,13 +135,13 @@
         <w:tblLook w:firstRow="1" w:lastRow="0" w:firstColumn="0" w:lastColumn="0" w:noHBand="0" w:noVBand="1"/>
       </w:tblPr>
       <w:tblGrid>
-        <w:gridCol w:w="1080"/>
-        <w:gridCol w:w="1080"/>
-        <w:gridCol w:w="1080"/>
-        <w:gridCol w:w="1080"/>
-        <w:gridCol w:w="1080"/>
-        <w:gridCol w:w="1080"/>
-        <w:gridCol w:w="1080"/>
+        <w:gridCol w:w="1440"/>
+        <w:gridCol w:w="1440"/>
+        <w:gridCol w:w="1440"/>
+        <w:gridCol w:w="1440"/>
+        <w:gridCol w:w="1440"/>
+        <w:gridCol w:w="1440"/>
+        <w:gridCol w:w="1440"/>
       </w:tblGrid>
       <w:tr>
         <w:trPr>
@@ -160,25 +178,25 @@
               <w:spacing w:after="100" w:before="100" w:line="240"/>
               <w:ind w:left="100" w:right="100" w:firstLine="0" w:firstLineChars="0"/>
               <w:rPr>
-                <w:rFonts w:ascii="Open Sans Regular" w:hAnsi="Open Sans Regular" w:eastAsia="Open Sans Regular" w:cs="Open Sans Regular"/>
-                <w:i w:val="false"/>
-                <w:b w:val="true"/>
-                <w:u w:val="none"/>
-                <w:strike w:val="false"/>
-                <w:sz w:val="22"/>
-                <w:szCs w:val="22"/>
+                <w:rFonts w:ascii="Segoe UI Semibold" w:hAnsi="Segoe UI Semibold" w:eastAsia="Segoe UI Semibold" w:cs="Segoe UI Semibold"/>
+                <w:i w:val="false"/>
+                <w:b w:val="false"/>
+                <w:u w:val="none"/>
+                <w:strike w:val="false"/>
+                <w:sz w:val="24"/>
+                <w:szCs w:val="24"/>
                 <w:color w:val="000000"/>
               </w:rPr>
             </w:pPr>
             <w:r xmlns:w="http://schemas.openxmlformats.org/wordprocessingml/2006/main" xmlns:wp="http://schemas.openxmlformats.org/drawingml/2006/wordprocessingDrawing" xmlns:r="http://schemas.openxmlformats.org/officeDocument/2006/relationships" xmlns:w14="http://schemas.microsoft.com/office/word/2010/wordml">
               <w:rPr>
-                <w:rFonts w:ascii="Open Sans Regular" w:hAnsi="Open Sans Regular" w:eastAsia="Open Sans Regular" w:cs="Open Sans Regular"/>
-                <w:i w:val="false"/>
-                <w:b w:val="true"/>
-                <w:u w:val="none"/>
-                <w:strike w:val="false"/>
-                <w:sz w:val="22"/>
-                <w:szCs w:val="22"/>
+                <w:rFonts w:ascii="Segoe UI Semibold" w:hAnsi="Segoe UI Semibold" w:eastAsia="Segoe UI Semibold" w:cs="Segoe UI Semibold"/>
+                <w:i w:val="false"/>
+                <w:b w:val="false"/>
+                <w:u w:val="none"/>
+                <w:strike w:val="false"/>
+                <w:sz w:val="24"/>
+                <w:szCs w:val="24"/>
                 <w:color w:val="000000"/>
               </w:rPr>
               <w:t xml:space="preserve">Species</w:t>
@@ -214,25 +232,25 @@
               <w:spacing w:after="100" w:before="100" w:line="240"/>
               <w:ind w:left="100" w:right="100" w:firstLine="0" w:firstLineChars="0"/>
               <w:rPr>
-                <w:rFonts w:ascii="Open Sans Regular" w:hAnsi="Open Sans Regular" w:eastAsia="Open Sans Regular" w:cs="Open Sans Regular"/>
-                <w:i w:val="false"/>
-                <w:b w:val="true"/>
-                <w:u w:val="none"/>
-                <w:strike w:val="false"/>
-                <w:sz w:val="22"/>
-                <w:szCs w:val="22"/>
+                <w:rFonts w:ascii="Segoe UI Semibold" w:hAnsi="Segoe UI Semibold" w:eastAsia="Segoe UI Semibold" w:cs="Segoe UI Semibold"/>
+                <w:i w:val="false"/>
+                <w:b w:val="false"/>
+                <w:u w:val="none"/>
+                <w:strike w:val="false"/>
+                <w:sz w:val="24"/>
+                <w:szCs w:val="24"/>
                 <w:color w:val="000000"/>
               </w:rPr>
             </w:pPr>
             <w:r xmlns:w="http://schemas.openxmlformats.org/wordprocessingml/2006/main" xmlns:wp="http://schemas.openxmlformats.org/drawingml/2006/wordprocessingDrawing" xmlns:r="http://schemas.openxmlformats.org/officeDocument/2006/relationships" xmlns:w14="http://schemas.microsoft.com/office/word/2010/wordml">
               <w:rPr>
-                <w:rFonts w:ascii="Open Sans Regular" w:hAnsi="Open Sans Regular" w:eastAsia="Open Sans Regular" w:cs="Open Sans Regular"/>
-                <w:i w:val="false"/>
-                <w:b w:val="true"/>
-                <w:u w:val="none"/>
-                <w:strike w:val="false"/>
-                <w:sz w:val="22"/>
-                <w:szCs w:val="22"/>
+                <w:rFonts w:ascii="Segoe UI Semibold" w:hAnsi="Segoe UI Semibold" w:eastAsia="Segoe UI Semibold" w:cs="Segoe UI Semibold"/>
+                <w:i w:val="false"/>
+                <w:b w:val="false"/>
+                <w:u w:val="none"/>
+                <w:strike w:val="false"/>
+                <w:sz w:val="24"/>
+                <w:szCs w:val="24"/>
                 <w:color w:val="000000"/>
               </w:rPr>
               <w:t xml:space="preserve">Red Bluff Diversion Dam</w:t>
@@ -268,25 +286,25 @@
               <w:spacing w:after="100" w:before="100" w:line="240"/>
               <w:ind w:left="100" w:right="100" w:firstLine="0" w:firstLineChars="0"/>
               <w:rPr>
-                <w:rFonts w:ascii="Open Sans Regular" w:hAnsi="Open Sans Regular" w:eastAsia="Open Sans Regular" w:cs="Open Sans Regular"/>
-                <w:i w:val="false"/>
-                <w:b w:val="true"/>
-                <w:u w:val="none"/>
-                <w:strike w:val="false"/>
-                <w:sz w:val="22"/>
-                <w:szCs w:val="22"/>
+                <w:rFonts w:ascii="Segoe UI Semibold" w:hAnsi="Segoe UI Semibold" w:eastAsia="Segoe UI Semibold" w:cs="Segoe UI Semibold"/>
+                <w:i w:val="false"/>
+                <w:b w:val="false"/>
+                <w:u w:val="none"/>
+                <w:strike w:val="false"/>
+                <w:sz w:val="24"/>
+                <w:szCs w:val="24"/>
                 <w:color w:val="000000"/>
               </w:rPr>
             </w:pPr>
             <w:r xmlns:w="http://schemas.openxmlformats.org/wordprocessingml/2006/main" xmlns:wp="http://schemas.openxmlformats.org/drawingml/2006/wordprocessingDrawing" xmlns:r="http://schemas.openxmlformats.org/officeDocument/2006/relationships" xmlns:w14="http://schemas.microsoft.com/office/word/2010/wordml">
               <w:rPr>
-                <w:rFonts w:ascii="Open Sans Regular" w:hAnsi="Open Sans Regular" w:eastAsia="Open Sans Regular" w:cs="Open Sans Regular"/>
-                <w:i w:val="false"/>
-                <w:b w:val="true"/>
-                <w:u w:val="none"/>
-                <w:strike w:val="false"/>
-                <w:sz w:val="22"/>
-                <w:szCs w:val="22"/>
+                <w:rFonts w:ascii="Segoe UI Semibold" w:hAnsi="Segoe UI Semibold" w:eastAsia="Segoe UI Semibold" w:cs="Segoe UI Semibold"/>
+                <w:i w:val="false"/>
+                <w:b w:val="false"/>
+                <w:u w:val="none"/>
+                <w:strike w:val="false"/>
+                <w:sz w:val="24"/>
+                <w:szCs w:val="24"/>
                 <w:color w:val="000000"/>
               </w:rPr>
               <w:t xml:space="preserve">Tisdale RST</w:t>
@@ -322,25 +340,25 @@
               <w:spacing w:after="100" w:before="100" w:line="240"/>
               <w:ind w:left="100" w:right="100" w:firstLine="0" w:firstLineChars="0"/>
               <w:rPr>
-                <w:rFonts w:ascii="Open Sans Regular" w:hAnsi="Open Sans Regular" w:eastAsia="Open Sans Regular" w:cs="Open Sans Regular"/>
-                <w:i w:val="false"/>
-                <w:b w:val="true"/>
-                <w:u w:val="none"/>
-                <w:strike w:val="false"/>
-                <w:sz w:val="22"/>
-                <w:szCs w:val="22"/>
+                <w:rFonts w:ascii="Segoe UI Semibold" w:hAnsi="Segoe UI Semibold" w:eastAsia="Segoe UI Semibold" w:cs="Segoe UI Semibold"/>
+                <w:i w:val="false"/>
+                <w:b w:val="false"/>
+                <w:u w:val="none"/>
+                <w:strike w:val="false"/>
+                <w:sz w:val="24"/>
+                <w:szCs w:val="24"/>
                 <w:color w:val="000000"/>
               </w:rPr>
             </w:pPr>
             <w:r xmlns:w="http://schemas.openxmlformats.org/wordprocessingml/2006/main" xmlns:wp="http://schemas.openxmlformats.org/drawingml/2006/wordprocessingDrawing" xmlns:r="http://schemas.openxmlformats.org/officeDocument/2006/relationships" xmlns:w14="http://schemas.microsoft.com/office/word/2010/wordml">
               <w:rPr>
-                <w:rFonts w:ascii="Open Sans Regular" w:hAnsi="Open Sans Regular" w:eastAsia="Open Sans Regular" w:cs="Open Sans Regular"/>
-                <w:i w:val="false"/>
-                <w:b w:val="true"/>
-                <w:u w:val="none"/>
-                <w:strike w:val="false"/>
-                <w:sz w:val="22"/>
-                <w:szCs w:val="22"/>
+                <w:rFonts w:ascii="Segoe UI Semibold" w:hAnsi="Segoe UI Semibold" w:eastAsia="Segoe UI Semibold" w:cs="Segoe UI Semibold"/>
+                <w:i w:val="false"/>
+                <w:b w:val="false"/>
+                <w:u w:val="none"/>
+                <w:strike w:val="false"/>
+                <w:sz w:val="24"/>
+                <w:szCs w:val="24"/>
                 <w:color w:val="000000"/>
               </w:rPr>
               <w:t xml:space="preserve">Knights Landing RST</w:t>
@@ -376,25 +394,25 @@
               <w:spacing w:after="100" w:before="100" w:line="240"/>
               <w:ind w:left="100" w:right="100" w:firstLine="0" w:firstLineChars="0"/>
               <w:rPr>
-                <w:rFonts w:ascii="Open Sans Regular" w:hAnsi="Open Sans Regular" w:eastAsia="Open Sans Regular" w:cs="Open Sans Regular"/>
-                <w:i w:val="false"/>
-                <w:b w:val="true"/>
-                <w:u w:val="none"/>
-                <w:strike w:val="false"/>
-                <w:sz w:val="22"/>
-                <w:szCs w:val="22"/>
+                <w:rFonts w:ascii="Segoe UI Semibold" w:hAnsi="Segoe UI Semibold" w:eastAsia="Segoe UI Semibold" w:cs="Segoe UI Semibold"/>
+                <w:i w:val="false"/>
+                <w:b w:val="false"/>
+                <w:u w:val="none"/>
+                <w:strike w:val="false"/>
+                <w:sz w:val="24"/>
+                <w:szCs w:val="24"/>
                 <w:color w:val="000000"/>
               </w:rPr>
             </w:pPr>
             <w:r xmlns:w="http://schemas.openxmlformats.org/wordprocessingml/2006/main" xmlns:wp="http://schemas.openxmlformats.org/drawingml/2006/wordprocessingDrawing" xmlns:r="http://schemas.openxmlformats.org/officeDocument/2006/relationships" xmlns:w14="http://schemas.microsoft.com/office/word/2010/wordml">
               <w:rPr>
-                <w:rFonts w:ascii="Open Sans Regular" w:hAnsi="Open Sans Regular" w:eastAsia="Open Sans Regular" w:cs="Open Sans Regular"/>
-                <w:i w:val="false"/>
-                <w:b w:val="true"/>
-                <w:u w:val="none"/>
-                <w:strike w:val="false"/>
-                <w:sz w:val="22"/>
-                <w:szCs w:val="22"/>
+                <w:rFonts w:ascii="Segoe UI Semibold" w:hAnsi="Segoe UI Semibold" w:eastAsia="Segoe UI Semibold" w:cs="Segoe UI Semibold"/>
+                <w:i w:val="false"/>
+                <w:b w:val="false"/>
+                <w:u w:val="none"/>
+                <w:strike w:val="false"/>
+                <w:sz w:val="24"/>
+                <w:szCs w:val="24"/>
                 <w:color w:val="000000"/>
               </w:rPr>
               <w:t xml:space="preserve">Sac Trawl (Sherwood)</w:t>
@@ -430,25 +448,25 @@
               <w:spacing w:after="100" w:before="100" w:line="240"/>
               <w:ind w:left="100" w:right="100" w:firstLine="0" w:firstLineChars="0"/>
               <w:rPr>
-                <w:rFonts w:ascii="Open Sans Regular" w:hAnsi="Open Sans Regular" w:eastAsia="Open Sans Regular" w:cs="Open Sans Regular"/>
-                <w:i w:val="false"/>
-                <w:b w:val="true"/>
-                <w:u w:val="none"/>
-                <w:strike w:val="false"/>
-                <w:sz w:val="22"/>
-                <w:szCs w:val="22"/>
+                <w:rFonts w:ascii="Segoe UI Semibold" w:hAnsi="Segoe UI Semibold" w:eastAsia="Segoe UI Semibold" w:cs="Segoe UI Semibold"/>
+                <w:i w:val="false"/>
+                <w:b w:val="false"/>
+                <w:u w:val="none"/>
+                <w:strike w:val="false"/>
+                <w:sz w:val="24"/>
+                <w:szCs w:val="24"/>
                 <w:color w:val="000000"/>
               </w:rPr>
             </w:pPr>
             <w:r xmlns:w="http://schemas.openxmlformats.org/wordprocessingml/2006/main" xmlns:wp="http://schemas.openxmlformats.org/drawingml/2006/wordprocessingDrawing" xmlns:r="http://schemas.openxmlformats.org/officeDocument/2006/relationships" xmlns:w14="http://schemas.microsoft.com/office/word/2010/wordml">
               <w:rPr>
-                <w:rFonts w:ascii="Open Sans Regular" w:hAnsi="Open Sans Regular" w:eastAsia="Open Sans Regular" w:cs="Open Sans Regular"/>
-                <w:i w:val="false"/>
-                <w:b w:val="true"/>
-                <w:u w:val="none"/>
-                <w:strike w:val="false"/>
-                <w:sz w:val="22"/>
-                <w:szCs w:val="22"/>
+                <w:rFonts w:ascii="Segoe UI Semibold" w:hAnsi="Segoe UI Semibold" w:eastAsia="Segoe UI Semibold" w:cs="Segoe UI Semibold"/>
+                <w:i w:val="false"/>
+                <w:b w:val="false"/>
+                <w:u w:val="none"/>
+                <w:strike w:val="false"/>
+                <w:sz w:val="24"/>
+                <w:szCs w:val="24"/>
                 <w:color w:val="000000"/>
               </w:rPr>
               <w:t xml:space="preserve">Chipps Island Trawl</w:t>
@@ -484,25 +502,25 @@
               <w:spacing w:after="100" w:before="100" w:line="240"/>
               <w:ind w:left="100" w:right="100" w:firstLine="0" w:firstLineChars="0"/>
               <w:rPr>
-                <w:rFonts w:ascii="Open Sans Regular" w:hAnsi="Open Sans Regular" w:eastAsia="Open Sans Regular" w:cs="Open Sans Regular"/>
-                <w:i w:val="false"/>
-                <w:b w:val="true"/>
-                <w:u w:val="none"/>
-                <w:strike w:val="false"/>
-                <w:sz w:val="22"/>
-                <w:szCs w:val="22"/>
+                <w:rFonts w:ascii="Segoe UI Semibold" w:hAnsi="Segoe UI Semibold" w:eastAsia="Segoe UI Semibold" w:cs="Segoe UI Semibold"/>
+                <w:i w:val="false"/>
+                <w:b w:val="false"/>
+                <w:u w:val="none"/>
+                <w:strike w:val="false"/>
+                <w:sz w:val="24"/>
+                <w:szCs w:val="24"/>
                 <w:color w:val="000000"/>
               </w:rPr>
             </w:pPr>
             <w:r xmlns:w="http://schemas.openxmlformats.org/wordprocessingml/2006/main" xmlns:wp="http://schemas.openxmlformats.org/drawingml/2006/wordprocessingDrawing" xmlns:r="http://schemas.openxmlformats.org/officeDocument/2006/relationships" xmlns:w14="http://schemas.microsoft.com/office/word/2010/wordml">
               <w:rPr>
-                <w:rFonts w:ascii="Open Sans Regular" w:hAnsi="Open Sans Regular" w:eastAsia="Open Sans Regular" w:cs="Open Sans Regular"/>
-                <w:i w:val="false"/>
-                <w:b w:val="true"/>
-                <w:u w:val="none"/>
-                <w:strike w:val="false"/>
-                <w:sz w:val="22"/>
-                <w:szCs w:val="22"/>
+                <w:rFonts w:ascii="Segoe UI Semibold" w:hAnsi="Segoe UI Semibold" w:eastAsia="Segoe UI Semibold" w:cs="Segoe UI Semibold"/>
+                <w:i w:val="false"/>
+                <w:b w:val="false"/>
+                <w:u w:val="none"/>
+                <w:strike w:val="false"/>
+                <w:sz w:val="24"/>
+                <w:szCs w:val="24"/>
                 <w:color w:val="000000"/>
               </w:rPr>
               <w:t xml:space="preserve">Salvage</w:t>
@@ -544,25 +562,25 @@
               <w:spacing w:after="100" w:before="100" w:line="240"/>
               <w:ind w:left="100" w:right="100" w:firstLine="0" w:firstLineChars="0"/>
               <w:rPr>
-                <w:rFonts w:ascii="Open Sans Regular" w:hAnsi="Open Sans Regular" w:eastAsia="Open Sans Regular" w:cs="Open Sans Regular"/>
-                <w:i w:val="false"/>
-                <w:b w:val="false"/>
-                <w:u w:val="none"/>
-                <w:strike w:val="false"/>
-                <w:sz w:val="20"/>
-                <w:szCs w:val="20"/>
+                <w:rFonts w:ascii="Segoe UI" w:hAnsi="Segoe UI" w:eastAsia="Segoe UI" w:cs="Segoe UI"/>
+                <w:i w:val="false"/>
+                <w:b w:val="false"/>
+                <w:u w:val="none"/>
+                <w:strike w:val="false"/>
+                <w:sz w:val="22"/>
+                <w:szCs w:val="22"/>
                 <w:color w:val="000000"/>
               </w:rPr>
             </w:pPr>
             <w:r xmlns:w="http://schemas.openxmlformats.org/wordprocessingml/2006/main" xmlns:wp="http://schemas.openxmlformats.org/drawingml/2006/wordprocessingDrawing" xmlns:r="http://schemas.openxmlformats.org/officeDocument/2006/relationships" xmlns:w14="http://schemas.microsoft.com/office/word/2010/wordml">
               <w:rPr>
-                <w:rFonts w:ascii="Open Sans Regular" w:hAnsi="Open Sans Regular" w:eastAsia="Open Sans Regular" w:cs="Open Sans Regular"/>
-                <w:i w:val="false"/>
-                <w:b w:val="false"/>
-                <w:u w:val="none"/>
-                <w:strike w:val="false"/>
-                <w:sz w:val="20"/>
-                <w:szCs w:val="20"/>
+                <w:rFonts w:ascii="Segoe UI" w:hAnsi="Segoe UI" w:eastAsia="Segoe UI" w:cs="Segoe UI"/>
+                <w:i w:val="false"/>
+                <w:b w:val="false"/>
+                <w:u w:val="none"/>
+                <w:strike w:val="false"/>
+                <w:sz w:val="22"/>
+                <w:szCs w:val="22"/>
                 <w:color w:val="000000"/>
               </w:rPr>
               <w:t xml:space="preserve">Chinook, LAD Winter-run, Unclipped</w:t>
@@ -598,28 +616,28 @@
               <w:spacing w:after="100" w:before="100" w:line="240"/>
               <w:ind w:left="100" w:right="100" w:firstLine="0" w:firstLineChars="0"/>
               <w:rPr>
-                <w:rFonts w:ascii="Open Sans Regular" w:hAnsi="Open Sans Regular" w:eastAsia="Open Sans Regular" w:cs="Open Sans Regular"/>
-                <w:i w:val="false"/>
-                <w:b w:val="false"/>
-                <w:u w:val="none"/>
-                <w:strike w:val="false"/>
-                <w:sz w:val="20"/>
-                <w:szCs w:val="20"/>
+                <w:rFonts w:ascii="Segoe UI" w:hAnsi="Segoe UI" w:eastAsia="Segoe UI" w:cs="Segoe UI"/>
+                <w:i w:val="false"/>
+                <w:b w:val="false"/>
+                <w:u w:val="none"/>
+                <w:strike w:val="false"/>
+                <w:sz w:val="22"/>
+                <w:szCs w:val="22"/>
                 <w:color w:val="000000"/>
               </w:rPr>
             </w:pPr>
             <w:r xmlns:w="http://schemas.openxmlformats.org/wordprocessingml/2006/main" xmlns:wp="http://schemas.openxmlformats.org/drawingml/2006/wordprocessingDrawing" xmlns:r="http://schemas.openxmlformats.org/officeDocument/2006/relationships" xmlns:w14="http://schemas.microsoft.com/office/word/2010/wordml">
               <w:rPr>
-                <w:rFonts w:ascii="Open Sans Regular" w:hAnsi="Open Sans Regular" w:eastAsia="Open Sans Regular" w:cs="Open Sans Regular"/>
-                <w:i w:val="false"/>
-                <w:b w:val="false"/>
-                <w:u w:val="none"/>
-                <w:strike w:val="false"/>
-                <w:sz w:val="20"/>
-                <w:szCs w:val="20"/>
-                <w:color w:val="000000"/>
-              </w:rPr>
-              <w:t xml:space="preserve">92.0%</w:t>
+                <w:rFonts w:ascii="Segoe UI" w:hAnsi="Segoe UI" w:eastAsia="Segoe UI" w:cs="Segoe UI"/>
+                <w:i w:val="false"/>
+                <w:b w:val="false"/>
+                <w:u w:val="none"/>
+                <w:strike w:val="false"/>
+                <w:sz w:val="22"/>
+                <w:szCs w:val="22"/>
+                <w:color w:val="000000"/>
+              </w:rPr>
+              <w:t xml:space="preserve">95.1%</w:t>
             </w:r>
           </w:p>
         </w:tc>
@@ -652,28 +670,28 @@
               <w:spacing w:after="100" w:before="100" w:line="240"/>
               <w:ind w:left="100" w:right="100" w:firstLine="0" w:firstLineChars="0"/>
               <w:rPr>
-                <w:rFonts w:ascii="Open Sans Regular" w:hAnsi="Open Sans Regular" w:eastAsia="Open Sans Regular" w:cs="Open Sans Regular"/>
-                <w:i w:val="false"/>
-                <w:b w:val="false"/>
-                <w:u w:val="none"/>
-                <w:strike w:val="false"/>
-                <w:sz w:val="20"/>
-                <w:szCs w:val="20"/>
+                <w:rFonts w:ascii="Segoe UI" w:hAnsi="Segoe UI" w:eastAsia="Segoe UI" w:cs="Segoe UI"/>
+                <w:i w:val="false"/>
+                <w:b w:val="false"/>
+                <w:u w:val="none"/>
+                <w:strike w:val="false"/>
+                <w:sz w:val="22"/>
+                <w:szCs w:val="22"/>
                 <w:color w:val="000000"/>
               </w:rPr>
             </w:pPr>
             <w:r xmlns:w="http://schemas.openxmlformats.org/wordprocessingml/2006/main" xmlns:wp="http://schemas.openxmlformats.org/drawingml/2006/wordprocessingDrawing" xmlns:r="http://schemas.openxmlformats.org/officeDocument/2006/relationships" xmlns:w14="http://schemas.microsoft.com/office/word/2010/wordml">
               <w:rPr>
-                <w:rFonts w:ascii="Open Sans Regular" w:hAnsi="Open Sans Regular" w:eastAsia="Open Sans Regular" w:cs="Open Sans Regular"/>
-                <w:i w:val="false"/>
-                <w:b w:val="false"/>
-                <w:u w:val="none"/>
-                <w:strike w:val="false"/>
-                <w:sz w:val="20"/>
-                <w:szCs w:val="20"/>
-                <w:color w:val="000000"/>
-              </w:rPr>
-              <w:t xml:space="preserve">28.3%</w:t>
+                <w:rFonts w:ascii="Segoe UI" w:hAnsi="Segoe UI" w:eastAsia="Segoe UI" w:cs="Segoe UI"/>
+                <w:i w:val="false"/>
+                <w:b w:val="false"/>
+                <w:u w:val="none"/>
+                <w:strike w:val="false"/>
+                <w:sz w:val="22"/>
+                <w:szCs w:val="22"/>
+                <w:color w:val="000000"/>
+              </w:rPr>
+              <w:t xml:space="preserve">44.3%</w:t>
             </w:r>
           </w:p>
         </w:tc>
@@ -706,28 +724,28 @@
               <w:spacing w:after="100" w:before="100" w:line="240"/>
               <w:ind w:left="100" w:right="100" w:firstLine="0" w:firstLineChars="0"/>
               <w:rPr>
-                <w:rFonts w:ascii="Open Sans Regular" w:hAnsi="Open Sans Regular" w:eastAsia="Open Sans Regular" w:cs="Open Sans Regular"/>
-                <w:i w:val="false"/>
-                <w:b w:val="false"/>
-                <w:u w:val="none"/>
-                <w:strike w:val="false"/>
-                <w:sz w:val="20"/>
-                <w:szCs w:val="20"/>
+                <w:rFonts w:ascii="Segoe UI" w:hAnsi="Segoe UI" w:eastAsia="Segoe UI" w:cs="Segoe UI"/>
+                <w:i w:val="false"/>
+                <w:b w:val="false"/>
+                <w:u w:val="none"/>
+                <w:strike w:val="false"/>
+                <w:sz w:val="22"/>
+                <w:szCs w:val="22"/>
                 <w:color w:val="000000"/>
               </w:rPr>
             </w:pPr>
             <w:r xmlns:w="http://schemas.openxmlformats.org/wordprocessingml/2006/main" xmlns:wp="http://schemas.openxmlformats.org/drawingml/2006/wordprocessingDrawing" xmlns:r="http://schemas.openxmlformats.org/officeDocument/2006/relationships" xmlns:w14="http://schemas.microsoft.com/office/word/2010/wordml">
               <w:rPr>
-                <w:rFonts w:ascii="Open Sans Regular" w:hAnsi="Open Sans Regular" w:eastAsia="Open Sans Regular" w:cs="Open Sans Regular"/>
-                <w:i w:val="false"/>
-                <w:b w:val="false"/>
-                <w:u w:val="none"/>
-                <w:strike w:val="false"/>
-                <w:sz w:val="20"/>
-                <w:szCs w:val="20"/>
-                <w:color w:val="000000"/>
-              </w:rPr>
-              <w:t xml:space="preserve">28.4%</w:t>
+                <w:rFonts w:ascii="Segoe UI" w:hAnsi="Segoe UI" w:eastAsia="Segoe UI" w:cs="Segoe UI"/>
+                <w:i w:val="false"/>
+                <w:b w:val="false"/>
+                <w:u w:val="none"/>
+                <w:strike w:val="false"/>
+                <w:sz w:val="22"/>
+                <w:szCs w:val="22"/>
+                <w:color w:val="000000"/>
+              </w:rPr>
+              <w:t xml:space="preserve">50.5%</w:t>
             </w:r>
           </w:p>
         </w:tc>
@@ -760,28 +778,28 @@
               <w:spacing w:after="100" w:before="100" w:line="240"/>
               <w:ind w:left="100" w:right="100" w:firstLine="0" w:firstLineChars="0"/>
               <w:rPr>
-                <w:rFonts w:ascii="Open Sans Regular" w:hAnsi="Open Sans Regular" w:eastAsia="Open Sans Regular" w:cs="Open Sans Regular"/>
-                <w:i w:val="false"/>
-                <w:b w:val="false"/>
-                <w:u w:val="none"/>
-                <w:strike w:val="false"/>
-                <w:sz w:val="20"/>
-                <w:szCs w:val="20"/>
+                <w:rFonts w:ascii="Segoe UI" w:hAnsi="Segoe UI" w:eastAsia="Segoe UI" w:cs="Segoe UI"/>
+                <w:i w:val="false"/>
+                <w:b w:val="false"/>
+                <w:u w:val="none"/>
+                <w:strike w:val="false"/>
+                <w:sz w:val="22"/>
+                <w:szCs w:val="22"/>
                 <w:color w:val="000000"/>
               </w:rPr>
             </w:pPr>
             <w:r xmlns:w="http://schemas.openxmlformats.org/wordprocessingml/2006/main" xmlns:wp="http://schemas.openxmlformats.org/drawingml/2006/wordprocessingDrawing" xmlns:r="http://schemas.openxmlformats.org/officeDocument/2006/relationships" xmlns:w14="http://schemas.microsoft.com/office/word/2010/wordml">
               <w:rPr>
-                <w:rFonts w:ascii="Open Sans Regular" w:hAnsi="Open Sans Regular" w:eastAsia="Open Sans Regular" w:cs="Open Sans Regular"/>
-                <w:i w:val="false"/>
-                <w:b w:val="false"/>
-                <w:u w:val="none"/>
-                <w:strike w:val="false"/>
-                <w:sz w:val="20"/>
-                <w:szCs w:val="20"/>
-                <w:color w:val="000000"/>
-              </w:rPr>
-              <w:t xml:space="preserve">16.9%</w:t>
+                <w:rFonts w:ascii="Segoe UI" w:hAnsi="Segoe UI" w:eastAsia="Segoe UI" w:cs="Segoe UI"/>
+                <w:i w:val="false"/>
+                <w:b w:val="false"/>
+                <w:u w:val="none"/>
+                <w:strike w:val="false"/>
+                <w:sz w:val="22"/>
+                <w:szCs w:val="22"/>
+                <w:color w:val="000000"/>
+              </w:rPr>
+              <w:t xml:space="preserve">31.8%</w:t>
             </w:r>
           </w:p>
         </w:tc>
@@ -814,28 +832,28 @@
               <w:spacing w:after="100" w:before="100" w:line="240"/>
               <w:ind w:left="100" w:right="100" w:firstLine="0" w:firstLineChars="0"/>
               <w:rPr>
-                <w:rFonts w:ascii="Open Sans Regular" w:hAnsi="Open Sans Regular" w:eastAsia="Open Sans Regular" w:cs="Open Sans Regular"/>
-                <w:i w:val="false"/>
-                <w:b w:val="false"/>
-                <w:u w:val="none"/>
-                <w:strike w:val="false"/>
-                <w:sz w:val="20"/>
-                <w:szCs w:val="20"/>
+                <w:rFonts w:ascii="Segoe UI" w:hAnsi="Segoe UI" w:eastAsia="Segoe UI" w:cs="Segoe UI"/>
+                <w:i w:val="false"/>
+                <w:b w:val="false"/>
+                <w:u w:val="none"/>
+                <w:strike w:val="false"/>
+                <w:sz w:val="22"/>
+                <w:szCs w:val="22"/>
                 <w:color w:val="000000"/>
               </w:rPr>
             </w:pPr>
             <w:r xmlns:w="http://schemas.openxmlformats.org/wordprocessingml/2006/main" xmlns:wp="http://schemas.openxmlformats.org/drawingml/2006/wordprocessingDrawing" xmlns:r="http://schemas.openxmlformats.org/officeDocument/2006/relationships" xmlns:w14="http://schemas.microsoft.com/office/word/2010/wordml">
               <w:rPr>
-                <w:rFonts w:ascii="Open Sans Regular" w:hAnsi="Open Sans Regular" w:eastAsia="Open Sans Regular" w:cs="Open Sans Regular"/>
-                <w:i w:val="false"/>
-                <w:b w:val="false"/>
-                <w:u w:val="none"/>
-                <w:strike w:val="false"/>
-                <w:sz w:val="20"/>
-                <w:szCs w:val="20"/>
-                <w:color w:val="000000"/>
-              </w:rPr>
-              <w:t xml:space="preserve">0.9%</w:t>
+                <w:rFonts w:ascii="Segoe UI" w:hAnsi="Segoe UI" w:eastAsia="Segoe UI" w:cs="Segoe UI"/>
+                <w:i w:val="false"/>
+                <w:b w:val="false"/>
+                <w:u w:val="none"/>
+                <w:strike w:val="false"/>
+                <w:sz w:val="22"/>
+                <w:szCs w:val="22"/>
+                <w:color w:val="000000"/>
+              </w:rPr>
+              <w:t xml:space="preserve">1.4%</w:t>
             </w:r>
           </w:p>
         </w:tc>
@@ -868,28 +886,28 @@
               <w:spacing w:after="100" w:before="100" w:line="240"/>
               <w:ind w:left="100" w:right="100" w:firstLine="0" w:firstLineChars="0"/>
               <w:rPr>
-                <w:rFonts w:ascii="Open Sans Regular" w:hAnsi="Open Sans Regular" w:eastAsia="Open Sans Regular" w:cs="Open Sans Regular"/>
-                <w:i w:val="false"/>
-                <w:b w:val="false"/>
-                <w:u w:val="none"/>
-                <w:strike w:val="false"/>
-                <w:sz w:val="20"/>
-                <w:szCs w:val="20"/>
+                <w:rFonts w:ascii="Segoe UI" w:hAnsi="Segoe UI" w:eastAsia="Segoe UI" w:cs="Segoe UI"/>
+                <w:i w:val="false"/>
+                <w:b w:val="false"/>
+                <w:u w:val="none"/>
+                <w:strike w:val="false"/>
+                <w:sz w:val="22"/>
+                <w:szCs w:val="22"/>
                 <w:color w:val="000000"/>
               </w:rPr>
             </w:pPr>
             <w:r xmlns:w="http://schemas.openxmlformats.org/wordprocessingml/2006/main" xmlns:wp="http://schemas.openxmlformats.org/drawingml/2006/wordprocessingDrawing" xmlns:r="http://schemas.openxmlformats.org/officeDocument/2006/relationships" xmlns:w14="http://schemas.microsoft.com/office/word/2010/wordml">
               <w:rPr>
-                <w:rFonts w:ascii="Open Sans Regular" w:hAnsi="Open Sans Regular" w:eastAsia="Open Sans Regular" w:cs="Open Sans Regular"/>
-                <w:i w:val="false"/>
-                <w:b w:val="false"/>
-                <w:u w:val="none"/>
-                <w:strike w:val="false"/>
-                <w:sz w:val="20"/>
-                <w:szCs w:val="20"/>
-                <w:color w:val="000000"/>
-              </w:rPr>
-              <w:t xml:space="preserve">0.0%</w:t>
+                <w:rFonts w:ascii="Segoe UI" w:hAnsi="Segoe UI" w:eastAsia="Segoe UI" w:cs="Segoe UI"/>
+                <w:i w:val="false"/>
+                <w:b w:val="false"/>
+                <w:u w:val="none"/>
+                <w:strike w:val="false"/>
+                <w:sz w:val="22"/>
+                <w:szCs w:val="22"/>
+                <w:color w:val="000000"/>
+              </w:rPr>
+              <w:t xml:space="preserve">0.3%</w:t>
             </w:r>
           </w:p>
         </w:tc>
@@ -928,25 +946,25 @@
               <w:spacing w:after="100" w:before="100" w:line="240"/>
               <w:ind w:left="100" w:right="100" w:firstLine="0" w:firstLineChars="0"/>
               <w:rPr>
-                <w:rFonts w:ascii="Open Sans Regular" w:hAnsi="Open Sans Regular" w:eastAsia="Open Sans Regular" w:cs="Open Sans Regular"/>
-                <w:i w:val="false"/>
-                <w:b w:val="false"/>
-                <w:u w:val="none"/>
-                <w:strike w:val="false"/>
-                <w:sz w:val="20"/>
-                <w:szCs w:val="20"/>
+                <w:rFonts w:ascii="Segoe UI" w:hAnsi="Segoe UI" w:eastAsia="Segoe UI" w:cs="Segoe UI"/>
+                <w:i w:val="false"/>
+                <w:b w:val="false"/>
+                <w:u w:val="none"/>
+                <w:strike w:val="false"/>
+                <w:sz w:val="22"/>
+                <w:szCs w:val="22"/>
                 <w:color w:val="000000"/>
               </w:rPr>
             </w:pPr>
             <w:r xmlns:w="http://schemas.openxmlformats.org/wordprocessingml/2006/main" xmlns:wp="http://schemas.openxmlformats.org/drawingml/2006/wordprocessingDrawing" xmlns:r="http://schemas.openxmlformats.org/officeDocument/2006/relationships" xmlns:w14="http://schemas.microsoft.com/office/word/2010/wordml">
               <w:rPr>
-                <w:rFonts w:ascii="Open Sans Regular" w:hAnsi="Open Sans Regular" w:eastAsia="Open Sans Regular" w:cs="Open Sans Regular"/>
-                <w:i w:val="false"/>
-                <w:b w:val="false"/>
-                <w:u w:val="none"/>
-                <w:strike w:val="false"/>
-                <w:sz w:val="20"/>
-                <w:szCs w:val="20"/>
+                <w:rFonts w:ascii="Segoe UI" w:hAnsi="Segoe UI" w:eastAsia="Segoe UI" w:cs="Segoe UI"/>
+                <w:i w:val="false"/>
+                <w:b w:val="false"/>
+                <w:u w:val="none"/>
+                <w:strike w:val="false"/>
+                <w:sz w:val="22"/>
+                <w:szCs w:val="22"/>
                 <w:color w:val="000000"/>
               </w:rPr>
               <w:t xml:space="preserve">Chinook, DNA Winter-run, Unclipped (Water Year)</w:t>
@@ -982,25 +1000,25 @@
               <w:spacing w:after="100" w:before="100" w:line="240"/>
               <w:ind w:left="100" w:right="100" w:firstLine="0" w:firstLineChars="0"/>
               <w:rPr>
-                <w:rFonts w:ascii="Open Sans Regular" w:hAnsi="Open Sans Regular" w:eastAsia="Open Sans Regular" w:cs="Open Sans Regular"/>
-                <w:i w:val="false"/>
-                <w:b w:val="false"/>
-                <w:u w:val="none"/>
-                <w:strike w:val="false"/>
-                <w:sz w:val="20"/>
-                <w:szCs w:val="20"/>
+                <w:rFonts w:ascii="Segoe UI" w:hAnsi="Segoe UI" w:eastAsia="Segoe UI" w:cs="Segoe UI"/>
+                <w:i w:val="false"/>
+                <w:b w:val="false"/>
+                <w:u w:val="none"/>
+                <w:strike w:val="false"/>
+                <w:sz w:val="22"/>
+                <w:szCs w:val="22"/>
                 <w:color w:val="000000"/>
               </w:rPr>
             </w:pPr>
             <w:r xmlns:w="http://schemas.openxmlformats.org/wordprocessingml/2006/main" xmlns:wp="http://schemas.openxmlformats.org/drawingml/2006/wordprocessingDrawing" xmlns:r="http://schemas.openxmlformats.org/officeDocument/2006/relationships" xmlns:w14="http://schemas.microsoft.com/office/word/2010/wordml">
               <w:rPr>
-                <w:rFonts w:ascii="Open Sans Regular" w:hAnsi="Open Sans Regular" w:eastAsia="Open Sans Regular" w:cs="Open Sans Regular"/>
-                <w:i w:val="false"/>
-                <w:b w:val="false"/>
-                <w:u w:val="none"/>
-                <w:strike w:val="false"/>
-                <w:sz w:val="20"/>
-                <w:szCs w:val="20"/>
+                <w:rFonts w:ascii="Segoe UI" w:hAnsi="Segoe UI" w:eastAsia="Segoe UI" w:cs="Segoe UI"/>
+                <w:i w:val="false"/>
+                <w:b w:val="false"/>
+                <w:u w:val="none"/>
+                <w:strike w:val="false"/>
+                <w:sz w:val="22"/>
+                <w:szCs w:val="22"/>
                 <w:color w:val="000000"/>
               </w:rPr>
               <w:t xml:space="preserve"/>
@@ -1036,25 +1054,25 @@
               <w:spacing w:after="100" w:before="100" w:line="240"/>
               <w:ind w:left="100" w:right="100" w:firstLine="0" w:firstLineChars="0"/>
               <w:rPr>
-                <w:rFonts w:ascii="Open Sans Regular" w:hAnsi="Open Sans Regular" w:eastAsia="Open Sans Regular" w:cs="Open Sans Regular"/>
-                <w:i w:val="false"/>
-                <w:b w:val="false"/>
-                <w:u w:val="none"/>
-                <w:strike w:val="false"/>
-                <w:sz w:val="20"/>
-                <w:szCs w:val="20"/>
+                <w:rFonts w:ascii="Segoe UI" w:hAnsi="Segoe UI" w:eastAsia="Segoe UI" w:cs="Segoe UI"/>
+                <w:i w:val="false"/>
+                <w:b w:val="false"/>
+                <w:u w:val="none"/>
+                <w:strike w:val="false"/>
+                <w:sz w:val="22"/>
+                <w:szCs w:val="22"/>
                 <w:color w:val="000000"/>
               </w:rPr>
             </w:pPr>
             <w:r xmlns:w="http://schemas.openxmlformats.org/wordprocessingml/2006/main" xmlns:wp="http://schemas.openxmlformats.org/drawingml/2006/wordprocessingDrawing" xmlns:r="http://schemas.openxmlformats.org/officeDocument/2006/relationships" xmlns:w14="http://schemas.microsoft.com/office/word/2010/wordml">
               <w:rPr>
-                <w:rFonts w:ascii="Open Sans Regular" w:hAnsi="Open Sans Regular" w:eastAsia="Open Sans Regular" w:cs="Open Sans Regular"/>
-                <w:i w:val="false"/>
-                <w:b w:val="false"/>
-                <w:u w:val="none"/>
-                <w:strike w:val="false"/>
-                <w:sz w:val="20"/>
-                <w:szCs w:val="20"/>
+                <w:rFonts w:ascii="Segoe UI" w:hAnsi="Segoe UI" w:eastAsia="Segoe UI" w:cs="Segoe UI"/>
+                <w:i w:val="false"/>
+                <w:b w:val="false"/>
+                <w:u w:val="none"/>
+                <w:strike w:val="false"/>
+                <w:sz w:val="22"/>
+                <w:szCs w:val="22"/>
                 <w:color w:val="000000"/>
               </w:rPr>
               <w:t xml:space="preserve"/>
@@ -1090,25 +1108,25 @@
               <w:spacing w:after="100" w:before="100" w:line="240"/>
               <w:ind w:left="100" w:right="100" w:firstLine="0" w:firstLineChars="0"/>
               <w:rPr>
-                <w:rFonts w:ascii="Open Sans Regular" w:hAnsi="Open Sans Regular" w:eastAsia="Open Sans Regular" w:cs="Open Sans Regular"/>
-                <w:i w:val="false"/>
-                <w:b w:val="false"/>
-                <w:u w:val="none"/>
-                <w:strike w:val="false"/>
-                <w:sz w:val="20"/>
-                <w:szCs w:val="20"/>
+                <w:rFonts w:ascii="Segoe UI" w:hAnsi="Segoe UI" w:eastAsia="Segoe UI" w:cs="Segoe UI"/>
+                <w:i w:val="false"/>
+                <w:b w:val="false"/>
+                <w:u w:val="none"/>
+                <w:strike w:val="false"/>
+                <w:sz w:val="22"/>
+                <w:szCs w:val="22"/>
                 <w:color w:val="000000"/>
               </w:rPr>
             </w:pPr>
             <w:r xmlns:w="http://schemas.openxmlformats.org/wordprocessingml/2006/main" xmlns:wp="http://schemas.openxmlformats.org/drawingml/2006/wordprocessingDrawing" xmlns:r="http://schemas.openxmlformats.org/officeDocument/2006/relationships" xmlns:w14="http://schemas.microsoft.com/office/word/2010/wordml">
               <w:rPr>
-                <w:rFonts w:ascii="Open Sans Regular" w:hAnsi="Open Sans Regular" w:eastAsia="Open Sans Regular" w:cs="Open Sans Regular"/>
-                <w:i w:val="false"/>
-                <w:b w:val="false"/>
-                <w:u w:val="none"/>
-                <w:strike w:val="false"/>
-                <w:sz w:val="20"/>
-                <w:szCs w:val="20"/>
+                <w:rFonts w:ascii="Segoe UI" w:hAnsi="Segoe UI" w:eastAsia="Segoe UI" w:cs="Segoe UI"/>
+                <w:i w:val="false"/>
+                <w:b w:val="false"/>
+                <w:u w:val="none"/>
+                <w:strike w:val="false"/>
+                <w:sz w:val="22"/>
+                <w:szCs w:val="22"/>
                 <w:color w:val="000000"/>
               </w:rPr>
               <w:t xml:space="preserve"/>
@@ -1144,25 +1162,25 @@
               <w:spacing w:after="100" w:before="100" w:line="240"/>
               <w:ind w:left="100" w:right="100" w:firstLine="0" w:firstLineChars="0"/>
               <w:rPr>
-                <w:rFonts w:ascii="Open Sans Regular" w:hAnsi="Open Sans Regular" w:eastAsia="Open Sans Regular" w:cs="Open Sans Regular"/>
-                <w:i w:val="false"/>
-                <w:b w:val="false"/>
-                <w:u w:val="none"/>
-                <w:strike w:val="false"/>
-                <w:sz w:val="20"/>
-                <w:szCs w:val="20"/>
+                <w:rFonts w:ascii="Segoe UI" w:hAnsi="Segoe UI" w:eastAsia="Segoe UI" w:cs="Segoe UI"/>
+                <w:i w:val="false"/>
+                <w:b w:val="false"/>
+                <w:u w:val="none"/>
+                <w:strike w:val="false"/>
+                <w:sz w:val="22"/>
+                <w:szCs w:val="22"/>
                 <w:color w:val="000000"/>
               </w:rPr>
             </w:pPr>
             <w:r xmlns:w="http://schemas.openxmlformats.org/wordprocessingml/2006/main" xmlns:wp="http://schemas.openxmlformats.org/drawingml/2006/wordprocessingDrawing" xmlns:r="http://schemas.openxmlformats.org/officeDocument/2006/relationships" xmlns:w14="http://schemas.microsoft.com/office/word/2010/wordml">
               <w:rPr>
-                <w:rFonts w:ascii="Open Sans Regular" w:hAnsi="Open Sans Regular" w:eastAsia="Open Sans Regular" w:cs="Open Sans Regular"/>
-                <w:i w:val="false"/>
-                <w:b w:val="false"/>
-                <w:u w:val="none"/>
-                <w:strike w:val="false"/>
-                <w:sz w:val="20"/>
-                <w:szCs w:val="20"/>
+                <w:rFonts w:ascii="Segoe UI" w:hAnsi="Segoe UI" w:eastAsia="Segoe UI" w:cs="Segoe UI"/>
+                <w:i w:val="false"/>
+                <w:b w:val="false"/>
+                <w:u w:val="none"/>
+                <w:strike w:val="false"/>
+                <w:sz w:val="22"/>
+                <w:szCs w:val="22"/>
                 <w:color w:val="000000"/>
               </w:rPr>
               <w:t xml:space="preserve"/>
@@ -1198,25 +1216,25 @@
               <w:spacing w:after="100" w:before="100" w:line="240"/>
               <w:ind w:left="100" w:right="100" w:firstLine="0" w:firstLineChars="0"/>
               <w:rPr>
-                <w:rFonts w:ascii="Open Sans Regular" w:hAnsi="Open Sans Regular" w:eastAsia="Open Sans Regular" w:cs="Open Sans Regular"/>
-                <w:i w:val="false"/>
-                <w:b w:val="false"/>
-                <w:u w:val="none"/>
-                <w:strike w:val="false"/>
-                <w:sz w:val="20"/>
-                <w:szCs w:val="20"/>
+                <w:rFonts w:ascii="Segoe UI" w:hAnsi="Segoe UI" w:eastAsia="Segoe UI" w:cs="Segoe UI"/>
+                <w:i w:val="false"/>
+                <w:b w:val="false"/>
+                <w:u w:val="none"/>
+                <w:strike w:val="false"/>
+                <w:sz w:val="22"/>
+                <w:szCs w:val="22"/>
                 <w:color w:val="000000"/>
               </w:rPr>
             </w:pPr>
             <w:r xmlns:w="http://schemas.openxmlformats.org/wordprocessingml/2006/main" xmlns:wp="http://schemas.openxmlformats.org/drawingml/2006/wordprocessingDrawing" xmlns:r="http://schemas.openxmlformats.org/officeDocument/2006/relationships" xmlns:w14="http://schemas.microsoft.com/office/word/2010/wordml">
               <w:rPr>
-                <w:rFonts w:ascii="Open Sans Regular" w:hAnsi="Open Sans Regular" w:eastAsia="Open Sans Regular" w:cs="Open Sans Regular"/>
-                <w:i w:val="false"/>
-                <w:b w:val="false"/>
-                <w:u w:val="none"/>
-                <w:strike w:val="false"/>
-                <w:sz w:val="20"/>
-                <w:szCs w:val="20"/>
+                <w:rFonts w:ascii="Segoe UI" w:hAnsi="Segoe UI" w:eastAsia="Segoe UI" w:cs="Segoe UI"/>
+                <w:i w:val="false"/>
+                <w:b w:val="false"/>
+                <w:u w:val="none"/>
+                <w:strike w:val="false"/>
+                <w:sz w:val="22"/>
+                <w:szCs w:val="22"/>
                 <w:color w:val="000000"/>
               </w:rPr>
               <w:t xml:space="preserve"/>
@@ -1252,28 +1270,28 @@
               <w:spacing w:after="100" w:before="100" w:line="240"/>
               <w:ind w:left="100" w:right="100" w:firstLine="0" w:firstLineChars="0"/>
               <w:rPr>
-                <w:rFonts w:ascii="Open Sans Regular" w:hAnsi="Open Sans Regular" w:eastAsia="Open Sans Regular" w:cs="Open Sans Regular"/>
-                <w:i w:val="false"/>
-                <w:b w:val="false"/>
-                <w:u w:val="none"/>
-                <w:strike w:val="false"/>
-                <w:sz w:val="20"/>
-                <w:szCs w:val="20"/>
+                <w:rFonts w:ascii="Segoe UI" w:hAnsi="Segoe UI" w:eastAsia="Segoe UI" w:cs="Segoe UI"/>
+                <w:i w:val="false"/>
+                <w:b w:val="false"/>
+                <w:u w:val="none"/>
+                <w:strike w:val="false"/>
+                <w:sz w:val="22"/>
+                <w:szCs w:val="22"/>
                 <w:color w:val="000000"/>
               </w:rPr>
             </w:pPr>
             <w:r xmlns:w="http://schemas.openxmlformats.org/wordprocessingml/2006/main" xmlns:wp="http://schemas.openxmlformats.org/drawingml/2006/wordprocessingDrawing" xmlns:r="http://schemas.openxmlformats.org/officeDocument/2006/relationships" xmlns:w14="http://schemas.microsoft.com/office/word/2010/wordml">
               <w:rPr>
-                <w:rFonts w:ascii="Open Sans Regular" w:hAnsi="Open Sans Regular" w:eastAsia="Open Sans Regular" w:cs="Open Sans Regular"/>
-                <w:i w:val="false"/>
-                <w:b w:val="false"/>
-                <w:u w:val="none"/>
-                <w:strike w:val="false"/>
-                <w:sz w:val="20"/>
-                <w:szCs w:val="20"/>
-                <w:color w:val="000000"/>
-              </w:rPr>
-              <w:t xml:space="preserve">0.0%</w:t>
+                <w:rFonts w:ascii="Segoe UI" w:hAnsi="Segoe UI" w:eastAsia="Segoe UI" w:cs="Segoe UI"/>
+                <w:i w:val="false"/>
+                <w:b w:val="false"/>
+                <w:u w:val="none"/>
+                <w:strike w:val="false"/>
+                <w:sz w:val="22"/>
+                <w:szCs w:val="22"/>
+                <w:color w:val="000000"/>
+              </w:rPr>
+              <w:t xml:space="preserve">0.5%</w:t>
             </w:r>
           </w:p>
         </w:tc>
@@ -1294,7 +1312,7 @@
         <w:pStyle w:val="FirstParagraph"/>
       </w:pPr>
       <w:r>
-        <w:t xml:space="preserve">The Juvenile Production Estimate has not been established for the current water year so thresholds are absent or are included from the previous water year. As of December 02 cumulative loss of genetically confirmed winter-run is 0 or 0.00% of the annual loss threshold. Cumulative loss in the past 7 days has been 0.</w:t>
+        <w:t xml:space="preserve">The Juvenile Production Estimate has not been established for the current water year so thresholds are absent or are included from the previous water year. As of December 15 cumulative loss of genetically confirmed winter-run is 0 or 0.00% of the annual loss threshold. Cumulative loss in the past 7 days has been 0.</w:t>
       </w:r>
     </w:p>
     <w:p>
@@ -1375,7 +1393,7 @@
         <w:pStyle w:val="BodyText"/>
       </w:pPr>
       <w:r>
-        <w:t xml:space="preserve">As of December 02, overall through delta STARs estimated survival probability (with 80% credible intervals) is 0.28 (0.18-0.37) placing it in the 26th percentile of historical STARs survival estimates for the month of December (WYs 2018-2025). STARs estimated rounting and survival probabilities (with 80% credible intervals) into the interior delta are 0.13 (0.1-0.17) and 0.08 (0.02-0.15), respectively, corresponding to the 83th and 22th percentiles of historical December estimates (WYs 2018-2025).</w:t>
+        <w:t xml:space="preserve">As of December 14, overall through delta STARs estimated survival probability (with 80% credible intervals) is 0.25 (0.12-0.38) placing it in the 19th percentile of historical STARs survival estimates for the month of December (WYs 2018-2025). STARs estimated routing and survival probabilities (with 80% credible intervals) into the interior delta are 0.13 (0.1-0.16) and 0.07 (0.01-0.16), respectively, corresponding to the 76th and 22th percentiles of historical December estimates (WYs 2018-2025).</w:t>
       </w:r>
     </w:p>
     <w:p>
@@ -1614,7 +1632,25 @@
         <w:pStyle w:val="FirstParagraph"/>
       </w:pPr>
       <w:r>
-        <w:t xml:space="preserve">Historically, as of Dec 02, 0% of CCV steelhead have entered the delta based on Knights Landing RST catch, 0% have exited the delta based on Chipps Island Trawl Catch, and 1.0% have been salvaged.</w:t>
+        <w:t xml:space="preserve">Historically, as of Dec 15, 0% of CCV steelhead have entered the delta based on Knights Landing RST catch, 0% have exited the delta based on Chipps Island Trawl Catch, and 1.1% have been salvaged.</w:t>
+      </w:r>
+    </w:p>
+    <w:p>
+      <w:pPr>
+        <w:pStyle w:val="BodyText"/>
+      </w:pPr>
+      <w:r>
+        <w:rPr>
+          <w:b/>
+          <w:bCs/>
+        </w:rPr>
+        <w:t xml:space="preserve">Table 2.</w:t>
+      </w:r>
+      <w:r>
+        <w:t xml:space="preserve"> </w:t>
+      </w:r>
+      <w:r>
+        <w:t xml:space="preserve">Average Percent of annual emigrating population for unclipped CCV steelhead captured at the following locations and salvaged at SWP and CVP Delta facilities for the past 10 years.</w:t>
       </w:r>
     </w:p>
     <w:tbl xmlns:w="http://schemas.openxmlformats.org/wordprocessingml/2006/main" xmlns:r="http://schemas.openxmlformats.org/officeDocument/2006/relationships" xmlns:w14="http://schemas.microsoft.com/office/word/2010/wordml" xmlns:wp="http://schemas.openxmlformats.org/drawingml/2006/wordprocessingDrawing" xmlns:a="http://schemas.openxmlformats.org/drawingml/2006/main" xmlns:pic="http://schemas.openxmlformats.org/drawingml/2006/picture">
@@ -1624,13 +1660,13 @@
         <w:tblLook w:firstRow="1" w:lastRow="0" w:firstColumn="0" w:lastColumn="0" w:noHBand="0" w:noVBand="1"/>
       </w:tblPr>
       <w:tblGrid>
-        <w:gridCol w:w="1080"/>
-        <w:gridCol w:w="1080"/>
-        <w:gridCol w:w="1080"/>
-        <w:gridCol w:w="1080"/>
-        <w:gridCol w:w="1080"/>
-        <w:gridCol w:w="1080"/>
-        <w:gridCol w:w="1080"/>
+        <w:gridCol w:w="1440"/>
+        <w:gridCol w:w="1440"/>
+        <w:gridCol w:w="1440"/>
+        <w:gridCol w:w="1440"/>
+        <w:gridCol w:w="1440"/>
+        <w:gridCol w:w="1440"/>
+        <w:gridCol w:w="1440"/>
       </w:tblGrid>
       <w:tr>
         <w:trPr>
@@ -1667,25 +1703,25 @@
               <w:spacing w:after="100" w:before="100" w:line="240"/>
               <w:ind w:left="100" w:right="100" w:firstLine="0" w:firstLineChars="0"/>
               <w:rPr>
-                <w:rFonts w:ascii="Open Sans Regular" w:hAnsi="Open Sans Regular" w:eastAsia="Open Sans Regular" w:cs="Open Sans Regular"/>
-                <w:i w:val="false"/>
-                <w:b w:val="true"/>
-                <w:u w:val="none"/>
-                <w:strike w:val="false"/>
-                <w:sz w:val="22"/>
-                <w:szCs w:val="22"/>
+                <w:rFonts w:ascii="Segoe UI Semibold" w:hAnsi="Segoe UI Semibold" w:eastAsia="Segoe UI Semibold" w:cs="Segoe UI Semibold"/>
+                <w:i w:val="false"/>
+                <w:b w:val="false"/>
+                <w:u w:val="none"/>
+                <w:strike w:val="false"/>
+                <w:sz w:val="24"/>
+                <w:szCs w:val="24"/>
                 <w:color w:val="000000"/>
               </w:rPr>
             </w:pPr>
             <w:r xmlns:w="http://schemas.openxmlformats.org/wordprocessingml/2006/main" xmlns:wp="http://schemas.openxmlformats.org/drawingml/2006/wordprocessingDrawing" xmlns:r="http://schemas.openxmlformats.org/officeDocument/2006/relationships" xmlns:w14="http://schemas.microsoft.com/office/word/2010/wordml">
               <w:rPr>
-                <w:rFonts w:ascii="Open Sans Regular" w:hAnsi="Open Sans Regular" w:eastAsia="Open Sans Regular" w:cs="Open Sans Regular"/>
-                <w:i w:val="false"/>
-                <w:b w:val="true"/>
-                <w:u w:val="none"/>
-                <w:strike w:val="false"/>
-                <w:sz w:val="22"/>
-                <w:szCs w:val="22"/>
+                <w:rFonts w:ascii="Segoe UI Semibold" w:hAnsi="Segoe UI Semibold" w:eastAsia="Segoe UI Semibold" w:cs="Segoe UI Semibold"/>
+                <w:i w:val="false"/>
+                <w:b w:val="false"/>
+                <w:u w:val="none"/>
+                <w:strike w:val="false"/>
+                <w:sz w:val="24"/>
+                <w:szCs w:val="24"/>
                 <w:color w:val="000000"/>
               </w:rPr>
               <w:t xml:space="preserve">Species</w:t>
@@ -1721,25 +1757,25 @@
               <w:spacing w:after="100" w:before="100" w:line="240"/>
               <w:ind w:left="100" w:right="100" w:firstLine="0" w:firstLineChars="0"/>
               <w:rPr>
-                <w:rFonts w:ascii="Open Sans Regular" w:hAnsi="Open Sans Regular" w:eastAsia="Open Sans Regular" w:cs="Open Sans Regular"/>
-                <w:i w:val="false"/>
-                <w:b w:val="true"/>
-                <w:u w:val="none"/>
-                <w:strike w:val="false"/>
-                <w:sz w:val="22"/>
-                <w:szCs w:val="22"/>
+                <w:rFonts w:ascii="Segoe UI Semibold" w:hAnsi="Segoe UI Semibold" w:eastAsia="Segoe UI Semibold" w:cs="Segoe UI Semibold"/>
+                <w:i w:val="false"/>
+                <w:b w:val="false"/>
+                <w:u w:val="none"/>
+                <w:strike w:val="false"/>
+                <w:sz w:val="24"/>
+                <w:szCs w:val="24"/>
                 <w:color w:val="000000"/>
               </w:rPr>
             </w:pPr>
             <w:r xmlns:w="http://schemas.openxmlformats.org/wordprocessingml/2006/main" xmlns:wp="http://schemas.openxmlformats.org/drawingml/2006/wordprocessingDrawing" xmlns:r="http://schemas.openxmlformats.org/officeDocument/2006/relationships" xmlns:w14="http://schemas.microsoft.com/office/word/2010/wordml">
               <w:rPr>
-                <w:rFonts w:ascii="Open Sans Regular" w:hAnsi="Open Sans Regular" w:eastAsia="Open Sans Regular" w:cs="Open Sans Regular"/>
-                <w:i w:val="false"/>
-                <w:b w:val="true"/>
-                <w:u w:val="none"/>
-                <w:strike w:val="false"/>
-                <w:sz w:val="22"/>
-                <w:szCs w:val="22"/>
+                <w:rFonts w:ascii="Segoe UI Semibold" w:hAnsi="Segoe UI Semibold" w:eastAsia="Segoe UI Semibold" w:cs="Segoe UI Semibold"/>
+                <w:i w:val="false"/>
+                <w:b w:val="false"/>
+                <w:u w:val="none"/>
+                <w:strike w:val="false"/>
+                <w:sz w:val="24"/>
+                <w:szCs w:val="24"/>
                 <w:color w:val="000000"/>
               </w:rPr>
               <w:t xml:space="preserve">Red Bluff Diversion Dam</w:t>
@@ -1775,25 +1811,25 @@
               <w:spacing w:after="100" w:before="100" w:line="240"/>
               <w:ind w:left="100" w:right="100" w:firstLine="0" w:firstLineChars="0"/>
               <w:rPr>
-                <w:rFonts w:ascii="Open Sans Regular" w:hAnsi="Open Sans Regular" w:eastAsia="Open Sans Regular" w:cs="Open Sans Regular"/>
-                <w:i w:val="false"/>
-                <w:b w:val="true"/>
-                <w:u w:val="none"/>
-                <w:strike w:val="false"/>
-                <w:sz w:val="22"/>
-                <w:szCs w:val="22"/>
+                <w:rFonts w:ascii="Segoe UI Semibold" w:hAnsi="Segoe UI Semibold" w:eastAsia="Segoe UI Semibold" w:cs="Segoe UI Semibold"/>
+                <w:i w:val="false"/>
+                <w:b w:val="false"/>
+                <w:u w:val="none"/>
+                <w:strike w:val="false"/>
+                <w:sz w:val="24"/>
+                <w:szCs w:val="24"/>
                 <w:color w:val="000000"/>
               </w:rPr>
             </w:pPr>
             <w:r xmlns:w="http://schemas.openxmlformats.org/wordprocessingml/2006/main" xmlns:wp="http://schemas.openxmlformats.org/drawingml/2006/wordprocessingDrawing" xmlns:r="http://schemas.openxmlformats.org/officeDocument/2006/relationships" xmlns:w14="http://schemas.microsoft.com/office/word/2010/wordml">
               <w:rPr>
-                <w:rFonts w:ascii="Open Sans Regular" w:hAnsi="Open Sans Regular" w:eastAsia="Open Sans Regular" w:cs="Open Sans Regular"/>
-                <w:i w:val="false"/>
-                <w:b w:val="true"/>
-                <w:u w:val="none"/>
-                <w:strike w:val="false"/>
-                <w:sz w:val="22"/>
-                <w:szCs w:val="22"/>
+                <w:rFonts w:ascii="Segoe UI Semibold" w:hAnsi="Segoe UI Semibold" w:eastAsia="Segoe UI Semibold" w:cs="Segoe UI Semibold"/>
+                <w:i w:val="false"/>
+                <w:b w:val="false"/>
+                <w:u w:val="none"/>
+                <w:strike w:val="false"/>
+                <w:sz w:val="24"/>
+                <w:szCs w:val="24"/>
                 <w:color w:val="000000"/>
               </w:rPr>
               <w:t xml:space="preserve">Tisdale RST</w:t>
@@ -1829,25 +1865,25 @@
               <w:spacing w:after="100" w:before="100" w:line="240"/>
               <w:ind w:left="100" w:right="100" w:firstLine="0" w:firstLineChars="0"/>
               <w:rPr>
-                <w:rFonts w:ascii="Open Sans Regular" w:hAnsi="Open Sans Regular" w:eastAsia="Open Sans Regular" w:cs="Open Sans Regular"/>
-                <w:i w:val="false"/>
-                <w:b w:val="true"/>
-                <w:u w:val="none"/>
-                <w:strike w:val="false"/>
-                <w:sz w:val="22"/>
-                <w:szCs w:val="22"/>
+                <w:rFonts w:ascii="Segoe UI Semibold" w:hAnsi="Segoe UI Semibold" w:eastAsia="Segoe UI Semibold" w:cs="Segoe UI Semibold"/>
+                <w:i w:val="false"/>
+                <w:b w:val="false"/>
+                <w:u w:val="none"/>
+                <w:strike w:val="false"/>
+                <w:sz w:val="24"/>
+                <w:szCs w:val="24"/>
                 <w:color w:val="000000"/>
               </w:rPr>
             </w:pPr>
             <w:r xmlns:w="http://schemas.openxmlformats.org/wordprocessingml/2006/main" xmlns:wp="http://schemas.openxmlformats.org/drawingml/2006/wordprocessingDrawing" xmlns:r="http://schemas.openxmlformats.org/officeDocument/2006/relationships" xmlns:w14="http://schemas.microsoft.com/office/word/2010/wordml">
               <w:rPr>
-                <w:rFonts w:ascii="Open Sans Regular" w:hAnsi="Open Sans Regular" w:eastAsia="Open Sans Regular" w:cs="Open Sans Regular"/>
-                <w:i w:val="false"/>
-                <w:b w:val="true"/>
-                <w:u w:val="none"/>
-                <w:strike w:val="false"/>
-                <w:sz w:val="22"/>
-                <w:szCs w:val="22"/>
+                <w:rFonts w:ascii="Segoe UI Semibold" w:hAnsi="Segoe UI Semibold" w:eastAsia="Segoe UI Semibold" w:cs="Segoe UI Semibold"/>
+                <w:i w:val="false"/>
+                <w:b w:val="false"/>
+                <w:u w:val="none"/>
+                <w:strike w:val="false"/>
+                <w:sz w:val="24"/>
+                <w:szCs w:val="24"/>
                 <w:color w:val="000000"/>
               </w:rPr>
               <w:t xml:space="preserve">Knights Landing RST</w:t>
@@ -1883,25 +1919,25 @@
               <w:spacing w:after="100" w:before="100" w:line="240"/>
               <w:ind w:left="100" w:right="100" w:firstLine="0" w:firstLineChars="0"/>
               <w:rPr>
-                <w:rFonts w:ascii="Open Sans Regular" w:hAnsi="Open Sans Regular" w:eastAsia="Open Sans Regular" w:cs="Open Sans Regular"/>
-                <w:i w:val="false"/>
-                <w:b w:val="true"/>
-                <w:u w:val="none"/>
-                <w:strike w:val="false"/>
-                <w:sz w:val="22"/>
-                <w:szCs w:val="22"/>
+                <w:rFonts w:ascii="Segoe UI Semibold" w:hAnsi="Segoe UI Semibold" w:eastAsia="Segoe UI Semibold" w:cs="Segoe UI Semibold"/>
+                <w:i w:val="false"/>
+                <w:b w:val="false"/>
+                <w:u w:val="none"/>
+                <w:strike w:val="false"/>
+                <w:sz w:val="24"/>
+                <w:szCs w:val="24"/>
                 <w:color w:val="000000"/>
               </w:rPr>
             </w:pPr>
             <w:r xmlns:w="http://schemas.openxmlformats.org/wordprocessingml/2006/main" xmlns:wp="http://schemas.openxmlformats.org/drawingml/2006/wordprocessingDrawing" xmlns:r="http://schemas.openxmlformats.org/officeDocument/2006/relationships" xmlns:w14="http://schemas.microsoft.com/office/word/2010/wordml">
               <w:rPr>
-                <w:rFonts w:ascii="Open Sans Regular" w:hAnsi="Open Sans Regular" w:eastAsia="Open Sans Regular" w:cs="Open Sans Regular"/>
-                <w:i w:val="false"/>
-                <w:b w:val="true"/>
-                <w:u w:val="none"/>
-                <w:strike w:val="false"/>
-                <w:sz w:val="22"/>
-                <w:szCs w:val="22"/>
+                <w:rFonts w:ascii="Segoe UI Semibold" w:hAnsi="Segoe UI Semibold" w:eastAsia="Segoe UI Semibold" w:cs="Segoe UI Semibold"/>
+                <w:i w:val="false"/>
+                <w:b w:val="false"/>
+                <w:u w:val="none"/>
+                <w:strike w:val="false"/>
+                <w:sz w:val="24"/>
+                <w:szCs w:val="24"/>
                 <w:color w:val="000000"/>
               </w:rPr>
               <w:t xml:space="preserve">Sac Trawl (Sherwood)</w:t>
@@ -1937,25 +1973,25 @@
               <w:spacing w:after="100" w:before="100" w:line="240"/>
               <w:ind w:left="100" w:right="100" w:firstLine="0" w:firstLineChars="0"/>
               <w:rPr>
-                <w:rFonts w:ascii="Open Sans Regular" w:hAnsi="Open Sans Regular" w:eastAsia="Open Sans Regular" w:cs="Open Sans Regular"/>
-                <w:i w:val="false"/>
-                <w:b w:val="true"/>
-                <w:u w:val="none"/>
-                <w:strike w:val="false"/>
-                <w:sz w:val="22"/>
-                <w:szCs w:val="22"/>
+                <w:rFonts w:ascii="Segoe UI Semibold" w:hAnsi="Segoe UI Semibold" w:eastAsia="Segoe UI Semibold" w:cs="Segoe UI Semibold"/>
+                <w:i w:val="false"/>
+                <w:b w:val="false"/>
+                <w:u w:val="none"/>
+                <w:strike w:val="false"/>
+                <w:sz w:val="24"/>
+                <w:szCs w:val="24"/>
                 <w:color w:val="000000"/>
               </w:rPr>
             </w:pPr>
             <w:r xmlns:w="http://schemas.openxmlformats.org/wordprocessingml/2006/main" xmlns:wp="http://schemas.openxmlformats.org/drawingml/2006/wordprocessingDrawing" xmlns:r="http://schemas.openxmlformats.org/officeDocument/2006/relationships" xmlns:w14="http://schemas.microsoft.com/office/word/2010/wordml">
               <w:rPr>
-                <w:rFonts w:ascii="Open Sans Regular" w:hAnsi="Open Sans Regular" w:eastAsia="Open Sans Regular" w:cs="Open Sans Regular"/>
-                <w:i w:val="false"/>
-                <w:b w:val="true"/>
-                <w:u w:val="none"/>
-                <w:strike w:val="false"/>
-                <w:sz w:val="22"/>
-                <w:szCs w:val="22"/>
+                <w:rFonts w:ascii="Segoe UI Semibold" w:hAnsi="Segoe UI Semibold" w:eastAsia="Segoe UI Semibold" w:cs="Segoe UI Semibold"/>
+                <w:i w:val="false"/>
+                <w:b w:val="false"/>
+                <w:u w:val="none"/>
+                <w:strike w:val="false"/>
+                <w:sz w:val="24"/>
+                <w:szCs w:val="24"/>
                 <w:color w:val="000000"/>
               </w:rPr>
               <w:t xml:space="preserve">Chipps Island Trawl</w:t>
@@ -1991,25 +2027,25 @@
               <w:spacing w:after="100" w:before="100" w:line="240"/>
               <w:ind w:left="100" w:right="100" w:firstLine="0" w:firstLineChars="0"/>
               <w:rPr>
-                <w:rFonts w:ascii="Open Sans Regular" w:hAnsi="Open Sans Regular" w:eastAsia="Open Sans Regular" w:cs="Open Sans Regular"/>
-                <w:i w:val="false"/>
-                <w:b w:val="true"/>
-                <w:u w:val="none"/>
-                <w:strike w:val="false"/>
-                <w:sz w:val="22"/>
-                <w:szCs w:val="22"/>
+                <w:rFonts w:ascii="Segoe UI Semibold" w:hAnsi="Segoe UI Semibold" w:eastAsia="Segoe UI Semibold" w:cs="Segoe UI Semibold"/>
+                <w:i w:val="false"/>
+                <w:b w:val="false"/>
+                <w:u w:val="none"/>
+                <w:strike w:val="false"/>
+                <w:sz w:val="24"/>
+                <w:szCs w:val="24"/>
                 <w:color w:val="000000"/>
               </w:rPr>
             </w:pPr>
             <w:r xmlns:w="http://schemas.openxmlformats.org/wordprocessingml/2006/main" xmlns:wp="http://schemas.openxmlformats.org/drawingml/2006/wordprocessingDrawing" xmlns:r="http://schemas.openxmlformats.org/officeDocument/2006/relationships" xmlns:w14="http://schemas.microsoft.com/office/word/2010/wordml">
               <w:rPr>
-                <w:rFonts w:ascii="Open Sans Regular" w:hAnsi="Open Sans Regular" w:eastAsia="Open Sans Regular" w:cs="Open Sans Regular"/>
-                <w:i w:val="false"/>
-                <w:b w:val="true"/>
-                <w:u w:val="none"/>
-                <w:strike w:val="false"/>
-                <w:sz w:val="22"/>
-                <w:szCs w:val="22"/>
+                <w:rFonts w:ascii="Segoe UI Semibold" w:hAnsi="Segoe UI Semibold" w:eastAsia="Segoe UI Semibold" w:cs="Segoe UI Semibold"/>
+                <w:i w:val="false"/>
+                <w:b w:val="false"/>
+                <w:u w:val="none"/>
+                <w:strike w:val="false"/>
+                <w:sz w:val="24"/>
+                <w:szCs w:val="24"/>
                 <w:color w:val="000000"/>
               </w:rPr>
               <w:t xml:space="preserve">Salvage</w:t>
@@ -2051,25 +2087,25 @@
               <w:spacing w:after="100" w:before="100" w:line="240"/>
               <w:ind w:left="100" w:right="100" w:firstLine="0" w:firstLineChars="0"/>
               <w:rPr>
-                <w:rFonts w:ascii="Open Sans Regular" w:hAnsi="Open Sans Regular" w:eastAsia="Open Sans Regular" w:cs="Open Sans Regular"/>
-                <w:i w:val="false"/>
-                <w:b w:val="false"/>
-                <w:u w:val="none"/>
-                <w:strike w:val="false"/>
-                <w:sz w:val="20"/>
-                <w:szCs w:val="20"/>
+                <w:rFonts w:ascii="Segoe UI" w:hAnsi="Segoe UI" w:eastAsia="Segoe UI" w:cs="Segoe UI"/>
+                <w:i w:val="false"/>
+                <w:b w:val="false"/>
+                <w:u w:val="none"/>
+                <w:strike w:val="false"/>
+                <w:sz w:val="22"/>
+                <w:szCs w:val="22"/>
                 <w:color w:val="000000"/>
               </w:rPr>
             </w:pPr>
             <w:r xmlns:w="http://schemas.openxmlformats.org/wordprocessingml/2006/main" xmlns:wp="http://schemas.openxmlformats.org/drawingml/2006/wordprocessingDrawing" xmlns:r="http://schemas.openxmlformats.org/officeDocument/2006/relationships" xmlns:w14="http://schemas.microsoft.com/office/word/2010/wordml">
               <w:rPr>
-                <w:rFonts w:ascii="Open Sans Regular" w:hAnsi="Open Sans Regular" w:eastAsia="Open Sans Regular" w:cs="Open Sans Regular"/>
-                <w:i w:val="false"/>
-                <w:b w:val="false"/>
-                <w:u w:val="none"/>
-                <w:strike w:val="false"/>
-                <w:sz w:val="20"/>
-                <w:szCs w:val="20"/>
+                <w:rFonts w:ascii="Segoe UI" w:hAnsi="Segoe UI" w:eastAsia="Segoe UI" w:cs="Segoe UI"/>
+                <w:i w:val="false"/>
+                <w:b w:val="false"/>
+                <w:u w:val="none"/>
+                <w:strike w:val="false"/>
+                <w:sz w:val="22"/>
+                <w:szCs w:val="22"/>
                 <w:color w:val="000000"/>
               </w:rPr>
               <w:t xml:space="preserve">Steelhead, Unclipped</w:t>
@@ -2105,25 +2141,25 @@
               <w:spacing w:after="100" w:before="100" w:line="240"/>
               <w:ind w:left="100" w:right="100" w:firstLine="0" w:firstLineChars="0"/>
               <w:rPr>
-                <w:rFonts w:ascii="Open Sans Regular" w:hAnsi="Open Sans Regular" w:eastAsia="Open Sans Regular" w:cs="Open Sans Regular"/>
-                <w:i w:val="false"/>
-                <w:b w:val="false"/>
-                <w:u w:val="none"/>
-                <w:strike w:val="false"/>
-                <w:sz w:val="20"/>
-                <w:szCs w:val="20"/>
+                <w:rFonts w:ascii="Segoe UI" w:hAnsi="Segoe UI" w:eastAsia="Segoe UI" w:cs="Segoe UI"/>
+                <w:i w:val="false"/>
+                <w:b w:val="false"/>
+                <w:u w:val="none"/>
+                <w:strike w:val="false"/>
+                <w:sz w:val="22"/>
+                <w:szCs w:val="22"/>
                 <w:color w:val="000000"/>
               </w:rPr>
             </w:pPr>
             <w:r xmlns:w="http://schemas.openxmlformats.org/wordprocessingml/2006/main" xmlns:wp="http://schemas.openxmlformats.org/drawingml/2006/wordprocessingDrawing" xmlns:r="http://schemas.openxmlformats.org/officeDocument/2006/relationships" xmlns:w14="http://schemas.microsoft.com/office/word/2010/wordml">
               <w:rPr>
-                <w:rFonts w:ascii="Open Sans Regular" w:hAnsi="Open Sans Regular" w:eastAsia="Open Sans Regular" w:cs="Open Sans Regular"/>
-                <w:i w:val="false"/>
-                <w:b w:val="false"/>
-                <w:u w:val="none"/>
-                <w:strike w:val="false"/>
-                <w:sz w:val="20"/>
-                <w:szCs w:val="20"/>
+                <w:rFonts w:ascii="Segoe UI" w:hAnsi="Segoe UI" w:eastAsia="Segoe UI" w:cs="Segoe UI"/>
+                <w:i w:val="false"/>
+                <w:b w:val="false"/>
+                <w:u w:val="none"/>
+                <w:strike w:val="false"/>
+                <w:sz w:val="22"/>
+                <w:szCs w:val="22"/>
                 <w:color w:val="000000"/>
               </w:rPr>
               <w:t xml:space="preserve"/>
@@ -2159,25 +2195,25 @@
               <w:spacing w:after="100" w:before="100" w:line="240"/>
               <w:ind w:left="100" w:right="100" w:firstLine="0" w:firstLineChars="0"/>
               <w:rPr>
-                <w:rFonts w:ascii="Open Sans Regular" w:hAnsi="Open Sans Regular" w:eastAsia="Open Sans Regular" w:cs="Open Sans Regular"/>
-                <w:i w:val="false"/>
-                <w:b w:val="false"/>
-                <w:u w:val="none"/>
-                <w:strike w:val="false"/>
-                <w:sz w:val="20"/>
-                <w:szCs w:val="20"/>
+                <w:rFonts w:ascii="Segoe UI" w:hAnsi="Segoe UI" w:eastAsia="Segoe UI" w:cs="Segoe UI"/>
+                <w:i w:val="false"/>
+                <w:b w:val="false"/>
+                <w:u w:val="none"/>
+                <w:strike w:val="false"/>
+                <w:sz w:val="22"/>
+                <w:szCs w:val="22"/>
                 <w:color w:val="000000"/>
               </w:rPr>
             </w:pPr>
             <w:r xmlns:w="http://schemas.openxmlformats.org/wordprocessingml/2006/main" xmlns:wp="http://schemas.openxmlformats.org/drawingml/2006/wordprocessingDrawing" xmlns:r="http://schemas.openxmlformats.org/officeDocument/2006/relationships" xmlns:w14="http://schemas.microsoft.com/office/word/2010/wordml">
               <w:rPr>
-                <w:rFonts w:ascii="Open Sans Regular" w:hAnsi="Open Sans Regular" w:eastAsia="Open Sans Regular" w:cs="Open Sans Regular"/>
-                <w:i w:val="false"/>
-                <w:b w:val="false"/>
-                <w:u w:val="none"/>
-                <w:strike w:val="false"/>
-                <w:sz w:val="20"/>
-                <w:szCs w:val="20"/>
+                <w:rFonts w:ascii="Segoe UI" w:hAnsi="Segoe UI" w:eastAsia="Segoe UI" w:cs="Segoe UI"/>
+                <w:i w:val="false"/>
+                <w:b w:val="false"/>
+                <w:u w:val="none"/>
+                <w:strike w:val="false"/>
+                <w:sz w:val="22"/>
+                <w:szCs w:val="22"/>
                 <w:color w:val="000000"/>
               </w:rPr>
               <w:t xml:space="preserve"/>
@@ -2213,25 +2249,25 @@
               <w:spacing w:after="100" w:before="100" w:line="240"/>
               <w:ind w:left="100" w:right="100" w:firstLine="0" w:firstLineChars="0"/>
               <w:rPr>
-                <w:rFonts w:ascii="Open Sans Regular" w:hAnsi="Open Sans Regular" w:eastAsia="Open Sans Regular" w:cs="Open Sans Regular"/>
-                <w:i w:val="false"/>
-                <w:b w:val="false"/>
-                <w:u w:val="none"/>
-                <w:strike w:val="false"/>
-                <w:sz w:val="20"/>
-                <w:szCs w:val="20"/>
+                <w:rFonts w:ascii="Segoe UI" w:hAnsi="Segoe UI" w:eastAsia="Segoe UI" w:cs="Segoe UI"/>
+                <w:i w:val="false"/>
+                <w:b w:val="false"/>
+                <w:u w:val="none"/>
+                <w:strike w:val="false"/>
+                <w:sz w:val="22"/>
+                <w:szCs w:val="22"/>
                 <w:color w:val="000000"/>
               </w:rPr>
             </w:pPr>
             <w:r xmlns:w="http://schemas.openxmlformats.org/wordprocessingml/2006/main" xmlns:wp="http://schemas.openxmlformats.org/drawingml/2006/wordprocessingDrawing" xmlns:r="http://schemas.openxmlformats.org/officeDocument/2006/relationships" xmlns:w14="http://schemas.microsoft.com/office/word/2010/wordml">
               <w:rPr>
-                <w:rFonts w:ascii="Open Sans Regular" w:hAnsi="Open Sans Regular" w:eastAsia="Open Sans Regular" w:cs="Open Sans Regular"/>
-                <w:i w:val="false"/>
-                <w:b w:val="false"/>
-                <w:u w:val="none"/>
-                <w:strike w:val="false"/>
-                <w:sz w:val="20"/>
-                <w:szCs w:val="20"/>
+                <w:rFonts w:ascii="Segoe UI" w:hAnsi="Segoe UI" w:eastAsia="Segoe UI" w:cs="Segoe UI"/>
+                <w:i w:val="false"/>
+                <w:b w:val="false"/>
+                <w:u w:val="none"/>
+                <w:strike w:val="false"/>
+                <w:sz w:val="22"/>
+                <w:szCs w:val="22"/>
                 <w:color w:val="000000"/>
               </w:rPr>
               <w:t xml:space="preserve"/>
@@ -2267,25 +2303,25 @@
               <w:spacing w:after="100" w:before="100" w:line="240"/>
               <w:ind w:left="100" w:right="100" w:firstLine="0" w:firstLineChars="0"/>
               <w:rPr>
-                <w:rFonts w:ascii="Open Sans Regular" w:hAnsi="Open Sans Regular" w:eastAsia="Open Sans Regular" w:cs="Open Sans Regular"/>
-                <w:i w:val="false"/>
-                <w:b w:val="false"/>
-                <w:u w:val="none"/>
-                <w:strike w:val="false"/>
-                <w:sz w:val="20"/>
-                <w:szCs w:val="20"/>
+                <w:rFonts w:ascii="Segoe UI" w:hAnsi="Segoe UI" w:eastAsia="Segoe UI" w:cs="Segoe UI"/>
+                <w:i w:val="false"/>
+                <w:b w:val="false"/>
+                <w:u w:val="none"/>
+                <w:strike w:val="false"/>
+                <w:sz w:val="22"/>
+                <w:szCs w:val="22"/>
                 <w:color w:val="000000"/>
               </w:rPr>
             </w:pPr>
             <w:r xmlns:w="http://schemas.openxmlformats.org/wordprocessingml/2006/main" xmlns:wp="http://schemas.openxmlformats.org/drawingml/2006/wordprocessingDrawing" xmlns:r="http://schemas.openxmlformats.org/officeDocument/2006/relationships" xmlns:w14="http://schemas.microsoft.com/office/word/2010/wordml">
               <w:rPr>
-                <w:rFonts w:ascii="Open Sans Regular" w:hAnsi="Open Sans Regular" w:eastAsia="Open Sans Regular" w:cs="Open Sans Regular"/>
-                <w:i w:val="false"/>
-                <w:b w:val="false"/>
-                <w:u w:val="none"/>
-                <w:strike w:val="false"/>
-                <w:sz w:val="20"/>
-                <w:szCs w:val="20"/>
+                <w:rFonts w:ascii="Segoe UI" w:hAnsi="Segoe UI" w:eastAsia="Segoe UI" w:cs="Segoe UI"/>
+                <w:i w:val="false"/>
+                <w:b w:val="false"/>
+                <w:u w:val="none"/>
+                <w:strike w:val="false"/>
+                <w:sz w:val="22"/>
+                <w:szCs w:val="22"/>
                 <w:color w:val="000000"/>
               </w:rPr>
               <w:t xml:space="preserve"/>
@@ -2321,25 +2357,25 @@
               <w:spacing w:after="100" w:before="100" w:line="240"/>
               <w:ind w:left="100" w:right="100" w:firstLine="0" w:firstLineChars="0"/>
               <w:rPr>
-                <w:rFonts w:ascii="Open Sans Regular" w:hAnsi="Open Sans Regular" w:eastAsia="Open Sans Regular" w:cs="Open Sans Regular"/>
-                <w:i w:val="false"/>
-                <w:b w:val="false"/>
-                <w:u w:val="none"/>
-                <w:strike w:val="false"/>
-                <w:sz w:val="20"/>
-                <w:szCs w:val="20"/>
+                <w:rFonts w:ascii="Segoe UI" w:hAnsi="Segoe UI" w:eastAsia="Segoe UI" w:cs="Segoe UI"/>
+                <w:i w:val="false"/>
+                <w:b w:val="false"/>
+                <w:u w:val="none"/>
+                <w:strike w:val="false"/>
+                <w:sz w:val="22"/>
+                <w:szCs w:val="22"/>
                 <w:color w:val="000000"/>
               </w:rPr>
             </w:pPr>
             <w:r xmlns:w="http://schemas.openxmlformats.org/wordprocessingml/2006/main" xmlns:wp="http://schemas.openxmlformats.org/drawingml/2006/wordprocessingDrawing" xmlns:r="http://schemas.openxmlformats.org/officeDocument/2006/relationships" xmlns:w14="http://schemas.microsoft.com/office/word/2010/wordml">
               <w:rPr>
-                <w:rFonts w:ascii="Open Sans Regular" w:hAnsi="Open Sans Regular" w:eastAsia="Open Sans Regular" w:cs="Open Sans Regular"/>
-                <w:i w:val="false"/>
-                <w:b w:val="false"/>
-                <w:u w:val="none"/>
-                <w:strike w:val="false"/>
-                <w:sz w:val="20"/>
-                <w:szCs w:val="20"/>
+                <w:rFonts w:ascii="Segoe UI" w:hAnsi="Segoe UI" w:eastAsia="Segoe UI" w:cs="Segoe UI"/>
+                <w:i w:val="false"/>
+                <w:b w:val="false"/>
+                <w:u w:val="none"/>
+                <w:strike w:val="false"/>
+                <w:sz w:val="22"/>
+                <w:szCs w:val="22"/>
                 <w:color w:val="000000"/>
               </w:rPr>
               <w:t xml:space="preserve"/>
@@ -2375,28 +2411,28 @@
               <w:spacing w:after="100" w:before="100" w:line="240"/>
               <w:ind w:left="100" w:right="100" w:firstLine="0" w:firstLineChars="0"/>
               <w:rPr>
-                <w:rFonts w:ascii="Open Sans Regular" w:hAnsi="Open Sans Regular" w:eastAsia="Open Sans Regular" w:cs="Open Sans Regular"/>
-                <w:i w:val="false"/>
-                <w:b w:val="false"/>
-                <w:u w:val="none"/>
-                <w:strike w:val="false"/>
-                <w:sz w:val="20"/>
-                <w:szCs w:val="20"/>
+                <w:rFonts w:ascii="Segoe UI" w:hAnsi="Segoe UI" w:eastAsia="Segoe UI" w:cs="Segoe UI"/>
+                <w:i w:val="false"/>
+                <w:b w:val="false"/>
+                <w:u w:val="none"/>
+                <w:strike w:val="false"/>
+                <w:sz w:val="22"/>
+                <w:szCs w:val="22"/>
                 <w:color w:val="000000"/>
               </w:rPr>
             </w:pPr>
             <w:r xmlns:w="http://schemas.openxmlformats.org/wordprocessingml/2006/main" xmlns:wp="http://schemas.openxmlformats.org/drawingml/2006/wordprocessingDrawing" xmlns:r="http://schemas.openxmlformats.org/officeDocument/2006/relationships" xmlns:w14="http://schemas.microsoft.com/office/word/2010/wordml">
               <w:rPr>
-                <w:rFonts w:ascii="Open Sans Regular" w:hAnsi="Open Sans Regular" w:eastAsia="Open Sans Regular" w:cs="Open Sans Regular"/>
-                <w:i w:val="false"/>
-                <w:b w:val="false"/>
-                <w:u w:val="none"/>
-                <w:strike w:val="false"/>
-                <w:sz w:val="20"/>
-                <w:szCs w:val="20"/>
-                <w:color w:val="000000"/>
-              </w:rPr>
-              <w:t xml:space="preserve">1.0%</w:t>
+                <w:rFonts w:ascii="Segoe UI" w:hAnsi="Segoe UI" w:eastAsia="Segoe UI" w:cs="Segoe UI"/>
+                <w:i w:val="false"/>
+                <w:b w:val="false"/>
+                <w:u w:val="none"/>
+                <w:strike w:val="false"/>
+                <w:sz w:val="22"/>
+                <w:szCs w:val="22"/>
+                <w:color w:val="000000"/>
+              </w:rPr>
+              <w:t xml:space="preserve">1.1%</w:t>
             </w:r>
           </w:p>
         </w:tc>
@@ -2417,7 +2453,7 @@
         <w:pStyle w:val="FirstParagraph"/>
       </w:pPr>
       <w:r>
-        <w:t xml:space="preserve">As of December 02 cumulative loss of unclipped steelhead is 0 or 0.00% of the annual loss threshold. Cumulative loss in the past 7 days has been 0.</w:t>
+        <w:t xml:space="preserve">As of December 15 cumulative loss of unclipped steelhead is 0 or 0.00% of the annual loss threshold. Cumulative loss in the past 7 days has been 0.</w:t>
       </w:r>
     </w:p>
     <w:p>
@@ -2537,17 +2573,27 @@
     </w:p>
     <w:bookmarkEnd w:id="50"/>
     <w:bookmarkEnd w:id="51"/>
-    <w:bookmarkStart w:id="52" w:name="references"/>
+    <w:bookmarkStart w:id="52" w:name="evaluation"/>
     <w:p>
       <w:pPr>
         <w:pStyle w:val="Heading3"/>
       </w:pPr>
       <w:r>
+        <w:t xml:space="preserve">Evaluation</w:t>
+      </w:r>
+    </w:p>
+    <w:bookmarkEnd w:id="52"/>
+    <w:bookmarkStart w:id="53" w:name="references"/>
+    <w:p>
+      <w:pPr>
+        <w:pStyle w:val="Heading3"/>
+      </w:pPr>
+      <w:r>
         <w:t xml:space="preserve">References</w:t>
       </w:r>
     </w:p>
-    <w:bookmarkEnd w:id="52"/>
     <w:bookmarkEnd w:id="53"/>
+    <w:bookmarkEnd w:id="54"/>
     <w:sectPr>
       <w:footnotePr>
         <w:numRestart w:val="eachSect"/>

--- a/samt-assessment-v1.docx
+++ b/samt-assessment-v1.docx
@@ -2,7 +2,7 @@
 <file path=word/document.xml><?xml version="1.0" encoding="utf-8"?>
 <w:document xmlns:w="http://schemas.openxmlformats.org/wordprocessingml/2006/main" xmlns:m="http://schemas.openxmlformats.org/officeDocument/2006/math" xmlns:r="http://schemas.openxmlformats.org/officeDocument/2006/relationships" xmlns:o="urn:schemas-microsoft-com:office:office" xmlns:v="urn:schemas-microsoft-com:vml" xmlns:w10="urn:schemas-microsoft-com:office:word" xmlns:a="http://schemas.openxmlformats.org/drawingml/2006/main" xmlns:pic="http://schemas.openxmlformats.org/drawingml/2006/picture" xmlns:wp="http://schemas.openxmlformats.org/drawingml/2006/wordprocessingDrawing">
   <w:body>
-    <w:bookmarkStart w:id="65" w:name="X2de4376b67322785395bb9f8e898d3fb85783af"/>
+    <w:bookmarkStart w:id="66" w:name="X2de4376b67322785395bb9f8e898d3fb85783af"/>
     <w:p>
       <w:pPr>
         <w:pStyle w:val="Heading2"/>
@@ -26,10 +26,32 @@
           <w:i/>
           <w:iCs/>
         </w:rPr>
-        <w:t xml:space="preserve">December 17, 2025</w:t>
+        <w:t xml:space="preserve">December 22, 2025</w:t>
       </w:r>
     </w:p>
-    <w:bookmarkStart w:id="20" w:name="executive-summary"/>
+    <w:p>
+      <w:pPr>
+        <w:pStyle w:val="BodyText"/>
+      </w:pPr>
+      <w:r>
+        <w:t xml:space="preserve">For more detailed data on salmonid conditions in the Delta see corresponding webpage on</w:t>
+      </w:r>
+      <w:r>
+        <w:t xml:space="preserve"> </w:t>
+      </w:r>
+      <w:hyperlink r:id="rId20">
+        <w:r>
+          <w:rPr>
+            <w:rStyle w:val="Hyperlink"/>
+          </w:rPr>
+          <w:t xml:space="preserve">SacPAS</w:t>
+        </w:r>
+      </w:hyperlink>
+      <w:r>
+        <w:t xml:space="preserve">.</w:t>
+      </w:r>
+    </w:p>
+    <w:bookmarkStart w:id="21" w:name="executive-summary"/>
     <w:p>
       <w:pPr>
         <w:pStyle w:val="Heading3"/>
@@ -71,8 +93,8 @@
         <w:t xml:space="preserve">Winter-run presence in the delta is high.</w:t>
       </w:r>
     </w:p>
-    <w:bookmarkEnd w:id="20"/>
-    <w:bookmarkStart w:id="42" w:name="natural-winter-run-chinook"/>
+    <w:bookmarkEnd w:id="21"/>
+    <w:bookmarkStart w:id="43" w:name="natural-winter-run-chinook"/>
     <w:p>
       <w:pPr>
         <w:pStyle w:val="Heading3"/>
@@ -81,7 +103,7 @@
         <w:t xml:space="preserve">Natural Winter-run Chinook</w:t>
       </w:r>
     </w:p>
-    <w:bookmarkStart w:id="21" w:name="juvenile-production-estimate"/>
+    <w:bookmarkStart w:id="22" w:name="juvenile-production-estimate"/>
     <w:p>
       <w:pPr>
         <w:pStyle w:val="Heading4"/>
@@ -98,8 +120,8 @@
         <w:t xml:space="preserve">The Juvenile Production Estimate for winter-run has not been established for the current water year.</w:t>
       </w:r>
     </w:p>
-    <w:bookmarkEnd w:id="21"/>
-    <w:bookmarkStart w:id="23" w:name="current-status"/>
+    <w:bookmarkEnd w:id="22"/>
+    <w:bookmarkStart w:id="24" w:name="current-status"/>
     <w:p>
       <w:pPr>
         <w:pStyle w:val="Heading4"/>
@@ -123,7 +145,7 @@
         <w:t xml:space="preserve"> </w:t>
       </w:r>
       <w:r>
-        <w:t xml:space="preserve">- Historically, as of Dec 16, 52% of length-at-date (LAD) winter-run have entered the delta based on Knights Landing RST catch, 1% have exited the delta based on Chipps Island Trawl Catch, and 0% of DNA confirmed winter-run have been salvaged.</w:t>
+        <w:t xml:space="preserve">- Historically, as of Dec 21, 57% of length-at-date (LAD) winter-run have entered the delta based on Knights Landing RST catch, 2% have exited the delta based on Chipps Island Trawl Catch, and 4% of DNA confirmed winter-run have been salvaged.</w:t>
       </w:r>
     </w:p>
     <w:tbl>
@@ -139,7 +161,7 @@
       <w:tr>
         <w:tc>
           <w:tcPr/>
-          <w:bookmarkStart w:id="22" w:name="tbl-wr_timing_table"/>
+          <w:bookmarkStart w:id="23" w:name="tbl-wr_timing_table"/>
           <w:p>
             <w:pPr>
               <w:jc w:val="center"/>
@@ -662,7 +684,7 @@
                       <w:szCs w:val="22"/>
                       <w:color w:val="000000"/>
                     </w:rPr>
-                    <w:t xml:space="preserve">95%</w:t>
+                    <w:t xml:space="preserve">96%</w:t>
                   </w:r>
                 </w:p>
               </w:tc>
@@ -716,7 +738,7 @@
                       <w:szCs w:val="22"/>
                       <w:color w:val="000000"/>
                     </w:rPr>
-                    <w:t xml:space="preserve">46%</w:t>
+                    <w:t xml:space="preserve">56%</w:t>
                   </w:r>
                 </w:p>
               </w:tc>
@@ -770,7 +792,7 @@
                       <w:szCs w:val="22"/>
                       <w:color w:val="000000"/>
                     </w:rPr>
-                    <w:t xml:space="preserve">52%</w:t>
+                    <w:t xml:space="preserve">57%</w:t>
                   </w:r>
                 </w:p>
               </w:tc>
@@ -824,7 +846,7 @@
                       <w:szCs w:val="22"/>
                       <w:color w:val="000000"/>
                     </w:rPr>
-                    <w:t xml:space="preserve">32%</w:t>
+                    <w:t xml:space="preserve">33%</w:t>
                   </w:r>
                 </w:p>
               </w:tc>
@@ -878,7 +900,7 @@
                       <w:szCs w:val="22"/>
                       <w:color w:val="000000"/>
                     </w:rPr>
-                    <w:t xml:space="preserve">1%</w:t>
+                    <w:t xml:space="preserve">2%</w:t>
                   </w:r>
                 </w:p>
               </w:tc>
@@ -932,7 +954,7 @@
                       <w:szCs w:val="22"/>
                       <w:color w:val="000000"/>
                     </w:rPr>
-                    <w:t xml:space="preserve">0%</w:t>
+                    <w:t xml:space="preserve">4%</w:t>
                   </w:r>
                 </w:p>
               </w:tc>
@@ -1316,13 +1338,13 @@
                       <w:szCs w:val="22"/>
                       <w:color w:val="000000"/>
                     </w:rPr>
-                    <w:t xml:space="preserve">0%</w:t>
+                    <w:t xml:space="preserve">4%</w:t>
                   </w:r>
                 </w:p>
               </w:tc>
             </w:tr>
           </w:tbl>
-          <w:bookmarkEnd w:id="22"/>
+          <w:bookmarkEnd w:id="23"/>
         </w:tc>
       </w:tr>
     </w:tbl>
@@ -1341,7 +1363,7 @@
         <w:t xml:space="preserve"> </w:t>
       </w:r>
       <w:r>
-        <w:t xml:space="preserve">- As of Dec 09 estimated passage to date of LAD winter run at Red Bluff Diversion is approximately 2.65 million fish. *</w:t>
+        <w:t xml:space="preserve">- As of Dec 16 estimated passage to date of LAD winter run at Red Bluff Diversion is approximately 2.66 million fish. *</w:t>
       </w:r>
       <w:r>
         <w:t xml:space="preserve"> </w:t>
@@ -1369,11 +1391,11 @@
         <w:t xml:space="preserve"> </w:t>
       </w:r>
       <w:r>
-        <w:t xml:space="preserve">- Total catch of LAD winter run at RSTs at Delta Entry (Tisdale, Knights Landing, Lower Sacramento River between Dec 03 and Dec 15 is 26 individuals. Total catch at Sacramento Trawl and Beach Seines in the delta between Dec 03 and Dec 15 is 68 individuals. Total catch at Delta Exit at Chipps Island between Dec 04 and Dec 15 is 0 individuals.</w:t>
+        <w:t xml:space="preserve">- Total catch of LAD winter run at RSTs at Delta Entry (Tisdale, Knights Landing, Lower Sacramento River) between Dec 08 and Dec 17 is 21 individuals. Total catch at Sacramento Trawl and Beach Seines in the delta between Dec 08 and Dec 19 is 51 individuals. Total catch at Delta Exit at Chipps Island between Dec 08 and Dec 19 is 0 individuals.</w:t>
       </w:r>
     </w:p>
-    <w:bookmarkEnd w:id="23"/>
-    <w:bookmarkStart w:id="28" w:name="annual-loss"/>
+    <w:bookmarkEnd w:id="24"/>
+    <w:bookmarkStart w:id="29" w:name="annual-loss"/>
     <w:p>
       <w:pPr>
         <w:pStyle w:val="Heading4"/>
@@ -1387,7 +1409,7 @@
         <w:pStyle w:val="FirstParagraph"/>
       </w:pPr>
       <w:r>
-        <w:t xml:space="preserve">The Juvenile Production Estimate has not been established for the current water year so thresholds are absent or are included from the previous water year. As of December 16 cumulative loss of genetically confirmed winter-run is 0 or 0.00% of the annual loss threshold. Cumulative loss in the past 7 days has been 0.</w:t>
+        <w:t xml:space="preserve">The Juvenile Production Estimate has not been established for the current water year so thresholds are absent or are included from the previous water year. As of December 21 cumulative loss of genetically confirmed winter-run is 0 or 0.00% of the annual loss threshold. Cumulative loss in the past 7 days has been 0.</w:t>
       </w:r>
     </w:p>
     <w:tbl>
@@ -1403,7 +1425,7 @@
       <w:tr>
         <w:tc>
           <w:tcPr/>
-          <w:bookmarkStart w:id="27" w:name="fig-wr_loss"/>
+          <w:bookmarkStart w:id="28" w:name="fig-wr_loss"/>
           <w:p>
             <w:pPr>
               <w:pStyle w:val="Compact"/>
@@ -1414,18 +1436,18 @@
                 <wp:inline>
                   <wp:extent cx="4000500" cy="3429000"/>
                   <wp:effectExtent b="0" l="0" r="0" t="0"/>
-                  <wp:docPr descr="" title="" id="25" name="Picture"/>
+                  <wp:docPr descr="" title="" id="26" name="Picture"/>
                   <a:graphic>
                     <a:graphicData uri="http://schemas.openxmlformats.org/drawingml/2006/picture">
                       <pic:pic>
                         <pic:nvPicPr>
-                          <pic:cNvPr descr="samt-assessment-v1_files/figure-docx/fig-wr_loss-1.png" id="26" name="Picture"/>
+                          <pic:cNvPr descr="samt-assessment-v1_files/figure-docx/fig-wr_loss-1.png" id="27" name="Picture"/>
                           <pic:cNvPicPr>
                             <a:picLocks noChangeArrowheads="1" noChangeAspect="1"/>
                           </pic:cNvPicPr>
                         </pic:nvPicPr>
                         <pic:blipFill>
-                          <a:blip r:embed="rId24"/>
+                          <a:blip r:embed="rId25"/>
                           <a:stretch>
                             <a:fillRect/>
                           </a:stretch>
@@ -1465,18 +1487,18 @@
               <w:t xml:space="preserve">Figure 1: Cumulative loss of natural-origin winter-run for WY 2026. Cumulative loss is based on genetically confirmed winter-run captured in salvage or length-at-date winter-run in which genetic confirmation was unable to be obtained</w:t>
             </w:r>
           </w:p>
-          <w:bookmarkEnd w:id="27"/>
+          <w:bookmarkEnd w:id="28"/>
         </w:tc>
       </w:tr>
     </w:tbl>
-    <w:bookmarkEnd w:id="28"/>
-    <w:bookmarkStart w:id="41" w:name="stars"/>
+    <w:bookmarkEnd w:id="29"/>
+    <w:bookmarkStart w:id="42" w:name="stars"/>
     <w:p>
       <w:pPr>
         <w:pStyle w:val="Heading4"/>
       </w:pPr>
       <w:r>
-        <w:t xml:space="preserve">STARs</w:t>
+        <w:t xml:space="preserve">STARS</w:t>
       </w:r>
     </w:p>
     <w:p>
@@ -1492,7 +1514,7 @@
         <w:pStyle w:val="BodyText"/>
       </w:pPr>
       <w:r>
-        <w:t xml:space="preserve">As of December 15, overall through delta STARs estimated survival probability (with 80% credible intervals) is 0.26 (0.12-0.4) placing it in the 20th percentile of historical STARs survival estimates for the month of December (WYs 2018-2025). STARs estimated routing and survival probabilities (with 80% credible intervals) into the interior delta are 0.13 (0.1-0.16) and 0.08 (0.01-0.17), respectively, corresponding to the 70th and 23th percentiles of historical December estimates (WYs 2018-2025).</w:t>
+        <w:t xml:space="preserve">As of December 21, overall through delta STARS estimated survival probability (with 80% credible intervals) is 0.7 (0.66-0.74) placing it in the 97th percentile of historical STARS survival estimates for the month of December (WYs 2018-2025). STARS estimated routing and survival probabilities (with 80% credible intervals) into the interior delta are 0.11 (0.09-0.13) and 0.6 (0.5-0.69), respectively, corresponding to the 2nd and 98th percentiles of historical December estimates (WYs 2018-2025).</w:t>
       </w:r>
     </w:p>
     <w:tbl>
@@ -1508,7 +1530,7 @@
       <w:tr>
         <w:tc>
           <w:tcPr/>
-          <w:bookmarkStart w:id="32" w:name="fig-stars_survival"/>
+          <w:bookmarkStart w:id="33" w:name="fig-stars_survival"/>
           <w:p>
             <w:pPr>
               <w:pStyle w:val="Compact"/>
@@ -1519,18 +1541,18 @@
                 <wp:inline>
                   <wp:extent cx="4000500" cy="2667000"/>
                   <wp:effectExtent b="0" l="0" r="0" t="0"/>
-                  <wp:docPr descr="" title="" id="30" name="Picture"/>
+                  <wp:docPr descr="" title="" id="31" name="Picture"/>
                   <a:graphic>
                     <a:graphicData uri="http://schemas.openxmlformats.org/drawingml/2006/picture">
                       <pic:pic>
                         <pic:nvPicPr>
-                          <pic:cNvPr descr="samt-assessment-v1_files/figure-docx/fig-stars_survival-1.png" id="31" name="Picture"/>
+                          <pic:cNvPr descr="samt-assessment-v1_files/figure-docx/fig-stars_survival-1.png" id="32" name="Picture"/>
                           <pic:cNvPicPr>
                             <a:picLocks noChangeArrowheads="1" noChangeAspect="1"/>
                           </pic:cNvPicPr>
                         </pic:nvPicPr>
                         <pic:blipFill>
-                          <a:blip r:embed="rId29"/>
+                          <a:blip r:embed="rId30"/>
                           <a:stretch>
                             <a:fillRect/>
                           </a:stretch>
@@ -1570,7 +1592,7 @@
               <w:t xml:space="preserve">Figure 2: Estimated overall winter-run survival from Knights Landing to Chipps Island. Black line indicates the current water-year, and other colored lines correspond to past water years.</w:t>
             </w:r>
           </w:p>
-          <w:bookmarkEnd w:id="32"/>
+          <w:bookmarkEnd w:id="33"/>
         </w:tc>
       </w:tr>
     </w:tbl>
@@ -1587,7 +1609,7 @@
       <w:tr>
         <w:tc>
           <w:tcPr/>
-          <w:bookmarkStart w:id="36" w:name="fig-stars_id_survival"/>
+          <w:bookmarkStart w:id="37" w:name="fig-stars_id_survival"/>
           <w:p>
             <w:pPr>
               <w:pStyle w:val="Compact"/>
@@ -1598,18 +1620,18 @@
                 <wp:inline>
                   <wp:extent cx="4000500" cy="2667000"/>
                   <wp:effectExtent b="0" l="0" r="0" t="0"/>
-                  <wp:docPr descr="" title="" id="34" name="Picture"/>
+                  <wp:docPr descr="" title="" id="35" name="Picture"/>
                   <a:graphic>
                     <a:graphicData uri="http://schemas.openxmlformats.org/drawingml/2006/picture">
                       <pic:pic>
                         <pic:nvPicPr>
-                          <pic:cNvPr descr="samt-assessment-v1_files/figure-docx/fig-stars_id_survival-1.png" id="35" name="Picture"/>
+                          <pic:cNvPr descr="samt-assessment-v1_files/figure-docx/fig-stars_id_survival-1.png" id="36" name="Picture"/>
                           <pic:cNvPicPr>
                             <a:picLocks noChangeArrowheads="1" noChangeAspect="1"/>
                           </pic:cNvPicPr>
                         </pic:nvPicPr>
                         <pic:blipFill>
-                          <a:blip r:embed="rId33"/>
+                          <a:blip r:embed="rId34"/>
                           <a:stretch>
                             <a:fillRect/>
                           </a:stretch>
@@ -1649,7 +1671,7 @@
               <w:t xml:space="preserve">Figure 3: Estimated survival from Knights Landing to Chipps Island of simulate winter-run cohorts that route through the interior delta. Black line indicates the current water-year, and other colored lines correspond to past water years.</w:t>
             </w:r>
           </w:p>
-          <w:bookmarkEnd w:id="36"/>
+          <w:bookmarkEnd w:id="37"/>
         </w:tc>
       </w:tr>
     </w:tbl>
@@ -1666,7 +1688,7 @@
       <w:tr>
         <w:tc>
           <w:tcPr/>
-          <w:bookmarkStart w:id="40" w:name="fig-stars_id_routing"/>
+          <w:bookmarkStart w:id="41" w:name="fig-stars_id_routing"/>
           <w:p>
             <w:pPr>
               <w:pStyle w:val="Compact"/>
@@ -1677,18 +1699,18 @@
                 <wp:inline>
                   <wp:extent cx="4000500" cy="2667000"/>
                   <wp:effectExtent b="0" l="0" r="0" t="0"/>
-                  <wp:docPr descr="" title="" id="38" name="Picture"/>
+                  <wp:docPr descr="" title="" id="39" name="Picture"/>
                   <a:graphic>
                     <a:graphicData uri="http://schemas.openxmlformats.org/drawingml/2006/picture">
                       <pic:pic>
                         <pic:nvPicPr>
-                          <pic:cNvPr descr="samt-assessment-v1_files/figure-docx/fig-stars_id_routing-1.png" id="39" name="Picture"/>
+                          <pic:cNvPr descr="samt-assessment-v1_files/figure-docx/fig-stars_id_routing-1.png" id="40" name="Picture"/>
                           <pic:cNvPicPr>
                             <a:picLocks noChangeArrowheads="1" noChangeAspect="1"/>
                           </pic:cNvPicPr>
                         </pic:nvPicPr>
                         <pic:blipFill>
-                          <a:blip r:embed="rId37"/>
+                          <a:blip r:embed="rId38"/>
                           <a:stretch>
                             <a:fillRect/>
                           </a:stretch>
@@ -1728,13 +1750,13 @@
               <w:t xml:space="preserve">Figure 4: Estimated probability of winter-run routing into the interior delta. Black line indicates the current water-year, and other colored lines correspond to past water years.</w:t>
             </w:r>
           </w:p>
-          <w:bookmarkEnd w:id="40"/>
+          <w:bookmarkEnd w:id="41"/>
         </w:tc>
       </w:tr>
     </w:tbl>
-    <w:bookmarkEnd w:id="41"/>
     <w:bookmarkEnd w:id="42"/>
-    <w:bookmarkStart w:id="46" w:name="hatchery-winter-run-chinook"/>
+    <w:bookmarkEnd w:id="43"/>
+    <w:bookmarkStart w:id="47" w:name="hatchery-winter-run-chinook"/>
     <w:p>
       <w:pPr>
         <w:pStyle w:val="Heading3"/>
@@ -1743,7 +1765,7 @@
         <w:t xml:space="preserve">Hatchery Winter-run Chinook</w:t>
       </w:r>
     </w:p>
-    <w:bookmarkStart w:id="43" w:name="hatchery-releases"/>
+    <w:bookmarkStart w:id="44" w:name="hatchery-releases"/>
     <w:p>
       <w:pPr>
         <w:pStyle w:val="Heading4"/>
@@ -1760,8 +1782,8 @@
         <w:t xml:space="preserve">To date, no winter-run Livingstone hatchery releases have occurred in WY 2026</w:t>
       </w:r>
     </w:p>
-    <w:bookmarkEnd w:id="43"/>
-    <w:bookmarkStart w:id="44" w:name="juvenile-production-estimate-1"/>
+    <w:bookmarkEnd w:id="44"/>
+    <w:bookmarkStart w:id="45" w:name="juvenile-production-estimate-1"/>
     <w:p>
       <w:pPr>
         <w:pStyle w:val="Heading4"/>
@@ -1778,8 +1800,8 @@
         <w:t xml:space="preserve">The Juvenile Production Estimate for Livingstone Stone hatchery winter-run has not been established for the current water year.</w:t>
       </w:r>
     </w:p>
-    <w:bookmarkEnd w:id="44"/>
-    <w:bookmarkStart w:id="45" w:name="annual-loss-1"/>
+    <w:bookmarkEnd w:id="45"/>
+    <w:bookmarkStart w:id="46" w:name="annual-loss-1"/>
     <w:p>
       <w:pPr>
         <w:pStyle w:val="Heading4"/>
@@ -1796,9 +1818,9 @@
         <w:t xml:space="preserve">The Juvenile Production Estimate has not been established for the current water year so thresholds are absent or are included from the previous water year. To date, no loss has occurred as no hatchery winter-run have been released.</w:t>
       </w:r>
     </w:p>
-    <w:bookmarkEnd w:id="45"/>
     <w:bookmarkEnd w:id="46"/>
-    <w:bookmarkStart w:id="54" w:name="natural-origin-central-valley-steelhead"/>
+    <w:bookmarkEnd w:id="47"/>
+    <w:bookmarkStart w:id="55" w:name="natural-origin-central-valley-steelhead"/>
     <w:p>
       <w:pPr>
         <w:pStyle w:val="Heading3"/>
@@ -1807,7 +1829,7 @@
         <w:t xml:space="preserve">Natural-origin Central Valley Steelhead</w:t>
       </w:r>
     </w:p>
-    <w:bookmarkStart w:id="48" w:name="current-status-1"/>
+    <w:bookmarkStart w:id="49" w:name="current-status-1"/>
     <w:p>
       <w:pPr>
         <w:pStyle w:val="Heading4"/>
@@ -1831,7 +1853,7 @@
         <w:t xml:space="preserve"> </w:t>
       </w:r>
       <w:r>
-        <w:t xml:space="preserve">- Historically, as of Dec 16, 0% of CCV steelhead have entered the delta based on Knights Landing RST catch, 0% have exited the delta based on Chipps Island Trawl Catch, and 1% have been salvaged.</w:t>
+        <w:t xml:space="preserve">- Historically, as of Dec 21, 0% of CCV steelhead have entered the delta based on Knights Landing RST catch, 0% have exited the delta based on Chipps Island Trawl Catch, and 1% have been salvaged.</w:t>
       </w:r>
     </w:p>
     <w:tbl>
@@ -1847,7 +1869,7 @@
       <w:tr>
         <w:tc>
           <w:tcPr/>
-          <w:bookmarkStart w:id="47" w:name="tbl-sh_timing_table"/>
+          <w:bookmarkStart w:id="48" w:name="tbl-sh_timing_table"/>
           <w:p>
             <w:pPr>
               <w:jc w:val="center"/>
@@ -2646,7 +2668,7 @@
               </w:tc>
             </w:tr>
           </w:tbl>
-          <w:bookmarkEnd w:id="47"/>
+          <w:bookmarkEnd w:id="48"/>
         </w:tc>
       </w:tr>
     </w:tbl>
@@ -2665,11 +2687,11 @@
         <w:t xml:space="preserve"> </w:t>
       </w:r>
       <w:r>
-        <w:t xml:space="preserve">- Total catch of unclipped steelhead at RSTs at Delta Entry (Tisdale, Knights Landing, Lower Sacramento River between Dec 03 and Dec 15 is 0 individuals. Total catch at Sacramento Trawl and Beach Seines in the delta between Dec 03 and Dec 15 is 0 individuals. Total catch at Delta Exit at Chipps Island between Dec 04 and Dec 15 is 0 individuals.</w:t>
+        <w:t xml:space="preserve">- Total catch of unclipped steelhead at RSTs at Delta Entry (Tisdale, Knights Landing, Lower Sacramento River) between Dec 08 and Dec 17 is 0 individuals. Total catch at Sacramento Trawl and Beach Seines in the delta between Dec 08 and Dec 19 is 0 individuals. Total catch at Delta Exit at Chipps Island between Dec 08 and Dec 19 is 0 individuals.</w:t>
       </w:r>
     </w:p>
-    <w:bookmarkEnd w:id="48"/>
-    <w:bookmarkStart w:id="53" w:name="annual-loss-2"/>
+    <w:bookmarkEnd w:id="49"/>
+    <w:bookmarkStart w:id="54" w:name="annual-loss-2"/>
     <w:p>
       <w:pPr>
         <w:pStyle w:val="Heading4"/>
@@ -2683,7 +2705,7 @@
         <w:pStyle w:val="FirstParagraph"/>
       </w:pPr>
       <w:r>
-        <w:t xml:space="preserve">As of December 16 cumulative loss of unclipped steelhead is 0 or 0.00% of the annual loss threshold. Cumulative loss in the past 7 days has been 0.</w:t>
+        <w:t xml:space="preserve">As of December 21 cumulative loss of unclipped steelhead is 0 or 0.00% of the annual loss threshold. Cumulative loss in the past 7 days has been 0.</w:t>
       </w:r>
     </w:p>
     <w:tbl>
@@ -2699,7 +2721,7 @@
       <w:tr>
         <w:tc>
           <w:tcPr/>
-          <w:bookmarkStart w:id="52" w:name="fig-sh_loss"/>
+          <w:bookmarkStart w:id="53" w:name="fig-sh_loss"/>
           <w:p>
             <w:pPr>
               <w:pStyle w:val="Compact"/>
@@ -2710,18 +2732,18 @@
                 <wp:inline>
                   <wp:extent cx="4000500" cy="3429000"/>
                   <wp:effectExtent b="0" l="0" r="0" t="0"/>
-                  <wp:docPr descr="" title="" id="50" name="Picture"/>
+                  <wp:docPr descr="" title="" id="51" name="Picture"/>
                   <a:graphic>
                     <a:graphicData uri="http://schemas.openxmlformats.org/drawingml/2006/picture">
                       <pic:pic>
                         <pic:nvPicPr>
-                          <pic:cNvPr descr="samt-assessment-v1_files/figure-docx/fig-sh_loss-1.png" id="51" name="Picture"/>
+                          <pic:cNvPr descr="samt-assessment-v1_files/figure-docx/fig-sh_loss-1.png" id="52" name="Picture"/>
                           <pic:cNvPicPr>
                             <a:picLocks noChangeArrowheads="1" noChangeAspect="1"/>
                           </pic:cNvPicPr>
                         </pic:nvPicPr>
                         <pic:blipFill>
-                          <a:blip r:embed="rId49"/>
+                          <a:blip r:embed="rId50"/>
                           <a:stretch>
                             <a:fillRect/>
                           </a:stretch>
@@ -2761,13 +2783,13 @@
               <w:t xml:space="preserve">Figure 5: Cumulative loss of natural-origin and hatchery steelhead for WY 2026.</w:t>
             </w:r>
           </w:p>
-          <w:bookmarkEnd w:id="52"/>
+          <w:bookmarkEnd w:id="53"/>
         </w:tc>
       </w:tr>
     </w:tbl>
-    <w:bookmarkEnd w:id="53"/>
     <w:bookmarkEnd w:id="54"/>
-    <w:bookmarkStart w:id="57" w:name="hatchery-origin-central-valley-steelhead"/>
+    <w:bookmarkEnd w:id="55"/>
+    <w:bookmarkStart w:id="58" w:name="hatchery-origin-central-valley-steelhead"/>
     <w:p>
       <w:pPr>
         <w:pStyle w:val="Heading3"/>
@@ -2776,28 +2798,28 @@
         <w:t xml:space="preserve">Hatchery-origin Central Valley Steelhead</w:t>
       </w:r>
     </w:p>
-    <w:bookmarkStart w:id="55" w:name="hatchery-releases-1"/>
+    <w:bookmarkStart w:id="56" w:name="hatchery-releases-1"/>
     <w:p>
       <w:pPr>
         <w:pStyle w:val="Heading4"/>
       </w:pPr>
       <w:r>
         <w:t xml:space="preserve">Hatchery Releases</w:t>
-      </w:r>
-    </w:p>
-    <w:bookmarkEnd w:id="55"/>
-    <w:bookmarkStart w:id="56" w:name="juvenile-production-estimate-2"/>
-    <w:p>
-      <w:pPr>
-        <w:pStyle w:val="Heading4"/>
-      </w:pPr>
-      <w:r>
-        <w:t xml:space="preserve">Juvenile Production Estimate</w:t>
       </w:r>
     </w:p>
     <w:bookmarkEnd w:id="56"/>
+    <w:bookmarkStart w:id="57" w:name="juvenile-production-estimate-2"/>
+    <w:p>
+      <w:pPr>
+        <w:pStyle w:val="Heading4"/>
+      </w:pPr>
+      <w:r>
+        <w:t xml:space="preserve">Juvenile Production Estimate</w:t>
+      </w:r>
+    </w:p>
     <w:bookmarkEnd w:id="57"/>
-    <w:bookmarkStart w:id="62" w:name="spring-run"/>
+    <w:bookmarkEnd w:id="58"/>
+    <w:bookmarkStart w:id="63" w:name="spring-run"/>
     <w:p>
       <w:pPr>
         <w:pStyle w:val="Heading3"/>
@@ -2806,7 +2828,7 @@
         <w:t xml:space="preserve">Spring-run</w:t>
       </w:r>
     </w:p>
-    <w:bookmarkStart w:id="59" w:name="current-status-2"/>
+    <w:bookmarkStart w:id="60" w:name="current-status-2"/>
     <w:p>
       <w:pPr>
         <w:pStyle w:val="Heading4"/>
@@ -2827,7 +2849,7 @@
         <w:t xml:space="preserve">Delta Entry Timing</w:t>
       </w:r>
       <w:r>
-        <w:t xml:space="preserve">- Historically, as of Dec 16, 12% of LAD spring run have entered the delta based on Knights Landing RST catch, 0% have exited the delta based on Chipps Island Trawl Catch, and 0% have been salvaged.</w:t>
+        <w:t xml:space="preserve">- Historically, as of Dec 21, 15% of LAD spring run have entered the delta based on Knights Landing RST catch, 0% have exited the delta based on Chipps Island Trawl Catch, and 0% have been salvaged.</w:t>
       </w:r>
     </w:p>
     <w:tbl>
@@ -2843,7 +2865,7 @@
       <w:tr>
         <w:tc>
           <w:tcPr/>
-          <w:bookmarkStart w:id="58" w:name="tbl-sr_timing_table"/>
+          <w:bookmarkStart w:id="59" w:name="tbl-sr_timing_table"/>
           <w:p>
             <w:pPr>
               <w:jc w:val="center"/>
@@ -3366,6 +3388,60 @@
                       <w:szCs w:val="22"/>
                       <w:color w:val="000000"/>
                     </w:rPr>
+                    <w:t xml:space="preserve">11%</w:t>
+                  </w:r>
+                </w:p>
+              </w:tc>
+              <w:tc>
+                <w:tcPr>
+                  <w:tcBorders>
+                    <w:bottom w:val="single" w:sz="8" w:space="0" w:color="666666"/>
+                    <w:top w:val="single" w:sz="8" w:space="0" w:color="666666"/>
+                    <w:left w:val="single" w:sz="8" w:space="0" w:color="666666"/>
+                    <w:right w:val="single" w:sz="8" w:space="0" w:color="666666"/>
+                  </w:tcBorders>
+                  <w:shd w:val="clear" w:color="auto" w:fill="FFFFFF"/>
+                  <w:tcMar>
+                    <w:top w:w="0" w:type="dxa"/>
+                    <w:bottom w:w="0" w:type="dxa"/>
+                    <w:left w:w="0" w:type="dxa"/>
+                    <w:right w:w="0" w:type="dxa"/>
+                  </w:tcMar>
+                  <w:vAlign w:val="center"/>
+                </w:tcPr>
+                <w:p>
+                  <w:pPr>
+                    <w:jc w:val="left"/>
+                    <w:pBdr>
+                      <w:bottom w:val="none" w:sz="0" w:space="0" w:color="000000"/>
+                      <w:top w:val="none" w:sz="0" w:space="0" w:color="000000"/>
+                      <w:left w:val="none" w:sz="0" w:space="0" w:color="000000"/>
+                      <w:right w:val="none" w:sz="0" w:space="0" w:color="000000"/>
+                    </w:pBdr>
+                    <w:spacing w:after="100" w:before="100" w:line="240"/>
+                    <w:ind w:left="100" w:right="100" w:firstLine="0" w:firstLineChars="0"/>
+                    <w:rPr>
+                      <w:rFonts w:ascii="Segoe UI" w:hAnsi="Segoe UI" w:eastAsia="Segoe UI" w:cs="Segoe UI"/>
+                      <w:i w:val="false"/>
+                      <w:b w:val="false"/>
+                      <w:u w:val="none"/>
+                      <w:strike w:val="false"/>
+                      <w:sz w:val="22"/>
+                      <w:szCs w:val="22"/>
+                      <w:color w:val="000000"/>
+                    </w:rPr>
+                  </w:pPr>
+                  <w:r xmlns:w="http://schemas.openxmlformats.org/wordprocessingml/2006/main" xmlns:wp="http://schemas.openxmlformats.org/drawingml/2006/wordprocessingDrawing" xmlns:r="http://schemas.openxmlformats.org/officeDocument/2006/relationships" xmlns:w14="http://schemas.microsoft.com/office/word/2010/wordml">
+                    <w:rPr>
+                      <w:rFonts w:ascii="Segoe UI" w:hAnsi="Segoe UI" w:eastAsia="Segoe UI" w:cs="Segoe UI"/>
+                      <w:i w:val="false"/>
+                      <w:b w:val="false"/>
+                      <w:u w:val="none"/>
+                      <w:strike w:val="false"/>
+                      <w:sz w:val="22"/>
+                      <w:szCs w:val="22"/>
+                      <w:color w:val="000000"/>
+                    </w:rPr>
                     <w:t xml:space="preserve">10%</w:t>
                   </w:r>
                 </w:p>
@@ -3420,7 +3496,7 @@
                       <w:szCs w:val="22"/>
                       <w:color w:val="000000"/>
                     </w:rPr>
-                    <w:t xml:space="preserve">5%</w:t>
+                    <w:t xml:space="preserve">15%</w:t>
                   </w:r>
                 </w:p>
               </w:tc>
@@ -3474,61 +3550,7 @@
                       <w:szCs w:val="22"/>
                       <w:color w:val="000000"/>
                     </w:rPr>
-                    <w:t xml:space="preserve">12%</w:t>
-                  </w:r>
-                </w:p>
-              </w:tc>
-              <w:tc>
-                <w:tcPr>
-                  <w:tcBorders>
-                    <w:bottom w:val="single" w:sz="8" w:space="0" w:color="666666"/>
-                    <w:top w:val="single" w:sz="8" w:space="0" w:color="666666"/>
-                    <w:left w:val="single" w:sz="8" w:space="0" w:color="666666"/>
-                    <w:right w:val="single" w:sz="8" w:space="0" w:color="666666"/>
-                  </w:tcBorders>
-                  <w:shd w:val="clear" w:color="auto" w:fill="FFFFFF"/>
-                  <w:tcMar>
-                    <w:top w:w="0" w:type="dxa"/>
-                    <w:bottom w:w="0" w:type="dxa"/>
-                    <w:left w:w="0" w:type="dxa"/>
-                    <w:right w:w="0" w:type="dxa"/>
-                  </w:tcMar>
-                  <w:vAlign w:val="center"/>
-                </w:tcPr>
-                <w:p>
-                  <w:pPr>
-                    <w:jc w:val="left"/>
-                    <w:pBdr>
-                      <w:bottom w:val="none" w:sz="0" w:space="0" w:color="000000"/>
-                      <w:top w:val="none" w:sz="0" w:space="0" w:color="000000"/>
-                      <w:left w:val="none" w:sz="0" w:space="0" w:color="000000"/>
-                      <w:right w:val="none" w:sz="0" w:space="0" w:color="000000"/>
-                    </w:pBdr>
-                    <w:spacing w:after="100" w:before="100" w:line="240"/>
-                    <w:ind w:left="100" w:right="100" w:firstLine="0" w:firstLineChars="0"/>
-                    <w:rPr>
-                      <w:rFonts w:ascii="Segoe UI" w:hAnsi="Segoe UI" w:eastAsia="Segoe UI" w:cs="Segoe UI"/>
-                      <w:i w:val="false"/>
-                      <w:b w:val="false"/>
-                      <w:u w:val="none"/>
-                      <w:strike w:val="false"/>
-                      <w:sz w:val="22"/>
-                      <w:szCs w:val="22"/>
-                      <w:color w:val="000000"/>
-                    </w:rPr>
-                  </w:pPr>
-                  <w:r xmlns:w="http://schemas.openxmlformats.org/wordprocessingml/2006/main" xmlns:wp="http://schemas.openxmlformats.org/drawingml/2006/wordprocessingDrawing" xmlns:r="http://schemas.openxmlformats.org/officeDocument/2006/relationships" xmlns:w14="http://schemas.microsoft.com/office/word/2010/wordml">
-                    <w:rPr>
-                      <w:rFonts w:ascii="Segoe UI" w:hAnsi="Segoe UI" w:eastAsia="Segoe UI" w:cs="Segoe UI"/>
-                      <w:i w:val="false"/>
-                      <w:b w:val="false"/>
-                      <w:u w:val="none"/>
-                      <w:strike w:val="false"/>
-                      <w:sz w:val="22"/>
-                      <w:szCs w:val="22"/>
-                      <w:color w:val="000000"/>
-                    </w:rPr>
-                    <w:t xml:space="preserve">2%</w:t>
+                    <w:t xml:space="preserve">3%</w:t>
                   </w:r>
                 </w:p>
               </w:tc>
@@ -3642,7 +3664,7 @@
               </w:tc>
             </w:tr>
           </w:tbl>
-          <w:bookmarkEnd w:id="58"/>
+          <w:bookmarkEnd w:id="59"/>
         </w:tc>
       </w:tr>
     </w:tbl>
@@ -3661,7 +3683,7 @@
         <w:t xml:space="preserve"> </w:t>
       </w:r>
       <w:r>
-        <w:t xml:space="preserve">- As of Dec 09 estimated passage to date of LAD spring run at Red Bluff Diversion is approximately 0.96 million fish. *</w:t>
+        <w:t xml:space="preserve">- As of Dec 16 estimated passage to date of LAD spring run at Red Bluff Diversion is approximately 0.96 million fish. *</w:t>
       </w:r>
       <w:r>
         <w:t xml:space="preserve"> </w:t>
@@ -3686,11 +3708,11 @@
         <w:t xml:space="preserve">Delta Monitoring</w:t>
       </w:r>
       <w:r>
-        <w:t xml:space="preserve">- Total catch of LAD spring run at RSTs at Delta Entry (Tisdale, Knights Landing, Lower Sacramento River between Dec 03 and Dec 15 is 22 individuals. Total catch at Sacramento Trawl and Beach Seines in the delta between Dec 03 and Dec 15 is 70 individuals. Total catch at Delta Exit at Chipps Island between Dec 04 and Dec 15 is 0 individuals.</w:t>
+        <w:t xml:space="preserve">- Total catch of LAD spring run at RSTs at Delta Entry (Tisdale, Knights Landing, Lower Sacramento River) between Dec 08 and Dec 17 is 13 individuals. Total catch at Sacramento Trawl and Beach Seines in the delta between Dec 08 and Dec 19 is 57 individuals. Total catch at Delta Exit at Chipps Island between Dec 08 and Dec 19 is 0 individuals.</w:t>
       </w:r>
     </w:p>
-    <w:bookmarkEnd w:id="59"/>
-    <w:bookmarkStart w:id="61" w:name="surrogate-releases"/>
+    <w:bookmarkEnd w:id="60"/>
+    <w:bookmarkStart w:id="62" w:name="surrogate-releases"/>
     <w:p>
       <w:pPr>
         <w:pStyle w:val="Heading4"/>
@@ -3720,7 +3742,7 @@
       <w:tr>
         <w:tc>
           <w:tcPr/>
-          <w:bookmarkStart w:id="60" w:name="tbl-sr_surrogate_table"/>
+          <w:bookmarkStart w:id="61" w:name="tbl-sr_surrogate_table"/>
           <w:p>
             <w:pPr>
               <w:jc w:val="center"/>
@@ -4628,13 +4650,13 @@
               </w:tc>
             </w:tr>
           </w:tbl>
-          <w:bookmarkEnd w:id="60"/>
+          <w:bookmarkEnd w:id="61"/>
         </w:tc>
       </w:tr>
     </w:tbl>
-    <w:bookmarkEnd w:id="61"/>
     <w:bookmarkEnd w:id="62"/>
-    <w:bookmarkStart w:id="63" w:name="evaluation"/>
+    <w:bookmarkEnd w:id="63"/>
+    <w:bookmarkStart w:id="64" w:name="evaluation"/>
     <w:p>
       <w:pPr>
         <w:pStyle w:val="Heading3"/>
@@ -4665,8 +4687,8 @@
         <w:t xml:space="preserve">These criteria for the start of entrainment management for winter-run Chinook Salmon have not occurred.</w:t>
       </w:r>
     </w:p>
-    <w:bookmarkEnd w:id="63"/>
-    <w:bookmarkStart w:id="64" w:name="references"/>
+    <w:bookmarkEnd w:id="64"/>
+    <w:bookmarkStart w:id="65" w:name="references"/>
     <w:p>
       <w:pPr>
         <w:pStyle w:val="Heading3"/>
@@ -4675,8 +4697,8 @@
         <w:t xml:space="preserve">References</w:t>
       </w:r>
     </w:p>
-    <w:bookmarkEnd w:id="64"/>
     <w:bookmarkEnd w:id="65"/>
+    <w:bookmarkEnd w:id="66"/>
     <w:sectPr>
       <w:footnotePr>
         <w:numRestart w:val="eachSect"/>

--- a/samt-assessment-v1.docx
+++ b/samt-assessment-v1.docx
@@ -2,7 +2,7 @@
 <file path=word/document.xml><?xml version="1.0" encoding="utf-8"?>
 <w:document xmlns:w="http://schemas.openxmlformats.org/wordprocessingml/2006/main" xmlns:m="http://schemas.openxmlformats.org/officeDocument/2006/math" xmlns:r="http://schemas.openxmlformats.org/officeDocument/2006/relationships" xmlns:o="urn:schemas-microsoft-com:office:office" xmlns:v="urn:schemas-microsoft-com:vml" xmlns:w10="urn:schemas-microsoft-com:office:word" xmlns:a="http://schemas.openxmlformats.org/drawingml/2006/main" xmlns:pic="http://schemas.openxmlformats.org/drawingml/2006/picture" xmlns:wp="http://schemas.openxmlformats.org/drawingml/2006/wordprocessingDrawing">
   <w:body>
-    <w:bookmarkStart w:id="89" w:name="X29b5f33945bac93ce69a4140f075cf8233c41e3"/>
+    <w:bookmarkStart w:id="94" w:name="X29b5f33945bac93ce69a4140f075cf8233c41e3"/>
     <w:p>
       <w:pPr>
         <w:pStyle w:val="Heading2"/>
@@ -26,7 +26,7 @@
           <w:i/>
           <w:iCs/>
         </w:rPr>
-        <w:t xml:space="preserve">January 21, 2026</w:t>
+        <w:t xml:space="preserve">January 28, 2026</w:t>
       </w:r>
     </w:p>
     <w:p>
@@ -134,13 +134,13 @@
           <w:b/>
           <w:bCs/>
         </w:rPr>
-        <w:t xml:space="preserve">44</w:t>
+        <w:t xml:space="preserve">47</w:t>
       </w:r>
       <w:r>
         <w:t xml:space="preserve"> </w:t>
       </w:r>
       <w:r>
-        <w:t xml:space="preserve">(0.83% of threshold) Natural Steelhead,</w:t>
+        <w:t xml:space="preserve">(0.88% of threshold) Natural Steelhead,</w:t>
       </w:r>
       <w:r>
         <w:t xml:space="preserve"> </w:t>
@@ -150,13 +150,13 @@
           <w:b/>
           <w:bCs/>
         </w:rPr>
-        <w:t xml:space="preserve">148</w:t>
+        <w:t xml:space="preserve">280</w:t>
       </w:r>
       <w:r>
         <w:t xml:space="preserve"> </w:t>
       </w:r>
       <w:r>
-        <w:t xml:space="preserve">(2.5% of threshold) Hatchery Steelhead, and</w:t>
+        <w:t xml:space="preserve">(4.73% of threshold) Hatchery Steelhead, and</w:t>
       </w:r>
       <w:r>
         <w:t xml:space="preserve"> </w:t>
@@ -166,13 +166,13 @@
           <w:b/>
           <w:bCs/>
         </w:rPr>
-        <w:t xml:space="preserve">992</w:t>
+        <w:t xml:space="preserve">1019</w:t>
       </w:r>
       <w:r>
         <w:t xml:space="preserve"> </w:t>
       </w:r>
       <w:r>
-        <w:t xml:space="preserve">(45.14% of threshold) Spring-run Surrogates.</w:t>
+        <w:t xml:space="preserve">(46.34% of threshold) Spring-run Surrogates.</w:t>
       </w:r>
     </w:p>
     <w:p>
@@ -281,7 +281,7 @@
         <w:t xml:space="preserve"> </w:t>
       </w:r>
       <w:r>
-        <w:t xml:space="preserve">- Historically, as of Jan 20, 79% of length-at-date (LAD) winter-run have entered the Delta based on Knights Landing RST catch, 2% have exited the Delta based on Chipps Island Trawl Catch, and 2% of DNA confirmed winter-run have been salvaged.</w:t>
+        <w:t xml:space="preserve">- Historically, as of Jan 27, 83% of length-at-date (LAD) winter-run have entered the Delta based on Knights Landing RST catch, 3% have exited the Delta based on Chipps Island Trawl Catch, and 2% of DNA confirmed winter-run have been salvaged.</w:t>
       </w:r>
     </w:p>
     <w:tbl>
@@ -361,19 +361,19 @@
                     <w:spacing w:after="100" w:before="100" w:line="240"/>
                     <w:ind w:left="100" w:right="100" w:firstLine="0" w:firstLineChars="0"/>
                     <w:rPr>
-                      <w:rFonts w:ascii="Calibri" w:hAnsi="Calibri" w:eastAsia="Calibri" w:cs="Calibri"/>
-                      <w:i w:val="false"/>
-                      <w:b w:val="false"/>
-                      <w:u w:val="none"/>
-                      <w:strike w:val="false"/>
-                      <w:sz w:val="22"/>
-                      <w:szCs w:val="22"/>
-                      <w:color w:val="000000"/>
-                    </w:rPr>
-                  </w:pPr>
-                  <w:r xmlns:w="http://schemas.openxmlformats.org/wordprocessingml/2006/main" xmlns:wp="http://schemas.openxmlformats.org/drawingml/2006/wordprocessingDrawing" xmlns:r="http://schemas.openxmlformats.org/officeDocument/2006/relationships" xmlns:w14="http://schemas.microsoft.com/office/word/2010/wordml">
-                    <w:rPr>
-                      <w:rFonts w:ascii="Calibri" w:hAnsi="Calibri" w:eastAsia="Calibri" w:cs="Calibri"/>
+                      <w:rFonts w:ascii="Arial" w:hAnsi="Arial" w:eastAsia="Arial" w:cs="Arial"/>
+                      <w:i w:val="false"/>
+                      <w:b w:val="false"/>
+                      <w:u w:val="none"/>
+                      <w:strike w:val="false"/>
+                      <w:sz w:val="22"/>
+                      <w:szCs w:val="22"/>
+                      <w:color w:val="000000"/>
+                    </w:rPr>
+                  </w:pPr>
+                  <w:r xmlns:w="http://schemas.openxmlformats.org/wordprocessingml/2006/main" xmlns:wp="http://schemas.openxmlformats.org/drawingml/2006/wordprocessingDrawing" xmlns:r="http://schemas.openxmlformats.org/officeDocument/2006/relationships" xmlns:w14="http://schemas.microsoft.com/office/word/2010/wordml">
+                    <w:rPr>
+                      <w:rFonts w:ascii="Arial" w:hAnsi="Arial" w:eastAsia="Arial" w:cs="Arial"/>
                       <w:i w:val="false"/>
                       <w:b w:val="false"/>
                       <w:u w:val="none"/>
@@ -415,19 +415,19 @@
                     <w:spacing w:after="100" w:before="100" w:line="240"/>
                     <w:ind w:left="100" w:right="100" w:firstLine="0" w:firstLineChars="0"/>
                     <w:rPr>
-                      <w:rFonts w:ascii="Calibri" w:hAnsi="Calibri" w:eastAsia="Calibri" w:cs="Calibri"/>
-                      <w:i w:val="false"/>
-                      <w:b w:val="false"/>
-                      <w:u w:val="none"/>
-                      <w:strike w:val="false"/>
-                      <w:sz w:val="22"/>
-                      <w:szCs w:val="22"/>
-                      <w:color w:val="000000"/>
-                    </w:rPr>
-                  </w:pPr>
-                  <w:r xmlns:w="http://schemas.openxmlformats.org/wordprocessingml/2006/main" xmlns:wp="http://schemas.openxmlformats.org/drawingml/2006/wordprocessingDrawing" xmlns:r="http://schemas.openxmlformats.org/officeDocument/2006/relationships" xmlns:w14="http://schemas.microsoft.com/office/word/2010/wordml">
-                    <w:rPr>
-                      <w:rFonts w:ascii="Calibri" w:hAnsi="Calibri" w:eastAsia="Calibri" w:cs="Calibri"/>
+                      <w:rFonts w:ascii="Arial" w:hAnsi="Arial" w:eastAsia="Arial" w:cs="Arial"/>
+                      <w:i w:val="false"/>
+                      <w:b w:val="false"/>
+                      <w:u w:val="none"/>
+                      <w:strike w:val="false"/>
+                      <w:sz w:val="22"/>
+                      <w:szCs w:val="22"/>
+                      <w:color w:val="000000"/>
+                    </w:rPr>
+                  </w:pPr>
+                  <w:r xmlns:w="http://schemas.openxmlformats.org/wordprocessingml/2006/main" xmlns:wp="http://schemas.openxmlformats.org/drawingml/2006/wordprocessingDrawing" xmlns:r="http://schemas.openxmlformats.org/officeDocument/2006/relationships" xmlns:w14="http://schemas.microsoft.com/office/word/2010/wordml">
+                    <w:rPr>
+                      <w:rFonts w:ascii="Arial" w:hAnsi="Arial" w:eastAsia="Arial" w:cs="Arial"/>
                       <w:i w:val="false"/>
                       <w:b w:val="false"/>
                       <w:u w:val="none"/>
@@ -469,19 +469,19 @@
                     <w:spacing w:after="100" w:before="100" w:line="240"/>
                     <w:ind w:left="100" w:right="100" w:firstLine="0" w:firstLineChars="0"/>
                     <w:rPr>
-                      <w:rFonts w:ascii="Calibri" w:hAnsi="Calibri" w:eastAsia="Calibri" w:cs="Calibri"/>
-                      <w:i w:val="false"/>
-                      <w:b w:val="false"/>
-                      <w:u w:val="none"/>
-                      <w:strike w:val="false"/>
-                      <w:sz w:val="22"/>
-                      <w:szCs w:val="22"/>
-                      <w:color w:val="000000"/>
-                    </w:rPr>
-                  </w:pPr>
-                  <w:r xmlns:w="http://schemas.openxmlformats.org/wordprocessingml/2006/main" xmlns:wp="http://schemas.openxmlformats.org/drawingml/2006/wordprocessingDrawing" xmlns:r="http://schemas.openxmlformats.org/officeDocument/2006/relationships" xmlns:w14="http://schemas.microsoft.com/office/word/2010/wordml">
-                    <w:rPr>
-                      <w:rFonts w:ascii="Calibri" w:hAnsi="Calibri" w:eastAsia="Calibri" w:cs="Calibri"/>
+                      <w:rFonts w:ascii="Arial" w:hAnsi="Arial" w:eastAsia="Arial" w:cs="Arial"/>
+                      <w:i w:val="false"/>
+                      <w:b w:val="false"/>
+                      <w:u w:val="none"/>
+                      <w:strike w:val="false"/>
+                      <w:sz w:val="22"/>
+                      <w:szCs w:val="22"/>
+                      <w:color w:val="000000"/>
+                    </w:rPr>
+                  </w:pPr>
+                  <w:r xmlns:w="http://schemas.openxmlformats.org/wordprocessingml/2006/main" xmlns:wp="http://schemas.openxmlformats.org/drawingml/2006/wordprocessingDrawing" xmlns:r="http://schemas.openxmlformats.org/officeDocument/2006/relationships" xmlns:w14="http://schemas.microsoft.com/office/word/2010/wordml">
+                    <w:rPr>
+                      <w:rFonts w:ascii="Arial" w:hAnsi="Arial" w:eastAsia="Arial" w:cs="Arial"/>
                       <w:i w:val="false"/>
                       <w:b w:val="false"/>
                       <w:u w:val="none"/>
@@ -523,19 +523,19 @@
                     <w:spacing w:after="100" w:before="100" w:line="240"/>
                     <w:ind w:left="100" w:right="100" w:firstLine="0" w:firstLineChars="0"/>
                     <w:rPr>
-                      <w:rFonts w:ascii="Calibri" w:hAnsi="Calibri" w:eastAsia="Calibri" w:cs="Calibri"/>
-                      <w:i w:val="false"/>
-                      <w:b w:val="false"/>
-                      <w:u w:val="none"/>
-                      <w:strike w:val="false"/>
-                      <w:sz w:val="22"/>
-                      <w:szCs w:val="22"/>
-                      <w:color w:val="000000"/>
-                    </w:rPr>
-                  </w:pPr>
-                  <w:r xmlns:w="http://schemas.openxmlformats.org/wordprocessingml/2006/main" xmlns:wp="http://schemas.openxmlformats.org/drawingml/2006/wordprocessingDrawing" xmlns:r="http://schemas.openxmlformats.org/officeDocument/2006/relationships" xmlns:w14="http://schemas.microsoft.com/office/word/2010/wordml">
-                    <w:rPr>
-                      <w:rFonts w:ascii="Calibri" w:hAnsi="Calibri" w:eastAsia="Calibri" w:cs="Calibri"/>
+                      <w:rFonts w:ascii="Arial" w:hAnsi="Arial" w:eastAsia="Arial" w:cs="Arial"/>
+                      <w:i w:val="false"/>
+                      <w:b w:val="false"/>
+                      <w:u w:val="none"/>
+                      <w:strike w:val="false"/>
+                      <w:sz w:val="22"/>
+                      <w:szCs w:val="22"/>
+                      <w:color w:val="000000"/>
+                    </w:rPr>
+                  </w:pPr>
+                  <w:r xmlns:w="http://schemas.openxmlformats.org/wordprocessingml/2006/main" xmlns:wp="http://schemas.openxmlformats.org/drawingml/2006/wordprocessingDrawing" xmlns:r="http://schemas.openxmlformats.org/officeDocument/2006/relationships" xmlns:w14="http://schemas.microsoft.com/office/word/2010/wordml">
+                    <w:rPr>
+                      <w:rFonts w:ascii="Arial" w:hAnsi="Arial" w:eastAsia="Arial" w:cs="Arial"/>
                       <w:i w:val="false"/>
                       <w:b w:val="false"/>
                       <w:u w:val="none"/>
@@ -577,19 +577,19 @@
                     <w:spacing w:after="100" w:before="100" w:line="240"/>
                     <w:ind w:left="100" w:right="100" w:firstLine="0" w:firstLineChars="0"/>
                     <w:rPr>
-                      <w:rFonts w:ascii="Calibri" w:hAnsi="Calibri" w:eastAsia="Calibri" w:cs="Calibri"/>
-                      <w:i w:val="false"/>
-                      <w:b w:val="false"/>
-                      <w:u w:val="none"/>
-                      <w:strike w:val="false"/>
-                      <w:sz w:val="22"/>
-                      <w:szCs w:val="22"/>
-                      <w:color w:val="000000"/>
-                    </w:rPr>
-                  </w:pPr>
-                  <w:r xmlns:w="http://schemas.openxmlformats.org/wordprocessingml/2006/main" xmlns:wp="http://schemas.openxmlformats.org/drawingml/2006/wordprocessingDrawing" xmlns:r="http://schemas.openxmlformats.org/officeDocument/2006/relationships" xmlns:w14="http://schemas.microsoft.com/office/word/2010/wordml">
-                    <w:rPr>
-                      <w:rFonts w:ascii="Calibri" w:hAnsi="Calibri" w:eastAsia="Calibri" w:cs="Calibri"/>
+                      <w:rFonts w:ascii="Arial" w:hAnsi="Arial" w:eastAsia="Arial" w:cs="Arial"/>
+                      <w:i w:val="false"/>
+                      <w:b w:val="false"/>
+                      <w:u w:val="none"/>
+                      <w:strike w:val="false"/>
+                      <w:sz w:val="22"/>
+                      <w:szCs w:val="22"/>
+                      <w:color w:val="000000"/>
+                    </w:rPr>
+                  </w:pPr>
+                  <w:r xmlns:w="http://schemas.openxmlformats.org/wordprocessingml/2006/main" xmlns:wp="http://schemas.openxmlformats.org/drawingml/2006/wordprocessingDrawing" xmlns:r="http://schemas.openxmlformats.org/officeDocument/2006/relationships" xmlns:w14="http://schemas.microsoft.com/office/word/2010/wordml">
+                    <w:rPr>
+                      <w:rFonts w:ascii="Arial" w:hAnsi="Arial" w:eastAsia="Arial" w:cs="Arial"/>
                       <w:i w:val="false"/>
                       <w:b w:val="false"/>
                       <w:u w:val="none"/>
@@ -631,19 +631,19 @@
                     <w:spacing w:after="100" w:before="100" w:line="240"/>
                     <w:ind w:left="100" w:right="100" w:firstLine="0" w:firstLineChars="0"/>
                     <w:rPr>
-                      <w:rFonts w:ascii="Calibri" w:hAnsi="Calibri" w:eastAsia="Calibri" w:cs="Calibri"/>
-                      <w:i w:val="false"/>
-                      <w:b w:val="false"/>
-                      <w:u w:val="none"/>
-                      <w:strike w:val="false"/>
-                      <w:sz w:val="22"/>
-                      <w:szCs w:val="22"/>
-                      <w:color w:val="000000"/>
-                    </w:rPr>
-                  </w:pPr>
-                  <w:r xmlns:w="http://schemas.openxmlformats.org/wordprocessingml/2006/main" xmlns:wp="http://schemas.openxmlformats.org/drawingml/2006/wordprocessingDrawing" xmlns:r="http://schemas.openxmlformats.org/officeDocument/2006/relationships" xmlns:w14="http://schemas.microsoft.com/office/word/2010/wordml">
-                    <w:rPr>
-                      <w:rFonts w:ascii="Calibri" w:hAnsi="Calibri" w:eastAsia="Calibri" w:cs="Calibri"/>
+                      <w:rFonts w:ascii="Arial" w:hAnsi="Arial" w:eastAsia="Arial" w:cs="Arial"/>
+                      <w:i w:val="false"/>
+                      <w:b w:val="false"/>
+                      <w:u w:val="none"/>
+                      <w:strike w:val="false"/>
+                      <w:sz w:val="22"/>
+                      <w:szCs w:val="22"/>
+                      <w:color w:val="000000"/>
+                    </w:rPr>
+                  </w:pPr>
+                  <w:r xmlns:w="http://schemas.openxmlformats.org/wordprocessingml/2006/main" xmlns:wp="http://schemas.openxmlformats.org/drawingml/2006/wordprocessingDrawing" xmlns:r="http://schemas.openxmlformats.org/officeDocument/2006/relationships" xmlns:w14="http://schemas.microsoft.com/office/word/2010/wordml">
+                    <w:rPr>
+                      <w:rFonts w:ascii="Arial" w:hAnsi="Arial" w:eastAsia="Arial" w:cs="Arial"/>
                       <w:i w:val="false"/>
                       <w:b w:val="false"/>
                       <w:u w:val="none"/>
@@ -685,19 +685,19 @@
                     <w:spacing w:after="100" w:before="100" w:line="240"/>
                     <w:ind w:left="100" w:right="100" w:firstLine="0" w:firstLineChars="0"/>
                     <w:rPr>
-                      <w:rFonts w:ascii="Calibri" w:hAnsi="Calibri" w:eastAsia="Calibri" w:cs="Calibri"/>
-                      <w:i w:val="false"/>
-                      <w:b w:val="false"/>
-                      <w:u w:val="none"/>
-                      <w:strike w:val="false"/>
-                      <w:sz w:val="22"/>
-                      <w:szCs w:val="22"/>
-                      <w:color w:val="000000"/>
-                    </w:rPr>
-                  </w:pPr>
-                  <w:r xmlns:w="http://schemas.openxmlformats.org/wordprocessingml/2006/main" xmlns:wp="http://schemas.openxmlformats.org/drawingml/2006/wordprocessingDrawing" xmlns:r="http://schemas.openxmlformats.org/officeDocument/2006/relationships" xmlns:w14="http://schemas.microsoft.com/office/word/2010/wordml">
-                    <w:rPr>
-                      <w:rFonts w:ascii="Calibri" w:hAnsi="Calibri" w:eastAsia="Calibri" w:cs="Calibri"/>
+                      <w:rFonts w:ascii="Arial" w:hAnsi="Arial" w:eastAsia="Arial" w:cs="Arial"/>
+                      <w:i w:val="false"/>
+                      <w:b w:val="false"/>
+                      <w:u w:val="none"/>
+                      <w:strike w:val="false"/>
+                      <w:sz w:val="22"/>
+                      <w:szCs w:val="22"/>
+                      <w:color w:val="000000"/>
+                    </w:rPr>
+                  </w:pPr>
+                  <w:r xmlns:w="http://schemas.openxmlformats.org/wordprocessingml/2006/main" xmlns:wp="http://schemas.openxmlformats.org/drawingml/2006/wordprocessingDrawing" xmlns:r="http://schemas.openxmlformats.org/officeDocument/2006/relationships" xmlns:w14="http://schemas.microsoft.com/office/word/2010/wordml">
+                    <w:rPr>
+                      <w:rFonts w:ascii="Arial" w:hAnsi="Arial" w:eastAsia="Arial" w:cs="Arial"/>
                       <w:i w:val="false"/>
                       <w:b w:val="false"/>
                       <w:u w:val="none"/>
@@ -745,19 +745,19 @@
                     <w:spacing w:after="100" w:before="100" w:line="240"/>
                     <w:ind w:left="100" w:right="100" w:firstLine="0" w:firstLineChars="0"/>
                     <w:rPr>
-                      <w:rFonts w:ascii="Calibri" w:hAnsi="Calibri" w:eastAsia="Calibri" w:cs="Calibri"/>
-                      <w:i w:val="false"/>
-                      <w:b w:val="false"/>
-                      <w:u w:val="none"/>
-                      <w:strike w:val="false"/>
-                      <w:sz w:val="22"/>
-                      <w:szCs w:val="22"/>
-                      <w:color w:val="000000"/>
-                    </w:rPr>
-                  </w:pPr>
-                  <w:r xmlns:w="http://schemas.openxmlformats.org/wordprocessingml/2006/main" xmlns:wp="http://schemas.openxmlformats.org/drawingml/2006/wordprocessingDrawing" xmlns:r="http://schemas.openxmlformats.org/officeDocument/2006/relationships" xmlns:w14="http://schemas.microsoft.com/office/word/2010/wordml">
-                    <w:rPr>
-                      <w:rFonts w:ascii="Calibri" w:hAnsi="Calibri" w:eastAsia="Calibri" w:cs="Calibri"/>
+                      <w:rFonts w:ascii="Arial" w:hAnsi="Arial" w:eastAsia="Arial" w:cs="Arial"/>
+                      <w:i w:val="false"/>
+                      <w:b w:val="false"/>
+                      <w:u w:val="none"/>
+                      <w:strike w:val="false"/>
+                      <w:sz w:val="22"/>
+                      <w:szCs w:val="22"/>
+                      <w:color w:val="000000"/>
+                    </w:rPr>
+                  </w:pPr>
+                  <w:r xmlns:w="http://schemas.openxmlformats.org/wordprocessingml/2006/main" xmlns:wp="http://schemas.openxmlformats.org/drawingml/2006/wordprocessingDrawing" xmlns:r="http://schemas.openxmlformats.org/officeDocument/2006/relationships" xmlns:w14="http://schemas.microsoft.com/office/word/2010/wordml">
+                    <w:rPr>
+                      <w:rFonts w:ascii="Arial" w:hAnsi="Arial" w:eastAsia="Arial" w:cs="Arial"/>
                       <w:i w:val="false"/>
                       <w:b w:val="false"/>
                       <w:u w:val="none"/>
@@ -799,28 +799,28 @@
                     <w:spacing w:after="100" w:before="100" w:line="240"/>
                     <w:ind w:left="100" w:right="100" w:firstLine="0" w:firstLineChars="0"/>
                     <w:rPr>
-                      <w:rFonts w:ascii="Calibri" w:hAnsi="Calibri" w:eastAsia="Calibri" w:cs="Calibri"/>
-                      <w:i w:val="false"/>
-                      <w:b w:val="false"/>
-                      <w:u w:val="none"/>
-                      <w:strike w:val="false"/>
-                      <w:sz w:val="22"/>
-                      <w:szCs w:val="22"/>
-                      <w:color w:val="000000"/>
-                    </w:rPr>
-                  </w:pPr>
-                  <w:r xmlns:w="http://schemas.openxmlformats.org/wordprocessingml/2006/main" xmlns:wp="http://schemas.openxmlformats.org/drawingml/2006/wordprocessingDrawing" xmlns:r="http://schemas.openxmlformats.org/officeDocument/2006/relationships" xmlns:w14="http://schemas.microsoft.com/office/word/2010/wordml">
-                    <w:rPr>
-                      <w:rFonts w:ascii="Calibri" w:hAnsi="Calibri" w:eastAsia="Calibri" w:cs="Calibri"/>
-                      <w:i w:val="false"/>
-                      <w:b w:val="false"/>
-                      <w:u w:val="none"/>
-                      <w:strike w:val="false"/>
-                      <w:sz w:val="22"/>
-                      <w:szCs w:val="22"/>
-                      <w:color w:val="000000"/>
-                    </w:rPr>
-                    <w:t xml:space="preserve">98%</w:t>
+                      <w:rFonts w:ascii="Arial" w:hAnsi="Arial" w:eastAsia="Arial" w:cs="Arial"/>
+                      <w:i w:val="false"/>
+                      <w:b w:val="false"/>
+                      <w:u w:val="none"/>
+                      <w:strike w:val="false"/>
+                      <w:sz w:val="22"/>
+                      <w:szCs w:val="22"/>
+                      <w:color w:val="000000"/>
+                    </w:rPr>
+                  </w:pPr>
+                  <w:r xmlns:w="http://schemas.openxmlformats.org/wordprocessingml/2006/main" xmlns:wp="http://schemas.openxmlformats.org/drawingml/2006/wordprocessingDrawing" xmlns:r="http://schemas.openxmlformats.org/officeDocument/2006/relationships" xmlns:w14="http://schemas.microsoft.com/office/word/2010/wordml">
+                    <w:rPr>
+                      <w:rFonts w:ascii="Arial" w:hAnsi="Arial" w:eastAsia="Arial" w:cs="Arial"/>
+                      <w:i w:val="false"/>
+                      <w:b w:val="false"/>
+                      <w:u w:val="none"/>
+                      <w:strike w:val="false"/>
+                      <w:sz w:val="22"/>
+                      <w:szCs w:val="22"/>
+                      <w:color w:val="000000"/>
+                    </w:rPr>
+                    <w:t xml:space="preserve">99%</w:t>
                   </w:r>
                 </w:p>
               </w:tc>
@@ -853,28 +853,28 @@
                     <w:spacing w:after="100" w:before="100" w:line="240"/>
                     <w:ind w:left="100" w:right="100" w:firstLine="0" w:firstLineChars="0"/>
                     <w:rPr>
-                      <w:rFonts w:ascii="Calibri" w:hAnsi="Calibri" w:eastAsia="Calibri" w:cs="Calibri"/>
-                      <w:i w:val="false"/>
-                      <w:b w:val="false"/>
-                      <w:u w:val="none"/>
-                      <w:strike w:val="false"/>
-                      <w:sz w:val="22"/>
-                      <w:szCs w:val="22"/>
-                      <w:color w:val="000000"/>
-                    </w:rPr>
-                  </w:pPr>
-                  <w:r xmlns:w="http://schemas.openxmlformats.org/wordprocessingml/2006/main" xmlns:wp="http://schemas.openxmlformats.org/drawingml/2006/wordprocessingDrawing" xmlns:r="http://schemas.openxmlformats.org/officeDocument/2006/relationships" xmlns:w14="http://schemas.microsoft.com/office/word/2010/wordml">
-                    <w:rPr>
-                      <w:rFonts w:ascii="Calibri" w:hAnsi="Calibri" w:eastAsia="Calibri" w:cs="Calibri"/>
-                      <w:i w:val="false"/>
-                      <w:b w:val="false"/>
-                      <w:u w:val="none"/>
-                      <w:strike w:val="false"/>
-                      <w:sz w:val="22"/>
-                      <w:szCs w:val="22"/>
-                      <w:color w:val="000000"/>
-                    </w:rPr>
-                    <w:t xml:space="preserve">85%</w:t>
+                      <w:rFonts w:ascii="Arial" w:hAnsi="Arial" w:eastAsia="Arial" w:cs="Arial"/>
+                      <w:i w:val="false"/>
+                      <w:b w:val="false"/>
+                      <w:u w:val="none"/>
+                      <w:strike w:val="false"/>
+                      <w:sz w:val="22"/>
+                      <w:szCs w:val="22"/>
+                      <w:color w:val="000000"/>
+                    </w:rPr>
+                  </w:pPr>
+                  <w:r xmlns:w="http://schemas.openxmlformats.org/wordprocessingml/2006/main" xmlns:wp="http://schemas.openxmlformats.org/drawingml/2006/wordprocessingDrawing" xmlns:r="http://schemas.openxmlformats.org/officeDocument/2006/relationships" xmlns:w14="http://schemas.microsoft.com/office/word/2010/wordml">
+                    <w:rPr>
+                      <w:rFonts w:ascii="Arial" w:hAnsi="Arial" w:eastAsia="Arial" w:cs="Arial"/>
+                      <w:i w:val="false"/>
+                      <w:b w:val="false"/>
+                      <w:u w:val="none"/>
+                      <w:strike w:val="false"/>
+                      <w:sz w:val="22"/>
+                      <w:szCs w:val="22"/>
+                      <w:color w:val="000000"/>
+                    </w:rPr>
+                    <w:t xml:space="preserve">87%</w:t>
                   </w:r>
                 </w:p>
               </w:tc>
@@ -907,28 +907,28 @@
                     <w:spacing w:after="100" w:before="100" w:line="240"/>
                     <w:ind w:left="100" w:right="100" w:firstLine="0" w:firstLineChars="0"/>
                     <w:rPr>
-                      <w:rFonts w:ascii="Calibri" w:hAnsi="Calibri" w:eastAsia="Calibri" w:cs="Calibri"/>
-                      <w:i w:val="false"/>
-                      <w:b w:val="false"/>
-                      <w:u w:val="none"/>
-                      <w:strike w:val="false"/>
-                      <w:sz w:val="22"/>
-                      <w:szCs w:val="22"/>
-                      <w:color w:val="000000"/>
-                    </w:rPr>
-                  </w:pPr>
-                  <w:r xmlns:w="http://schemas.openxmlformats.org/wordprocessingml/2006/main" xmlns:wp="http://schemas.openxmlformats.org/drawingml/2006/wordprocessingDrawing" xmlns:r="http://schemas.openxmlformats.org/officeDocument/2006/relationships" xmlns:w14="http://schemas.microsoft.com/office/word/2010/wordml">
-                    <w:rPr>
-                      <w:rFonts w:ascii="Calibri" w:hAnsi="Calibri" w:eastAsia="Calibri" w:cs="Calibri"/>
-                      <w:i w:val="false"/>
-                      <w:b w:val="false"/>
-                      <w:u w:val="none"/>
-                      <w:strike w:val="false"/>
-                      <w:sz w:val="22"/>
-                      <w:szCs w:val="22"/>
-                      <w:color w:val="000000"/>
-                    </w:rPr>
-                    <w:t xml:space="preserve">79%</w:t>
+                      <w:rFonts w:ascii="Arial" w:hAnsi="Arial" w:eastAsia="Arial" w:cs="Arial"/>
+                      <w:i w:val="false"/>
+                      <w:b w:val="false"/>
+                      <w:u w:val="none"/>
+                      <w:strike w:val="false"/>
+                      <w:sz w:val="22"/>
+                      <w:szCs w:val="22"/>
+                      <w:color w:val="000000"/>
+                    </w:rPr>
+                  </w:pPr>
+                  <w:r xmlns:w="http://schemas.openxmlformats.org/wordprocessingml/2006/main" xmlns:wp="http://schemas.openxmlformats.org/drawingml/2006/wordprocessingDrawing" xmlns:r="http://schemas.openxmlformats.org/officeDocument/2006/relationships" xmlns:w14="http://schemas.microsoft.com/office/word/2010/wordml">
+                    <w:rPr>
+                      <w:rFonts w:ascii="Arial" w:hAnsi="Arial" w:eastAsia="Arial" w:cs="Arial"/>
+                      <w:i w:val="false"/>
+                      <w:b w:val="false"/>
+                      <w:u w:val="none"/>
+                      <w:strike w:val="false"/>
+                      <w:sz w:val="22"/>
+                      <w:szCs w:val="22"/>
+                      <w:color w:val="000000"/>
+                    </w:rPr>
+                    <w:t xml:space="preserve">83%</w:t>
                   </w:r>
                 </w:p>
               </w:tc>
@@ -961,28 +961,28 @@
                     <w:spacing w:after="100" w:before="100" w:line="240"/>
                     <w:ind w:left="100" w:right="100" w:firstLine="0" w:firstLineChars="0"/>
                     <w:rPr>
-                      <w:rFonts w:ascii="Calibri" w:hAnsi="Calibri" w:eastAsia="Calibri" w:cs="Calibri"/>
-                      <w:i w:val="false"/>
-                      <w:b w:val="false"/>
-                      <w:u w:val="none"/>
-                      <w:strike w:val="false"/>
-                      <w:sz w:val="22"/>
-                      <w:szCs w:val="22"/>
-                      <w:color w:val="000000"/>
-                    </w:rPr>
-                  </w:pPr>
-                  <w:r xmlns:w="http://schemas.openxmlformats.org/wordprocessingml/2006/main" xmlns:wp="http://schemas.openxmlformats.org/drawingml/2006/wordprocessingDrawing" xmlns:r="http://schemas.openxmlformats.org/officeDocument/2006/relationships" xmlns:w14="http://schemas.microsoft.com/office/word/2010/wordml">
-                    <w:rPr>
-                      <w:rFonts w:ascii="Calibri" w:hAnsi="Calibri" w:eastAsia="Calibri" w:cs="Calibri"/>
-                      <w:i w:val="false"/>
-                      <w:b w:val="false"/>
-                      <w:u w:val="none"/>
-                      <w:strike w:val="false"/>
-                      <w:sz w:val="22"/>
-                      <w:szCs w:val="22"/>
-                      <w:color w:val="000000"/>
-                    </w:rPr>
-                    <w:t xml:space="preserve">43%</w:t>
+                      <w:rFonts w:ascii="Arial" w:hAnsi="Arial" w:eastAsia="Arial" w:cs="Arial"/>
+                      <w:i w:val="false"/>
+                      <w:b w:val="false"/>
+                      <w:u w:val="none"/>
+                      <w:strike w:val="false"/>
+                      <w:sz w:val="22"/>
+                      <w:szCs w:val="22"/>
+                      <w:color w:val="000000"/>
+                    </w:rPr>
+                  </w:pPr>
+                  <w:r xmlns:w="http://schemas.openxmlformats.org/wordprocessingml/2006/main" xmlns:wp="http://schemas.openxmlformats.org/drawingml/2006/wordprocessingDrawing" xmlns:r="http://schemas.openxmlformats.org/officeDocument/2006/relationships" xmlns:w14="http://schemas.microsoft.com/office/word/2010/wordml">
+                    <w:rPr>
+                      <w:rFonts w:ascii="Arial" w:hAnsi="Arial" w:eastAsia="Arial" w:cs="Arial"/>
+                      <w:i w:val="false"/>
+                      <w:b w:val="false"/>
+                      <w:u w:val="none"/>
+                      <w:strike w:val="false"/>
+                      <w:sz w:val="22"/>
+                      <w:szCs w:val="22"/>
+                      <w:color w:val="000000"/>
+                    </w:rPr>
+                    <w:t xml:space="preserve">44%</w:t>
                   </w:r>
                 </w:p>
               </w:tc>
@@ -1015,28 +1015,28 @@
                     <w:spacing w:after="100" w:before="100" w:line="240"/>
                     <w:ind w:left="100" w:right="100" w:firstLine="0" w:firstLineChars="0"/>
                     <w:rPr>
-                      <w:rFonts w:ascii="Calibri" w:hAnsi="Calibri" w:eastAsia="Calibri" w:cs="Calibri"/>
-                      <w:i w:val="false"/>
-                      <w:b w:val="false"/>
-                      <w:u w:val="none"/>
-                      <w:strike w:val="false"/>
-                      <w:sz w:val="22"/>
-                      <w:szCs w:val="22"/>
-                      <w:color w:val="000000"/>
-                    </w:rPr>
-                  </w:pPr>
-                  <w:r xmlns:w="http://schemas.openxmlformats.org/wordprocessingml/2006/main" xmlns:wp="http://schemas.openxmlformats.org/drawingml/2006/wordprocessingDrawing" xmlns:r="http://schemas.openxmlformats.org/officeDocument/2006/relationships" xmlns:w14="http://schemas.microsoft.com/office/word/2010/wordml">
-                    <w:rPr>
-                      <w:rFonts w:ascii="Calibri" w:hAnsi="Calibri" w:eastAsia="Calibri" w:cs="Calibri"/>
-                      <w:i w:val="false"/>
-                      <w:b w:val="false"/>
-                      <w:u w:val="none"/>
-                      <w:strike w:val="false"/>
-                      <w:sz w:val="22"/>
-                      <w:szCs w:val="22"/>
-                      <w:color w:val="000000"/>
-                    </w:rPr>
-                    <w:t xml:space="preserve">2%</w:t>
+                      <w:rFonts w:ascii="Arial" w:hAnsi="Arial" w:eastAsia="Arial" w:cs="Arial"/>
+                      <w:i w:val="false"/>
+                      <w:b w:val="false"/>
+                      <w:u w:val="none"/>
+                      <w:strike w:val="false"/>
+                      <w:sz w:val="22"/>
+                      <w:szCs w:val="22"/>
+                      <w:color w:val="000000"/>
+                    </w:rPr>
+                  </w:pPr>
+                  <w:r xmlns:w="http://schemas.openxmlformats.org/wordprocessingml/2006/main" xmlns:wp="http://schemas.openxmlformats.org/drawingml/2006/wordprocessingDrawing" xmlns:r="http://schemas.openxmlformats.org/officeDocument/2006/relationships" xmlns:w14="http://schemas.microsoft.com/office/word/2010/wordml">
+                    <w:rPr>
+                      <w:rFonts w:ascii="Arial" w:hAnsi="Arial" w:eastAsia="Arial" w:cs="Arial"/>
+                      <w:i w:val="false"/>
+                      <w:b w:val="false"/>
+                      <w:u w:val="none"/>
+                      <w:strike w:val="false"/>
+                      <w:sz w:val="22"/>
+                      <w:szCs w:val="22"/>
+                      <w:color w:val="000000"/>
+                    </w:rPr>
+                    <w:t xml:space="preserve">3%</w:t>
                   </w:r>
                 </w:p>
               </w:tc>
@@ -1069,28 +1069,28 @@
                     <w:spacing w:after="100" w:before="100" w:line="240"/>
                     <w:ind w:left="100" w:right="100" w:firstLine="0" w:firstLineChars="0"/>
                     <w:rPr>
-                      <w:rFonts w:ascii="Calibri" w:hAnsi="Calibri" w:eastAsia="Calibri" w:cs="Calibri"/>
-                      <w:i w:val="false"/>
-                      <w:b w:val="false"/>
-                      <w:u w:val="none"/>
-                      <w:strike w:val="false"/>
-                      <w:sz w:val="22"/>
-                      <w:szCs w:val="22"/>
-                      <w:color w:val="000000"/>
-                    </w:rPr>
-                  </w:pPr>
-                  <w:r xmlns:w="http://schemas.openxmlformats.org/wordprocessingml/2006/main" xmlns:wp="http://schemas.openxmlformats.org/drawingml/2006/wordprocessingDrawing" xmlns:r="http://schemas.openxmlformats.org/officeDocument/2006/relationships" xmlns:w14="http://schemas.microsoft.com/office/word/2010/wordml">
-                    <w:rPr>
-                      <w:rFonts w:ascii="Calibri" w:hAnsi="Calibri" w:eastAsia="Calibri" w:cs="Calibri"/>
-                      <w:i w:val="false"/>
-                      <w:b w:val="false"/>
-                      <w:u w:val="none"/>
-                      <w:strike w:val="false"/>
-                      <w:sz w:val="22"/>
-                      <w:szCs w:val="22"/>
-                      <w:color w:val="000000"/>
-                    </w:rPr>
-                    <w:t xml:space="preserve">19%</w:t>
+                      <w:rFonts w:ascii="Arial" w:hAnsi="Arial" w:eastAsia="Arial" w:cs="Arial"/>
+                      <w:i w:val="false"/>
+                      <w:b w:val="false"/>
+                      <w:u w:val="none"/>
+                      <w:strike w:val="false"/>
+                      <w:sz w:val="22"/>
+                      <w:szCs w:val="22"/>
+                      <w:color w:val="000000"/>
+                    </w:rPr>
+                  </w:pPr>
+                  <w:r xmlns:w="http://schemas.openxmlformats.org/wordprocessingml/2006/main" xmlns:wp="http://schemas.openxmlformats.org/drawingml/2006/wordprocessingDrawing" xmlns:r="http://schemas.openxmlformats.org/officeDocument/2006/relationships" xmlns:w14="http://schemas.microsoft.com/office/word/2010/wordml">
+                    <w:rPr>
+                      <w:rFonts w:ascii="Arial" w:hAnsi="Arial" w:eastAsia="Arial" w:cs="Arial"/>
+                      <w:i w:val="false"/>
+                      <w:b w:val="false"/>
+                      <w:u w:val="none"/>
+                      <w:strike w:val="false"/>
+                      <w:sz w:val="22"/>
+                      <w:szCs w:val="22"/>
+                      <w:color w:val="000000"/>
+                    </w:rPr>
+                    <w:t xml:space="preserve">20%</w:t>
                   </w:r>
                 </w:p>
               </w:tc>
@@ -1129,19 +1129,19 @@
                     <w:spacing w:after="100" w:before="100" w:line="240"/>
                     <w:ind w:left="100" w:right="100" w:firstLine="0" w:firstLineChars="0"/>
                     <w:rPr>
-                      <w:rFonts w:ascii="Calibri" w:hAnsi="Calibri" w:eastAsia="Calibri" w:cs="Calibri"/>
-                      <w:i w:val="false"/>
-                      <w:b w:val="false"/>
-                      <w:u w:val="none"/>
-                      <w:strike w:val="false"/>
-                      <w:sz w:val="22"/>
-                      <w:szCs w:val="22"/>
-                      <w:color w:val="000000"/>
-                    </w:rPr>
-                  </w:pPr>
-                  <w:r xmlns:w="http://schemas.openxmlformats.org/wordprocessingml/2006/main" xmlns:wp="http://schemas.openxmlformats.org/drawingml/2006/wordprocessingDrawing" xmlns:r="http://schemas.openxmlformats.org/officeDocument/2006/relationships" xmlns:w14="http://schemas.microsoft.com/office/word/2010/wordml">
-                    <w:rPr>
-                      <w:rFonts w:ascii="Calibri" w:hAnsi="Calibri" w:eastAsia="Calibri" w:cs="Calibri"/>
+                      <w:rFonts w:ascii="Arial" w:hAnsi="Arial" w:eastAsia="Arial" w:cs="Arial"/>
+                      <w:i w:val="false"/>
+                      <w:b w:val="false"/>
+                      <w:u w:val="none"/>
+                      <w:strike w:val="false"/>
+                      <w:sz w:val="22"/>
+                      <w:szCs w:val="22"/>
+                      <w:color w:val="000000"/>
+                    </w:rPr>
+                  </w:pPr>
+                  <w:r xmlns:w="http://schemas.openxmlformats.org/wordprocessingml/2006/main" xmlns:wp="http://schemas.openxmlformats.org/drawingml/2006/wordprocessingDrawing" xmlns:r="http://schemas.openxmlformats.org/officeDocument/2006/relationships" xmlns:w14="http://schemas.microsoft.com/office/word/2010/wordml">
+                    <w:rPr>
+                      <w:rFonts w:ascii="Arial" w:hAnsi="Arial" w:eastAsia="Arial" w:cs="Arial"/>
                       <w:i w:val="false"/>
                       <w:b w:val="false"/>
                       <w:u w:val="none"/>
@@ -1183,19 +1183,19 @@
                     <w:spacing w:after="100" w:before="100" w:line="240"/>
                     <w:ind w:left="100" w:right="100" w:firstLine="0" w:firstLineChars="0"/>
                     <w:rPr>
-                      <w:rFonts w:ascii="Calibri" w:hAnsi="Calibri" w:eastAsia="Calibri" w:cs="Calibri"/>
-                      <w:i w:val="false"/>
-                      <w:b w:val="false"/>
-                      <w:u w:val="none"/>
-                      <w:strike w:val="false"/>
-                      <w:sz w:val="22"/>
-                      <w:szCs w:val="22"/>
-                      <w:color w:val="000000"/>
-                    </w:rPr>
-                  </w:pPr>
-                  <w:r xmlns:w="http://schemas.openxmlformats.org/wordprocessingml/2006/main" xmlns:wp="http://schemas.openxmlformats.org/drawingml/2006/wordprocessingDrawing" xmlns:r="http://schemas.openxmlformats.org/officeDocument/2006/relationships" xmlns:w14="http://schemas.microsoft.com/office/word/2010/wordml">
-                    <w:rPr>
-                      <w:rFonts w:ascii="Calibri" w:hAnsi="Calibri" w:eastAsia="Calibri" w:cs="Calibri"/>
+                      <w:rFonts w:ascii="Arial" w:hAnsi="Arial" w:eastAsia="Arial" w:cs="Arial"/>
+                      <w:i w:val="false"/>
+                      <w:b w:val="false"/>
+                      <w:u w:val="none"/>
+                      <w:strike w:val="false"/>
+                      <w:sz w:val="22"/>
+                      <w:szCs w:val="22"/>
+                      <w:color w:val="000000"/>
+                    </w:rPr>
+                  </w:pPr>
+                  <w:r xmlns:w="http://schemas.openxmlformats.org/wordprocessingml/2006/main" xmlns:wp="http://schemas.openxmlformats.org/drawingml/2006/wordprocessingDrawing" xmlns:r="http://schemas.openxmlformats.org/officeDocument/2006/relationships" xmlns:w14="http://schemas.microsoft.com/office/word/2010/wordml">
+                    <w:rPr>
+                      <w:rFonts w:ascii="Arial" w:hAnsi="Arial" w:eastAsia="Arial" w:cs="Arial"/>
                       <w:i w:val="false"/>
                       <w:b w:val="false"/>
                       <w:u w:val="none"/>
@@ -1237,19 +1237,19 @@
                     <w:spacing w:after="100" w:before="100" w:line="240"/>
                     <w:ind w:left="100" w:right="100" w:firstLine="0" w:firstLineChars="0"/>
                     <w:rPr>
-                      <w:rFonts w:ascii="Calibri" w:hAnsi="Calibri" w:eastAsia="Calibri" w:cs="Calibri"/>
-                      <w:i w:val="false"/>
-                      <w:b w:val="false"/>
-                      <w:u w:val="none"/>
-                      <w:strike w:val="false"/>
-                      <w:sz w:val="22"/>
-                      <w:szCs w:val="22"/>
-                      <w:color w:val="000000"/>
-                    </w:rPr>
-                  </w:pPr>
-                  <w:r xmlns:w="http://schemas.openxmlformats.org/wordprocessingml/2006/main" xmlns:wp="http://schemas.openxmlformats.org/drawingml/2006/wordprocessingDrawing" xmlns:r="http://schemas.openxmlformats.org/officeDocument/2006/relationships" xmlns:w14="http://schemas.microsoft.com/office/word/2010/wordml">
-                    <w:rPr>
-                      <w:rFonts w:ascii="Calibri" w:hAnsi="Calibri" w:eastAsia="Calibri" w:cs="Calibri"/>
+                      <w:rFonts w:ascii="Arial" w:hAnsi="Arial" w:eastAsia="Arial" w:cs="Arial"/>
+                      <w:i w:val="false"/>
+                      <w:b w:val="false"/>
+                      <w:u w:val="none"/>
+                      <w:strike w:val="false"/>
+                      <w:sz w:val="22"/>
+                      <w:szCs w:val="22"/>
+                      <w:color w:val="000000"/>
+                    </w:rPr>
+                  </w:pPr>
+                  <w:r xmlns:w="http://schemas.openxmlformats.org/wordprocessingml/2006/main" xmlns:wp="http://schemas.openxmlformats.org/drawingml/2006/wordprocessingDrawing" xmlns:r="http://schemas.openxmlformats.org/officeDocument/2006/relationships" xmlns:w14="http://schemas.microsoft.com/office/word/2010/wordml">
+                    <w:rPr>
+                      <w:rFonts w:ascii="Arial" w:hAnsi="Arial" w:eastAsia="Arial" w:cs="Arial"/>
                       <w:i w:val="false"/>
                       <w:b w:val="false"/>
                       <w:u w:val="none"/>
@@ -1291,19 +1291,19 @@
                     <w:spacing w:after="100" w:before="100" w:line="240"/>
                     <w:ind w:left="100" w:right="100" w:firstLine="0" w:firstLineChars="0"/>
                     <w:rPr>
-                      <w:rFonts w:ascii="Calibri" w:hAnsi="Calibri" w:eastAsia="Calibri" w:cs="Calibri"/>
-                      <w:i w:val="false"/>
-                      <w:b w:val="false"/>
-                      <w:u w:val="none"/>
-                      <w:strike w:val="false"/>
-                      <w:sz w:val="22"/>
-                      <w:szCs w:val="22"/>
-                      <w:color w:val="000000"/>
-                    </w:rPr>
-                  </w:pPr>
-                  <w:r xmlns:w="http://schemas.openxmlformats.org/wordprocessingml/2006/main" xmlns:wp="http://schemas.openxmlformats.org/drawingml/2006/wordprocessingDrawing" xmlns:r="http://schemas.openxmlformats.org/officeDocument/2006/relationships" xmlns:w14="http://schemas.microsoft.com/office/word/2010/wordml">
-                    <w:rPr>
-                      <w:rFonts w:ascii="Calibri" w:hAnsi="Calibri" w:eastAsia="Calibri" w:cs="Calibri"/>
+                      <w:rFonts w:ascii="Arial" w:hAnsi="Arial" w:eastAsia="Arial" w:cs="Arial"/>
+                      <w:i w:val="false"/>
+                      <w:b w:val="false"/>
+                      <w:u w:val="none"/>
+                      <w:strike w:val="false"/>
+                      <w:sz w:val="22"/>
+                      <w:szCs w:val="22"/>
+                      <w:color w:val="000000"/>
+                    </w:rPr>
+                  </w:pPr>
+                  <w:r xmlns:w="http://schemas.openxmlformats.org/wordprocessingml/2006/main" xmlns:wp="http://schemas.openxmlformats.org/drawingml/2006/wordprocessingDrawing" xmlns:r="http://schemas.openxmlformats.org/officeDocument/2006/relationships" xmlns:w14="http://schemas.microsoft.com/office/word/2010/wordml">
+                    <w:rPr>
+                      <w:rFonts w:ascii="Arial" w:hAnsi="Arial" w:eastAsia="Arial" w:cs="Arial"/>
                       <w:i w:val="false"/>
                       <w:b w:val="false"/>
                       <w:u w:val="none"/>
@@ -1345,19 +1345,19 @@
                     <w:spacing w:after="100" w:before="100" w:line="240"/>
                     <w:ind w:left="100" w:right="100" w:firstLine="0" w:firstLineChars="0"/>
                     <w:rPr>
-                      <w:rFonts w:ascii="Calibri" w:hAnsi="Calibri" w:eastAsia="Calibri" w:cs="Calibri"/>
-                      <w:i w:val="false"/>
-                      <w:b w:val="false"/>
-                      <w:u w:val="none"/>
-                      <w:strike w:val="false"/>
-                      <w:sz w:val="22"/>
-                      <w:szCs w:val="22"/>
-                      <w:color w:val="000000"/>
-                    </w:rPr>
-                  </w:pPr>
-                  <w:r xmlns:w="http://schemas.openxmlformats.org/wordprocessingml/2006/main" xmlns:wp="http://schemas.openxmlformats.org/drawingml/2006/wordprocessingDrawing" xmlns:r="http://schemas.openxmlformats.org/officeDocument/2006/relationships" xmlns:w14="http://schemas.microsoft.com/office/word/2010/wordml">
-                    <w:rPr>
-                      <w:rFonts w:ascii="Calibri" w:hAnsi="Calibri" w:eastAsia="Calibri" w:cs="Calibri"/>
+                      <w:rFonts w:ascii="Arial" w:hAnsi="Arial" w:eastAsia="Arial" w:cs="Arial"/>
+                      <w:i w:val="false"/>
+                      <w:b w:val="false"/>
+                      <w:u w:val="none"/>
+                      <w:strike w:val="false"/>
+                      <w:sz w:val="22"/>
+                      <w:szCs w:val="22"/>
+                      <w:color w:val="000000"/>
+                    </w:rPr>
+                  </w:pPr>
+                  <w:r xmlns:w="http://schemas.openxmlformats.org/wordprocessingml/2006/main" xmlns:wp="http://schemas.openxmlformats.org/drawingml/2006/wordprocessingDrawing" xmlns:r="http://schemas.openxmlformats.org/officeDocument/2006/relationships" xmlns:w14="http://schemas.microsoft.com/office/word/2010/wordml">
+                    <w:rPr>
+                      <w:rFonts w:ascii="Arial" w:hAnsi="Arial" w:eastAsia="Arial" w:cs="Arial"/>
                       <w:i w:val="false"/>
                       <w:b w:val="false"/>
                       <w:u w:val="none"/>
@@ -1399,19 +1399,19 @@
                     <w:spacing w:after="100" w:before="100" w:line="240"/>
                     <w:ind w:left="100" w:right="100" w:firstLine="0" w:firstLineChars="0"/>
                     <w:rPr>
-                      <w:rFonts w:ascii="Calibri" w:hAnsi="Calibri" w:eastAsia="Calibri" w:cs="Calibri"/>
-                      <w:i w:val="false"/>
-                      <w:b w:val="false"/>
-                      <w:u w:val="none"/>
-                      <w:strike w:val="false"/>
-                      <w:sz w:val="22"/>
-                      <w:szCs w:val="22"/>
-                      <w:color w:val="000000"/>
-                    </w:rPr>
-                  </w:pPr>
-                  <w:r xmlns:w="http://schemas.openxmlformats.org/wordprocessingml/2006/main" xmlns:wp="http://schemas.openxmlformats.org/drawingml/2006/wordprocessingDrawing" xmlns:r="http://schemas.openxmlformats.org/officeDocument/2006/relationships" xmlns:w14="http://schemas.microsoft.com/office/word/2010/wordml">
-                    <w:rPr>
-                      <w:rFonts w:ascii="Calibri" w:hAnsi="Calibri" w:eastAsia="Calibri" w:cs="Calibri"/>
+                      <w:rFonts w:ascii="Arial" w:hAnsi="Arial" w:eastAsia="Arial" w:cs="Arial"/>
+                      <w:i w:val="false"/>
+                      <w:b w:val="false"/>
+                      <w:u w:val="none"/>
+                      <w:strike w:val="false"/>
+                      <w:sz w:val="22"/>
+                      <w:szCs w:val="22"/>
+                      <w:color w:val="000000"/>
+                    </w:rPr>
+                  </w:pPr>
+                  <w:r xmlns:w="http://schemas.openxmlformats.org/wordprocessingml/2006/main" xmlns:wp="http://schemas.openxmlformats.org/drawingml/2006/wordprocessingDrawing" xmlns:r="http://schemas.openxmlformats.org/officeDocument/2006/relationships" xmlns:w14="http://schemas.microsoft.com/office/word/2010/wordml">
+                    <w:rPr>
+                      <w:rFonts w:ascii="Arial" w:hAnsi="Arial" w:eastAsia="Arial" w:cs="Arial"/>
                       <w:i w:val="false"/>
                       <w:b w:val="false"/>
                       <w:u w:val="none"/>
@@ -1453,19 +1453,19 @@
                     <w:spacing w:after="100" w:before="100" w:line="240"/>
                     <w:ind w:left="100" w:right="100" w:firstLine="0" w:firstLineChars="0"/>
                     <w:rPr>
-                      <w:rFonts w:ascii="Calibri" w:hAnsi="Calibri" w:eastAsia="Calibri" w:cs="Calibri"/>
-                      <w:i w:val="false"/>
-                      <w:b w:val="false"/>
-                      <w:u w:val="none"/>
-                      <w:strike w:val="false"/>
-                      <w:sz w:val="22"/>
-                      <w:szCs w:val="22"/>
-                      <w:color w:val="000000"/>
-                    </w:rPr>
-                  </w:pPr>
-                  <w:r xmlns:w="http://schemas.openxmlformats.org/wordprocessingml/2006/main" xmlns:wp="http://schemas.openxmlformats.org/drawingml/2006/wordprocessingDrawing" xmlns:r="http://schemas.openxmlformats.org/officeDocument/2006/relationships" xmlns:w14="http://schemas.microsoft.com/office/word/2010/wordml">
-                    <w:rPr>
-                      <w:rFonts w:ascii="Calibri" w:hAnsi="Calibri" w:eastAsia="Calibri" w:cs="Calibri"/>
+                      <w:rFonts w:ascii="Arial" w:hAnsi="Arial" w:eastAsia="Arial" w:cs="Arial"/>
+                      <w:i w:val="false"/>
+                      <w:b w:val="false"/>
+                      <w:u w:val="none"/>
+                      <w:strike w:val="false"/>
+                      <w:sz w:val="22"/>
+                      <w:szCs w:val="22"/>
+                      <w:color w:val="000000"/>
+                    </w:rPr>
+                  </w:pPr>
+                  <w:r xmlns:w="http://schemas.openxmlformats.org/wordprocessingml/2006/main" xmlns:wp="http://schemas.openxmlformats.org/drawingml/2006/wordprocessingDrawing" xmlns:r="http://schemas.openxmlformats.org/officeDocument/2006/relationships" xmlns:w14="http://schemas.microsoft.com/office/word/2010/wordml">
+                    <w:rPr>
+                      <w:rFonts w:ascii="Arial" w:hAnsi="Arial" w:eastAsia="Arial" w:cs="Arial"/>
                       <w:i w:val="false"/>
                       <w:b w:val="false"/>
                       <w:u w:val="none"/>
@@ -1499,7 +1499,7 @@
         <w:t xml:space="preserve"> </w:t>
       </w:r>
       <w:r>
-        <w:t xml:space="preserve">- As of Jan 14 estimated passage to date of LAD winter-run at Red Bluff Diversion is approximately 4.16 million fish.</w:t>
+        <w:t xml:space="preserve">- As of Jan 21 estimated passage to date of LAD winter-run at Red Bluff Diversion is approximately 4.17 million fish.</w:t>
       </w:r>
       <w:r>
         <w:t xml:space="preserve"> </w:t>
@@ -1527,7 +1527,7 @@
         <w:t xml:space="preserve"> </w:t>
       </w:r>
       <w:r>
-        <w:t xml:space="preserve">- Total catch of LAD winter run at RSTs at Delta Entry (Tisdale, Knights Landing, Lower Sacramento River) between Jan 07 and Jan 19 is 137 individuals. Total catch at Sacramento Trawl and Beach Seines in the delta between Jan 07 and Jan 20 is 3 individuals. Total catch at Delta Exit at Chipps Island between Jan 08 and Jan 20 is 0 individuals.</w:t>
+        <w:t xml:space="preserve">- Total catch of LAD winter run at RSTs at Delta Entry (Tisdale, Knights Landing, Lower Sacramento River) between Jan 14 and Jan 25 is 41 individuals. Total catch at Sacramento Trawl and Beach Seines in the delta between Jan 14 and Jan 26 is 2 individuals. Total catch at Delta Exit at Chipps Island between Jan 20 and Jan 27 is 0 individuals.</w:t>
       </w:r>
     </w:p>
     <w:bookmarkEnd w:id="24"/>
@@ -1545,7 +1545,7 @@
         <w:pStyle w:val="FirstParagraph"/>
       </w:pPr>
       <w:r>
-        <w:t xml:space="preserve">The annual Loss threshold for natural winter-run is 1% of the jpe or 10,575 fish. As of January 20, cumulative loss of genetically confirmed winter-run is 0 or 0.00% of the annual loss threshold. Cumulative loss in the past 7 days has been 0.</w:t>
+        <w:t xml:space="preserve">The annual Loss threshold for natural winter-run is 1% of the jpe or 10,575 fish. As of January 27, cumulative loss of genetically confirmed winter-run is 0 or 0.00% of the annual loss threshold. Cumulative loss in the past 7 days has been 0.</w:t>
       </w:r>
     </w:p>
     <w:tbl>
@@ -1570,14 +1570,14 @@
             <w:r>
               <w:drawing>
                 <wp:inline>
-                  <wp:extent cx="4000500" cy="2909454"/>
+                  <wp:extent cx="5943600" cy="4322618"/>
                   <wp:effectExtent b="0" l="0" r="0" t="0"/>
                   <wp:docPr descr="" title="" id="26" name="Picture"/>
                   <a:graphic>
                     <a:graphicData uri="http://schemas.openxmlformats.org/drawingml/2006/picture">
                       <pic:pic>
                         <pic:nvPicPr>
-                          <pic:cNvPr descr="samt-assessment-v1_files/figure-docx/fig-wr_loss-1.png" id="27" name="Picture"/>
+                          <pic:cNvPr descr="https://www.cbr.washington.edu/sacramento/workgroups/include_gen/WY2026/LossUnclip_1_DNAWinter_WY.png" id="27" name="Picture"/>
                           <pic:cNvPicPr>
                             <a:picLocks noChangeArrowheads="1" noChangeAspect="1"/>
                           </pic:cNvPicPr>
@@ -1591,7 +1591,7 @@
                         <pic:spPr bwMode="auto">
                           <a:xfrm>
                             <a:off x="0" y="0"/>
-                            <a:ext cx="4000500" cy="2909454"/>
+                            <a:ext cx="5943600" cy="4322618"/>
                           </a:xfrm>
                           <a:prstGeom prst="rect">
                             <a:avLst/>
@@ -1650,7 +1650,7 @@
         <w:pStyle w:val="BodyText"/>
       </w:pPr>
       <w:r>
-        <w:t xml:space="preserve">As of January 20, overall through delta STARS estimated survival probability (with 80% credible intervals) is 0.64 (0.58-0.7) placing it in the 79th percentile of historical STARS survival estimates for the month of January (WYs 2018-2025). STARS estimated routing and survival probabilities (with 80% credible intervals) into the interior delta are 0.12 (0.1-0.13) and 0.37 (0.22-0.52), respectively, corresponding to the 23rd and 77th percentiles of historical January estimates (WYs 2018-2025).</w:t>
+        <w:t xml:space="preserve">As of January 27, overall through delta STARS estimated survival probability (with 80% credible intervals) is 0.53 (0.45-0.6) placing it in the 67th percentile of historical STARS survival estimates for the month of January (WYs 2018-2025). STARS estimated routing and survival probabilities (with 80% credible intervals) into the interior delta are 0.12 (0.1-0.14) and 0.23 (0.1-0.38), respectively, corresponding to the 33rd and 65th percentiles of historical January estimates (WYs 2018-2025).</w:t>
       </w:r>
     </w:p>
     <w:tbl>
@@ -1675,7 +1675,7 @@
             <w:r>
               <w:drawing>
                 <wp:inline>
-                  <wp:extent cx="4000500" cy="2667000"/>
+                  <wp:extent cx="5943600" cy="3962400"/>
                   <wp:effectExtent b="0" l="0" r="0" t="0"/>
                   <wp:docPr descr="" title="" id="31" name="Picture"/>
                   <a:graphic>
@@ -1696,7 +1696,7 @@
                         <pic:spPr bwMode="auto">
                           <a:xfrm>
                             <a:off x="0" y="0"/>
-                            <a:ext cx="4000500" cy="2667000"/>
+                            <a:ext cx="5943600" cy="3962400"/>
                           </a:xfrm>
                           <a:prstGeom prst="rect">
                             <a:avLst/>
@@ -1754,7 +1754,7 @@
             <w:r>
               <w:drawing>
                 <wp:inline>
-                  <wp:extent cx="4000500" cy="2667000"/>
+                  <wp:extent cx="5943600" cy="3962400"/>
                   <wp:effectExtent b="0" l="0" r="0" t="0"/>
                   <wp:docPr descr="" title="" id="35" name="Picture"/>
                   <a:graphic>
@@ -1775,7 +1775,7 @@
                         <pic:spPr bwMode="auto">
                           <a:xfrm>
                             <a:off x="0" y="0"/>
-                            <a:ext cx="4000500" cy="2667000"/>
+                            <a:ext cx="5943600" cy="3962400"/>
                           </a:xfrm>
                           <a:prstGeom prst="rect">
                             <a:avLst/>
@@ -1833,7 +1833,7 @@
             <w:r>
               <w:drawing>
                 <wp:inline>
-                  <wp:extent cx="4000500" cy="2667000"/>
+                  <wp:extent cx="5943600" cy="3962400"/>
                   <wp:effectExtent b="0" l="0" r="0" t="0"/>
                   <wp:docPr descr="" title="" id="39" name="Picture"/>
                   <a:graphic>
@@ -1854,7 +1854,7 @@
                         <pic:spPr bwMode="auto">
                           <a:xfrm>
                             <a:off x="0" y="0"/>
-                            <a:ext cx="4000500" cy="2667000"/>
+                            <a:ext cx="5943600" cy="3962400"/>
                           </a:xfrm>
                           <a:prstGeom prst="rect">
                             <a:avLst/>
@@ -1999,7 +1999,7 @@
         <w:t xml:space="preserve"> </w:t>
       </w:r>
       <w:r>
-        <w:t xml:space="preserve">- Historically, as of Jan 20, 26% of CCV steelhead have entered the Delta based on Knights Landing RST catch, 2% have exited the Delta based on Chipps Island Trawl Catch, and 7% have been salvaged.</w:t>
+        <w:t xml:space="preserve">- Historically, as of Jan 27, 32% of CCV steelhead have entered the Delta based on Knights Landing RST catch, 4% have exited the Delta based on Chipps Island Trawl Catch, and 9% have been salvaged.</w:t>
       </w:r>
     </w:p>
     <w:tbl>
@@ -2079,19 +2079,19 @@
                     <w:spacing w:after="100" w:before="100" w:line="240"/>
                     <w:ind w:left="100" w:right="100" w:firstLine="0" w:firstLineChars="0"/>
                     <w:rPr>
-                      <w:rFonts w:ascii="Calibri" w:hAnsi="Calibri" w:eastAsia="Calibri" w:cs="Calibri"/>
-                      <w:i w:val="false"/>
-                      <w:b w:val="false"/>
-                      <w:u w:val="none"/>
-                      <w:strike w:val="false"/>
-                      <w:sz w:val="22"/>
-                      <w:szCs w:val="22"/>
-                      <w:color w:val="000000"/>
-                    </w:rPr>
-                  </w:pPr>
-                  <w:r xmlns:w="http://schemas.openxmlformats.org/wordprocessingml/2006/main" xmlns:wp="http://schemas.openxmlformats.org/drawingml/2006/wordprocessingDrawing" xmlns:r="http://schemas.openxmlformats.org/officeDocument/2006/relationships" xmlns:w14="http://schemas.microsoft.com/office/word/2010/wordml">
-                    <w:rPr>
-                      <w:rFonts w:ascii="Calibri" w:hAnsi="Calibri" w:eastAsia="Calibri" w:cs="Calibri"/>
+                      <w:rFonts w:ascii="Arial" w:hAnsi="Arial" w:eastAsia="Arial" w:cs="Arial"/>
+                      <w:i w:val="false"/>
+                      <w:b w:val="false"/>
+                      <w:u w:val="none"/>
+                      <w:strike w:val="false"/>
+                      <w:sz w:val="22"/>
+                      <w:szCs w:val="22"/>
+                      <w:color w:val="000000"/>
+                    </w:rPr>
+                  </w:pPr>
+                  <w:r xmlns:w="http://schemas.openxmlformats.org/wordprocessingml/2006/main" xmlns:wp="http://schemas.openxmlformats.org/drawingml/2006/wordprocessingDrawing" xmlns:r="http://schemas.openxmlformats.org/officeDocument/2006/relationships" xmlns:w14="http://schemas.microsoft.com/office/word/2010/wordml">
+                    <w:rPr>
+                      <w:rFonts w:ascii="Arial" w:hAnsi="Arial" w:eastAsia="Arial" w:cs="Arial"/>
                       <w:i w:val="false"/>
                       <w:b w:val="false"/>
                       <w:u w:val="none"/>
@@ -2133,19 +2133,19 @@
                     <w:spacing w:after="100" w:before="100" w:line="240"/>
                     <w:ind w:left="100" w:right="100" w:firstLine="0" w:firstLineChars="0"/>
                     <w:rPr>
-                      <w:rFonts w:ascii="Calibri" w:hAnsi="Calibri" w:eastAsia="Calibri" w:cs="Calibri"/>
-                      <w:i w:val="false"/>
-                      <w:b w:val="false"/>
-                      <w:u w:val="none"/>
-                      <w:strike w:val="false"/>
-                      <w:sz w:val="22"/>
-                      <w:szCs w:val="22"/>
-                      <w:color w:val="000000"/>
-                    </w:rPr>
-                  </w:pPr>
-                  <w:r xmlns:w="http://schemas.openxmlformats.org/wordprocessingml/2006/main" xmlns:wp="http://schemas.openxmlformats.org/drawingml/2006/wordprocessingDrawing" xmlns:r="http://schemas.openxmlformats.org/officeDocument/2006/relationships" xmlns:w14="http://schemas.microsoft.com/office/word/2010/wordml">
-                    <w:rPr>
-                      <w:rFonts w:ascii="Calibri" w:hAnsi="Calibri" w:eastAsia="Calibri" w:cs="Calibri"/>
+                      <w:rFonts w:ascii="Arial" w:hAnsi="Arial" w:eastAsia="Arial" w:cs="Arial"/>
+                      <w:i w:val="false"/>
+                      <w:b w:val="false"/>
+                      <w:u w:val="none"/>
+                      <w:strike w:val="false"/>
+                      <w:sz w:val="22"/>
+                      <w:szCs w:val="22"/>
+                      <w:color w:val="000000"/>
+                    </w:rPr>
+                  </w:pPr>
+                  <w:r xmlns:w="http://schemas.openxmlformats.org/wordprocessingml/2006/main" xmlns:wp="http://schemas.openxmlformats.org/drawingml/2006/wordprocessingDrawing" xmlns:r="http://schemas.openxmlformats.org/officeDocument/2006/relationships" xmlns:w14="http://schemas.microsoft.com/office/word/2010/wordml">
+                    <w:rPr>
+                      <w:rFonts w:ascii="Arial" w:hAnsi="Arial" w:eastAsia="Arial" w:cs="Arial"/>
                       <w:i w:val="false"/>
                       <w:b w:val="false"/>
                       <w:u w:val="none"/>
@@ -2187,19 +2187,19 @@
                     <w:spacing w:after="100" w:before="100" w:line="240"/>
                     <w:ind w:left="100" w:right="100" w:firstLine="0" w:firstLineChars="0"/>
                     <w:rPr>
-                      <w:rFonts w:ascii="Calibri" w:hAnsi="Calibri" w:eastAsia="Calibri" w:cs="Calibri"/>
-                      <w:i w:val="false"/>
-                      <w:b w:val="false"/>
-                      <w:u w:val="none"/>
-                      <w:strike w:val="false"/>
-                      <w:sz w:val="22"/>
-                      <w:szCs w:val="22"/>
-                      <w:color w:val="000000"/>
-                    </w:rPr>
-                  </w:pPr>
-                  <w:r xmlns:w="http://schemas.openxmlformats.org/wordprocessingml/2006/main" xmlns:wp="http://schemas.openxmlformats.org/drawingml/2006/wordprocessingDrawing" xmlns:r="http://schemas.openxmlformats.org/officeDocument/2006/relationships" xmlns:w14="http://schemas.microsoft.com/office/word/2010/wordml">
-                    <w:rPr>
-                      <w:rFonts w:ascii="Calibri" w:hAnsi="Calibri" w:eastAsia="Calibri" w:cs="Calibri"/>
+                      <w:rFonts w:ascii="Arial" w:hAnsi="Arial" w:eastAsia="Arial" w:cs="Arial"/>
+                      <w:i w:val="false"/>
+                      <w:b w:val="false"/>
+                      <w:u w:val="none"/>
+                      <w:strike w:val="false"/>
+                      <w:sz w:val="22"/>
+                      <w:szCs w:val="22"/>
+                      <w:color w:val="000000"/>
+                    </w:rPr>
+                  </w:pPr>
+                  <w:r xmlns:w="http://schemas.openxmlformats.org/wordprocessingml/2006/main" xmlns:wp="http://schemas.openxmlformats.org/drawingml/2006/wordprocessingDrawing" xmlns:r="http://schemas.openxmlformats.org/officeDocument/2006/relationships" xmlns:w14="http://schemas.microsoft.com/office/word/2010/wordml">
+                    <w:rPr>
+                      <w:rFonts w:ascii="Arial" w:hAnsi="Arial" w:eastAsia="Arial" w:cs="Arial"/>
                       <w:i w:val="false"/>
                       <w:b w:val="false"/>
                       <w:u w:val="none"/>
@@ -2241,19 +2241,19 @@
                     <w:spacing w:after="100" w:before="100" w:line="240"/>
                     <w:ind w:left="100" w:right="100" w:firstLine="0" w:firstLineChars="0"/>
                     <w:rPr>
-                      <w:rFonts w:ascii="Calibri" w:hAnsi="Calibri" w:eastAsia="Calibri" w:cs="Calibri"/>
-                      <w:i w:val="false"/>
-                      <w:b w:val="false"/>
-                      <w:u w:val="none"/>
-                      <w:strike w:val="false"/>
-                      <w:sz w:val="22"/>
-                      <w:szCs w:val="22"/>
-                      <w:color w:val="000000"/>
-                    </w:rPr>
-                  </w:pPr>
-                  <w:r xmlns:w="http://schemas.openxmlformats.org/wordprocessingml/2006/main" xmlns:wp="http://schemas.openxmlformats.org/drawingml/2006/wordprocessingDrawing" xmlns:r="http://schemas.openxmlformats.org/officeDocument/2006/relationships" xmlns:w14="http://schemas.microsoft.com/office/word/2010/wordml">
-                    <w:rPr>
-                      <w:rFonts w:ascii="Calibri" w:hAnsi="Calibri" w:eastAsia="Calibri" w:cs="Calibri"/>
+                      <w:rFonts w:ascii="Arial" w:hAnsi="Arial" w:eastAsia="Arial" w:cs="Arial"/>
+                      <w:i w:val="false"/>
+                      <w:b w:val="false"/>
+                      <w:u w:val="none"/>
+                      <w:strike w:val="false"/>
+                      <w:sz w:val="22"/>
+                      <w:szCs w:val="22"/>
+                      <w:color w:val="000000"/>
+                    </w:rPr>
+                  </w:pPr>
+                  <w:r xmlns:w="http://schemas.openxmlformats.org/wordprocessingml/2006/main" xmlns:wp="http://schemas.openxmlformats.org/drawingml/2006/wordprocessingDrawing" xmlns:r="http://schemas.openxmlformats.org/officeDocument/2006/relationships" xmlns:w14="http://schemas.microsoft.com/office/word/2010/wordml">
+                    <w:rPr>
+                      <w:rFonts w:ascii="Arial" w:hAnsi="Arial" w:eastAsia="Arial" w:cs="Arial"/>
                       <w:i w:val="false"/>
                       <w:b w:val="false"/>
                       <w:u w:val="none"/>
@@ -2295,19 +2295,19 @@
                     <w:spacing w:after="100" w:before="100" w:line="240"/>
                     <w:ind w:left="100" w:right="100" w:firstLine="0" w:firstLineChars="0"/>
                     <w:rPr>
-                      <w:rFonts w:ascii="Calibri" w:hAnsi="Calibri" w:eastAsia="Calibri" w:cs="Calibri"/>
-                      <w:i w:val="false"/>
-                      <w:b w:val="false"/>
-                      <w:u w:val="none"/>
-                      <w:strike w:val="false"/>
-                      <w:sz w:val="22"/>
-                      <w:szCs w:val="22"/>
-                      <w:color w:val="000000"/>
-                    </w:rPr>
-                  </w:pPr>
-                  <w:r xmlns:w="http://schemas.openxmlformats.org/wordprocessingml/2006/main" xmlns:wp="http://schemas.openxmlformats.org/drawingml/2006/wordprocessingDrawing" xmlns:r="http://schemas.openxmlformats.org/officeDocument/2006/relationships" xmlns:w14="http://schemas.microsoft.com/office/word/2010/wordml">
-                    <w:rPr>
-                      <w:rFonts w:ascii="Calibri" w:hAnsi="Calibri" w:eastAsia="Calibri" w:cs="Calibri"/>
+                      <w:rFonts w:ascii="Arial" w:hAnsi="Arial" w:eastAsia="Arial" w:cs="Arial"/>
+                      <w:i w:val="false"/>
+                      <w:b w:val="false"/>
+                      <w:u w:val="none"/>
+                      <w:strike w:val="false"/>
+                      <w:sz w:val="22"/>
+                      <w:szCs w:val="22"/>
+                      <w:color w:val="000000"/>
+                    </w:rPr>
+                  </w:pPr>
+                  <w:r xmlns:w="http://schemas.openxmlformats.org/wordprocessingml/2006/main" xmlns:wp="http://schemas.openxmlformats.org/drawingml/2006/wordprocessingDrawing" xmlns:r="http://schemas.openxmlformats.org/officeDocument/2006/relationships" xmlns:w14="http://schemas.microsoft.com/office/word/2010/wordml">
+                    <w:rPr>
+                      <w:rFonts w:ascii="Arial" w:hAnsi="Arial" w:eastAsia="Arial" w:cs="Arial"/>
                       <w:i w:val="false"/>
                       <w:b w:val="false"/>
                       <w:u w:val="none"/>
@@ -2349,19 +2349,19 @@
                     <w:spacing w:after="100" w:before="100" w:line="240"/>
                     <w:ind w:left="100" w:right="100" w:firstLine="0" w:firstLineChars="0"/>
                     <w:rPr>
-                      <w:rFonts w:ascii="Calibri" w:hAnsi="Calibri" w:eastAsia="Calibri" w:cs="Calibri"/>
-                      <w:i w:val="false"/>
-                      <w:b w:val="false"/>
-                      <w:u w:val="none"/>
-                      <w:strike w:val="false"/>
-                      <w:sz w:val="22"/>
-                      <w:szCs w:val="22"/>
-                      <w:color w:val="000000"/>
-                    </w:rPr>
-                  </w:pPr>
-                  <w:r xmlns:w="http://schemas.openxmlformats.org/wordprocessingml/2006/main" xmlns:wp="http://schemas.openxmlformats.org/drawingml/2006/wordprocessingDrawing" xmlns:r="http://schemas.openxmlformats.org/officeDocument/2006/relationships" xmlns:w14="http://schemas.microsoft.com/office/word/2010/wordml">
-                    <w:rPr>
-                      <w:rFonts w:ascii="Calibri" w:hAnsi="Calibri" w:eastAsia="Calibri" w:cs="Calibri"/>
+                      <w:rFonts w:ascii="Arial" w:hAnsi="Arial" w:eastAsia="Arial" w:cs="Arial"/>
+                      <w:i w:val="false"/>
+                      <w:b w:val="false"/>
+                      <w:u w:val="none"/>
+                      <w:strike w:val="false"/>
+                      <w:sz w:val="22"/>
+                      <w:szCs w:val="22"/>
+                      <w:color w:val="000000"/>
+                    </w:rPr>
+                  </w:pPr>
+                  <w:r xmlns:w="http://schemas.openxmlformats.org/wordprocessingml/2006/main" xmlns:wp="http://schemas.openxmlformats.org/drawingml/2006/wordprocessingDrawing" xmlns:r="http://schemas.openxmlformats.org/officeDocument/2006/relationships" xmlns:w14="http://schemas.microsoft.com/office/word/2010/wordml">
+                    <w:rPr>
+                      <w:rFonts w:ascii="Arial" w:hAnsi="Arial" w:eastAsia="Arial" w:cs="Arial"/>
                       <w:i w:val="false"/>
                       <w:b w:val="false"/>
                       <w:u w:val="none"/>
@@ -2403,19 +2403,19 @@
                     <w:spacing w:after="100" w:before="100" w:line="240"/>
                     <w:ind w:left="100" w:right="100" w:firstLine="0" w:firstLineChars="0"/>
                     <w:rPr>
-                      <w:rFonts w:ascii="Calibri" w:hAnsi="Calibri" w:eastAsia="Calibri" w:cs="Calibri"/>
-                      <w:i w:val="false"/>
-                      <w:b w:val="false"/>
-                      <w:u w:val="none"/>
-                      <w:strike w:val="false"/>
-                      <w:sz w:val="22"/>
-                      <w:szCs w:val="22"/>
-                      <w:color w:val="000000"/>
-                    </w:rPr>
-                  </w:pPr>
-                  <w:r xmlns:w="http://schemas.openxmlformats.org/wordprocessingml/2006/main" xmlns:wp="http://schemas.openxmlformats.org/drawingml/2006/wordprocessingDrawing" xmlns:r="http://schemas.openxmlformats.org/officeDocument/2006/relationships" xmlns:w14="http://schemas.microsoft.com/office/word/2010/wordml">
-                    <w:rPr>
-                      <w:rFonts w:ascii="Calibri" w:hAnsi="Calibri" w:eastAsia="Calibri" w:cs="Calibri"/>
+                      <w:rFonts w:ascii="Arial" w:hAnsi="Arial" w:eastAsia="Arial" w:cs="Arial"/>
+                      <w:i w:val="false"/>
+                      <w:b w:val="false"/>
+                      <w:u w:val="none"/>
+                      <w:strike w:val="false"/>
+                      <w:sz w:val="22"/>
+                      <w:szCs w:val="22"/>
+                      <w:color w:val="000000"/>
+                    </w:rPr>
+                  </w:pPr>
+                  <w:r xmlns:w="http://schemas.openxmlformats.org/wordprocessingml/2006/main" xmlns:wp="http://schemas.openxmlformats.org/drawingml/2006/wordprocessingDrawing" xmlns:r="http://schemas.openxmlformats.org/officeDocument/2006/relationships" xmlns:w14="http://schemas.microsoft.com/office/word/2010/wordml">
+                    <w:rPr>
+                      <w:rFonts w:ascii="Arial" w:hAnsi="Arial" w:eastAsia="Arial" w:cs="Arial"/>
                       <w:i w:val="false"/>
                       <w:b w:val="false"/>
                       <w:u w:val="none"/>
@@ -2463,19 +2463,19 @@
                     <w:spacing w:after="100" w:before="100" w:line="240"/>
                     <w:ind w:left="100" w:right="100" w:firstLine="0" w:firstLineChars="0"/>
                     <w:rPr>
-                      <w:rFonts w:ascii="Calibri" w:hAnsi="Calibri" w:eastAsia="Calibri" w:cs="Calibri"/>
-                      <w:i w:val="false"/>
-                      <w:b w:val="false"/>
-                      <w:u w:val="none"/>
-                      <w:strike w:val="false"/>
-                      <w:sz w:val="22"/>
-                      <w:szCs w:val="22"/>
-                      <w:color w:val="000000"/>
-                    </w:rPr>
-                  </w:pPr>
-                  <w:r xmlns:w="http://schemas.openxmlformats.org/wordprocessingml/2006/main" xmlns:wp="http://schemas.openxmlformats.org/drawingml/2006/wordprocessingDrawing" xmlns:r="http://schemas.openxmlformats.org/officeDocument/2006/relationships" xmlns:w14="http://schemas.microsoft.com/office/word/2010/wordml">
-                    <w:rPr>
-                      <w:rFonts w:ascii="Calibri" w:hAnsi="Calibri" w:eastAsia="Calibri" w:cs="Calibri"/>
+                      <w:rFonts w:ascii="Arial" w:hAnsi="Arial" w:eastAsia="Arial" w:cs="Arial"/>
+                      <w:i w:val="false"/>
+                      <w:b w:val="false"/>
+                      <w:u w:val="none"/>
+                      <w:strike w:val="false"/>
+                      <w:sz w:val="22"/>
+                      <w:szCs w:val="22"/>
+                      <w:color w:val="000000"/>
+                    </w:rPr>
+                  </w:pPr>
+                  <w:r xmlns:w="http://schemas.openxmlformats.org/wordprocessingml/2006/main" xmlns:wp="http://schemas.openxmlformats.org/drawingml/2006/wordprocessingDrawing" xmlns:r="http://schemas.openxmlformats.org/officeDocument/2006/relationships" xmlns:w14="http://schemas.microsoft.com/office/word/2010/wordml">
+                    <w:rPr>
+                      <w:rFonts w:ascii="Arial" w:hAnsi="Arial" w:eastAsia="Arial" w:cs="Arial"/>
                       <w:i w:val="false"/>
                       <w:b w:val="false"/>
                       <w:u w:val="none"/>
@@ -2517,19 +2517,19 @@
                     <w:spacing w:after="100" w:before="100" w:line="240"/>
                     <w:ind w:left="100" w:right="100" w:firstLine="0" w:firstLineChars="0"/>
                     <w:rPr>
-                      <w:rFonts w:ascii="Calibri" w:hAnsi="Calibri" w:eastAsia="Calibri" w:cs="Calibri"/>
-                      <w:i w:val="false"/>
-                      <w:b w:val="false"/>
-                      <w:u w:val="none"/>
-                      <w:strike w:val="false"/>
-                      <w:sz w:val="22"/>
-                      <w:szCs w:val="22"/>
-                      <w:color w:val="000000"/>
-                    </w:rPr>
-                  </w:pPr>
-                  <w:r xmlns:w="http://schemas.openxmlformats.org/wordprocessingml/2006/main" xmlns:wp="http://schemas.openxmlformats.org/drawingml/2006/wordprocessingDrawing" xmlns:r="http://schemas.openxmlformats.org/officeDocument/2006/relationships" xmlns:w14="http://schemas.microsoft.com/office/word/2010/wordml">
-                    <w:rPr>
-                      <w:rFonts w:ascii="Calibri" w:hAnsi="Calibri" w:eastAsia="Calibri" w:cs="Calibri"/>
+                      <w:rFonts w:ascii="Arial" w:hAnsi="Arial" w:eastAsia="Arial" w:cs="Arial"/>
+                      <w:i w:val="false"/>
+                      <w:b w:val="false"/>
+                      <w:u w:val="none"/>
+                      <w:strike w:val="false"/>
+                      <w:sz w:val="22"/>
+                      <w:szCs w:val="22"/>
+                      <w:color w:val="000000"/>
+                    </w:rPr>
+                  </w:pPr>
+                  <w:r xmlns:w="http://schemas.openxmlformats.org/wordprocessingml/2006/main" xmlns:wp="http://schemas.openxmlformats.org/drawingml/2006/wordprocessingDrawing" xmlns:r="http://schemas.openxmlformats.org/officeDocument/2006/relationships" xmlns:w14="http://schemas.microsoft.com/office/word/2010/wordml">
+                    <w:rPr>
+                      <w:rFonts w:ascii="Arial" w:hAnsi="Arial" w:eastAsia="Arial" w:cs="Arial"/>
                       <w:i w:val="false"/>
                       <w:b w:val="false"/>
                       <w:u w:val="none"/>
@@ -2571,28 +2571,28 @@
                     <w:spacing w:after="100" w:before="100" w:line="240"/>
                     <w:ind w:left="100" w:right="100" w:firstLine="0" w:firstLineChars="0"/>
                     <w:rPr>
-                      <w:rFonts w:ascii="Calibri" w:hAnsi="Calibri" w:eastAsia="Calibri" w:cs="Calibri"/>
-                      <w:i w:val="false"/>
-                      <w:b w:val="false"/>
-                      <w:u w:val="none"/>
-                      <w:strike w:val="false"/>
-                      <w:sz w:val="22"/>
-                      <w:szCs w:val="22"/>
-                      <w:color w:val="000000"/>
-                    </w:rPr>
-                  </w:pPr>
-                  <w:r xmlns:w="http://schemas.openxmlformats.org/wordprocessingml/2006/main" xmlns:wp="http://schemas.openxmlformats.org/drawingml/2006/wordprocessingDrawing" xmlns:r="http://schemas.openxmlformats.org/officeDocument/2006/relationships" xmlns:w14="http://schemas.microsoft.com/office/word/2010/wordml">
-                    <w:rPr>
-                      <w:rFonts w:ascii="Calibri" w:hAnsi="Calibri" w:eastAsia="Calibri" w:cs="Calibri"/>
-                      <w:i w:val="false"/>
-                      <w:b w:val="false"/>
-                      <w:u w:val="none"/>
-                      <w:strike w:val="false"/>
-                      <w:sz w:val="22"/>
-                      <w:szCs w:val="22"/>
-                      <w:color w:val="000000"/>
-                    </w:rPr>
-                    <w:t xml:space="preserve">20%</w:t>
+                      <w:rFonts w:ascii="Arial" w:hAnsi="Arial" w:eastAsia="Arial" w:cs="Arial"/>
+                      <w:i w:val="false"/>
+                      <w:b w:val="false"/>
+                      <w:u w:val="none"/>
+                      <w:strike w:val="false"/>
+                      <w:sz w:val="22"/>
+                      <w:szCs w:val="22"/>
+                      <w:color w:val="000000"/>
+                    </w:rPr>
+                  </w:pPr>
+                  <w:r xmlns:w="http://schemas.openxmlformats.org/wordprocessingml/2006/main" xmlns:wp="http://schemas.openxmlformats.org/drawingml/2006/wordprocessingDrawing" xmlns:r="http://schemas.openxmlformats.org/officeDocument/2006/relationships" xmlns:w14="http://schemas.microsoft.com/office/word/2010/wordml">
+                    <w:rPr>
+                      <w:rFonts w:ascii="Arial" w:hAnsi="Arial" w:eastAsia="Arial" w:cs="Arial"/>
+                      <w:i w:val="false"/>
+                      <w:b w:val="false"/>
+                      <w:u w:val="none"/>
+                      <w:strike w:val="false"/>
+                      <w:sz w:val="22"/>
+                      <w:szCs w:val="22"/>
+                      <w:color w:val="000000"/>
+                    </w:rPr>
+                    <w:t xml:space="preserve">24%</w:t>
                   </w:r>
                 </w:p>
               </w:tc>
@@ -2625,28 +2625,28 @@
                     <w:spacing w:after="100" w:before="100" w:line="240"/>
                     <w:ind w:left="100" w:right="100" w:firstLine="0" w:firstLineChars="0"/>
                     <w:rPr>
-                      <w:rFonts w:ascii="Calibri" w:hAnsi="Calibri" w:eastAsia="Calibri" w:cs="Calibri"/>
-                      <w:i w:val="false"/>
-                      <w:b w:val="false"/>
-                      <w:u w:val="none"/>
-                      <w:strike w:val="false"/>
-                      <w:sz w:val="22"/>
-                      <w:szCs w:val="22"/>
-                      <w:color w:val="000000"/>
-                    </w:rPr>
-                  </w:pPr>
-                  <w:r xmlns:w="http://schemas.openxmlformats.org/wordprocessingml/2006/main" xmlns:wp="http://schemas.openxmlformats.org/drawingml/2006/wordprocessingDrawing" xmlns:r="http://schemas.openxmlformats.org/officeDocument/2006/relationships" xmlns:w14="http://schemas.microsoft.com/office/word/2010/wordml">
-                    <w:rPr>
-                      <w:rFonts w:ascii="Calibri" w:hAnsi="Calibri" w:eastAsia="Calibri" w:cs="Calibri"/>
-                      <w:i w:val="false"/>
-                      <w:b w:val="false"/>
-                      <w:u w:val="none"/>
-                      <w:strike w:val="false"/>
-                      <w:sz w:val="22"/>
-                      <w:szCs w:val="22"/>
-                      <w:color w:val="000000"/>
-                    </w:rPr>
-                    <w:t xml:space="preserve">26%</w:t>
+                      <w:rFonts w:ascii="Arial" w:hAnsi="Arial" w:eastAsia="Arial" w:cs="Arial"/>
+                      <w:i w:val="false"/>
+                      <w:b w:val="false"/>
+                      <w:u w:val="none"/>
+                      <w:strike w:val="false"/>
+                      <w:sz w:val="22"/>
+                      <w:szCs w:val="22"/>
+                      <w:color w:val="000000"/>
+                    </w:rPr>
+                  </w:pPr>
+                  <w:r xmlns:w="http://schemas.openxmlformats.org/wordprocessingml/2006/main" xmlns:wp="http://schemas.openxmlformats.org/drawingml/2006/wordprocessingDrawing" xmlns:r="http://schemas.openxmlformats.org/officeDocument/2006/relationships" xmlns:w14="http://schemas.microsoft.com/office/word/2010/wordml">
+                    <w:rPr>
+                      <w:rFonts w:ascii="Arial" w:hAnsi="Arial" w:eastAsia="Arial" w:cs="Arial"/>
+                      <w:i w:val="false"/>
+                      <w:b w:val="false"/>
+                      <w:u w:val="none"/>
+                      <w:strike w:val="false"/>
+                      <w:sz w:val="22"/>
+                      <w:szCs w:val="22"/>
+                      <w:color w:val="000000"/>
+                    </w:rPr>
+                    <w:t xml:space="preserve">32%</w:t>
                   </w:r>
                 </w:p>
               </w:tc>
@@ -2679,28 +2679,28 @@
                     <w:spacing w:after="100" w:before="100" w:line="240"/>
                     <w:ind w:left="100" w:right="100" w:firstLine="0" w:firstLineChars="0"/>
                     <w:rPr>
-                      <w:rFonts w:ascii="Calibri" w:hAnsi="Calibri" w:eastAsia="Calibri" w:cs="Calibri"/>
-                      <w:i w:val="false"/>
-                      <w:b w:val="false"/>
-                      <w:u w:val="none"/>
-                      <w:strike w:val="false"/>
-                      <w:sz w:val="22"/>
-                      <w:szCs w:val="22"/>
-                      <w:color w:val="000000"/>
-                    </w:rPr>
-                  </w:pPr>
-                  <w:r xmlns:w="http://schemas.openxmlformats.org/wordprocessingml/2006/main" xmlns:wp="http://schemas.openxmlformats.org/drawingml/2006/wordprocessingDrawing" xmlns:r="http://schemas.openxmlformats.org/officeDocument/2006/relationships" xmlns:w14="http://schemas.microsoft.com/office/word/2010/wordml">
-                    <w:rPr>
-                      <w:rFonts w:ascii="Calibri" w:hAnsi="Calibri" w:eastAsia="Calibri" w:cs="Calibri"/>
-                      <w:i w:val="false"/>
-                      <w:b w:val="false"/>
-                      <w:u w:val="none"/>
-                      <w:strike w:val="false"/>
-                      <w:sz w:val="22"/>
-                      <w:szCs w:val="22"/>
-                      <w:color w:val="000000"/>
-                    </w:rPr>
-                    <w:t xml:space="preserve">2%</w:t>
+                      <w:rFonts w:ascii="Arial" w:hAnsi="Arial" w:eastAsia="Arial" w:cs="Arial"/>
+                      <w:i w:val="false"/>
+                      <w:b w:val="false"/>
+                      <w:u w:val="none"/>
+                      <w:strike w:val="false"/>
+                      <w:sz w:val="22"/>
+                      <w:szCs w:val="22"/>
+                      <w:color w:val="000000"/>
+                    </w:rPr>
+                  </w:pPr>
+                  <w:r xmlns:w="http://schemas.openxmlformats.org/wordprocessingml/2006/main" xmlns:wp="http://schemas.openxmlformats.org/drawingml/2006/wordprocessingDrawing" xmlns:r="http://schemas.openxmlformats.org/officeDocument/2006/relationships" xmlns:w14="http://schemas.microsoft.com/office/word/2010/wordml">
+                    <w:rPr>
+                      <w:rFonts w:ascii="Arial" w:hAnsi="Arial" w:eastAsia="Arial" w:cs="Arial"/>
+                      <w:i w:val="false"/>
+                      <w:b w:val="false"/>
+                      <w:u w:val="none"/>
+                      <w:strike w:val="false"/>
+                      <w:sz w:val="22"/>
+                      <w:szCs w:val="22"/>
+                      <w:color w:val="000000"/>
+                    </w:rPr>
+                    <w:t xml:space="preserve">6%</w:t>
                   </w:r>
                 </w:p>
               </w:tc>
@@ -2733,28 +2733,28 @@
                     <w:spacing w:after="100" w:before="100" w:line="240"/>
                     <w:ind w:left="100" w:right="100" w:firstLine="0" w:firstLineChars="0"/>
                     <w:rPr>
-                      <w:rFonts w:ascii="Calibri" w:hAnsi="Calibri" w:eastAsia="Calibri" w:cs="Calibri"/>
-                      <w:i w:val="false"/>
-                      <w:b w:val="false"/>
-                      <w:u w:val="none"/>
-                      <w:strike w:val="false"/>
-                      <w:sz w:val="22"/>
-                      <w:szCs w:val="22"/>
-                      <w:color w:val="000000"/>
-                    </w:rPr>
-                  </w:pPr>
-                  <w:r xmlns:w="http://schemas.openxmlformats.org/wordprocessingml/2006/main" xmlns:wp="http://schemas.openxmlformats.org/drawingml/2006/wordprocessingDrawing" xmlns:r="http://schemas.openxmlformats.org/officeDocument/2006/relationships" xmlns:w14="http://schemas.microsoft.com/office/word/2010/wordml">
-                    <w:rPr>
-                      <w:rFonts w:ascii="Calibri" w:hAnsi="Calibri" w:eastAsia="Calibri" w:cs="Calibri"/>
-                      <w:i w:val="false"/>
-                      <w:b w:val="false"/>
-                      <w:u w:val="none"/>
-                      <w:strike w:val="false"/>
-                      <w:sz w:val="22"/>
-                      <w:szCs w:val="22"/>
-                      <w:color w:val="000000"/>
-                    </w:rPr>
-                    <w:t xml:space="preserve">2%</w:t>
+                      <w:rFonts w:ascii="Arial" w:hAnsi="Arial" w:eastAsia="Arial" w:cs="Arial"/>
+                      <w:i w:val="false"/>
+                      <w:b w:val="false"/>
+                      <w:u w:val="none"/>
+                      <w:strike w:val="false"/>
+                      <w:sz w:val="22"/>
+                      <w:szCs w:val="22"/>
+                      <w:color w:val="000000"/>
+                    </w:rPr>
+                  </w:pPr>
+                  <w:r xmlns:w="http://schemas.openxmlformats.org/wordprocessingml/2006/main" xmlns:wp="http://schemas.openxmlformats.org/drawingml/2006/wordprocessingDrawing" xmlns:r="http://schemas.openxmlformats.org/officeDocument/2006/relationships" xmlns:w14="http://schemas.microsoft.com/office/word/2010/wordml">
+                    <w:rPr>
+                      <w:rFonts w:ascii="Arial" w:hAnsi="Arial" w:eastAsia="Arial" w:cs="Arial"/>
+                      <w:i w:val="false"/>
+                      <w:b w:val="false"/>
+                      <w:u w:val="none"/>
+                      <w:strike w:val="false"/>
+                      <w:sz w:val="22"/>
+                      <w:szCs w:val="22"/>
+                      <w:color w:val="000000"/>
+                    </w:rPr>
+                    <w:t xml:space="preserve">4%</w:t>
                   </w:r>
                 </w:p>
               </w:tc>
@@ -2787,28 +2787,28 @@
                     <w:spacing w:after="100" w:before="100" w:line="240"/>
                     <w:ind w:left="100" w:right="100" w:firstLine="0" w:firstLineChars="0"/>
                     <w:rPr>
-                      <w:rFonts w:ascii="Calibri" w:hAnsi="Calibri" w:eastAsia="Calibri" w:cs="Calibri"/>
-                      <w:i w:val="false"/>
-                      <w:b w:val="false"/>
-                      <w:u w:val="none"/>
-                      <w:strike w:val="false"/>
-                      <w:sz w:val="22"/>
-                      <w:szCs w:val="22"/>
-                      <w:color w:val="000000"/>
-                    </w:rPr>
-                  </w:pPr>
-                  <w:r xmlns:w="http://schemas.openxmlformats.org/wordprocessingml/2006/main" xmlns:wp="http://schemas.openxmlformats.org/drawingml/2006/wordprocessingDrawing" xmlns:r="http://schemas.openxmlformats.org/officeDocument/2006/relationships" xmlns:w14="http://schemas.microsoft.com/office/word/2010/wordml">
-                    <w:rPr>
-                      <w:rFonts w:ascii="Calibri" w:hAnsi="Calibri" w:eastAsia="Calibri" w:cs="Calibri"/>
-                      <w:i w:val="false"/>
-                      <w:b w:val="false"/>
-                      <w:u w:val="none"/>
-                      <w:strike w:val="false"/>
-                      <w:sz w:val="22"/>
-                      <w:szCs w:val="22"/>
-                      <w:color w:val="000000"/>
-                    </w:rPr>
-                    <w:t xml:space="preserve">7%</w:t>
+                      <w:rFonts w:ascii="Arial" w:hAnsi="Arial" w:eastAsia="Arial" w:cs="Arial"/>
+                      <w:i w:val="false"/>
+                      <w:b w:val="false"/>
+                      <w:u w:val="none"/>
+                      <w:strike w:val="false"/>
+                      <w:sz w:val="22"/>
+                      <w:szCs w:val="22"/>
+                      <w:color w:val="000000"/>
+                    </w:rPr>
+                  </w:pPr>
+                  <w:r xmlns:w="http://schemas.openxmlformats.org/wordprocessingml/2006/main" xmlns:wp="http://schemas.openxmlformats.org/drawingml/2006/wordprocessingDrawing" xmlns:r="http://schemas.openxmlformats.org/officeDocument/2006/relationships" xmlns:w14="http://schemas.microsoft.com/office/word/2010/wordml">
+                    <w:rPr>
+                      <w:rFonts w:ascii="Arial" w:hAnsi="Arial" w:eastAsia="Arial" w:cs="Arial"/>
+                      <w:i w:val="false"/>
+                      <w:b w:val="false"/>
+                      <w:u w:val="none"/>
+                      <w:strike w:val="false"/>
+                      <w:sz w:val="22"/>
+                      <w:szCs w:val="22"/>
+                      <w:color w:val="000000"/>
+                    </w:rPr>
+                    <w:t xml:space="preserve">9%</w:t>
                   </w:r>
                 </w:p>
               </w:tc>
@@ -2833,7 +2833,7 @@
         <w:t xml:space="preserve"> </w:t>
       </w:r>
       <w:r>
-        <w:t xml:space="preserve">- Total catch of LAD winter run at RSTs at Delta Entry (Tisdale, Knights Landing, Lower Sacramento River) between Jan 07 and Jan 19 is 1 individuals. Total catch at Sacramento Trawl and Beach Seines in the delta between Jan 07 and Jan 20 is 0 individuals. Total catch at Delta Exit at Chipps Island between Jan 08 and Jan 20 is 0 individuals.</w:t>
+        <w:t xml:space="preserve">- Total catch of LAD winter run at RSTs at Delta Entry (Tisdale, Knights Landing, Lower Sacramento River) between Jan 14 and Jan 25 is 3 individuals. Total catch at Sacramento Trawl and Beach Seines in the delta between Jan 14 and Jan 26 is 0 individuals. Total catch at Delta Exit at Chipps Island between Jan 20 and Jan 27 is 0 individuals.</w:t>
       </w:r>
     </w:p>
     <w:bookmarkEnd w:id="49"/>
@@ -2851,7 +2851,7 @@
         <w:pStyle w:val="FirstParagraph"/>
       </w:pPr>
       <w:r>
-        <w:t xml:space="preserve">As of January 20, cumulative loss of unclipped steelhead is 44 or 0.83% of the annual loss threshold. Cumulative loss in the past 7 days has been 4.</w:t>
+        <w:t xml:space="preserve">As of January 27, cumulative loss of unclipped steelhead is 47 or 0.88% of the annual loss threshold. Cumulative loss in the past 7 days has been 127.</w:t>
       </w:r>
     </w:p>
     <w:tbl>
@@ -2876,14 +2876,14 @@
             <w:r>
               <w:drawing>
                 <wp:inline>
-                  <wp:extent cx="4000500" cy="2909454"/>
+                  <wp:extent cx="5943600" cy="4322618"/>
                   <wp:effectExtent b="0" l="0" r="0" t="0"/>
                   <wp:docPr descr="" title="" id="51" name="Picture"/>
                   <a:graphic>
                     <a:graphicData uri="http://schemas.openxmlformats.org/drawingml/2006/picture">
                       <pic:pic>
                         <pic:nvPicPr>
-                          <pic:cNvPr descr="samt-assessment-v1_files/figure-docx/fig-sh_loss-1.png" id="52" name="Picture"/>
+                          <pic:cNvPr descr="https://www.cbr.washington.edu/sacramento/workgroups/include_gen/WY2026/LossUnclip_2_Stlhd_WY.png" id="52" name="Picture"/>
                           <pic:cNvPicPr>
                             <a:picLocks noChangeArrowheads="1" noChangeAspect="1"/>
                           </pic:cNvPicPr>
@@ -2897,7 +2897,7 @@
                         <pic:spPr bwMode="auto">
                           <a:xfrm>
                             <a:off x="0" y="0"/>
-                            <a:ext cx="4000500" cy="2909454"/>
+                            <a:ext cx="5943600" cy="4322618"/>
                           </a:xfrm>
                           <a:prstGeom prst="rect">
                             <a:avLst/>
@@ -3036,19 +3036,19 @@
                     <w:spacing w:after="100" w:before="100" w:line="240"/>
                     <w:ind w:left="100" w:right="100" w:firstLine="0" w:firstLineChars="0"/>
                     <w:rPr>
-                      <w:rFonts w:ascii="Calibri" w:hAnsi="Calibri" w:eastAsia="Calibri" w:cs="Calibri"/>
-                      <w:i w:val="false"/>
-                      <w:b w:val="false"/>
-                      <w:u w:val="none"/>
-                      <w:strike w:val="false"/>
-                      <w:sz w:val="22"/>
-                      <w:szCs w:val="22"/>
-                      <w:color w:val="000000"/>
-                    </w:rPr>
-                  </w:pPr>
-                  <w:r xmlns:w="http://schemas.openxmlformats.org/wordprocessingml/2006/main" xmlns:wp="http://schemas.openxmlformats.org/drawingml/2006/wordprocessingDrawing" xmlns:r="http://schemas.openxmlformats.org/officeDocument/2006/relationships" xmlns:w14="http://schemas.microsoft.com/office/word/2010/wordml">
-                    <w:rPr>
-                      <w:rFonts w:ascii="Calibri" w:hAnsi="Calibri" w:eastAsia="Calibri" w:cs="Calibri"/>
+                      <w:rFonts w:ascii="Arial" w:hAnsi="Arial" w:eastAsia="Arial" w:cs="Arial"/>
+                      <w:i w:val="false"/>
+                      <w:b w:val="false"/>
+                      <w:u w:val="none"/>
+                      <w:strike w:val="false"/>
+                      <w:sz w:val="22"/>
+                      <w:szCs w:val="22"/>
+                      <w:color w:val="000000"/>
+                    </w:rPr>
+                  </w:pPr>
+                  <w:r xmlns:w="http://schemas.openxmlformats.org/wordprocessingml/2006/main" xmlns:wp="http://schemas.openxmlformats.org/drawingml/2006/wordprocessingDrawing" xmlns:r="http://schemas.openxmlformats.org/officeDocument/2006/relationships" xmlns:w14="http://schemas.microsoft.com/office/word/2010/wordml">
+                    <w:rPr>
+                      <w:rFonts w:ascii="Arial" w:hAnsi="Arial" w:eastAsia="Arial" w:cs="Arial"/>
                       <w:i w:val="false"/>
                       <w:b w:val="false"/>
                       <w:u w:val="none"/>
@@ -3090,19 +3090,19 @@
                     <w:spacing w:after="100" w:before="100" w:line="240"/>
                     <w:ind w:left="100" w:right="100" w:firstLine="0" w:firstLineChars="0"/>
                     <w:rPr>
-                      <w:rFonts w:ascii="Calibri" w:hAnsi="Calibri" w:eastAsia="Calibri" w:cs="Calibri"/>
-                      <w:i w:val="false"/>
-                      <w:b w:val="false"/>
-                      <w:u w:val="none"/>
-                      <w:strike w:val="false"/>
-                      <w:sz w:val="22"/>
-                      <w:szCs w:val="22"/>
-                      <w:color w:val="000000"/>
-                    </w:rPr>
-                  </w:pPr>
-                  <w:r xmlns:w="http://schemas.openxmlformats.org/wordprocessingml/2006/main" xmlns:wp="http://schemas.openxmlformats.org/drawingml/2006/wordprocessingDrawing" xmlns:r="http://schemas.openxmlformats.org/officeDocument/2006/relationships" xmlns:w14="http://schemas.microsoft.com/office/word/2010/wordml">
-                    <w:rPr>
-                      <w:rFonts w:ascii="Calibri" w:hAnsi="Calibri" w:eastAsia="Calibri" w:cs="Calibri"/>
+                      <w:rFonts w:ascii="Arial" w:hAnsi="Arial" w:eastAsia="Arial" w:cs="Arial"/>
+                      <w:i w:val="false"/>
+                      <w:b w:val="false"/>
+                      <w:u w:val="none"/>
+                      <w:strike w:val="false"/>
+                      <w:sz w:val="22"/>
+                      <w:szCs w:val="22"/>
+                      <w:color w:val="000000"/>
+                    </w:rPr>
+                  </w:pPr>
+                  <w:r xmlns:w="http://schemas.openxmlformats.org/wordprocessingml/2006/main" xmlns:wp="http://schemas.openxmlformats.org/drawingml/2006/wordprocessingDrawing" xmlns:r="http://schemas.openxmlformats.org/officeDocument/2006/relationships" xmlns:w14="http://schemas.microsoft.com/office/word/2010/wordml">
+                    <w:rPr>
+                      <w:rFonts w:ascii="Arial" w:hAnsi="Arial" w:eastAsia="Arial" w:cs="Arial"/>
                       <w:i w:val="false"/>
                       <w:b w:val="false"/>
                       <w:u w:val="none"/>
@@ -3144,19 +3144,19 @@
                     <w:spacing w:after="100" w:before="100" w:line="240"/>
                     <w:ind w:left="100" w:right="100" w:firstLine="0" w:firstLineChars="0"/>
                     <w:rPr>
-                      <w:rFonts w:ascii="Calibri" w:hAnsi="Calibri" w:eastAsia="Calibri" w:cs="Calibri"/>
-                      <w:i w:val="false"/>
-                      <w:b w:val="false"/>
-                      <w:u w:val="none"/>
-                      <w:strike w:val="false"/>
-                      <w:sz w:val="22"/>
-                      <w:szCs w:val="22"/>
-                      <w:color w:val="000000"/>
-                    </w:rPr>
-                  </w:pPr>
-                  <w:r xmlns:w="http://schemas.openxmlformats.org/wordprocessingml/2006/main" xmlns:wp="http://schemas.openxmlformats.org/drawingml/2006/wordprocessingDrawing" xmlns:r="http://schemas.openxmlformats.org/officeDocument/2006/relationships" xmlns:w14="http://schemas.microsoft.com/office/word/2010/wordml">
-                    <w:rPr>
-                      <w:rFonts w:ascii="Calibri" w:hAnsi="Calibri" w:eastAsia="Calibri" w:cs="Calibri"/>
+                      <w:rFonts w:ascii="Arial" w:hAnsi="Arial" w:eastAsia="Arial" w:cs="Arial"/>
+                      <w:i w:val="false"/>
+                      <w:b w:val="false"/>
+                      <w:u w:val="none"/>
+                      <w:strike w:val="false"/>
+                      <w:sz w:val="22"/>
+                      <w:szCs w:val="22"/>
+                      <w:color w:val="000000"/>
+                    </w:rPr>
+                  </w:pPr>
+                  <w:r xmlns:w="http://schemas.openxmlformats.org/wordprocessingml/2006/main" xmlns:wp="http://schemas.openxmlformats.org/drawingml/2006/wordprocessingDrawing" xmlns:r="http://schemas.openxmlformats.org/officeDocument/2006/relationships" xmlns:w14="http://schemas.microsoft.com/office/word/2010/wordml">
+                    <w:rPr>
+                      <w:rFonts w:ascii="Arial" w:hAnsi="Arial" w:eastAsia="Arial" w:cs="Arial"/>
                       <w:i w:val="false"/>
                       <w:b w:val="false"/>
                       <w:u w:val="none"/>
@@ -3198,19 +3198,19 @@
                     <w:spacing w:after="100" w:before="100" w:line="240"/>
                     <w:ind w:left="100" w:right="100" w:firstLine="0" w:firstLineChars="0"/>
                     <w:rPr>
-                      <w:rFonts w:ascii="Calibri" w:hAnsi="Calibri" w:eastAsia="Calibri" w:cs="Calibri"/>
-                      <w:i w:val="false"/>
-                      <w:b w:val="false"/>
-                      <w:u w:val="none"/>
-                      <w:strike w:val="false"/>
-                      <w:sz w:val="22"/>
-                      <w:szCs w:val="22"/>
-                      <w:color w:val="000000"/>
-                    </w:rPr>
-                  </w:pPr>
-                  <w:r xmlns:w="http://schemas.openxmlformats.org/wordprocessingml/2006/main" xmlns:wp="http://schemas.openxmlformats.org/drawingml/2006/wordprocessingDrawing" xmlns:r="http://schemas.openxmlformats.org/officeDocument/2006/relationships" xmlns:w14="http://schemas.microsoft.com/office/word/2010/wordml">
-                    <w:rPr>
-                      <w:rFonts w:ascii="Calibri" w:hAnsi="Calibri" w:eastAsia="Calibri" w:cs="Calibri"/>
+                      <w:rFonts w:ascii="Arial" w:hAnsi="Arial" w:eastAsia="Arial" w:cs="Arial"/>
+                      <w:i w:val="false"/>
+                      <w:b w:val="false"/>
+                      <w:u w:val="none"/>
+                      <w:strike w:val="false"/>
+                      <w:sz w:val="22"/>
+                      <w:szCs w:val="22"/>
+                      <w:color w:val="000000"/>
+                    </w:rPr>
+                  </w:pPr>
+                  <w:r xmlns:w="http://schemas.openxmlformats.org/wordprocessingml/2006/main" xmlns:wp="http://schemas.openxmlformats.org/drawingml/2006/wordprocessingDrawing" xmlns:r="http://schemas.openxmlformats.org/officeDocument/2006/relationships" xmlns:w14="http://schemas.microsoft.com/office/word/2010/wordml">
+                    <w:rPr>
+                      <w:rFonts w:ascii="Arial" w:hAnsi="Arial" w:eastAsia="Arial" w:cs="Arial"/>
                       <w:i w:val="false"/>
                       <w:b w:val="false"/>
                       <w:u w:val="none"/>
@@ -3252,19 +3252,19 @@
                     <w:spacing w:after="100" w:before="100" w:line="240"/>
                     <w:ind w:left="100" w:right="100" w:firstLine="0" w:firstLineChars="0"/>
                     <w:rPr>
-                      <w:rFonts w:ascii="Calibri" w:hAnsi="Calibri" w:eastAsia="Calibri" w:cs="Calibri"/>
-                      <w:i w:val="false"/>
-                      <w:b w:val="false"/>
-                      <w:u w:val="none"/>
-                      <w:strike w:val="false"/>
-                      <w:sz w:val="22"/>
-                      <w:szCs w:val="22"/>
-                      <w:color w:val="000000"/>
-                    </w:rPr>
-                  </w:pPr>
-                  <w:r xmlns:w="http://schemas.openxmlformats.org/wordprocessingml/2006/main" xmlns:wp="http://schemas.openxmlformats.org/drawingml/2006/wordprocessingDrawing" xmlns:r="http://schemas.openxmlformats.org/officeDocument/2006/relationships" xmlns:w14="http://schemas.microsoft.com/office/word/2010/wordml">
-                    <w:rPr>
-                      <w:rFonts w:ascii="Calibri" w:hAnsi="Calibri" w:eastAsia="Calibri" w:cs="Calibri"/>
+                      <w:rFonts w:ascii="Arial" w:hAnsi="Arial" w:eastAsia="Arial" w:cs="Arial"/>
+                      <w:i w:val="false"/>
+                      <w:b w:val="false"/>
+                      <w:u w:val="none"/>
+                      <w:strike w:val="false"/>
+                      <w:sz w:val="22"/>
+                      <w:szCs w:val="22"/>
+                      <w:color w:val="000000"/>
+                    </w:rPr>
+                  </w:pPr>
+                  <w:r xmlns:w="http://schemas.openxmlformats.org/wordprocessingml/2006/main" xmlns:wp="http://schemas.openxmlformats.org/drawingml/2006/wordprocessingDrawing" xmlns:r="http://schemas.openxmlformats.org/officeDocument/2006/relationships" xmlns:w14="http://schemas.microsoft.com/office/word/2010/wordml">
+                    <w:rPr>
+                      <w:rFonts w:ascii="Arial" w:hAnsi="Arial" w:eastAsia="Arial" w:cs="Arial"/>
                       <w:i w:val="false"/>
                       <w:b w:val="false"/>
                       <w:u w:val="none"/>
@@ -3312,19 +3312,19 @@
                     <w:spacing w:after="100" w:before="100" w:line="240"/>
                     <w:ind w:left="100" w:right="100" w:firstLine="0" w:firstLineChars="0"/>
                     <w:rPr>
-                      <w:rFonts w:ascii="Calibri" w:hAnsi="Calibri" w:eastAsia="Calibri" w:cs="Calibri"/>
-                      <w:i w:val="false"/>
-                      <w:b w:val="false"/>
-                      <w:u w:val="none"/>
-                      <w:strike w:val="false"/>
-                      <w:sz w:val="22"/>
-                      <w:szCs w:val="22"/>
-                      <w:color w:val="000000"/>
-                    </w:rPr>
-                  </w:pPr>
-                  <w:r xmlns:w="http://schemas.openxmlformats.org/wordprocessingml/2006/main" xmlns:wp="http://schemas.openxmlformats.org/drawingml/2006/wordprocessingDrawing" xmlns:r="http://schemas.openxmlformats.org/officeDocument/2006/relationships" xmlns:w14="http://schemas.microsoft.com/office/word/2010/wordml">
-                    <w:rPr>
-                      <w:rFonts w:ascii="Calibri" w:hAnsi="Calibri" w:eastAsia="Calibri" w:cs="Calibri"/>
+                      <w:rFonts w:ascii="Arial" w:hAnsi="Arial" w:eastAsia="Arial" w:cs="Arial"/>
+                      <w:i w:val="false"/>
+                      <w:b w:val="false"/>
+                      <w:u w:val="none"/>
+                      <w:strike w:val="false"/>
+                      <w:sz w:val="22"/>
+                      <w:szCs w:val="22"/>
+                      <w:color w:val="000000"/>
+                    </w:rPr>
+                  </w:pPr>
+                  <w:r xmlns:w="http://schemas.openxmlformats.org/wordprocessingml/2006/main" xmlns:wp="http://schemas.openxmlformats.org/drawingml/2006/wordprocessingDrawing" xmlns:r="http://schemas.openxmlformats.org/officeDocument/2006/relationships" xmlns:w14="http://schemas.microsoft.com/office/word/2010/wordml">
+                    <w:rPr>
+                      <w:rFonts w:ascii="Arial" w:hAnsi="Arial" w:eastAsia="Arial" w:cs="Arial"/>
                       <w:i w:val="false"/>
                       <w:b w:val="false"/>
                       <w:u w:val="none"/>
@@ -3366,19 +3366,19 @@
                     <w:spacing w:after="100" w:before="100" w:line="240"/>
                     <w:ind w:left="100" w:right="100" w:firstLine="0" w:firstLineChars="0"/>
                     <w:rPr>
-                      <w:rFonts w:ascii="Calibri" w:hAnsi="Calibri" w:eastAsia="Calibri" w:cs="Calibri"/>
-                      <w:i w:val="false"/>
-                      <w:b w:val="false"/>
-                      <w:u w:val="none"/>
-                      <w:strike w:val="false"/>
-                      <w:sz w:val="22"/>
-                      <w:szCs w:val="22"/>
-                      <w:color w:val="000000"/>
-                    </w:rPr>
-                  </w:pPr>
-                  <w:r xmlns:w="http://schemas.openxmlformats.org/wordprocessingml/2006/main" xmlns:wp="http://schemas.openxmlformats.org/drawingml/2006/wordprocessingDrawing" xmlns:r="http://schemas.openxmlformats.org/officeDocument/2006/relationships" xmlns:w14="http://schemas.microsoft.com/office/word/2010/wordml">
-                    <w:rPr>
-                      <w:rFonts w:ascii="Calibri" w:hAnsi="Calibri" w:eastAsia="Calibri" w:cs="Calibri"/>
+                      <w:rFonts w:ascii="Arial" w:hAnsi="Arial" w:eastAsia="Arial" w:cs="Arial"/>
+                      <w:i w:val="false"/>
+                      <w:b w:val="false"/>
+                      <w:u w:val="none"/>
+                      <w:strike w:val="false"/>
+                      <w:sz w:val="22"/>
+                      <w:szCs w:val="22"/>
+                      <w:color w:val="000000"/>
+                    </w:rPr>
+                  </w:pPr>
+                  <w:r xmlns:w="http://schemas.openxmlformats.org/wordprocessingml/2006/main" xmlns:wp="http://schemas.openxmlformats.org/drawingml/2006/wordprocessingDrawing" xmlns:r="http://schemas.openxmlformats.org/officeDocument/2006/relationships" xmlns:w14="http://schemas.microsoft.com/office/word/2010/wordml">
+                    <w:rPr>
+                      <w:rFonts w:ascii="Arial" w:hAnsi="Arial" w:eastAsia="Arial" w:cs="Arial"/>
                       <w:i w:val="false"/>
                       <w:b w:val="false"/>
                       <w:u w:val="none"/>
@@ -3420,19 +3420,19 @@
                     <w:spacing w:after="100" w:before="100" w:line="240"/>
                     <w:ind w:left="100" w:right="100" w:firstLine="0" w:firstLineChars="0"/>
                     <w:rPr>
-                      <w:rFonts w:ascii="Calibri" w:hAnsi="Calibri" w:eastAsia="Calibri" w:cs="Calibri"/>
-                      <w:i w:val="false"/>
-                      <w:b w:val="false"/>
-                      <w:u w:val="none"/>
-                      <w:strike w:val="false"/>
-                      <w:sz w:val="22"/>
-                      <w:szCs w:val="22"/>
-                      <w:color w:val="000000"/>
-                    </w:rPr>
-                  </w:pPr>
-                  <w:r xmlns:w="http://schemas.openxmlformats.org/wordprocessingml/2006/main" xmlns:wp="http://schemas.openxmlformats.org/drawingml/2006/wordprocessingDrawing" xmlns:r="http://schemas.openxmlformats.org/officeDocument/2006/relationships" xmlns:w14="http://schemas.microsoft.com/office/word/2010/wordml">
-                    <w:rPr>
-                      <w:rFonts w:ascii="Calibri" w:hAnsi="Calibri" w:eastAsia="Calibri" w:cs="Calibri"/>
+                      <w:rFonts w:ascii="Arial" w:hAnsi="Arial" w:eastAsia="Arial" w:cs="Arial"/>
+                      <w:i w:val="false"/>
+                      <w:b w:val="false"/>
+                      <w:u w:val="none"/>
+                      <w:strike w:val="false"/>
+                      <w:sz w:val="22"/>
+                      <w:szCs w:val="22"/>
+                      <w:color w:val="000000"/>
+                    </w:rPr>
+                  </w:pPr>
+                  <w:r xmlns:w="http://schemas.openxmlformats.org/wordprocessingml/2006/main" xmlns:wp="http://schemas.openxmlformats.org/drawingml/2006/wordprocessingDrawing" xmlns:r="http://schemas.openxmlformats.org/officeDocument/2006/relationships" xmlns:w14="http://schemas.microsoft.com/office/word/2010/wordml">
+                    <w:rPr>
+                      <w:rFonts w:ascii="Arial" w:hAnsi="Arial" w:eastAsia="Arial" w:cs="Arial"/>
                       <w:i w:val="false"/>
                       <w:b w:val="false"/>
                       <w:u w:val="none"/>
@@ -3474,19 +3474,19 @@
                     <w:spacing w:after="100" w:before="100" w:line="240"/>
                     <w:ind w:left="100" w:right="100" w:firstLine="0" w:firstLineChars="0"/>
                     <w:rPr>
-                      <w:rFonts w:ascii="Calibri" w:hAnsi="Calibri" w:eastAsia="Calibri" w:cs="Calibri"/>
-                      <w:i w:val="false"/>
-                      <w:b w:val="false"/>
-                      <w:u w:val="none"/>
-                      <w:strike w:val="false"/>
-                      <w:sz w:val="22"/>
-                      <w:szCs w:val="22"/>
-                      <w:color w:val="000000"/>
-                    </w:rPr>
-                  </w:pPr>
-                  <w:r xmlns:w="http://schemas.openxmlformats.org/wordprocessingml/2006/main" xmlns:wp="http://schemas.openxmlformats.org/drawingml/2006/wordprocessingDrawing" xmlns:r="http://schemas.openxmlformats.org/officeDocument/2006/relationships" xmlns:w14="http://schemas.microsoft.com/office/word/2010/wordml">
-                    <w:rPr>
-                      <w:rFonts w:ascii="Calibri" w:hAnsi="Calibri" w:eastAsia="Calibri" w:cs="Calibri"/>
+                      <w:rFonts w:ascii="Arial" w:hAnsi="Arial" w:eastAsia="Arial" w:cs="Arial"/>
+                      <w:i w:val="false"/>
+                      <w:b w:val="false"/>
+                      <w:u w:val="none"/>
+                      <w:strike w:val="false"/>
+                      <w:sz w:val="22"/>
+                      <w:szCs w:val="22"/>
+                      <w:color w:val="000000"/>
+                    </w:rPr>
+                  </w:pPr>
+                  <w:r xmlns:w="http://schemas.openxmlformats.org/wordprocessingml/2006/main" xmlns:wp="http://schemas.openxmlformats.org/drawingml/2006/wordprocessingDrawing" xmlns:r="http://schemas.openxmlformats.org/officeDocument/2006/relationships" xmlns:w14="http://schemas.microsoft.com/office/word/2010/wordml">
+                    <w:rPr>
+                      <w:rFonts w:ascii="Arial" w:hAnsi="Arial" w:eastAsia="Arial" w:cs="Arial"/>
                       <w:i w:val="false"/>
                       <w:b w:val="false"/>
                       <w:u w:val="none"/>
@@ -3528,19 +3528,19 @@
                     <w:spacing w:after="100" w:before="100" w:line="240"/>
                     <w:ind w:left="100" w:right="100" w:firstLine="0" w:firstLineChars="0"/>
                     <w:rPr>
-                      <w:rFonts w:ascii="Calibri" w:hAnsi="Calibri" w:eastAsia="Calibri" w:cs="Calibri"/>
-                      <w:i w:val="false"/>
-                      <w:b w:val="false"/>
-                      <w:u w:val="none"/>
-                      <w:strike w:val="false"/>
-                      <w:sz w:val="22"/>
-                      <w:szCs w:val="22"/>
-                      <w:color w:val="000000"/>
-                    </w:rPr>
-                  </w:pPr>
-                  <w:r xmlns:w="http://schemas.openxmlformats.org/wordprocessingml/2006/main" xmlns:wp="http://schemas.openxmlformats.org/drawingml/2006/wordprocessingDrawing" xmlns:r="http://schemas.openxmlformats.org/officeDocument/2006/relationships" xmlns:w14="http://schemas.microsoft.com/office/word/2010/wordml">
-                    <w:rPr>
-                      <w:rFonts w:ascii="Calibri" w:hAnsi="Calibri" w:eastAsia="Calibri" w:cs="Calibri"/>
+                      <w:rFonts w:ascii="Arial" w:hAnsi="Arial" w:eastAsia="Arial" w:cs="Arial"/>
+                      <w:i w:val="false"/>
+                      <w:b w:val="false"/>
+                      <w:u w:val="none"/>
+                      <w:strike w:val="false"/>
+                      <w:sz w:val="22"/>
+                      <w:szCs w:val="22"/>
+                      <w:color w:val="000000"/>
+                    </w:rPr>
+                  </w:pPr>
+                  <w:r xmlns:w="http://schemas.openxmlformats.org/wordprocessingml/2006/main" xmlns:wp="http://schemas.openxmlformats.org/drawingml/2006/wordprocessingDrawing" xmlns:r="http://schemas.openxmlformats.org/officeDocument/2006/relationships" xmlns:w14="http://schemas.microsoft.com/office/word/2010/wordml">
+                    <w:rPr>
+                      <w:rFonts w:ascii="Arial" w:hAnsi="Arial" w:eastAsia="Arial" w:cs="Arial"/>
                       <w:i w:val="false"/>
                       <w:b w:val="false"/>
                       <w:u w:val="none"/>
@@ -3588,19 +3588,19 @@
                     <w:spacing w:after="100" w:before="100" w:line="240"/>
                     <w:ind w:left="100" w:right="100" w:firstLine="0" w:firstLineChars="0"/>
                     <w:rPr>
-                      <w:rFonts w:ascii="Calibri" w:hAnsi="Calibri" w:eastAsia="Calibri" w:cs="Calibri"/>
-                      <w:i w:val="false"/>
-                      <w:b w:val="false"/>
-                      <w:u w:val="none"/>
-                      <w:strike w:val="false"/>
-                      <w:sz w:val="22"/>
-                      <w:szCs w:val="22"/>
-                      <w:color w:val="000000"/>
-                    </w:rPr>
-                  </w:pPr>
-                  <w:r xmlns:w="http://schemas.openxmlformats.org/wordprocessingml/2006/main" xmlns:wp="http://schemas.openxmlformats.org/drawingml/2006/wordprocessingDrawing" xmlns:r="http://schemas.openxmlformats.org/officeDocument/2006/relationships" xmlns:w14="http://schemas.microsoft.com/office/word/2010/wordml">
-                    <w:rPr>
-                      <w:rFonts w:ascii="Calibri" w:hAnsi="Calibri" w:eastAsia="Calibri" w:cs="Calibri"/>
+                      <w:rFonts w:ascii="Arial" w:hAnsi="Arial" w:eastAsia="Arial" w:cs="Arial"/>
+                      <w:i w:val="false"/>
+                      <w:b w:val="false"/>
+                      <w:u w:val="none"/>
+                      <w:strike w:val="false"/>
+                      <w:sz w:val="22"/>
+                      <w:szCs w:val="22"/>
+                      <w:color w:val="000000"/>
+                    </w:rPr>
+                  </w:pPr>
+                  <w:r xmlns:w="http://schemas.openxmlformats.org/wordprocessingml/2006/main" xmlns:wp="http://schemas.openxmlformats.org/drawingml/2006/wordprocessingDrawing" xmlns:r="http://schemas.openxmlformats.org/officeDocument/2006/relationships" xmlns:w14="http://schemas.microsoft.com/office/word/2010/wordml">
+                    <w:rPr>
+                      <w:rFonts w:ascii="Arial" w:hAnsi="Arial" w:eastAsia="Arial" w:cs="Arial"/>
                       <w:i w:val="false"/>
                       <w:b w:val="false"/>
                       <w:u w:val="none"/>
@@ -3642,19 +3642,19 @@
                     <w:spacing w:after="100" w:before="100" w:line="240"/>
                     <w:ind w:left="100" w:right="100" w:firstLine="0" w:firstLineChars="0"/>
                     <w:rPr>
-                      <w:rFonts w:ascii="Calibri" w:hAnsi="Calibri" w:eastAsia="Calibri" w:cs="Calibri"/>
-                      <w:i w:val="false"/>
-                      <w:b w:val="false"/>
-                      <w:u w:val="none"/>
-                      <w:strike w:val="false"/>
-                      <w:sz w:val="22"/>
-                      <w:szCs w:val="22"/>
-                      <w:color w:val="000000"/>
-                    </w:rPr>
-                  </w:pPr>
-                  <w:r xmlns:w="http://schemas.openxmlformats.org/wordprocessingml/2006/main" xmlns:wp="http://schemas.openxmlformats.org/drawingml/2006/wordprocessingDrawing" xmlns:r="http://schemas.openxmlformats.org/officeDocument/2006/relationships" xmlns:w14="http://schemas.microsoft.com/office/word/2010/wordml">
-                    <w:rPr>
-                      <w:rFonts w:ascii="Calibri" w:hAnsi="Calibri" w:eastAsia="Calibri" w:cs="Calibri"/>
+                      <w:rFonts w:ascii="Arial" w:hAnsi="Arial" w:eastAsia="Arial" w:cs="Arial"/>
+                      <w:i w:val="false"/>
+                      <w:b w:val="false"/>
+                      <w:u w:val="none"/>
+                      <w:strike w:val="false"/>
+                      <w:sz w:val="22"/>
+                      <w:szCs w:val="22"/>
+                      <w:color w:val="000000"/>
+                    </w:rPr>
+                  </w:pPr>
+                  <w:r xmlns:w="http://schemas.openxmlformats.org/wordprocessingml/2006/main" xmlns:wp="http://schemas.openxmlformats.org/drawingml/2006/wordprocessingDrawing" xmlns:r="http://schemas.openxmlformats.org/officeDocument/2006/relationships" xmlns:w14="http://schemas.microsoft.com/office/word/2010/wordml">
+                    <w:rPr>
+                      <w:rFonts w:ascii="Arial" w:hAnsi="Arial" w:eastAsia="Arial" w:cs="Arial"/>
                       <w:i w:val="false"/>
                       <w:b w:val="false"/>
                       <w:u w:val="none"/>
@@ -3696,19 +3696,19 @@
                     <w:spacing w:after="100" w:before="100" w:line="240"/>
                     <w:ind w:left="100" w:right="100" w:firstLine="0" w:firstLineChars="0"/>
                     <w:rPr>
-                      <w:rFonts w:ascii="Calibri" w:hAnsi="Calibri" w:eastAsia="Calibri" w:cs="Calibri"/>
-                      <w:i w:val="false"/>
-                      <w:b w:val="false"/>
-                      <w:u w:val="none"/>
-                      <w:strike w:val="false"/>
-                      <w:sz w:val="22"/>
-                      <w:szCs w:val="22"/>
-                      <w:color w:val="000000"/>
-                    </w:rPr>
-                  </w:pPr>
-                  <w:r xmlns:w="http://schemas.openxmlformats.org/wordprocessingml/2006/main" xmlns:wp="http://schemas.openxmlformats.org/drawingml/2006/wordprocessingDrawing" xmlns:r="http://schemas.openxmlformats.org/officeDocument/2006/relationships" xmlns:w14="http://schemas.microsoft.com/office/word/2010/wordml">
-                    <w:rPr>
-                      <w:rFonts w:ascii="Calibri" w:hAnsi="Calibri" w:eastAsia="Calibri" w:cs="Calibri"/>
+                      <w:rFonts w:ascii="Arial" w:hAnsi="Arial" w:eastAsia="Arial" w:cs="Arial"/>
+                      <w:i w:val="false"/>
+                      <w:b w:val="false"/>
+                      <w:u w:val="none"/>
+                      <w:strike w:val="false"/>
+                      <w:sz w:val="22"/>
+                      <w:szCs w:val="22"/>
+                      <w:color w:val="000000"/>
+                    </w:rPr>
+                  </w:pPr>
+                  <w:r xmlns:w="http://schemas.openxmlformats.org/wordprocessingml/2006/main" xmlns:wp="http://schemas.openxmlformats.org/drawingml/2006/wordprocessingDrawing" xmlns:r="http://schemas.openxmlformats.org/officeDocument/2006/relationships" xmlns:w14="http://schemas.microsoft.com/office/word/2010/wordml">
+                    <w:rPr>
+                      <w:rFonts w:ascii="Arial" w:hAnsi="Arial" w:eastAsia="Arial" w:cs="Arial"/>
                       <w:i w:val="false"/>
                       <w:b w:val="false"/>
                       <w:u w:val="none"/>
@@ -3750,19 +3750,19 @@
                     <w:spacing w:after="100" w:before="100" w:line="240"/>
                     <w:ind w:left="100" w:right="100" w:firstLine="0" w:firstLineChars="0"/>
                     <w:rPr>
-                      <w:rFonts w:ascii="Calibri" w:hAnsi="Calibri" w:eastAsia="Calibri" w:cs="Calibri"/>
-                      <w:i w:val="false"/>
-                      <w:b w:val="false"/>
-                      <w:u w:val="none"/>
-                      <w:strike w:val="false"/>
-                      <w:sz w:val="22"/>
-                      <w:szCs w:val="22"/>
-                      <w:color w:val="000000"/>
-                    </w:rPr>
-                  </w:pPr>
-                  <w:r xmlns:w="http://schemas.openxmlformats.org/wordprocessingml/2006/main" xmlns:wp="http://schemas.openxmlformats.org/drawingml/2006/wordprocessingDrawing" xmlns:r="http://schemas.openxmlformats.org/officeDocument/2006/relationships" xmlns:w14="http://schemas.microsoft.com/office/word/2010/wordml">
-                    <w:rPr>
-                      <w:rFonts w:ascii="Calibri" w:hAnsi="Calibri" w:eastAsia="Calibri" w:cs="Calibri"/>
+                      <w:rFonts w:ascii="Arial" w:hAnsi="Arial" w:eastAsia="Arial" w:cs="Arial"/>
+                      <w:i w:val="false"/>
+                      <w:b w:val="false"/>
+                      <w:u w:val="none"/>
+                      <w:strike w:val="false"/>
+                      <w:sz w:val="22"/>
+                      <w:szCs w:val="22"/>
+                      <w:color w:val="000000"/>
+                    </w:rPr>
+                  </w:pPr>
+                  <w:r xmlns:w="http://schemas.openxmlformats.org/wordprocessingml/2006/main" xmlns:wp="http://schemas.openxmlformats.org/drawingml/2006/wordprocessingDrawing" xmlns:r="http://schemas.openxmlformats.org/officeDocument/2006/relationships" xmlns:w14="http://schemas.microsoft.com/office/word/2010/wordml">
+                    <w:rPr>
+                      <w:rFonts w:ascii="Arial" w:hAnsi="Arial" w:eastAsia="Arial" w:cs="Arial"/>
                       <w:i w:val="false"/>
                       <w:b w:val="false"/>
                       <w:u w:val="none"/>
@@ -3804,19 +3804,19 @@
                     <w:spacing w:after="100" w:before="100" w:line="240"/>
                     <w:ind w:left="100" w:right="100" w:firstLine="0" w:firstLineChars="0"/>
                     <w:rPr>
-                      <w:rFonts w:ascii="Calibri" w:hAnsi="Calibri" w:eastAsia="Calibri" w:cs="Calibri"/>
-                      <w:i w:val="false"/>
-                      <w:b w:val="false"/>
-                      <w:u w:val="none"/>
-                      <w:strike w:val="false"/>
-                      <w:sz w:val="22"/>
-                      <w:szCs w:val="22"/>
-                      <w:color w:val="000000"/>
-                    </w:rPr>
-                  </w:pPr>
-                  <w:r xmlns:w="http://schemas.openxmlformats.org/wordprocessingml/2006/main" xmlns:wp="http://schemas.openxmlformats.org/drawingml/2006/wordprocessingDrawing" xmlns:r="http://schemas.openxmlformats.org/officeDocument/2006/relationships" xmlns:w14="http://schemas.microsoft.com/office/word/2010/wordml">
-                    <w:rPr>
-                      <w:rFonts w:ascii="Calibri" w:hAnsi="Calibri" w:eastAsia="Calibri" w:cs="Calibri"/>
+                      <w:rFonts w:ascii="Arial" w:hAnsi="Arial" w:eastAsia="Arial" w:cs="Arial"/>
+                      <w:i w:val="false"/>
+                      <w:b w:val="false"/>
+                      <w:u w:val="none"/>
+                      <w:strike w:val="false"/>
+                      <w:sz w:val="22"/>
+                      <w:szCs w:val="22"/>
+                      <w:color w:val="000000"/>
+                    </w:rPr>
+                  </w:pPr>
+                  <w:r xmlns:w="http://schemas.openxmlformats.org/wordprocessingml/2006/main" xmlns:wp="http://schemas.openxmlformats.org/drawingml/2006/wordprocessingDrawing" xmlns:r="http://schemas.openxmlformats.org/officeDocument/2006/relationships" xmlns:w14="http://schemas.microsoft.com/office/word/2010/wordml">
+                    <w:rPr>
+                      <w:rFonts w:ascii="Arial" w:hAnsi="Arial" w:eastAsia="Arial" w:cs="Arial"/>
                       <w:i w:val="false"/>
                       <w:b w:val="false"/>
                       <w:u w:val="none"/>
@@ -3864,19 +3864,19 @@
                     <w:spacing w:after="100" w:before="100" w:line="240"/>
                     <w:ind w:left="100" w:right="100" w:firstLine="0" w:firstLineChars="0"/>
                     <w:rPr>
-                      <w:rFonts w:ascii="Calibri" w:hAnsi="Calibri" w:eastAsia="Calibri" w:cs="Calibri"/>
-                      <w:i w:val="false"/>
-                      <w:b w:val="false"/>
-                      <w:u w:val="none"/>
-                      <w:strike w:val="false"/>
-                      <w:sz w:val="22"/>
-                      <w:szCs w:val="22"/>
-                      <w:color w:val="000000"/>
-                    </w:rPr>
-                  </w:pPr>
-                  <w:r xmlns:w="http://schemas.openxmlformats.org/wordprocessingml/2006/main" xmlns:wp="http://schemas.openxmlformats.org/drawingml/2006/wordprocessingDrawing" xmlns:r="http://schemas.openxmlformats.org/officeDocument/2006/relationships" xmlns:w14="http://schemas.microsoft.com/office/word/2010/wordml">
-                    <w:rPr>
-                      <w:rFonts w:ascii="Calibri" w:hAnsi="Calibri" w:eastAsia="Calibri" w:cs="Calibri"/>
+                      <w:rFonts w:ascii="Arial" w:hAnsi="Arial" w:eastAsia="Arial" w:cs="Arial"/>
+                      <w:i w:val="false"/>
+                      <w:b w:val="false"/>
+                      <w:u w:val="none"/>
+                      <w:strike w:val="false"/>
+                      <w:sz w:val="22"/>
+                      <w:szCs w:val="22"/>
+                      <w:color w:val="000000"/>
+                    </w:rPr>
+                  </w:pPr>
+                  <w:r xmlns:w="http://schemas.openxmlformats.org/wordprocessingml/2006/main" xmlns:wp="http://schemas.openxmlformats.org/drawingml/2006/wordprocessingDrawing" xmlns:r="http://schemas.openxmlformats.org/officeDocument/2006/relationships" xmlns:w14="http://schemas.microsoft.com/office/word/2010/wordml">
+                    <w:rPr>
+                      <w:rFonts w:ascii="Arial" w:hAnsi="Arial" w:eastAsia="Arial" w:cs="Arial"/>
                       <w:i w:val="false"/>
                       <w:b w:val="false"/>
                       <w:u w:val="none"/>
@@ -3918,19 +3918,19 @@
                     <w:spacing w:after="100" w:before="100" w:line="240"/>
                     <w:ind w:left="100" w:right="100" w:firstLine="0" w:firstLineChars="0"/>
                     <w:rPr>
-                      <w:rFonts w:ascii="Calibri" w:hAnsi="Calibri" w:eastAsia="Calibri" w:cs="Calibri"/>
-                      <w:i w:val="false"/>
-                      <w:b w:val="false"/>
-                      <w:u w:val="none"/>
-                      <w:strike w:val="false"/>
-                      <w:sz w:val="22"/>
-                      <w:szCs w:val="22"/>
-                      <w:color w:val="000000"/>
-                    </w:rPr>
-                  </w:pPr>
-                  <w:r xmlns:w="http://schemas.openxmlformats.org/wordprocessingml/2006/main" xmlns:wp="http://schemas.openxmlformats.org/drawingml/2006/wordprocessingDrawing" xmlns:r="http://schemas.openxmlformats.org/officeDocument/2006/relationships" xmlns:w14="http://schemas.microsoft.com/office/word/2010/wordml">
-                    <w:rPr>
-                      <w:rFonts w:ascii="Calibri" w:hAnsi="Calibri" w:eastAsia="Calibri" w:cs="Calibri"/>
+                      <w:rFonts w:ascii="Arial" w:hAnsi="Arial" w:eastAsia="Arial" w:cs="Arial"/>
+                      <w:i w:val="false"/>
+                      <w:b w:val="false"/>
+                      <w:u w:val="none"/>
+                      <w:strike w:val="false"/>
+                      <w:sz w:val="22"/>
+                      <w:szCs w:val="22"/>
+                      <w:color w:val="000000"/>
+                    </w:rPr>
+                  </w:pPr>
+                  <w:r xmlns:w="http://schemas.openxmlformats.org/wordprocessingml/2006/main" xmlns:wp="http://schemas.openxmlformats.org/drawingml/2006/wordprocessingDrawing" xmlns:r="http://schemas.openxmlformats.org/officeDocument/2006/relationships" xmlns:w14="http://schemas.microsoft.com/office/word/2010/wordml">
+                    <w:rPr>
+                      <w:rFonts w:ascii="Arial" w:hAnsi="Arial" w:eastAsia="Arial" w:cs="Arial"/>
                       <w:i w:val="false"/>
                       <w:b w:val="false"/>
                       <w:u w:val="none"/>
@@ -3972,19 +3972,19 @@
                     <w:spacing w:after="100" w:before="100" w:line="240"/>
                     <w:ind w:left="100" w:right="100" w:firstLine="0" w:firstLineChars="0"/>
                     <w:rPr>
-                      <w:rFonts w:ascii="Calibri" w:hAnsi="Calibri" w:eastAsia="Calibri" w:cs="Calibri"/>
-                      <w:i w:val="false"/>
-                      <w:b w:val="false"/>
-                      <w:u w:val="none"/>
-                      <w:strike w:val="false"/>
-                      <w:sz w:val="22"/>
-                      <w:szCs w:val="22"/>
-                      <w:color w:val="000000"/>
-                    </w:rPr>
-                  </w:pPr>
-                  <w:r xmlns:w="http://schemas.openxmlformats.org/wordprocessingml/2006/main" xmlns:wp="http://schemas.openxmlformats.org/drawingml/2006/wordprocessingDrawing" xmlns:r="http://schemas.openxmlformats.org/officeDocument/2006/relationships" xmlns:w14="http://schemas.microsoft.com/office/word/2010/wordml">
-                    <w:rPr>
-                      <w:rFonts w:ascii="Calibri" w:hAnsi="Calibri" w:eastAsia="Calibri" w:cs="Calibri"/>
+                      <w:rFonts w:ascii="Arial" w:hAnsi="Arial" w:eastAsia="Arial" w:cs="Arial"/>
+                      <w:i w:val="false"/>
+                      <w:b w:val="false"/>
+                      <w:u w:val="none"/>
+                      <w:strike w:val="false"/>
+                      <w:sz w:val="22"/>
+                      <w:szCs w:val="22"/>
+                      <w:color w:val="000000"/>
+                    </w:rPr>
+                  </w:pPr>
+                  <w:r xmlns:w="http://schemas.openxmlformats.org/wordprocessingml/2006/main" xmlns:wp="http://schemas.openxmlformats.org/drawingml/2006/wordprocessingDrawing" xmlns:r="http://schemas.openxmlformats.org/officeDocument/2006/relationships" xmlns:w14="http://schemas.microsoft.com/office/word/2010/wordml">
+                    <w:rPr>
+                      <w:rFonts w:ascii="Arial" w:hAnsi="Arial" w:eastAsia="Arial" w:cs="Arial"/>
                       <w:i w:val="false"/>
                       <w:b w:val="false"/>
                       <w:u w:val="none"/>
@@ -4026,19 +4026,19 @@
                     <w:spacing w:after="100" w:before="100" w:line="240"/>
                     <w:ind w:left="100" w:right="100" w:firstLine="0" w:firstLineChars="0"/>
                     <w:rPr>
-                      <w:rFonts w:ascii="Calibri" w:hAnsi="Calibri" w:eastAsia="Calibri" w:cs="Calibri"/>
-                      <w:i w:val="false"/>
-                      <w:b w:val="false"/>
-                      <w:u w:val="none"/>
-                      <w:strike w:val="false"/>
-                      <w:sz w:val="22"/>
-                      <w:szCs w:val="22"/>
-                      <w:color w:val="000000"/>
-                    </w:rPr>
-                  </w:pPr>
-                  <w:r xmlns:w="http://schemas.openxmlformats.org/wordprocessingml/2006/main" xmlns:wp="http://schemas.openxmlformats.org/drawingml/2006/wordprocessingDrawing" xmlns:r="http://schemas.openxmlformats.org/officeDocument/2006/relationships" xmlns:w14="http://schemas.microsoft.com/office/word/2010/wordml">
-                    <w:rPr>
-                      <w:rFonts w:ascii="Calibri" w:hAnsi="Calibri" w:eastAsia="Calibri" w:cs="Calibri"/>
+                      <w:rFonts w:ascii="Arial" w:hAnsi="Arial" w:eastAsia="Arial" w:cs="Arial"/>
+                      <w:i w:val="false"/>
+                      <w:b w:val="false"/>
+                      <w:u w:val="none"/>
+                      <w:strike w:val="false"/>
+                      <w:sz w:val="22"/>
+                      <w:szCs w:val="22"/>
+                      <w:color w:val="000000"/>
+                    </w:rPr>
+                  </w:pPr>
+                  <w:r xmlns:w="http://schemas.openxmlformats.org/wordprocessingml/2006/main" xmlns:wp="http://schemas.openxmlformats.org/drawingml/2006/wordprocessingDrawing" xmlns:r="http://schemas.openxmlformats.org/officeDocument/2006/relationships" xmlns:w14="http://schemas.microsoft.com/office/word/2010/wordml">
+                    <w:rPr>
+                      <w:rFonts w:ascii="Arial" w:hAnsi="Arial" w:eastAsia="Arial" w:cs="Arial"/>
                       <w:i w:val="false"/>
                       <w:b w:val="false"/>
                       <w:u w:val="none"/>
@@ -4080,19 +4080,19 @@
                     <w:spacing w:after="100" w:before="100" w:line="240"/>
                     <w:ind w:left="100" w:right="100" w:firstLine="0" w:firstLineChars="0"/>
                     <w:rPr>
-                      <w:rFonts w:ascii="Calibri" w:hAnsi="Calibri" w:eastAsia="Calibri" w:cs="Calibri"/>
-                      <w:i w:val="false"/>
-                      <w:b w:val="false"/>
-                      <w:u w:val="none"/>
-                      <w:strike w:val="false"/>
-                      <w:sz w:val="22"/>
-                      <w:szCs w:val="22"/>
-                      <w:color w:val="000000"/>
-                    </w:rPr>
-                  </w:pPr>
-                  <w:r xmlns:w="http://schemas.openxmlformats.org/wordprocessingml/2006/main" xmlns:wp="http://schemas.openxmlformats.org/drawingml/2006/wordprocessingDrawing" xmlns:r="http://schemas.openxmlformats.org/officeDocument/2006/relationships" xmlns:w14="http://schemas.microsoft.com/office/word/2010/wordml">
-                    <w:rPr>
-                      <w:rFonts w:ascii="Calibri" w:hAnsi="Calibri" w:eastAsia="Calibri" w:cs="Calibri"/>
+                      <w:rFonts w:ascii="Arial" w:hAnsi="Arial" w:eastAsia="Arial" w:cs="Arial"/>
+                      <w:i w:val="false"/>
+                      <w:b w:val="false"/>
+                      <w:u w:val="none"/>
+                      <w:strike w:val="false"/>
+                      <w:sz w:val="22"/>
+                      <w:szCs w:val="22"/>
+                      <w:color w:val="000000"/>
+                    </w:rPr>
+                  </w:pPr>
+                  <w:r xmlns:w="http://schemas.openxmlformats.org/wordprocessingml/2006/main" xmlns:wp="http://schemas.openxmlformats.org/drawingml/2006/wordprocessingDrawing" xmlns:r="http://schemas.openxmlformats.org/officeDocument/2006/relationships" xmlns:w14="http://schemas.microsoft.com/office/word/2010/wordml">
+                    <w:rPr>
+                      <w:rFonts w:ascii="Arial" w:hAnsi="Arial" w:eastAsia="Arial" w:cs="Arial"/>
                       <w:i w:val="false"/>
                       <w:b w:val="false"/>
                       <w:u w:val="none"/>
@@ -4140,19 +4140,19 @@
                     <w:spacing w:after="100" w:before="100" w:line="240"/>
                     <w:ind w:left="100" w:right="100" w:firstLine="0" w:firstLineChars="0"/>
                     <w:rPr>
-                      <w:rFonts w:ascii="Calibri" w:hAnsi="Calibri" w:eastAsia="Calibri" w:cs="Calibri"/>
-                      <w:i w:val="false"/>
-                      <w:b w:val="false"/>
-                      <w:u w:val="none"/>
-                      <w:strike w:val="false"/>
-                      <w:sz w:val="22"/>
-                      <w:szCs w:val="22"/>
-                      <w:color w:val="000000"/>
-                    </w:rPr>
-                  </w:pPr>
-                  <w:r xmlns:w="http://schemas.openxmlformats.org/wordprocessingml/2006/main" xmlns:wp="http://schemas.openxmlformats.org/drawingml/2006/wordprocessingDrawing" xmlns:r="http://schemas.openxmlformats.org/officeDocument/2006/relationships" xmlns:w14="http://schemas.microsoft.com/office/word/2010/wordml">
-                    <w:rPr>
-                      <w:rFonts w:ascii="Calibri" w:hAnsi="Calibri" w:eastAsia="Calibri" w:cs="Calibri"/>
+                      <w:rFonts w:ascii="Arial" w:hAnsi="Arial" w:eastAsia="Arial" w:cs="Arial"/>
+                      <w:i w:val="false"/>
+                      <w:b w:val="false"/>
+                      <w:u w:val="none"/>
+                      <w:strike w:val="false"/>
+                      <w:sz w:val="22"/>
+                      <w:szCs w:val="22"/>
+                      <w:color w:val="000000"/>
+                    </w:rPr>
+                  </w:pPr>
+                  <w:r xmlns:w="http://schemas.openxmlformats.org/wordprocessingml/2006/main" xmlns:wp="http://schemas.openxmlformats.org/drawingml/2006/wordprocessingDrawing" xmlns:r="http://schemas.openxmlformats.org/officeDocument/2006/relationships" xmlns:w14="http://schemas.microsoft.com/office/word/2010/wordml">
+                    <w:rPr>
+                      <w:rFonts w:ascii="Arial" w:hAnsi="Arial" w:eastAsia="Arial" w:cs="Arial"/>
                       <w:i w:val="false"/>
                       <w:b w:val="false"/>
                       <w:u w:val="none"/>
@@ -4194,19 +4194,19 @@
                     <w:spacing w:after="100" w:before="100" w:line="240"/>
                     <w:ind w:left="100" w:right="100" w:firstLine="0" w:firstLineChars="0"/>
                     <w:rPr>
-                      <w:rFonts w:ascii="Calibri" w:hAnsi="Calibri" w:eastAsia="Calibri" w:cs="Calibri"/>
-                      <w:i w:val="false"/>
-                      <w:b w:val="false"/>
-                      <w:u w:val="none"/>
-                      <w:strike w:val="false"/>
-                      <w:sz w:val="22"/>
-                      <w:szCs w:val="22"/>
-                      <w:color w:val="000000"/>
-                    </w:rPr>
-                  </w:pPr>
-                  <w:r xmlns:w="http://schemas.openxmlformats.org/wordprocessingml/2006/main" xmlns:wp="http://schemas.openxmlformats.org/drawingml/2006/wordprocessingDrawing" xmlns:r="http://schemas.openxmlformats.org/officeDocument/2006/relationships" xmlns:w14="http://schemas.microsoft.com/office/word/2010/wordml">
-                    <w:rPr>
-                      <w:rFonts w:ascii="Calibri" w:hAnsi="Calibri" w:eastAsia="Calibri" w:cs="Calibri"/>
+                      <w:rFonts w:ascii="Arial" w:hAnsi="Arial" w:eastAsia="Arial" w:cs="Arial"/>
+                      <w:i w:val="false"/>
+                      <w:b w:val="false"/>
+                      <w:u w:val="none"/>
+                      <w:strike w:val="false"/>
+                      <w:sz w:val="22"/>
+                      <w:szCs w:val="22"/>
+                      <w:color w:val="000000"/>
+                    </w:rPr>
+                  </w:pPr>
+                  <w:r xmlns:w="http://schemas.openxmlformats.org/wordprocessingml/2006/main" xmlns:wp="http://schemas.openxmlformats.org/drawingml/2006/wordprocessingDrawing" xmlns:r="http://schemas.openxmlformats.org/officeDocument/2006/relationships" xmlns:w14="http://schemas.microsoft.com/office/word/2010/wordml">
+                    <w:rPr>
+                      <w:rFonts w:ascii="Arial" w:hAnsi="Arial" w:eastAsia="Arial" w:cs="Arial"/>
                       <w:i w:val="false"/>
                       <w:b w:val="false"/>
                       <w:u w:val="none"/>
@@ -4248,19 +4248,19 @@
                     <w:spacing w:after="100" w:before="100" w:line="240"/>
                     <w:ind w:left="100" w:right="100" w:firstLine="0" w:firstLineChars="0"/>
                     <w:rPr>
-                      <w:rFonts w:ascii="Calibri" w:hAnsi="Calibri" w:eastAsia="Calibri" w:cs="Calibri"/>
-                      <w:i w:val="false"/>
-                      <w:b w:val="false"/>
-                      <w:u w:val="none"/>
-                      <w:strike w:val="false"/>
-                      <w:sz w:val="22"/>
-                      <w:szCs w:val="22"/>
-                      <w:color w:val="000000"/>
-                    </w:rPr>
-                  </w:pPr>
-                  <w:r xmlns:w="http://schemas.openxmlformats.org/wordprocessingml/2006/main" xmlns:wp="http://schemas.openxmlformats.org/drawingml/2006/wordprocessingDrawing" xmlns:r="http://schemas.openxmlformats.org/officeDocument/2006/relationships" xmlns:w14="http://schemas.microsoft.com/office/word/2010/wordml">
-                    <w:rPr>
-                      <w:rFonts w:ascii="Calibri" w:hAnsi="Calibri" w:eastAsia="Calibri" w:cs="Calibri"/>
+                      <w:rFonts w:ascii="Arial" w:hAnsi="Arial" w:eastAsia="Arial" w:cs="Arial"/>
+                      <w:i w:val="false"/>
+                      <w:b w:val="false"/>
+                      <w:u w:val="none"/>
+                      <w:strike w:val="false"/>
+                      <w:sz w:val="22"/>
+                      <w:szCs w:val="22"/>
+                      <w:color w:val="000000"/>
+                    </w:rPr>
+                  </w:pPr>
+                  <w:r xmlns:w="http://schemas.openxmlformats.org/wordprocessingml/2006/main" xmlns:wp="http://schemas.openxmlformats.org/drawingml/2006/wordprocessingDrawing" xmlns:r="http://schemas.openxmlformats.org/officeDocument/2006/relationships" xmlns:w14="http://schemas.microsoft.com/office/word/2010/wordml">
+                    <w:rPr>
+                      <w:rFonts w:ascii="Arial" w:hAnsi="Arial" w:eastAsia="Arial" w:cs="Arial"/>
                       <w:i w:val="false"/>
                       <w:b w:val="false"/>
                       <w:u w:val="none"/>
@@ -4302,19 +4302,19 @@
                     <w:spacing w:after="100" w:before="100" w:line="240"/>
                     <w:ind w:left="100" w:right="100" w:firstLine="0" w:firstLineChars="0"/>
                     <w:rPr>
-                      <w:rFonts w:ascii="Calibri" w:hAnsi="Calibri" w:eastAsia="Calibri" w:cs="Calibri"/>
-                      <w:i w:val="false"/>
-                      <w:b w:val="false"/>
-                      <w:u w:val="none"/>
-                      <w:strike w:val="false"/>
-                      <w:sz w:val="22"/>
-                      <w:szCs w:val="22"/>
-                      <w:color w:val="000000"/>
-                    </w:rPr>
-                  </w:pPr>
-                  <w:r xmlns:w="http://schemas.openxmlformats.org/wordprocessingml/2006/main" xmlns:wp="http://schemas.openxmlformats.org/drawingml/2006/wordprocessingDrawing" xmlns:r="http://schemas.openxmlformats.org/officeDocument/2006/relationships" xmlns:w14="http://schemas.microsoft.com/office/word/2010/wordml">
-                    <w:rPr>
-                      <w:rFonts w:ascii="Calibri" w:hAnsi="Calibri" w:eastAsia="Calibri" w:cs="Calibri"/>
+                      <w:rFonts w:ascii="Arial" w:hAnsi="Arial" w:eastAsia="Arial" w:cs="Arial"/>
+                      <w:i w:val="false"/>
+                      <w:b w:val="false"/>
+                      <w:u w:val="none"/>
+                      <w:strike w:val="false"/>
+                      <w:sz w:val="22"/>
+                      <w:szCs w:val="22"/>
+                      <w:color w:val="000000"/>
+                    </w:rPr>
+                  </w:pPr>
+                  <w:r xmlns:w="http://schemas.openxmlformats.org/wordprocessingml/2006/main" xmlns:wp="http://schemas.openxmlformats.org/drawingml/2006/wordprocessingDrawing" xmlns:r="http://schemas.openxmlformats.org/officeDocument/2006/relationships" xmlns:w14="http://schemas.microsoft.com/office/word/2010/wordml">
+                    <w:rPr>
+                      <w:rFonts w:ascii="Arial" w:hAnsi="Arial" w:eastAsia="Arial" w:cs="Arial"/>
                       <w:i w:val="false"/>
                       <w:b w:val="false"/>
                       <w:u w:val="none"/>
@@ -4356,19 +4356,19 @@
                     <w:spacing w:after="100" w:before="100" w:line="240"/>
                     <w:ind w:left="100" w:right="100" w:firstLine="0" w:firstLineChars="0"/>
                     <w:rPr>
-                      <w:rFonts w:ascii="Calibri" w:hAnsi="Calibri" w:eastAsia="Calibri" w:cs="Calibri"/>
-                      <w:i w:val="false"/>
-                      <w:b w:val="false"/>
-                      <w:u w:val="none"/>
-                      <w:strike w:val="false"/>
-                      <w:sz w:val="22"/>
-                      <w:szCs w:val="22"/>
-                      <w:color w:val="000000"/>
-                    </w:rPr>
-                  </w:pPr>
-                  <w:r xmlns:w="http://schemas.openxmlformats.org/wordprocessingml/2006/main" xmlns:wp="http://schemas.openxmlformats.org/drawingml/2006/wordprocessingDrawing" xmlns:r="http://schemas.openxmlformats.org/officeDocument/2006/relationships" xmlns:w14="http://schemas.microsoft.com/office/word/2010/wordml">
-                    <w:rPr>
-                      <w:rFonts w:ascii="Calibri" w:hAnsi="Calibri" w:eastAsia="Calibri" w:cs="Calibri"/>
+                      <w:rFonts w:ascii="Arial" w:hAnsi="Arial" w:eastAsia="Arial" w:cs="Arial"/>
+                      <w:i w:val="false"/>
+                      <w:b w:val="false"/>
+                      <w:u w:val="none"/>
+                      <w:strike w:val="false"/>
+                      <w:sz w:val="22"/>
+                      <w:szCs w:val="22"/>
+                      <w:color w:val="000000"/>
+                    </w:rPr>
+                  </w:pPr>
+                  <w:r xmlns:w="http://schemas.openxmlformats.org/wordprocessingml/2006/main" xmlns:wp="http://schemas.openxmlformats.org/drawingml/2006/wordprocessingDrawing" xmlns:r="http://schemas.openxmlformats.org/officeDocument/2006/relationships" xmlns:w14="http://schemas.microsoft.com/office/word/2010/wordml">
+                    <w:rPr>
+                      <w:rFonts w:ascii="Arial" w:hAnsi="Arial" w:eastAsia="Arial" w:cs="Arial"/>
                       <w:i w:val="false"/>
                       <w:b w:val="false"/>
                       <w:u w:val="none"/>
@@ -4416,19 +4416,19 @@
                     <w:spacing w:after="100" w:before="100" w:line="240"/>
                     <w:ind w:left="100" w:right="100" w:firstLine="0" w:firstLineChars="0"/>
                     <w:rPr>
-                      <w:rFonts w:ascii="Calibri" w:hAnsi="Calibri" w:eastAsia="Calibri" w:cs="Calibri"/>
-                      <w:i w:val="false"/>
-                      <w:b w:val="false"/>
-                      <w:u w:val="none"/>
-                      <w:strike w:val="false"/>
-                      <w:sz w:val="22"/>
-                      <w:szCs w:val="22"/>
-                      <w:color w:val="000000"/>
-                    </w:rPr>
-                  </w:pPr>
-                  <w:r xmlns:w="http://schemas.openxmlformats.org/wordprocessingml/2006/main" xmlns:wp="http://schemas.openxmlformats.org/drawingml/2006/wordprocessingDrawing" xmlns:r="http://schemas.openxmlformats.org/officeDocument/2006/relationships" xmlns:w14="http://schemas.microsoft.com/office/word/2010/wordml">
-                    <w:rPr>
-                      <w:rFonts w:ascii="Calibri" w:hAnsi="Calibri" w:eastAsia="Calibri" w:cs="Calibri"/>
+                      <w:rFonts w:ascii="Arial" w:hAnsi="Arial" w:eastAsia="Arial" w:cs="Arial"/>
+                      <w:i w:val="false"/>
+                      <w:b w:val="false"/>
+                      <w:u w:val="none"/>
+                      <w:strike w:val="false"/>
+                      <w:sz w:val="22"/>
+                      <w:szCs w:val="22"/>
+                      <w:color w:val="000000"/>
+                    </w:rPr>
+                  </w:pPr>
+                  <w:r xmlns:w="http://schemas.openxmlformats.org/wordprocessingml/2006/main" xmlns:wp="http://schemas.openxmlformats.org/drawingml/2006/wordprocessingDrawing" xmlns:r="http://schemas.openxmlformats.org/officeDocument/2006/relationships" xmlns:w14="http://schemas.microsoft.com/office/word/2010/wordml">
+                    <w:rPr>
+                      <w:rFonts w:ascii="Arial" w:hAnsi="Arial" w:eastAsia="Arial" w:cs="Arial"/>
                       <w:i w:val="false"/>
                       <w:b w:val="false"/>
                       <w:u w:val="none"/>
@@ -4470,19 +4470,19 @@
                     <w:spacing w:after="100" w:before="100" w:line="240"/>
                     <w:ind w:left="100" w:right="100" w:firstLine="0" w:firstLineChars="0"/>
                     <w:rPr>
-                      <w:rFonts w:ascii="Calibri" w:hAnsi="Calibri" w:eastAsia="Calibri" w:cs="Calibri"/>
-                      <w:i w:val="false"/>
-                      <w:b w:val="false"/>
-                      <w:u w:val="none"/>
-                      <w:strike w:val="false"/>
-                      <w:sz w:val="22"/>
-                      <w:szCs w:val="22"/>
-                      <w:color w:val="000000"/>
-                    </w:rPr>
-                  </w:pPr>
-                  <w:r xmlns:w="http://schemas.openxmlformats.org/wordprocessingml/2006/main" xmlns:wp="http://schemas.openxmlformats.org/drawingml/2006/wordprocessingDrawing" xmlns:r="http://schemas.openxmlformats.org/officeDocument/2006/relationships" xmlns:w14="http://schemas.microsoft.com/office/word/2010/wordml">
-                    <w:rPr>
-                      <w:rFonts w:ascii="Calibri" w:hAnsi="Calibri" w:eastAsia="Calibri" w:cs="Calibri"/>
+                      <w:rFonts w:ascii="Arial" w:hAnsi="Arial" w:eastAsia="Arial" w:cs="Arial"/>
+                      <w:i w:val="false"/>
+                      <w:b w:val="false"/>
+                      <w:u w:val="none"/>
+                      <w:strike w:val="false"/>
+                      <w:sz w:val="22"/>
+                      <w:szCs w:val="22"/>
+                      <w:color w:val="000000"/>
+                    </w:rPr>
+                  </w:pPr>
+                  <w:r xmlns:w="http://schemas.openxmlformats.org/wordprocessingml/2006/main" xmlns:wp="http://schemas.openxmlformats.org/drawingml/2006/wordprocessingDrawing" xmlns:r="http://schemas.openxmlformats.org/officeDocument/2006/relationships" xmlns:w14="http://schemas.microsoft.com/office/word/2010/wordml">
+                    <w:rPr>
+                      <w:rFonts w:ascii="Arial" w:hAnsi="Arial" w:eastAsia="Arial" w:cs="Arial"/>
                       <w:i w:val="false"/>
                       <w:b w:val="false"/>
                       <w:u w:val="none"/>
@@ -4524,19 +4524,19 @@
                     <w:spacing w:after="100" w:before="100" w:line="240"/>
                     <w:ind w:left="100" w:right="100" w:firstLine="0" w:firstLineChars="0"/>
                     <w:rPr>
-                      <w:rFonts w:ascii="Calibri" w:hAnsi="Calibri" w:eastAsia="Calibri" w:cs="Calibri"/>
-                      <w:i w:val="false"/>
-                      <w:b w:val="false"/>
-                      <w:u w:val="none"/>
-                      <w:strike w:val="false"/>
-                      <w:sz w:val="22"/>
-                      <w:szCs w:val="22"/>
-                      <w:color w:val="000000"/>
-                    </w:rPr>
-                  </w:pPr>
-                  <w:r xmlns:w="http://schemas.openxmlformats.org/wordprocessingml/2006/main" xmlns:wp="http://schemas.openxmlformats.org/drawingml/2006/wordprocessingDrawing" xmlns:r="http://schemas.openxmlformats.org/officeDocument/2006/relationships" xmlns:w14="http://schemas.microsoft.com/office/word/2010/wordml">
-                    <w:rPr>
-                      <w:rFonts w:ascii="Calibri" w:hAnsi="Calibri" w:eastAsia="Calibri" w:cs="Calibri"/>
+                      <w:rFonts w:ascii="Arial" w:hAnsi="Arial" w:eastAsia="Arial" w:cs="Arial"/>
+                      <w:i w:val="false"/>
+                      <w:b w:val="false"/>
+                      <w:u w:val="none"/>
+                      <w:strike w:val="false"/>
+                      <w:sz w:val="22"/>
+                      <w:szCs w:val="22"/>
+                      <w:color w:val="000000"/>
+                    </w:rPr>
+                  </w:pPr>
+                  <w:r xmlns:w="http://schemas.openxmlformats.org/wordprocessingml/2006/main" xmlns:wp="http://schemas.openxmlformats.org/drawingml/2006/wordprocessingDrawing" xmlns:r="http://schemas.openxmlformats.org/officeDocument/2006/relationships" xmlns:w14="http://schemas.microsoft.com/office/word/2010/wordml">
+                    <w:rPr>
+                      <w:rFonts w:ascii="Arial" w:hAnsi="Arial" w:eastAsia="Arial" w:cs="Arial"/>
                       <w:i w:val="false"/>
                       <w:b w:val="false"/>
                       <w:u w:val="none"/>
@@ -4578,19 +4578,19 @@
                     <w:spacing w:after="100" w:before="100" w:line="240"/>
                     <w:ind w:left="100" w:right="100" w:firstLine="0" w:firstLineChars="0"/>
                     <w:rPr>
-                      <w:rFonts w:ascii="Calibri" w:hAnsi="Calibri" w:eastAsia="Calibri" w:cs="Calibri"/>
-                      <w:i w:val="false"/>
-                      <w:b w:val="false"/>
-                      <w:u w:val="none"/>
-                      <w:strike w:val="false"/>
-                      <w:sz w:val="22"/>
-                      <w:szCs w:val="22"/>
-                      <w:color w:val="000000"/>
-                    </w:rPr>
-                  </w:pPr>
-                  <w:r xmlns:w="http://schemas.openxmlformats.org/wordprocessingml/2006/main" xmlns:wp="http://schemas.openxmlformats.org/drawingml/2006/wordprocessingDrawing" xmlns:r="http://schemas.openxmlformats.org/officeDocument/2006/relationships" xmlns:w14="http://schemas.microsoft.com/office/word/2010/wordml">
-                    <w:rPr>
-                      <w:rFonts w:ascii="Calibri" w:hAnsi="Calibri" w:eastAsia="Calibri" w:cs="Calibri"/>
+                      <w:rFonts w:ascii="Arial" w:hAnsi="Arial" w:eastAsia="Arial" w:cs="Arial"/>
+                      <w:i w:val="false"/>
+                      <w:b w:val="false"/>
+                      <w:u w:val="none"/>
+                      <w:strike w:val="false"/>
+                      <w:sz w:val="22"/>
+                      <w:szCs w:val="22"/>
+                      <w:color w:val="000000"/>
+                    </w:rPr>
+                  </w:pPr>
+                  <w:r xmlns:w="http://schemas.openxmlformats.org/wordprocessingml/2006/main" xmlns:wp="http://schemas.openxmlformats.org/drawingml/2006/wordprocessingDrawing" xmlns:r="http://schemas.openxmlformats.org/officeDocument/2006/relationships" xmlns:w14="http://schemas.microsoft.com/office/word/2010/wordml">
+                    <w:rPr>
+                      <w:rFonts w:ascii="Arial" w:hAnsi="Arial" w:eastAsia="Arial" w:cs="Arial"/>
                       <w:i w:val="false"/>
                       <w:b w:val="false"/>
                       <w:u w:val="none"/>
@@ -4632,19 +4632,19 @@
                     <w:spacing w:after="100" w:before="100" w:line="240"/>
                     <w:ind w:left="100" w:right="100" w:firstLine="0" w:firstLineChars="0"/>
                     <w:rPr>
-                      <w:rFonts w:ascii="Calibri" w:hAnsi="Calibri" w:eastAsia="Calibri" w:cs="Calibri"/>
-                      <w:i w:val="false"/>
-                      <w:b w:val="false"/>
-                      <w:u w:val="none"/>
-                      <w:strike w:val="false"/>
-                      <w:sz w:val="22"/>
-                      <w:szCs w:val="22"/>
-                      <w:color w:val="000000"/>
-                    </w:rPr>
-                  </w:pPr>
-                  <w:r xmlns:w="http://schemas.openxmlformats.org/wordprocessingml/2006/main" xmlns:wp="http://schemas.openxmlformats.org/drawingml/2006/wordprocessingDrawing" xmlns:r="http://schemas.openxmlformats.org/officeDocument/2006/relationships" xmlns:w14="http://schemas.microsoft.com/office/word/2010/wordml">
-                    <w:rPr>
-                      <w:rFonts w:ascii="Calibri" w:hAnsi="Calibri" w:eastAsia="Calibri" w:cs="Calibri"/>
+                      <w:rFonts w:ascii="Arial" w:hAnsi="Arial" w:eastAsia="Arial" w:cs="Arial"/>
+                      <w:i w:val="false"/>
+                      <w:b w:val="false"/>
+                      <w:u w:val="none"/>
+                      <w:strike w:val="false"/>
+                      <w:sz w:val="22"/>
+                      <w:szCs w:val="22"/>
+                      <w:color w:val="000000"/>
+                    </w:rPr>
+                  </w:pPr>
+                  <w:r xmlns:w="http://schemas.openxmlformats.org/wordprocessingml/2006/main" xmlns:wp="http://schemas.openxmlformats.org/drawingml/2006/wordprocessingDrawing" xmlns:r="http://schemas.openxmlformats.org/officeDocument/2006/relationships" xmlns:w14="http://schemas.microsoft.com/office/word/2010/wordml">
+                    <w:rPr>
+                      <w:rFonts w:ascii="Arial" w:hAnsi="Arial" w:eastAsia="Arial" w:cs="Arial"/>
                       <w:i w:val="false"/>
                       <w:b w:val="false"/>
                       <w:u w:val="none"/>
@@ -4736,19 +4736,19 @@
                     <w:spacing w:after="100" w:before="100" w:line="240"/>
                     <w:ind w:left="100" w:right="100" w:firstLine="0" w:firstLineChars="0"/>
                     <w:rPr>
-                      <w:rFonts w:ascii="Calibri" w:hAnsi="Calibri" w:eastAsia="Calibri" w:cs="Calibri"/>
-                      <w:i w:val="false"/>
-                      <w:b w:val="false"/>
-                      <w:u w:val="none"/>
-                      <w:strike w:val="false"/>
-                      <w:sz w:val="22"/>
-                      <w:szCs w:val="22"/>
-                      <w:color w:val="000000"/>
-                    </w:rPr>
-                  </w:pPr>
-                  <w:r xmlns:w="http://schemas.openxmlformats.org/wordprocessingml/2006/main" xmlns:wp="http://schemas.openxmlformats.org/drawingml/2006/wordprocessingDrawing" xmlns:r="http://schemas.openxmlformats.org/officeDocument/2006/relationships" xmlns:w14="http://schemas.microsoft.com/office/word/2010/wordml">
-                    <w:rPr>
-                      <w:rFonts w:ascii="Calibri" w:hAnsi="Calibri" w:eastAsia="Calibri" w:cs="Calibri"/>
+                      <w:rFonts w:ascii="Arial" w:hAnsi="Arial" w:eastAsia="Arial" w:cs="Arial"/>
+                      <w:i w:val="false"/>
+                      <w:b w:val="false"/>
+                      <w:u w:val="none"/>
+                      <w:strike w:val="false"/>
+                      <w:sz w:val="22"/>
+                      <w:szCs w:val="22"/>
+                      <w:color w:val="000000"/>
+                    </w:rPr>
+                  </w:pPr>
+                  <w:r xmlns:w="http://schemas.openxmlformats.org/wordprocessingml/2006/main" xmlns:wp="http://schemas.openxmlformats.org/drawingml/2006/wordprocessingDrawing" xmlns:r="http://schemas.openxmlformats.org/officeDocument/2006/relationships" xmlns:w14="http://schemas.microsoft.com/office/word/2010/wordml">
+                    <w:rPr>
+                      <w:rFonts w:ascii="Arial" w:hAnsi="Arial" w:eastAsia="Arial" w:cs="Arial"/>
                       <w:i w:val="false"/>
                       <w:b w:val="false"/>
                       <w:u w:val="none"/>
@@ -4790,19 +4790,19 @@
                     <w:spacing w:after="100" w:before="100" w:line="240"/>
                     <w:ind w:left="100" w:right="100" w:firstLine="0" w:firstLineChars="0"/>
                     <w:rPr>
-                      <w:rFonts w:ascii="Calibri" w:hAnsi="Calibri" w:eastAsia="Calibri" w:cs="Calibri"/>
-                      <w:i w:val="false"/>
-                      <w:b w:val="false"/>
-                      <w:u w:val="none"/>
-                      <w:strike w:val="false"/>
-                      <w:sz w:val="22"/>
-                      <w:szCs w:val="22"/>
-                      <w:color w:val="000000"/>
-                    </w:rPr>
-                  </w:pPr>
-                  <w:r xmlns:w="http://schemas.openxmlformats.org/wordprocessingml/2006/main" xmlns:wp="http://schemas.openxmlformats.org/drawingml/2006/wordprocessingDrawing" xmlns:r="http://schemas.openxmlformats.org/officeDocument/2006/relationships" xmlns:w14="http://schemas.microsoft.com/office/word/2010/wordml">
-                    <w:rPr>
-                      <w:rFonts w:ascii="Calibri" w:hAnsi="Calibri" w:eastAsia="Calibri" w:cs="Calibri"/>
+                      <w:rFonts w:ascii="Arial" w:hAnsi="Arial" w:eastAsia="Arial" w:cs="Arial"/>
+                      <w:i w:val="false"/>
+                      <w:b w:val="false"/>
+                      <w:u w:val="none"/>
+                      <w:strike w:val="false"/>
+                      <w:sz w:val="22"/>
+                      <w:szCs w:val="22"/>
+                      <w:color w:val="000000"/>
+                    </w:rPr>
+                  </w:pPr>
+                  <w:r xmlns:w="http://schemas.openxmlformats.org/wordprocessingml/2006/main" xmlns:wp="http://schemas.openxmlformats.org/drawingml/2006/wordprocessingDrawing" xmlns:r="http://schemas.openxmlformats.org/officeDocument/2006/relationships" xmlns:w14="http://schemas.microsoft.com/office/word/2010/wordml">
+                    <w:rPr>
+                      <w:rFonts w:ascii="Arial" w:hAnsi="Arial" w:eastAsia="Arial" w:cs="Arial"/>
                       <w:i w:val="false"/>
                       <w:b w:val="false"/>
                       <w:u w:val="none"/>
@@ -4844,19 +4844,19 @@
                     <w:spacing w:after="100" w:before="100" w:line="240"/>
                     <w:ind w:left="100" w:right="100" w:firstLine="0" w:firstLineChars="0"/>
                     <w:rPr>
-                      <w:rFonts w:ascii="Calibri" w:hAnsi="Calibri" w:eastAsia="Calibri" w:cs="Calibri"/>
-                      <w:i w:val="false"/>
-                      <w:b w:val="false"/>
-                      <w:u w:val="none"/>
-                      <w:strike w:val="false"/>
-                      <w:sz w:val="22"/>
-                      <w:szCs w:val="22"/>
-                      <w:color w:val="000000"/>
-                    </w:rPr>
-                  </w:pPr>
-                  <w:r xmlns:w="http://schemas.openxmlformats.org/wordprocessingml/2006/main" xmlns:wp="http://schemas.openxmlformats.org/drawingml/2006/wordprocessingDrawing" xmlns:r="http://schemas.openxmlformats.org/officeDocument/2006/relationships" xmlns:w14="http://schemas.microsoft.com/office/word/2010/wordml">
-                    <w:rPr>
-                      <w:rFonts w:ascii="Calibri" w:hAnsi="Calibri" w:eastAsia="Calibri" w:cs="Calibri"/>
+                      <w:rFonts w:ascii="Arial" w:hAnsi="Arial" w:eastAsia="Arial" w:cs="Arial"/>
+                      <w:i w:val="false"/>
+                      <w:b w:val="false"/>
+                      <w:u w:val="none"/>
+                      <w:strike w:val="false"/>
+                      <w:sz w:val="22"/>
+                      <w:szCs w:val="22"/>
+                      <w:color w:val="000000"/>
+                    </w:rPr>
+                  </w:pPr>
+                  <w:r xmlns:w="http://schemas.openxmlformats.org/wordprocessingml/2006/main" xmlns:wp="http://schemas.openxmlformats.org/drawingml/2006/wordprocessingDrawing" xmlns:r="http://schemas.openxmlformats.org/officeDocument/2006/relationships" xmlns:w14="http://schemas.microsoft.com/office/word/2010/wordml">
+                    <w:rPr>
+                      <w:rFonts w:ascii="Arial" w:hAnsi="Arial" w:eastAsia="Arial" w:cs="Arial"/>
                       <w:i w:val="false"/>
                       <w:b w:val="false"/>
                       <w:u w:val="none"/>
@@ -4904,19 +4904,19 @@
                     <w:spacing w:after="100" w:before="100" w:line="240"/>
                     <w:ind w:left="100" w:right="100" w:firstLine="0" w:firstLineChars="0"/>
                     <w:rPr>
-                      <w:rFonts w:ascii="Calibri" w:hAnsi="Calibri" w:eastAsia="Calibri" w:cs="Calibri"/>
-                      <w:i w:val="false"/>
-                      <w:b w:val="false"/>
-                      <w:u w:val="none"/>
-                      <w:strike w:val="false"/>
-                      <w:sz w:val="22"/>
-                      <w:szCs w:val="22"/>
-                      <w:color w:val="000000"/>
-                    </w:rPr>
-                  </w:pPr>
-                  <w:r xmlns:w="http://schemas.openxmlformats.org/wordprocessingml/2006/main" xmlns:wp="http://schemas.openxmlformats.org/drawingml/2006/wordprocessingDrawing" xmlns:r="http://schemas.openxmlformats.org/officeDocument/2006/relationships" xmlns:w14="http://schemas.microsoft.com/office/word/2010/wordml">
-                    <w:rPr>
-                      <w:rFonts w:ascii="Calibri" w:hAnsi="Calibri" w:eastAsia="Calibri" w:cs="Calibri"/>
+                      <w:rFonts w:ascii="Arial" w:hAnsi="Arial" w:eastAsia="Arial" w:cs="Arial"/>
+                      <w:i w:val="false"/>
+                      <w:b w:val="false"/>
+                      <w:u w:val="none"/>
+                      <w:strike w:val="false"/>
+                      <w:sz w:val="22"/>
+                      <w:szCs w:val="22"/>
+                      <w:color w:val="000000"/>
+                    </w:rPr>
+                  </w:pPr>
+                  <w:r xmlns:w="http://schemas.openxmlformats.org/wordprocessingml/2006/main" xmlns:wp="http://schemas.openxmlformats.org/drawingml/2006/wordprocessingDrawing" xmlns:r="http://schemas.openxmlformats.org/officeDocument/2006/relationships" xmlns:w14="http://schemas.microsoft.com/office/word/2010/wordml">
+                    <w:rPr>
+                      <w:rFonts w:ascii="Arial" w:hAnsi="Arial" w:eastAsia="Arial" w:cs="Arial"/>
                       <w:i w:val="false"/>
                       <w:b w:val="false"/>
                       <w:u w:val="none"/>
@@ -4958,19 +4958,19 @@
                     <w:spacing w:after="100" w:before="100" w:line="240"/>
                     <w:ind w:left="100" w:right="100" w:firstLine="0" w:firstLineChars="0"/>
                     <w:rPr>
-                      <w:rFonts w:ascii="Calibri" w:hAnsi="Calibri" w:eastAsia="Calibri" w:cs="Calibri"/>
-                      <w:i w:val="false"/>
-                      <w:b w:val="false"/>
-                      <w:u w:val="none"/>
-                      <w:strike w:val="false"/>
-                      <w:sz w:val="22"/>
-                      <w:szCs w:val="22"/>
-                      <w:color w:val="000000"/>
-                    </w:rPr>
-                  </w:pPr>
-                  <w:r xmlns:w="http://schemas.openxmlformats.org/wordprocessingml/2006/main" xmlns:wp="http://schemas.openxmlformats.org/drawingml/2006/wordprocessingDrawing" xmlns:r="http://schemas.openxmlformats.org/officeDocument/2006/relationships" xmlns:w14="http://schemas.microsoft.com/office/word/2010/wordml">
-                    <w:rPr>
-                      <w:rFonts w:ascii="Calibri" w:hAnsi="Calibri" w:eastAsia="Calibri" w:cs="Calibri"/>
+                      <w:rFonts w:ascii="Arial" w:hAnsi="Arial" w:eastAsia="Arial" w:cs="Arial"/>
+                      <w:i w:val="false"/>
+                      <w:b w:val="false"/>
+                      <w:u w:val="none"/>
+                      <w:strike w:val="false"/>
+                      <w:sz w:val="22"/>
+                      <w:szCs w:val="22"/>
+                      <w:color w:val="000000"/>
+                    </w:rPr>
+                  </w:pPr>
+                  <w:r xmlns:w="http://schemas.openxmlformats.org/wordprocessingml/2006/main" xmlns:wp="http://schemas.openxmlformats.org/drawingml/2006/wordprocessingDrawing" xmlns:r="http://schemas.openxmlformats.org/officeDocument/2006/relationships" xmlns:w14="http://schemas.microsoft.com/office/word/2010/wordml">
+                    <w:rPr>
+                      <w:rFonts w:ascii="Arial" w:hAnsi="Arial" w:eastAsia="Arial" w:cs="Arial"/>
                       <w:i w:val="false"/>
                       <w:b w:val="false"/>
                       <w:u w:val="none"/>
@@ -5012,19 +5012,19 @@
                     <w:spacing w:after="100" w:before="100" w:line="240"/>
                     <w:ind w:left="100" w:right="100" w:firstLine="0" w:firstLineChars="0"/>
                     <w:rPr>
-                      <w:rFonts w:ascii="Calibri" w:hAnsi="Calibri" w:eastAsia="Calibri" w:cs="Calibri"/>
-                      <w:i w:val="false"/>
-                      <w:b w:val="false"/>
-                      <w:u w:val="none"/>
-                      <w:strike w:val="false"/>
-                      <w:sz w:val="22"/>
-                      <w:szCs w:val="22"/>
-                      <w:color w:val="000000"/>
-                    </w:rPr>
-                  </w:pPr>
-                  <w:r xmlns:w="http://schemas.openxmlformats.org/wordprocessingml/2006/main" xmlns:wp="http://schemas.openxmlformats.org/drawingml/2006/wordprocessingDrawing" xmlns:r="http://schemas.openxmlformats.org/officeDocument/2006/relationships" xmlns:w14="http://schemas.microsoft.com/office/word/2010/wordml">
-                    <w:rPr>
-                      <w:rFonts w:ascii="Calibri" w:hAnsi="Calibri" w:eastAsia="Calibri" w:cs="Calibri"/>
+                      <w:rFonts w:ascii="Arial" w:hAnsi="Arial" w:eastAsia="Arial" w:cs="Arial"/>
+                      <w:i w:val="false"/>
+                      <w:b w:val="false"/>
+                      <w:u w:val="none"/>
+                      <w:strike w:val="false"/>
+                      <w:sz w:val="22"/>
+                      <w:szCs w:val="22"/>
+                      <w:color w:val="000000"/>
+                    </w:rPr>
+                  </w:pPr>
+                  <w:r xmlns:w="http://schemas.openxmlformats.org/wordprocessingml/2006/main" xmlns:wp="http://schemas.openxmlformats.org/drawingml/2006/wordprocessingDrawing" xmlns:r="http://schemas.openxmlformats.org/officeDocument/2006/relationships" xmlns:w14="http://schemas.microsoft.com/office/word/2010/wordml">
+                    <w:rPr>
+                      <w:rFonts w:ascii="Arial" w:hAnsi="Arial" w:eastAsia="Arial" w:cs="Arial"/>
                       <w:i w:val="false"/>
                       <w:b w:val="false"/>
                       <w:u w:val="none"/>
@@ -5072,19 +5072,19 @@
                     <w:spacing w:after="100" w:before="100" w:line="240"/>
                     <w:ind w:left="100" w:right="100" w:firstLine="0" w:firstLineChars="0"/>
                     <w:rPr>
-                      <w:rFonts w:ascii="Calibri" w:hAnsi="Calibri" w:eastAsia="Calibri" w:cs="Calibri"/>
-                      <w:i w:val="false"/>
-                      <w:b w:val="false"/>
-                      <w:u w:val="none"/>
-                      <w:strike w:val="false"/>
-                      <w:sz w:val="22"/>
-                      <w:szCs w:val="22"/>
-                      <w:color w:val="000000"/>
-                    </w:rPr>
-                  </w:pPr>
-                  <w:r xmlns:w="http://schemas.openxmlformats.org/wordprocessingml/2006/main" xmlns:wp="http://schemas.openxmlformats.org/drawingml/2006/wordprocessingDrawing" xmlns:r="http://schemas.openxmlformats.org/officeDocument/2006/relationships" xmlns:w14="http://schemas.microsoft.com/office/word/2010/wordml">
-                    <w:rPr>
-                      <w:rFonts w:ascii="Calibri" w:hAnsi="Calibri" w:eastAsia="Calibri" w:cs="Calibri"/>
+                      <w:rFonts w:ascii="Arial" w:hAnsi="Arial" w:eastAsia="Arial" w:cs="Arial"/>
+                      <w:i w:val="false"/>
+                      <w:b w:val="false"/>
+                      <w:u w:val="none"/>
+                      <w:strike w:val="false"/>
+                      <w:sz w:val="22"/>
+                      <w:szCs w:val="22"/>
+                      <w:color w:val="000000"/>
+                    </w:rPr>
+                  </w:pPr>
+                  <w:r xmlns:w="http://schemas.openxmlformats.org/wordprocessingml/2006/main" xmlns:wp="http://schemas.openxmlformats.org/drawingml/2006/wordprocessingDrawing" xmlns:r="http://schemas.openxmlformats.org/officeDocument/2006/relationships" xmlns:w14="http://schemas.microsoft.com/office/word/2010/wordml">
+                    <w:rPr>
+                      <w:rFonts w:ascii="Arial" w:hAnsi="Arial" w:eastAsia="Arial" w:cs="Arial"/>
                       <w:i w:val="false"/>
                       <w:b w:val="false"/>
                       <w:u w:val="none"/>
@@ -5126,19 +5126,19 @@
                     <w:spacing w:after="100" w:before="100" w:line="240"/>
                     <w:ind w:left="100" w:right="100" w:firstLine="0" w:firstLineChars="0"/>
                     <w:rPr>
-                      <w:rFonts w:ascii="Calibri" w:hAnsi="Calibri" w:eastAsia="Calibri" w:cs="Calibri"/>
-                      <w:i w:val="false"/>
-                      <w:b w:val="false"/>
-                      <w:u w:val="none"/>
-                      <w:strike w:val="false"/>
-                      <w:sz w:val="22"/>
-                      <w:szCs w:val="22"/>
-                      <w:color w:val="000000"/>
-                    </w:rPr>
-                  </w:pPr>
-                  <w:r xmlns:w="http://schemas.openxmlformats.org/wordprocessingml/2006/main" xmlns:wp="http://schemas.openxmlformats.org/drawingml/2006/wordprocessingDrawing" xmlns:r="http://schemas.openxmlformats.org/officeDocument/2006/relationships" xmlns:w14="http://schemas.microsoft.com/office/word/2010/wordml">
-                    <w:rPr>
-                      <w:rFonts w:ascii="Calibri" w:hAnsi="Calibri" w:eastAsia="Calibri" w:cs="Calibri"/>
+                      <w:rFonts w:ascii="Arial" w:hAnsi="Arial" w:eastAsia="Arial" w:cs="Arial"/>
+                      <w:i w:val="false"/>
+                      <w:b w:val="false"/>
+                      <w:u w:val="none"/>
+                      <w:strike w:val="false"/>
+                      <w:sz w:val="22"/>
+                      <w:szCs w:val="22"/>
+                      <w:color w:val="000000"/>
+                    </w:rPr>
+                  </w:pPr>
+                  <w:r xmlns:w="http://schemas.openxmlformats.org/wordprocessingml/2006/main" xmlns:wp="http://schemas.openxmlformats.org/drawingml/2006/wordprocessingDrawing" xmlns:r="http://schemas.openxmlformats.org/officeDocument/2006/relationships" xmlns:w14="http://schemas.microsoft.com/office/word/2010/wordml">
+                    <w:rPr>
+                      <w:rFonts w:ascii="Arial" w:hAnsi="Arial" w:eastAsia="Arial" w:cs="Arial"/>
                       <w:i w:val="false"/>
                       <w:b w:val="false"/>
                       <w:u w:val="none"/>
@@ -5180,19 +5180,19 @@
                     <w:spacing w:after="100" w:before="100" w:line="240"/>
                     <w:ind w:left="100" w:right="100" w:firstLine="0" w:firstLineChars="0"/>
                     <w:rPr>
-                      <w:rFonts w:ascii="Calibri" w:hAnsi="Calibri" w:eastAsia="Calibri" w:cs="Calibri"/>
-                      <w:i w:val="false"/>
-                      <w:b w:val="false"/>
-                      <w:u w:val="none"/>
-                      <w:strike w:val="false"/>
-                      <w:sz w:val="22"/>
-                      <w:szCs w:val="22"/>
-                      <w:color w:val="000000"/>
-                    </w:rPr>
-                  </w:pPr>
-                  <w:r xmlns:w="http://schemas.openxmlformats.org/wordprocessingml/2006/main" xmlns:wp="http://schemas.openxmlformats.org/drawingml/2006/wordprocessingDrawing" xmlns:r="http://schemas.openxmlformats.org/officeDocument/2006/relationships" xmlns:w14="http://schemas.microsoft.com/office/word/2010/wordml">
-                    <w:rPr>
-                      <w:rFonts w:ascii="Calibri" w:hAnsi="Calibri" w:eastAsia="Calibri" w:cs="Calibri"/>
+                      <w:rFonts w:ascii="Arial" w:hAnsi="Arial" w:eastAsia="Arial" w:cs="Arial"/>
+                      <w:i w:val="false"/>
+                      <w:b w:val="false"/>
+                      <w:u w:val="none"/>
+                      <w:strike w:val="false"/>
+                      <w:sz w:val="22"/>
+                      <w:szCs w:val="22"/>
+                      <w:color w:val="000000"/>
+                    </w:rPr>
+                  </w:pPr>
+                  <w:r xmlns:w="http://schemas.openxmlformats.org/wordprocessingml/2006/main" xmlns:wp="http://schemas.openxmlformats.org/drawingml/2006/wordprocessingDrawing" xmlns:r="http://schemas.openxmlformats.org/officeDocument/2006/relationships" xmlns:w14="http://schemas.microsoft.com/office/word/2010/wordml">
+                    <w:rPr>
+                      <w:rFonts w:ascii="Arial" w:hAnsi="Arial" w:eastAsia="Arial" w:cs="Arial"/>
                       <w:i w:val="false"/>
                       <w:b w:val="false"/>
                       <w:u w:val="none"/>
@@ -5240,19 +5240,19 @@
                     <w:spacing w:after="100" w:before="100" w:line="240"/>
                     <w:ind w:left="100" w:right="100" w:firstLine="0" w:firstLineChars="0"/>
                     <w:rPr>
-                      <w:rFonts w:ascii="Calibri" w:hAnsi="Calibri" w:eastAsia="Calibri" w:cs="Calibri"/>
-                      <w:i w:val="false"/>
-                      <w:b w:val="false"/>
-                      <w:u w:val="none"/>
-                      <w:strike w:val="false"/>
-                      <w:sz w:val="22"/>
-                      <w:szCs w:val="22"/>
-                      <w:color w:val="000000"/>
-                    </w:rPr>
-                  </w:pPr>
-                  <w:r xmlns:w="http://schemas.openxmlformats.org/wordprocessingml/2006/main" xmlns:wp="http://schemas.openxmlformats.org/drawingml/2006/wordprocessingDrawing" xmlns:r="http://schemas.openxmlformats.org/officeDocument/2006/relationships" xmlns:w14="http://schemas.microsoft.com/office/word/2010/wordml">
-                    <w:rPr>
-                      <w:rFonts w:ascii="Calibri" w:hAnsi="Calibri" w:eastAsia="Calibri" w:cs="Calibri"/>
+                      <w:rFonts w:ascii="Arial" w:hAnsi="Arial" w:eastAsia="Arial" w:cs="Arial"/>
+                      <w:i w:val="false"/>
+                      <w:b w:val="false"/>
+                      <w:u w:val="none"/>
+                      <w:strike w:val="false"/>
+                      <w:sz w:val="22"/>
+                      <w:szCs w:val="22"/>
+                      <w:color w:val="000000"/>
+                    </w:rPr>
+                  </w:pPr>
+                  <w:r xmlns:w="http://schemas.openxmlformats.org/wordprocessingml/2006/main" xmlns:wp="http://schemas.openxmlformats.org/drawingml/2006/wordprocessingDrawing" xmlns:r="http://schemas.openxmlformats.org/officeDocument/2006/relationships" xmlns:w14="http://schemas.microsoft.com/office/word/2010/wordml">
+                    <w:rPr>
+                      <w:rFonts w:ascii="Arial" w:hAnsi="Arial" w:eastAsia="Arial" w:cs="Arial"/>
                       <w:i w:val="false"/>
                       <w:b w:val="false"/>
                       <w:u w:val="none"/>
@@ -5294,19 +5294,19 @@
                     <w:spacing w:after="100" w:before="100" w:line="240"/>
                     <w:ind w:left="100" w:right="100" w:firstLine="0" w:firstLineChars="0"/>
                     <w:rPr>
-                      <w:rFonts w:ascii="Calibri" w:hAnsi="Calibri" w:eastAsia="Calibri" w:cs="Calibri"/>
-                      <w:i w:val="false"/>
-                      <w:b w:val="false"/>
-                      <w:u w:val="none"/>
-                      <w:strike w:val="false"/>
-                      <w:sz w:val="22"/>
-                      <w:szCs w:val="22"/>
-                      <w:color w:val="000000"/>
-                    </w:rPr>
-                  </w:pPr>
-                  <w:r xmlns:w="http://schemas.openxmlformats.org/wordprocessingml/2006/main" xmlns:wp="http://schemas.openxmlformats.org/drawingml/2006/wordprocessingDrawing" xmlns:r="http://schemas.openxmlformats.org/officeDocument/2006/relationships" xmlns:w14="http://schemas.microsoft.com/office/word/2010/wordml">
-                    <w:rPr>
-                      <w:rFonts w:ascii="Calibri" w:hAnsi="Calibri" w:eastAsia="Calibri" w:cs="Calibri"/>
+                      <w:rFonts w:ascii="Arial" w:hAnsi="Arial" w:eastAsia="Arial" w:cs="Arial"/>
+                      <w:i w:val="false"/>
+                      <w:b w:val="false"/>
+                      <w:u w:val="none"/>
+                      <w:strike w:val="false"/>
+                      <w:sz w:val="22"/>
+                      <w:szCs w:val="22"/>
+                      <w:color w:val="000000"/>
+                    </w:rPr>
+                  </w:pPr>
+                  <w:r xmlns:w="http://schemas.openxmlformats.org/wordprocessingml/2006/main" xmlns:wp="http://schemas.openxmlformats.org/drawingml/2006/wordprocessingDrawing" xmlns:r="http://schemas.openxmlformats.org/officeDocument/2006/relationships" xmlns:w14="http://schemas.microsoft.com/office/word/2010/wordml">
+                    <w:rPr>
+                      <w:rFonts w:ascii="Arial" w:hAnsi="Arial" w:eastAsia="Arial" w:cs="Arial"/>
                       <w:i w:val="false"/>
                       <w:b w:val="false"/>
                       <w:u w:val="none"/>
@@ -5348,19 +5348,19 @@
                     <w:spacing w:after="100" w:before="100" w:line="240"/>
                     <w:ind w:left="100" w:right="100" w:firstLine="0" w:firstLineChars="0"/>
                     <w:rPr>
-                      <w:rFonts w:ascii="Calibri" w:hAnsi="Calibri" w:eastAsia="Calibri" w:cs="Calibri"/>
-                      <w:i w:val="false"/>
-                      <w:b w:val="false"/>
-                      <w:u w:val="none"/>
-                      <w:strike w:val="false"/>
-                      <w:sz w:val="22"/>
-                      <w:szCs w:val="22"/>
-                      <w:color w:val="000000"/>
-                    </w:rPr>
-                  </w:pPr>
-                  <w:r xmlns:w="http://schemas.openxmlformats.org/wordprocessingml/2006/main" xmlns:wp="http://schemas.openxmlformats.org/drawingml/2006/wordprocessingDrawing" xmlns:r="http://schemas.openxmlformats.org/officeDocument/2006/relationships" xmlns:w14="http://schemas.microsoft.com/office/word/2010/wordml">
-                    <w:rPr>
-                      <w:rFonts w:ascii="Calibri" w:hAnsi="Calibri" w:eastAsia="Calibri" w:cs="Calibri"/>
+                      <w:rFonts w:ascii="Arial" w:hAnsi="Arial" w:eastAsia="Arial" w:cs="Arial"/>
+                      <w:i w:val="false"/>
+                      <w:b w:val="false"/>
+                      <w:u w:val="none"/>
+                      <w:strike w:val="false"/>
+                      <w:sz w:val="22"/>
+                      <w:szCs w:val="22"/>
+                      <w:color w:val="000000"/>
+                    </w:rPr>
+                  </w:pPr>
+                  <w:r xmlns:w="http://schemas.openxmlformats.org/wordprocessingml/2006/main" xmlns:wp="http://schemas.openxmlformats.org/drawingml/2006/wordprocessingDrawing" xmlns:r="http://schemas.openxmlformats.org/officeDocument/2006/relationships" xmlns:w14="http://schemas.microsoft.com/office/word/2010/wordml">
+                    <w:rPr>
+                      <w:rFonts w:ascii="Arial" w:hAnsi="Arial" w:eastAsia="Arial" w:cs="Arial"/>
                       <w:i w:val="false"/>
                       <w:b w:val="false"/>
                       <w:u w:val="none"/>
@@ -5408,19 +5408,19 @@
                     <w:spacing w:after="100" w:before="100" w:line="240"/>
                     <w:ind w:left="100" w:right="100" w:firstLine="0" w:firstLineChars="0"/>
                     <w:rPr>
-                      <w:rFonts w:ascii="Calibri" w:hAnsi="Calibri" w:eastAsia="Calibri" w:cs="Calibri"/>
-                      <w:i w:val="false"/>
-                      <w:b w:val="false"/>
-                      <w:u w:val="none"/>
-                      <w:strike w:val="false"/>
-                      <w:sz w:val="22"/>
-                      <w:szCs w:val="22"/>
-                      <w:color w:val="000000"/>
-                    </w:rPr>
-                  </w:pPr>
-                  <w:r xmlns:w="http://schemas.openxmlformats.org/wordprocessingml/2006/main" xmlns:wp="http://schemas.openxmlformats.org/drawingml/2006/wordprocessingDrawing" xmlns:r="http://schemas.openxmlformats.org/officeDocument/2006/relationships" xmlns:w14="http://schemas.microsoft.com/office/word/2010/wordml">
-                    <w:rPr>
-                      <w:rFonts w:ascii="Calibri" w:hAnsi="Calibri" w:eastAsia="Calibri" w:cs="Calibri"/>
+                      <w:rFonts w:ascii="Arial" w:hAnsi="Arial" w:eastAsia="Arial" w:cs="Arial"/>
+                      <w:i w:val="false"/>
+                      <w:b w:val="false"/>
+                      <w:u w:val="none"/>
+                      <w:strike w:val="false"/>
+                      <w:sz w:val="22"/>
+                      <w:szCs w:val="22"/>
+                      <w:color w:val="000000"/>
+                    </w:rPr>
+                  </w:pPr>
+                  <w:r xmlns:w="http://schemas.openxmlformats.org/wordprocessingml/2006/main" xmlns:wp="http://schemas.openxmlformats.org/drawingml/2006/wordprocessingDrawing" xmlns:r="http://schemas.openxmlformats.org/officeDocument/2006/relationships" xmlns:w14="http://schemas.microsoft.com/office/word/2010/wordml">
+                    <w:rPr>
+                      <w:rFonts w:ascii="Arial" w:hAnsi="Arial" w:eastAsia="Arial" w:cs="Arial"/>
                       <w:i w:val="false"/>
                       <w:b w:val="false"/>
                       <w:u w:val="none"/>
@@ -5462,19 +5462,19 @@
                     <w:spacing w:after="100" w:before="100" w:line="240"/>
                     <w:ind w:left="100" w:right="100" w:firstLine="0" w:firstLineChars="0"/>
                     <w:rPr>
-                      <w:rFonts w:ascii="Calibri" w:hAnsi="Calibri" w:eastAsia="Calibri" w:cs="Calibri"/>
-                      <w:i w:val="false"/>
-                      <w:b w:val="false"/>
-                      <w:u w:val="none"/>
-                      <w:strike w:val="false"/>
-                      <w:sz w:val="22"/>
-                      <w:szCs w:val="22"/>
-                      <w:color w:val="000000"/>
-                    </w:rPr>
-                  </w:pPr>
-                  <w:r xmlns:w="http://schemas.openxmlformats.org/wordprocessingml/2006/main" xmlns:wp="http://schemas.openxmlformats.org/drawingml/2006/wordprocessingDrawing" xmlns:r="http://schemas.openxmlformats.org/officeDocument/2006/relationships" xmlns:w14="http://schemas.microsoft.com/office/word/2010/wordml">
-                    <w:rPr>
-                      <w:rFonts w:ascii="Calibri" w:hAnsi="Calibri" w:eastAsia="Calibri" w:cs="Calibri"/>
+                      <w:rFonts w:ascii="Arial" w:hAnsi="Arial" w:eastAsia="Arial" w:cs="Arial"/>
+                      <w:i w:val="false"/>
+                      <w:b w:val="false"/>
+                      <w:u w:val="none"/>
+                      <w:strike w:val="false"/>
+                      <w:sz w:val="22"/>
+                      <w:szCs w:val="22"/>
+                      <w:color w:val="000000"/>
+                    </w:rPr>
+                  </w:pPr>
+                  <w:r xmlns:w="http://schemas.openxmlformats.org/wordprocessingml/2006/main" xmlns:wp="http://schemas.openxmlformats.org/drawingml/2006/wordprocessingDrawing" xmlns:r="http://schemas.openxmlformats.org/officeDocument/2006/relationships" xmlns:w14="http://schemas.microsoft.com/office/word/2010/wordml">
+                    <w:rPr>
+                      <w:rFonts w:ascii="Arial" w:hAnsi="Arial" w:eastAsia="Arial" w:cs="Arial"/>
                       <w:i w:val="false"/>
                       <w:b w:val="false"/>
                       <w:u w:val="none"/>
@@ -5516,19 +5516,19 @@
                     <w:spacing w:after="100" w:before="100" w:line="240"/>
                     <w:ind w:left="100" w:right="100" w:firstLine="0" w:firstLineChars="0"/>
                     <w:rPr>
-                      <w:rFonts w:ascii="Calibri" w:hAnsi="Calibri" w:eastAsia="Calibri" w:cs="Calibri"/>
-                      <w:i w:val="false"/>
-                      <w:b w:val="false"/>
-                      <w:u w:val="none"/>
-                      <w:strike w:val="false"/>
-                      <w:sz w:val="22"/>
-                      <w:szCs w:val="22"/>
-                      <w:color w:val="000000"/>
-                    </w:rPr>
-                  </w:pPr>
-                  <w:r xmlns:w="http://schemas.openxmlformats.org/wordprocessingml/2006/main" xmlns:wp="http://schemas.openxmlformats.org/drawingml/2006/wordprocessingDrawing" xmlns:r="http://schemas.openxmlformats.org/officeDocument/2006/relationships" xmlns:w14="http://schemas.microsoft.com/office/word/2010/wordml">
-                    <w:rPr>
-                      <w:rFonts w:ascii="Calibri" w:hAnsi="Calibri" w:eastAsia="Calibri" w:cs="Calibri"/>
+                      <w:rFonts w:ascii="Arial" w:hAnsi="Arial" w:eastAsia="Arial" w:cs="Arial"/>
+                      <w:i w:val="false"/>
+                      <w:b w:val="false"/>
+                      <w:u w:val="none"/>
+                      <w:strike w:val="false"/>
+                      <w:sz w:val="22"/>
+                      <w:szCs w:val="22"/>
+                      <w:color w:val="000000"/>
+                    </w:rPr>
+                  </w:pPr>
+                  <w:r xmlns:w="http://schemas.openxmlformats.org/wordprocessingml/2006/main" xmlns:wp="http://schemas.openxmlformats.org/drawingml/2006/wordprocessingDrawing" xmlns:r="http://schemas.openxmlformats.org/officeDocument/2006/relationships" xmlns:w14="http://schemas.microsoft.com/office/word/2010/wordml">
+                    <w:rPr>
+                      <w:rFonts w:ascii="Arial" w:hAnsi="Arial" w:eastAsia="Arial" w:cs="Arial"/>
                       <w:i w:val="false"/>
                       <w:b w:val="false"/>
                       <w:u w:val="none"/>
@@ -5552,7 +5552,7 @@
         <w:pStyle w:val="BodyText"/>
       </w:pPr>
       <w:r>
-        <w:t xml:space="preserve">Total loss of hatchery-origin steelhead is 148 or 2.5% of the annual loss threshold.</w:t>
+        <w:t xml:space="preserve">Total loss of hatchery-origin steelhead is 280 or 4.73% of the annual loss threshold.</w:t>
       </w:r>
       <w:r>
         <w:t xml:space="preserve"> </w:t>
@@ -5587,14 +5587,14 @@
             <w:r>
               <w:drawing>
                 <wp:inline>
-                  <wp:extent cx="4000500" cy="2909454"/>
+                  <wp:extent cx="5943600" cy="4322618"/>
                   <wp:effectExtent b="0" l="0" r="0" t="0"/>
                   <wp:docPr descr="" title="" id="59" name="Picture"/>
                   <a:graphic>
                     <a:graphicData uri="http://schemas.openxmlformats.org/drawingml/2006/picture">
                       <pic:pic>
                         <pic:nvPicPr>
-                          <pic:cNvPr descr="samt-assessment-v1_files/figure-docx/fig-sh_hatch_loss-1.png" id="60" name="Picture"/>
+                          <pic:cNvPr descr="https://www.cbr.washington.edu/sacramento/workgroups/include_gen/WY2026/LossClipped_2_StlhdHatch_WY.png" id="60" name="Picture"/>
                           <pic:cNvPicPr>
                             <a:picLocks noChangeArrowheads="1" noChangeAspect="1"/>
                           </pic:cNvPicPr>
@@ -5608,7 +5608,7 @@
                         <pic:spPr bwMode="auto">
                           <a:xfrm>
                             <a:off x="0" y="0"/>
-                            <a:ext cx="4000500" cy="2909454"/>
+                            <a:ext cx="5943600" cy="4322618"/>
                           </a:xfrm>
                           <a:prstGeom prst="rect">
                             <a:avLst/>
@@ -5679,7 +5679,7 @@
         <w:t xml:space="preserve"> </w:t>
       </w:r>
       <w:r>
-        <w:t xml:space="preserve">- Historically, as of Jan 20, 27% of LAD spring-run have entered the Delta based on Knights Landing RST catch, 0% have exited the Delta based on Chipps Island Trawl Catch, and 0% have been salvaged.</w:t>
+        <w:t xml:space="preserve">- Historically, as of Jan 27, 28% of LAD spring-run have entered the Delta based on Knights Landing RST catch, 0% have exited the Delta based on Chipps Island Trawl Catch, and 0% have been salvaged.</w:t>
       </w:r>
     </w:p>
     <w:tbl>
@@ -5759,19 +5759,19 @@
                     <w:spacing w:after="100" w:before="100" w:line="240"/>
                     <w:ind w:left="100" w:right="100" w:firstLine="0" w:firstLineChars="0"/>
                     <w:rPr>
-                      <w:rFonts w:ascii="Calibri" w:hAnsi="Calibri" w:eastAsia="Calibri" w:cs="Calibri"/>
-                      <w:i w:val="false"/>
-                      <w:b w:val="false"/>
-                      <w:u w:val="none"/>
-                      <w:strike w:val="false"/>
-                      <w:sz w:val="22"/>
-                      <w:szCs w:val="22"/>
-                      <w:color w:val="000000"/>
-                    </w:rPr>
-                  </w:pPr>
-                  <w:r xmlns:w="http://schemas.openxmlformats.org/wordprocessingml/2006/main" xmlns:wp="http://schemas.openxmlformats.org/drawingml/2006/wordprocessingDrawing" xmlns:r="http://schemas.openxmlformats.org/officeDocument/2006/relationships" xmlns:w14="http://schemas.microsoft.com/office/word/2010/wordml">
-                    <w:rPr>
-                      <w:rFonts w:ascii="Calibri" w:hAnsi="Calibri" w:eastAsia="Calibri" w:cs="Calibri"/>
+                      <w:rFonts w:ascii="Arial" w:hAnsi="Arial" w:eastAsia="Arial" w:cs="Arial"/>
+                      <w:i w:val="false"/>
+                      <w:b w:val="false"/>
+                      <w:u w:val="none"/>
+                      <w:strike w:val="false"/>
+                      <w:sz w:val="22"/>
+                      <w:szCs w:val="22"/>
+                      <w:color w:val="000000"/>
+                    </w:rPr>
+                  </w:pPr>
+                  <w:r xmlns:w="http://schemas.openxmlformats.org/wordprocessingml/2006/main" xmlns:wp="http://schemas.openxmlformats.org/drawingml/2006/wordprocessingDrawing" xmlns:r="http://schemas.openxmlformats.org/officeDocument/2006/relationships" xmlns:w14="http://schemas.microsoft.com/office/word/2010/wordml">
+                    <w:rPr>
+                      <w:rFonts w:ascii="Arial" w:hAnsi="Arial" w:eastAsia="Arial" w:cs="Arial"/>
                       <w:i w:val="false"/>
                       <w:b w:val="false"/>
                       <w:u w:val="none"/>
@@ -5813,19 +5813,19 @@
                     <w:spacing w:after="100" w:before="100" w:line="240"/>
                     <w:ind w:left="100" w:right="100" w:firstLine="0" w:firstLineChars="0"/>
                     <w:rPr>
-                      <w:rFonts w:ascii="Calibri" w:hAnsi="Calibri" w:eastAsia="Calibri" w:cs="Calibri"/>
-                      <w:i w:val="false"/>
-                      <w:b w:val="false"/>
-                      <w:u w:val="none"/>
-                      <w:strike w:val="false"/>
-                      <w:sz w:val="22"/>
-                      <w:szCs w:val="22"/>
-                      <w:color w:val="000000"/>
-                    </w:rPr>
-                  </w:pPr>
-                  <w:r xmlns:w="http://schemas.openxmlformats.org/wordprocessingml/2006/main" xmlns:wp="http://schemas.openxmlformats.org/drawingml/2006/wordprocessingDrawing" xmlns:r="http://schemas.openxmlformats.org/officeDocument/2006/relationships" xmlns:w14="http://schemas.microsoft.com/office/word/2010/wordml">
-                    <w:rPr>
-                      <w:rFonts w:ascii="Calibri" w:hAnsi="Calibri" w:eastAsia="Calibri" w:cs="Calibri"/>
+                      <w:rFonts w:ascii="Arial" w:hAnsi="Arial" w:eastAsia="Arial" w:cs="Arial"/>
+                      <w:i w:val="false"/>
+                      <w:b w:val="false"/>
+                      <w:u w:val="none"/>
+                      <w:strike w:val="false"/>
+                      <w:sz w:val="22"/>
+                      <w:szCs w:val="22"/>
+                      <w:color w:val="000000"/>
+                    </w:rPr>
+                  </w:pPr>
+                  <w:r xmlns:w="http://schemas.openxmlformats.org/wordprocessingml/2006/main" xmlns:wp="http://schemas.openxmlformats.org/drawingml/2006/wordprocessingDrawing" xmlns:r="http://schemas.openxmlformats.org/officeDocument/2006/relationships" xmlns:w14="http://schemas.microsoft.com/office/word/2010/wordml">
+                    <w:rPr>
+                      <w:rFonts w:ascii="Arial" w:hAnsi="Arial" w:eastAsia="Arial" w:cs="Arial"/>
                       <w:i w:val="false"/>
                       <w:b w:val="false"/>
                       <w:u w:val="none"/>
@@ -5867,19 +5867,19 @@
                     <w:spacing w:after="100" w:before="100" w:line="240"/>
                     <w:ind w:left="100" w:right="100" w:firstLine="0" w:firstLineChars="0"/>
                     <w:rPr>
-                      <w:rFonts w:ascii="Calibri" w:hAnsi="Calibri" w:eastAsia="Calibri" w:cs="Calibri"/>
-                      <w:i w:val="false"/>
-                      <w:b w:val="false"/>
-                      <w:u w:val="none"/>
-                      <w:strike w:val="false"/>
-                      <w:sz w:val="22"/>
-                      <w:szCs w:val="22"/>
-                      <w:color w:val="000000"/>
-                    </w:rPr>
-                  </w:pPr>
-                  <w:r xmlns:w="http://schemas.openxmlformats.org/wordprocessingml/2006/main" xmlns:wp="http://schemas.openxmlformats.org/drawingml/2006/wordprocessingDrawing" xmlns:r="http://schemas.openxmlformats.org/officeDocument/2006/relationships" xmlns:w14="http://schemas.microsoft.com/office/word/2010/wordml">
-                    <w:rPr>
-                      <w:rFonts w:ascii="Calibri" w:hAnsi="Calibri" w:eastAsia="Calibri" w:cs="Calibri"/>
+                      <w:rFonts w:ascii="Arial" w:hAnsi="Arial" w:eastAsia="Arial" w:cs="Arial"/>
+                      <w:i w:val="false"/>
+                      <w:b w:val="false"/>
+                      <w:u w:val="none"/>
+                      <w:strike w:val="false"/>
+                      <w:sz w:val="22"/>
+                      <w:szCs w:val="22"/>
+                      <w:color w:val="000000"/>
+                    </w:rPr>
+                  </w:pPr>
+                  <w:r xmlns:w="http://schemas.openxmlformats.org/wordprocessingml/2006/main" xmlns:wp="http://schemas.openxmlformats.org/drawingml/2006/wordprocessingDrawing" xmlns:r="http://schemas.openxmlformats.org/officeDocument/2006/relationships" xmlns:w14="http://schemas.microsoft.com/office/word/2010/wordml">
+                    <w:rPr>
+                      <w:rFonts w:ascii="Arial" w:hAnsi="Arial" w:eastAsia="Arial" w:cs="Arial"/>
                       <w:i w:val="false"/>
                       <w:b w:val="false"/>
                       <w:u w:val="none"/>
@@ -5921,19 +5921,19 @@
                     <w:spacing w:after="100" w:before="100" w:line="240"/>
                     <w:ind w:left="100" w:right="100" w:firstLine="0" w:firstLineChars="0"/>
                     <w:rPr>
-                      <w:rFonts w:ascii="Calibri" w:hAnsi="Calibri" w:eastAsia="Calibri" w:cs="Calibri"/>
-                      <w:i w:val="false"/>
-                      <w:b w:val="false"/>
-                      <w:u w:val="none"/>
-                      <w:strike w:val="false"/>
-                      <w:sz w:val="22"/>
-                      <w:szCs w:val="22"/>
-                      <w:color w:val="000000"/>
-                    </w:rPr>
-                  </w:pPr>
-                  <w:r xmlns:w="http://schemas.openxmlformats.org/wordprocessingml/2006/main" xmlns:wp="http://schemas.openxmlformats.org/drawingml/2006/wordprocessingDrawing" xmlns:r="http://schemas.openxmlformats.org/officeDocument/2006/relationships" xmlns:w14="http://schemas.microsoft.com/office/word/2010/wordml">
-                    <w:rPr>
-                      <w:rFonts w:ascii="Calibri" w:hAnsi="Calibri" w:eastAsia="Calibri" w:cs="Calibri"/>
+                      <w:rFonts w:ascii="Arial" w:hAnsi="Arial" w:eastAsia="Arial" w:cs="Arial"/>
+                      <w:i w:val="false"/>
+                      <w:b w:val="false"/>
+                      <w:u w:val="none"/>
+                      <w:strike w:val="false"/>
+                      <w:sz w:val="22"/>
+                      <w:szCs w:val="22"/>
+                      <w:color w:val="000000"/>
+                    </w:rPr>
+                  </w:pPr>
+                  <w:r xmlns:w="http://schemas.openxmlformats.org/wordprocessingml/2006/main" xmlns:wp="http://schemas.openxmlformats.org/drawingml/2006/wordprocessingDrawing" xmlns:r="http://schemas.openxmlformats.org/officeDocument/2006/relationships" xmlns:w14="http://schemas.microsoft.com/office/word/2010/wordml">
+                    <w:rPr>
+                      <w:rFonts w:ascii="Arial" w:hAnsi="Arial" w:eastAsia="Arial" w:cs="Arial"/>
                       <w:i w:val="false"/>
                       <w:b w:val="false"/>
                       <w:u w:val="none"/>
@@ -5975,19 +5975,19 @@
                     <w:spacing w:after="100" w:before="100" w:line="240"/>
                     <w:ind w:left="100" w:right="100" w:firstLine="0" w:firstLineChars="0"/>
                     <w:rPr>
-                      <w:rFonts w:ascii="Calibri" w:hAnsi="Calibri" w:eastAsia="Calibri" w:cs="Calibri"/>
-                      <w:i w:val="false"/>
-                      <w:b w:val="false"/>
-                      <w:u w:val="none"/>
-                      <w:strike w:val="false"/>
-                      <w:sz w:val="22"/>
-                      <w:szCs w:val="22"/>
-                      <w:color w:val="000000"/>
-                    </w:rPr>
-                  </w:pPr>
-                  <w:r xmlns:w="http://schemas.openxmlformats.org/wordprocessingml/2006/main" xmlns:wp="http://schemas.openxmlformats.org/drawingml/2006/wordprocessingDrawing" xmlns:r="http://schemas.openxmlformats.org/officeDocument/2006/relationships" xmlns:w14="http://schemas.microsoft.com/office/word/2010/wordml">
-                    <w:rPr>
-                      <w:rFonts w:ascii="Calibri" w:hAnsi="Calibri" w:eastAsia="Calibri" w:cs="Calibri"/>
+                      <w:rFonts w:ascii="Arial" w:hAnsi="Arial" w:eastAsia="Arial" w:cs="Arial"/>
+                      <w:i w:val="false"/>
+                      <w:b w:val="false"/>
+                      <w:u w:val="none"/>
+                      <w:strike w:val="false"/>
+                      <w:sz w:val="22"/>
+                      <w:szCs w:val="22"/>
+                      <w:color w:val="000000"/>
+                    </w:rPr>
+                  </w:pPr>
+                  <w:r xmlns:w="http://schemas.openxmlformats.org/wordprocessingml/2006/main" xmlns:wp="http://schemas.openxmlformats.org/drawingml/2006/wordprocessingDrawing" xmlns:r="http://schemas.openxmlformats.org/officeDocument/2006/relationships" xmlns:w14="http://schemas.microsoft.com/office/word/2010/wordml">
+                    <w:rPr>
+                      <w:rFonts w:ascii="Arial" w:hAnsi="Arial" w:eastAsia="Arial" w:cs="Arial"/>
                       <w:i w:val="false"/>
                       <w:b w:val="false"/>
                       <w:u w:val="none"/>
@@ -6029,19 +6029,19 @@
                     <w:spacing w:after="100" w:before="100" w:line="240"/>
                     <w:ind w:left="100" w:right="100" w:firstLine="0" w:firstLineChars="0"/>
                     <w:rPr>
-                      <w:rFonts w:ascii="Calibri" w:hAnsi="Calibri" w:eastAsia="Calibri" w:cs="Calibri"/>
-                      <w:i w:val="false"/>
-                      <w:b w:val="false"/>
-                      <w:u w:val="none"/>
-                      <w:strike w:val="false"/>
-                      <w:sz w:val="22"/>
-                      <w:szCs w:val="22"/>
-                      <w:color w:val="000000"/>
-                    </w:rPr>
-                  </w:pPr>
-                  <w:r xmlns:w="http://schemas.openxmlformats.org/wordprocessingml/2006/main" xmlns:wp="http://schemas.openxmlformats.org/drawingml/2006/wordprocessingDrawing" xmlns:r="http://schemas.openxmlformats.org/officeDocument/2006/relationships" xmlns:w14="http://schemas.microsoft.com/office/word/2010/wordml">
-                    <w:rPr>
-                      <w:rFonts w:ascii="Calibri" w:hAnsi="Calibri" w:eastAsia="Calibri" w:cs="Calibri"/>
+                      <w:rFonts w:ascii="Arial" w:hAnsi="Arial" w:eastAsia="Arial" w:cs="Arial"/>
+                      <w:i w:val="false"/>
+                      <w:b w:val="false"/>
+                      <w:u w:val="none"/>
+                      <w:strike w:val="false"/>
+                      <w:sz w:val="22"/>
+                      <w:szCs w:val="22"/>
+                      <w:color w:val="000000"/>
+                    </w:rPr>
+                  </w:pPr>
+                  <w:r xmlns:w="http://schemas.openxmlformats.org/wordprocessingml/2006/main" xmlns:wp="http://schemas.openxmlformats.org/drawingml/2006/wordprocessingDrawing" xmlns:r="http://schemas.openxmlformats.org/officeDocument/2006/relationships" xmlns:w14="http://schemas.microsoft.com/office/word/2010/wordml">
+                    <w:rPr>
+                      <w:rFonts w:ascii="Arial" w:hAnsi="Arial" w:eastAsia="Arial" w:cs="Arial"/>
                       <w:i w:val="false"/>
                       <w:b w:val="false"/>
                       <w:u w:val="none"/>
@@ -6083,19 +6083,19 @@
                     <w:spacing w:after="100" w:before="100" w:line="240"/>
                     <w:ind w:left="100" w:right="100" w:firstLine="0" w:firstLineChars="0"/>
                     <w:rPr>
-                      <w:rFonts w:ascii="Calibri" w:hAnsi="Calibri" w:eastAsia="Calibri" w:cs="Calibri"/>
-                      <w:i w:val="false"/>
-                      <w:b w:val="false"/>
-                      <w:u w:val="none"/>
-                      <w:strike w:val="false"/>
-                      <w:sz w:val="22"/>
-                      <w:szCs w:val="22"/>
-                      <w:color w:val="000000"/>
-                    </w:rPr>
-                  </w:pPr>
-                  <w:r xmlns:w="http://schemas.openxmlformats.org/wordprocessingml/2006/main" xmlns:wp="http://schemas.openxmlformats.org/drawingml/2006/wordprocessingDrawing" xmlns:r="http://schemas.openxmlformats.org/officeDocument/2006/relationships" xmlns:w14="http://schemas.microsoft.com/office/word/2010/wordml">
-                    <w:rPr>
-                      <w:rFonts w:ascii="Calibri" w:hAnsi="Calibri" w:eastAsia="Calibri" w:cs="Calibri"/>
+                      <w:rFonts w:ascii="Arial" w:hAnsi="Arial" w:eastAsia="Arial" w:cs="Arial"/>
+                      <w:i w:val="false"/>
+                      <w:b w:val="false"/>
+                      <w:u w:val="none"/>
+                      <w:strike w:val="false"/>
+                      <w:sz w:val="22"/>
+                      <w:szCs w:val="22"/>
+                      <w:color w:val="000000"/>
+                    </w:rPr>
+                  </w:pPr>
+                  <w:r xmlns:w="http://schemas.openxmlformats.org/wordprocessingml/2006/main" xmlns:wp="http://schemas.openxmlformats.org/drawingml/2006/wordprocessingDrawing" xmlns:r="http://schemas.openxmlformats.org/officeDocument/2006/relationships" xmlns:w14="http://schemas.microsoft.com/office/word/2010/wordml">
+                    <w:rPr>
+                      <w:rFonts w:ascii="Arial" w:hAnsi="Arial" w:eastAsia="Arial" w:cs="Arial"/>
                       <w:i w:val="false"/>
                       <w:b w:val="false"/>
                       <w:u w:val="none"/>
@@ -6143,19 +6143,19 @@
                     <w:spacing w:after="100" w:before="100" w:line="240"/>
                     <w:ind w:left="100" w:right="100" w:firstLine="0" w:firstLineChars="0"/>
                     <w:rPr>
-                      <w:rFonts w:ascii="Calibri" w:hAnsi="Calibri" w:eastAsia="Calibri" w:cs="Calibri"/>
-                      <w:i w:val="false"/>
-                      <w:b w:val="false"/>
-                      <w:u w:val="none"/>
-                      <w:strike w:val="false"/>
-                      <w:sz w:val="22"/>
-                      <w:szCs w:val="22"/>
-                      <w:color w:val="000000"/>
-                    </w:rPr>
-                  </w:pPr>
-                  <w:r xmlns:w="http://schemas.openxmlformats.org/wordprocessingml/2006/main" xmlns:wp="http://schemas.openxmlformats.org/drawingml/2006/wordprocessingDrawing" xmlns:r="http://schemas.openxmlformats.org/officeDocument/2006/relationships" xmlns:w14="http://schemas.microsoft.com/office/word/2010/wordml">
-                    <w:rPr>
-                      <w:rFonts w:ascii="Calibri" w:hAnsi="Calibri" w:eastAsia="Calibri" w:cs="Calibri"/>
+                      <w:rFonts w:ascii="Arial" w:hAnsi="Arial" w:eastAsia="Arial" w:cs="Arial"/>
+                      <w:i w:val="false"/>
+                      <w:b w:val="false"/>
+                      <w:u w:val="none"/>
+                      <w:strike w:val="false"/>
+                      <w:sz w:val="22"/>
+                      <w:szCs w:val="22"/>
+                      <w:color w:val="000000"/>
+                    </w:rPr>
+                  </w:pPr>
+                  <w:r xmlns:w="http://schemas.openxmlformats.org/wordprocessingml/2006/main" xmlns:wp="http://schemas.openxmlformats.org/drawingml/2006/wordprocessingDrawing" xmlns:r="http://schemas.openxmlformats.org/officeDocument/2006/relationships" xmlns:w14="http://schemas.microsoft.com/office/word/2010/wordml">
+                    <w:rPr>
+                      <w:rFonts w:ascii="Arial" w:hAnsi="Arial" w:eastAsia="Arial" w:cs="Arial"/>
                       <w:i w:val="false"/>
                       <w:b w:val="false"/>
                       <w:u w:val="none"/>
@@ -6197,28 +6197,28 @@
                     <w:spacing w:after="100" w:before="100" w:line="240"/>
                     <w:ind w:left="100" w:right="100" w:firstLine="0" w:firstLineChars="0"/>
                     <w:rPr>
-                      <w:rFonts w:ascii="Calibri" w:hAnsi="Calibri" w:eastAsia="Calibri" w:cs="Calibri"/>
-                      <w:i w:val="false"/>
-                      <w:b w:val="false"/>
-                      <w:u w:val="none"/>
-                      <w:strike w:val="false"/>
-                      <w:sz w:val="22"/>
-                      <w:szCs w:val="22"/>
-                      <w:color w:val="000000"/>
-                    </w:rPr>
-                  </w:pPr>
-                  <w:r xmlns:w="http://schemas.openxmlformats.org/wordprocessingml/2006/main" xmlns:wp="http://schemas.openxmlformats.org/drawingml/2006/wordprocessingDrawing" xmlns:r="http://schemas.openxmlformats.org/officeDocument/2006/relationships" xmlns:w14="http://schemas.microsoft.com/office/word/2010/wordml">
-                    <w:rPr>
-                      <w:rFonts w:ascii="Calibri" w:hAnsi="Calibri" w:eastAsia="Calibri" w:cs="Calibri"/>
-                      <w:i w:val="false"/>
-                      <w:b w:val="false"/>
-                      <w:u w:val="none"/>
-                      <w:strike w:val="false"/>
-                      <w:sz w:val="22"/>
-                      <w:szCs w:val="22"/>
-                      <w:color w:val="000000"/>
-                    </w:rPr>
-                    <w:t xml:space="preserve">13%</w:t>
+                      <w:rFonts w:ascii="Arial" w:hAnsi="Arial" w:eastAsia="Arial" w:cs="Arial"/>
+                      <w:i w:val="false"/>
+                      <w:b w:val="false"/>
+                      <w:u w:val="none"/>
+                      <w:strike w:val="false"/>
+                      <w:sz w:val="22"/>
+                      <w:szCs w:val="22"/>
+                      <w:color w:val="000000"/>
+                    </w:rPr>
+                  </w:pPr>
+                  <w:r xmlns:w="http://schemas.openxmlformats.org/wordprocessingml/2006/main" xmlns:wp="http://schemas.openxmlformats.org/drawingml/2006/wordprocessingDrawing" xmlns:r="http://schemas.openxmlformats.org/officeDocument/2006/relationships" xmlns:w14="http://schemas.microsoft.com/office/word/2010/wordml">
+                    <w:rPr>
+                      <w:rFonts w:ascii="Arial" w:hAnsi="Arial" w:eastAsia="Arial" w:cs="Arial"/>
+                      <w:i w:val="false"/>
+                      <w:b w:val="false"/>
+                      <w:u w:val="none"/>
+                      <w:strike w:val="false"/>
+                      <w:sz w:val="22"/>
+                      <w:szCs w:val="22"/>
+                      <w:color w:val="000000"/>
+                    </w:rPr>
+                    <w:t xml:space="preserve">14%</w:t>
                   </w:r>
                 </w:p>
               </w:tc>
@@ -6251,19 +6251,19 @@
                     <w:spacing w:after="100" w:before="100" w:line="240"/>
                     <w:ind w:left="100" w:right="100" w:firstLine="0" w:firstLineChars="0"/>
                     <w:rPr>
-                      <w:rFonts w:ascii="Calibri" w:hAnsi="Calibri" w:eastAsia="Calibri" w:cs="Calibri"/>
-                      <w:i w:val="false"/>
-                      <w:b w:val="false"/>
-                      <w:u w:val="none"/>
-                      <w:strike w:val="false"/>
-                      <w:sz w:val="22"/>
-                      <w:szCs w:val="22"/>
-                      <w:color w:val="000000"/>
-                    </w:rPr>
-                  </w:pPr>
-                  <w:r xmlns:w="http://schemas.openxmlformats.org/wordprocessingml/2006/main" xmlns:wp="http://schemas.openxmlformats.org/drawingml/2006/wordprocessingDrawing" xmlns:r="http://schemas.openxmlformats.org/officeDocument/2006/relationships" xmlns:w14="http://schemas.microsoft.com/office/word/2010/wordml">
-                    <w:rPr>
-                      <w:rFonts w:ascii="Calibri" w:hAnsi="Calibri" w:eastAsia="Calibri" w:cs="Calibri"/>
+                      <w:rFonts w:ascii="Arial" w:hAnsi="Arial" w:eastAsia="Arial" w:cs="Arial"/>
+                      <w:i w:val="false"/>
+                      <w:b w:val="false"/>
+                      <w:u w:val="none"/>
+                      <w:strike w:val="false"/>
+                      <w:sz w:val="22"/>
+                      <w:szCs w:val="22"/>
+                      <w:color w:val="000000"/>
+                    </w:rPr>
+                  </w:pPr>
+                  <w:r xmlns:w="http://schemas.openxmlformats.org/wordprocessingml/2006/main" xmlns:wp="http://schemas.openxmlformats.org/drawingml/2006/wordprocessingDrawing" xmlns:r="http://schemas.openxmlformats.org/officeDocument/2006/relationships" xmlns:w14="http://schemas.microsoft.com/office/word/2010/wordml">
+                    <w:rPr>
+                      <w:rFonts w:ascii="Arial" w:hAnsi="Arial" w:eastAsia="Arial" w:cs="Arial"/>
                       <w:i w:val="false"/>
                       <w:b w:val="false"/>
                       <w:u w:val="none"/>
@@ -6305,28 +6305,28 @@
                     <w:spacing w:after="100" w:before="100" w:line="240"/>
                     <w:ind w:left="100" w:right="100" w:firstLine="0" w:firstLineChars="0"/>
                     <w:rPr>
-                      <w:rFonts w:ascii="Calibri" w:hAnsi="Calibri" w:eastAsia="Calibri" w:cs="Calibri"/>
-                      <w:i w:val="false"/>
-                      <w:b w:val="false"/>
-                      <w:u w:val="none"/>
-                      <w:strike w:val="false"/>
-                      <w:sz w:val="22"/>
-                      <w:szCs w:val="22"/>
-                      <w:color w:val="000000"/>
-                    </w:rPr>
-                  </w:pPr>
-                  <w:r xmlns:w="http://schemas.openxmlformats.org/wordprocessingml/2006/main" xmlns:wp="http://schemas.openxmlformats.org/drawingml/2006/wordprocessingDrawing" xmlns:r="http://schemas.openxmlformats.org/officeDocument/2006/relationships" xmlns:w14="http://schemas.microsoft.com/office/word/2010/wordml">
-                    <w:rPr>
-                      <w:rFonts w:ascii="Calibri" w:hAnsi="Calibri" w:eastAsia="Calibri" w:cs="Calibri"/>
-                      <w:i w:val="false"/>
-                      <w:b w:val="false"/>
-                      <w:u w:val="none"/>
-                      <w:strike w:val="false"/>
-                      <w:sz w:val="22"/>
-                      <w:szCs w:val="22"/>
-                      <w:color w:val="000000"/>
-                    </w:rPr>
-                    <w:t xml:space="preserve">27%</w:t>
+                      <w:rFonts w:ascii="Arial" w:hAnsi="Arial" w:eastAsia="Arial" w:cs="Arial"/>
+                      <w:i w:val="false"/>
+                      <w:b w:val="false"/>
+                      <w:u w:val="none"/>
+                      <w:strike w:val="false"/>
+                      <w:sz w:val="22"/>
+                      <w:szCs w:val="22"/>
+                      <w:color w:val="000000"/>
+                    </w:rPr>
+                  </w:pPr>
+                  <w:r xmlns:w="http://schemas.openxmlformats.org/wordprocessingml/2006/main" xmlns:wp="http://schemas.openxmlformats.org/drawingml/2006/wordprocessingDrawing" xmlns:r="http://schemas.openxmlformats.org/officeDocument/2006/relationships" xmlns:w14="http://schemas.microsoft.com/office/word/2010/wordml">
+                    <w:rPr>
+                      <w:rFonts w:ascii="Arial" w:hAnsi="Arial" w:eastAsia="Arial" w:cs="Arial"/>
+                      <w:i w:val="false"/>
+                      <w:b w:val="false"/>
+                      <w:u w:val="none"/>
+                      <w:strike w:val="false"/>
+                      <w:sz w:val="22"/>
+                      <w:szCs w:val="22"/>
+                      <w:color w:val="000000"/>
+                    </w:rPr>
+                    <w:t xml:space="preserve">28%</w:t>
                   </w:r>
                 </w:p>
               </w:tc>
@@ -6359,19 +6359,19 @@
                     <w:spacing w:after="100" w:before="100" w:line="240"/>
                     <w:ind w:left="100" w:right="100" w:firstLine="0" w:firstLineChars="0"/>
                     <w:rPr>
-                      <w:rFonts w:ascii="Calibri" w:hAnsi="Calibri" w:eastAsia="Calibri" w:cs="Calibri"/>
-                      <w:i w:val="false"/>
-                      <w:b w:val="false"/>
-                      <w:u w:val="none"/>
-                      <w:strike w:val="false"/>
-                      <w:sz w:val="22"/>
-                      <w:szCs w:val="22"/>
-                      <w:color w:val="000000"/>
-                    </w:rPr>
-                  </w:pPr>
-                  <w:r xmlns:w="http://schemas.openxmlformats.org/wordprocessingml/2006/main" xmlns:wp="http://schemas.openxmlformats.org/drawingml/2006/wordprocessingDrawing" xmlns:r="http://schemas.openxmlformats.org/officeDocument/2006/relationships" xmlns:w14="http://schemas.microsoft.com/office/word/2010/wordml">
-                    <w:rPr>
-                      <w:rFonts w:ascii="Calibri" w:hAnsi="Calibri" w:eastAsia="Calibri" w:cs="Calibri"/>
+                      <w:rFonts w:ascii="Arial" w:hAnsi="Arial" w:eastAsia="Arial" w:cs="Arial"/>
+                      <w:i w:val="false"/>
+                      <w:b w:val="false"/>
+                      <w:u w:val="none"/>
+                      <w:strike w:val="false"/>
+                      <w:sz w:val="22"/>
+                      <w:szCs w:val="22"/>
+                      <w:color w:val="000000"/>
+                    </w:rPr>
+                  </w:pPr>
+                  <w:r xmlns:w="http://schemas.openxmlformats.org/wordprocessingml/2006/main" xmlns:wp="http://schemas.openxmlformats.org/drawingml/2006/wordprocessingDrawing" xmlns:r="http://schemas.openxmlformats.org/officeDocument/2006/relationships" xmlns:w14="http://schemas.microsoft.com/office/word/2010/wordml">
+                    <w:rPr>
+                      <w:rFonts w:ascii="Arial" w:hAnsi="Arial" w:eastAsia="Arial" w:cs="Arial"/>
                       <w:i w:val="false"/>
                       <w:b w:val="false"/>
                       <w:u w:val="none"/>
@@ -6413,19 +6413,19 @@
                     <w:spacing w:after="100" w:before="100" w:line="240"/>
                     <w:ind w:left="100" w:right="100" w:firstLine="0" w:firstLineChars="0"/>
                     <w:rPr>
-                      <w:rFonts w:ascii="Calibri" w:hAnsi="Calibri" w:eastAsia="Calibri" w:cs="Calibri"/>
-                      <w:i w:val="false"/>
-                      <w:b w:val="false"/>
-                      <w:u w:val="none"/>
-                      <w:strike w:val="false"/>
-                      <w:sz w:val="22"/>
-                      <w:szCs w:val="22"/>
-                      <w:color w:val="000000"/>
-                    </w:rPr>
-                  </w:pPr>
-                  <w:r xmlns:w="http://schemas.openxmlformats.org/wordprocessingml/2006/main" xmlns:wp="http://schemas.openxmlformats.org/drawingml/2006/wordprocessingDrawing" xmlns:r="http://schemas.openxmlformats.org/officeDocument/2006/relationships" xmlns:w14="http://schemas.microsoft.com/office/word/2010/wordml">
-                    <w:rPr>
-                      <w:rFonts w:ascii="Calibri" w:hAnsi="Calibri" w:eastAsia="Calibri" w:cs="Calibri"/>
+                      <w:rFonts w:ascii="Arial" w:hAnsi="Arial" w:eastAsia="Arial" w:cs="Arial"/>
+                      <w:i w:val="false"/>
+                      <w:b w:val="false"/>
+                      <w:u w:val="none"/>
+                      <w:strike w:val="false"/>
+                      <w:sz w:val="22"/>
+                      <w:szCs w:val="22"/>
+                      <w:color w:val="000000"/>
+                    </w:rPr>
+                  </w:pPr>
+                  <w:r xmlns:w="http://schemas.openxmlformats.org/wordprocessingml/2006/main" xmlns:wp="http://schemas.openxmlformats.org/drawingml/2006/wordprocessingDrawing" xmlns:r="http://schemas.openxmlformats.org/officeDocument/2006/relationships" xmlns:w14="http://schemas.microsoft.com/office/word/2010/wordml">
+                    <w:rPr>
+                      <w:rFonts w:ascii="Arial" w:hAnsi="Arial" w:eastAsia="Arial" w:cs="Arial"/>
                       <w:i w:val="false"/>
                       <w:b w:val="false"/>
                       <w:u w:val="none"/>
@@ -6467,19 +6467,19 @@
                     <w:spacing w:after="100" w:before="100" w:line="240"/>
                     <w:ind w:left="100" w:right="100" w:firstLine="0" w:firstLineChars="0"/>
                     <w:rPr>
-                      <w:rFonts w:ascii="Calibri" w:hAnsi="Calibri" w:eastAsia="Calibri" w:cs="Calibri"/>
-                      <w:i w:val="false"/>
-                      <w:b w:val="false"/>
-                      <w:u w:val="none"/>
-                      <w:strike w:val="false"/>
-                      <w:sz w:val="22"/>
-                      <w:szCs w:val="22"/>
-                      <w:color w:val="000000"/>
-                    </w:rPr>
-                  </w:pPr>
-                  <w:r xmlns:w="http://schemas.openxmlformats.org/wordprocessingml/2006/main" xmlns:wp="http://schemas.openxmlformats.org/drawingml/2006/wordprocessingDrawing" xmlns:r="http://schemas.openxmlformats.org/officeDocument/2006/relationships" xmlns:w14="http://schemas.microsoft.com/office/word/2010/wordml">
-                    <w:rPr>
-                      <w:rFonts w:ascii="Calibri" w:hAnsi="Calibri" w:eastAsia="Calibri" w:cs="Calibri"/>
+                      <w:rFonts w:ascii="Arial" w:hAnsi="Arial" w:eastAsia="Arial" w:cs="Arial"/>
+                      <w:i w:val="false"/>
+                      <w:b w:val="false"/>
+                      <w:u w:val="none"/>
+                      <w:strike w:val="false"/>
+                      <w:sz w:val="22"/>
+                      <w:szCs w:val="22"/>
+                      <w:color w:val="000000"/>
+                    </w:rPr>
+                  </w:pPr>
+                  <w:r xmlns:w="http://schemas.openxmlformats.org/wordprocessingml/2006/main" xmlns:wp="http://schemas.openxmlformats.org/drawingml/2006/wordprocessingDrawing" xmlns:r="http://schemas.openxmlformats.org/officeDocument/2006/relationships" xmlns:w14="http://schemas.microsoft.com/office/word/2010/wordml">
+                    <w:rPr>
+                      <w:rFonts w:ascii="Arial" w:hAnsi="Arial" w:eastAsia="Arial" w:cs="Arial"/>
                       <w:i w:val="false"/>
                       <w:b w:val="false"/>
                       <w:u w:val="none"/>
@@ -6513,7 +6513,7 @@
         <w:t xml:space="preserve"> </w:t>
       </w:r>
       <w:r>
-        <w:t xml:space="preserve">- As of Jan 14 estimated passage to date of LAD spring-run at Red Bluff Diversion is approximately 0.02 million fish.</w:t>
+        <w:t xml:space="preserve">- As of Jan 21 estimated passage to date of LAD spring-run at Red Bluff Diversion is approximately 0.02 million fish.</w:t>
       </w:r>
       <w:r>
         <w:t xml:space="preserve"> </w:t>
@@ -6541,7 +6541,7 @@
         <w:t xml:space="preserve"> </w:t>
       </w:r>
       <w:r>
-        <w:t xml:space="preserve">- Total catch of LAD winter run at RSTs at Delta Entry (Tisdale, Knights Landing, Lower Sacramento River) between Jan 07 and Jan 19 is 126 individuals. Total catch at Sacramento Trawl and Beach Seines in the delta between Jan 07 and Jan 20 is 0 individuals. Total catch at Delta Exit at Chipps Island between Jan 08 and Jan 20 is 0 individuals.</w:t>
+        <w:t xml:space="preserve">- Total catch of LAD winter run at RSTs at Delta Entry (Tisdale, Knights Landing, Lower Sacramento River) between Jan 14 and Jan 25 is 164 individuals. Total catch at Sacramento Trawl and Beach Seines in the delta between Jan 14 and Jan 26 is 0 individuals. Total catch at Delta Exit at Chipps Island between Jan 20 and Jan 27 is 0 individuals.</w:t>
       </w:r>
     </w:p>
     <w:bookmarkEnd w:id="65"/>
@@ -6639,19 +6639,19 @@
                     <w:spacing w:after="100" w:before="100" w:line="240"/>
                     <w:ind w:left="100" w:right="100" w:firstLine="0" w:firstLineChars="0"/>
                     <w:rPr>
-                      <w:rFonts w:ascii="Calibri" w:hAnsi="Calibri" w:eastAsia="Calibri" w:cs="Calibri"/>
-                      <w:i w:val="false"/>
-                      <w:b w:val="false"/>
-                      <w:u w:val="none"/>
-                      <w:strike w:val="false"/>
-                      <w:sz w:val="22"/>
-                      <w:szCs w:val="22"/>
-                      <w:color w:val="000000"/>
-                    </w:rPr>
-                  </w:pPr>
-                  <w:r xmlns:w="http://schemas.openxmlformats.org/wordprocessingml/2006/main" xmlns:wp="http://schemas.openxmlformats.org/drawingml/2006/wordprocessingDrawing" xmlns:r="http://schemas.openxmlformats.org/officeDocument/2006/relationships" xmlns:w14="http://schemas.microsoft.com/office/word/2010/wordml">
-                    <w:rPr>
-                      <w:rFonts w:ascii="Calibri" w:hAnsi="Calibri" w:eastAsia="Calibri" w:cs="Calibri"/>
+                      <w:rFonts w:ascii="Arial" w:hAnsi="Arial" w:eastAsia="Arial" w:cs="Arial"/>
+                      <w:i w:val="false"/>
+                      <w:b w:val="false"/>
+                      <w:u w:val="none"/>
+                      <w:strike w:val="false"/>
+                      <w:sz w:val="22"/>
+                      <w:szCs w:val="22"/>
+                      <w:color w:val="000000"/>
+                    </w:rPr>
+                  </w:pPr>
+                  <w:r xmlns:w="http://schemas.openxmlformats.org/wordprocessingml/2006/main" xmlns:wp="http://schemas.openxmlformats.org/drawingml/2006/wordprocessingDrawing" xmlns:r="http://schemas.openxmlformats.org/officeDocument/2006/relationships" xmlns:w14="http://schemas.microsoft.com/office/word/2010/wordml">
+                    <w:rPr>
+                      <w:rFonts w:ascii="Arial" w:hAnsi="Arial" w:eastAsia="Arial" w:cs="Arial"/>
                       <w:i w:val="false"/>
                       <w:b w:val="false"/>
                       <w:u w:val="none"/>
@@ -6693,19 +6693,19 @@
                     <w:spacing w:after="100" w:before="100" w:line="240"/>
                     <w:ind w:left="100" w:right="100" w:firstLine="0" w:firstLineChars="0"/>
                     <w:rPr>
-                      <w:rFonts w:ascii="Calibri" w:hAnsi="Calibri" w:eastAsia="Calibri" w:cs="Calibri"/>
-                      <w:i w:val="false"/>
-                      <w:b w:val="false"/>
-                      <w:u w:val="none"/>
-                      <w:strike w:val="false"/>
-                      <w:sz w:val="22"/>
-                      <w:szCs w:val="22"/>
-                      <w:color w:val="000000"/>
-                    </w:rPr>
-                  </w:pPr>
-                  <w:r xmlns:w="http://schemas.openxmlformats.org/wordprocessingml/2006/main" xmlns:wp="http://schemas.openxmlformats.org/drawingml/2006/wordprocessingDrawing" xmlns:r="http://schemas.openxmlformats.org/officeDocument/2006/relationships" xmlns:w14="http://schemas.microsoft.com/office/word/2010/wordml">
-                    <w:rPr>
-                      <w:rFonts w:ascii="Calibri" w:hAnsi="Calibri" w:eastAsia="Calibri" w:cs="Calibri"/>
+                      <w:rFonts w:ascii="Arial" w:hAnsi="Arial" w:eastAsia="Arial" w:cs="Arial"/>
+                      <w:i w:val="false"/>
+                      <w:b w:val="false"/>
+                      <w:u w:val="none"/>
+                      <w:strike w:val="false"/>
+                      <w:sz w:val="22"/>
+                      <w:szCs w:val="22"/>
+                      <w:color w:val="000000"/>
+                    </w:rPr>
+                  </w:pPr>
+                  <w:r xmlns:w="http://schemas.openxmlformats.org/wordprocessingml/2006/main" xmlns:wp="http://schemas.openxmlformats.org/drawingml/2006/wordprocessingDrawing" xmlns:r="http://schemas.openxmlformats.org/officeDocument/2006/relationships" xmlns:w14="http://schemas.microsoft.com/office/word/2010/wordml">
+                    <w:rPr>
+                      <w:rFonts w:ascii="Arial" w:hAnsi="Arial" w:eastAsia="Arial" w:cs="Arial"/>
                       <w:i w:val="false"/>
                       <w:b w:val="false"/>
                       <w:u w:val="none"/>
@@ -6747,19 +6747,19 @@
                     <w:spacing w:after="100" w:before="100" w:line="240"/>
                     <w:ind w:left="100" w:right="100" w:firstLine="0" w:firstLineChars="0"/>
                     <w:rPr>
-                      <w:rFonts w:ascii="Calibri" w:hAnsi="Calibri" w:eastAsia="Calibri" w:cs="Calibri"/>
-                      <w:i w:val="false"/>
-                      <w:b w:val="false"/>
-                      <w:u w:val="none"/>
-                      <w:strike w:val="false"/>
-                      <w:sz w:val="22"/>
-                      <w:szCs w:val="22"/>
-                      <w:color w:val="000000"/>
-                    </w:rPr>
-                  </w:pPr>
-                  <w:r xmlns:w="http://schemas.openxmlformats.org/wordprocessingml/2006/main" xmlns:wp="http://schemas.openxmlformats.org/drawingml/2006/wordprocessingDrawing" xmlns:r="http://schemas.openxmlformats.org/officeDocument/2006/relationships" xmlns:w14="http://schemas.microsoft.com/office/word/2010/wordml">
-                    <w:rPr>
-                      <w:rFonts w:ascii="Calibri" w:hAnsi="Calibri" w:eastAsia="Calibri" w:cs="Calibri"/>
+                      <w:rFonts w:ascii="Arial" w:hAnsi="Arial" w:eastAsia="Arial" w:cs="Arial"/>
+                      <w:i w:val="false"/>
+                      <w:b w:val="false"/>
+                      <w:u w:val="none"/>
+                      <w:strike w:val="false"/>
+                      <w:sz w:val="22"/>
+                      <w:szCs w:val="22"/>
+                      <w:color w:val="000000"/>
+                    </w:rPr>
+                  </w:pPr>
+                  <w:r xmlns:w="http://schemas.openxmlformats.org/wordprocessingml/2006/main" xmlns:wp="http://schemas.openxmlformats.org/drawingml/2006/wordprocessingDrawing" xmlns:r="http://schemas.openxmlformats.org/officeDocument/2006/relationships" xmlns:w14="http://schemas.microsoft.com/office/word/2010/wordml">
+                    <w:rPr>
+                      <w:rFonts w:ascii="Arial" w:hAnsi="Arial" w:eastAsia="Arial" w:cs="Arial"/>
                       <w:i w:val="false"/>
                       <w:b w:val="false"/>
                       <w:u w:val="none"/>
@@ -6801,19 +6801,19 @@
                     <w:spacing w:after="100" w:before="100" w:line="240"/>
                     <w:ind w:left="100" w:right="100" w:firstLine="0" w:firstLineChars="0"/>
                     <w:rPr>
-                      <w:rFonts w:ascii="Calibri" w:hAnsi="Calibri" w:eastAsia="Calibri" w:cs="Calibri"/>
-                      <w:i w:val="false"/>
-                      <w:b w:val="false"/>
-                      <w:u w:val="none"/>
-                      <w:strike w:val="false"/>
-                      <w:sz w:val="22"/>
-                      <w:szCs w:val="22"/>
-                      <w:color w:val="000000"/>
-                    </w:rPr>
-                  </w:pPr>
-                  <w:r xmlns:w="http://schemas.openxmlformats.org/wordprocessingml/2006/main" xmlns:wp="http://schemas.openxmlformats.org/drawingml/2006/wordprocessingDrawing" xmlns:r="http://schemas.openxmlformats.org/officeDocument/2006/relationships" xmlns:w14="http://schemas.microsoft.com/office/word/2010/wordml">
-                    <w:rPr>
-                      <w:rFonts w:ascii="Calibri" w:hAnsi="Calibri" w:eastAsia="Calibri" w:cs="Calibri"/>
+                      <w:rFonts w:ascii="Arial" w:hAnsi="Arial" w:eastAsia="Arial" w:cs="Arial"/>
+                      <w:i w:val="false"/>
+                      <w:b w:val="false"/>
+                      <w:u w:val="none"/>
+                      <w:strike w:val="false"/>
+                      <w:sz w:val="22"/>
+                      <w:szCs w:val="22"/>
+                      <w:color w:val="000000"/>
+                    </w:rPr>
+                  </w:pPr>
+                  <w:r xmlns:w="http://schemas.openxmlformats.org/wordprocessingml/2006/main" xmlns:wp="http://schemas.openxmlformats.org/drawingml/2006/wordprocessingDrawing" xmlns:r="http://schemas.openxmlformats.org/officeDocument/2006/relationships" xmlns:w14="http://schemas.microsoft.com/office/word/2010/wordml">
+                    <w:rPr>
+                      <w:rFonts w:ascii="Arial" w:hAnsi="Arial" w:eastAsia="Arial" w:cs="Arial"/>
                       <w:i w:val="false"/>
                       <w:b w:val="false"/>
                       <w:u w:val="none"/>
@@ -6855,19 +6855,19 @@
                     <w:spacing w:after="100" w:before="100" w:line="240"/>
                     <w:ind w:left="100" w:right="100" w:firstLine="0" w:firstLineChars="0"/>
                     <w:rPr>
-                      <w:rFonts w:ascii="Calibri" w:hAnsi="Calibri" w:eastAsia="Calibri" w:cs="Calibri"/>
-                      <w:i w:val="false"/>
-                      <w:b w:val="false"/>
-                      <w:u w:val="none"/>
-                      <w:strike w:val="false"/>
-                      <w:sz w:val="22"/>
-                      <w:szCs w:val="22"/>
-                      <w:color w:val="000000"/>
-                    </w:rPr>
-                  </w:pPr>
-                  <w:r xmlns:w="http://schemas.openxmlformats.org/wordprocessingml/2006/main" xmlns:wp="http://schemas.openxmlformats.org/drawingml/2006/wordprocessingDrawing" xmlns:r="http://schemas.openxmlformats.org/officeDocument/2006/relationships" xmlns:w14="http://schemas.microsoft.com/office/word/2010/wordml">
-                    <w:rPr>
-                      <w:rFonts w:ascii="Calibri" w:hAnsi="Calibri" w:eastAsia="Calibri" w:cs="Calibri"/>
+                      <w:rFonts w:ascii="Arial" w:hAnsi="Arial" w:eastAsia="Arial" w:cs="Arial"/>
+                      <w:i w:val="false"/>
+                      <w:b w:val="false"/>
+                      <w:u w:val="none"/>
+                      <w:strike w:val="false"/>
+                      <w:sz w:val="22"/>
+                      <w:szCs w:val="22"/>
+                      <w:color w:val="000000"/>
+                    </w:rPr>
+                  </w:pPr>
+                  <w:r xmlns:w="http://schemas.openxmlformats.org/wordprocessingml/2006/main" xmlns:wp="http://schemas.openxmlformats.org/drawingml/2006/wordprocessingDrawing" xmlns:r="http://schemas.openxmlformats.org/officeDocument/2006/relationships" xmlns:w14="http://schemas.microsoft.com/office/word/2010/wordml">
+                    <w:rPr>
+                      <w:rFonts w:ascii="Arial" w:hAnsi="Arial" w:eastAsia="Arial" w:cs="Arial"/>
                       <w:i w:val="false"/>
                       <w:b w:val="false"/>
                       <w:u w:val="none"/>
@@ -6909,19 +6909,19 @@
                     <w:spacing w:after="100" w:before="100" w:line="240"/>
                     <w:ind w:left="100" w:right="100" w:firstLine="0" w:firstLineChars="0"/>
                     <w:rPr>
-                      <w:rFonts w:ascii="Calibri" w:hAnsi="Calibri" w:eastAsia="Calibri" w:cs="Calibri"/>
-                      <w:i w:val="false"/>
-                      <w:b w:val="false"/>
-                      <w:u w:val="none"/>
-                      <w:strike w:val="false"/>
-                      <w:sz w:val="22"/>
-                      <w:szCs w:val="22"/>
-                      <w:color w:val="000000"/>
-                    </w:rPr>
-                  </w:pPr>
-                  <w:r xmlns:w="http://schemas.openxmlformats.org/wordprocessingml/2006/main" xmlns:wp="http://schemas.openxmlformats.org/drawingml/2006/wordprocessingDrawing" xmlns:r="http://schemas.openxmlformats.org/officeDocument/2006/relationships" xmlns:w14="http://schemas.microsoft.com/office/word/2010/wordml">
-                    <w:rPr>
-                      <w:rFonts w:ascii="Calibri" w:hAnsi="Calibri" w:eastAsia="Calibri" w:cs="Calibri"/>
+                      <w:rFonts w:ascii="Arial" w:hAnsi="Arial" w:eastAsia="Arial" w:cs="Arial"/>
+                      <w:i w:val="false"/>
+                      <w:b w:val="false"/>
+                      <w:u w:val="none"/>
+                      <w:strike w:val="false"/>
+                      <w:sz w:val="22"/>
+                      <w:szCs w:val="22"/>
+                      <w:color w:val="000000"/>
+                    </w:rPr>
+                  </w:pPr>
+                  <w:r xmlns:w="http://schemas.openxmlformats.org/wordprocessingml/2006/main" xmlns:wp="http://schemas.openxmlformats.org/drawingml/2006/wordprocessingDrawing" xmlns:r="http://schemas.openxmlformats.org/officeDocument/2006/relationships" xmlns:w14="http://schemas.microsoft.com/office/word/2010/wordml">
+                    <w:rPr>
+                      <w:rFonts w:ascii="Arial" w:hAnsi="Arial" w:eastAsia="Arial" w:cs="Arial"/>
                       <w:i w:val="false"/>
                       <w:b w:val="false"/>
                       <w:u w:val="none"/>
@@ -6963,19 +6963,19 @@
                     <w:spacing w:after="100" w:before="100" w:line="240"/>
                     <w:ind w:left="100" w:right="100" w:firstLine="0" w:firstLineChars="0"/>
                     <w:rPr>
-                      <w:rFonts w:ascii="Calibri" w:hAnsi="Calibri" w:eastAsia="Calibri" w:cs="Calibri"/>
-                      <w:i w:val="false"/>
-                      <w:b w:val="false"/>
-                      <w:u w:val="none"/>
-                      <w:strike w:val="false"/>
-                      <w:sz w:val="22"/>
-                      <w:szCs w:val="22"/>
-                      <w:color w:val="000000"/>
-                    </w:rPr>
-                  </w:pPr>
-                  <w:r xmlns:w="http://schemas.openxmlformats.org/wordprocessingml/2006/main" xmlns:wp="http://schemas.openxmlformats.org/drawingml/2006/wordprocessingDrawing" xmlns:r="http://schemas.openxmlformats.org/officeDocument/2006/relationships" xmlns:w14="http://schemas.microsoft.com/office/word/2010/wordml">
-                    <w:rPr>
-                      <w:rFonts w:ascii="Calibri" w:hAnsi="Calibri" w:eastAsia="Calibri" w:cs="Calibri"/>
+                      <w:rFonts w:ascii="Arial" w:hAnsi="Arial" w:eastAsia="Arial" w:cs="Arial"/>
+                      <w:i w:val="false"/>
+                      <w:b w:val="false"/>
+                      <w:u w:val="none"/>
+                      <w:strike w:val="false"/>
+                      <w:sz w:val="22"/>
+                      <w:szCs w:val="22"/>
+                      <w:color w:val="000000"/>
+                    </w:rPr>
+                  </w:pPr>
+                  <w:r xmlns:w="http://schemas.openxmlformats.org/wordprocessingml/2006/main" xmlns:wp="http://schemas.openxmlformats.org/drawingml/2006/wordprocessingDrawing" xmlns:r="http://schemas.openxmlformats.org/officeDocument/2006/relationships" xmlns:w14="http://schemas.microsoft.com/office/word/2010/wordml">
+                    <w:rPr>
+                      <w:rFonts w:ascii="Arial" w:hAnsi="Arial" w:eastAsia="Arial" w:cs="Arial"/>
                       <w:i w:val="false"/>
                       <w:b w:val="false"/>
                       <w:u w:val="none"/>
@@ -7023,19 +7023,19 @@
                     <w:spacing w:after="100" w:before="100" w:line="240"/>
                     <w:ind w:left="100" w:right="100" w:firstLine="0" w:firstLineChars="0"/>
                     <w:rPr>
-                      <w:rFonts w:ascii="Calibri" w:hAnsi="Calibri" w:eastAsia="Calibri" w:cs="Calibri"/>
-                      <w:i w:val="false"/>
-                      <w:b w:val="false"/>
-                      <w:u w:val="none"/>
-                      <w:strike w:val="false"/>
-                      <w:sz w:val="22"/>
-                      <w:szCs w:val="22"/>
-                      <w:color w:val="000000"/>
-                    </w:rPr>
-                  </w:pPr>
-                  <w:r xmlns:w="http://schemas.openxmlformats.org/wordprocessingml/2006/main" xmlns:wp="http://schemas.openxmlformats.org/drawingml/2006/wordprocessingDrawing" xmlns:r="http://schemas.openxmlformats.org/officeDocument/2006/relationships" xmlns:w14="http://schemas.microsoft.com/office/word/2010/wordml">
-                    <w:rPr>
-                      <w:rFonts w:ascii="Calibri" w:hAnsi="Calibri" w:eastAsia="Calibri" w:cs="Calibri"/>
+                      <w:rFonts w:ascii="Arial" w:hAnsi="Arial" w:eastAsia="Arial" w:cs="Arial"/>
+                      <w:i w:val="false"/>
+                      <w:b w:val="false"/>
+                      <w:u w:val="none"/>
+                      <w:strike w:val="false"/>
+                      <w:sz w:val="22"/>
+                      <w:szCs w:val="22"/>
+                      <w:color w:val="000000"/>
+                    </w:rPr>
+                  </w:pPr>
+                  <w:r xmlns:w="http://schemas.openxmlformats.org/wordprocessingml/2006/main" xmlns:wp="http://schemas.openxmlformats.org/drawingml/2006/wordprocessingDrawing" xmlns:r="http://schemas.openxmlformats.org/officeDocument/2006/relationships" xmlns:w14="http://schemas.microsoft.com/office/word/2010/wordml">
+                    <w:rPr>
+                      <w:rFonts w:ascii="Arial" w:hAnsi="Arial" w:eastAsia="Arial" w:cs="Arial"/>
                       <w:i w:val="false"/>
                       <w:b w:val="false"/>
                       <w:u w:val="none"/>
@@ -7077,19 +7077,19 @@
                     <w:spacing w:after="100" w:before="100" w:line="240"/>
                     <w:ind w:left="100" w:right="100" w:firstLine="0" w:firstLineChars="0"/>
                     <w:rPr>
-                      <w:rFonts w:ascii="Calibri" w:hAnsi="Calibri" w:eastAsia="Calibri" w:cs="Calibri"/>
-                      <w:i w:val="false"/>
-                      <w:b w:val="false"/>
-                      <w:u w:val="none"/>
-                      <w:strike w:val="false"/>
-                      <w:sz w:val="22"/>
-                      <w:szCs w:val="22"/>
-                      <w:color w:val="000000"/>
-                    </w:rPr>
-                  </w:pPr>
-                  <w:r xmlns:w="http://schemas.openxmlformats.org/wordprocessingml/2006/main" xmlns:wp="http://schemas.openxmlformats.org/drawingml/2006/wordprocessingDrawing" xmlns:r="http://schemas.openxmlformats.org/officeDocument/2006/relationships" xmlns:w14="http://schemas.microsoft.com/office/word/2010/wordml">
-                    <w:rPr>
-                      <w:rFonts w:ascii="Calibri" w:hAnsi="Calibri" w:eastAsia="Calibri" w:cs="Calibri"/>
+                      <w:rFonts w:ascii="Arial" w:hAnsi="Arial" w:eastAsia="Arial" w:cs="Arial"/>
+                      <w:i w:val="false"/>
+                      <w:b w:val="false"/>
+                      <w:u w:val="none"/>
+                      <w:strike w:val="false"/>
+                      <w:sz w:val="22"/>
+                      <w:szCs w:val="22"/>
+                      <w:color w:val="000000"/>
+                    </w:rPr>
+                  </w:pPr>
+                  <w:r xmlns:w="http://schemas.openxmlformats.org/wordprocessingml/2006/main" xmlns:wp="http://schemas.openxmlformats.org/drawingml/2006/wordprocessingDrawing" xmlns:r="http://schemas.openxmlformats.org/officeDocument/2006/relationships" xmlns:w14="http://schemas.microsoft.com/office/word/2010/wordml">
+                    <w:rPr>
+                      <w:rFonts w:ascii="Arial" w:hAnsi="Arial" w:eastAsia="Arial" w:cs="Arial"/>
                       <w:i w:val="false"/>
                       <w:b w:val="false"/>
                       <w:u w:val="none"/>
@@ -7131,19 +7131,19 @@
                     <w:spacing w:after="100" w:before="100" w:line="240"/>
                     <w:ind w:left="100" w:right="100" w:firstLine="0" w:firstLineChars="0"/>
                     <w:rPr>
-                      <w:rFonts w:ascii="Calibri" w:hAnsi="Calibri" w:eastAsia="Calibri" w:cs="Calibri"/>
-                      <w:i w:val="false"/>
-                      <w:b w:val="false"/>
-                      <w:u w:val="none"/>
-                      <w:strike w:val="false"/>
-                      <w:sz w:val="22"/>
-                      <w:szCs w:val="22"/>
-                      <w:color w:val="000000"/>
-                    </w:rPr>
-                  </w:pPr>
-                  <w:r xmlns:w="http://schemas.openxmlformats.org/wordprocessingml/2006/main" xmlns:wp="http://schemas.openxmlformats.org/drawingml/2006/wordprocessingDrawing" xmlns:r="http://schemas.openxmlformats.org/officeDocument/2006/relationships" xmlns:w14="http://schemas.microsoft.com/office/word/2010/wordml">
-                    <w:rPr>
-                      <w:rFonts w:ascii="Calibri" w:hAnsi="Calibri" w:eastAsia="Calibri" w:cs="Calibri"/>
+                      <w:rFonts w:ascii="Arial" w:hAnsi="Arial" w:eastAsia="Arial" w:cs="Arial"/>
+                      <w:i w:val="false"/>
+                      <w:b w:val="false"/>
+                      <w:u w:val="none"/>
+                      <w:strike w:val="false"/>
+                      <w:sz w:val="22"/>
+                      <w:szCs w:val="22"/>
+                      <w:color w:val="000000"/>
+                    </w:rPr>
+                  </w:pPr>
+                  <w:r xmlns:w="http://schemas.openxmlformats.org/wordprocessingml/2006/main" xmlns:wp="http://schemas.openxmlformats.org/drawingml/2006/wordprocessingDrawing" xmlns:r="http://schemas.openxmlformats.org/officeDocument/2006/relationships" xmlns:w14="http://schemas.microsoft.com/office/word/2010/wordml">
+                    <w:rPr>
+                      <w:rFonts w:ascii="Arial" w:hAnsi="Arial" w:eastAsia="Arial" w:cs="Arial"/>
                       <w:i w:val="false"/>
                       <w:b w:val="false"/>
                       <w:u w:val="none"/>
@@ -7185,19 +7185,19 @@
                     <w:spacing w:after="100" w:before="100" w:line="240"/>
                     <w:ind w:left="100" w:right="100" w:firstLine="0" w:firstLineChars="0"/>
                     <w:rPr>
-                      <w:rFonts w:ascii="Calibri" w:hAnsi="Calibri" w:eastAsia="Calibri" w:cs="Calibri"/>
-                      <w:i w:val="false"/>
-                      <w:b w:val="false"/>
-                      <w:u w:val="none"/>
-                      <w:strike w:val="false"/>
-                      <w:sz w:val="22"/>
-                      <w:szCs w:val="22"/>
-                      <w:color w:val="000000"/>
-                    </w:rPr>
-                  </w:pPr>
-                  <w:r xmlns:w="http://schemas.openxmlformats.org/wordprocessingml/2006/main" xmlns:wp="http://schemas.openxmlformats.org/drawingml/2006/wordprocessingDrawing" xmlns:r="http://schemas.openxmlformats.org/officeDocument/2006/relationships" xmlns:w14="http://schemas.microsoft.com/office/word/2010/wordml">
-                    <w:rPr>
-                      <w:rFonts w:ascii="Calibri" w:hAnsi="Calibri" w:eastAsia="Calibri" w:cs="Calibri"/>
+                      <w:rFonts w:ascii="Arial" w:hAnsi="Arial" w:eastAsia="Arial" w:cs="Arial"/>
+                      <w:i w:val="false"/>
+                      <w:b w:val="false"/>
+                      <w:u w:val="none"/>
+                      <w:strike w:val="false"/>
+                      <w:sz w:val="22"/>
+                      <w:szCs w:val="22"/>
+                      <w:color w:val="000000"/>
+                    </w:rPr>
+                  </w:pPr>
+                  <w:r xmlns:w="http://schemas.openxmlformats.org/wordprocessingml/2006/main" xmlns:wp="http://schemas.openxmlformats.org/drawingml/2006/wordprocessingDrawing" xmlns:r="http://schemas.openxmlformats.org/officeDocument/2006/relationships" xmlns:w14="http://schemas.microsoft.com/office/word/2010/wordml">
+                    <w:rPr>
+                      <w:rFonts w:ascii="Arial" w:hAnsi="Arial" w:eastAsia="Arial" w:cs="Arial"/>
                       <w:i w:val="false"/>
                       <w:b w:val="false"/>
                       <w:u w:val="none"/>
@@ -7239,19 +7239,19 @@
                     <w:spacing w:after="100" w:before="100" w:line="240"/>
                     <w:ind w:left="100" w:right="100" w:firstLine="0" w:firstLineChars="0"/>
                     <w:rPr>
-                      <w:rFonts w:ascii="Calibri" w:hAnsi="Calibri" w:eastAsia="Calibri" w:cs="Calibri"/>
-                      <w:i w:val="false"/>
-                      <w:b w:val="false"/>
-                      <w:u w:val="none"/>
-                      <w:strike w:val="false"/>
-                      <w:sz w:val="22"/>
-                      <w:szCs w:val="22"/>
-                      <w:color w:val="000000"/>
-                    </w:rPr>
-                  </w:pPr>
-                  <w:r xmlns:w="http://schemas.openxmlformats.org/wordprocessingml/2006/main" xmlns:wp="http://schemas.openxmlformats.org/drawingml/2006/wordprocessingDrawing" xmlns:r="http://schemas.openxmlformats.org/officeDocument/2006/relationships" xmlns:w14="http://schemas.microsoft.com/office/word/2010/wordml">
-                    <w:rPr>
-                      <w:rFonts w:ascii="Calibri" w:hAnsi="Calibri" w:eastAsia="Calibri" w:cs="Calibri"/>
+                      <w:rFonts w:ascii="Arial" w:hAnsi="Arial" w:eastAsia="Arial" w:cs="Arial"/>
+                      <w:i w:val="false"/>
+                      <w:b w:val="false"/>
+                      <w:u w:val="none"/>
+                      <w:strike w:val="false"/>
+                      <w:sz w:val="22"/>
+                      <w:szCs w:val="22"/>
+                      <w:color w:val="000000"/>
+                    </w:rPr>
+                  </w:pPr>
+                  <w:r xmlns:w="http://schemas.openxmlformats.org/wordprocessingml/2006/main" xmlns:wp="http://schemas.openxmlformats.org/drawingml/2006/wordprocessingDrawing" xmlns:r="http://schemas.openxmlformats.org/officeDocument/2006/relationships" xmlns:w14="http://schemas.microsoft.com/office/word/2010/wordml">
+                    <w:rPr>
+                      <w:rFonts w:ascii="Arial" w:hAnsi="Arial" w:eastAsia="Arial" w:cs="Arial"/>
                       <w:i w:val="false"/>
                       <w:b w:val="false"/>
                       <w:u w:val="none"/>
@@ -7293,19 +7293,19 @@
                     <w:spacing w:after="100" w:before="100" w:line="240"/>
                     <w:ind w:left="100" w:right="100" w:firstLine="0" w:firstLineChars="0"/>
                     <w:rPr>
-                      <w:rFonts w:ascii="Calibri" w:hAnsi="Calibri" w:eastAsia="Calibri" w:cs="Calibri"/>
-                      <w:i w:val="false"/>
-                      <w:b w:val="false"/>
-                      <w:u w:val="none"/>
-                      <w:strike w:val="false"/>
-                      <w:sz w:val="22"/>
-                      <w:szCs w:val="22"/>
-                      <w:color w:val="000000"/>
-                    </w:rPr>
-                  </w:pPr>
-                  <w:r xmlns:w="http://schemas.openxmlformats.org/wordprocessingml/2006/main" xmlns:wp="http://schemas.openxmlformats.org/drawingml/2006/wordprocessingDrawing" xmlns:r="http://schemas.openxmlformats.org/officeDocument/2006/relationships" xmlns:w14="http://schemas.microsoft.com/office/word/2010/wordml">
-                    <w:rPr>
-                      <w:rFonts w:ascii="Calibri" w:hAnsi="Calibri" w:eastAsia="Calibri" w:cs="Calibri"/>
+                      <w:rFonts w:ascii="Arial" w:hAnsi="Arial" w:eastAsia="Arial" w:cs="Arial"/>
+                      <w:i w:val="false"/>
+                      <w:b w:val="false"/>
+                      <w:u w:val="none"/>
+                      <w:strike w:val="false"/>
+                      <w:sz w:val="22"/>
+                      <w:szCs w:val="22"/>
+                      <w:color w:val="000000"/>
+                    </w:rPr>
+                  </w:pPr>
+                  <w:r xmlns:w="http://schemas.openxmlformats.org/wordprocessingml/2006/main" xmlns:wp="http://schemas.openxmlformats.org/drawingml/2006/wordprocessingDrawing" xmlns:r="http://schemas.openxmlformats.org/officeDocument/2006/relationships" xmlns:w14="http://schemas.microsoft.com/office/word/2010/wordml">
+                    <w:rPr>
+                      <w:rFonts w:ascii="Arial" w:hAnsi="Arial" w:eastAsia="Arial" w:cs="Arial"/>
                       <w:i w:val="false"/>
                       <w:b w:val="false"/>
                       <w:u w:val="none"/>
@@ -7347,19 +7347,19 @@
                     <w:spacing w:after="100" w:before="100" w:line="240"/>
                     <w:ind w:left="100" w:right="100" w:firstLine="0" w:firstLineChars="0"/>
                     <w:rPr>
-                      <w:rFonts w:ascii="Calibri" w:hAnsi="Calibri" w:eastAsia="Calibri" w:cs="Calibri"/>
-                      <w:i w:val="false"/>
-                      <w:b w:val="false"/>
-                      <w:u w:val="none"/>
-                      <w:strike w:val="false"/>
-                      <w:sz w:val="22"/>
-                      <w:szCs w:val="22"/>
-                      <w:color w:val="000000"/>
-                    </w:rPr>
-                  </w:pPr>
-                  <w:r xmlns:w="http://schemas.openxmlformats.org/wordprocessingml/2006/main" xmlns:wp="http://schemas.openxmlformats.org/drawingml/2006/wordprocessingDrawing" xmlns:r="http://schemas.openxmlformats.org/officeDocument/2006/relationships" xmlns:w14="http://schemas.microsoft.com/office/word/2010/wordml">
-                    <w:rPr>
-                      <w:rFonts w:ascii="Calibri" w:hAnsi="Calibri" w:eastAsia="Calibri" w:cs="Calibri"/>
+                      <w:rFonts w:ascii="Arial" w:hAnsi="Arial" w:eastAsia="Arial" w:cs="Arial"/>
+                      <w:i w:val="false"/>
+                      <w:b w:val="false"/>
+                      <w:u w:val="none"/>
+                      <w:strike w:val="false"/>
+                      <w:sz w:val="22"/>
+                      <w:szCs w:val="22"/>
+                      <w:color w:val="000000"/>
+                    </w:rPr>
+                  </w:pPr>
+                  <w:r xmlns:w="http://schemas.openxmlformats.org/wordprocessingml/2006/main" xmlns:wp="http://schemas.openxmlformats.org/drawingml/2006/wordprocessingDrawing" xmlns:r="http://schemas.openxmlformats.org/officeDocument/2006/relationships" xmlns:w14="http://schemas.microsoft.com/office/word/2010/wordml">
+                    <w:rPr>
+                      <w:rFonts w:ascii="Arial" w:hAnsi="Arial" w:eastAsia="Arial" w:cs="Arial"/>
                       <w:i w:val="false"/>
                       <w:b w:val="false"/>
                       <w:u w:val="none"/>
@@ -7407,19 +7407,19 @@
                     <w:spacing w:after="100" w:before="100" w:line="240"/>
                     <w:ind w:left="100" w:right="100" w:firstLine="0" w:firstLineChars="0"/>
                     <w:rPr>
-                      <w:rFonts w:ascii="Calibri" w:hAnsi="Calibri" w:eastAsia="Calibri" w:cs="Calibri"/>
-                      <w:i w:val="false"/>
-                      <w:b w:val="false"/>
-                      <w:u w:val="none"/>
-                      <w:strike w:val="false"/>
-                      <w:sz w:val="22"/>
-                      <w:szCs w:val="22"/>
-                      <w:color w:val="000000"/>
-                    </w:rPr>
-                  </w:pPr>
-                  <w:r xmlns:w="http://schemas.openxmlformats.org/wordprocessingml/2006/main" xmlns:wp="http://schemas.openxmlformats.org/drawingml/2006/wordprocessingDrawing" xmlns:r="http://schemas.openxmlformats.org/officeDocument/2006/relationships" xmlns:w14="http://schemas.microsoft.com/office/word/2010/wordml">
-                    <w:rPr>
-                      <w:rFonts w:ascii="Calibri" w:hAnsi="Calibri" w:eastAsia="Calibri" w:cs="Calibri"/>
+                      <w:rFonts w:ascii="Arial" w:hAnsi="Arial" w:eastAsia="Arial" w:cs="Arial"/>
+                      <w:i w:val="false"/>
+                      <w:b w:val="false"/>
+                      <w:u w:val="none"/>
+                      <w:strike w:val="false"/>
+                      <w:sz w:val="22"/>
+                      <w:szCs w:val="22"/>
+                      <w:color w:val="000000"/>
+                    </w:rPr>
+                  </w:pPr>
+                  <w:r xmlns:w="http://schemas.openxmlformats.org/wordprocessingml/2006/main" xmlns:wp="http://schemas.openxmlformats.org/drawingml/2006/wordprocessingDrawing" xmlns:r="http://schemas.openxmlformats.org/officeDocument/2006/relationships" xmlns:w14="http://schemas.microsoft.com/office/word/2010/wordml">
+                    <w:rPr>
+                      <w:rFonts w:ascii="Arial" w:hAnsi="Arial" w:eastAsia="Arial" w:cs="Arial"/>
                       <w:i w:val="false"/>
                       <w:b w:val="false"/>
                       <w:u w:val="none"/>
@@ -7461,19 +7461,19 @@
                     <w:spacing w:after="100" w:before="100" w:line="240"/>
                     <w:ind w:left="100" w:right="100" w:firstLine="0" w:firstLineChars="0"/>
                     <w:rPr>
-                      <w:rFonts w:ascii="Calibri" w:hAnsi="Calibri" w:eastAsia="Calibri" w:cs="Calibri"/>
-                      <w:i w:val="false"/>
-                      <w:b w:val="false"/>
-                      <w:u w:val="none"/>
-                      <w:strike w:val="false"/>
-                      <w:sz w:val="22"/>
-                      <w:szCs w:val="22"/>
-                      <w:color w:val="000000"/>
-                    </w:rPr>
-                  </w:pPr>
-                  <w:r xmlns:w="http://schemas.openxmlformats.org/wordprocessingml/2006/main" xmlns:wp="http://schemas.openxmlformats.org/drawingml/2006/wordprocessingDrawing" xmlns:r="http://schemas.openxmlformats.org/officeDocument/2006/relationships" xmlns:w14="http://schemas.microsoft.com/office/word/2010/wordml">
-                    <w:rPr>
-                      <w:rFonts w:ascii="Calibri" w:hAnsi="Calibri" w:eastAsia="Calibri" w:cs="Calibri"/>
+                      <w:rFonts w:ascii="Arial" w:hAnsi="Arial" w:eastAsia="Arial" w:cs="Arial"/>
+                      <w:i w:val="false"/>
+                      <w:b w:val="false"/>
+                      <w:u w:val="none"/>
+                      <w:strike w:val="false"/>
+                      <w:sz w:val="22"/>
+                      <w:szCs w:val="22"/>
+                      <w:color w:val="000000"/>
+                    </w:rPr>
+                  </w:pPr>
+                  <w:r xmlns:w="http://schemas.openxmlformats.org/wordprocessingml/2006/main" xmlns:wp="http://schemas.openxmlformats.org/drawingml/2006/wordprocessingDrawing" xmlns:r="http://schemas.openxmlformats.org/officeDocument/2006/relationships" xmlns:w14="http://schemas.microsoft.com/office/word/2010/wordml">
+                    <w:rPr>
+                      <w:rFonts w:ascii="Arial" w:hAnsi="Arial" w:eastAsia="Arial" w:cs="Arial"/>
                       <w:i w:val="false"/>
                       <w:b w:val="false"/>
                       <w:u w:val="none"/>
@@ -7515,19 +7515,19 @@
                     <w:spacing w:after="100" w:before="100" w:line="240"/>
                     <w:ind w:left="100" w:right="100" w:firstLine="0" w:firstLineChars="0"/>
                     <w:rPr>
-                      <w:rFonts w:ascii="Calibri" w:hAnsi="Calibri" w:eastAsia="Calibri" w:cs="Calibri"/>
-                      <w:i w:val="false"/>
-                      <w:b w:val="false"/>
-                      <w:u w:val="none"/>
-                      <w:strike w:val="false"/>
-                      <w:sz w:val="22"/>
-                      <w:szCs w:val="22"/>
-                      <w:color w:val="000000"/>
-                    </w:rPr>
-                  </w:pPr>
-                  <w:r xmlns:w="http://schemas.openxmlformats.org/wordprocessingml/2006/main" xmlns:wp="http://schemas.openxmlformats.org/drawingml/2006/wordprocessingDrawing" xmlns:r="http://schemas.openxmlformats.org/officeDocument/2006/relationships" xmlns:w14="http://schemas.microsoft.com/office/word/2010/wordml">
-                    <w:rPr>
-                      <w:rFonts w:ascii="Calibri" w:hAnsi="Calibri" w:eastAsia="Calibri" w:cs="Calibri"/>
+                      <w:rFonts w:ascii="Arial" w:hAnsi="Arial" w:eastAsia="Arial" w:cs="Arial"/>
+                      <w:i w:val="false"/>
+                      <w:b w:val="false"/>
+                      <w:u w:val="none"/>
+                      <w:strike w:val="false"/>
+                      <w:sz w:val="22"/>
+                      <w:szCs w:val="22"/>
+                      <w:color w:val="000000"/>
+                    </w:rPr>
+                  </w:pPr>
+                  <w:r xmlns:w="http://schemas.openxmlformats.org/wordprocessingml/2006/main" xmlns:wp="http://schemas.openxmlformats.org/drawingml/2006/wordprocessingDrawing" xmlns:r="http://schemas.openxmlformats.org/officeDocument/2006/relationships" xmlns:w14="http://schemas.microsoft.com/office/word/2010/wordml">
+                    <w:rPr>
+                      <w:rFonts w:ascii="Arial" w:hAnsi="Arial" w:eastAsia="Arial" w:cs="Arial"/>
                       <w:i w:val="false"/>
                       <w:b w:val="false"/>
                       <w:u w:val="none"/>
@@ -7569,19 +7569,19 @@
                     <w:spacing w:after="100" w:before="100" w:line="240"/>
                     <w:ind w:left="100" w:right="100" w:firstLine="0" w:firstLineChars="0"/>
                     <w:rPr>
-                      <w:rFonts w:ascii="Calibri" w:hAnsi="Calibri" w:eastAsia="Calibri" w:cs="Calibri"/>
-                      <w:i w:val="false"/>
-                      <w:b w:val="false"/>
-                      <w:u w:val="none"/>
-                      <w:strike w:val="false"/>
-                      <w:sz w:val="22"/>
-                      <w:szCs w:val="22"/>
-                      <w:color w:val="000000"/>
-                    </w:rPr>
-                  </w:pPr>
-                  <w:r xmlns:w="http://schemas.openxmlformats.org/wordprocessingml/2006/main" xmlns:wp="http://schemas.openxmlformats.org/drawingml/2006/wordprocessingDrawing" xmlns:r="http://schemas.openxmlformats.org/officeDocument/2006/relationships" xmlns:w14="http://schemas.microsoft.com/office/word/2010/wordml">
-                    <w:rPr>
-                      <w:rFonts w:ascii="Calibri" w:hAnsi="Calibri" w:eastAsia="Calibri" w:cs="Calibri"/>
+                      <w:rFonts w:ascii="Arial" w:hAnsi="Arial" w:eastAsia="Arial" w:cs="Arial"/>
+                      <w:i w:val="false"/>
+                      <w:b w:val="false"/>
+                      <w:u w:val="none"/>
+                      <w:strike w:val="false"/>
+                      <w:sz w:val="22"/>
+                      <w:szCs w:val="22"/>
+                      <w:color w:val="000000"/>
+                    </w:rPr>
+                  </w:pPr>
+                  <w:r xmlns:w="http://schemas.openxmlformats.org/wordprocessingml/2006/main" xmlns:wp="http://schemas.openxmlformats.org/drawingml/2006/wordprocessingDrawing" xmlns:r="http://schemas.openxmlformats.org/officeDocument/2006/relationships" xmlns:w14="http://schemas.microsoft.com/office/word/2010/wordml">
+                    <w:rPr>
+                      <w:rFonts w:ascii="Arial" w:hAnsi="Arial" w:eastAsia="Arial" w:cs="Arial"/>
                       <w:i w:val="false"/>
                       <w:b w:val="false"/>
                       <w:u w:val="none"/>
@@ -7623,19 +7623,19 @@
                     <w:spacing w:after="100" w:before="100" w:line="240"/>
                     <w:ind w:left="100" w:right="100" w:firstLine="0" w:firstLineChars="0"/>
                     <w:rPr>
-                      <w:rFonts w:ascii="Calibri" w:hAnsi="Calibri" w:eastAsia="Calibri" w:cs="Calibri"/>
-                      <w:i w:val="false"/>
-                      <w:b w:val="false"/>
-                      <w:u w:val="none"/>
-                      <w:strike w:val="false"/>
-                      <w:sz w:val="22"/>
-                      <w:szCs w:val="22"/>
-                      <w:color w:val="000000"/>
-                    </w:rPr>
-                  </w:pPr>
-                  <w:r xmlns:w="http://schemas.openxmlformats.org/wordprocessingml/2006/main" xmlns:wp="http://schemas.openxmlformats.org/drawingml/2006/wordprocessingDrawing" xmlns:r="http://schemas.openxmlformats.org/officeDocument/2006/relationships" xmlns:w14="http://schemas.microsoft.com/office/word/2010/wordml">
-                    <w:rPr>
-                      <w:rFonts w:ascii="Calibri" w:hAnsi="Calibri" w:eastAsia="Calibri" w:cs="Calibri"/>
+                      <w:rFonts w:ascii="Arial" w:hAnsi="Arial" w:eastAsia="Arial" w:cs="Arial"/>
+                      <w:i w:val="false"/>
+                      <w:b w:val="false"/>
+                      <w:u w:val="none"/>
+                      <w:strike w:val="false"/>
+                      <w:sz w:val="22"/>
+                      <w:szCs w:val="22"/>
+                      <w:color w:val="000000"/>
+                    </w:rPr>
+                  </w:pPr>
+                  <w:r xmlns:w="http://schemas.openxmlformats.org/wordprocessingml/2006/main" xmlns:wp="http://schemas.openxmlformats.org/drawingml/2006/wordprocessingDrawing" xmlns:r="http://schemas.openxmlformats.org/officeDocument/2006/relationships" xmlns:w14="http://schemas.microsoft.com/office/word/2010/wordml">
+                    <w:rPr>
+                      <w:rFonts w:ascii="Arial" w:hAnsi="Arial" w:eastAsia="Arial" w:cs="Arial"/>
                       <w:i w:val="false"/>
                       <w:b w:val="false"/>
                       <w:u w:val="none"/>
@@ -7677,19 +7677,19 @@
                     <w:spacing w:after="100" w:before="100" w:line="240"/>
                     <w:ind w:left="100" w:right="100" w:firstLine="0" w:firstLineChars="0"/>
                     <w:rPr>
-                      <w:rFonts w:ascii="Calibri" w:hAnsi="Calibri" w:eastAsia="Calibri" w:cs="Calibri"/>
-                      <w:i w:val="false"/>
-                      <w:b w:val="false"/>
-                      <w:u w:val="none"/>
-                      <w:strike w:val="false"/>
-                      <w:sz w:val="22"/>
-                      <w:szCs w:val="22"/>
-                      <w:color w:val="000000"/>
-                    </w:rPr>
-                  </w:pPr>
-                  <w:r xmlns:w="http://schemas.openxmlformats.org/wordprocessingml/2006/main" xmlns:wp="http://schemas.openxmlformats.org/drawingml/2006/wordprocessingDrawing" xmlns:r="http://schemas.openxmlformats.org/officeDocument/2006/relationships" xmlns:w14="http://schemas.microsoft.com/office/word/2010/wordml">
-                    <w:rPr>
-                      <w:rFonts w:ascii="Calibri" w:hAnsi="Calibri" w:eastAsia="Calibri" w:cs="Calibri"/>
+                      <w:rFonts w:ascii="Arial" w:hAnsi="Arial" w:eastAsia="Arial" w:cs="Arial"/>
+                      <w:i w:val="false"/>
+                      <w:b w:val="false"/>
+                      <w:u w:val="none"/>
+                      <w:strike w:val="false"/>
+                      <w:sz w:val="22"/>
+                      <w:szCs w:val="22"/>
+                      <w:color w:val="000000"/>
+                    </w:rPr>
+                  </w:pPr>
+                  <w:r xmlns:w="http://schemas.openxmlformats.org/wordprocessingml/2006/main" xmlns:wp="http://schemas.openxmlformats.org/drawingml/2006/wordprocessingDrawing" xmlns:r="http://schemas.openxmlformats.org/officeDocument/2006/relationships" xmlns:w14="http://schemas.microsoft.com/office/word/2010/wordml">
+                    <w:rPr>
+                      <w:rFonts w:ascii="Arial" w:hAnsi="Arial" w:eastAsia="Arial" w:cs="Arial"/>
                       <w:i w:val="false"/>
                       <w:b w:val="false"/>
                       <w:u w:val="none"/>
@@ -7731,19 +7731,19 @@
                     <w:spacing w:after="100" w:before="100" w:line="240"/>
                     <w:ind w:left="100" w:right="100" w:firstLine="0" w:firstLineChars="0"/>
                     <w:rPr>
-                      <w:rFonts w:ascii="Calibri" w:hAnsi="Calibri" w:eastAsia="Calibri" w:cs="Calibri"/>
-                      <w:i w:val="false"/>
-                      <w:b w:val="false"/>
-                      <w:u w:val="none"/>
-                      <w:strike w:val="false"/>
-                      <w:sz w:val="22"/>
-                      <w:szCs w:val="22"/>
-                      <w:color w:val="000000"/>
-                    </w:rPr>
-                  </w:pPr>
-                  <w:r xmlns:w="http://schemas.openxmlformats.org/wordprocessingml/2006/main" xmlns:wp="http://schemas.openxmlformats.org/drawingml/2006/wordprocessingDrawing" xmlns:r="http://schemas.openxmlformats.org/officeDocument/2006/relationships" xmlns:w14="http://schemas.microsoft.com/office/word/2010/wordml">
-                    <w:rPr>
-                      <w:rFonts w:ascii="Calibri" w:hAnsi="Calibri" w:eastAsia="Calibri" w:cs="Calibri"/>
+                      <w:rFonts w:ascii="Arial" w:hAnsi="Arial" w:eastAsia="Arial" w:cs="Arial"/>
+                      <w:i w:val="false"/>
+                      <w:b w:val="false"/>
+                      <w:u w:val="none"/>
+                      <w:strike w:val="false"/>
+                      <w:sz w:val="22"/>
+                      <w:szCs w:val="22"/>
+                      <w:color w:val="000000"/>
+                    </w:rPr>
+                  </w:pPr>
+                  <w:r xmlns:w="http://schemas.openxmlformats.org/wordprocessingml/2006/main" xmlns:wp="http://schemas.openxmlformats.org/drawingml/2006/wordprocessingDrawing" xmlns:r="http://schemas.openxmlformats.org/officeDocument/2006/relationships" xmlns:w14="http://schemas.microsoft.com/office/word/2010/wordml">
+                    <w:rPr>
+                      <w:rFonts w:ascii="Arial" w:hAnsi="Arial" w:eastAsia="Arial" w:cs="Arial"/>
                       <w:i w:val="false"/>
                       <w:b w:val="false"/>
                       <w:u w:val="none"/>
@@ -7791,19 +7791,19 @@
                     <w:spacing w:after="100" w:before="100" w:line="240"/>
                     <w:ind w:left="100" w:right="100" w:firstLine="0" w:firstLineChars="0"/>
                     <w:rPr>
-                      <w:rFonts w:ascii="Calibri" w:hAnsi="Calibri" w:eastAsia="Calibri" w:cs="Calibri"/>
-                      <w:i w:val="false"/>
-                      <w:b w:val="false"/>
-                      <w:u w:val="none"/>
-                      <w:strike w:val="false"/>
-                      <w:sz w:val="22"/>
-                      <w:szCs w:val="22"/>
-                      <w:color w:val="000000"/>
-                    </w:rPr>
-                  </w:pPr>
-                  <w:r xmlns:w="http://schemas.openxmlformats.org/wordprocessingml/2006/main" xmlns:wp="http://schemas.openxmlformats.org/drawingml/2006/wordprocessingDrawing" xmlns:r="http://schemas.openxmlformats.org/officeDocument/2006/relationships" xmlns:w14="http://schemas.microsoft.com/office/word/2010/wordml">
-                    <w:rPr>
-                      <w:rFonts w:ascii="Calibri" w:hAnsi="Calibri" w:eastAsia="Calibri" w:cs="Calibri"/>
+                      <w:rFonts w:ascii="Arial" w:hAnsi="Arial" w:eastAsia="Arial" w:cs="Arial"/>
+                      <w:i w:val="false"/>
+                      <w:b w:val="false"/>
+                      <w:u w:val="none"/>
+                      <w:strike w:val="false"/>
+                      <w:sz w:val="22"/>
+                      <w:szCs w:val="22"/>
+                      <w:color w:val="000000"/>
+                    </w:rPr>
+                  </w:pPr>
+                  <w:r xmlns:w="http://schemas.openxmlformats.org/wordprocessingml/2006/main" xmlns:wp="http://schemas.openxmlformats.org/drawingml/2006/wordprocessingDrawing" xmlns:r="http://schemas.openxmlformats.org/officeDocument/2006/relationships" xmlns:w14="http://schemas.microsoft.com/office/word/2010/wordml">
+                    <w:rPr>
+                      <w:rFonts w:ascii="Arial" w:hAnsi="Arial" w:eastAsia="Arial" w:cs="Arial"/>
                       <w:i w:val="false"/>
                       <w:b w:val="false"/>
                       <w:u w:val="none"/>
@@ -7845,19 +7845,19 @@
                     <w:spacing w:after="100" w:before="100" w:line="240"/>
                     <w:ind w:left="100" w:right="100" w:firstLine="0" w:firstLineChars="0"/>
                     <w:rPr>
-                      <w:rFonts w:ascii="Calibri" w:hAnsi="Calibri" w:eastAsia="Calibri" w:cs="Calibri"/>
-                      <w:i w:val="false"/>
-                      <w:b w:val="false"/>
-                      <w:u w:val="none"/>
-                      <w:strike w:val="false"/>
-                      <w:sz w:val="22"/>
-                      <w:szCs w:val="22"/>
-                      <w:color w:val="000000"/>
-                    </w:rPr>
-                  </w:pPr>
-                  <w:r xmlns:w="http://schemas.openxmlformats.org/wordprocessingml/2006/main" xmlns:wp="http://schemas.openxmlformats.org/drawingml/2006/wordprocessingDrawing" xmlns:r="http://schemas.openxmlformats.org/officeDocument/2006/relationships" xmlns:w14="http://schemas.microsoft.com/office/word/2010/wordml">
-                    <w:rPr>
-                      <w:rFonts w:ascii="Calibri" w:hAnsi="Calibri" w:eastAsia="Calibri" w:cs="Calibri"/>
+                      <w:rFonts w:ascii="Arial" w:hAnsi="Arial" w:eastAsia="Arial" w:cs="Arial"/>
+                      <w:i w:val="false"/>
+                      <w:b w:val="false"/>
+                      <w:u w:val="none"/>
+                      <w:strike w:val="false"/>
+                      <w:sz w:val="22"/>
+                      <w:szCs w:val="22"/>
+                      <w:color w:val="000000"/>
+                    </w:rPr>
+                  </w:pPr>
+                  <w:r xmlns:w="http://schemas.openxmlformats.org/wordprocessingml/2006/main" xmlns:wp="http://schemas.openxmlformats.org/drawingml/2006/wordprocessingDrawing" xmlns:r="http://schemas.openxmlformats.org/officeDocument/2006/relationships" xmlns:w14="http://schemas.microsoft.com/office/word/2010/wordml">
+                    <w:rPr>
+                      <w:rFonts w:ascii="Arial" w:hAnsi="Arial" w:eastAsia="Arial" w:cs="Arial"/>
                       <w:i w:val="false"/>
                       <w:b w:val="false"/>
                       <w:u w:val="none"/>
@@ -7899,19 +7899,19 @@
                     <w:spacing w:after="100" w:before="100" w:line="240"/>
                     <w:ind w:left="100" w:right="100" w:firstLine="0" w:firstLineChars="0"/>
                     <w:rPr>
-                      <w:rFonts w:ascii="Calibri" w:hAnsi="Calibri" w:eastAsia="Calibri" w:cs="Calibri"/>
-                      <w:i w:val="false"/>
-                      <w:b w:val="false"/>
-                      <w:u w:val="none"/>
-                      <w:strike w:val="false"/>
-                      <w:sz w:val="22"/>
-                      <w:szCs w:val="22"/>
-                      <w:color w:val="000000"/>
-                    </w:rPr>
-                  </w:pPr>
-                  <w:r xmlns:w="http://schemas.openxmlformats.org/wordprocessingml/2006/main" xmlns:wp="http://schemas.openxmlformats.org/drawingml/2006/wordprocessingDrawing" xmlns:r="http://schemas.openxmlformats.org/officeDocument/2006/relationships" xmlns:w14="http://schemas.microsoft.com/office/word/2010/wordml">
-                    <w:rPr>
-                      <w:rFonts w:ascii="Calibri" w:hAnsi="Calibri" w:eastAsia="Calibri" w:cs="Calibri"/>
+                      <w:rFonts w:ascii="Arial" w:hAnsi="Arial" w:eastAsia="Arial" w:cs="Arial"/>
+                      <w:i w:val="false"/>
+                      <w:b w:val="false"/>
+                      <w:u w:val="none"/>
+                      <w:strike w:val="false"/>
+                      <w:sz w:val="22"/>
+                      <w:szCs w:val="22"/>
+                      <w:color w:val="000000"/>
+                    </w:rPr>
+                  </w:pPr>
+                  <w:r xmlns:w="http://schemas.openxmlformats.org/wordprocessingml/2006/main" xmlns:wp="http://schemas.openxmlformats.org/drawingml/2006/wordprocessingDrawing" xmlns:r="http://schemas.openxmlformats.org/officeDocument/2006/relationships" xmlns:w14="http://schemas.microsoft.com/office/word/2010/wordml">
+                    <w:rPr>
+                      <w:rFonts w:ascii="Arial" w:hAnsi="Arial" w:eastAsia="Arial" w:cs="Arial"/>
                       <w:i w:val="false"/>
                       <w:b w:val="false"/>
                       <w:u w:val="none"/>
@@ -7953,19 +7953,19 @@
                     <w:spacing w:after="100" w:before="100" w:line="240"/>
                     <w:ind w:left="100" w:right="100" w:firstLine="0" w:firstLineChars="0"/>
                     <w:rPr>
-                      <w:rFonts w:ascii="Calibri" w:hAnsi="Calibri" w:eastAsia="Calibri" w:cs="Calibri"/>
-                      <w:i w:val="false"/>
-                      <w:b w:val="false"/>
-                      <w:u w:val="none"/>
-                      <w:strike w:val="false"/>
-                      <w:sz w:val="22"/>
-                      <w:szCs w:val="22"/>
-                      <w:color w:val="000000"/>
-                    </w:rPr>
-                  </w:pPr>
-                  <w:r xmlns:w="http://schemas.openxmlformats.org/wordprocessingml/2006/main" xmlns:wp="http://schemas.openxmlformats.org/drawingml/2006/wordprocessingDrawing" xmlns:r="http://schemas.openxmlformats.org/officeDocument/2006/relationships" xmlns:w14="http://schemas.microsoft.com/office/word/2010/wordml">
-                    <w:rPr>
-                      <w:rFonts w:ascii="Calibri" w:hAnsi="Calibri" w:eastAsia="Calibri" w:cs="Calibri"/>
+                      <w:rFonts w:ascii="Arial" w:hAnsi="Arial" w:eastAsia="Arial" w:cs="Arial"/>
+                      <w:i w:val="false"/>
+                      <w:b w:val="false"/>
+                      <w:u w:val="none"/>
+                      <w:strike w:val="false"/>
+                      <w:sz w:val="22"/>
+                      <w:szCs w:val="22"/>
+                      <w:color w:val="000000"/>
+                    </w:rPr>
+                  </w:pPr>
+                  <w:r xmlns:w="http://schemas.openxmlformats.org/wordprocessingml/2006/main" xmlns:wp="http://schemas.openxmlformats.org/drawingml/2006/wordprocessingDrawing" xmlns:r="http://schemas.openxmlformats.org/officeDocument/2006/relationships" xmlns:w14="http://schemas.microsoft.com/office/word/2010/wordml">
+                    <w:rPr>
+                      <w:rFonts w:ascii="Arial" w:hAnsi="Arial" w:eastAsia="Arial" w:cs="Arial"/>
                       <w:i w:val="false"/>
                       <w:b w:val="false"/>
                       <w:u w:val="none"/>
@@ -8007,19 +8007,19 @@
                     <w:spacing w:after="100" w:before="100" w:line="240"/>
                     <w:ind w:left="100" w:right="100" w:firstLine="0" w:firstLineChars="0"/>
                     <w:rPr>
-                      <w:rFonts w:ascii="Calibri" w:hAnsi="Calibri" w:eastAsia="Calibri" w:cs="Calibri"/>
-                      <w:i w:val="false"/>
-                      <w:b w:val="false"/>
-                      <w:u w:val="none"/>
-                      <w:strike w:val="false"/>
-                      <w:sz w:val="22"/>
-                      <w:szCs w:val="22"/>
-                      <w:color w:val="000000"/>
-                    </w:rPr>
-                  </w:pPr>
-                  <w:r xmlns:w="http://schemas.openxmlformats.org/wordprocessingml/2006/main" xmlns:wp="http://schemas.openxmlformats.org/drawingml/2006/wordprocessingDrawing" xmlns:r="http://schemas.openxmlformats.org/officeDocument/2006/relationships" xmlns:w14="http://schemas.microsoft.com/office/word/2010/wordml">
-                    <w:rPr>
-                      <w:rFonts w:ascii="Calibri" w:hAnsi="Calibri" w:eastAsia="Calibri" w:cs="Calibri"/>
+                      <w:rFonts w:ascii="Arial" w:hAnsi="Arial" w:eastAsia="Arial" w:cs="Arial"/>
+                      <w:i w:val="false"/>
+                      <w:b w:val="false"/>
+                      <w:u w:val="none"/>
+                      <w:strike w:val="false"/>
+                      <w:sz w:val="22"/>
+                      <w:szCs w:val="22"/>
+                      <w:color w:val="000000"/>
+                    </w:rPr>
+                  </w:pPr>
+                  <w:r xmlns:w="http://schemas.openxmlformats.org/wordprocessingml/2006/main" xmlns:wp="http://schemas.openxmlformats.org/drawingml/2006/wordprocessingDrawing" xmlns:r="http://schemas.openxmlformats.org/officeDocument/2006/relationships" xmlns:w14="http://schemas.microsoft.com/office/word/2010/wordml">
+                    <w:rPr>
+                      <w:rFonts w:ascii="Arial" w:hAnsi="Arial" w:eastAsia="Arial" w:cs="Arial"/>
                       <w:i w:val="false"/>
                       <w:b w:val="false"/>
                       <w:u w:val="none"/>
@@ -8061,28 +8061,28 @@
                     <w:spacing w:after="100" w:before="100" w:line="240"/>
                     <w:ind w:left="100" w:right="100" w:firstLine="0" w:firstLineChars="0"/>
                     <w:rPr>
-                      <w:rFonts w:ascii="Calibri" w:hAnsi="Calibri" w:eastAsia="Calibri" w:cs="Calibri"/>
-                      <w:i w:val="false"/>
-                      <w:b w:val="false"/>
-                      <w:u w:val="none"/>
-                      <w:strike w:val="false"/>
-                      <w:sz w:val="22"/>
-                      <w:szCs w:val="22"/>
-                      <w:color w:val="000000"/>
-                    </w:rPr>
-                  </w:pPr>
-                  <w:r xmlns:w="http://schemas.openxmlformats.org/wordprocessingml/2006/main" xmlns:wp="http://schemas.openxmlformats.org/drawingml/2006/wordprocessingDrawing" xmlns:r="http://schemas.openxmlformats.org/officeDocument/2006/relationships" xmlns:w14="http://schemas.microsoft.com/office/word/2010/wordml">
-                    <w:rPr>
-                      <w:rFonts w:ascii="Calibri" w:hAnsi="Calibri" w:eastAsia="Calibri" w:cs="Calibri"/>
-                      <w:i w:val="false"/>
-                      <w:b w:val="false"/>
-                      <w:u w:val="none"/>
-                      <w:strike w:val="false"/>
-                      <w:sz w:val="22"/>
-                      <w:szCs w:val="22"/>
-                      <w:color w:val="000000"/>
-                    </w:rPr>
-                    <w:t xml:space="preserve">729.4</w:t>
+                      <w:rFonts w:ascii="Arial" w:hAnsi="Arial" w:eastAsia="Arial" w:cs="Arial"/>
+                      <w:i w:val="false"/>
+                      <w:b w:val="false"/>
+                      <w:u w:val="none"/>
+                      <w:strike w:val="false"/>
+                      <w:sz w:val="22"/>
+                      <w:szCs w:val="22"/>
+                      <w:color w:val="000000"/>
+                    </w:rPr>
+                  </w:pPr>
+                  <w:r xmlns:w="http://schemas.openxmlformats.org/wordprocessingml/2006/main" xmlns:wp="http://schemas.openxmlformats.org/drawingml/2006/wordprocessingDrawing" xmlns:r="http://schemas.openxmlformats.org/officeDocument/2006/relationships" xmlns:w14="http://schemas.microsoft.com/office/word/2010/wordml">
+                    <w:rPr>
+                      <w:rFonts w:ascii="Arial" w:hAnsi="Arial" w:eastAsia="Arial" w:cs="Arial"/>
+                      <w:i w:val="false"/>
+                      <w:b w:val="false"/>
+                      <w:u w:val="none"/>
+                      <w:strike w:val="false"/>
+                      <w:sz w:val="22"/>
+                      <w:szCs w:val="22"/>
+                      <w:color w:val="000000"/>
+                    </w:rPr>
+                    <w:t xml:space="preserve">749.9</w:t>
                   </w:r>
                 </w:p>
               </w:tc>
@@ -8115,19 +8115,19 @@
                     <w:spacing w:after="100" w:before="100" w:line="240"/>
                     <w:ind w:left="100" w:right="100" w:firstLine="0" w:firstLineChars="0"/>
                     <w:rPr>
-                      <w:rFonts w:ascii="Calibri" w:hAnsi="Calibri" w:eastAsia="Calibri" w:cs="Calibri"/>
-                      <w:i w:val="false"/>
-                      <w:b w:val="false"/>
-                      <w:u w:val="none"/>
-                      <w:strike w:val="false"/>
-                      <w:sz w:val="22"/>
-                      <w:szCs w:val="22"/>
-                      <w:color w:val="000000"/>
-                    </w:rPr>
-                  </w:pPr>
-                  <w:r xmlns:w="http://schemas.openxmlformats.org/wordprocessingml/2006/main" xmlns:wp="http://schemas.openxmlformats.org/drawingml/2006/wordprocessingDrawing" xmlns:r="http://schemas.openxmlformats.org/officeDocument/2006/relationships" xmlns:w14="http://schemas.microsoft.com/office/word/2010/wordml">
-                    <w:rPr>
-                      <w:rFonts w:ascii="Calibri" w:hAnsi="Calibri" w:eastAsia="Calibri" w:cs="Calibri"/>
+                      <w:rFonts w:ascii="Arial" w:hAnsi="Arial" w:eastAsia="Arial" w:cs="Arial"/>
+                      <w:i w:val="false"/>
+                      <w:b w:val="false"/>
+                      <w:u w:val="none"/>
+                      <w:strike w:val="false"/>
+                      <w:sz w:val="22"/>
+                      <w:szCs w:val="22"/>
+                      <w:color w:val="000000"/>
+                    </w:rPr>
+                  </w:pPr>
+                  <w:r xmlns:w="http://schemas.openxmlformats.org/wordprocessingml/2006/main" xmlns:wp="http://schemas.openxmlformats.org/drawingml/2006/wordprocessingDrawing" xmlns:r="http://schemas.openxmlformats.org/officeDocument/2006/relationships" xmlns:w14="http://schemas.microsoft.com/office/word/2010/wordml">
+                    <w:rPr>
+                      <w:rFonts w:ascii="Arial" w:hAnsi="Arial" w:eastAsia="Arial" w:cs="Arial"/>
                       <w:i w:val="false"/>
                       <w:b w:val="false"/>
                       <w:u w:val="none"/>
@@ -8175,19 +8175,19 @@
                     <w:spacing w:after="100" w:before="100" w:line="240"/>
                     <w:ind w:left="100" w:right="100" w:firstLine="0" w:firstLineChars="0"/>
                     <w:rPr>
-                      <w:rFonts w:ascii="Calibri" w:hAnsi="Calibri" w:eastAsia="Calibri" w:cs="Calibri"/>
-                      <w:i w:val="false"/>
-                      <w:b w:val="false"/>
-                      <w:u w:val="none"/>
-                      <w:strike w:val="false"/>
-                      <w:sz w:val="22"/>
-                      <w:szCs w:val="22"/>
-                      <w:color w:val="000000"/>
-                    </w:rPr>
-                  </w:pPr>
-                  <w:r xmlns:w="http://schemas.openxmlformats.org/wordprocessingml/2006/main" xmlns:wp="http://schemas.openxmlformats.org/drawingml/2006/wordprocessingDrawing" xmlns:r="http://schemas.openxmlformats.org/officeDocument/2006/relationships" xmlns:w14="http://schemas.microsoft.com/office/word/2010/wordml">
-                    <w:rPr>
-                      <w:rFonts w:ascii="Calibri" w:hAnsi="Calibri" w:eastAsia="Calibri" w:cs="Calibri"/>
+                      <w:rFonts w:ascii="Arial" w:hAnsi="Arial" w:eastAsia="Arial" w:cs="Arial"/>
+                      <w:i w:val="false"/>
+                      <w:b w:val="false"/>
+                      <w:u w:val="none"/>
+                      <w:strike w:val="false"/>
+                      <w:sz w:val="22"/>
+                      <w:szCs w:val="22"/>
+                      <w:color w:val="000000"/>
+                    </w:rPr>
+                  </w:pPr>
+                  <w:r xmlns:w="http://schemas.openxmlformats.org/wordprocessingml/2006/main" xmlns:wp="http://schemas.openxmlformats.org/drawingml/2006/wordprocessingDrawing" xmlns:r="http://schemas.openxmlformats.org/officeDocument/2006/relationships" xmlns:w14="http://schemas.microsoft.com/office/word/2010/wordml">
+                    <w:rPr>
+                      <w:rFonts w:ascii="Arial" w:hAnsi="Arial" w:eastAsia="Arial" w:cs="Arial"/>
                       <w:i w:val="false"/>
                       <w:b w:val="false"/>
                       <w:u w:val="none"/>
@@ -8229,19 +8229,19 @@
                     <w:spacing w:after="100" w:before="100" w:line="240"/>
                     <w:ind w:left="100" w:right="100" w:firstLine="0" w:firstLineChars="0"/>
                     <w:rPr>
-                      <w:rFonts w:ascii="Calibri" w:hAnsi="Calibri" w:eastAsia="Calibri" w:cs="Calibri"/>
-                      <w:i w:val="false"/>
-                      <w:b w:val="false"/>
-                      <w:u w:val="none"/>
-                      <w:strike w:val="false"/>
-                      <w:sz w:val="22"/>
-                      <w:szCs w:val="22"/>
-                      <w:color w:val="000000"/>
-                    </w:rPr>
-                  </w:pPr>
-                  <w:r xmlns:w="http://schemas.openxmlformats.org/wordprocessingml/2006/main" xmlns:wp="http://schemas.openxmlformats.org/drawingml/2006/wordprocessingDrawing" xmlns:r="http://schemas.openxmlformats.org/officeDocument/2006/relationships" xmlns:w14="http://schemas.microsoft.com/office/word/2010/wordml">
-                    <w:rPr>
-                      <w:rFonts w:ascii="Calibri" w:hAnsi="Calibri" w:eastAsia="Calibri" w:cs="Calibri"/>
+                      <w:rFonts w:ascii="Arial" w:hAnsi="Arial" w:eastAsia="Arial" w:cs="Arial"/>
+                      <w:i w:val="false"/>
+                      <w:b w:val="false"/>
+                      <w:u w:val="none"/>
+                      <w:strike w:val="false"/>
+                      <w:sz w:val="22"/>
+                      <w:szCs w:val="22"/>
+                      <w:color w:val="000000"/>
+                    </w:rPr>
+                  </w:pPr>
+                  <w:r xmlns:w="http://schemas.openxmlformats.org/wordprocessingml/2006/main" xmlns:wp="http://schemas.openxmlformats.org/drawingml/2006/wordprocessingDrawing" xmlns:r="http://schemas.openxmlformats.org/officeDocument/2006/relationships" xmlns:w14="http://schemas.microsoft.com/office/word/2010/wordml">
+                    <w:rPr>
+                      <w:rFonts w:ascii="Arial" w:hAnsi="Arial" w:eastAsia="Arial" w:cs="Arial"/>
                       <w:i w:val="false"/>
                       <w:b w:val="false"/>
                       <w:u w:val="none"/>
@@ -8283,19 +8283,19 @@
                     <w:spacing w:after="100" w:before="100" w:line="240"/>
                     <w:ind w:left="100" w:right="100" w:firstLine="0" w:firstLineChars="0"/>
                     <w:rPr>
-                      <w:rFonts w:ascii="Calibri" w:hAnsi="Calibri" w:eastAsia="Calibri" w:cs="Calibri"/>
-                      <w:i w:val="false"/>
-                      <w:b w:val="false"/>
-                      <w:u w:val="none"/>
-                      <w:strike w:val="false"/>
-                      <w:sz w:val="22"/>
-                      <w:szCs w:val="22"/>
-                      <w:color w:val="000000"/>
-                    </w:rPr>
-                  </w:pPr>
-                  <w:r xmlns:w="http://schemas.openxmlformats.org/wordprocessingml/2006/main" xmlns:wp="http://schemas.openxmlformats.org/drawingml/2006/wordprocessingDrawing" xmlns:r="http://schemas.openxmlformats.org/officeDocument/2006/relationships" xmlns:w14="http://schemas.microsoft.com/office/word/2010/wordml">
-                    <w:rPr>
-                      <w:rFonts w:ascii="Calibri" w:hAnsi="Calibri" w:eastAsia="Calibri" w:cs="Calibri"/>
+                      <w:rFonts w:ascii="Arial" w:hAnsi="Arial" w:eastAsia="Arial" w:cs="Arial"/>
+                      <w:i w:val="false"/>
+                      <w:b w:val="false"/>
+                      <w:u w:val="none"/>
+                      <w:strike w:val="false"/>
+                      <w:sz w:val="22"/>
+                      <w:szCs w:val="22"/>
+                      <w:color w:val="000000"/>
+                    </w:rPr>
+                  </w:pPr>
+                  <w:r xmlns:w="http://schemas.openxmlformats.org/wordprocessingml/2006/main" xmlns:wp="http://schemas.openxmlformats.org/drawingml/2006/wordprocessingDrawing" xmlns:r="http://schemas.openxmlformats.org/officeDocument/2006/relationships" xmlns:w14="http://schemas.microsoft.com/office/word/2010/wordml">
+                    <w:rPr>
+                      <w:rFonts w:ascii="Arial" w:hAnsi="Arial" w:eastAsia="Arial" w:cs="Arial"/>
                       <w:i w:val="false"/>
                       <w:b w:val="false"/>
                       <w:u w:val="none"/>
@@ -8337,19 +8337,19 @@
                     <w:spacing w:after="100" w:before="100" w:line="240"/>
                     <w:ind w:left="100" w:right="100" w:firstLine="0" w:firstLineChars="0"/>
                     <w:rPr>
-                      <w:rFonts w:ascii="Calibri" w:hAnsi="Calibri" w:eastAsia="Calibri" w:cs="Calibri"/>
-                      <w:i w:val="false"/>
-                      <w:b w:val="false"/>
-                      <w:u w:val="none"/>
-                      <w:strike w:val="false"/>
-                      <w:sz w:val="22"/>
-                      <w:szCs w:val="22"/>
-                      <w:color w:val="000000"/>
-                    </w:rPr>
-                  </w:pPr>
-                  <w:r xmlns:w="http://schemas.openxmlformats.org/wordprocessingml/2006/main" xmlns:wp="http://schemas.openxmlformats.org/drawingml/2006/wordprocessingDrawing" xmlns:r="http://schemas.openxmlformats.org/officeDocument/2006/relationships" xmlns:w14="http://schemas.microsoft.com/office/word/2010/wordml">
-                    <w:rPr>
-                      <w:rFonts w:ascii="Calibri" w:hAnsi="Calibri" w:eastAsia="Calibri" w:cs="Calibri"/>
+                      <w:rFonts w:ascii="Arial" w:hAnsi="Arial" w:eastAsia="Arial" w:cs="Arial"/>
+                      <w:i w:val="false"/>
+                      <w:b w:val="false"/>
+                      <w:u w:val="none"/>
+                      <w:strike w:val="false"/>
+                      <w:sz w:val="22"/>
+                      <w:szCs w:val="22"/>
+                      <w:color w:val="000000"/>
+                    </w:rPr>
+                  </w:pPr>
+                  <w:r xmlns:w="http://schemas.openxmlformats.org/wordprocessingml/2006/main" xmlns:wp="http://schemas.openxmlformats.org/drawingml/2006/wordprocessingDrawing" xmlns:r="http://schemas.openxmlformats.org/officeDocument/2006/relationships" xmlns:w14="http://schemas.microsoft.com/office/word/2010/wordml">
+                    <w:rPr>
+                      <w:rFonts w:ascii="Arial" w:hAnsi="Arial" w:eastAsia="Arial" w:cs="Arial"/>
                       <w:i w:val="false"/>
                       <w:b w:val="false"/>
                       <w:u w:val="none"/>
@@ -8391,19 +8391,19 @@
                     <w:spacing w:after="100" w:before="100" w:line="240"/>
                     <w:ind w:left="100" w:right="100" w:firstLine="0" w:firstLineChars="0"/>
                     <w:rPr>
-                      <w:rFonts w:ascii="Calibri" w:hAnsi="Calibri" w:eastAsia="Calibri" w:cs="Calibri"/>
-                      <w:i w:val="false"/>
-                      <w:b w:val="false"/>
-                      <w:u w:val="none"/>
-                      <w:strike w:val="false"/>
-                      <w:sz w:val="22"/>
-                      <w:szCs w:val="22"/>
-                      <w:color w:val="000000"/>
-                    </w:rPr>
-                  </w:pPr>
-                  <w:r xmlns:w="http://schemas.openxmlformats.org/wordprocessingml/2006/main" xmlns:wp="http://schemas.openxmlformats.org/drawingml/2006/wordprocessingDrawing" xmlns:r="http://schemas.openxmlformats.org/officeDocument/2006/relationships" xmlns:w14="http://schemas.microsoft.com/office/word/2010/wordml">
-                    <w:rPr>
-                      <w:rFonts w:ascii="Calibri" w:hAnsi="Calibri" w:eastAsia="Calibri" w:cs="Calibri"/>
+                      <w:rFonts w:ascii="Arial" w:hAnsi="Arial" w:eastAsia="Arial" w:cs="Arial"/>
+                      <w:i w:val="false"/>
+                      <w:b w:val="false"/>
+                      <w:u w:val="none"/>
+                      <w:strike w:val="false"/>
+                      <w:sz w:val="22"/>
+                      <w:szCs w:val="22"/>
+                      <w:color w:val="000000"/>
+                    </w:rPr>
+                  </w:pPr>
+                  <w:r xmlns:w="http://schemas.openxmlformats.org/wordprocessingml/2006/main" xmlns:wp="http://schemas.openxmlformats.org/drawingml/2006/wordprocessingDrawing" xmlns:r="http://schemas.openxmlformats.org/officeDocument/2006/relationships" xmlns:w14="http://schemas.microsoft.com/office/word/2010/wordml">
+                    <w:rPr>
+                      <w:rFonts w:ascii="Arial" w:hAnsi="Arial" w:eastAsia="Arial" w:cs="Arial"/>
                       <w:i w:val="false"/>
                       <w:b w:val="false"/>
                       <w:u w:val="none"/>
@@ -8445,28 +8445,28 @@
                     <w:spacing w:after="100" w:before="100" w:line="240"/>
                     <w:ind w:left="100" w:right="100" w:firstLine="0" w:firstLineChars="0"/>
                     <w:rPr>
-                      <w:rFonts w:ascii="Calibri" w:hAnsi="Calibri" w:eastAsia="Calibri" w:cs="Calibri"/>
-                      <w:i w:val="false"/>
-                      <w:b w:val="false"/>
-                      <w:u w:val="none"/>
-                      <w:strike w:val="false"/>
-                      <w:sz w:val="22"/>
-                      <w:szCs w:val="22"/>
-                      <w:color w:val="000000"/>
-                    </w:rPr>
-                  </w:pPr>
-                  <w:r xmlns:w="http://schemas.openxmlformats.org/wordprocessingml/2006/main" xmlns:wp="http://schemas.openxmlformats.org/drawingml/2006/wordprocessingDrawing" xmlns:r="http://schemas.openxmlformats.org/officeDocument/2006/relationships" xmlns:w14="http://schemas.microsoft.com/office/word/2010/wordml">
-                    <w:rPr>
-                      <w:rFonts w:ascii="Calibri" w:hAnsi="Calibri" w:eastAsia="Calibri" w:cs="Calibri"/>
-                      <w:i w:val="false"/>
-                      <w:b w:val="false"/>
-                      <w:u w:val="none"/>
-                      <w:strike w:val="false"/>
-                      <w:sz w:val="22"/>
-                      <w:szCs w:val="22"/>
-                      <w:color w:val="000000"/>
-                    </w:rPr>
-                    <w:t xml:space="preserve">254.4</w:t>
+                      <w:rFonts w:ascii="Arial" w:hAnsi="Arial" w:eastAsia="Arial" w:cs="Arial"/>
+                      <w:i w:val="false"/>
+                      <w:b w:val="false"/>
+                      <w:u w:val="none"/>
+                      <w:strike w:val="false"/>
+                      <w:sz w:val="22"/>
+                      <w:szCs w:val="22"/>
+                      <w:color w:val="000000"/>
+                    </w:rPr>
+                  </w:pPr>
+                  <w:r xmlns:w="http://schemas.openxmlformats.org/wordprocessingml/2006/main" xmlns:wp="http://schemas.openxmlformats.org/drawingml/2006/wordprocessingDrawing" xmlns:r="http://schemas.openxmlformats.org/officeDocument/2006/relationships" xmlns:w14="http://schemas.microsoft.com/office/word/2010/wordml">
+                    <w:rPr>
+                      <w:rFonts w:ascii="Arial" w:hAnsi="Arial" w:eastAsia="Arial" w:cs="Arial"/>
+                      <w:i w:val="false"/>
+                      <w:b w:val="false"/>
+                      <w:u w:val="none"/>
+                      <w:strike w:val="false"/>
+                      <w:sz w:val="22"/>
+                      <w:szCs w:val="22"/>
+                      <w:color w:val="000000"/>
+                    </w:rPr>
+                    <w:t xml:space="preserve">257.3</w:t>
                   </w:r>
                 </w:p>
               </w:tc>
@@ -8499,19 +8499,19 @@
                     <w:spacing w:after="100" w:before="100" w:line="240"/>
                     <w:ind w:left="100" w:right="100" w:firstLine="0" w:firstLineChars="0"/>
                     <w:rPr>
-                      <w:rFonts w:ascii="Calibri" w:hAnsi="Calibri" w:eastAsia="Calibri" w:cs="Calibri"/>
-                      <w:i w:val="false"/>
-                      <w:b w:val="false"/>
-                      <w:u w:val="none"/>
-                      <w:strike w:val="false"/>
-                      <w:sz w:val="22"/>
-                      <w:szCs w:val="22"/>
-                      <w:color w:val="000000"/>
-                    </w:rPr>
-                  </w:pPr>
-                  <w:r xmlns:w="http://schemas.openxmlformats.org/wordprocessingml/2006/main" xmlns:wp="http://schemas.openxmlformats.org/drawingml/2006/wordprocessingDrawing" xmlns:r="http://schemas.openxmlformats.org/officeDocument/2006/relationships" xmlns:w14="http://schemas.microsoft.com/office/word/2010/wordml">
-                    <w:rPr>
-                      <w:rFonts w:ascii="Calibri" w:hAnsi="Calibri" w:eastAsia="Calibri" w:cs="Calibri"/>
+                      <w:rFonts w:ascii="Arial" w:hAnsi="Arial" w:eastAsia="Arial" w:cs="Arial"/>
+                      <w:i w:val="false"/>
+                      <w:b w:val="false"/>
+                      <w:u w:val="none"/>
+                      <w:strike w:val="false"/>
+                      <w:sz w:val="22"/>
+                      <w:szCs w:val="22"/>
+                      <w:color w:val="000000"/>
+                    </w:rPr>
+                  </w:pPr>
+                  <w:r xmlns:w="http://schemas.openxmlformats.org/wordprocessingml/2006/main" xmlns:wp="http://schemas.openxmlformats.org/drawingml/2006/wordprocessingDrawing" xmlns:r="http://schemas.openxmlformats.org/officeDocument/2006/relationships" xmlns:w14="http://schemas.microsoft.com/office/word/2010/wordml">
+                    <w:rPr>
+                      <w:rFonts w:ascii="Arial" w:hAnsi="Arial" w:eastAsia="Arial" w:cs="Arial"/>
                       <w:i w:val="false"/>
                       <w:b w:val="false"/>
                       <w:u w:val="none"/>
@@ -8559,19 +8559,19 @@
                     <w:spacing w:after="100" w:before="100" w:line="240"/>
                     <w:ind w:left="100" w:right="100" w:firstLine="0" w:firstLineChars="0"/>
                     <w:rPr>
-                      <w:rFonts w:ascii="Calibri" w:hAnsi="Calibri" w:eastAsia="Calibri" w:cs="Calibri"/>
-                      <w:i w:val="false"/>
-                      <w:b w:val="false"/>
-                      <w:u w:val="none"/>
-                      <w:strike w:val="false"/>
-                      <w:sz w:val="22"/>
-                      <w:szCs w:val="22"/>
-                      <w:color w:val="000000"/>
-                    </w:rPr>
-                  </w:pPr>
-                  <w:r xmlns:w="http://schemas.openxmlformats.org/wordprocessingml/2006/main" xmlns:wp="http://schemas.openxmlformats.org/drawingml/2006/wordprocessingDrawing" xmlns:r="http://schemas.openxmlformats.org/officeDocument/2006/relationships" xmlns:w14="http://schemas.microsoft.com/office/word/2010/wordml">
-                    <w:rPr>
-                      <w:rFonts w:ascii="Calibri" w:hAnsi="Calibri" w:eastAsia="Calibri" w:cs="Calibri"/>
+                      <w:rFonts w:ascii="Arial" w:hAnsi="Arial" w:eastAsia="Arial" w:cs="Arial"/>
+                      <w:i w:val="false"/>
+                      <w:b w:val="false"/>
+                      <w:u w:val="none"/>
+                      <w:strike w:val="false"/>
+                      <w:sz w:val="22"/>
+                      <w:szCs w:val="22"/>
+                      <w:color w:val="000000"/>
+                    </w:rPr>
+                  </w:pPr>
+                  <w:r xmlns:w="http://schemas.openxmlformats.org/wordprocessingml/2006/main" xmlns:wp="http://schemas.openxmlformats.org/drawingml/2006/wordprocessingDrawing" xmlns:r="http://schemas.openxmlformats.org/officeDocument/2006/relationships" xmlns:w14="http://schemas.microsoft.com/office/word/2010/wordml">
+                    <w:rPr>
+                      <w:rFonts w:ascii="Arial" w:hAnsi="Arial" w:eastAsia="Arial" w:cs="Arial"/>
                       <w:i w:val="false"/>
                       <w:b w:val="false"/>
                       <w:u w:val="none"/>
@@ -8613,19 +8613,19 @@
                     <w:spacing w:after="100" w:before="100" w:line="240"/>
                     <w:ind w:left="100" w:right="100" w:firstLine="0" w:firstLineChars="0"/>
                     <w:rPr>
-                      <w:rFonts w:ascii="Calibri" w:hAnsi="Calibri" w:eastAsia="Calibri" w:cs="Calibri"/>
-                      <w:i w:val="false"/>
-                      <w:b w:val="false"/>
-                      <w:u w:val="none"/>
-                      <w:strike w:val="false"/>
-                      <w:sz w:val="22"/>
-                      <w:szCs w:val="22"/>
-                      <w:color w:val="000000"/>
-                    </w:rPr>
-                  </w:pPr>
-                  <w:r xmlns:w="http://schemas.openxmlformats.org/wordprocessingml/2006/main" xmlns:wp="http://schemas.openxmlformats.org/drawingml/2006/wordprocessingDrawing" xmlns:r="http://schemas.openxmlformats.org/officeDocument/2006/relationships" xmlns:w14="http://schemas.microsoft.com/office/word/2010/wordml">
-                    <w:rPr>
-                      <w:rFonts w:ascii="Calibri" w:hAnsi="Calibri" w:eastAsia="Calibri" w:cs="Calibri"/>
+                      <w:rFonts w:ascii="Arial" w:hAnsi="Arial" w:eastAsia="Arial" w:cs="Arial"/>
+                      <w:i w:val="false"/>
+                      <w:b w:val="false"/>
+                      <w:u w:val="none"/>
+                      <w:strike w:val="false"/>
+                      <w:sz w:val="22"/>
+                      <w:szCs w:val="22"/>
+                      <w:color w:val="000000"/>
+                    </w:rPr>
+                  </w:pPr>
+                  <w:r xmlns:w="http://schemas.openxmlformats.org/wordprocessingml/2006/main" xmlns:wp="http://schemas.openxmlformats.org/drawingml/2006/wordprocessingDrawing" xmlns:r="http://schemas.openxmlformats.org/officeDocument/2006/relationships" xmlns:w14="http://schemas.microsoft.com/office/word/2010/wordml">
+                    <w:rPr>
+                      <w:rFonts w:ascii="Arial" w:hAnsi="Arial" w:eastAsia="Arial" w:cs="Arial"/>
                       <w:i w:val="false"/>
                       <w:b w:val="false"/>
                       <w:u w:val="none"/>
@@ -8667,19 +8667,19 @@
                     <w:spacing w:after="100" w:before="100" w:line="240"/>
                     <w:ind w:left="100" w:right="100" w:firstLine="0" w:firstLineChars="0"/>
                     <w:rPr>
-                      <w:rFonts w:ascii="Calibri" w:hAnsi="Calibri" w:eastAsia="Calibri" w:cs="Calibri"/>
-                      <w:i w:val="false"/>
-                      <w:b w:val="false"/>
-                      <w:u w:val="none"/>
-                      <w:strike w:val="false"/>
-                      <w:sz w:val="22"/>
-                      <w:szCs w:val="22"/>
-                      <w:color w:val="000000"/>
-                    </w:rPr>
-                  </w:pPr>
-                  <w:r xmlns:w="http://schemas.openxmlformats.org/wordprocessingml/2006/main" xmlns:wp="http://schemas.openxmlformats.org/drawingml/2006/wordprocessingDrawing" xmlns:r="http://schemas.openxmlformats.org/officeDocument/2006/relationships" xmlns:w14="http://schemas.microsoft.com/office/word/2010/wordml">
-                    <w:rPr>
-                      <w:rFonts w:ascii="Calibri" w:hAnsi="Calibri" w:eastAsia="Calibri" w:cs="Calibri"/>
+                      <w:rFonts w:ascii="Arial" w:hAnsi="Arial" w:eastAsia="Arial" w:cs="Arial"/>
+                      <w:i w:val="false"/>
+                      <w:b w:val="false"/>
+                      <w:u w:val="none"/>
+                      <w:strike w:val="false"/>
+                      <w:sz w:val="22"/>
+                      <w:szCs w:val="22"/>
+                      <w:color w:val="000000"/>
+                    </w:rPr>
+                  </w:pPr>
+                  <w:r xmlns:w="http://schemas.openxmlformats.org/wordprocessingml/2006/main" xmlns:wp="http://schemas.openxmlformats.org/drawingml/2006/wordprocessingDrawing" xmlns:r="http://schemas.openxmlformats.org/officeDocument/2006/relationships" xmlns:w14="http://schemas.microsoft.com/office/word/2010/wordml">
+                    <w:rPr>
+                      <w:rFonts w:ascii="Arial" w:hAnsi="Arial" w:eastAsia="Arial" w:cs="Arial"/>
                       <w:i w:val="false"/>
                       <w:b w:val="false"/>
                       <w:u w:val="none"/>
@@ -8721,19 +8721,19 @@
                     <w:spacing w:after="100" w:before="100" w:line="240"/>
                     <w:ind w:left="100" w:right="100" w:firstLine="0" w:firstLineChars="0"/>
                     <w:rPr>
-                      <w:rFonts w:ascii="Calibri" w:hAnsi="Calibri" w:eastAsia="Calibri" w:cs="Calibri"/>
-                      <w:i w:val="false"/>
-                      <w:b w:val="false"/>
-                      <w:u w:val="none"/>
-                      <w:strike w:val="false"/>
-                      <w:sz w:val="22"/>
-                      <w:szCs w:val="22"/>
-                      <w:color w:val="000000"/>
-                    </w:rPr>
-                  </w:pPr>
-                  <w:r xmlns:w="http://schemas.openxmlformats.org/wordprocessingml/2006/main" xmlns:wp="http://schemas.openxmlformats.org/drawingml/2006/wordprocessingDrawing" xmlns:r="http://schemas.openxmlformats.org/officeDocument/2006/relationships" xmlns:w14="http://schemas.microsoft.com/office/word/2010/wordml">
-                    <w:rPr>
-                      <w:rFonts w:ascii="Calibri" w:hAnsi="Calibri" w:eastAsia="Calibri" w:cs="Calibri"/>
+                      <w:rFonts w:ascii="Arial" w:hAnsi="Arial" w:eastAsia="Arial" w:cs="Arial"/>
+                      <w:i w:val="false"/>
+                      <w:b w:val="false"/>
+                      <w:u w:val="none"/>
+                      <w:strike w:val="false"/>
+                      <w:sz w:val="22"/>
+                      <w:szCs w:val="22"/>
+                      <w:color w:val="000000"/>
+                    </w:rPr>
+                  </w:pPr>
+                  <w:r xmlns:w="http://schemas.openxmlformats.org/wordprocessingml/2006/main" xmlns:wp="http://schemas.openxmlformats.org/drawingml/2006/wordprocessingDrawing" xmlns:r="http://schemas.openxmlformats.org/officeDocument/2006/relationships" xmlns:w14="http://schemas.microsoft.com/office/word/2010/wordml">
+                    <w:rPr>
+                      <w:rFonts w:ascii="Arial" w:hAnsi="Arial" w:eastAsia="Arial" w:cs="Arial"/>
                       <w:i w:val="false"/>
                       <w:b w:val="false"/>
                       <w:u w:val="none"/>
@@ -8775,19 +8775,19 @@
                     <w:spacing w:after="100" w:before="100" w:line="240"/>
                     <w:ind w:left="100" w:right="100" w:firstLine="0" w:firstLineChars="0"/>
                     <w:rPr>
-                      <w:rFonts w:ascii="Calibri" w:hAnsi="Calibri" w:eastAsia="Calibri" w:cs="Calibri"/>
-                      <w:i w:val="false"/>
-                      <w:b w:val="false"/>
-                      <w:u w:val="none"/>
-                      <w:strike w:val="false"/>
-                      <w:sz w:val="22"/>
-                      <w:szCs w:val="22"/>
-                      <w:color w:val="000000"/>
-                    </w:rPr>
-                  </w:pPr>
-                  <w:r xmlns:w="http://schemas.openxmlformats.org/wordprocessingml/2006/main" xmlns:wp="http://schemas.openxmlformats.org/drawingml/2006/wordprocessingDrawing" xmlns:r="http://schemas.openxmlformats.org/officeDocument/2006/relationships" xmlns:w14="http://schemas.microsoft.com/office/word/2010/wordml">
-                    <w:rPr>
-                      <w:rFonts w:ascii="Calibri" w:hAnsi="Calibri" w:eastAsia="Calibri" w:cs="Calibri"/>
+                      <w:rFonts w:ascii="Arial" w:hAnsi="Arial" w:eastAsia="Arial" w:cs="Arial"/>
+                      <w:i w:val="false"/>
+                      <w:b w:val="false"/>
+                      <w:u w:val="none"/>
+                      <w:strike w:val="false"/>
+                      <w:sz w:val="22"/>
+                      <w:szCs w:val="22"/>
+                      <w:color w:val="000000"/>
+                    </w:rPr>
+                  </w:pPr>
+                  <w:r xmlns:w="http://schemas.openxmlformats.org/wordprocessingml/2006/main" xmlns:wp="http://schemas.openxmlformats.org/drawingml/2006/wordprocessingDrawing" xmlns:r="http://schemas.openxmlformats.org/officeDocument/2006/relationships" xmlns:w14="http://schemas.microsoft.com/office/word/2010/wordml">
+                    <w:rPr>
+                      <w:rFonts w:ascii="Arial" w:hAnsi="Arial" w:eastAsia="Arial" w:cs="Arial"/>
                       <w:i w:val="false"/>
                       <w:b w:val="false"/>
                       <w:u w:val="none"/>
@@ -8829,28 +8829,28 @@
                     <w:spacing w:after="100" w:before="100" w:line="240"/>
                     <w:ind w:left="100" w:right="100" w:firstLine="0" w:firstLineChars="0"/>
                     <w:rPr>
-                      <w:rFonts w:ascii="Calibri" w:hAnsi="Calibri" w:eastAsia="Calibri" w:cs="Calibri"/>
-                      <w:i w:val="false"/>
-                      <w:b w:val="false"/>
-                      <w:u w:val="none"/>
-                      <w:strike w:val="false"/>
-                      <w:sz w:val="22"/>
-                      <w:szCs w:val="22"/>
-                      <w:color w:val="000000"/>
-                    </w:rPr>
-                  </w:pPr>
-                  <w:r xmlns:w="http://schemas.openxmlformats.org/wordprocessingml/2006/main" xmlns:wp="http://schemas.openxmlformats.org/drawingml/2006/wordprocessingDrawing" xmlns:r="http://schemas.openxmlformats.org/officeDocument/2006/relationships" xmlns:w14="http://schemas.microsoft.com/office/word/2010/wordml">
-                    <w:rPr>
-                      <w:rFonts w:ascii="Calibri" w:hAnsi="Calibri" w:eastAsia="Calibri" w:cs="Calibri"/>
-                      <w:i w:val="false"/>
-                      <w:b w:val="false"/>
-                      <w:u w:val="none"/>
-                      <w:strike w:val="false"/>
-                      <w:sz w:val="22"/>
-                      <w:szCs w:val="22"/>
-                      <w:color w:val="000000"/>
-                    </w:rPr>
-                    <w:t xml:space="preserve">0.0</w:t>
+                      <w:rFonts w:ascii="Arial" w:hAnsi="Arial" w:eastAsia="Arial" w:cs="Arial"/>
+                      <w:i w:val="false"/>
+                      <w:b w:val="false"/>
+                      <w:u w:val="none"/>
+                      <w:strike w:val="false"/>
+                      <w:sz w:val="22"/>
+                      <w:szCs w:val="22"/>
+                      <w:color w:val="000000"/>
+                    </w:rPr>
+                  </w:pPr>
+                  <w:r xmlns:w="http://schemas.openxmlformats.org/wordprocessingml/2006/main" xmlns:wp="http://schemas.openxmlformats.org/drawingml/2006/wordprocessingDrawing" xmlns:r="http://schemas.openxmlformats.org/officeDocument/2006/relationships" xmlns:w14="http://schemas.microsoft.com/office/word/2010/wordml">
+                    <w:rPr>
+                      <w:rFonts w:ascii="Arial" w:hAnsi="Arial" w:eastAsia="Arial" w:cs="Arial"/>
+                      <w:i w:val="false"/>
+                      <w:b w:val="false"/>
+                      <w:u w:val="none"/>
+                      <w:strike w:val="false"/>
+                      <w:sz w:val="22"/>
+                      <w:szCs w:val="22"/>
+                      <w:color w:val="000000"/>
+                    </w:rPr>
+                    <w:t xml:space="preserve">2.9</w:t>
                   </w:r>
                 </w:p>
               </w:tc>
@@ -8883,19 +8883,19 @@
                     <w:spacing w:after="100" w:before="100" w:line="240"/>
                     <w:ind w:left="100" w:right="100" w:firstLine="0" w:firstLineChars="0"/>
                     <w:rPr>
-                      <w:rFonts w:ascii="Calibri" w:hAnsi="Calibri" w:eastAsia="Calibri" w:cs="Calibri"/>
-                      <w:i w:val="false"/>
-                      <w:b w:val="false"/>
-                      <w:u w:val="none"/>
-                      <w:strike w:val="false"/>
-                      <w:sz w:val="22"/>
-                      <w:szCs w:val="22"/>
-                      <w:color w:val="000000"/>
-                    </w:rPr>
-                  </w:pPr>
-                  <w:r xmlns:w="http://schemas.openxmlformats.org/wordprocessingml/2006/main" xmlns:wp="http://schemas.openxmlformats.org/drawingml/2006/wordprocessingDrawing" xmlns:r="http://schemas.openxmlformats.org/officeDocument/2006/relationships" xmlns:w14="http://schemas.microsoft.com/office/word/2010/wordml">
-                    <w:rPr>
-                      <w:rFonts w:ascii="Calibri" w:hAnsi="Calibri" w:eastAsia="Calibri" w:cs="Calibri"/>
+                      <w:rFonts w:ascii="Arial" w:hAnsi="Arial" w:eastAsia="Arial" w:cs="Arial"/>
+                      <w:i w:val="false"/>
+                      <w:b w:val="false"/>
+                      <w:u w:val="none"/>
+                      <w:strike w:val="false"/>
+                      <w:sz w:val="22"/>
+                      <w:szCs w:val="22"/>
+                      <w:color w:val="000000"/>
+                    </w:rPr>
+                  </w:pPr>
+                  <w:r xmlns:w="http://schemas.openxmlformats.org/wordprocessingml/2006/main" xmlns:wp="http://schemas.openxmlformats.org/drawingml/2006/wordprocessingDrawing" xmlns:r="http://schemas.openxmlformats.org/officeDocument/2006/relationships" xmlns:w14="http://schemas.microsoft.com/office/word/2010/wordml">
+                    <w:rPr>
+                      <w:rFonts w:ascii="Arial" w:hAnsi="Arial" w:eastAsia="Arial" w:cs="Arial"/>
                       <w:i w:val="false"/>
                       <w:b w:val="false"/>
                       <w:u w:val="none"/>
@@ -8929,7 +8929,7 @@
         <w:pStyle w:val="FirstParagraph"/>
       </w:pPr>
       <w:r>
-        <w:t xml:space="preserve">The annual loss threshold is 1% of the JPE entering the Delta, which equals 2,199 fish. As of January 20, cumulative loss is 992 fish or 45.14% of the annual loss threshold.</w:t>
+        <w:t xml:space="preserve">The annual loss threshold is 1% of the JPE entering the Delta, which equals 2,199 fish. As of January 27, cumulative loss is 1,019 fish or 46.34% of the annual loss threshold.</w:t>
       </w:r>
     </w:p>
     <w:bookmarkEnd w:id="68"/>
@@ -8970,96 +8970,72 @@
       <w:tr>
         <w:tc>
           <w:tcPr/>
-          <w:tbl>
-            <w:tblPr>
-              <w:tblStyle w:val="Table"/>
-              <w:tblW w:type="pct" w:w="5000"/>
-              <w:tblLayout w:type="fixed"/>
-              <w:tblLook w:firstRow="0" w:lastRow="0" w:firstColumn="0" w:lastColumn="0" w:noHBand="0" w:noVBand="0" w:val="0000"/>
-            </w:tblPr>
-            <w:tblGrid>
-              <w:gridCol w:w="7920"/>
-            </w:tblGrid>
-            <w:tr>
-              <w:tc>
-                <w:tcPr/>
-                <w:bookmarkStart w:id="73" w:name="fig-loss-eval-1"/>
-                <w:p>
-                  <w:pPr>
-                    <w:pStyle w:val="Compact"/>
-                    <w:jc w:val="center"/>
-                    <w:jc w:val="left"/>
-                  </w:pPr>
-                  <w:r>
-                    <w:drawing>
-                      <wp:inline>
-                        <wp:extent cx="5334000" cy="3879272"/>
-                        <wp:effectExtent b="0" l="0" r="0" t="0"/>
-                        <wp:docPr descr="" title="" id="71" name="Picture"/>
-                        <a:graphic>
-                          <a:graphicData uri="http://schemas.openxmlformats.org/drawingml/2006/picture">
-                            <pic:pic>
-                              <pic:nvPicPr>
-                                <pic:cNvPr descr="samt-assessment-v1_files/figure-docx/fig-loss-eval-1.png" id="72" name="Picture"/>
-                                <pic:cNvPicPr>
-                                  <a:picLocks noChangeArrowheads="1" noChangeAspect="1"/>
-                                </pic:cNvPicPr>
-                              </pic:nvPicPr>
-                              <pic:blipFill>
-                                <a:blip r:embed="rId70"/>
-                                <a:stretch>
-                                  <a:fillRect/>
-                                </a:stretch>
-                              </pic:blipFill>
-                              <pic:spPr bwMode="auto">
-                                <a:xfrm>
-                                  <a:off x="0" y="0"/>
-                                  <a:ext cx="5334000" cy="3879272"/>
-                                </a:xfrm>
-                                <a:prstGeom prst="rect">
-                                  <a:avLst/>
-                                </a:prstGeom>
-                                <a:noFill/>
-                                <a:ln w="9525">
-                                  <a:noFill/>
-                                  <a:headEnd/>
-                                  <a:tailEnd/>
-                                </a:ln>
-                              </pic:spPr>
-                            </pic:pic>
-                          </a:graphicData>
-                        </a:graphic>
-                      </wp:inline>
-                    </w:drawing>
-                  </w:r>
-                </w:p>
-                <w:p>
-                  <w:pPr>
-                    <w:jc w:val="center"/>
-                    <w:jc w:val="left"/>
-                  </w:pPr>
-                  <w:pPr>
-                    <w:jc w:val="start"/>
-                    <w:spacing w:before="200"/>
-                    <w:pStyle w:val="ImageCaption"/>
-                  </w:pPr>
-                  <w:r>
-                    <w:t xml:space="preserve">Figure 7: Natural LAD winter-run Chinook salmon loss cumulative to date with historical years and annual loss threshold</w:t>
-                  </w:r>
-                </w:p>
-                <w:bookmarkEnd w:id="73"/>
-              </w:tc>
-            </w:tr>
-          </w:tbl>
-          <w:p/>
+          <w:bookmarkStart w:id="73" w:name="fig-wr-spaghetti"/>
+          <w:p>
+            <w:pPr>
+              <w:pStyle w:val="Compact"/>
+              <w:jc w:val="center"/>
+            </w:pPr>
+            <w:r>
+              <w:drawing>
+                <wp:inline>
+                  <wp:extent cx="5943600" cy="4322618"/>
+                  <wp:effectExtent b="0" l="0" r="0" t="0"/>
+                  <wp:docPr descr="" title="" id="71" name="Picture"/>
+                  <a:graphic>
+                    <a:graphicData uri="http://schemas.openxmlformats.org/drawingml/2006/picture">
+                      <pic:pic>
+                        <pic:nvPicPr>
+                          <pic:cNvPr descr="https://www.cbr.washington.edu/sacramento/workgroups/include_gen/WY2026/LossUnclip_1_Winter_currhist.png" id="72" name="Picture"/>
+                          <pic:cNvPicPr>
+                            <a:picLocks noChangeArrowheads="1" noChangeAspect="1"/>
+                          </pic:cNvPicPr>
+                        </pic:nvPicPr>
+                        <pic:blipFill>
+                          <a:blip r:embed="rId70"/>
+                          <a:stretch>
+                            <a:fillRect/>
+                          </a:stretch>
+                        </pic:blipFill>
+                        <pic:spPr bwMode="auto">
+                          <a:xfrm>
+                            <a:off x="0" y="0"/>
+                            <a:ext cx="5943600" cy="4322618"/>
+                          </a:xfrm>
+                          <a:prstGeom prst="rect">
+                            <a:avLst/>
+                          </a:prstGeom>
+                          <a:noFill/>
+                          <a:ln w="9525">
+                            <a:noFill/>
+                            <a:headEnd/>
+                            <a:tailEnd/>
+                          </a:ln>
+                        </pic:spPr>
+                      </pic:pic>
+                    </a:graphicData>
+                  </a:graphic>
+                </wp:inline>
+              </w:drawing>
+            </w:r>
+          </w:p>
+          <w:p>
+            <w:pPr>
+              <w:jc w:val="center"/>
+            </w:pPr>
+            <w:pPr>
+              <w:jc w:val="start"/>
+              <w:spacing w:before="200"/>
+              <w:pStyle w:val="ImageCaption"/>
+            </w:pPr>
+            <w:r>
+              <w:t xml:space="preserve">Figure 7: Natural LAD winter-run Chinook salmon loss cumulative to date with historical years and annual loss threshold</w:t>
+            </w:r>
+          </w:p>
+          <w:bookmarkEnd w:id="73"/>
         </w:tc>
       </w:tr>
     </w:tbl>
-    <w:p>
-      <w:pPr>
-        <w:framePr w:w="0" w:h="0" w:vAnchor="margin" w:hAnchor="margin" w:xAlign="right" w:yAlign="top"/>
-      </w:pPr>
-    </w:p>
     <w:tbl>
       <w:tblPr>
         <w:tblStyle w:val="Table"/>
@@ -9073,96 +9049,72 @@
       <w:tr>
         <w:tc>
           <w:tcPr/>
-          <w:tbl>
-            <w:tblPr>
-              <w:tblStyle w:val="Table"/>
-              <w:tblW w:type="pct" w:w="5000"/>
-              <w:tblLayout w:type="fixed"/>
-              <w:tblLook w:firstRow="0" w:lastRow="0" w:firstColumn="0" w:lastColumn="0" w:noHBand="0" w:noVBand="0" w:val="0000"/>
-            </w:tblPr>
-            <w:tblGrid>
-              <w:gridCol w:w="7920"/>
-            </w:tblGrid>
-            <w:tr>
-              <w:tc>
-                <w:tcPr/>
-                <w:bookmarkStart w:id="77" w:name="fig-loss-eval-2"/>
-                <w:p>
-                  <w:pPr>
-                    <w:pStyle w:val="Compact"/>
-                    <w:jc w:val="center"/>
-                    <w:jc w:val="left"/>
-                  </w:pPr>
-                  <w:r>
-                    <w:drawing>
-                      <wp:inline>
-                        <wp:extent cx="5334000" cy="3879272"/>
-                        <wp:effectExtent b="0" l="0" r="0" t="0"/>
-                        <wp:docPr descr="" title="" id="75" name="Picture"/>
-                        <a:graphic>
-                          <a:graphicData uri="http://schemas.openxmlformats.org/drawingml/2006/picture">
-                            <pic:pic>
-                              <pic:nvPicPr>
-                                <pic:cNvPr descr="samt-assessment-v1_files/figure-docx/fig-loss-eval-2.png" id="76" name="Picture"/>
-                                <pic:cNvPicPr>
-                                  <a:picLocks noChangeArrowheads="1" noChangeAspect="1"/>
-                                </pic:cNvPicPr>
-                              </pic:nvPicPr>
-                              <pic:blipFill>
-                                <a:blip r:embed="rId74"/>
-                                <a:stretch>
-                                  <a:fillRect/>
-                                </a:stretch>
-                              </pic:blipFill>
-                              <pic:spPr bwMode="auto">
-                                <a:xfrm>
-                                  <a:off x="0" y="0"/>
-                                  <a:ext cx="5334000" cy="3879272"/>
-                                </a:xfrm>
-                                <a:prstGeom prst="rect">
-                                  <a:avLst/>
-                                </a:prstGeom>
-                                <a:noFill/>
-                                <a:ln w="9525">
-                                  <a:noFill/>
-                                  <a:headEnd/>
-                                  <a:tailEnd/>
-                                </a:ln>
-                              </pic:spPr>
-                            </pic:pic>
-                          </a:graphicData>
-                        </a:graphic>
-                      </wp:inline>
-                    </w:drawing>
-                  </w:r>
-                </w:p>
-                <w:p>
-                  <w:pPr>
-                    <w:jc w:val="center"/>
-                    <w:jc w:val="left"/>
-                  </w:pPr>
-                  <w:pPr>
-                    <w:jc w:val="start"/>
-                    <w:spacing w:before="200"/>
-                    <w:pStyle w:val="ImageCaption"/>
-                  </w:pPr>
-                  <w:r>
-                    <w:t xml:space="preserve">Figure 8: Natural Central Valley steelhead loss cumulative to date with historical years and annual loss threshold</w:t>
-                  </w:r>
-                </w:p>
-                <w:bookmarkEnd w:id="77"/>
-              </w:tc>
-            </w:tr>
-          </w:tbl>
-          <w:p/>
+          <w:bookmarkStart w:id="77" w:name="fig-sh-spaghetti"/>
+          <w:p>
+            <w:pPr>
+              <w:pStyle w:val="Compact"/>
+              <w:jc w:val="center"/>
+            </w:pPr>
+            <w:r>
+              <w:drawing>
+                <wp:inline>
+                  <wp:extent cx="5943600" cy="4322618"/>
+                  <wp:effectExtent b="0" l="0" r="0" t="0"/>
+                  <wp:docPr descr="" title="" id="75" name="Picture"/>
+                  <a:graphic>
+                    <a:graphicData uri="http://schemas.openxmlformats.org/drawingml/2006/picture">
+                      <pic:pic>
+                        <pic:nvPicPr>
+                          <pic:cNvPr descr="https://www.cbr.washington.edu/sacramento/workgroups/include_gen/WY2026/LossUnclip_2_Stlhd_currhist.png" id="76" name="Picture"/>
+                          <pic:cNvPicPr>
+                            <a:picLocks noChangeArrowheads="1" noChangeAspect="1"/>
+                          </pic:cNvPicPr>
+                        </pic:nvPicPr>
+                        <pic:blipFill>
+                          <a:blip r:embed="rId74"/>
+                          <a:stretch>
+                            <a:fillRect/>
+                          </a:stretch>
+                        </pic:blipFill>
+                        <pic:spPr bwMode="auto">
+                          <a:xfrm>
+                            <a:off x="0" y="0"/>
+                            <a:ext cx="5943600" cy="4322618"/>
+                          </a:xfrm>
+                          <a:prstGeom prst="rect">
+                            <a:avLst/>
+                          </a:prstGeom>
+                          <a:noFill/>
+                          <a:ln w="9525">
+                            <a:noFill/>
+                            <a:headEnd/>
+                            <a:tailEnd/>
+                          </a:ln>
+                        </pic:spPr>
+                      </pic:pic>
+                    </a:graphicData>
+                  </a:graphic>
+                </wp:inline>
+              </w:drawing>
+            </w:r>
+          </w:p>
+          <w:p>
+            <w:pPr>
+              <w:jc w:val="center"/>
+            </w:pPr>
+            <w:pPr>
+              <w:jc w:val="start"/>
+              <w:spacing w:before="200"/>
+              <w:pStyle w:val="ImageCaption"/>
+            </w:pPr>
+            <w:r>
+              <w:t xml:space="preserve">Figure 8: Natural Central Valley steelhead loss cumulative to date with historical years and annual loss threshold</w:t>
+            </w:r>
+          </w:p>
+          <w:bookmarkEnd w:id="77"/>
         </w:tc>
       </w:tr>
     </w:tbl>
-    <w:p>
-      <w:pPr>
-        <w:framePr w:w="0" w:h="0" w:vAnchor="margin" w:hAnchor="margin" w:xAlign="right" w:yAlign="top"/>
-      </w:pPr>
-    </w:p>
     <w:tbl>
       <w:tblPr>
         <w:tblStyle w:val="Table"/>
@@ -9176,96 +9128,72 @@
       <w:tr>
         <w:tc>
           <w:tcPr/>
-          <w:tbl>
-            <w:tblPr>
-              <w:tblStyle w:val="Table"/>
-              <w:tblW w:type="pct" w:w="5000"/>
-              <w:tblLayout w:type="fixed"/>
-              <w:tblLook w:firstRow="0" w:lastRow="0" w:firstColumn="0" w:lastColumn="0" w:noHBand="0" w:noVBand="0" w:val="0000"/>
-            </w:tblPr>
-            <w:tblGrid>
-              <w:gridCol w:w="7920"/>
-            </w:tblGrid>
-            <w:tr>
-              <w:tc>
-                <w:tcPr/>
-                <w:bookmarkStart w:id="81" w:name="fig-loss-eval-3"/>
-                <w:p>
-                  <w:pPr>
-                    <w:pStyle w:val="Compact"/>
-                    <w:jc w:val="center"/>
-                    <w:jc w:val="left"/>
-                  </w:pPr>
-                  <w:r>
-                    <w:drawing>
-                      <wp:inline>
-                        <wp:extent cx="5334000" cy="3555111"/>
-                        <wp:effectExtent b="0" l="0" r="0" t="0"/>
-                        <wp:docPr descr="" title="" id="79" name="Picture"/>
-                        <a:graphic>
-                          <a:graphicData uri="http://schemas.openxmlformats.org/drawingml/2006/picture">
-                            <pic:pic>
-                              <pic:nvPicPr>
-                                <pic:cNvPr descr="samt-assessment-v1_files/figure-docx/fig-loss-eval-3.png" id="80" name="Picture"/>
-                                <pic:cNvPicPr>
-                                  <a:picLocks noChangeArrowheads="1" noChangeAspect="1"/>
-                                </pic:cNvPicPr>
-                              </pic:nvPicPr>
-                              <pic:blipFill>
-                                <a:blip r:embed="rId78"/>
-                                <a:stretch>
-                                  <a:fillRect/>
-                                </a:stretch>
-                              </pic:blipFill>
-                              <pic:spPr bwMode="auto">
-                                <a:xfrm>
-                                  <a:off x="0" y="0"/>
-                                  <a:ext cx="5334000" cy="3555111"/>
-                                </a:xfrm>
-                                <a:prstGeom prst="rect">
-                                  <a:avLst/>
-                                </a:prstGeom>
-                                <a:noFill/>
-                                <a:ln w="9525">
-                                  <a:noFill/>
-                                  <a:headEnd/>
-                                  <a:tailEnd/>
-                                </a:ln>
-                              </pic:spPr>
-                            </pic:pic>
-                          </a:graphicData>
-                        </a:graphic>
-                      </wp:inline>
-                    </w:drawing>
-                  </w:r>
-                </w:p>
-                <w:p>
-                  <w:pPr>
-                    <w:jc w:val="center"/>
-                    <w:jc w:val="left"/>
-                  </w:pPr>
-                  <w:pPr>
-                    <w:jc w:val="start"/>
-                    <w:spacing w:before="200"/>
-                    <w:pStyle w:val="ImageCaption"/>
-                  </w:pPr>
-                  <w:r>
-                    <w:t xml:space="preserve">Figure 9: Estimates of winter-run Chinook loss generated by Loss and Salvage Predictor tool</w:t>
-                  </w:r>
-                </w:p>
-                <w:bookmarkEnd w:id="81"/>
-              </w:tc>
-            </w:tr>
-          </w:tbl>
-          <w:p/>
+          <w:bookmarkStart w:id="81" w:name="fig-wr-lsp"/>
+          <w:p>
+            <w:pPr>
+              <w:pStyle w:val="Compact"/>
+              <w:jc w:val="center"/>
+            </w:pPr>
+            <w:r>
+              <w:drawing>
+                <wp:inline>
+                  <wp:extent cx="5943600" cy="3241963"/>
+                  <wp:effectExtent b="0" l="0" r="0" t="0"/>
+                  <wp:docPr descr="" title="" id="79" name="Picture"/>
+                  <a:graphic>
+                    <a:graphicData uri="http://schemas.openxmlformats.org/drawingml/2006/picture">
+                      <pic:pic>
+                        <pic:nvPicPr>
+                          <pic:cNvPr descr="https://www.cbr.washington.edu/sacramento/workgroups/include_gen/WY2026/samt_lsp_winter.png" id="80" name="Picture"/>
+                          <pic:cNvPicPr>
+                            <a:picLocks noChangeArrowheads="1" noChangeAspect="1"/>
+                          </pic:cNvPicPr>
+                        </pic:nvPicPr>
+                        <pic:blipFill>
+                          <a:blip r:embed="rId78"/>
+                          <a:stretch>
+                            <a:fillRect/>
+                          </a:stretch>
+                        </pic:blipFill>
+                        <pic:spPr bwMode="auto">
+                          <a:xfrm>
+                            <a:off x="0" y="0"/>
+                            <a:ext cx="5943600" cy="3241963"/>
+                          </a:xfrm>
+                          <a:prstGeom prst="rect">
+                            <a:avLst/>
+                          </a:prstGeom>
+                          <a:noFill/>
+                          <a:ln w="9525">
+                            <a:noFill/>
+                            <a:headEnd/>
+                            <a:tailEnd/>
+                          </a:ln>
+                        </pic:spPr>
+                      </pic:pic>
+                    </a:graphicData>
+                  </a:graphic>
+                </wp:inline>
+              </w:drawing>
+            </w:r>
+          </w:p>
+          <w:p>
+            <w:pPr>
+              <w:jc w:val="center"/>
+            </w:pPr>
+            <w:pPr>
+              <w:jc w:val="start"/>
+              <w:spacing w:before="200"/>
+              <w:pStyle w:val="ImageCaption"/>
+            </w:pPr>
+            <w:r>
+              <w:t xml:space="preserve">Figure 9: Estimates of winter-run Chinook loss generated by Loss and Salvage Predictor tool</w:t>
+            </w:r>
+          </w:p>
+          <w:bookmarkEnd w:id="81"/>
         </w:tc>
       </w:tr>
     </w:tbl>
-    <w:p>
-      <w:pPr>
-        <w:framePr w:w="0" w:h="0" w:vAnchor="margin" w:hAnchor="margin" w:xAlign="right" w:yAlign="top"/>
-      </w:pPr>
-    </w:p>
     <w:tbl>
       <w:tblPr>
         <w:tblStyle w:val="Table"/>
@@ -9279,88 +9207,69 @@
       <w:tr>
         <w:tc>
           <w:tcPr/>
-          <w:tbl>
-            <w:tblPr>
-              <w:tblStyle w:val="Table"/>
-              <w:tblW w:type="pct" w:w="5000"/>
-              <w:tblLayout w:type="fixed"/>
-              <w:tblLook w:firstRow="0" w:lastRow="0" w:firstColumn="0" w:lastColumn="0" w:noHBand="0" w:noVBand="0" w:val="0000"/>
-            </w:tblPr>
-            <w:tblGrid>
-              <w:gridCol w:w="7920"/>
-            </w:tblGrid>
-            <w:tr>
-              <w:tc>
-                <w:tcPr/>
-                <w:bookmarkStart w:id="85" w:name="fig-loss-eval-4"/>
-                <w:p>
-                  <w:pPr>
-                    <w:pStyle w:val="Compact"/>
-                    <w:jc w:val="center"/>
-                    <w:jc w:val="left"/>
-                  </w:pPr>
-                  <w:r>
-                    <w:drawing>
-                      <wp:inline>
-                        <wp:extent cx="5334000" cy="3555111"/>
-                        <wp:effectExtent b="0" l="0" r="0" t="0"/>
-                        <wp:docPr descr="" title="" id="83" name="Picture"/>
-                        <a:graphic>
-                          <a:graphicData uri="http://schemas.openxmlformats.org/drawingml/2006/picture">
-                            <pic:pic>
-                              <pic:nvPicPr>
-                                <pic:cNvPr descr="samt-assessment-v1_files/figure-docx/fig-loss-eval-4.png" id="84" name="Picture"/>
-                                <pic:cNvPicPr>
-                                  <a:picLocks noChangeArrowheads="1" noChangeAspect="1"/>
-                                </pic:cNvPicPr>
-                              </pic:nvPicPr>
-                              <pic:blipFill>
-                                <a:blip r:embed="rId82"/>
-                                <a:stretch>
-                                  <a:fillRect/>
-                                </a:stretch>
-                              </pic:blipFill>
-                              <pic:spPr bwMode="auto">
-                                <a:xfrm>
-                                  <a:off x="0" y="0"/>
-                                  <a:ext cx="5334000" cy="3555111"/>
-                                </a:xfrm>
-                                <a:prstGeom prst="rect">
-                                  <a:avLst/>
-                                </a:prstGeom>
-                                <a:noFill/>
-                                <a:ln w="9525">
-                                  <a:noFill/>
-                                  <a:headEnd/>
-                                  <a:tailEnd/>
-                                </a:ln>
-                              </pic:spPr>
-                            </pic:pic>
-                          </a:graphicData>
-                        </a:graphic>
-                      </wp:inline>
-                    </w:drawing>
-                  </w:r>
-                </w:p>
-                <w:p>
-                  <w:pPr>
-                    <w:jc w:val="center"/>
-                    <w:jc w:val="left"/>
-                  </w:pPr>
-                  <w:pPr>
-                    <w:jc w:val="start"/>
-                    <w:spacing w:before="200"/>
-                    <w:pStyle w:val="ImageCaption"/>
-                  </w:pPr>
-                  <w:r>
-                    <w:t xml:space="preserve">Figure 10: Estimates of steelhead loss generated by Loss and Salvage Predictor tool</w:t>
-                  </w:r>
-                </w:p>
-                <w:bookmarkEnd w:id="85"/>
-              </w:tc>
-            </w:tr>
-          </w:tbl>
-          <w:p/>
+          <w:bookmarkStart w:id="85" w:name="fig-sh-lsp"/>
+          <w:p>
+            <w:pPr>
+              <w:pStyle w:val="Compact"/>
+              <w:jc w:val="center"/>
+            </w:pPr>
+            <w:r>
+              <w:drawing>
+                <wp:inline>
+                  <wp:extent cx="5943600" cy="3241963"/>
+                  <wp:effectExtent b="0" l="0" r="0" t="0"/>
+                  <wp:docPr descr="" title="" id="83" name="Picture"/>
+                  <a:graphic>
+                    <a:graphicData uri="http://schemas.openxmlformats.org/drawingml/2006/picture">
+                      <pic:pic>
+                        <pic:nvPicPr>
+                          <pic:cNvPr descr="https://www.cbr.washington.edu/sacramento/workgroups/include_gen/WY2026/samt_lsp_stlhd.png" id="84" name="Picture"/>
+                          <pic:cNvPicPr>
+                            <a:picLocks noChangeArrowheads="1" noChangeAspect="1"/>
+                          </pic:cNvPicPr>
+                        </pic:nvPicPr>
+                        <pic:blipFill>
+                          <a:blip r:embed="rId82"/>
+                          <a:stretch>
+                            <a:fillRect/>
+                          </a:stretch>
+                        </pic:blipFill>
+                        <pic:spPr bwMode="auto">
+                          <a:xfrm>
+                            <a:off x="0" y="0"/>
+                            <a:ext cx="5943600" cy="3241963"/>
+                          </a:xfrm>
+                          <a:prstGeom prst="rect">
+                            <a:avLst/>
+                          </a:prstGeom>
+                          <a:noFill/>
+                          <a:ln w="9525">
+                            <a:noFill/>
+                            <a:headEnd/>
+                            <a:tailEnd/>
+                          </a:ln>
+                        </pic:spPr>
+                      </pic:pic>
+                    </a:graphicData>
+                  </a:graphic>
+                </wp:inline>
+              </w:drawing>
+            </w:r>
+          </w:p>
+          <w:p>
+            <w:pPr>
+              <w:jc w:val="center"/>
+            </w:pPr>
+            <w:pPr>
+              <w:jc w:val="start"/>
+              <w:spacing w:before="200"/>
+              <w:pStyle w:val="ImageCaption"/>
+            </w:pPr>
+            <w:r>
+              <w:t xml:space="preserve">Figure 10: Estimates of steelhead loss generated by Loss and Salvage Predictor tool</w:t>
+            </w:r>
+          </w:p>
+          <w:bookmarkEnd w:id="85"/>
         </w:tc>
       </w:tr>
     </w:tbl>
@@ -9443,7 +9352,7 @@
         <w:t xml:space="preserve"> </w:t>
       </w:r>
       <w:r>
-        <w:t xml:space="preserve">Cumulative loss is currently 45.1% of the threshold. Current trajectory suggests the threshold is unlikely to be exceeded in the upcoming week.</w:t>
+        <w:t xml:space="preserve">Cumulative loss is currently 46.3% of the threshold. Current trajectory suggests the threshold is unlikely to be exceeded in the upcoming week.</w:t>
       </w:r>
     </w:p>
     <w:p>
@@ -9479,11 +9388,16 @@
         <w:t xml:space="preserve"> </w:t>
       </w:r>
       <w:r>
-        <w:t xml:space="preserve">Cumulative loss is currently 2.5% of the threshold. Current trajectory suggests the threshold is unlikely to be exceeded in the upcoming week.</w:t>
+        <w:t xml:space="preserve">Cumulative loss is currently 4.7% of the threshold. Current trajectory suggests the threshold is unlikely to be exceeded in the upcoming week.</w:t>
+      </w:r>
+    </w:p>
+    <w:p>
+      <w:r>
+        <w:br w:type="page"/>
       </w:r>
     </w:p>
     <w:bookmarkEnd w:id="87"/>
-    <w:bookmarkStart w:id="88" w:name="references"/>
+    <w:bookmarkStart w:id="93" w:name="references"/>
     <w:p>
       <w:pPr>
         <w:pStyle w:val="Heading3"/>
@@ -9492,18 +9406,14 @@
         <w:t xml:space="preserve">References</w:t>
       </w:r>
     </w:p>
+    <w:bookmarkStart w:id="92" w:name="refs"/>
+    <w:bookmarkStart w:id="88" w:name="ref-brodsky2020"/>
     <w:p>
       <w:pPr>
-        <w:pStyle w:val="FirstParagraph"/>
+        <w:pStyle w:val="Bibliography"/>
       </w:pPr>
       <w:r>
-        <w:t xml:space="preserve">Brodsky, Annie, Steven C. Zeug, Jonathan Nelson, John Hannon, Paul J. Anders, and Bradley J. Cavallo.</w:t>
-      </w:r>
-      <w:r>
-        <w:t xml:space="preserve"> </w:t>
-      </w:r>
-      <w:r>
-        <w:t xml:space="preserve">“Does Broodstock Source Affect Post-Release Survival of Steelhead? Implications of Replacing a Non-Native Hatchery Stock for Recovery.”</w:t>
+        <w:t xml:space="preserve">Brodsky, A., Zeug, S. C., Nelson, J., Hannon, J., Anders, P. J., &amp; Cavallo, B. J. (2020). Does broodstock source affect post-release survival of steelhead? Implications of replacing a non-native hatchery stock for recovery.</w:t>
       </w:r>
       <w:r>
         <w:t xml:space="preserve"> </w:t>
@@ -9516,24 +9426,30 @@
         <w:t xml:space="preserve">Environmental Biology of Fishes</w:t>
       </w:r>
       <w:r>
+        <w:t xml:space="preserve">,</w:t>
+      </w:r>
+      <w:r>
         <w:t xml:space="preserve"> </w:t>
       </w:r>
       <w:r>
-        <w:t xml:space="preserve">103, no. 5 (2020): 437–53. https://doi.org/10.1007/s10641-020-00951-2.</w:t>
+        <w:rPr>
+          <w:i/>
+          <w:iCs/>
+        </w:rPr>
+        <w:t xml:space="preserve">103</w:t>
+      </w:r>
+      <w:r>
+        <w:t xml:space="preserve">(5), 437–453.</w:t>
       </w:r>
     </w:p>
+    <w:bookmarkEnd w:id="88"/>
+    <w:bookmarkStart w:id="89" w:name="ref-delreal2012"/>
     <w:p>
       <w:pPr>
-        <w:pStyle w:val="BodyText"/>
+        <w:pStyle w:val="Bibliography"/>
       </w:pPr>
       <w:r>
-        <w:t xml:space="preserve">Del Real, S. Casey, Michelle Workman, and Joseph Merz.</w:t>
-      </w:r>
-      <w:r>
-        <w:t xml:space="preserve"> </w:t>
-      </w:r>
-      <w:r>
-        <w:t xml:space="preserve">“Migration Characteristics of Hatchery and Natural-Origin Oncorhynchus Mykiss from the Lower Mokelumne River, California.”</w:t>
+        <w:t xml:space="preserve">Del Real, S. C., Workman, M., &amp; Merz, J. (2012). Migration characteristics of hatchery and natural-origin oncorhynchus mykiss from the lower mokelumne river, california.</w:t>
       </w:r>
       <w:r>
         <w:t xml:space="preserve"> </w:t>
@@ -9546,29 +9462,53 @@
         <w:t xml:space="preserve">Environmental Biology of Fishes</w:t>
       </w:r>
       <w:r>
+        <w:t xml:space="preserve">,</w:t>
+      </w:r>
+      <w:r>
         <w:t xml:space="preserve"> </w:t>
       </w:r>
       <w:r>
-        <w:t xml:space="preserve">94, no. 2 (2012): 363–75. https://doi.org/10.1007/s10641-011-9967-z.</w:t>
+        <w:rPr>
+          <w:i/>
+          <w:iCs/>
+        </w:rPr>
+        <w:t xml:space="preserve">94</w:t>
+      </w:r>
+      <w:r>
+        <w:t xml:space="preserve">(2), 363–375.</w:t>
       </w:r>
     </w:p>
+    <w:bookmarkEnd w:id="89"/>
+    <w:bookmarkStart w:id="90" w:name="ref-kurth2013"/>
     <w:p>
       <w:pPr>
-        <w:pStyle w:val="BodyText"/>
+        <w:pStyle w:val="Bibliography"/>
       </w:pPr>
       <w:r>
-        <w:t xml:space="preserve">Kurth, R. 2013. Downstream migration success of Feather River Fish Hatchery steelhead smolts under different release strategies. Presentation at Steelhead Management Meeting, California Department of Fish and Wildlife.</w:t>
+        <w:t xml:space="preserve">Kurth, R. (2013).</w:t>
+      </w:r>
+      <w:r>
+        <w:t xml:space="preserve"> </w:t>
+      </w:r>
+      <w:r>
+        <w:rPr>
+          <w:i/>
+          <w:iCs/>
+        </w:rPr>
+        <w:t xml:space="preserve">Downstream migration success of feather river fish hatchery steelhead smolts under different release strategies</w:t>
+      </w:r>
+      <w:r>
+        <w:t xml:space="preserve">.</w:t>
       </w:r>
     </w:p>
+    <w:bookmarkEnd w:id="90"/>
+    <w:bookmarkStart w:id="91" w:name="ref-sandstrom2020"/>
     <w:p>
       <w:pPr>
-        <w:pStyle w:val="BodyText"/>
+        <w:pStyle w:val="Bibliography"/>
       </w:pPr>
       <w:r>
-        <w:t xml:space="preserve">Sandstrom, Philip Thomas, Arnold J. Ammann, Cyril Michel, et al. </w:t>
-      </w:r>
-      <w:r>
-        <w:t xml:space="preserve">“Low River Survival of Juvenile Steelhead in the Sacramento River Watershed.”</w:t>
+        <w:t xml:space="preserve">Sandstrom, P. T., Ammann, A. J., Michel, C., et al. (2020). Low river survival of juvenile steelhead in the sacramento river watershed.</w:t>
       </w:r>
       <w:r>
         <w:t xml:space="preserve"> </w:t>
@@ -9581,15 +9521,32 @@
         <w:t xml:space="preserve">Environmental Biology of Fishes</w:t>
       </w:r>
       <w:r>
+        <w:t xml:space="preserve">,</w:t>
+      </w:r>
+      <w:r>
         <w:t xml:space="preserve"> </w:t>
       </w:r>
       <w:r>
-        <w:t xml:space="preserve">103, no. 5 (2020): 531–41. https://doi.org/10.1007/s10641-020-00954-z.</w:t>
+        <w:rPr>
+          <w:i/>
+          <w:iCs/>
+        </w:rPr>
+        <w:t xml:space="preserve">103</w:t>
+      </w:r>
+      <w:r>
+        <w:t xml:space="preserve">(5), 531–541.</w:t>
       </w:r>
     </w:p>
-    <w:bookmarkEnd w:id="88"/>
-    <w:bookmarkEnd w:id="89"/>
-    <w:sectPr/>
+    <w:bookmarkEnd w:id="91"/>
+    <w:bookmarkEnd w:id="92"/>
+    <w:bookmarkEnd w:id="93"/>
+    <w:bookmarkEnd w:id="94"/>
+    <w:sectPr>
+      <w:pgSz w:h="15840" w:orient="portrait" w:w="12240"/>
+      <w:pgMar w:bottom="1440" w:footer="708" w:gutter="0" w:header="708" w:left="1440" w:right="1440" w:top="1440"/>
+      <w:pgNumType/>
+      <w:docGrid w:linePitch="360"/>
+    </w:sectPr>
   </w:body>
 </w:document>
 </file>
@@ -9618,7 +9575,91 @@
 </file>
 
 <file path=word/numbering.xml><?xml version="1.0" encoding="utf-8"?>
-<w:numbering xmlns:w="http://schemas.openxmlformats.org/wordprocessingml/2006/main">
+<w:numbering xmlns:m="http://schemas.openxmlformats.org/officeDocument/2006/math" xmlns:mc="http://schemas.openxmlformats.org/markup-compatibility/2006" xmlns:o="urn:schemas-microsoft-com:office:office" xmlns:r="http://schemas.openxmlformats.org/officeDocument/2006/relationships" xmlns:v="urn:schemas-microsoft-com:vml" xmlns:w="http://schemas.openxmlformats.org/wordprocessingml/2006/main" xmlns:w10="urn:schemas-microsoft-com:office:word" xmlns:w14="http://schemas.microsoft.com/office/word/2010/wordml" xmlns:w15="http://schemas.microsoft.com/office/word/2012/wordml" xmlns:wne="http://schemas.microsoft.com/office/word/2006/wordml" xmlns:wp="http://schemas.openxmlformats.org/drawingml/2006/wordprocessingDrawing" xmlns:wp14="http://schemas.microsoft.com/office/word/2010/wordprocessingDrawing" xmlns:wpc="http://schemas.microsoft.com/office/word/2010/wordprocessingCanvas" xmlns:wpg="http://schemas.microsoft.com/office/word/2010/wordprocessingGroup" xmlns:wpi="http://schemas.microsoft.com/office/word/2010/wordprocessingInk" xmlns:wps="http://schemas.microsoft.com/office/word/2010/wordprocessingShape" mc:Ignorable="w14 w15 wp14">
+  <w:abstractNum w15:restartNumberingAfterBreak="0" w:abstractNumId="1">
+    <w:multiLevelType w:val="hybridMultilevel"/>
+    <w:lvl w15:tentative="1" w:ilvl="0">
+      <w:start w:val="1"/>
+      <w:numFmt w:val="bullet"/>
+      <w:lvlText w:val="●"/>
+      <w:lvlJc w:val="left"/>
+      <w:pPr>
+        <w:ind w:hanging="360" w:left="720"/>
+      </w:pPr>
+    </w:lvl>
+    <w:lvl w15:tentative="1" w:ilvl="1">
+      <w:start w:val="1"/>
+      <w:numFmt w:val="bullet"/>
+      <w:lvlText w:val="○"/>
+      <w:lvlJc w:val="left"/>
+      <w:pPr>
+        <w:ind w:hanging="360" w:left="1440"/>
+      </w:pPr>
+    </w:lvl>
+    <w:lvl w15:tentative="1" w:ilvl="2">
+      <w:start w:val="1"/>
+      <w:numFmt w:val="bullet"/>
+      <w:lvlText w:val="■"/>
+      <w:lvlJc w:val="left"/>
+      <w:pPr>
+        <w:ind w:hanging="360" w:left="2160"/>
+      </w:pPr>
+    </w:lvl>
+    <w:lvl w15:tentative="1" w:ilvl="3">
+      <w:start w:val="1"/>
+      <w:numFmt w:val="bullet"/>
+      <w:lvlText w:val="●"/>
+      <w:lvlJc w:val="left"/>
+      <w:pPr>
+        <w:ind w:hanging="360" w:left="2880"/>
+      </w:pPr>
+    </w:lvl>
+    <w:lvl w15:tentative="1" w:ilvl="4">
+      <w:start w:val="1"/>
+      <w:numFmt w:val="bullet"/>
+      <w:lvlText w:val="○"/>
+      <w:lvlJc w:val="left"/>
+      <w:pPr>
+        <w:ind w:hanging="360" w:left="3600"/>
+      </w:pPr>
+    </w:lvl>
+    <w:lvl w15:tentative="1" w:ilvl="5">
+      <w:start w:val="1"/>
+      <w:numFmt w:val="bullet"/>
+      <w:lvlText w:val="■"/>
+      <w:lvlJc w:val="left"/>
+      <w:pPr>
+        <w:ind w:hanging="360" w:left="4320"/>
+      </w:pPr>
+    </w:lvl>
+    <w:lvl w15:tentative="1" w:ilvl="6">
+      <w:start w:val="1"/>
+      <w:numFmt w:val="bullet"/>
+      <w:lvlText w:val="●"/>
+      <w:lvlJc w:val="left"/>
+      <w:pPr>
+        <w:ind w:hanging="360" w:left="5040"/>
+      </w:pPr>
+    </w:lvl>
+    <w:lvl w15:tentative="1" w:ilvl="7">
+      <w:start w:val="1"/>
+      <w:numFmt w:val="bullet"/>
+      <w:lvlText w:val="●"/>
+      <w:lvlJc w:val="left"/>
+      <w:pPr>
+        <w:ind w:hanging="360" w:left="5760"/>
+      </w:pPr>
+    </w:lvl>
+    <w:lvl w15:tentative="1" w:ilvl="8">
+      <w:start w:val="1"/>
+      <w:numFmt w:val="bullet"/>
+      <w:lvlText w:val="●"/>
+      <w:lvlJc w:val="left"/>
+      <w:pPr>
+        <w:ind w:hanging="360" w:left="6480"/>
+      </w:pPr>
+    </w:lvl>
+  </w:abstractNum>
   <w:abstractNum w:abstractNumId="990">
     <w:nsid w:val="0000A990"/>
     <w:multiLevelType w:val="multilevel"/>
@@ -9883,6 +9924,12 @@
       </w:pPr>
     </w:lvl>
   </w:abstractNum>
+  <w:num w:numId="1">
+    <w:abstractNumId w:val="1"/>
+    <w:lvlOverride w:ilvl="0">
+      <w:startOverride w:val="1"/>
+    </w:lvlOverride>
+  </w:num>
   <w:num w:numId="1000">
     <w:abstractNumId w:val="990"/>
   </w:num>
@@ -9923,662 +9970,302 @@
 </file>
 
 <file path=word/styles.xml><?xml version="1.0" encoding="utf-8"?>
-<w:styles xmlns:r="http://schemas.openxmlformats.org/officeDocument/2006/relationships" xmlns:w="http://schemas.openxmlformats.org/wordprocessingml/2006/main">
+<w:styles xmlns:mc="http://schemas.openxmlformats.org/markup-compatibility/2006" xmlns:r="http://schemas.openxmlformats.org/officeDocument/2006/relationships" xmlns:w="http://schemas.openxmlformats.org/wordprocessingml/2006/main" xmlns:w14="http://schemas.microsoft.com/office/word/2010/wordml" xmlns:w15="http://schemas.microsoft.com/office/word/2012/wordml" mc:Ignorable="w14 w15">
   <w:docDefaults>
     <w:rPrDefault>
       <w:rPr>
-        <w:rFonts w:asciiTheme="minorHAnsi" w:cstheme="minorBidi" w:eastAsiaTheme="minorHAnsi" w:hAnsiTheme="minorHAnsi"/>
-        <w:sz w:val="24"/>
-        <w:szCs w:val="24"/>
-        <w:lang w:bidi="ar-SA" w:eastAsia="en-US" w:val="en-US"/>
+        <w:rFonts w:ascii="Calibri" w:cs="Calibri" w:eastAsia="Calibri" w:hAnsi="Calibri"/>
+        <w:sz w:val="22"/>
+        <w:szCs w:val="22"/>
       </w:rPr>
     </w:rPrDefault>
-    <w:pPrDefault>
-      <w:pPr>
-        <w:spacing w:after="200"/>
-      </w:pPr>
-    </w:pPrDefault>
+    <w:pPrDefault/>
   </w:docDefaults>
-  <w:latentStyles w:count="276" w:defLockedState="0" w:defQFormat="0" w:defSemiHidden="0" w:defUIPriority="0" w:defUnhideWhenUsed="0"/>
-  <w:style w:default="1" w:styleId="Normal" w:type="paragraph">
-    <w:name w:val="Normal"/>
-    <w:qFormat/>
-  </w:style>
-  <w:style w:styleId="BodyText" w:type="paragraph">
-    <w:name w:val="Body Text"/>
-    <w:basedOn w:val="Normal"/>
-    <w:link w:val="BodyTextChar"/>
-    <w:qFormat/>
-    <w:pPr>
-      <w:spacing w:after="180" w:before="180"/>
-    </w:pPr>
-  </w:style>
-  <w:style w:customStyle="1" w:styleId="FirstParagraph" w:type="paragraph">
-    <w:name w:val="First Paragraph"/>
-    <w:basedOn w:val="BodyText"/>
-    <w:next w:val="BodyText"/>
-    <w:qFormat/>
-  </w:style>
-  <w:style w:customStyle="1" w:styleId="Compact" w:type="paragraph">
-    <w:name w:val="Compact"/>
-    <w:basedOn w:val="BodyText"/>
-    <w:qFormat/>
-    <w:pPr>
-      <w:spacing w:after="36" w:before="36"/>
-    </w:pPr>
-  </w:style>
   <w:style w:styleId="Title" w:type="paragraph">
     <w:name w:val="Title"/>
     <w:basedOn w:val="Normal"/>
-    <w:next w:val="BodyText"/>
-    <w:link w:val="TitleChar"/>
-    <w:uiPriority w:val="10"/>
+    <w:next w:val="Normal"/>
     <w:qFormat/>
-    <w:rsid w:val="00A10FD9"/>
-    <w:pPr>
-      <w:spacing w:after="80" w:line="240" w:lineRule="auto"/>
-      <w:contextualSpacing/>
-      <w:jc w:val="center"/>
-    </w:pPr>
     <w:rPr>
-      <w:rFonts w:asciiTheme="majorHAnsi" w:cstheme="majorBidi" w:eastAsiaTheme="majorEastAsia" w:hAnsiTheme="majorHAnsi"/>
-      <w:spacing w:val="-10"/>
-      <w:kern w:val="28"/>
       <w:sz w:val="56"/>
       <w:szCs w:val="56"/>
     </w:rPr>
   </w:style>
-  <w:style w:customStyle="1" w:styleId="TitleChar" w:type="character">
-    <w:name w:val="Title Char"/>
-    <w:basedOn w:val="DefaultParagraphFont"/>
-    <w:link w:val="Title"/>
-    <w:uiPriority w:val="10"/>
-    <w:rsid w:val="00A10FD9"/>
+  <w:style w:styleId="Heading1" w:type="paragraph">
+    <w:name w:val="Heading 1"/>
+    <w:basedOn w:val="Normal"/>
+    <w:next w:val="Normal"/>
+    <w:qFormat/>
     <w:rPr>
-      <w:rFonts w:asciiTheme="majorHAnsi" w:cstheme="majorBidi" w:eastAsiaTheme="majorEastAsia" w:hAnsiTheme="majorHAnsi"/>
-      <w:spacing w:val="-10"/>
-      <w:kern w:val="28"/>
-      <w:sz w:val="56"/>
-      <w:szCs w:val="56"/>
+      <w:color w:val="2E74B5"/>
+      <w:sz w:val="32"/>
+      <w:szCs w:val="32"/>
     </w:rPr>
   </w:style>
-  <w:style w:styleId="Subtitle" w:type="paragraph">
-    <w:name w:val="Subtitle"/>
-    <w:basedOn w:val="Title"/>
-    <w:next w:val="BodyText"/>
-    <w:link w:val="SubtitleChar"/>
-    <w:uiPriority w:val="11"/>
+  <w:style w:styleId="Heading2" w:type="paragraph">
+    <w:name w:val="Heading 2"/>
+    <w:basedOn w:val="Normal"/>
+    <w:next w:val="Normal"/>
     <w:qFormat/>
-    <w:rsid w:val="00A10FD9"/>
-    <w:pPr>
-      <w:numPr>
-        <w:ilvl w:val="1"/>
-      </w:numPr>
-    </w:pPr>
     <w:rPr>
-      <w:rFonts w:cstheme="majorBidi" w:eastAsiaTheme="majorEastAsia"/>
-      <w:spacing w:val="15"/>
-      <w:sz w:val="28"/>
-      <w:szCs w:val="28"/>
+      <w:color w:val="2E74B5"/>
+      <w:sz w:val="26"/>
+      <w:szCs w:val="26"/>
     </w:rPr>
   </w:style>
-  <w:style w:customStyle="1" w:styleId="SubtitleChar" w:type="character">
-    <w:name w:val="Subtitle Char"/>
-    <w:basedOn w:val="DefaultParagraphFont"/>
-    <w:link w:val="Subtitle"/>
-    <w:uiPriority w:val="11"/>
-    <w:rsid w:val="00A10FD9"/>
+  <w:style w:styleId="Heading3" w:type="paragraph">
+    <w:name w:val="Heading 3"/>
+    <w:basedOn w:val="Normal"/>
+    <w:next w:val="Normal"/>
+    <w:qFormat/>
     <w:rPr>
-      <w:rFonts w:cstheme="majorBidi" w:eastAsiaTheme="majorEastAsia"/>
-      <w:color w:themeColor="text1" w:themeTint="A6" w:val="595959"/>
-      <w:spacing w:val="15"/>
-      <w:sz w:val="28"/>
-      <w:szCs w:val="28"/>
+      <w:color w:val="1F4D78"/>
+      <w:sz w:val="24"/>
+      <w:szCs w:val="24"/>
     </w:rPr>
   </w:style>
-  <w:style w:customStyle="1" w:styleId="Author" w:type="paragraph">
-    <w:name w:val="Author"/>
-    <w:next w:val="BodyText"/>
+  <w:style w:styleId="Heading4" w:type="paragraph">
+    <w:name w:val="Heading 4"/>
+    <w:basedOn w:val="Normal"/>
+    <w:next w:val="Normal"/>
     <w:qFormat/>
-    <w:pPr>
-      <w:keepNext/>
-      <w:keepLines/>
-      <w:jc w:val="center"/>
-    </w:pPr>
+    <w:rPr>
+      <w:i/>
+      <w:iCs/>
+      <w:color w:val="2E74B5"/>
+    </w:rPr>
   </w:style>
-  <w:style w:styleId="Date" w:type="paragraph">
-    <w:name w:val="Date"/>
-    <w:next w:val="BodyText"/>
+  <w:style w:styleId="Heading5" w:type="paragraph">
+    <w:name w:val="Heading 5"/>
+    <w:basedOn w:val="Normal"/>
+    <w:next w:val="Normal"/>
     <w:qFormat/>
-    <w:pPr>
-      <w:keepNext/>
-      <w:keepLines/>
-      <w:jc w:val="center"/>
-    </w:pPr>
+    <w:rPr>
+      <w:color w:val="2E74B5"/>
+    </w:rPr>
   </w:style>
-  <w:style w:customStyle="1" w:styleId="AbstractTitle" w:type="paragraph">
-    <w:name w:val="Abstract Title"/>
+  <w:style w:styleId="Heading6" w:type="paragraph">
+    <w:name w:val="Heading 6"/>
     <w:basedOn w:val="Normal"/>
-    <w:next w:val="Abstract"/>
+    <w:next w:val="Normal"/>
     <w:qFormat/>
-    <w:pPr>
-      <w:keepNext/>
-      <w:keepLines/>
-      <w:spacing w:after="0" w:before="300"/>
-      <w:jc w:val="center"/>
-    </w:pPr>
+    <w:rPr>
+      <w:color w:val="1F4D78"/>
+    </w:rPr>
+  </w:style>
+  <w:style w:styleId="Strong" w:type="paragraph">
+    <w:name w:val="Strong"/>
+    <w:basedOn w:val="Normal"/>
+    <w:next w:val="Normal"/>
+    <w:qFormat/>
     <w:rPr>
       <w:b/>
-      <w:sz w:val="20"/>
-      <w:szCs w:val="20"/>
+      <w:bCs/>
     </w:rPr>
   </w:style>
-  <w:style w:customStyle="1" w:styleId="Abstract" w:type="paragraph">
-    <w:name w:val="Abstract"/>
+  <w:style w:styleId="ListParagraph" w:type="paragraph">
+    <w:name w:val="List Paragraph"/>
     <w:basedOn w:val="Normal"/>
-    <w:next w:val="BodyText"/>
     <w:qFormat/>
+  </w:style>
+  <w:style w:styleId="Hyperlink" w:type="character">
+    <w:name w:val="Hyperlink"/>
+    <w:basedOn w:val="DefaultParagraphFont"/>
+    <w:uiPriority w:val="99"/>
+    <w:unhideWhenUsed/>
+    <w:rPr>
+      <w:color w:val="0563C1"/>
+      <w:u w:val="single"/>
+    </w:rPr>
+  </w:style>
+  <w:style w:styleId="FootnoteReference" w:type="character">
+    <w:name w:val="footnote reference"/>
+    <w:basedOn w:val="DefaultParagraphFont"/>
+    <w:uiPriority w:val="99"/>
+    <w:semiHidden/>
+    <w:unhideWhenUsed/>
+    <w:rPr>
+      <w:vertAlign w:val="superscript"/>
+    </w:rPr>
+  </w:style>
+  <w:style w:styleId="FootnoteText" w:type="paragraph">
+    <w:name w:val="footnote text"/>
+    <w:basedOn w:val="Normal"/>
+    <w:link w:val="FootnoteTextChar"/>
+    <w:uiPriority w:val="99"/>
+    <w:semiHidden/>
+    <w:unhideWhenUsed/>
     <w:pPr>
-      <w:keepNext/>
-      <w:keepLines/>
-      <w:spacing w:after="300" w:before="100"/>
+      <w:spacing w:after="0" w:line="240" w:lineRule="auto"/>
     </w:pPr>
     <w:rPr>
       <w:sz w:val="20"/>
       <w:szCs w:val="20"/>
     </w:rPr>
   </w:style>
+  <w:style w:styleId="FootnoteTextChar" w:type="character">
+    <w:name w:val="Footnote Text Char"/>
+    <w:basedOn w:val="DefaultParagraphFont"/>
+    <w:link w:val="FootnoteText"/>
+    <w:uiPriority w:val="99"/>
+    <w:semiHidden/>
+    <w:unhideWhenUsed/>
+    <w:rPr>
+      <w:sz w:val="20"/>
+      <w:szCs w:val="20"/>
+    </w:rPr>
+  </w:style>
+  <w:style w:styleId="Heading1" w:type="paragraph">
+    <w:name w:val="Heading 1"/>
+    <w:basedOn w:val="Normal"/>
+    <w:next w:val="Normal"/>
+    <w:qFormat/>
+    <w:pPr>
+      <w:spacing w:after="120" w:before="240"/>
+      <w:outlineLvl w:val="0"/>
+    </w:pPr>
+    <w:rPr>
+      <w:rFonts w:ascii="Calibri" w:cs="Calibri" w:eastAsia="Calibri" w:hAnsi="Calibri"/>
+      <w:b/>
+      <w:bCs/>
+      <w:color w:val="000000"/>
+      <w:sz w:val="28"/>
+      <w:szCs w:val="28"/>
+    </w:rPr>
+  </w:style>
+  <w:style w:styleId="Heading2" w:type="paragraph">
+    <w:name w:val="Heading 2"/>
+    <w:basedOn w:val="Normal"/>
+    <w:next w:val="Normal"/>
+    <w:qFormat/>
+    <w:pPr>
+      <w:spacing w:after="100" w:before="200"/>
+      <w:outlineLvl w:val="1"/>
+    </w:pPr>
+    <w:rPr>
+      <w:rFonts w:ascii="Calibri" w:cs="Calibri" w:eastAsia="Calibri" w:hAnsi="Calibri"/>
+      <w:b/>
+      <w:bCs/>
+      <w:color w:val="000000"/>
+      <w:sz w:val="26"/>
+      <w:szCs w:val="26"/>
+    </w:rPr>
+  </w:style>
+  <w:style w:styleId="Heading3" w:type="paragraph">
+    <w:name w:val="Heading 3"/>
+    <w:basedOn w:val="Normal"/>
+    <w:next w:val="Normal"/>
+    <w:qFormat/>
+    <w:pPr>
+      <w:spacing w:after="80" w:before="160"/>
+      <w:outlineLvl w:val="2"/>
+    </w:pPr>
+    <w:rPr>
+      <w:rFonts w:ascii="Calibri" w:cs="Calibri" w:eastAsia="Calibri" w:hAnsi="Calibri"/>
+      <w:b/>
+      <w:bCs/>
+      <w:color w:val="000000"/>
+      <w:sz w:val="24"/>
+      <w:szCs w:val="24"/>
+    </w:rPr>
+  </w:style>
+  <w:style w:styleId="Heading4" w:type="paragraph">
+    <w:name w:val="Heading 4"/>
+    <w:basedOn w:val="Normal"/>
+    <w:next w:val="Normal"/>
+    <w:qFormat/>
+    <w:pPr>
+      <w:spacing w:after="60" w:before="120"/>
+      <w:outlineLvl w:val="3"/>
+    </w:pPr>
+    <w:rPr>
+      <w:rFonts w:ascii="Calibri" w:cs="Calibri" w:eastAsia="Calibri" w:hAnsi="Calibri"/>
+      <w:b/>
+      <w:bCs/>
+      <w:i/>
+      <w:iCs/>
+      <w:color w:val="000000"/>
+      <w:sz w:val="22"/>
+      <w:szCs w:val="22"/>
+    </w:rPr>
+  </w:style>
+  <w:style w:styleId="Title" w:type="paragraph">
+    <w:name w:val="Title"/>
+    <w:basedOn w:val="Normal"/>
+    <w:next w:val="Normal"/>
+    <w:qFormat/>
+    <w:pPr>
+      <w:spacing w:after="240" w:before="0"/>
+      <w:jc w:val="center"/>
+    </w:pPr>
+    <w:rPr>
+      <w:rFonts w:ascii="Calibri" w:cs="Calibri" w:eastAsia="Calibri" w:hAnsi="Calibri"/>
+      <w:b/>
+      <w:bCs/>
+      <w:color w:val="000000"/>
+      <w:sz w:val="32"/>
+      <w:szCs w:val="32"/>
+    </w:rPr>
+  </w:style>
+  <w:style w:styleId="Caption" w:type="paragraph">
+    <w:name w:val="Caption"/>
+    <w:basedOn w:val="Normal"/>
+    <w:next w:val="Normal"/>
+    <w:pPr>
+      <w:spacing w:after="60" w:before="60"/>
+      <w:jc w:val="left"/>
+    </w:pPr>
+    <w:rPr>
+      <w:rFonts w:ascii="Calibri" w:cs="Calibri" w:eastAsia="Calibri" w:hAnsi="Calibri"/>
+      <w:i/>
+      <w:iCs/>
+      <w:color w:val="000000"/>
+      <w:sz w:val="22"/>
+      <w:szCs w:val="22"/>
+    </w:rPr>
+  </w:style>
+  <w:style w:styleId="TableCaption" w:type="paragraph">
+    <w:name w:val="Table Caption"/>
+    <w:basedOn w:val="Caption"/>
+    <w:next w:val="Normal"/>
+    <w:pPr>
+      <w:spacing w:after="60" w:before="60"/>
+      <w:jc w:val="left"/>
+    </w:pPr>
+    <w:rPr>
+      <w:rFonts w:ascii="Calibri" w:cs="Calibri" w:eastAsia="Calibri" w:hAnsi="Calibri"/>
+      <w:i/>
+      <w:iCs/>
+      <w:color w:val="000000"/>
+      <w:sz w:val="22"/>
+      <w:szCs w:val="22"/>
+    </w:rPr>
+  </w:style>
+  <w:style w:styleId="Normal" w:type="paragraph">
+    <w:name w:val="Normal"/>
+    <w:pPr>
+      <w:spacing w:after="0" w:before="0" w:line="240"/>
+    </w:pPr>
+    <w:rPr>
+      <w:rFonts w:ascii="Calibri" w:cs="Calibri" w:eastAsia="Calibri" w:hAnsi="Calibri"/>
+      <w:color w:val="000000"/>
+      <w:sz w:val="22"/>
+      <w:szCs w:val="22"/>
+    </w:rPr>
+  </w:style>
   <w:style w:styleId="Bibliography" w:type="paragraph">
     <w:name w:val="Bibliography"/>
     <w:basedOn w:val="Normal"/>
     <w:next w:val="Bibliography"/>
-    <w:qFormat/>
-    <w:pPr/>
-    <w:rPr/>
-  </w:style>
-  <w:style w:styleId="Heading1" w:type="paragraph">
-    <w:name w:val="heading 1"/>
-    <w:basedOn w:val="Normal"/>
-    <w:next w:val="BodyText"/>
-    <w:link w:val="Heading1Char"/>
-    <w:uiPriority w:val="9"/>
-    <w:qFormat/>
-    <w:rsid w:val="00A10FD9"/>
     <w:pPr>
-      <w:keepNext/>
-      <w:keepLines/>
-      <w:spacing w:after="80" w:before="360"/>
-      <w:outlineLvl w:val="0"/>
+      <w:spacing w:after="0" w:before="0" w:line="240"/>
+      <w:ind w:hanging="720" w:left="720"/>
     </w:pPr>
     <w:rPr>
-      <w:rFonts w:asciiTheme="majorHAnsi" w:cstheme="majorBidi" w:eastAsiaTheme="majorEastAsia" w:hAnsiTheme="majorHAnsi"/>
-      <w:color w:themeColor="accent1" w:themeShade="BF" w:val="0F4761"/>
-      <w:sz w:val="40"/>
-      <w:szCs w:val="40"/>
-    </w:rPr>
-  </w:style>
-  <w:style w:styleId="Heading2" w:type="paragraph">
-    <w:name w:val="heading 2"/>
-    <w:basedOn w:val="Normal"/>
-    <w:next w:val="BodyText"/>
-    <w:link w:val="Heading2Char"/>
-    <w:uiPriority w:val="9"/>
-    <w:semiHidden/>
-    <w:unhideWhenUsed/>
-    <w:qFormat/>
-    <w:rsid w:val="00A10FD9"/>
-    <w:pPr>
-      <w:keepNext/>
-      <w:keepLines/>
-      <w:spacing w:after="80" w:before="160"/>
-      <w:outlineLvl w:val="1"/>
-    </w:pPr>
-    <w:rPr>
-      <w:rFonts w:asciiTheme="majorHAnsi" w:cstheme="majorBidi" w:eastAsiaTheme="majorEastAsia" w:hAnsiTheme="majorHAnsi"/>
-      <w:color w:themeColor="accent1" w:themeShade="BF" w:val="0F4761"/>
-      <w:sz w:val="32"/>
-      <w:szCs w:val="32"/>
-    </w:rPr>
-  </w:style>
-  <w:style w:styleId="Heading3" w:type="paragraph">
-    <w:name w:val="heading 3"/>
-    <w:basedOn w:val="Normal"/>
-    <w:next w:val="BodyText"/>
-    <w:link w:val="Heading3Char"/>
-    <w:uiPriority w:val="9"/>
-    <w:semiHidden/>
-    <w:unhideWhenUsed/>
-    <w:qFormat/>
-    <w:rsid w:val="00A10FD9"/>
-    <w:pPr>
-      <w:keepNext/>
-      <w:keepLines/>
-      <w:spacing w:after="80" w:before="160"/>
-      <w:outlineLvl w:val="2"/>
-    </w:pPr>
-    <w:rPr>
-      <w:rFonts w:cstheme="majorBidi" w:eastAsiaTheme="majorEastAsia"/>
-      <w:color w:themeColor="accent1" w:themeShade="BF" w:val="0F4761"/>
-      <w:sz w:val="28"/>
-      <w:szCs w:val="28"/>
-    </w:rPr>
-  </w:style>
-  <w:style w:styleId="Heading4" w:type="paragraph">
-    <w:name w:val="heading 4"/>
-    <w:basedOn w:val="Normal"/>
-    <w:next w:val="BodyText"/>
-    <w:link w:val="Heading4Char"/>
-    <w:uiPriority w:val="9"/>
-    <w:semiHidden/>
-    <w:unhideWhenUsed/>
-    <w:qFormat/>
-    <w:rsid w:val="00A10FD9"/>
-    <w:pPr>
-      <w:keepNext/>
-      <w:keepLines/>
-      <w:spacing w:after="40" w:before="80"/>
-      <w:outlineLvl w:val="3"/>
-    </w:pPr>
-    <w:rPr>
-      <w:rFonts w:cstheme="majorBidi" w:eastAsiaTheme="majorEastAsia"/>
-      <w:i/>
-      <w:iCs/>
-      <w:color w:themeColor="accent1" w:themeShade="BF" w:val="0F4761"/>
-    </w:rPr>
-  </w:style>
-  <w:style w:styleId="Heading5" w:type="paragraph">
-    <w:name w:val="heading 5"/>
-    <w:basedOn w:val="Normal"/>
-    <w:next w:val="BodyText"/>
-    <w:link w:val="Heading5Char"/>
-    <w:uiPriority w:val="9"/>
-    <w:semiHidden/>
-    <w:unhideWhenUsed/>
-    <w:qFormat/>
-    <w:rsid w:val="00A10FD9"/>
-    <w:pPr>
-      <w:keepNext/>
-      <w:keepLines/>
-      <w:spacing w:after="40" w:before="80"/>
-      <w:outlineLvl w:val="4"/>
-    </w:pPr>
-    <w:rPr>
-      <w:rFonts w:cstheme="majorBidi" w:eastAsiaTheme="majorEastAsia"/>
-      <w:color w:themeColor="accent1" w:themeShade="BF" w:val="0F4761"/>
-    </w:rPr>
-  </w:style>
-  <w:style w:styleId="Heading6" w:type="paragraph">
-    <w:name w:val="heading 6"/>
-    <w:basedOn w:val="Normal"/>
-    <w:next w:val="BodyText"/>
-    <w:link w:val="Heading6Char"/>
-    <w:uiPriority w:val="9"/>
-    <w:semiHidden/>
-    <w:unhideWhenUsed/>
-    <w:qFormat/>
-    <w:rsid w:val="00A10FD9"/>
-    <w:pPr>
-      <w:keepNext/>
-      <w:keepLines/>
-      <w:spacing w:after="0" w:before="40"/>
-      <w:outlineLvl w:val="5"/>
-    </w:pPr>
-    <w:rPr>
-      <w:rFonts w:cstheme="majorBidi" w:eastAsiaTheme="majorEastAsia"/>
-      <w:i/>
-      <w:iCs/>
-      <w:color w:themeColor="text1" w:themeTint="A6" w:val="595959"/>
-    </w:rPr>
-  </w:style>
-  <w:style w:styleId="Heading7" w:type="paragraph">
-    <w:name w:val="heading 7"/>
-    <w:basedOn w:val="Normal"/>
-    <w:next w:val="BodyText"/>
-    <w:link w:val="Heading7Char"/>
-    <w:uiPriority w:val="9"/>
-    <w:semiHidden/>
-    <w:unhideWhenUsed/>
-    <w:qFormat/>
-    <w:rsid w:val="00A10FD9"/>
-    <w:pPr>
-      <w:keepNext/>
-      <w:keepLines/>
-      <w:spacing w:after="0" w:before="40"/>
-      <w:outlineLvl w:val="6"/>
-    </w:pPr>
-    <w:rPr>
-      <w:rFonts w:cstheme="majorBidi" w:eastAsiaTheme="majorEastAsia"/>
-      <w:color w:themeColor="text1" w:themeTint="A6" w:val="595959"/>
-    </w:rPr>
-  </w:style>
-  <w:style w:styleId="Heading8" w:type="paragraph">
-    <w:name w:val="heading 8"/>
-    <w:basedOn w:val="Normal"/>
-    <w:next w:val="BodyText"/>
-    <w:link w:val="Heading8Char"/>
-    <w:uiPriority w:val="9"/>
-    <w:semiHidden/>
-    <w:unhideWhenUsed/>
-    <w:qFormat/>
-    <w:rsid w:val="00A10FD9"/>
-    <w:pPr>
-      <w:keepNext/>
-      <w:keepLines/>
-      <w:spacing w:after="0"/>
-      <w:outlineLvl w:val="7"/>
-    </w:pPr>
-    <w:rPr>
-      <w:rFonts w:cstheme="majorBidi" w:eastAsiaTheme="majorEastAsia"/>
-      <w:i/>
-      <w:iCs/>
-      <w:color w:themeColor="text1" w:themeTint="D8" w:val="272727"/>
-    </w:rPr>
-  </w:style>
-  <w:style w:styleId="Heading9" w:type="paragraph">
-    <w:name w:val="heading 9"/>
-    <w:basedOn w:val="Normal"/>
-    <w:next w:val="BodyText"/>
-    <w:link w:val="Heading9Char"/>
-    <w:uiPriority w:val="9"/>
-    <w:semiHidden/>
-    <w:unhideWhenUsed/>
-    <w:qFormat/>
-    <w:rsid w:val="00A10FD9"/>
-    <w:pPr>
-      <w:keepNext/>
-      <w:keepLines/>
-      <w:spacing w:after="0"/>
-      <w:outlineLvl w:val="8"/>
-    </w:pPr>
-    <w:rPr>
-      <w:rFonts w:cstheme="majorBidi" w:eastAsiaTheme="majorEastAsia"/>
-      <w:color w:themeColor="text1" w:themeTint="D8" w:val="272727"/>
-    </w:rPr>
-  </w:style>
-  <w:style w:customStyle="1" w:styleId="Heading1Char" w:type="character">
-    <w:name w:val="Heading 1 Char"/>
-    <w:basedOn w:val="DefaultParagraphFont"/>
-    <w:link w:val="Heading1"/>
-    <w:uiPriority w:val="9"/>
-    <w:rsid w:val="00A10FD9"/>
-    <w:rPr>
-      <w:rFonts w:asciiTheme="majorHAnsi" w:cstheme="majorBidi" w:eastAsiaTheme="majorEastAsia" w:hAnsiTheme="majorHAnsi"/>
-      <w:color w:themeColor="accent1" w:themeShade="BF" w:val="0F4761"/>
-      <w:sz w:val="40"/>
-      <w:szCs w:val="40"/>
-    </w:rPr>
-  </w:style>
-  <w:style w:customStyle="1" w:styleId="Heading2Char" w:type="character">
-    <w:name w:val="Heading 2 Char"/>
-    <w:basedOn w:val="DefaultParagraphFont"/>
-    <w:link w:val="Heading2"/>
-    <w:uiPriority w:val="9"/>
-    <w:semiHidden/>
-    <w:rsid w:val="00A10FD9"/>
-    <w:rPr>
-      <w:rFonts w:asciiTheme="majorHAnsi" w:cstheme="majorBidi" w:eastAsiaTheme="majorEastAsia" w:hAnsiTheme="majorHAnsi"/>
-      <w:color w:themeColor="accent1" w:themeShade="BF" w:val="0F4761"/>
-      <w:sz w:val="32"/>
-      <w:szCs w:val="32"/>
-    </w:rPr>
-  </w:style>
-  <w:style w:customStyle="1" w:styleId="Heading3Char" w:type="character">
-    <w:name w:val="Heading 3 Char"/>
-    <w:basedOn w:val="DefaultParagraphFont"/>
-    <w:link w:val="Heading3"/>
-    <w:uiPriority w:val="9"/>
-    <w:semiHidden/>
-    <w:rsid w:val="00A10FD9"/>
-    <w:rPr>
-      <w:rFonts w:cstheme="majorBidi" w:eastAsiaTheme="majorEastAsia"/>
-      <w:color w:themeColor="accent1" w:themeShade="BF" w:val="0F4761"/>
-      <w:sz w:val="28"/>
-      <w:szCs w:val="28"/>
-    </w:rPr>
-  </w:style>
-  <w:style w:customStyle="1" w:styleId="Heading4Char" w:type="character">
-    <w:name w:val="Heading 4 Char"/>
-    <w:basedOn w:val="DefaultParagraphFont"/>
-    <w:link w:val="Heading4"/>
-    <w:uiPriority w:val="9"/>
-    <w:semiHidden/>
-    <w:rsid w:val="00A10FD9"/>
-    <w:rPr>
-      <w:rFonts w:cstheme="majorBidi" w:eastAsiaTheme="majorEastAsia"/>
-      <w:i/>
-      <w:iCs/>
-      <w:color w:themeColor="accent1" w:themeShade="BF" w:val="0F4761"/>
-    </w:rPr>
-  </w:style>
-  <w:style w:customStyle="1" w:styleId="Heading5Char" w:type="character">
-    <w:name w:val="Heading 5 Char"/>
-    <w:basedOn w:val="DefaultParagraphFont"/>
-    <w:link w:val="Heading5"/>
-    <w:uiPriority w:val="9"/>
-    <w:semiHidden/>
-    <w:rsid w:val="00A10FD9"/>
-    <w:rPr>
-      <w:rFonts w:cstheme="majorBidi" w:eastAsiaTheme="majorEastAsia"/>
-      <w:color w:themeColor="accent1" w:themeShade="BF" w:val="0F4761"/>
-    </w:rPr>
-  </w:style>
-  <w:style w:customStyle="1" w:styleId="Heading6Char" w:type="character">
-    <w:name w:val="Heading 6 Char"/>
-    <w:basedOn w:val="DefaultParagraphFont"/>
-    <w:link w:val="Heading6"/>
-    <w:uiPriority w:val="9"/>
-    <w:semiHidden/>
-    <w:rsid w:val="00A10FD9"/>
-    <w:rPr>
-      <w:rFonts w:cstheme="majorBidi" w:eastAsiaTheme="majorEastAsia"/>
-      <w:i/>
-      <w:iCs/>
-      <w:color w:themeColor="text1" w:themeTint="A6" w:val="595959"/>
-    </w:rPr>
-  </w:style>
-  <w:style w:customStyle="1" w:styleId="Heading7Char" w:type="character">
-    <w:name w:val="Heading 7 Char"/>
-    <w:basedOn w:val="DefaultParagraphFont"/>
-    <w:link w:val="Heading7"/>
-    <w:uiPriority w:val="9"/>
-    <w:semiHidden/>
-    <w:rsid w:val="00A10FD9"/>
-    <w:rPr>
-      <w:rFonts w:cstheme="majorBidi" w:eastAsiaTheme="majorEastAsia"/>
-      <w:color w:themeColor="text1" w:themeTint="A6" w:val="595959"/>
-    </w:rPr>
-  </w:style>
-  <w:style w:customStyle="1" w:styleId="Heading8Char" w:type="character">
-    <w:name w:val="Heading 8 Char"/>
-    <w:basedOn w:val="DefaultParagraphFont"/>
-    <w:link w:val="Heading8"/>
-    <w:uiPriority w:val="9"/>
-    <w:semiHidden/>
-    <w:rsid w:val="00A10FD9"/>
-    <w:rPr>
-      <w:rFonts w:cstheme="majorBidi" w:eastAsiaTheme="majorEastAsia"/>
-      <w:i/>
-      <w:iCs/>
-      <w:color w:themeColor="text1" w:themeTint="D8" w:val="272727"/>
-    </w:rPr>
-  </w:style>
-  <w:style w:customStyle="1" w:styleId="Heading9Char" w:type="character">
-    <w:name w:val="Heading 9 Char"/>
-    <w:basedOn w:val="DefaultParagraphFont"/>
-    <w:link w:val="Heading9"/>
-    <w:uiPriority w:val="9"/>
-    <w:semiHidden/>
-    <w:rsid w:val="00A10FD9"/>
-    <w:rPr>
-      <w:rFonts w:cstheme="majorBidi" w:eastAsiaTheme="majorEastAsia"/>
-      <w:color w:themeColor="text1" w:themeTint="D8" w:val="272727"/>
-    </w:rPr>
-  </w:style>
-  <w:style w:styleId="BlockText" w:type="paragraph">
-    <w:name w:val="Block Text"/>
-    <w:basedOn w:val="BodyText"/>
-    <w:next w:val="BodyText"/>
-    <w:uiPriority w:val="9"/>
-    <w:unhideWhenUsed/>
-    <w:qFormat/>
-    <w:pPr>
-      <w:spacing w:after="100" w:before="100"/>
-      <w:ind w:firstLine="0" w:left="480" w:right="480"/>
-    </w:pPr>
-  </w:style>
-  <w:style w:styleId="FootnoteText" w:type="paragraph">
-    <w:name w:val="Footnote Text"/>
-    <w:basedOn w:val="Normal"/>
-    <w:next w:val="FootnoteText"/>
-    <w:uiPriority w:val="9"/>
-    <w:unhideWhenUsed/>
-    <w:qFormat/>
-  </w:style>
-  <w:style w:styleId="FootnoteBlockText" w:type="paragraph">
-    <w:name w:val="Footnote Block Text"/>
-    <w:basedOn w:val="FootnoteText"/>
-    <w:next w:val="FootnoteText"/>
-    <w:uiPriority w:val="9"/>
-    <w:unhideWhenUsed/>
-    <w:qFormat/>
-    <w:pPr>
-      <w:spacing w:after="100" w:before="100"/>
-      <w:ind w:firstLine="0" w:left="480" w:right="480"/>
-    </w:pPr>
-  </w:style>
-  <w:style w:default="1" w:styleId="DefaultParagraphFont" w:type="character">
-    <w:name w:val="Default Paragraph Font"/>
-    <w:semiHidden/>
-    <w:unhideWhenUsed/>
-  </w:style>
-  <w:style w:default="1" w:styleId="Table" w:type="table">
-    <w:name w:val="Table"/>
-    <w:basedOn w:val="TableNormal"/>
-    <w:semiHidden/>
-    <w:unhideWhenUsed/>
-    <w:qFormat/>
-    <w:tblPr>
-      <w:tblInd w:type="dxa" w:w="0"/>
-      <w:tblCellMar>
-        <w:top w:type="dxa" w:w="0"/>
-        <w:left w:type="dxa" w:w="108"/>
-        <w:bottom w:type="dxa" w:w="0"/>
-        <w:right w:type="dxa" w:w="108"/>
-      </w:tblCellMar>
-    </w:tblPr>
-    <w:tblStylePr w:type="firstRow">
-      <w:tblPr>
-        <w:jc w:val="left"/>
-        <w:tblInd w:type="dxa" w:w="0"/>
-      </w:tblPr>
-      <w:trPr>
-        <w:jc w:val="left"/>
-      </w:trPr>
-      <w:tcPr>
-        <w:tcBorders>
-          <w:bottom w:val="single"/>
-        </w:tcBorders>
-        <w:vAlign w:val="bottom"/>
-      </w:tcPr>
-    </w:tblStylePr>
-  </w:style>
-  <w:style w:customStyle="1" w:styleId="DefinitionTerm" w:type="paragraph">
-    <w:name w:val="Definition Term"/>
-    <w:basedOn w:val="Normal"/>
-    <w:next w:val="Definition"/>
-    <w:pPr>
-      <w:keepNext/>
-      <w:keepLines/>
-      <w:spacing w:after="0"/>
-    </w:pPr>
-    <w:rPr>
-      <w:b/>
-    </w:rPr>
-  </w:style>
-  <w:style w:customStyle="1" w:styleId="Definition" w:type="paragraph">
-    <w:name w:val="Definition"/>
-    <w:basedOn w:val="Normal"/>
-  </w:style>
-  <w:style w:styleId="Caption" w:type="paragraph">
-    <w:name w:val="Caption"/>
-    <w:basedOn w:val="Normal"/>
-    <w:link w:val="BodyTextChar"/>
-    <w:pPr>
-      <w:spacing w:after="120" w:before="0"/>
-    </w:pPr>
-    <w:rPr>
-      <w:i/>
-    </w:rPr>
-  </w:style>
-  <w:style w:customStyle="1" w:styleId="TableCaption" w:type="paragraph">
-    <w:name w:val="Table Caption"/>
-    <w:basedOn w:val="Caption"/>
-    <w:pPr>
-      <w:keepNext/>
-    </w:pPr>
-  </w:style>
-  <w:style w:customStyle="1" w:styleId="ImageCaption" w:type="paragraph">
-    <w:name w:val="Image Caption"/>
-    <w:basedOn w:val="Caption"/>
-  </w:style>
-  <w:style w:customStyle="1" w:styleId="Figure" w:type="paragraph">
-    <w:name w:val="Figure"/>
-    <w:basedOn w:val="Normal"/>
-  </w:style>
-  <w:style w:customStyle="1" w:styleId="CaptionedFigure" w:type="paragraph">
-    <w:name w:val="Captioned Figure"/>
-    <w:basedOn w:val="Figure"/>
-    <w:pPr>
-      <w:keepNext/>
-    </w:pPr>
-  </w:style>
-  <w:style w:customStyle="1" w:styleId="BodyTextChar" w:type="character">
-    <w:name w:val="Body Text Char"/>
-    <w:basedOn w:val="DefaultParagraphFont"/>
-    <w:link w:val="BodyText"/>
-  </w:style>
-  <w:style w:customStyle="1" w:styleId="VerbatimChar" w:type="character">
-    <w:name w:val="Verbatim Char"/>
-    <w:basedOn w:val="BodyTextChar"/>
-    <w:rPr>
-      <w:rFonts w:ascii="Consolas" w:hAnsi="Consolas"/>
+      <w:rFonts w:ascii="Calibri" w:cs="Calibri" w:eastAsia="Calibri" w:hAnsi="Calibri"/>
+      <w:color w:val="000000"/>
       <w:sz w:val="22"/>
-    </w:rPr>
-  </w:style>
-  <w:style w:customStyle="1" w:styleId="SectionNumber" w:type="character">
-    <w:name w:val="Section Number"/>
-    <w:basedOn w:val="BodyTextChar"/>
-  </w:style>
-  <w:style w:styleId="FootnoteReference" w:type="character">
-    <w:name w:val="Footnote Reference"/>
-    <w:basedOn w:val="BodyTextChar"/>
-    <w:rPr>
-      <w:vertAlign w:val="superscript"/>
-    </w:rPr>
-  </w:style>
-  <w:style w:styleId="Hyperlink" w:type="character">
-    <w:name w:val="Hyperlink"/>
-    <w:basedOn w:val="BodyTextChar"/>
-    <w:rPr>
-      <w:color w:themeColor="accent1" w:val="4F81BD"/>
-    </w:rPr>
-  </w:style>
-  <w:style w:styleId="TOCHeading" w:type="paragraph">
-    <w:name w:val="TOC Heading"/>
-    <w:basedOn w:val="Heading1"/>
-    <w:next w:val="BodyText"/>
-    <w:uiPriority w:val="39"/>
-    <w:unhideWhenUsed/>
-    <w:qFormat/>
-    <w:pPr>
-      <w:spacing w:before="240" w:line="259" w:lineRule="auto"/>
-      <w:outlineLvl w:val="9"/>
-    </w:pPr>
-    <w:rPr>
-      <w:rFonts w:asciiTheme="majorHAnsi" w:cstheme="majorBidi" w:eastAsiaTheme="majorEastAsia" w:hAnsiTheme="majorHAnsi"/>
-      <w:b w:val="0"/>
-      <w:bCs w:val="0"/>
-      <w:color w:themeColor="accent1" w:themeShade="BF" w:val="365F91"/>
+      <w:szCs w:val="22"/>
     </w:rPr>
   </w:style>
   <w:style w:type="paragraph" w:customStyle="1" w:styleId="SourceCode">

--- a/samt-assessment-v1.docx
+++ b/samt-assessment-v1.docx
@@ -2,7 +2,7 @@
 <file path=word/document.xml><?xml version="1.0" encoding="utf-8"?>
 <w:document xmlns:w="http://schemas.openxmlformats.org/wordprocessingml/2006/main" xmlns:m="http://schemas.openxmlformats.org/officeDocument/2006/math" xmlns:r="http://schemas.openxmlformats.org/officeDocument/2006/relationships" xmlns:o="urn:schemas-microsoft-com:office:office" xmlns:v="urn:schemas-microsoft-com:vml" xmlns:w10="urn:schemas-microsoft-com:office:word" xmlns:a="http://schemas.openxmlformats.org/drawingml/2006/main" xmlns:pic="http://schemas.openxmlformats.org/drawingml/2006/picture" xmlns:wp="http://schemas.openxmlformats.org/drawingml/2006/wordprocessingDrawing">
   <w:body>
-    <w:bookmarkStart w:id="89" w:name="X29b5f33945bac93ce69a4140f075cf8233c41e3"/>
+    <w:bookmarkStart w:id="94" w:name="X29b5f33945bac93ce69a4140f075cf8233c41e3"/>
     <w:p>
       <w:pPr>
         <w:pStyle w:val="Heading2"/>
@@ -26,7 +26,7 @@
           <w:i/>
           <w:iCs/>
         </w:rPr>
-        <w:t xml:space="preserve">January 21, 2026</w:t>
+        <w:t xml:space="preserve">January 29, 2026</w:t>
       </w:r>
     </w:p>
     <w:p>
@@ -134,13 +134,13 @@
           <w:b/>
           <w:bCs/>
         </w:rPr>
-        <w:t xml:space="preserve">44</w:t>
+        <w:t xml:space="preserve">47</w:t>
       </w:r>
       <w:r>
         <w:t xml:space="preserve"> </w:t>
       </w:r>
       <w:r>
-        <w:t xml:space="preserve">(0.83% of threshold) Natural Steelhead,</w:t>
+        <w:t xml:space="preserve">(0.88% of threshold) Natural Steelhead,</w:t>
       </w:r>
       <w:r>
         <w:t xml:space="preserve"> </w:t>
@@ -150,13 +150,13 @@
           <w:b/>
           <w:bCs/>
         </w:rPr>
-        <w:t xml:space="preserve">148</w:t>
+        <w:t xml:space="preserve">280</w:t>
       </w:r>
       <w:r>
         <w:t xml:space="preserve"> </w:t>
       </w:r>
       <w:r>
-        <w:t xml:space="preserve">(2.5% of threshold) Hatchery Steelhead, and</w:t>
+        <w:t xml:space="preserve">(4.73% of threshold) Hatchery Steelhead, and</w:t>
       </w:r>
       <w:r>
         <w:t xml:space="preserve"> </w:t>
@@ -166,13 +166,13 @@
           <w:b/>
           <w:bCs/>
         </w:rPr>
-        <w:t xml:space="preserve">992</w:t>
+        <w:t xml:space="preserve">1019</w:t>
       </w:r>
       <w:r>
         <w:t xml:space="preserve"> </w:t>
       </w:r>
       <w:r>
-        <w:t xml:space="preserve">(45.14% of threshold) Spring-run Surrogates.</w:t>
+        <w:t xml:space="preserve">(46.34% of threshold) Spring-run Surrogates.</w:t>
       </w:r>
     </w:p>
     <w:p>
@@ -281,7 +281,7 @@
         <w:t xml:space="preserve"> </w:t>
       </w:r>
       <w:r>
-        <w:t xml:space="preserve">- Historically, as of Jan 20, 79% of length-at-date (LAD) winter-run have entered the Delta based on Knights Landing RST catch, 2% have exited the Delta based on Chipps Island Trawl Catch, and 2% of DNA confirmed winter-run have been salvaged.</w:t>
+        <w:t xml:space="preserve">- Historically, as of Jan 28, 83% of length-at-date (LAD) winter-run have entered the Delta based on Knights Landing RST catch, 3% have exited the Delta based on Chipps Island Trawl Catch, and 7% of DNA confirmed winter-run have been salvaged.</w:t>
       </w:r>
     </w:p>
     <w:tbl>
@@ -361,19 +361,19 @@
                     <w:spacing w:after="100" w:before="100" w:line="240"/>
                     <w:ind w:left="100" w:right="100" w:firstLine="0" w:firstLineChars="0"/>
                     <w:rPr>
-                      <w:rFonts w:ascii="Calibri" w:hAnsi="Calibri" w:eastAsia="Calibri" w:cs="Calibri"/>
-                      <w:i w:val="false"/>
-                      <w:b w:val="false"/>
-                      <w:u w:val="none"/>
-                      <w:strike w:val="false"/>
-                      <w:sz w:val="22"/>
-                      <w:szCs w:val="22"/>
-                      <w:color w:val="000000"/>
-                    </w:rPr>
-                  </w:pPr>
-                  <w:r xmlns:w="http://schemas.openxmlformats.org/wordprocessingml/2006/main" xmlns:wp="http://schemas.openxmlformats.org/drawingml/2006/wordprocessingDrawing" xmlns:r="http://schemas.openxmlformats.org/officeDocument/2006/relationships" xmlns:w14="http://schemas.microsoft.com/office/word/2010/wordml">
-                    <w:rPr>
-                      <w:rFonts w:ascii="Calibri" w:hAnsi="Calibri" w:eastAsia="Calibri" w:cs="Calibri"/>
+                      <w:rFonts w:ascii="Arial" w:hAnsi="Arial" w:eastAsia="Arial" w:cs="Arial"/>
+                      <w:i w:val="false"/>
+                      <w:b w:val="false"/>
+                      <w:u w:val="none"/>
+                      <w:strike w:val="false"/>
+                      <w:sz w:val="22"/>
+                      <w:szCs w:val="22"/>
+                      <w:color w:val="000000"/>
+                    </w:rPr>
+                  </w:pPr>
+                  <w:r xmlns:w="http://schemas.openxmlformats.org/wordprocessingml/2006/main" xmlns:wp="http://schemas.openxmlformats.org/drawingml/2006/wordprocessingDrawing" xmlns:r="http://schemas.openxmlformats.org/officeDocument/2006/relationships" xmlns:w14="http://schemas.microsoft.com/office/word/2010/wordml">
+                    <w:rPr>
+                      <w:rFonts w:ascii="Arial" w:hAnsi="Arial" w:eastAsia="Arial" w:cs="Arial"/>
                       <w:i w:val="false"/>
                       <w:b w:val="false"/>
                       <w:u w:val="none"/>
@@ -415,19 +415,19 @@
                     <w:spacing w:after="100" w:before="100" w:line="240"/>
                     <w:ind w:left="100" w:right="100" w:firstLine="0" w:firstLineChars="0"/>
                     <w:rPr>
-                      <w:rFonts w:ascii="Calibri" w:hAnsi="Calibri" w:eastAsia="Calibri" w:cs="Calibri"/>
-                      <w:i w:val="false"/>
-                      <w:b w:val="false"/>
-                      <w:u w:val="none"/>
-                      <w:strike w:val="false"/>
-                      <w:sz w:val="22"/>
-                      <w:szCs w:val="22"/>
-                      <w:color w:val="000000"/>
-                    </w:rPr>
-                  </w:pPr>
-                  <w:r xmlns:w="http://schemas.openxmlformats.org/wordprocessingml/2006/main" xmlns:wp="http://schemas.openxmlformats.org/drawingml/2006/wordprocessingDrawing" xmlns:r="http://schemas.openxmlformats.org/officeDocument/2006/relationships" xmlns:w14="http://schemas.microsoft.com/office/word/2010/wordml">
-                    <w:rPr>
-                      <w:rFonts w:ascii="Calibri" w:hAnsi="Calibri" w:eastAsia="Calibri" w:cs="Calibri"/>
+                      <w:rFonts w:ascii="Arial" w:hAnsi="Arial" w:eastAsia="Arial" w:cs="Arial"/>
+                      <w:i w:val="false"/>
+                      <w:b w:val="false"/>
+                      <w:u w:val="none"/>
+                      <w:strike w:val="false"/>
+                      <w:sz w:val="22"/>
+                      <w:szCs w:val="22"/>
+                      <w:color w:val="000000"/>
+                    </w:rPr>
+                  </w:pPr>
+                  <w:r xmlns:w="http://schemas.openxmlformats.org/wordprocessingml/2006/main" xmlns:wp="http://schemas.openxmlformats.org/drawingml/2006/wordprocessingDrawing" xmlns:r="http://schemas.openxmlformats.org/officeDocument/2006/relationships" xmlns:w14="http://schemas.microsoft.com/office/word/2010/wordml">
+                    <w:rPr>
+                      <w:rFonts w:ascii="Arial" w:hAnsi="Arial" w:eastAsia="Arial" w:cs="Arial"/>
                       <w:i w:val="false"/>
                       <w:b w:val="false"/>
                       <w:u w:val="none"/>
@@ -469,19 +469,19 @@
                     <w:spacing w:after="100" w:before="100" w:line="240"/>
                     <w:ind w:left="100" w:right="100" w:firstLine="0" w:firstLineChars="0"/>
                     <w:rPr>
-                      <w:rFonts w:ascii="Calibri" w:hAnsi="Calibri" w:eastAsia="Calibri" w:cs="Calibri"/>
-                      <w:i w:val="false"/>
-                      <w:b w:val="false"/>
-                      <w:u w:val="none"/>
-                      <w:strike w:val="false"/>
-                      <w:sz w:val="22"/>
-                      <w:szCs w:val="22"/>
-                      <w:color w:val="000000"/>
-                    </w:rPr>
-                  </w:pPr>
-                  <w:r xmlns:w="http://schemas.openxmlformats.org/wordprocessingml/2006/main" xmlns:wp="http://schemas.openxmlformats.org/drawingml/2006/wordprocessingDrawing" xmlns:r="http://schemas.openxmlformats.org/officeDocument/2006/relationships" xmlns:w14="http://schemas.microsoft.com/office/word/2010/wordml">
-                    <w:rPr>
-                      <w:rFonts w:ascii="Calibri" w:hAnsi="Calibri" w:eastAsia="Calibri" w:cs="Calibri"/>
+                      <w:rFonts w:ascii="Arial" w:hAnsi="Arial" w:eastAsia="Arial" w:cs="Arial"/>
+                      <w:i w:val="false"/>
+                      <w:b w:val="false"/>
+                      <w:u w:val="none"/>
+                      <w:strike w:val="false"/>
+                      <w:sz w:val="22"/>
+                      <w:szCs w:val="22"/>
+                      <w:color w:val="000000"/>
+                    </w:rPr>
+                  </w:pPr>
+                  <w:r xmlns:w="http://schemas.openxmlformats.org/wordprocessingml/2006/main" xmlns:wp="http://schemas.openxmlformats.org/drawingml/2006/wordprocessingDrawing" xmlns:r="http://schemas.openxmlformats.org/officeDocument/2006/relationships" xmlns:w14="http://schemas.microsoft.com/office/word/2010/wordml">
+                    <w:rPr>
+                      <w:rFonts w:ascii="Arial" w:hAnsi="Arial" w:eastAsia="Arial" w:cs="Arial"/>
                       <w:i w:val="false"/>
                       <w:b w:val="false"/>
                       <w:u w:val="none"/>
@@ -523,19 +523,19 @@
                     <w:spacing w:after="100" w:before="100" w:line="240"/>
                     <w:ind w:left="100" w:right="100" w:firstLine="0" w:firstLineChars="0"/>
                     <w:rPr>
-                      <w:rFonts w:ascii="Calibri" w:hAnsi="Calibri" w:eastAsia="Calibri" w:cs="Calibri"/>
-                      <w:i w:val="false"/>
-                      <w:b w:val="false"/>
-                      <w:u w:val="none"/>
-                      <w:strike w:val="false"/>
-                      <w:sz w:val="22"/>
-                      <w:szCs w:val="22"/>
-                      <w:color w:val="000000"/>
-                    </w:rPr>
-                  </w:pPr>
-                  <w:r xmlns:w="http://schemas.openxmlformats.org/wordprocessingml/2006/main" xmlns:wp="http://schemas.openxmlformats.org/drawingml/2006/wordprocessingDrawing" xmlns:r="http://schemas.openxmlformats.org/officeDocument/2006/relationships" xmlns:w14="http://schemas.microsoft.com/office/word/2010/wordml">
-                    <w:rPr>
-                      <w:rFonts w:ascii="Calibri" w:hAnsi="Calibri" w:eastAsia="Calibri" w:cs="Calibri"/>
+                      <w:rFonts w:ascii="Arial" w:hAnsi="Arial" w:eastAsia="Arial" w:cs="Arial"/>
+                      <w:i w:val="false"/>
+                      <w:b w:val="false"/>
+                      <w:u w:val="none"/>
+                      <w:strike w:val="false"/>
+                      <w:sz w:val="22"/>
+                      <w:szCs w:val="22"/>
+                      <w:color w:val="000000"/>
+                    </w:rPr>
+                  </w:pPr>
+                  <w:r xmlns:w="http://schemas.openxmlformats.org/wordprocessingml/2006/main" xmlns:wp="http://schemas.openxmlformats.org/drawingml/2006/wordprocessingDrawing" xmlns:r="http://schemas.openxmlformats.org/officeDocument/2006/relationships" xmlns:w14="http://schemas.microsoft.com/office/word/2010/wordml">
+                    <w:rPr>
+                      <w:rFonts w:ascii="Arial" w:hAnsi="Arial" w:eastAsia="Arial" w:cs="Arial"/>
                       <w:i w:val="false"/>
                       <w:b w:val="false"/>
                       <w:u w:val="none"/>
@@ -577,19 +577,19 @@
                     <w:spacing w:after="100" w:before="100" w:line="240"/>
                     <w:ind w:left="100" w:right="100" w:firstLine="0" w:firstLineChars="0"/>
                     <w:rPr>
-                      <w:rFonts w:ascii="Calibri" w:hAnsi="Calibri" w:eastAsia="Calibri" w:cs="Calibri"/>
-                      <w:i w:val="false"/>
-                      <w:b w:val="false"/>
-                      <w:u w:val="none"/>
-                      <w:strike w:val="false"/>
-                      <w:sz w:val="22"/>
-                      <w:szCs w:val="22"/>
-                      <w:color w:val="000000"/>
-                    </w:rPr>
-                  </w:pPr>
-                  <w:r xmlns:w="http://schemas.openxmlformats.org/wordprocessingml/2006/main" xmlns:wp="http://schemas.openxmlformats.org/drawingml/2006/wordprocessingDrawing" xmlns:r="http://schemas.openxmlformats.org/officeDocument/2006/relationships" xmlns:w14="http://schemas.microsoft.com/office/word/2010/wordml">
-                    <w:rPr>
-                      <w:rFonts w:ascii="Calibri" w:hAnsi="Calibri" w:eastAsia="Calibri" w:cs="Calibri"/>
+                      <w:rFonts w:ascii="Arial" w:hAnsi="Arial" w:eastAsia="Arial" w:cs="Arial"/>
+                      <w:i w:val="false"/>
+                      <w:b w:val="false"/>
+                      <w:u w:val="none"/>
+                      <w:strike w:val="false"/>
+                      <w:sz w:val="22"/>
+                      <w:szCs w:val="22"/>
+                      <w:color w:val="000000"/>
+                    </w:rPr>
+                  </w:pPr>
+                  <w:r xmlns:w="http://schemas.openxmlformats.org/wordprocessingml/2006/main" xmlns:wp="http://schemas.openxmlformats.org/drawingml/2006/wordprocessingDrawing" xmlns:r="http://schemas.openxmlformats.org/officeDocument/2006/relationships" xmlns:w14="http://schemas.microsoft.com/office/word/2010/wordml">
+                    <w:rPr>
+                      <w:rFonts w:ascii="Arial" w:hAnsi="Arial" w:eastAsia="Arial" w:cs="Arial"/>
                       <w:i w:val="false"/>
                       <w:b w:val="false"/>
                       <w:u w:val="none"/>
@@ -631,19 +631,19 @@
                     <w:spacing w:after="100" w:before="100" w:line="240"/>
                     <w:ind w:left="100" w:right="100" w:firstLine="0" w:firstLineChars="0"/>
                     <w:rPr>
-                      <w:rFonts w:ascii="Calibri" w:hAnsi="Calibri" w:eastAsia="Calibri" w:cs="Calibri"/>
-                      <w:i w:val="false"/>
-                      <w:b w:val="false"/>
-                      <w:u w:val="none"/>
-                      <w:strike w:val="false"/>
-                      <w:sz w:val="22"/>
-                      <w:szCs w:val="22"/>
-                      <w:color w:val="000000"/>
-                    </w:rPr>
-                  </w:pPr>
-                  <w:r xmlns:w="http://schemas.openxmlformats.org/wordprocessingml/2006/main" xmlns:wp="http://schemas.openxmlformats.org/drawingml/2006/wordprocessingDrawing" xmlns:r="http://schemas.openxmlformats.org/officeDocument/2006/relationships" xmlns:w14="http://schemas.microsoft.com/office/word/2010/wordml">
-                    <w:rPr>
-                      <w:rFonts w:ascii="Calibri" w:hAnsi="Calibri" w:eastAsia="Calibri" w:cs="Calibri"/>
+                      <w:rFonts w:ascii="Arial" w:hAnsi="Arial" w:eastAsia="Arial" w:cs="Arial"/>
+                      <w:i w:val="false"/>
+                      <w:b w:val="false"/>
+                      <w:u w:val="none"/>
+                      <w:strike w:val="false"/>
+                      <w:sz w:val="22"/>
+                      <w:szCs w:val="22"/>
+                      <w:color w:val="000000"/>
+                    </w:rPr>
+                  </w:pPr>
+                  <w:r xmlns:w="http://schemas.openxmlformats.org/wordprocessingml/2006/main" xmlns:wp="http://schemas.openxmlformats.org/drawingml/2006/wordprocessingDrawing" xmlns:r="http://schemas.openxmlformats.org/officeDocument/2006/relationships" xmlns:w14="http://schemas.microsoft.com/office/word/2010/wordml">
+                    <w:rPr>
+                      <w:rFonts w:ascii="Arial" w:hAnsi="Arial" w:eastAsia="Arial" w:cs="Arial"/>
                       <w:i w:val="false"/>
                       <w:b w:val="false"/>
                       <w:u w:val="none"/>
@@ -685,19 +685,19 @@
                     <w:spacing w:after="100" w:before="100" w:line="240"/>
                     <w:ind w:left="100" w:right="100" w:firstLine="0" w:firstLineChars="0"/>
                     <w:rPr>
-                      <w:rFonts w:ascii="Calibri" w:hAnsi="Calibri" w:eastAsia="Calibri" w:cs="Calibri"/>
-                      <w:i w:val="false"/>
-                      <w:b w:val="false"/>
-                      <w:u w:val="none"/>
-                      <w:strike w:val="false"/>
-                      <w:sz w:val="22"/>
-                      <w:szCs w:val="22"/>
-                      <w:color w:val="000000"/>
-                    </w:rPr>
-                  </w:pPr>
-                  <w:r xmlns:w="http://schemas.openxmlformats.org/wordprocessingml/2006/main" xmlns:wp="http://schemas.openxmlformats.org/drawingml/2006/wordprocessingDrawing" xmlns:r="http://schemas.openxmlformats.org/officeDocument/2006/relationships" xmlns:w14="http://schemas.microsoft.com/office/word/2010/wordml">
-                    <w:rPr>
-                      <w:rFonts w:ascii="Calibri" w:hAnsi="Calibri" w:eastAsia="Calibri" w:cs="Calibri"/>
+                      <w:rFonts w:ascii="Arial" w:hAnsi="Arial" w:eastAsia="Arial" w:cs="Arial"/>
+                      <w:i w:val="false"/>
+                      <w:b w:val="false"/>
+                      <w:u w:val="none"/>
+                      <w:strike w:val="false"/>
+                      <w:sz w:val="22"/>
+                      <w:szCs w:val="22"/>
+                      <w:color w:val="000000"/>
+                    </w:rPr>
+                  </w:pPr>
+                  <w:r xmlns:w="http://schemas.openxmlformats.org/wordprocessingml/2006/main" xmlns:wp="http://schemas.openxmlformats.org/drawingml/2006/wordprocessingDrawing" xmlns:r="http://schemas.openxmlformats.org/officeDocument/2006/relationships" xmlns:w14="http://schemas.microsoft.com/office/word/2010/wordml">
+                    <w:rPr>
+                      <w:rFonts w:ascii="Arial" w:hAnsi="Arial" w:eastAsia="Arial" w:cs="Arial"/>
                       <w:i w:val="false"/>
                       <w:b w:val="false"/>
                       <w:u w:val="none"/>
@@ -745,19 +745,19 @@
                     <w:spacing w:after="100" w:before="100" w:line="240"/>
                     <w:ind w:left="100" w:right="100" w:firstLine="0" w:firstLineChars="0"/>
                     <w:rPr>
-                      <w:rFonts w:ascii="Calibri" w:hAnsi="Calibri" w:eastAsia="Calibri" w:cs="Calibri"/>
-                      <w:i w:val="false"/>
-                      <w:b w:val="false"/>
-                      <w:u w:val="none"/>
-                      <w:strike w:val="false"/>
-                      <w:sz w:val="22"/>
-                      <w:szCs w:val="22"/>
-                      <w:color w:val="000000"/>
-                    </w:rPr>
-                  </w:pPr>
-                  <w:r xmlns:w="http://schemas.openxmlformats.org/wordprocessingml/2006/main" xmlns:wp="http://schemas.openxmlformats.org/drawingml/2006/wordprocessingDrawing" xmlns:r="http://schemas.openxmlformats.org/officeDocument/2006/relationships" xmlns:w14="http://schemas.microsoft.com/office/word/2010/wordml">
-                    <w:rPr>
-                      <w:rFonts w:ascii="Calibri" w:hAnsi="Calibri" w:eastAsia="Calibri" w:cs="Calibri"/>
+                      <w:rFonts w:ascii="Arial" w:hAnsi="Arial" w:eastAsia="Arial" w:cs="Arial"/>
+                      <w:i w:val="false"/>
+                      <w:b w:val="false"/>
+                      <w:u w:val="none"/>
+                      <w:strike w:val="false"/>
+                      <w:sz w:val="22"/>
+                      <w:szCs w:val="22"/>
+                      <w:color w:val="000000"/>
+                    </w:rPr>
+                  </w:pPr>
+                  <w:r xmlns:w="http://schemas.openxmlformats.org/wordprocessingml/2006/main" xmlns:wp="http://schemas.openxmlformats.org/drawingml/2006/wordprocessingDrawing" xmlns:r="http://schemas.openxmlformats.org/officeDocument/2006/relationships" xmlns:w14="http://schemas.microsoft.com/office/word/2010/wordml">
+                    <w:rPr>
+                      <w:rFonts w:ascii="Arial" w:hAnsi="Arial" w:eastAsia="Arial" w:cs="Arial"/>
                       <w:i w:val="false"/>
                       <w:b w:val="false"/>
                       <w:u w:val="none"/>
@@ -799,28 +799,28 @@
                     <w:spacing w:after="100" w:before="100" w:line="240"/>
                     <w:ind w:left="100" w:right="100" w:firstLine="0" w:firstLineChars="0"/>
                     <w:rPr>
-                      <w:rFonts w:ascii="Calibri" w:hAnsi="Calibri" w:eastAsia="Calibri" w:cs="Calibri"/>
-                      <w:i w:val="false"/>
-                      <w:b w:val="false"/>
-                      <w:u w:val="none"/>
-                      <w:strike w:val="false"/>
-                      <w:sz w:val="22"/>
-                      <w:szCs w:val="22"/>
-                      <w:color w:val="000000"/>
-                    </w:rPr>
-                  </w:pPr>
-                  <w:r xmlns:w="http://schemas.openxmlformats.org/wordprocessingml/2006/main" xmlns:wp="http://schemas.openxmlformats.org/drawingml/2006/wordprocessingDrawing" xmlns:r="http://schemas.openxmlformats.org/officeDocument/2006/relationships" xmlns:w14="http://schemas.microsoft.com/office/word/2010/wordml">
-                    <w:rPr>
-                      <w:rFonts w:ascii="Calibri" w:hAnsi="Calibri" w:eastAsia="Calibri" w:cs="Calibri"/>
-                      <w:i w:val="false"/>
-                      <w:b w:val="false"/>
-                      <w:u w:val="none"/>
-                      <w:strike w:val="false"/>
-                      <w:sz w:val="22"/>
-                      <w:szCs w:val="22"/>
-                      <w:color w:val="000000"/>
-                    </w:rPr>
-                    <w:t xml:space="preserve">98%</w:t>
+                      <w:rFonts w:ascii="Arial" w:hAnsi="Arial" w:eastAsia="Arial" w:cs="Arial"/>
+                      <w:i w:val="false"/>
+                      <w:b w:val="false"/>
+                      <w:u w:val="none"/>
+                      <w:strike w:val="false"/>
+                      <w:sz w:val="22"/>
+                      <w:szCs w:val="22"/>
+                      <w:color w:val="000000"/>
+                    </w:rPr>
+                  </w:pPr>
+                  <w:r xmlns:w="http://schemas.openxmlformats.org/wordprocessingml/2006/main" xmlns:wp="http://schemas.openxmlformats.org/drawingml/2006/wordprocessingDrawing" xmlns:r="http://schemas.openxmlformats.org/officeDocument/2006/relationships" xmlns:w14="http://schemas.microsoft.com/office/word/2010/wordml">
+                    <w:rPr>
+                      <w:rFonts w:ascii="Arial" w:hAnsi="Arial" w:eastAsia="Arial" w:cs="Arial"/>
+                      <w:i w:val="false"/>
+                      <w:b w:val="false"/>
+                      <w:u w:val="none"/>
+                      <w:strike w:val="false"/>
+                      <w:sz w:val="22"/>
+                      <w:szCs w:val="22"/>
+                      <w:color w:val="000000"/>
+                    </w:rPr>
+                    <w:t xml:space="preserve">99%</w:t>
                   </w:r>
                 </w:p>
               </w:tc>
@@ -853,28 +853,28 @@
                     <w:spacing w:after="100" w:before="100" w:line="240"/>
                     <w:ind w:left="100" w:right="100" w:firstLine="0" w:firstLineChars="0"/>
                     <w:rPr>
-                      <w:rFonts w:ascii="Calibri" w:hAnsi="Calibri" w:eastAsia="Calibri" w:cs="Calibri"/>
-                      <w:i w:val="false"/>
-                      <w:b w:val="false"/>
-                      <w:u w:val="none"/>
-                      <w:strike w:val="false"/>
-                      <w:sz w:val="22"/>
-                      <w:szCs w:val="22"/>
-                      <w:color w:val="000000"/>
-                    </w:rPr>
-                  </w:pPr>
-                  <w:r xmlns:w="http://schemas.openxmlformats.org/wordprocessingml/2006/main" xmlns:wp="http://schemas.openxmlformats.org/drawingml/2006/wordprocessingDrawing" xmlns:r="http://schemas.openxmlformats.org/officeDocument/2006/relationships" xmlns:w14="http://schemas.microsoft.com/office/word/2010/wordml">
-                    <w:rPr>
-                      <w:rFonts w:ascii="Calibri" w:hAnsi="Calibri" w:eastAsia="Calibri" w:cs="Calibri"/>
-                      <w:i w:val="false"/>
-                      <w:b w:val="false"/>
-                      <w:u w:val="none"/>
-                      <w:strike w:val="false"/>
-                      <w:sz w:val="22"/>
-                      <w:szCs w:val="22"/>
-                      <w:color w:val="000000"/>
-                    </w:rPr>
-                    <w:t xml:space="preserve">85%</w:t>
+                      <w:rFonts w:ascii="Arial" w:hAnsi="Arial" w:eastAsia="Arial" w:cs="Arial"/>
+                      <w:i w:val="false"/>
+                      <w:b w:val="false"/>
+                      <w:u w:val="none"/>
+                      <w:strike w:val="false"/>
+                      <w:sz w:val="22"/>
+                      <w:szCs w:val="22"/>
+                      <w:color w:val="000000"/>
+                    </w:rPr>
+                  </w:pPr>
+                  <w:r xmlns:w="http://schemas.openxmlformats.org/wordprocessingml/2006/main" xmlns:wp="http://schemas.openxmlformats.org/drawingml/2006/wordprocessingDrawing" xmlns:r="http://schemas.openxmlformats.org/officeDocument/2006/relationships" xmlns:w14="http://schemas.microsoft.com/office/word/2010/wordml">
+                    <w:rPr>
+                      <w:rFonts w:ascii="Arial" w:hAnsi="Arial" w:eastAsia="Arial" w:cs="Arial"/>
+                      <w:i w:val="false"/>
+                      <w:b w:val="false"/>
+                      <w:u w:val="none"/>
+                      <w:strike w:val="false"/>
+                      <w:sz w:val="22"/>
+                      <w:szCs w:val="22"/>
+                      <w:color w:val="000000"/>
+                    </w:rPr>
+                    <w:t xml:space="preserve">88%</w:t>
                   </w:r>
                 </w:p>
               </w:tc>
@@ -907,28 +907,28 @@
                     <w:spacing w:after="100" w:before="100" w:line="240"/>
                     <w:ind w:left="100" w:right="100" w:firstLine="0" w:firstLineChars="0"/>
                     <w:rPr>
-                      <w:rFonts w:ascii="Calibri" w:hAnsi="Calibri" w:eastAsia="Calibri" w:cs="Calibri"/>
-                      <w:i w:val="false"/>
-                      <w:b w:val="false"/>
-                      <w:u w:val="none"/>
-                      <w:strike w:val="false"/>
-                      <w:sz w:val="22"/>
-                      <w:szCs w:val="22"/>
-                      <w:color w:val="000000"/>
-                    </w:rPr>
-                  </w:pPr>
-                  <w:r xmlns:w="http://schemas.openxmlformats.org/wordprocessingml/2006/main" xmlns:wp="http://schemas.openxmlformats.org/drawingml/2006/wordprocessingDrawing" xmlns:r="http://schemas.openxmlformats.org/officeDocument/2006/relationships" xmlns:w14="http://schemas.microsoft.com/office/word/2010/wordml">
-                    <w:rPr>
-                      <w:rFonts w:ascii="Calibri" w:hAnsi="Calibri" w:eastAsia="Calibri" w:cs="Calibri"/>
-                      <w:i w:val="false"/>
-                      <w:b w:val="false"/>
-                      <w:u w:val="none"/>
-                      <w:strike w:val="false"/>
-                      <w:sz w:val="22"/>
-                      <w:szCs w:val="22"/>
-                      <w:color w:val="000000"/>
-                    </w:rPr>
-                    <w:t xml:space="preserve">79%</w:t>
+                      <w:rFonts w:ascii="Arial" w:hAnsi="Arial" w:eastAsia="Arial" w:cs="Arial"/>
+                      <w:i w:val="false"/>
+                      <w:b w:val="false"/>
+                      <w:u w:val="none"/>
+                      <w:strike w:val="false"/>
+                      <w:sz w:val="22"/>
+                      <w:szCs w:val="22"/>
+                      <w:color w:val="000000"/>
+                    </w:rPr>
+                  </w:pPr>
+                  <w:r xmlns:w="http://schemas.openxmlformats.org/wordprocessingml/2006/main" xmlns:wp="http://schemas.openxmlformats.org/drawingml/2006/wordprocessingDrawing" xmlns:r="http://schemas.openxmlformats.org/officeDocument/2006/relationships" xmlns:w14="http://schemas.microsoft.com/office/word/2010/wordml">
+                    <w:rPr>
+                      <w:rFonts w:ascii="Arial" w:hAnsi="Arial" w:eastAsia="Arial" w:cs="Arial"/>
+                      <w:i w:val="false"/>
+                      <w:b w:val="false"/>
+                      <w:u w:val="none"/>
+                      <w:strike w:val="false"/>
+                      <w:sz w:val="22"/>
+                      <w:szCs w:val="22"/>
+                      <w:color w:val="000000"/>
+                    </w:rPr>
+                    <w:t xml:space="preserve">83%</w:t>
                   </w:r>
                 </w:p>
               </w:tc>
@@ -961,28 +961,28 @@
                     <w:spacing w:after="100" w:before="100" w:line="240"/>
                     <w:ind w:left="100" w:right="100" w:firstLine="0" w:firstLineChars="0"/>
                     <w:rPr>
-                      <w:rFonts w:ascii="Calibri" w:hAnsi="Calibri" w:eastAsia="Calibri" w:cs="Calibri"/>
-                      <w:i w:val="false"/>
-                      <w:b w:val="false"/>
-                      <w:u w:val="none"/>
-                      <w:strike w:val="false"/>
-                      <w:sz w:val="22"/>
-                      <w:szCs w:val="22"/>
-                      <w:color w:val="000000"/>
-                    </w:rPr>
-                  </w:pPr>
-                  <w:r xmlns:w="http://schemas.openxmlformats.org/wordprocessingml/2006/main" xmlns:wp="http://schemas.openxmlformats.org/drawingml/2006/wordprocessingDrawing" xmlns:r="http://schemas.openxmlformats.org/officeDocument/2006/relationships" xmlns:w14="http://schemas.microsoft.com/office/word/2010/wordml">
-                    <w:rPr>
-                      <w:rFonts w:ascii="Calibri" w:hAnsi="Calibri" w:eastAsia="Calibri" w:cs="Calibri"/>
-                      <w:i w:val="false"/>
-                      <w:b w:val="false"/>
-                      <w:u w:val="none"/>
-                      <w:strike w:val="false"/>
-                      <w:sz w:val="22"/>
-                      <w:szCs w:val="22"/>
-                      <w:color w:val="000000"/>
-                    </w:rPr>
-                    <w:t xml:space="preserve">43%</w:t>
+                      <w:rFonts w:ascii="Arial" w:hAnsi="Arial" w:eastAsia="Arial" w:cs="Arial"/>
+                      <w:i w:val="false"/>
+                      <w:b w:val="false"/>
+                      <w:u w:val="none"/>
+                      <w:strike w:val="false"/>
+                      <w:sz w:val="22"/>
+                      <w:szCs w:val="22"/>
+                      <w:color w:val="000000"/>
+                    </w:rPr>
+                  </w:pPr>
+                  <w:r xmlns:w="http://schemas.openxmlformats.org/wordprocessingml/2006/main" xmlns:wp="http://schemas.openxmlformats.org/drawingml/2006/wordprocessingDrawing" xmlns:r="http://schemas.openxmlformats.org/officeDocument/2006/relationships" xmlns:w14="http://schemas.microsoft.com/office/word/2010/wordml">
+                    <w:rPr>
+                      <w:rFonts w:ascii="Arial" w:hAnsi="Arial" w:eastAsia="Arial" w:cs="Arial"/>
+                      <w:i w:val="false"/>
+                      <w:b w:val="false"/>
+                      <w:u w:val="none"/>
+                      <w:strike w:val="false"/>
+                      <w:sz w:val="22"/>
+                      <w:szCs w:val="22"/>
+                      <w:color w:val="000000"/>
+                    </w:rPr>
+                    <w:t xml:space="preserve">44%</w:t>
                   </w:r>
                 </w:p>
               </w:tc>
@@ -1015,28 +1015,28 @@
                     <w:spacing w:after="100" w:before="100" w:line="240"/>
                     <w:ind w:left="100" w:right="100" w:firstLine="0" w:firstLineChars="0"/>
                     <w:rPr>
-                      <w:rFonts w:ascii="Calibri" w:hAnsi="Calibri" w:eastAsia="Calibri" w:cs="Calibri"/>
-                      <w:i w:val="false"/>
-                      <w:b w:val="false"/>
-                      <w:u w:val="none"/>
-                      <w:strike w:val="false"/>
-                      <w:sz w:val="22"/>
-                      <w:szCs w:val="22"/>
-                      <w:color w:val="000000"/>
-                    </w:rPr>
-                  </w:pPr>
-                  <w:r xmlns:w="http://schemas.openxmlformats.org/wordprocessingml/2006/main" xmlns:wp="http://schemas.openxmlformats.org/drawingml/2006/wordprocessingDrawing" xmlns:r="http://schemas.openxmlformats.org/officeDocument/2006/relationships" xmlns:w14="http://schemas.microsoft.com/office/word/2010/wordml">
-                    <w:rPr>
-                      <w:rFonts w:ascii="Calibri" w:hAnsi="Calibri" w:eastAsia="Calibri" w:cs="Calibri"/>
-                      <w:i w:val="false"/>
-                      <w:b w:val="false"/>
-                      <w:u w:val="none"/>
-                      <w:strike w:val="false"/>
-                      <w:sz w:val="22"/>
-                      <w:szCs w:val="22"/>
-                      <w:color w:val="000000"/>
-                    </w:rPr>
-                    <w:t xml:space="preserve">2%</w:t>
+                      <w:rFonts w:ascii="Arial" w:hAnsi="Arial" w:eastAsia="Arial" w:cs="Arial"/>
+                      <w:i w:val="false"/>
+                      <w:b w:val="false"/>
+                      <w:u w:val="none"/>
+                      <w:strike w:val="false"/>
+                      <w:sz w:val="22"/>
+                      <w:szCs w:val="22"/>
+                      <w:color w:val="000000"/>
+                    </w:rPr>
+                  </w:pPr>
+                  <w:r xmlns:w="http://schemas.openxmlformats.org/wordprocessingml/2006/main" xmlns:wp="http://schemas.openxmlformats.org/drawingml/2006/wordprocessingDrawing" xmlns:r="http://schemas.openxmlformats.org/officeDocument/2006/relationships" xmlns:w14="http://schemas.microsoft.com/office/word/2010/wordml">
+                    <w:rPr>
+                      <w:rFonts w:ascii="Arial" w:hAnsi="Arial" w:eastAsia="Arial" w:cs="Arial"/>
+                      <w:i w:val="false"/>
+                      <w:b w:val="false"/>
+                      <w:u w:val="none"/>
+                      <w:strike w:val="false"/>
+                      <w:sz w:val="22"/>
+                      <w:szCs w:val="22"/>
+                      <w:color w:val="000000"/>
+                    </w:rPr>
+                    <w:t xml:space="preserve">3%</w:t>
                   </w:r>
                 </w:p>
               </w:tc>
@@ -1069,28 +1069,28 @@
                     <w:spacing w:after="100" w:before="100" w:line="240"/>
                     <w:ind w:left="100" w:right="100" w:firstLine="0" w:firstLineChars="0"/>
                     <w:rPr>
-                      <w:rFonts w:ascii="Calibri" w:hAnsi="Calibri" w:eastAsia="Calibri" w:cs="Calibri"/>
-                      <w:i w:val="false"/>
-                      <w:b w:val="false"/>
-                      <w:u w:val="none"/>
-                      <w:strike w:val="false"/>
-                      <w:sz w:val="22"/>
-                      <w:szCs w:val="22"/>
-                      <w:color w:val="000000"/>
-                    </w:rPr>
-                  </w:pPr>
-                  <w:r xmlns:w="http://schemas.openxmlformats.org/wordprocessingml/2006/main" xmlns:wp="http://schemas.openxmlformats.org/drawingml/2006/wordprocessingDrawing" xmlns:r="http://schemas.openxmlformats.org/officeDocument/2006/relationships" xmlns:w14="http://schemas.microsoft.com/office/word/2010/wordml">
-                    <w:rPr>
-                      <w:rFonts w:ascii="Calibri" w:hAnsi="Calibri" w:eastAsia="Calibri" w:cs="Calibri"/>
-                      <w:i w:val="false"/>
-                      <w:b w:val="false"/>
-                      <w:u w:val="none"/>
-                      <w:strike w:val="false"/>
-                      <w:sz w:val="22"/>
-                      <w:szCs w:val="22"/>
-                      <w:color w:val="000000"/>
-                    </w:rPr>
-                    <w:t xml:space="preserve">19%</w:t>
+                      <w:rFonts w:ascii="Arial" w:hAnsi="Arial" w:eastAsia="Arial" w:cs="Arial"/>
+                      <w:i w:val="false"/>
+                      <w:b w:val="false"/>
+                      <w:u w:val="none"/>
+                      <w:strike w:val="false"/>
+                      <w:sz w:val="22"/>
+                      <w:szCs w:val="22"/>
+                      <w:color w:val="000000"/>
+                    </w:rPr>
+                  </w:pPr>
+                  <w:r xmlns:w="http://schemas.openxmlformats.org/wordprocessingml/2006/main" xmlns:wp="http://schemas.openxmlformats.org/drawingml/2006/wordprocessingDrawing" xmlns:r="http://schemas.openxmlformats.org/officeDocument/2006/relationships" xmlns:w14="http://schemas.microsoft.com/office/word/2010/wordml">
+                    <w:rPr>
+                      <w:rFonts w:ascii="Arial" w:hAnsi="Arial" w:eastAsia="Arial" w:cs="Arial"/>
+                      <w:i w:val="false"/>
+                      <w:b w:val="false"/>
+                      <w:u w:val="none"/>
+                      <w:strike w:val="false"/>
+                      <w:sz w:val="22"/>
+                      <w:szCs w:val="22"/>
+                      <w:color w:val="000000"/>
+                    </w:rPr>
+                    <w:t xml:space="preserve">22%</w:t>
                   </w:r>
                 </w:p>
               </w:tc>
@@ -1129,19 +1129,19 @@
                     <w:spacing w:after="100" w:before="100" w:line="240"/>
                     <w:ind w:left="100" w:right="100" w:firstLine="0" w:firstLineChars="0"/>
                     <w:rPr>
-                      <w:rFonts w:ascii="Calibri" w:hAnsi="Calibri" w:eastAsia="Calibri" w:cs="Calibri"/>
-                      <w:i w:val="false"/>
-                      <w:b w:val="false"/>
-                      <w:u w:val="none"/>
-                      <w:strike w:val="false"/>
-                      <w:sz w:val="22"/>
-                      <w:szCs w:val="22"/>
-                      <w:color w:val="000000"/>
-                    </w:rPr>
-                  </w:pPr>
-                  <w:r xmlns:w="http://schemas.openxmlformats.org/wordprocessingml/2006/main" xmlns:wp="http://schemas.openxmlformats.org/drawingml/2006/wordprocessingDrawing" xmlns:r="http://schemas.openxmlformats.org/officeDocument/2006/relationships" xmlns:w14="http://schemas.microsoft.com/office/word/2010/wordml">
-                    <w:rPr>
-                      <w:rFonts w:ascii="Calibri" w:hAnsi="Calibri" w:eastAsia="Calibri" w:cs="Calibri"/>
+                      <w:rFonts w:ascii="Arial" w:hAnsi="Arial" w:eastAsia="Arial" w:cs="Arial"/>
+                      <w:i w:val="false"/>
+                      <w:b w:val="false"/>
+                      <w:u w:val="none"/>
+                      <w:strike w:val="false"/>
+                      <w:sz w:val="22"/>
+                      <w:szCs w:val="22"/>
+                      <w:color w:val="000000"/>
+                    </w:rPr>
+                  </w:pPr>
+                  <w:r xmlns:w="http://schemas.openxmlformats.org/wordprocessingml/2006/main" xmlns:wp="http://schemas.openxmlformats.org/drawingml/2006/wordprocessingDrawing" xmlns:r="http://schemas.openxmlformats.org/officeDocument/2006/relationships" xmlns:w14="http://schemas.microsoft.com/office/word/2010/wordml">
+                    <w:rPr>
+                      <w:rFonts w:ascii="Arial" w:hAnsi="Arial" w:eastAsia="Arial" w:cs="Arial"/>
                       <w:i w:val="false"/>
                       <w:b w:val="false"/>
                       <w:u w:val="none"/>
@@ -1183,19 +1183,19 @@
                     <w:spacing w:after="100" w:before="100" w:line="240"/>
                     <w:ind w:left="100" w:right="100" w:firstLine="0" w:firstLineChars="0"/>
                     <w:rPr>
-                      <w:rFonts w:ascii="Calibri" w:hAnsi="Calibri" w:eastAsia="Calibri" w:cs="Calibri"/>
-                      <w:i w:val="false"/>
-                      <w:b w:val="false"/>
-                      <w:u w:val="none"/>
-                      <w:strike w:val="false"/>
-                      <w:sz w:val="22"/>
-                      <w:szCs w:val="22"/>
-                      <w:color w:val="000000"/>
-                    </w:rPr>
-                  </w:pPr>
-                  <w:r xmlns:w="http://schemas.openxmlformats.org/wordprocessingml/2006/main" xmlns:wp="http://schemas.openxmlformats.org/drawingml/2006/wordprocessingDrawing" xmlns:r="http://schemas.openxmlformats.org/officeDocument/2006/relationships" xmlns:w14="http://schemas.microsoft.com/office/word/2010/wordml">
-                    <w:rPr>
-                      <w:rFonts w:ascii="Calibri" w:hAnsi="Calibri" w:eastAsia="Calibri" w:cs="Calibri"/>
+                      <w:rFonts w:ascii="Arial" w:hAnsi="Arial" w:eastAsia="Arial" w:cs="Arial"/>
+                      <w:i w:val="false"/>
+                      <w:b w:val="false"/>
+                      <w:u w:val="none"/>
+                      <w:strike w:val="false"/>
+                      <w:sz w:val="22"/>
+                      <w:szCs w:val="22"/>
+                      <w:color w:val="000000"/>
+                    </w:rPr>
+                  </w:pPr>
+                  <w:r xmlns:w="http://schemas.openxmlformats.org/wordprocessingml/2006/main" xmlns:wp="http://schemas.openxmlformats.org/drawingml/2006/wordprocessingDrawing" xmlns:r="http://schemas.openxmlformats.org/officeDocument/2006/relationships" xmlns:w14="http://schemas.microsoft.com/office/word/2010/wordml">
+                    <w:rPr>
+                      <w:rFonts w:ascii="Arial" w:hAnsi="Arial" w:eastAsia="Arial" w:cs="Arial"/>
                       <w:i w:val="false"/>
                       <w:b w:val="false"/>
                       <w:u w:val="none"/>
@@ -1237,19 +1237,19 @@
                     <w:spacing w:after="100" w:before="100" w:line="240"/>
                     <w:ind w:left="100" w:right="100" w:firstLine="0" w:firstLineChars="0"/>
                     <w:rPr>
-                      <w:rFonts w:ascii="Calibri" w:hAnsi="Calibri" w:eastAsia="Calibri" w:cs="Calibri"/>
-                      <w:i w:val="false"/>
-                      <w:b w:val="false"/>
-                      <w:u w:val="none"/>
-                      <w:strike w:val="false"/>
-                      <w:sz w:val="22"/>
-                      <w:szCs w:val="22"/>
-                      <w:color w:val="000000"/>
-                    </w:rPr>
-                  </w:pPr>
-                  <w:r xmlns:w="http://schemas.openxmlformats.org/wordprocessingml/2006/main" xmlns:wp="http://schemas.openxmlformats.org/drawingml/2006/wordprocessingDrawing" xmlns:r="http://schemas.openxmlformats.org/officeDocument/2006/relationships" xmlns:w14="http://schemas.microsoft.com/office/word/2010/wordml">
-                    <w:rPr>
-                      <w:rFonts w:ascii="Calibri" w:hAnsi="Calibri" w:eastAsia="Calibri" w:cs="Calibri"/>
+                      <w:rFonts w:ascii="Arial" w:hAnsi="Arial" w:eastAsia="Arial" w:cs="Arial"/>
+                      <w:i w:val="false"/>
+                      <w:b w:val="false"/>
+                      <w:u w:val="none"/>
+                      <w:strike w:val="false"/>
+                      <w:sz w:val="22"/>
+                      <w:szCs w:val="22"/>
+                      <w:color w:val="000000"/>
+                    </w:rPr>
+                  </w:pPr>
+                  <w:r xmlns:w="http://schemas.openxmlformats.org/wordprocessingml/2006/main" xmlns:wp="http://schemas.openxmlformats.org/drawingml/2006/wordprocessingDrawing" xmlns:r="http://schemas.openxmlformats.org/officeDocument/2006/relationships" xmlns:w14="http://schemas.microsoft.com/office/word/2010/wordml">
+                    <w:rPr>
+                      <w:rFonts w:ascii="Arial" w:hAnsi="Arial" w:eastAsia="Arial" w:cs="Arial"/>
                       <w:i w:val="false"/>
                       <w:b w:val="false"/>
                       <w:u w:val="none"/>
@@ -1291,19 +1291,19 @@
                     <w:spacing w:after="100" w:before="100" w:line="240"/>
                     <w:ind w:left="100" w:right="100" w:firstLine="0" w:firstLineChars="0"/>
                     <w:rPr>
-                      <w:rFonts w:ascii="Calibri" w:hAnsi="Calibri" w:eastAsia="Calibri" w:cs="Calibri"/>
-                      <w:i w:val="false"/>
-                      <w:b w:val="false"/>
-                      <w:u w:val="none"/>
-                      <w:strike w:val="false"/>
-                      <w:sz w:val="22"/>
-                      <w:szCs w:val="22"/>
-                      <w:color w:val="000000"/>
-                    </w:rPr>
-                  </w:pPr>
-                  <w:r xmlns:w="http://schemas.openxmlformats.org/wordprocessingml/2006/main" xmlns:wp="http://schemas.openxmlformats.org/drawingml/2006/wordprocessingDrawing" xmlns:r="http://schemas.openxmlformats.org/officeDocument/2006/relationships" xmlns:w14="http://schemas.microsoft.com/office/word/2010/wordml">
-                    <w:rPr>
-                      <w:rFonts w:ascii="Calibri" w:hAnsi="Calibri" w:eastAsia="Calibri" w:cs="Calibri"/>
+                      <w:rFonts w:ascii="Arial" w:hAnsi="Arial" w:eastAsia="Arial" w:cs="Arial"/>
+                      <w:i w:val="false"/>
+                      <w:b w:val="false"/>
+                      <w:u w:val="none"/>
+                      <w:strike w:val="false"/>
+                      <w:sz w:val="22"/>
+                      <w:szCs w:val="22"/>
+                      <w:color w:val="000000"/>
+                    </w:rPr>
+                  </w:pPr>
+                  <w:r xmlns:w="http://schemas.openxmlformats.org/wordprocessingml/2006/main" xmlns:wp="http://schemas.openxmlformats.org/drawingml/2006/wordprocessingDrawing" xmlns:r="http://schemas.openxmlformats.org/officeDocument/2006/relationships" xmlns:w14="http://schemas.microsoft.com/office/word/2010/wordml">
+                    <w:rPr>
+                      <w:rFonts w:ascii="Arial" w:hAnsi="Arial" w:eastAsia="Arial" w:cs="Arial"/>
                       <w:i w:val="false"/>
                       <w:b w:val="false"/>
                       <w:u w:val="none"/>
@@ -1345,19 +1345,19 @@
                     <w:spacing w:after="100" w:before="100" w:line="240"/>
                     <w:ind w:left="100" w:right="100" w:firstLine="0" w:firstLineChars="0"/>
                     <w:rPr>
-                      <w:rFonts w:ascii="Calibri" w:hAnsi="Calibri" w:eastAsia="Calibri" w:cs="Calibri"/>
-                      <w:i w:val="false"/>
-                      <w:b w:val="false"/>
-                      <w:u w:val="none"/>
-                      <w:strike w:val="false"/>
-                      <w:sz w:val="22"/>
-                      <w:szCs w:val="22"/>
-                      <w:color w:val="000000"/>
-                    </w:rPr>
-                  </w:pPr>
-                  <w:r xmlns:w="http://schemas.openxmlformats.org/wordprocessingml/2006/main" xmlns:wp="http://schemas.openxmlformats.org/drawingml/2006/wordprocessingDrawing" xmlns:r="http://schemas.openxmlformats.org/officeDocument/2006/relationships" xmlns:w14="http://schemas.microsoft.com/office/word/2010/wordml">
-                    <w:rPr>
-                      <w:rFonts w:ascii="Calibri" w:hAnsi="Calibri" w:eastAsia="Calibri" w:cs="Calibri"/>
+                      <w:rFonts w:ascii="Arial" w:hAnsi="Arial" w:eastAsia="Arial" w:cs="Arial"/>
+                      <w:i w:val="false"/>
+                      <w:b w:val="false"/>
+                      <w:u w:val="none"/>
+                      <w:strike w:val="false"/>
+                      <w:sz w:val="22"/>
+                      <w:szCs w:val="22"/>
+                      <w:color w:val="000000"/>
+                    </w:rPr>
+                  </w:pPr>
+                  <w:r xmlns:w="http://schemas.openxmlformats.org/wordprocessingml/2006/main" xmlns:wp="http://schemas.openxmlformats.org/drawingml/2006/wordprocessingDrawing" xmlns:r="http://schemas.openxmlformats.org/officeDocument/2006/relationships" xmlns:w14="http://schemas.microsoft.com/office/word/2010/wordml">
+                    <w:rPr>
+                      <w:rFonts w:ascii="Arial" w:hAnsi="Arial" w:eastAsia="Arial" w:cs="Arial"/>
                       <w:i w:val="false"/>
                       <w:b w:val="false"/>
                       <w:u w:val="none"/>
@@ -1399,19 +1399,19 @@
                     <w:spacing w:after="100" w:before="100" w:line="240"/>
                     <w:ind w:left="100" w:right="100" w:firstLine="0" w:firstLineChars="0"/>
                     <w:rPr>
-                      <w:rFonts w:ascii="Calibri" w:hAnsi="Calibri" w:eastAsia="Calibri" w:cs="Calibri"/>
-                      <w:i w:val="false"/>
-                      <w:b w:val="false"/>
-                      <w:u w:val="none"/>
-                      <w:strike w:val="false"/>
-                      <w:sz w:val="22"/>
-                      <w:szCs w:val="22"/>
-                      <w:color w:val="000000"/>
-                    </w:rPr>
-                  </w:pPr>
-                  <w:r xmlns:w="http://schemas.openxmlformats.org/wordprocessingml/2006/main" xmlns:wp="http://schemas.openxmlformats.org/drawingml/2006/wordprocessingDrawing" xmlns:r="http://schemas.openxmlformats.org/officeDocument/2006/relationships" xmlns:w14="http://schemas.microsoft.com/office/word/2010/wordml">
-                    <w:rPr>
-                      <w:rFonts w:ascii="Calibri" w:hAnsi="Calibri" w:eastAsia="Calibri" w:cs="Calibri"/>
+                      <w:rFonts w:ascii="Arial" w:hAnsi="Arial" w:eastAsia="Arial" w:cs="Arial"/>
+                      <w:i w:val="false"/>
+                      <w:b w:val="false"/>
+                      <w:u w:val="none"/>
+                      <w:strike w:val="false"/>
+                      <w:sz w:val="22"/>
+                      <w:szCs w:val="22"/>
+                      <w:color w:val="000000"/>
+                    </w:rPr>
+                  </w:pPr>
+                  <w:r xmlns:w="http://schemas.openxmlformats.org/wordprocessingml/2006/main" xmlns:wp="http://schemas.openxmlformats.org/drawingml/2006/wordprocessingDrawing" xmlns:r="http://schemas.openxmlformats.org/officeDocument/2006/relationships" xmlns:w14="http://schemas.microsoft.com/office/word/2010/wordml">
+                    <w:rPr>
+                      <w:rFonts w:ascii="Arial" w:hAnsi="Arial" w:eastAsia="Arial" w:cs="Arial"/>
                       <w:i w:val="false"/>
                       <w:b w:val="false"/>
                       <w:u w:val="none"/>
@@ -1453,28 +1453,28 @@
                     <w:spacing w:after="100" w:before="100" w:line="240"/>
                     <w:ind w:left="100" w:right="100" w:firstLine="0" w:firstLineChars="0"/>
                     <w:rPr>
-                      <w:rFonts w:ascii="Calibri" w:hAnsi="Calibri" w:eastAsia="Calibri" w:cs="Calibri"/>
-                      <w:i w:val="false"/>
-                      <w:b w:val="false"/>
-                      <w:u w:val="none"/>
-                      <w:strike w:val="false"/>
-                      <w:sz w:val="22"/>
-                      <w:szCs w:val="22"/>
-                      <w:color w:val="000000"/>
-                    </w:rPr>
-                  </w:pPr>
-                  <w:r xmlns:w="http://schemas.openxmlformats.org/wordprocessingml/2006/main" xmlns:wp="http://schemas.openxmlformats.org/drawingml/2006/wordprocessingDrawing" xmlns:r="http://schemas.openxmlformats.org/officeDocument/2006/relationships" xmlns:w14="http://schemas.microsoft.com/office/word/2010/wordml">
-                    <w:rPr>
-                      <w:rFonts w:ascii="Calibri" w:hAnsi="Calibri" w:eastAsia="Calibri" w:cs="Calibri"/>
-                      <w:i w:val="false"/>
-                      <w:b w:val="false"/>
-                      <w:u w:val="none"/>
-                      <w:strike w:val="false"/>
-                      <w:sz w:val="22"/>
-                      <w:szCs w:val="22"/>
-                      <w:color w:val="000000"/>
-                    </w:rPr>
-                    <w:t xml:space="preserve">2%</w:t>
+                      <w:rFonts w:ascii="Arial" w:hAnsi="Arial" w:eastAsia="Arial" w:cs="Arial"/>
+                      <w:i w:val="false"/>
+                      <w:b w:val="false"/>
+                      <w:u w:val="none"/>
+                      <w:strike w:val="false"/>
+                      <w:sz w:val="22"/>
+                      <w:szCs w:val="22"/>
+                      <w:color w:val="000000"/>
+                    </w:rPr>
+                  </w:pPr>
+                  <w:r xmlns:w="http://schemas.openxmlformats.org/wordprocessingml/2006/main" xmlns:wp="http://schemas.openxmlformats.org/drawingml/2006/wordprocessingDrawing" xmlns:r="http://schemas.openxmlformats.org/officeDocument/2006/relationships" xmlns:w14="http://schemas.microsoft.com/office/word/2010/wordml">
+                    <w:rPr>
+                      <w:rFonts w:ascii="Arial" w:hAnsi="Arial" w:eastAsia="Arial" w:cs="Arial"/>
+                      <w:i w:val="false"/>
+                      <w:b w:val="false"/>
+                      <w:u w:val="none"/>
+                      <w:strike w:val="false"/>
+                      <w:sz w:val="22"/>
+                      <w:szCs w:val="22"/>
+                      <w:color w:val="000000"/>
+                    </w:rPr>
+                    <w:t xml:space="preserve">7%</w:t>
                   </w:r>
                 </w:p>
               </w:tc>
@@ -1499,7 +1499,7 @@
         <w:t xml:space="preserve"> </w:t>
       </w:r>
       <w:r>
-        <w:t xml:space="preserve">- As of Jan 14 estimated passage to date of LAD winter-run at Red Bluff Diversion is approximately 4.16 million fish.</w:t>
+        <w:t xml:space="preserve">- As of Jan 21 estimated passage to date of LAD winter-run at Red Bluff Diversion is approximately 4.17 million fish.</w:t>
       </w:r>
       <w:r>
         <w:t xml:space="preserve"> </w:t>
@@ -1527,7 +1527,7 @@
         <w:t xml:space="preserve"> </w:t>
       </w:r>
       <w:r>
-        <w:t xml:space="preserve">- Total catch of LAD winter run at RSTs at Delta Entry (Tisdale, Knights Landing, Lower Sacramento River) between Jan 07 and Jan 19 is 137 individuals. Total catch at Sacramento Trawl and Beach Seines in the delta between Jan 07 and Jan 20 is 3 individuals. Total catch at Delta Exit at Chipps Island between Jan 08 and Jan 20 is 0 individuals.</w:t>
+        <w:t xml:space="preserve">- Total catch of LAD winter run at RSTs at Delta Entry (Tisdale, Knights Landing, Lower Sacramento River) between Jan 15 and Jan 25 is 34 individuals. Total catch at Sacramento Trawl and Beach Seines in the delta between Jan 16 and Jan 28 is 2 individuals. Total catch at Delta Exit at Chipps Island between Jan 20 and Jan 28 is 0 individuals.</w:t>
       </w:r>
     </w:p>
     <w:bookmarkEnd w:id="24"/>
@@ -1545,7 +1545,7 @@
         <w:pStyle w:val="FirstParagraph"/>
       </w:pPr>
       <w:r>
-        <w:t xml:space="preserve">The annual Loss threshold for natural winter-run is 1% of the jpe or 10,575 fish. As of January 20, cumulative loss of genetically confirmed winter-run is 0 or 0.00% of the annual loss threshold. Cumulative loss in the past 7 days has been 0.</w:t>
+        <w:t xml:space="preserve">The annual Loss threshold for natural winter-run is 1% of the jpe or 10,575 fish. As of January 28, cumulative loss of genetically confirmed winter-run is 0 or 0.00% of the annual loss threshold. Cumulative loss in the past 7 days has been 0.</w:t>
       </w:r>
     </w:p>
     <w:tbl>
@@ -1570,14 +1570,14 @@
             <w:r>
               <w:drawing>
                 <wp:inline>
-                  <wp:extent cx="4000500" cy="2909454"/>
+                  <wp:extent cx="5943600" cy="4322618"/>
                   <wp:effectExtent b="0" l="0" r="0" t="0"/>
                   <wp:docPr descr="" title="" id="26" name="Picture"/>
                   <a:graphic>
                     <a:graphicData uri="http://schemas.openxmlformats.org/drawingml/2006/picture">
                       <pic:pic>
                         <pic:nvPicPr>
-                          <pic:cNvPr descr="samt-assessment-v1_files/figure-docx/fig-wr_loss-1.png" id="27" name="Picture"/>
+                          <pic:cNvPr descr="https://www.cbr.washington.edu/sacramento/workgroups/include_gen/WY2026/LossUnclip_1_DNAWinter_WY.png" id="27" name="Picture"/>
                           <pic:cNvPicPr>
                             <a:picLocks noChangeArrowheads="1" noChangeAspect="1"/>
                           </pic:cNvPicPr>
@@ -1591,7 +1591,7 @@
                         <pic:spPr bwMode="auto">
                           <a:xfrm>
                             <a:off x="0" y="0"/>
-                            <a:ext cx="4000500" cy="2909454"/>
+                            <a:ext cx="5943600" cy="4322618"/>
                           </a:xfrm>
                           <a:prstGeom prst="rect">
                             <a:avLst/>
@@ -1650,7 +1650,7 @@
         <w:pStyle w:val="BodyText"/>
       </w:pPr>
       <w:r>
-        <w:t xml:space="preserve">As of January 20, overall through delta STARS estimated survival probability (with 80% credible intervals) is 0.64 (0.58-0.7) placing it in the 79th percentile of historical STARS survival estimates for the month of January (WYs 2018-2025). STARS estimated routing and survival probabilities (with 80% credible intervals) into the interior delta are 0.12 (0.1-0.13) and 0.37 (0.22-0.52), respectively, corresponding to the 23rd and 77th percentiles of historical January estimates (WYs 2018-2025).</w:t>
+        <w:t xml:space="preserve">As of January 28, overall through delta STARS estimated survival probability (with 80% credible intervals) is 0.51 (0.43-0.59) placing it in the 65th percentile of historical STARS survival estimates for the month of January (WYs 2018-2025). STARS estimated routing and survival probabilities (with 80% credible intervals) into the interior delta are 0.12 (0.1-0.15) and 0.21 (0.09-0.34), respectively, corresponding to the 39th and 62nd percentiles of historical January estimates (WYs 2018-2025).</w:t>
       </w:r>
     </w:p>
     <w:tbl>
@@ -1675,14 +1675,14 @@
             <w:r>
               <w:drawing>
                 <wp:inline>
-                  <wp:extent cx="4000500" cy="2667000"/>
+                  <wp:extent cx="5943600" cy="3962400"/>
                   <wp:effectExtent b="0" l="0" r="0" t="0"/>
                   <wp:docPr descr="" title="" id="31" name="Picture"/>
                   <a:graphic>
                     <a:graphicData uri="http://schemas.openxmlformats.org/drawingml/2006/picture">
                       <pic:pic>
                         <pic:nvPicPr>
-                          <pic:cNvPr descr="samt-assessment-v1_files/figure-docx/fig-stars_survival-1.png" id="32" name="Picture"/>
+                          <pic:cNvPr descr="https://www.cbr.washington.edu/sacramento/cohort/include_wrc/load_plot_02-1.png" id="32" name="Picture"/>
                           <pic:cNvPicPr>
                             <a:picLocks noChangeArrowheads="1" noChangeAspect="1"/>
                           </pic:cNvPicPr>
@@ -1696,7 +1696,7 @@
                         <pic:spPr bwMode="auto">
                           <a:xfrm>
                             <a:off x="0" y="0"/>
-                            <a:ext cx="4000500" cy="2667000"/>
+                            <a:ext cx="5943600" cy="3962400"/>
                           </a:xfrm>
                           <a:prstGeom prst="rect">
                             <a:avLst/>
@@ -1754,14 +1754,14 @@
             <w:r>
               <w:drawing>
                 <wp:inline>
-                  <wp:extent cx="4000500" cy="2667000"/>
+                  <wp:extent cx="5943600" cy="3962400"/>
                   <wp:effectExtent b="0" l="0" r="0" t="0"/>
                   <wp:docPr descr="" title="" id="35" name="Picture"/>
                   <a:graphic>
                     <a:graphicData uri="http://schemas.openxmlformats.org/drawingml/2006/picture">
                       <pic:pic>
                         <pic:nvPicPr>
-                          <pic:cNvPr descr="samt-assessment-v1_files/figure-docx/fig-stars_id_survival-1.png" id="36" name="Picture"/>
+                          <pic:cNvPr descr="https://www.cbr.washington.edu/sacramento/cohort/include_wrc/load_plot_02-2.png" id="36" name="Picture"/>
                           <pic:cNvPicPr>
                             <a:picLocks noChangeArrowheads="1" noChangeAspect="1"/>
                           </pic:cNvPicPr>
@@ -1775,7 +1775,7 @@
                         <pic:spPr bwMode="auto">
                           <a:xfrm>
                             <a:off x="0" y="0"/>
-                            <a:ext cx="4000500" cy="2667000"/>
+                            <a:ext cx="5943600" cy="3962400"/>
                           </a:xfrm>
                           <a:prstGeom prst="rect">
                             <a:avLst/>
@@ -1833,14 +1833,14 @@
             <w:r>
               <w:drawing>
                 <wp:inline>
-                  <wp:extent cx="4000500" cy="2667000"/>
+                  <wp:extent cx="5943600" cy="3962400"/>
                   <wp:effectExtent b="0" l="0" r="0" t="0"/>
                   <wp:docPr descr="" title="" id="39" name="Picture"/>
                   <a:graphic>
                     <a:graphicData uri="http://schemas.openxmlformats.org/drawingml/2006/picture">
                       <pic:pic>
                         <pic:nvPicPr>
-                          <pic:cNvPr descr="samt-assessment-v1_files/figure-docx/fig-stars_id_routing-1.png" id="40" name="Picture"/>
+                          <pic:cNvPr descr="https://www.cbr.washington.edu/sacramento/cohort/include_wrc/load_plot_02-3.png" id="40" name="Picture"/>
                           <pic:cNvPicPr>
                             <a:picLocks noChangeArrowheads="1" noChangeAspect="1"/>
                           </pic:cNvPicPr>
@@ -1854,7 +1854,7 @@
                         <pic:spPr bwMode="auto">
                           <a:xfrm>
                             <a:off x="0" y="0"/>
-                            <a:ext cx="4000500" cy="2667000"/>
+                            <a:ext cx="5943600" cy="3962400"/>
                           </a:xfrm>
                           <a:prstGeom prst="rect">
                             <a:avLst/>
@@ -1999,7 +1999,7 @@
         <w:t xml:space="preserve"> </w:t>
       </w:r>
       <w:r>
-        <w:t xml:space="preserve">- Historically, as of Jan 20, 26% of CCV steelhead have entered the Delta based on Knights Landing RST catch, 2% have exited the Delta based on Chipps Island Trawl Catch, and 7% have been salvaged.</w:t>
+        <w:t xml:space="preserve">- Historically, as of Jan 28, 32% of CCV steelhead have entered the Delta based on Knights Landing RST catch, 4% have exited the Delta based on Chipps Island Trawl Catch, and 9% have been salvaged.</w:t>
       </w:r>
     </w:p>
     <w:tbl>
@@ -2079,19 +2079,19 @@
                     <w:spacing w:after="100" w:before="100" w:line="240"/>
                     <w:ind w:left="100" w:right="100" w:firstLine="0" w:firstLineChars="0"/>
                     <w:rPr>
-                      <w:rFonts w:ascii="Calibri" w:hAnsi="Calibri" w:eastAsia="Calibri" w:cs="Calibri"/>
-                      <w:i w:val="false"/>
-                      <w:b w:val="false"/>
-                      <w:u w:val="none"/>
-                      <w:strike w:val="false"/>
-                      <w:sz w:val="22"/>
-                      <w:szCs w:val="22"/>
-                      <w:color w:val="000000"/>
-                    </w:rPr>
-                  </w:pPr>
-                  <w:r xmlns:w="http://schemas.openxmlformats.org/wordprocessingml/2006/main" xmlns:wp="http://schemas.openxmlformats.org/drawingml/2006/wordprocessingDrawing" xmlns:r="http://schemas.openxmlformats.org/officeDocument/2006/relationships" xmlns:w14="http://schemas.microsoft.com/office/word/2010/wordml">
-                    <w:rPr>
-                      <w:rFonts w:ascii="Calibri" w:hAnsi="Calibri" w:eastAsia="Calibri" w:cs="Calibri"/>
+                      <w:rFonts w:ascii="Arial" w:hAnsi="Arial" w:eastAsia="Arial" w:cs="Arial"/>
+                      <w:i w:val="false"/>
+                      <w:b w:val="false"/>
+                      <w:u w:val="none"/>
+                      <w:strike w:val="false"/>
+                      <w:sz w:val="22"/>
+                      <w:szCs w:val="22"/>
+                      <w:color w:val="000000"/>
+                    </w:rPr>
+                  </w:pPr>
+                  <w:r xmlns:w="http://schemas.openxmlformats.org/wordprocessingml/2006/main" xmlns:wp="http://schemas.openxmlformats.org/drawingml/2006/wordprocessingDrawing" xmlns:r="http://schemas.openxmlformats.org/officeDocument/2006/relationships" xmlns:w14="http://schemas.microsoft.com/office/word/2010/wordml">
+                    <w:rPr>
+                      <w:rFonts w:ascii="Arial" w:hAnsi="Arial" w:eastAsia="Arial" w:cs="Arial"/>
                       <w:i w:val="false"/>
                       <w:b w:val="false"/>
                       <w:u w:val="none"/>
@@ -2133,19 +2133,19 @@
                     <w:spacing w:after="100" w:before="100" w:line="240"/>
                     <w:ind w:left="100" w:right="100" w:firstLine="0" w:firstLineChars="0"/>
                     <w:rPr>
-                      <w:rFonts w:ascii="Calibri" w:hAnsi="Calibri" w:eastAsia="Calibri" w:cs="Calibri"/>
-                      <w:i w:val="false"/>
-                      <w:b w:val="false"/>
-                      <w:u w:val="none"/>
-                      <w:strike w:val="false"/>
-                      <w:sz w:val="22"/>
-                      <w:szCs w:val="22"/>
-                      <w:color w:val="000000"/>
-                    </w:rPr>
-                  </w:pPr>
-                  <w:r xmlns:w="http://schemas.openxmlformats.org/wordprocessingml/2006/main" xmlns:wp="http://schemas.openxmlformats.org/drawingml/2006/wordprocessingDrawing" xmlns:r="http://schemas.openxmlformats.org/officeDocument/2006/relationships" xmlns:w14="http://schemas.microsoft.com/office/word/2010/wordml">
-                    <w:rPr>
-                      <w:rFonts w:ascii="Calibri" w:hAnsi="Calibri" w:eastAsia="Calibri" w:cs="Calibri"/>
+                      <w:rFonts w:ascii="Arial" w:hAnsi="Arial" w:eastAsia="Arial" w:cs="Arial"/>
+                      <w:i w:val="false"/>
+                      <w:b w:val="false"/>
+                      <w:u w:val="none"/>
+                      <w:strike w:val="false"/>
+                      <w:sz w:val="22"/>
+                      <w:szCs w:val="22"/>
+                      <w:color w:val="000000"/>
+                    </w:rPr>
+                  </w:pPr>
+                  <w:r xmlns:w="http://schemas.openxmlformats.org/wordprocessingml/2006/main" xmlns:wp="http://schemas.openxmlformats.org/drawingml/2006/wordprocessingDrawing" xmlns:r="http://schemas.openxmlformats.org/officeDocument/2006/relationships" xmlns:w14="http://schemas.microsoft.com/office/word/2010/wordml">
+                    <w:rPr>
+                      <w:rFonts w:ascii="Arial" w:hAnsi="Arial" w:eastAsia="Arial" w:cs="Arial"/>
                       <w:i w:val="false"/>
                       <w:b w:val="false"/>
                       <w:u w:val="none"/>
@@ -2187,19 +2187,19 @@
                     <w:spacing w:after="100" w:before="100" w:line="240"/>
                     <w:ind w:left="100" w:right="100" w:firstLine="0" w:firstLineChars="0"/>
                     <w:rPr>
-                      <w:rFonts w:ascii="Calibri" w:hAnsi="Calibri" w:eastAsia="Calibri" w:cs="Calibri"/>
-                      <w:i w:val="false"/>
-                      <w:b w:val="false"/>
-                      <w:u w:val="none"/>
-                      <w:strike w:val="false"/>
-                      <w:sz w:val="22"/>
-                      <w:szCs w:val="22"/>
-                      <w:color w:val="000000"/>
-                    </w:rPr>
-                  </w:pPr>
-                  <w:r xmlns:w="http://schemas.openxmlformats.org/wordprocessingml/2006/main" xmlns:wp="http://schemas.openxmlformats.org/drawingml/2006/wordprocessingDrawing" xmlns:r="http://schemas.openxmlformats.org/officeDocument/2006/relationships" xmlns:w14="http://schemas.microsoft.com/office/word/2010/wordml">
-                    <w:rPr>
-                      <w:rFonts w:ascii="Calibri" w:hAnsi="Calibri" w:eastAsia="Calibri" w:cs="Calibri"/>
+                      <w:rFonts w:ascii="Arial" w:hAnsi="Arial" w:eastAsia="Arial" w:cs="Arial"/>
+                      <w:i w:val="false"/>
+                      <w:b w:val="false"/>
+                      <w:u w:val="none"/>
+                      <w:strike w:val="false"/>
+                      <w:sz w:val="22"/>
+                      <w:szCs w:val="22"/>
+                      <w:color w:val="000000"/>
+                    </w:rPr>
+                  </w:pPr>
+                  <w:r xmlns:w="http://schemas.openxmlformats.org/wordprocessingml/2006/main" xmlns:wp="http://schemas.openxmlformats.org/drawingml/2006/wordprocessingDrawing" xmlns:r="http://schemas.openxmlformats.org/officeDocument/2006/relationships" xmlns:w14="http://schemas.microsoft.com/office/word/2010/wordml">
+                    <w:rPr>
+                      <w:rFonts w:ascii="Arial" w:hAnsi="Arial" w:eastAsia="Arial" w:cs="Arial"/>
                       <w:i w:val="false"/>
                       <w:b w:val="false"/>
                       <w:u w:val="none"/>
@@ -2241,19 +2241,19 @@
                     <w:spacing w:after="100" w:before="100" w:line="240"/>
                     <w:ind w:left="100" w:right="100" w:firstLine="0" w:firstLineChars="0"/>
                     <w:rPr>
-                      <w:rFonts w:ascii="Calibri" w:hAnsi="Calibri" w:eastAsia="Calibri" w:cs="Calibri"/>
-                      <w:i w:val="false"/>
-                      <w:b w:val="false"/>
-                      <w:u w:val="none"/>
-                      <w:strike w:val="false"/>
-                      <w:sz w:val="22"/>
-                      <w:szCs w:val="22"/>
-                      <w:color w:val="000000"/>
-                    </w:rPr>
-                  </w:pPr>
-                  <w:r xmlns:w="http://schemas.openxmlformats.org/wordprocessingml/2006/main" xmlns:wp="http://schemas.openxmlformats.org/drawingml/2006/wordprocessingDrawing" xmlns:r="http://schemas.openxmlformats.org/officeDocument/2006/relationships" xmlns:w14="http://schemas.microsoft.com/office/word/2010/wordml">
-                    <w:rPr>
-                      <w:rFonts w:ascii="Calibri" w:hAnsi="Calibri" w:eastAsia="Calibri" w:cs="Calibri"/>
+                      <w:rFonts w:ascii="Arial" w:hAnsi="Arial" w:eastAsia="Arial" w:cs="Arial"/>
+                      <w:i w:val="false"/>
+                      <w:b w:val="false"/>
+                      <w:u w:val="none"/>
+                      <w:strike w:val="false"/>
+                      <w:sz w:val="22"/>
+                      <w:szCs w:val="22"/>
+                      <w:color w:val="000000"/>
+                    </w:rPr>
+                  </w:pPr>
+                  <w:r xmlns:w="http://schemas.openxmlformats.org/wordprocessingml/2006/main" xmlns:wp="http://schemas.openxmlformats.org/drawingml/2006/wordprocessingDrawing" xmlns:r="http://schemas.openxmlformats.org/officeDocument/2006/relationships" xmlns:w14="http://schemas.microsoft.com/office/word/2010/wordml">
+                    <w:rPr>
+                      <w:rFonts w:ascii="Arial" w:hAnsi="Arial" w:eastAsia="Arial" w:cs="Arial"/>
                       <w:i w:val="false"/>
                       <w:b w:val="false"/>
                       <w:u w:val="none"/>
@@ -2295,19 +2295,19 @@
                     <w:spacing w:after="100" w:before="100" w:line="240"/>
                     <w:ind w:left="100" w:right="100" w:firstLine="0" w:firstLineChars="0"/>
                     <w:rPr>
-                      <w:rFonts w:ascii="Calibri" w:hAnsi="Calibri" w:eastAsia="Calibri" w:cs="Calibri"/>
-                      <w:i w:val="false"/>
-                      <w:b w:val="false"/>
-                      <w:u w:val="none"/>
-                      <w:strike w:val="false"/>
-                      <w:sz w:val="22"/>
-                      <w:szCs w:val="22"/>
-                      <w:color w:val="000000"/>
-                    </w:rPr>
-                  </w:pPr>
-                  <w:r xmlns:w="http://schemas.openxmlformats.org/wordprocessingml/2006/main" xmlns:wp="http://schemas.openxmlformats.org/drawingml/2006/wordprocessingDrawing" xmlns:r="http://schemas.openxmlformats.org/officeDocument/2006/relationships" xmlns:w14="http://schemas.microsoft.com/office/word/2010/wordml">
-                    <w:rPr>
-                      <w:rFonts w:ascii="Calibri" w:hAnsi="Calibri" w:eastAsia="Calibri" w:cs="Calibri"/>
+                      <w:rFonts w:ascii="Arial" w:hAnsi="Arial" w:eastAsia="Arial" w:cs="Arial"/>
+                      <w:i w:val="false"/>
+                      <w:b w:val="false"/>
+                      <w:u w:val="none"/>
+                      <w:strike w:val="false"/>
+                      <w:sz w:val="22"/>
+                      <w:szCs w:val="22"/>
+                      <w:color w:val="000000"/>
+                    </w:rPr>
+                  </w:pPr>
+                  <w:r xmlns:w="http://schemas.openxmlformats.org/wordprocessingml/2006/main" xmlns:wp="http://schemas.openxmlformats.org/drawingml/2006/wordprocessingDrawing" xmlns:r="http://schemas.openxmlformats.org/officeDocument/2006/relationships" xmlns:w14="http://schemas.microsoft.com/office/word/2010/wordml">
+                    <w:rPr>
+                      <w:rFonts w:ascii="Arial" w:hAnsi="Arial" w:eastAsia="Arial" w:cs="Arial"/>
                       <w:i w:val="false"/>
                       <w:b w:val="false"/>
                       <w:u w:val="none"/>
@@ -2349,19 +2349,19 @@
                     <w:spacing w:after="100" w:before="100" w:line="240"/>
                     <w:ind w:left="100" w:right="100" w:firstLine="0" w:firstLineChars="0"/>
                     <w:rPr>
-                      <w:rFonts w:ascii="Calibri" w:hAnsi="Calibri" w:eastAsia="Calibri" w:cs="Calibri"/>
-                      <w:i w:val="false"/>
-                      <w:b w:val="false"/>
-                      <w:u w:val="none"/>
-                      <w:strike w:val="false"/>
-                      <w:sz w:val="22"/>
-                      <w:szCs w:val="22"/>
-                      <w:color w:val="000000"/>
-                    </w:rPr>
-                  </w:pPr>
-                  <w:r xmlns:w="http://schemas.openxmlformats.org/wordprocessingml/2006/main" xmlns:wp="http://schemas.openxmlformats.org/drawingml/2006/wordprocessingDrawing" xmlns:r="http://schemas.openxmlformats.org/officeDocument/2006/relationships" xmlns:w14="http://schemas.microsoft.com/office/word/2010/wordml">
-                    <w:rPr>
-                      <w:rFonts w:ascii="Calibri" w:hAnsi="Calibri" w:eastAsia="Calibri" w:cs="Calibri"/>
+                      <w:rFonts w:ascii="Arial" w:hAnsi="Arial" w:eastAsia="Arial" w:cs="Arial"/>
+                      <w:i w:val="false"/>
+                      <w:b w:val="false"/>
+                      <w:u w:val="none"/>
+                      <w:strike w:val="false"/>
+                      <w:sz w:val="22"/>
+                      <w:szCs w:val="22"/>
+                      <w:color w:val="000000"/>
+                    </w:rPr>
+                  </w:pPr>
+                  <w:r xmlns:w="http://schemas.openxmlformats.org/wordprocessingml/2006/main" xmlns:wp="http://schemas.openxmlformats.org/drawingml/2006/wordprocessingDrawing" xmlns:r="http://schemas.openxmlformats.org/officeDocument/2006/relationships" xmlns:w14="http://schemas.microsoft.com/office/word/2010/wordml">
+                    <w:rPr>
+                      <w:rFonts w:ascii="Arial" w:hAnsi="Arial" w:eastAsia="Arial" w:cs="Arial"/>
                       <w:i w:val="false"/>
                       <w:b w:val="false"/>
                       <w:u w:val="none"/>
@@ -2403,19 +2403,19 @@
                     <w:spacing w:after="100" w:before="100" w:line="240"/>
                     <w:ind w:left="100" w:right="100" w:firstLine="0" w:firstLineChars="0"/>
                     <w:rPr>
-                      <w:rFonts w:ascii="Calibri" w:hAnsi="Calibri" w:eastAsia="Calibri" w:cs="Calibri"/>
-                      <w:i w:val="false"/>
-                      <w:b w:val="false"/>
-                      <w:u w:val="none"/>
-                      <w:strike w:val="false"/>
-                      <w:sz w:val="22"/>
-                      <w:szCs w:val="22"/>
-                      <w:color w:val="000000"/>
-                    </w:rPr>
-                  </w:pPr>
-                  <w:r xmlns:w="http://schemas.openxmlformats.org/wordprocessingml/2006/main" xmlns:wp="http://schemas.openxmlformats.org/drawingml/2006/wordprocessingDrawing" xmlns:r="http://schemas.openxmlformats.org/officeDocument/2006/relationships" xmlns:w14="http://schemas.microsoft.com/office/word/2010/wordml">
-                    <w:rPr>
-                      <w:rFonts w:ascii="Calibri" w:hAnsi="Calibri" w:eastAsia="Calibri" w:cs="Calibri"/>
+                      <w:rFonts w:ascii="Arial" w:hAnsi="Arial" w:eastAsia="Arial" w:cs="Arial"/>
+                      <w:i w:val="false"/>
+                      <w:b w:val="false"/>
+                      <w:u w:val="none"/>
+                      <w:strike w:val="false"/>
+                      <w:sz w:val="22"/>
+                      <w:szCs w:val="22"/>
+                      <w:color w:val="000000"/>
+                    </w:rPr>
+                  </w:pPr>
+                  <w:r xmlns:w="http://schemas.openxmlformats.org/wordprocessingml/2006/main" xmlns:wp="http://schemas.openxmlformats.org/drawingml/2006/wordprocessingDrawing" xmlns:r="http://schemas.openxmlformats.org/officeDocument/2006/relationships" xmlns:w14="http://schemas.microsoft.com/office/word/2010/wordml">
+                    <w:rPr>
+                      <w:rFonts w:ascii="Arial" w:hAnsi="Arial" w:eastAsia="Arial" w:cs="Arial"/>
                       <w:i w:val="false"/>
                       <w:b w:val="false"/>
                       <w:u w:val="none"/>
@@ -2463,19 +2463,19 @@
                     <w:spacing w:after="100" w:before="100" w:line="240"/>
                     <w:ind w:left="100" w:right="100" w:firstLine="0" w:firstLineChars="0"/>
                     <w:rPr>
-                      <w:rFonts w:ascii="Calibri" w:hAnsi="Calibri" w:eastAsia="Calibri" w:cs="Calibri"/>
-                      <w:i w:val="false"/>
-                      <w:b w:val="false"/>
-                      <w:u w:val="none"/>
-                      <w:strike w:val="false"/>
-                      <w:sz w:val="22"/>
-                      <w:szCs w:val="22"/>
-                      <w:color w:val="000000"/>
-                    </w:rPr>
-                  </w:pPr>
-                  <w:r xmlns:w="http://schemas.openxmlformats.org/wordprocessingml/2006/main" xmlns:wp="http://schemas.openxmlformats.org/drawingml/2006/wordprocessingDrawing" xmlns:r="http://schemas.openxmlformats.org/officeDocument/2006/relationships" xmlns:w14="http://schemas.microsoft.com/office/word/2010/wordml">
-                    <w:rPr>
-                      <w:rFonts w:ascii="Calibri" w:hAnsi="Calibri" w:eastAsia="Calibri" w:cs="Calibri"/>
+                      <w:rFonts w:ascii="Arial" w:hAnsi="Arial" w:eastAsia="Arial" w:cs="Arial"/>
+                      <w:i w:val="false"/>
+                      <w:b w:val="false"/>
+                      <w:u w:val="none"/>
+                      <w:strike w:val="false"/>
+                      <w:sz w:val="22"/>
+                      <w:szCs w:val="22"/>
+                      <w:color w:val="000000"/>
+                    </w:rPr>
+                  </w:pPr>
+                  <w:r xmlns:w="http://schemas.openxmlformats.org/wordprocessingml/2006/main" xmlns:wp="http://schemas.openxmlformats.org/drawingml/2006/wordprocessingDrawing" xmlns:r="http://schemas.openxmlformats.org/officeDocument/2006/relationships" xmlns:w14="http://schemas.microsoft.com/office/word/2010/wordml">
+                    <w:rPr>
+                      <w:rFonts w:ascii="Arial" w:hAnsi="Arial" w:eastAsia="Arial" w:cs="Arial"/>
                       <w:i w:val="false"/>
                       <w:b w:val="false"/>
                       <w:u w:val="none"/>
@@ -2517,19 +2517,19 @@
                     <w:spacing w:after="100" w:before="100" w:line="240"/>
                     <w:ind w:left="100" w:right="100" w:firstLine="0" w:firstLineChars="0"/>
                     <w:rPr>
-                      <w:rFonts w:ascii="Calibri" w:hAnsi="Calibri" w:eastAsia="Calibri" w:cs="Calibri"/>
-                      <w:i w:val="false"/>
-                      <w:b w:val="false"/>
-                      <w:u w:val="none"/>
-                      <w:strike w:val="false"/>
-                      <w:sz w:val="22"/>
-                      <w:szCs w:val="22"/>
-                      <w:color w:val="000000"/>
-                    </w:rPr>
-                  </w:pPr>
-                  <w:r xmlns:w="http://schemas.openxmlformats.org/wordprocessingml/2006/main" xmlns:wp="http://schemas.openxmlformats.org/drawingml/2006/wordprocessingDrawing" xmlns:r="http://schemas.openxmlformats.org/officeDocument/2006/relationships" xmlns:w14="http://schemas.microsoft.com/office/word/2010/wordml">
-                    <w:rPr>
-                      <w:rFonts w:ascii="Calibri" w:hAnsi="Calibri" w:eastAsia="Calibri" w:cs="Calibri"/>
+                      <w:rFonts w:ascii="Arial" w:hAnsi="Arial" w:eastAsia="Arial" w:cs="Arial"/>
+                      <w:i w:val="false"/>
+                      <w:b w:val="false"/>
+                      <w:u w:val="none"/>
+                      <w:strike w:val="false"/>
+                      <w:sz w:val="22"/>
+                      <w:szCs w:val="22"/>
+                      <w:color w:val="000000"/>
+                    </w:rPr>
+                  </w:pPr>
+                  <w:r xmlns:w="http://schemas.openxmlformats.org/wordprocessingml/2006/main" xmlns:wp="http://schemas.openxmlformats.org/drawingml/2006/wordprocessingDrawing" xmlns:r="http://schemas.openxmlformats.org/officeDocument/2006/relationships" xmlns:w14="http://schemas.microsoft.com/office/word/2010/wordml">
+                    <w:rPr>
+                      <w:rFonts w:ascii="Arial" w:hAnsi="Arial" w:eastAsia="Arial" w:cs="Arial"/>
                       <w:i w:val="false"/>
                       <w:b w:val="false"/>
                       <w:u w:val="none"/>
@@ -2571,28 +2571,28 @@
                     <w:spacing w:after="100" w:before="100" w:line="240"/>
                     <w:ind w:left="100" w:right="100" w:firstLine="0" w:firstLineChars="0"/>
                     <w:rPr>
-                      <w:rFonts w:ascii="Calibri" w:hAnsi="Calibri" w:eastAsia="Calibri" w:cs="Calibri"/>
-                      <w:i w:val="false"/>
-                      <w:b w:val="false"/>
-                      <w:u w:val="none"/>
-                      <w:strike w:val="false"/>
-                      <w:sz w:val="22"/>
-                      <w:szCs w:val="22"/>
-                      <w:color w:val="000000"/>
-                    </w:rPr>
-                  </w:pPr>
-                  <w:r xmlns:w="http://schemas.openxmlformats.org/wordprocessingml/2006/main" xmlns:wp="http://schemas.openxmlformats.org/drawingml/2006/wordprocessingDrawing" xmlns:r="http://schemas.openxmlformats.org/officeDocument/2006/relationships" xmlns:w14="http://schemas.microsoft.com/office/word/2010/wordml">
-                    <w:rPr>
-                      <w:rFonts w:ascii="Calibri" w:hAnsi="Calibri" w:eastAsia="Calibri" w:cs="Calibri"/>
-                      <w:i w:val="false"/>
-                      <w:b w:val="false"/>
-                      <w:u w:val="none"/>
-                      <w:strike w:val="false"/>
-                      <w:sz w:val="22"/>
-                      <w:szCs w:val="22"/>
-                      <w:color w:val="000000"/>
-                    </w:rPr>
-                    <w:t xml:space="preserve">20%</w:t>
+                      <w:rFonts w:ascii="Arial" w:hAnsi="Arial" w:eastAsia="Arial" w:cs="Arial"/>
+                      <w:i w:val="false"/>
+                      <w:b w:val="false"/>
+                      <w:u w:val="none"/>
+                      <w:strike w:val="false"/>
+                      <w:sz w:val="22"/>
+                      <w:szCs w:val="22"/>
+                      <w:color w:val="000000"/>
+                    </w:rPr>
+                  </w:pPr>
+                  <w:r xmlns:w="http://schemas.openxmlformats.org/wordprocessingml/2006/main" xmlns:wp="http://schemas.openxmlformats.org/drawingml/2006/wordprocessingDrawing" xmlns:r="http://schemas.openxmlformats.org/officeDocument/2006/relationships" xmlns:w14="http://schemas.microsoft.com/office/word/2010/wordml">
+                    <w:rPr>
+                      <w:rFonts w:ascii="Arial" w:hAnsi="Arial" w:eastAsia="Arial" w:cs="Arial"/>
+                      <w:i w:val="false"/>
+                      <w:b w:val="false"/>
+                      <w:u w:val="none"/>
+                      <w:strike w:val="false"/>
+                      <w:sz w:val="22"/>
+                      <w:szCs w:val="22"/>
+                      <w:color w:val="000000"/>
+                    </w:rPr>
+                    <w:t xml:space="preserve">26%</w:t>
                   </w:r>
                 </w:p>
               </w:tc>
@@ -2625,28 +2625,28 @@
                     <w:spacing w:after="100" w:before="100" w:line="240"/>
                     <w:ind w:left="100" w:right="100" w:firstLine="0" w:firstLineChars="0"/>
                     <w:rPr>
-                      <w:rFonts w:ascii="Calibri" w:hAnsi="Calibri" w:eastAsia="Calibri" w:cs="Calibri"/>
-                      <w:i w:val="false"/>
-                      <w:b w:val="false"/>
-                      <w:u w:val="none"/>
-                      <w:strike w:val="false"/>
-                      <w:sz w:val="22"/>
-                      <w:szCs w:val="22"/>
-                      <w:color w:val="000000"/>
-                    </w:rPr>
-                  </w:pPr>
-                  <w:r xmlns:w="http://schemas.openxmlformats.org/wordprocessingml/2006/main" xmlns:wp="http://schemas.openxmlformats.org/drawingml/2006/wordprocessingDrawing" xmlns:r="http://schemas.openxmlformats.org/officeDocument/2006/relationships" xmlns:w14="http://schemas.microsoft.com/office/word/2010/wordml">
-                    <w:rPr>
-                      <w:rFonts w:ascii="Calibri" w:hAnsi="Calibri" w:eastAsia="Calibri" w:cs="Calibri"/>
-                      <w:i w:val="false"/>
-                      <w:b w:val="false"/>
-                      <w:u w:val="none"/>
-                      <w:strike w:val="false"/>
-                      <w:sz w:val="22"/>
-                      <w:szCs w:val="22"/>
-                      <w:color w:val="000000"/>
-                    </w:rPr>
-                    <w:t xml:space="preserve">26%</w:t>
+                      <w:rFonts w:ascii="Arial" w:hAnsi="Arial" w:eastAsia="Arial" w:cs="Arial"/>
+                      <w:i w:val="false"/>
+                      <w:b w:val="false"/>
+                      <w:u w:val="none"/>
+                      <w:strike w:val="false"/>
+                      <w:sz w:val="22"/>
+                      <w:szCs w:val="22"/>
+                      <w:color w:val="000000"/>
+                    </w:rPr>
+                  </w:pPr>
+                  <w:r xmlns:w="http://schemas.openxmlformats.org/wordprocessingml/2006/main" xmlns:wp="http://schemas.openxmlformats.org/drawingml/2006/wordprocessingDrawing" xmlns:r="http://schemas.openxmlformats.org/officeDocument/2006/relationships" xmlns:w14="http://schemas.microsoft.com/office/word/2010/wordml">
+                    <w:rPr>
+                      <w:rFonts w:ascii="Arial" w:hAnsi="Arial" w:eastAsia="Arial" w:cs="Arial"/>
+                      <w:i w:val="false"/>
+                      <w:b w:val="false"/>
+                      <w:u w:val="none"/>
+                      <w:strike w:val="false"/>
+                      <w:sz w:val="22"/>
+                      <w:szCs w:val="22"/>
+                      <w:color w:val="000000"/>
+                    </w:rPr>
+                    <w:t xml:space="preserve">32%</w:t>
                   </w:r>
                 </w:p>
               </w:tc>
@@ -2679,28 +2679,28 @@
                     <w:spacing w:after="100" w:before="100" w:line="240"/>
                     <w:ind w:left="100" w:right="100" w:firstLine="0" w:firstLineChars="0"/>
                     <w:rPr>
-                      <w:rFonts w:ascii="Calibri" w:hAnsi="Calibri" w:eastAsia="Calibri" w:cs="Calibri"/>
-                      <w:i w:val="false"/>
-                      <w:b w:val="false"/>
-                      <w:u w:val="none"/>
-                      <w:strike w:val="false"/>
-                      <w:sz w:val="22"/>
-                      <w:szCs w:val="22"/>
-                      <w:color w:val="000000"/>
-                    </w:rPr>
-                  </w:pPr>
-                  <w:r xmlns:w="http://schemas.openxmlformats.org/wordprocessingml/2006/main" xmlns:wp="http://schemas.openxmlformats.org/drawingml/2006/wordprocessingDrawing" xmlns:r="http://schemas.openxmlformats.org/officeDocument/2006/relationships" xmlns:w14="http://schemas.microsoft.com/office/word/2010/wordml">
-                    <w:rPr>
-                      <w:rFonts w:ascii="Calibri" w:hAnsi="Calibri" w:eastAsia="Calibri" w:cs="Calibri"/>
-                      <w:i w:val="false"/>
-                      <w:b w:val="false"/>
-                      <w:u w:val="none"/>
-                      <w:strike w:val="false"/>
-                      <w:sz w:val="22"/>
-                      <w:szCs w:val="22"/>
-                      <w:color w:val="000000"/>
-                    </w:rPr>
-                    <w:t xml:space="preserve">2%</w:t>
+                      <w:rFonts w:ascii="Arial" w:hAnsi="Arial" w:eastAsia="Arial" w:cs="Arial"/>
+                      <w:i w:val="false"/>
+                      <w:b w:val="false"/>
+                      <w:u w:val="none"/>
+                      <w:strike w:val="false"/>
+                      <w:sz w:val="22"/>
+                      <w:szCs w:val="22"/>
+                      <w:color w:val="000000"/>
+                    </w:rPr>
+                  </w:pPr>
+                  <w:r xmlns:w="http://schemas.openxmlformats.org/wordprocessingml/2006/main" xmlns:wp="http://schemas.openxmlformats.org/drawingml/2006/wordprocessingDrawing" xmlns:r="http://schemas.openxmlformats.org/officeDocument/2006/relationships" xmlns:w14="http://schemas.microsoft.com/office/word/2010/wordml">
+                    <w:rPr>
+                      <w:rFonts w:ascii="Arial" w:hAnsi="Arial" w:eastAsia="Arial" w:cs="Arial"/>
+                      <w:i w:val="false"/>
+                      <w:b w:val="false"/>
+                      <w:u w:val="none"/>
+                      <w:strike w:val="false"/>
+                      <w:sz w:val="22"/>
+                      <w:szCs w:val="22"/>
+                      <w:color w:val="000000"/>
+                    </w:rPr>
+                    <w:t xml:space="preserve">6%</w:t>
                   </w:r>
                 </w:p>
               </w:tc>
@@ -2733,28 +2733,28 @@
                     <w:spacing w:after="100" w:before="100" w:line="240"/>
                     <w:ind w:left="100" w:right="100" w:firstLine="0" w:firstLineChars="0"/>
                     <w:rPr>
-                      <w:rFonts w:ascii="Calibri" w:hAnsi="Calibri" w:eastAsia="Calibri" w:cs="Calibri"/>
-                      <w:i w:val="false"/>
-                      <w:b w:val="false"/>
-                      <w:u w:val="none"/>
-                      <w:strike w:val="false"/>
-                      <w:sz w:val="22"/>
-                      <w:szCs w:val="22"/>
-                      <w:color w:val="000000"/>
-                    </w:rPr>
-                  </w:pPr>
-                  <w:r xmlns:w="http://schemas.openxmlformats.org/wordprocessingml/2006/main" xmlns:wp="http://schemas.openxmlformats.org/drawingml/2006/wordprocessingDrawing" xmlns:r="http://schemas.openxmlformats.org/officeDocument/2006/relationships" xmlns:w14="http://schemas.microsoft.com/office/word/2010/wordml">
-                    <w:rPr>
-                      <w:rFonts w:ascii="Calibri" w:hAnsi="Calibri" w:eastAsia="Calibri" w:cs="Calibri"/>
-                      <w:i w:val="false"/>
-                      <w:b w:val="false"/>
-                      <w:u w:val="none"/>
-                      <w:strike w:val="false"/>
-                      <w:sz w:val="22"/>
-                      <w:szCs w:val="22"/>
-                      <w:color w:val="000000"/>
-                    </w:rPr>
-                    <w:t xml:space="preserve">2%</w:t>
+                      <w:rFonts w:ascii="Arial" w:hAnsi="Arial" w:eastAsia="Arial" w:cs="Arial"/>
+                      <w:i w:val="false"/>
+                      <w:b w:val="false"/>
+                      <w:u w:val="none"/>
+                      <w:strike w:val="false"/>
+                      <w:sz w:val="22"/>
+                      <w:szCs w:val="22"/>
+                      <w:color w:val="000000"/>
+                    </w:rPr>
+                  </w:pPr>
+                  <w:r xmlns:w="http://schemas.openxmlformats.org/wordprocessingml/2006/main" xmlns:wp="http://schemas.openxmlformats.org/drawingml/2006/wordprocessingDrawing" xmlns:r="http://schemas.openxmlformats.org/officeDocument/2006/relationships" xmlns:w14="http://schemas.microsoft.com/office/word/2010/wordml">
+                    <w:rPr>
+                      <w:rFonts w:ascii="Arial" w:hAnsi="Arial" w:eastAsia="Arial" w:cs="Arial"/>
+                      <w:i w:val="false"/>
+                      <w:b w:val="false"/>
+                      <w:u w:val="none"/>
+                      <w:strike w:val="false"/>
+                      <w:sz w:val="22"/>
+                      <w:szCs w:val="22"/>
+                      <w:color w:val="000000"/>
+                    </w:rPr>
+                    <w:t xml:space="preserve">4%</w:t>
                   </w:r>
                 </w:p>
               </w:tc>
@@ -2787,28 +2787,28 @@
                     <w:spacing w:after="100" w:before="100" w:line="240"/>
                     <w:ind w:left="100" w:right="100" w:firstLine="0" w:firstLineChars="0"/>
                     <w:rPr>
-                      <w:rFonts w:ascii="Calibri" w:hAnsi="Calibri" w:eastAsia="Calibri" w:cs="Calibri"/>
-                      <w:i w:val="false"/>
-                      <w:b w:val="false"/>
-                      <w:u w:val="none"/>
-                      <w:strike w:val="false"/>
-                      <w:sz w:val="22"/>
-                      <w:szCs w:val="22"/>
-                      <w:color w:val="000000"/>
-                    </w:rPr>
-                  </w:pPr>
-                  <w:r xmlns:w="http://schemas.openxmlformats.org/wordprocessingml/2006/main" xmlns:wp="http://schemas.openxmlformats.org/drawingml/2006/wordprocessingDrawing" xmlns:r="http://schemas.openxmlformats.org/officeDocument/2006/relationships" xmlns:w14="http://schemas.microsoft.com/office/word/2010/wordml">
-                    <w:rPr>
-                      <w:rFonts w:ascii="Calibri" w:hAnsi="Calibri" w:eastAsia="Calibri" w:cs="Calibri"/>
-                      <w:i w:val="false"/>
-                      <w:b w:val="false"/>
-                      <w:u w:val="none"/>
-                      <w:strike w:val="false"/>
-                      <w:sz w:val="22"/>
-                      <w:szCs w:val="22"/>
-                      <w:color w:val="000000"/>
-                    </w:rPr>
-                    <w:t xml:space="preserve">7%</w:t>
+                      <w:rFonts w:ascii="Arial" w:hAnsi="Arial" w:eastAsia="Arial" w:cs="Arial"/>
+                      <w:i w:val="false"/>
+                      <w:b w:val="false"/>
+                      <w:u w:val="none"/>
+                      <w:strike w:val="false"/>
+                      <w:sz w:val="22"/>
+                      <w:szCs w:val="22"/>
+                      <w:color w:val="000000"/>
+                    </w:rPr>
+                  </w:pPr>
+                  <w:r xmlns:w="http://schemas.openxmlformats.org/wordprocessingml/2006/main" xmlns:wp="http://schemas.openxmlformats.org/drawingml/2006/wordprocessingDrawing" xmlns:r="http://schemas.openxmlformats.org/officeDocument/2006/relationships" xmlns:w14="http://schemas.microsoft.com/office/word/2010/wordml">
+                    <w:rPr>
+                      <w:rFonts w:ascii="Arial" w:hAnsi="Arial" w:eastAsia="Arial" w:cs="Arial"/>
+                      <w:i w:val="false"/>
+                      <w:b w:val="false"/>
+                      <w:u w:val="none"/>
+                      <w:strike w:val="false"/>
+                      <w:sz w:val="22"/>
+                      <w:szCs w:val="22"/>
+                      <w:color w:val="000000"/>
+                    </w:rPr>
+                    <w:t xml:space="preserve">9%</w:t>
                   </w:r>
                 </w:p>
               </w:tc>
@@ -2833,7 +2833,7 @@
         <w:t xml:space="preserve"> </w:t>
       </w:r>
       <w:r>
-        <w:t xml:space="preserve">- Total catch of LAD winter run at RSTs at Delta Entry (Tisdale, Knights Landing, Lower Sacramento River) between Jan 07 and Jan 19 is 1 individuals. Total catch at Sacramento Trawl and Beach Seines in the delta between Jan 07 and Jan 20 is 0 individuals. Total catch at Delta Exit at Chipps Island between Jan 08 and Jan 20 is 0 individuals.</w:t>
+        <w:t xml:space="preserve">- Total catch of LAD winter run at RSTs at Delta Entry (Tisdale, Knights Landing, Lower Sacramento River) between Jan 15 and Jan 25 is 3 individuals. Total catch at Sacramento Trawl and Beach Seines in the delta between Jan 16 and Jan 28 is 0 individuals. Total catch at Delta Exit at Chipps Island between Jan 20 and Jan 28 is 0 individuals.</w:t>
       </w:r>
     </w:p>
     <w:bookmarkEnd w:id="49"/>
@@ -2851,7 +2851,7 @@
         <w:pStyle w:val="FirstParagraph"/>
       </w:pPr>
       <w:r>
-        <w:t xml:space="preserve">As of January 20, cumulative loss of unclipped steelhead is 44 or 0.83% of the annual loss threshold. Cumulative loss in the past 7 days has been 4.</w:t>
+        <w:t xml:space="preserve">As of January 28, cumulative loss of unclipped steelhead is 47 or 0.88% of the annual loss threshold. Cumulative loss in the past 7 days has been 127.</w:t>
       </w:r>
     </w:p>
     <w:tbl>
@@ -2876,14 +2876,14 @@
             <w:r>
               <w:drawing>
                 <wp:inline>
-                  <wp:extent cx="4000500" cy="2909454"/>
+                  <wp:extent cx="5943600" cy="4322618"/>
                   <wp:effectExtent b="0" l="0" r="0" t="0"/>
                   <wp:docPr descr="" title="" id="51" name="Picture"/>
                   <a:graphic>
                     <a:graphicData uri="http://schemas.openxmlformats.org/drawingml/2006/picture">
                       <pic:pic>
                         <pic:nvPicPr>
-                          <pic:cNvPr descr="samt-assessment-v1_files/figure-docx/fig-sh_loss-1.png" id="52" name="Picture"/>
+                          <pic:cNvPr descr="https://www.cbr.washington.edu/sacramento/workgroups/include_gen/WY2026/LossUnclip_2_Stlhd_WY.png" id="52" name="Picture"/>
                           <pic:cNvPicPr>
                             <a:picLocks noChangeArrowheads="1" noChangeAspect="1"/>
                           </pic:cNvPicPr>
@@ -2897,7 +2897,7 @@
                         <pic:spPr bwMode="auto">
                           <a:xfrm>
                             <a:off x="0" y="0"/>
-                            <a:ext cx="4000500" cy="2909454"/>
+                            <a:ext cx="5943600" cy="4322618"/>
                           </a:xfrm>
                           <a:prstGeom prst="rect">
                             <a:avLst/>
@@ -3036,19 +3036,19 @@
                     <w:spacing w:after="100" w:before="100" w:line="240"/>
                     <w:ind w:left="100" w:right="100" w:firstLine="0" w:firstLineChars="0"/>
                     <w:rPr>
-                      <w:rFonts w:ascii="Calibri" w:hAnsi="Calibri" w:eastAsia="Calibri" w:cs="Calibri"/>
-                      <w:i w:val="false"/>
-                      <w:b w:val="false"/>
-                      <w:u w:val="none"/>
-                      <w:strike w:val="false"/>
-                      <w:sz w:val="22"/>
-                      <w:szCs w:val="22"/>
-                      <w:color w:val="000000"/>
-                    </w:rPr>
-                  </w:pPr>
-                  <w:r xmlns:w="http://schemas.openxmlformats.org/wordprocessingml/2006/main" xmlns:wp="http://schemas.openxmlformats.org/drawingml/2006/wordprocessingDrawing" xmlns:r="http://schemas.openxmlformats.org/officeDocument/2006/relationships" xmlns:w14="http://schemas.microsoft.com/office/word/2010/wordml">
-                    <w:rPr>
-                      <w:rFonts w:ascii="Calibri" w:hAnsi="Calibri" w:eastAsia="Calibri" w:cs="Calibri"/>
+                      <w:rFonts w:ascii="Arial" w:hAnsi="Arial" w:eastAsia="Arial" w:cs="Arial"/>
+                      <w:i w:val="false"/>
+                      <w:b w:val="false"/>
+                      <w:u w:val="none"/>
+                      <w:strike w:val="false"/>
+                      <w:sz w:val="22"/>
+                      <w:szCs w:val="22"/>
+                      <w:color w:val="000000"/>
+                    </w:rPr>
+                  </w:pPr>
+                  <w:r xmlns:w="http://schemas.openxmlformats.org/wordprocessingml/2006/main" xmlns:wp="http://schemas.openxmlformats.org/drawingml/2006/wordprocessingDrawing" xmlns:r="http://schemas.openxmlformats.org/officeDocument/2006/relationships" xmlns:w14="http://schemas.microsoft.com/office/word/2010/wordml">
+                    <w:rPr>
+                      <w:rFonts w:ascii="Arial" w:hAnsi="Arial" w:eastAsia="Arial" w:cs="Arial"/>
                       <w:i w:val="false"/>
                       <w:b w:val="false"/>
                       <w:u w:val="none"/>
@@ -3090,19 +3090,19 @@
                     <w:spacing w:after="100" w:before="100" w:line="240"/>
                     <w:ind w:left="100" w:right="100" w:firstLine="0" w:firstLineChars="0"/>
                     <w:rPr>
-                      <w:rFonts w:ascii="Calibri" w:hAnsi="Calibri" w:eastAsia="Calibri" w:cs="Calibri"/>
-                      <w:i w:val="false"/>
-                      <w:b w:val="false"/>
-                      <w:u w:val="none"/>
-                      <w:strike w:val="false"/>
-                      <w:sz w:val="22"/>
-                      <w:szCs w:val="22"/>
-                      <w:color w:val="000000"/>
-                    </w:rPr>
-                  </w:pPr>
-                  <w:r xmlns:w="http://schemas.openxmlformats.org/wordprocessingml/2006/main" xmlns:wp="http://schemas.openxmlformats.org/drawingml/2006/wordprocessingDrawing" xmlns:r="http://schemas.openxmlformats.org/officeDocument/2006/relationships" xmlns:w14="http://schemas.microsoft.com/office/word/2010/wordml">
-                    <w:rPr>
-                      <w:rFonts w:ascii="Calibri" w:hAnsi="Calibri" w:eastAsia="Calibri" w:cs="Calibri"/>
+                      <w:rFonts w:ascii="Arial" w:hAnsi="Arial" w:eastAsia="Arial" w:cs="Arial"/>
+                      <w:i w:val="false"/>
+                      <w:b w:val="false"/>
+                      <w:u w:val="none"/>
+                      <w:strike w:val="false"/>
+                      <w:sz w:val="22"/>
+                      <w:szCs w:val="22"/>
+                      <w:color w:val="000000"/>
+                    </w:rPr>
+                  </w:pPr>
+                  <w:r xmlns:w="http://schemas.openxmlformats.org/wordprocessingml/2006/main" xmlns:wp="http://schemas.openxmlformats.org/drawingml/2006/wordprocessingDrawing" xmlns:r="http://schemas.openxmlformats.org/officeDocument/2006/relationships" xmlns:w14="http://schemas.microsoft.com/office/word/2010/wordml">
+                    <w:rPr>
+                      <w:rFonts w:ascii="Arial" w:hAnsi="Arial" w:eastAsia="Arial" w:cs="Arial"/>
                       <w:i w:val="false"/>
                       <w:b w:val="false"/>
                       <w:u w:val="none"/>
@@ -3144,19 +3144,19 @@
                     <w:spacing w:after="100" w:before="100" w:line="240"/>
                     <w:ind w:left="100" w:right="100" w:firstLine="0" w:firstLineChars="0"/>
                     <w:rPr>
-                      <w:rFonts w:ascii="Calibri" w:hAnsi="Calibri" w:eastAsia="Calibri" w:cs="Calibri"/>
-                      <w:i w:val="false"/>
-                      <w:b w:val="false"/>
-                      <w:u w:val="none"/>
-                      <w:strike w:val="false"/>
-                      <w:sz w:val="22"/>
-                      <w:szCs w:val="22"/>
-                      <w:color w:val="000000"/>
-                    </w:rPr>
-                  </w:pPr>
-                  <w:r xmlns:w="http://schemas.openxmlformats.org/wordprocessingml/2006/main" xmlns:wp="http://schemas.openxmlformats.org/drawingml/2006/wordprocessingDrawing" xmlns:r="http://schemas.openxmlformats.org/officeDocument/2006/relationships" xmlns:w14="http://schemas.microsoft.com/office/word/2010/wordml">
-                    <w:rPr>
-                      <w:rFonts w:ascii="Calibri" w:hAnsi="Calibri" w:eastAsia="Calibri" w:cs="Calibri"/>
+                      <w:rFonts w:ascii="Arial" w:hAnsi="Arial" w:eastAsia="Arial" w:cs="Arial"/>
+                      <w:i w:val="false"/>
+                      <w:b w:val="false"/>
+                      <w:u w:val="none"/>
+                      <w:strike w:val="false"/>
+                      <w:sz w:val="22"/>
+                      <w:szCs w:val="22"/>
+                      <w:color w:val="000000"/>
+                    </w:rPr>
+                  </w:pPr>
+                  <w:r xmlns:w="http://schemas.openxmlformats.org/wordprocessingml/2006/main" xmlns:wp="http://schemas.openxmlformats.org/drawingml/2006/wordprocessingDrawing" xmlns:r="http://schemas.openxmlformats.org/officeDocument/2006/relationships" xmlns:w14="http://schemas.microsoft.com/office/word/2010/wordml">
+                    <w:rPr>
+                      <w:rFonts w:ascii="Arial" w:hAnsi="Arial" w:eastAsia="Arial" w:cs="Arial"/>
                       <w:i w:val="false"/>
                       <w:b w:val="false"/>
                       <w:u w:val="none"/>
@@ -3198,19 +3198,19 @@
                     <w:spacing w:after="100" w:before="100" w:line="240"/>
                     <w:ind w:left="100" w:right="100" w:firstLine="0" w:firstLineChars="0"/>
                     <w:rPr>
-                      <w:rFonts w:ascii="Calibri" w:hAnsi="Calibri" w:eastAsia="Calibri" w:cs="Calibri"/>
-                      <w:i w:val="false"/>
-                      <w:b w:val="false"/>
-                      <w:u w:val="none"/>
-                      <w:strike w:val="false"/>
-                      <w:sz w:val="22"/>
-                      <w:szCs w:val="22"/>
-                      <w:color w:val="000000"/>
-                    </w:rPr>
-                  </w:pPr>
-                  <w:r xmlns:w="http://schemas.openxmlformats.org/wordprocessingml/2006/main" xmlns:wp="http://schemas.openxmlformats.org/drawingml/2006/wordprocessingDrawing" xmlns:r="http://schemas.openxmlformats.org/officeDocument/2006/relationships" xmlns:w14="http://schemas.microsoft.com/office/word/2010/wordml">
-                    <w:rPr>
-                      <w:rFonts w:ascii="Calibri" w:hAnsi="Calibri" w:eastAsia="Calibri" w:cs="Calibri"/>
+                      <w:rFonts w:ascii="Arial" w:hAnsi="Arial" w:eastAsia="Arial" w:cs="Arial"/>
+                      <w:i w:val="false"/>
+                      <w:b w:val="false"/>
+                      <w:u w:val="none"/>
+                      <w:strike w:val="false"/>
+                      <w:sz w:val="22"/>
+                      <w:szCs w:val="22"/>
+                      <w:color w:val="000000"/>
+                    </w:rPr>
+                  </w:pPr>
+                  <w:r xmlns:w="http://schemas.openxmlformats.org/wordprocessingml/2006/main" xmlns:wp="http://schemas.openxmlformats.org/drawingml/2006/wordprocessingDrawing" xmlns:r="http://schemas.openxmlformats.org/officeDocument/2006/relationships" xmlns:w14="http://schemas.microsoft.com/office/word/2010/wordml">
+                    <w:rPr>
+                      <w:rFonts w:ascii="Arial" w:hAnsi="Arial" w:eastAsia="Arial" w:cs="Arial"/>
                       <w:i w:val="false"/>
                       <w:b w:val="false"/>
                       <w:u w:val="none"/>
@@ -3252,19 +3252,19 @@
                     <w:spacing w:after="100" w:before="100" w:line="240"/>
                     <w:ind w:left="100" w:right="100" w:firstLine="0" w:firstLineChars="0"/>
                     <w:rPr>
-                      <w:rFonts w:ascii="Calibri" w:hAnsi="Calibri" w:eastAsia="Calibri" w:cs="Calibri"/>
-                      <w:i w:val="false"/>
-                      <w:b w:val="false"/>
-                      <w:u w:val="none"/>
-                      <w:strike w:val="false"/>
-                      <w:sz w:val="22"/>
-                      <w:szCs w:val="22"/>
-                      <w:color w:val="000000"/>
-                    </w:rPr>
-                  </w:pPr>
-                  <w:r xmlns:w="http://schemas.openxmlformats.org/wordprocessingml/2006/main" xmlns:wp="http://schemas.openxmlformats.org/drawingml/2006/wordprocessingDrawing" xmlns:r="http://schemas.openxmlformats.org/officeDocument/2006/relationships" xmlns:w14="http://schemas.microsoft.com/office/word/2010/wordml">
-                    <w:rPr>
-                      <w:rFonts w:ascii="Calibri" w:hAnsi="Calibri" w:eastAsia="Calibri" w:cs="Calibri"/>
+                      <w:rFonts w:ascii="Arial" w:hAnsi="Arial" w:eastAsia="Arial" w:cs="Arial"/>
+                      <w:i w:val="false"/>
+                      <w:b w:val="false"/>
+                      <w:u w:val="none"/>
+                      <w:strike w:val="false"/>
+                      <w:sz w:val="22"/>
+                      <w:szCs w:val="22"/>
+                      <w:color w:val="000000"/>
+                    </w:rPr>
+                  </w:pPr>
+                  <w:r xmlns:w="http://schemas.openxmlformats.org/wordprocessingml/2006/main" xmlns:wp="http://schemas.openxmlformats.org/drawingml/2006/wordprocessingDrawing" xmlns:r="http://schemas.openxmlformats.org/officeDocument/2006/relationships" xmlns:w14="http://schemas.microsoft.com/office/word/2010/wordml">
+                    <w:rPr>
+                      <w:rFonts w:ascii="Arial" w:hAnsi="Arial" w:eastAsia="Arial" w:cs="Arial"/>
                       <w:i w:val="false"/>
                       <w:b w:val="false"/>
                       <w:u w:val="none"/>
@@ -3312,19 +3312,19 @@
                     <w:spacing w:after="100" w:before="100" w:line="240"/>
                     <w:ind w:left="100" w:right="100" w:firstLine="0" w:firstLineChars="0"/>
                     <w:rPr>
-                      <w:rFonts w:ascii="Calibri" w:hAnsi="Calibri" w:eastAsia="Calibri" w:cs="Calibri"/>
-                      <w:i w:val="false"/>
-                      <w:b w:val="false"/>
-                      <w:u w:val="none"/>
-                      <w:strike w:val="false"/>
-                      <w:sz w:val="22"/>
-                      <w:szCs w:val="22"/>
-                      <w:color w:val="000000"/>
-                    </w:rPr>
-                  </w:pPr>
-                  <w:r xmlns:w="http://schemas.openxmlformats.org/wordprocessingml/2006/main" xmlns:wp="http://schemas.openxmlformats.org/drawingml/2006/wordprocessingDrawing" xmlns:r="http://schemas.openxmlformats.org/officeDocument/2006/relationships" xmlns:w14="http://schemas.microsoft.com/office/word/2010/wordml">
-                    <w:rPr>
-                      <w:rFonts w:ascii="Calibri" w:hAnsi="Calibri" w:eastAsia="Calibri" w:cs="Calibri"/>
+                      <w:rFonts w:ascii="Arial" w:hAnsi="Arial" w:eastAsia="Arial" w:cs="Arial"/>
+                      <w:i w:val="false"/>
+                      <w:b w:val="false"/>
+                      <w:u w:val="none"/>
+                      <w:strike w:val="false"/>
+                      <w:sz w:val="22"/>
+                      <w:szCs w:val="22"/>
+                      <w:color w:val="000000"/>
+                    </w:rPr>
+                  </w:pPr>
+                  <w:r xmlns:w="http://schemas.openxmlformats.org/wordprocessingml/2006/main" xmlns:wp="http://schemas.openxmlformats.org/drawingml/2006/wordprocessingDrawing" xmlns:r="http://schemas.openxmlformats.org/officeDocument/2006/relationships" xmlns:w14="http://schemas.microsoft.com/office/word/2010/wordml">
+                    <w:rPr>
+                      <w:rFonts w:ascii="Arial" w:hAnsi="Arial" w:eastAsia="Arial" w:cs="Arial"/>
                       <w:i w:val="false"/>
                       <w:b w:val="false"/>
                       <w:u w:val="none"/>
@@ -3366,19 +3366,19 @@
                     <w:spacing w:after="100" w:before="100" w:line="240"/>
                     <w:ind w:left="100" w:right="100" w:firstLine="0" w:firstLineChars="0"/>
                     <w:rPr>
-                      <w:rFonts w:ascii="Calibri" w:hAnsi="Calibri" w:eastAsia="Calibri" w:cs="Calibri"/>
-                      <w:i w:val="false"/>
-                      <w:b w:val="false"/>
-                      <w:u w:val="none"/>
-                      <w:strike w:val="false"/>
-                      <w:sz w:val="22"/>
-                      <w:szCs w:val="22"/>
-                      <w:color w:val="000000"/>
-                    </w:rPr>
-                  </w:pPr>
-                  <w:r xmlns:w="http://schemas.openxmlformats.org/wordprocessingml/2006/main" xmlns:wp="http://schemas.openxmlformats.org/drawingml/2006/wordprocessingDrawing" xmlns:r="http://schemas.openxmlformats.org/officeDocument/2006/relationships" xmlns:w14="http://schemas.microsoft.com/office/word/2010/wordml">
-                    <w:rPr>
-                      <w:rFonts w:ascii="Calibri" w:hAnsi="Calibri" w:eastAsia="Calibri" w:cs="Calibri"/>
+                      <w:rFonts w:ascii="Arial" w:hAnsi="Arial" w:eastAsia="Arial" w:cs="Arial"/>
+                      <w:i w:val="false"/>
+                      <w:b w:val="false"/>
+                      <w:u w:val="none"/>
+                      <w:strike w:val="false"/>
+                      <w:sz w:val="22"/>
+                      <w:szCs w:val="22"/>
+                      <w:color w:val="000000"/>
+                    </w:rPr>
+                  </w:pPr>
+                  <w:r xmlns:w="http://schemas.openxmlformats.org/wordprocessingml/2006/main" xmlns:wp="http://schemas.openxmlformats.org/drawingml/2006/wordprocessingDrawing" xmlns:r="http://schemas.openxmlformats.org/officeDocument/2006/relationships" xmlns:w14="http://schemas.microsoft.com/office/word/2010/wordml">
+                    <w:rPr>
+                      <w:rFonts w:ascii="Arial" w:hAnsi="Arial" w:eastAsia="Arial" w:cs="Arial"/>
                       <w:i w:val="false"/>
                       <w:b w:val="false"/>
                       <w:u w:val="none"/>
@@ -3420,19 +3420,19 @@
                     <w:spacing w:after="100" w:before="100" w:line="240"/>
                     <w:ind w:left="100" w:right="100" w:firstLine="0" w:firstLineChars="0"/>
                     <w:rPr>
-                      <w:rFonts w:ascii="Calibri" w:hAnsi="Calibri" w:eastAsia="Calibri" w:cs="Calibri"/>
-                      <w:i w:val="false"/>
-                      <w:b w:val="false"/>
-                      <w:u w:val="none"/>
-                      <w:strike w:val="false"/>
-                      <w:sz w:val="22"/>
-                      <w:szCs w:val="22"/>
-                      <w:color w:val="000000"/>
-                    </w:rPr>
-                  </w:pPr>
-                  <w:r xmlns:w="http://schemas.openxmlformats.org/wordprocessingml/2006/main" xmlns:wp="http://schemas.openxmlformats.org/drawingml/2006/wordprocessingDrawing" xmlns:r="http://schemas.openxmlformats.org/officeDocument/2006/relationships" xmlns:w14="http://schemas.microsoft.com/office/word/2010/wordml">
-                    <w:rPr>
-                      <w:rFonts w:ascii="Calibri" w:hAnsi="Calibri" w:eastAsia="Calibri" w:cs="Calibri"/>
+                      <w:rFonts w:ascii="Arial" w:hAnsi="Arial" w:eastAsia="Arial" w:cs="Arial"/>
+                      <w:i w:val="false"/>
+                      <w:b w:val="false"/>
+                      <w:u w:val="none"/>
+                      <w:strike w:val="false"/>
+                      <w:sz w:val="22"/>
+                      <w:szCs w:val="22"/>
+                      <w:color w:val="000000"/>
+                    </w:rPr>
+                  </w:pPr>
+                  <w:r xmlns:w="http://schemas.openxmlformats.org/wordprocessingml/2006/main" xmlns:wp="http://schemas.openxmlformats.org/drawingml/2006/wordprocessingDrawing" xmlns:r="http://schemas.openxmlformats.org/officeDocument/2006/relationships" xmlns:w14="http://schemas.microsoft.com/office/word/2010/wordml">
+                    <w:rPr>
+                      <w:rFonts w:ascii="Arial" w:hAnsi="Arial" w:eastAsia="Arial" w:cs="Arial"/>
                       <w:i w:val="false"/>
                       <w:b w:val="false"/>
                       <w:u w:val="none"/>
@@ -3474,19 +3474,19 @@
                     <w:spacing w:after="100" w:before="100" w:line="240"/>
                     <w:ind w:left="100" w:right="100" w:firstLine="0" w:firstLineChars="0"/>
                     <w:rPr>
-                      <w:rFonts w:ascii="Calibri" w:hAnsi="Calibri" w:eastAsia="Calibri" w:cs="Calibri"/>
-                      <w:i w:val="false"/>
-                      <w:b w:val="false"/>
-                      <w:u w:val="none"/>
-                      <w:strike w:val="false"/>
-                      <w:sz w:val="22"/>
-                      <w:szCs w:val="22"/>
-                      <w:color w:val="000000"/>
-                    </w:rPr>
-                  </w:pPr>
-                  <w:r xmlns:w="http://schemas.openxmlformats.org/wordprocessingml/2006/main" xmlns:wp="http://schemas.openxmlformats.org/drawingml/2006/wordprocessingDrawing" xmlns:r="http://schemas.openxmlformats.org/officeDocument/2006/relationships" xmlns:w14="http://schemas.microsoft.com/office/word/2010/wordml">
-                    <w:rPr>
-                      <w:rFonts w:ascii="Calibri" w:hAnsi="Calibri" w:eastAsia="Calibri" w:cs="Calibri"/>
+                      <w:rFonts w:ascii="Arial" w:hAnsi="Arial" w:eastAsia="Arial" w:cs="Arial"/>
+                      <w:i w:val="false"/>
+                      <w:b w:val="false"/>
+                      <w:u w:val="none"/>
+                      <w:strike w:val="false"/>
+                      <w:sz w:val="22"/>
+                      <w:szCs w:val="22"/>
+                      <w:color w:val="000000"/>
+                    </w:rPr>
+                  </w:pPr>
+                  <w:r xmlns:w="http://schemas.openxmlformats.org/wordprocessingml/2006/main" xmlns:wp="http://schemas.openxmlformats.org/drawingml/2006/wordprocessingDrawing" xmlns:r="http://schemas.openxmlformats.org/officeDocument/2006/relationships" xmlns:w14="http://schemas.microsoft.com/office/word/2010/wordml">
+                    <w:rPr>
+                      <w:rFonts w:ascii="Arial" w:hAnsi="Arial" w:eastAsia="Arial" w:cs="Arial"/>
                       <w:i w:val="false"/>
                       <w:b w:val="false"/>
                       <w:u w:val="none"/>
@@ -3528,19 +3528,19 @@
                     <w:spacing w:after="100" w:before="100" w:line="240"/>
                     <w:ind w:left="100" w:right="100" w:firstLine="0" w:firstLineChars="0"/>
                     <w:rPr>
-                      <w:rFonts w:ascii="Calibri" w:hAnsi="Calibri" w:eastAsia="Calibri" w:cs="Calibri"/>
-                      <w:i w:val="false"/>
-                      <w:b w:val="false"/>
-                      <w:u w:val="none"/>
-                      <w:strike w:val="false"/>
-                      <w:sz w:val="22"/>
-                      <w:szCs w:val="22"/>
-                      <w:color w:val="000000"/>
-                    </w:rPr>
-                  </w:pPr>
-                  <w:r xmlns:w="http://schemas.openxmlformats.org/wordprocessingml/2006/main" xmlns:wp="http://schemas.openxmlformats.org/drawingml/2006/wordprocessingDrawing" xmlns:r="http://schemas.openxmlformats.org/officeDocument/2006/relationships" xmlns:w14="http://schemas.microsoft.com/office/word/2010/wordml">
-                    <w:rPr>
-                      <w:rFonts w:ascii="Calibri" w:hAnsi="Calibri" w:eastAsia="Calibri" w:cs="Calibri"/>
+                      <w:rFonts w:ascii="Arial" w:hAnsi="Arial" w:eastAsia="Arial" w:cs="Arial"/>
+                      <w:i w:val="false"/>
+                      <w:b w:val="false"/>
+                      <w:u w:val="none"/>
+                      <w:strike w:val="false"/>
+                      <w:sz w:val="22"/>
+                      <w:szCs w:val="22"/>
+                      <w:color w:val="000000"/>
+                    </w:rPr>
+                  </w:pPr>
+                  <w:r xmlns:w="http://schemas.openxmlformats.org/wordprocessingml/2006/main" xmlns:wp="http://schemas.openxmlformats.org/drawingml/2006/wordprocessingDrawing" xmlns:r="http://schemas.openxmlformats.org/officeDocument/2006/relationships" xmlns:w14="http://schemas.microsoft.com/office/word/2010/wordml">
+                    <w:rPr>
+                      <w:rFonts w:ascii="Arial" w:hAnsi="Arial" w:eastAsia="Arial" w:cs="Arial"/>
                       <w:i w:val="false"/>
                       <w:b w:val="false"/>
                       <w:u w:val="none"/>
@@ -3588,19 +3588,19 @@
                     <w:spacing w:after="100" w:before="100" w:line="240"/>
                     <w:ind w:left="100" w:right="100" w:firstLine="0" w:firstLineChars="0"/>
                     <w:rPr>
-                      <w:rFonts w:ascii="Calibri" w:hAnsi="Calibri" w:eastAsia="Calibri" w:cs="Calibri"/>
-                      <w:i w:val="false"/>
-                      <w:b w:val="false"/>
-                      <w:u w:val="none"/>
-                      <w:strike w:val="false"/>
-                      <w:sz w:val="22"/>
-                      <w:szCs w:val="22"/>
-                      <w:color w:val="000000"/>
-                    </w:rPr>
-                  </w:pPr>
-                  <w:r xmlns:w="http://schemas.openxmlformats.org/wordprocessingml/2006/main" xmlns:wp="http://schemas.openxmlformats.org/drawingml/2006/wordprocessingDrawing" xmlns:r="http://schemas.openxmlformats.org/officeDocument/2006/relationships" xmlns:w14="http://schemas.microsoft.com/office/word/2010/wordml">
-                    <w:rPr>
-                      <w:rFonts w:ascii="Calibri" w:hAnsi="Calibri" w:eastAsia="Calibri" w:cs="Calibri"/>
+                      <w:rFonts w:ascii="Arial" w:hAnsi="Arial" w:eastAsia="Arial" w:cs="Arial"/>
+                      <w:i w:val="false"/>
+                      <w:b w:val="false"/>
+                      <w:u w:val="none"/>
+                      <w:strike w:val="false"/>
+                      <w:sz w:val="22"/>
+                      <w:szCs w:val="22"/>
+                      <w:color w:val="000000"/>
+                    </w:rPr>
+                  </w:pPr>
+                  <w:r xmlns:w="http://schemas.openxmlformats.org/wordprocessingml/2006/main" xmlns:wp="http://schemas.openxmlformats.org/drawingml/2006/wordprocessingDrawing" xmlns:r="http://schemas.openxmlformats.org/officeDocument/2006/relationships" xmlns:w14="http://schemas.microsoft.com/office/word/2010/wordml">
+                    <w:rPr>
+                      <w:rFonts w:ascii="Arial" w:hAnsi="Arial" w:eastAsia="Arial" w:cs="Arial"/>
                       <w:i w:val="false"/>
                       <w:b w:val="false"/>
                       <w:u w:val="none"/>
@@ -3642,19 +3642,19 @@
                     <w:spacing w:after="100" w:before="100" w:line="240"/>
                     <w:ind w:left="100" w:right="100" w:firstLine="0" w:firstLineChars="0"/>
                     <w:rPr>
-                      <w:rFonts w:ascii="Calibri" w:hAnsi="Calibri" w:eastAsia="Calibri" w:cs="Calibri"/>
-                      <w:i w:val="false"/>
-                      <w:b w:val="false"/>
-                      <w:u w:val="none"/>
-                      <w:strike w:val="false"/>
-                      <w:sz w:val="22"/>
-                      <w:szCs w:val="22"/>
-                      <w:color w:val="000000"/>
-                    </w:rPr>
-                  </w:pPr>
-                  <w:r xmlns:w="http://schemas.openxmlformats.org/wordprocessingml/2006/main" xmlns:wp="http://schemas.openxmlformats.org/drawingml/2006/wordprocessingDrawing" xmlns:r="http://schemas.openxmlformats.org/officeDocument/2006/relationships" xmlns:w14="http://schemas.microsoft.com/office/word/2010/wordml">
-                    <w:rPr>
-                      <w:rFonts w:ascii="Calibri" w:hAnsi="Calibri" w:eastAsia="Calibri" w:cs="Calibri"/>
+                      <w:rFonts w:ascii="Arial" w:hAnsi="Arial" w:eastAsia="Arial" w:cs="Arial"/>
+                      <w:i w:val="false"/>
+                      <w:b w:val="false"/>
+                      <w:u w:val="none"/>
+                      <w:strike w:val="false"/>
+                      <w:sz w:val="22"/>
+                      <w:szCs w:val="22"/>
+                      <w:color w:val="000000"/>
+                    </w:rPr>
+                  </w:pPr>
+                  <w:r xmlns:w="http://schemas.openxmlformats.org/wordprocessingml/2006/main" xmlns:wp="http://schemas.openxmlformats.org/drawingml/2006/wordprocessingDrawing" xmlns:r="http://schemas.openxmlformats.org/officeDocument/2006/relationships" xmlns:w14="http://schemas.microsoft.com/office/word/2010/wordml">
+                    <w:rPr>
+                      <w:rFonts w:ascii="Arial" w:hAnsi="Arial" w:eastAsia="Arial" w:cs="Arial"/>
                       <w:i w:val="false"/>
                       <w:b w:val="false"/>
                       <w:u w:val="none"/>
@@ -3696,19 +3696,19 @@
                     <w:spacing w:after="100" w:before="100" w:line="240"/>
                     <w:ind w:left="100" w:right="100" w:firstLine="0" w:firstLineChars="0"/>
                     <w:rPr>
-                      <w:rFonts w:ascii="Calibri" w:hAnsi="Calibri" w:eastAsia="Calibri" w:cs="Calibri"/>
-                      <w:i w:val="false"/>
-                      <w:b w:val="false"/>
-                      <w:u w:val="none"/>
-                      <w:strike w:val="false"/>
-                      <w:sz w:val="22"/>
-                      <w:szCs w:val="22"/>
-                      <w:color w:val="000000"/>
-                    </w:rPr>
-                  </w:pPr>
-                  <w:r xmlns:w="http://schemas.openxmlformats.org/wordprocessingml/2006/main" xmlns:wp="http://schemas.openxmlformats.org/drawingml/2006/wordprocessingDrawing" xmlns:r="http://schemas.openxmlformats.org/officeDocument/2006/relationships" xmlns:w14="http://schemas.microsoft.com/office/word/2010/wordml">
-                    <w:rPr>
-                      <w:rFonts w:ascii="Calibri" w:hAnsi="Calibri" w:eastAsia="Calibri" w:cs="Calibri"/>
+                      <w:rFonts w:ascii="Arial" w:hAnsi="Arial" w:eastAsia="Arial" w:cs="Arial"/>
+                      <w:i w:val="false"/>
+                      <w:b w:val="false"/>
+                      <w:u w:val="none"/>
+                      <w:strike w:val="false"/>
+                      <w:sz w:val="22"/>
+                      <w:szCs w:val="22"/>
+                      <w:color w:val="000000"/>
+                    </w:rPr>
+                  </w:pPr>
+                  <w:r xmlns:w="http://schemas.openxmlformats.org/wordprocessingml/2006/main" xmlns:wp="http://schemas.openxmlformats.org/drawingml/2006/wordprocessingDrawing" xmlns:r="http://schemas.openxmlformats.org/officeDocument/2006/relationships" xmlns:w14="http://schemas.microsoft.com/office/word/2010/wordml">
+                    <w:rPr>
+                      <w:rFonts w:ascii="Arial" w:hAnsi="Arial" w:eastAsia="Arial" w:cs="Arial"/>
                       <w:i w:val="false"/>
                       <w:b w:val="false"/>
                       <w:u w:val="none"/>
@@ -3750,19 +3750,19 @@
                     <w:spacing w:after="100" w:before="100" w:line="240"/>
                     <w:ind w:left="100" w:right="100" w:firstLine="0" w:firstLineChars="0"/>
                     <w:rPr>
-                      <w:rFonts w:ascii="Calibri" w:hAnsi="Calibri" w:eastAsia="Calibri" w:cs="Calibri"/>
-                      <w:i w:val="false"/>
-                      <w:b w:val="false"/>
-                      <w:u w:val="none"/>
-                      <w:strike w:val="false"/>
-                      <w:sz w:val="22"/>
-                      <w:szCs w:val="22"/>
-                      <w:color w:val="000000"/>
-                    </w:rPr>
-                  </w:pPr>
-                  <w:r xmlns:w="http://schemas.openxmlformats.org/wordprocessingml/2006/main" xmlns:wp="http://schemas.openxmlformats.org/drawingml/2006/wordprocessingDrawing" xmlns:r="http://schemas.openxmlformats.org/officeDocument/2006/relationships" xmlns:w14="http://schemas.microsoft.com/office/word/2010/wordml">
-                    <w:rPr>
-                      <w:rFonts w:ascii="Calibri" w:hAnsi="Calibri" w:eastAsia="Calibri" w:cs="Calibri"/>
+                      <w:rFonts w:ascii="Arial" w:hAnsi="Arial" w:eastAsia="Arial" w:cs="Arial"/>
+                      <w:i w:val="false"/>
+                      <w:b w:val="false"/>
+                      <w:u w:val="none"/>
+                      <w:strike w:val="false"/>
+                      <w:sz w:val="22"/>
+                      <w:szCs w:val="22"/>
+                      <w:color w:val="000000"/>
+                    </w:rPr>
+                  </w:pPr>
+                  <w:r xmlns:w="http://schemas.openxmlformats.org/wordprocessingml/2006/main" xmlns:wp="http://schemas.openxmlformats.org/drawingml/2006/wordprocessingDrawing" xmlns:r="http://schemas.openxmlformats.org/officeDocument/2006/relationships" xmlns:w14="http://schemas.microsoft.com/office/word/2010/wordml">
+                    <w:rPr>
+                      <w:rFonts w:ascii="Arial" w:hAnsi="Arial" w:eastAsia="Arial" w:cs="Arial"/>
                       <w:i w:val="false"/>
                       <w:b w:val="false"/>
                       <w:u w:val="none"/>
@@ -3804,19 +3804,19 @@
                     <w:spacing w:after="100" w:before="100" w:line="240"/>
                     <w:ind w:left="100" w:right="100" w:firstLine="0" w:firstLineChars="0"/>
                     <w:rPr>
-                      <w:rFonts w:ascii="Calibri" w:hAnsi="Calibri" w:eastAsia="Calibri" w:cs="Calibri"/>
-                      <w:i w:val="false"/>
-                      <w:b w:val="false"/>
-                      <w:u w:val="none"/>
-                      <w:strike w:val="false"/>
-                      <w:sz w:val="22"/>
-                      <w:szCs w:val="22"/>
-                      <w:color w:val="000000"/>
-                    </w:rPr>
-                  </w:pPr>
-                  <w:r xmlns:w="http://schemas.openxmlformats.org/wordprocessingml/2006/main" xmlns:wp="http://schemas.openxmlformats.org/drawingml/2006/wordprocessingDrawing" xmlns:r="http://schemas.openxmlformats.org/officeDocument/2006/relationships" xmlns:w14="http://schemas.microsoft.com/office/word/2010/wordml">
-                    <w:rPr>
-                      <w:rFonts w:ascii="Calibri" w:hAnsi="Calibri" w:eastAsia="Calibri" w:cs="Calibri"/>
+                      <w:rFonts w:ascii="Arial" w:hAnsi="Arial" w:eastAsia="Arial" w:cs="Arial"/>
+                      <w:i w:val="false"/>
+                      <w:b w:val="false"/>
+                      <w:u w:val="none"/>
+                      <w:strike w:val="false"/>
+                      <w:sz w:val="22"/>
+                      <w:szCs w:val="22"/>
+                      <w:color w:val="000000"/>
+                    </w:rPr>
+                  </w:pPr>
+                  <w:r xmlns:w="http://schemas.openxmlformats.org/wordprocessingml/2006/main" xmlns:wp="http://schemas.openxmlformats.org/drawingml/2006/wordprocessingDrawing" xmlns:r="http://schemas.openxmlformats.org/officeDocument/2006/relationships" xmlns:w14="http://schemas.microsoft.com/office/word/2010/wordml">
+                    <w:rPr>
+                      <w:rFonts w:ascii="Arial" w:hAnsi="Arial" w:eastAsia="Arial" w:cs="Arial"/>
                       <w:i w:val="false"/>
                       <w:b w:val="false"/>
                       <w:u w:val="none"/>
@@ -3864,19 +3864,19 @@
                     <w:spacing w:after="100" w:before="100" w:line="240"/>
                     <w:ind w:left="100" w:right="100" w:firstLine="0" w:firstLineChars="0"/>
                     <w:rPr>
-                      <w:rFonts w:ascii="Calibri" w:hAnsi="Calibri" w:eastAsia="Calibri" w:cs="Calibri"/>
-                      <w:i w:val="false"/>
-                      <w:b w:val="false"/>
-                      <w:u w:val="none"/>
-                      <w:strike w:val="false"/>
-                      <w:sz w:val="22"/>
-                      <w:szCs w:val="22"/>
-                      <w:color w:val="000000"/>
-                    </w:rPr>
-                  </w:pPr>
-                  <w:r xmlns:w="http://schemas.openxmlformats.org/wordprocessingml/2006/main" xmlns:wp="http://schemas.openxmlformats.org/drawingml/2006/wordprocessingDrawing" xmlns:r="http://schemas.openxmlformats.org/officeDocument/2006/relationships" xmlns:w14="http://schemas.microsoft.com/office/word/2010/wordml">
-                    <w:rPr>
-                      <w:rFonts w:ascii="Calibri" w:hAnsi="Calibri" w:eastAsia="Calibri" w:cs="Calibri"/>
+                      <w:rFonts w:ascii="Arial" w:hAnsi="Arial" w:eastAsia="Arial" w:cs="Arial"/>
+                      <w:i w:val="false"/>
+                      <w:b w:val="false"/>
+                      <w:u w:val="none"/>
+                      <w:strike w:val="false"/>
+                      <w:sz w:val="22"/>
+                      <w:szCs w:val="22"/>
+                      <w:color w:val="000000"/>
+                    </w:rPr>
+                  </w:pPr>
+                  <w:r xmlns:w="http://schemas.openxmlformats.org/wordprocessingml/2006/main" xmlns:wp="http://schemas.openxmlformats.org/drawingml/2006/wordprocessingDrawing" xmlns:r="http://schemas.openxmlformats.org/officeDocument/2006/relationships" xmlns:w14="http://schemas.microsoft.com/office/word/2010/wordml">
+                    <w:rPr>
+                      <w:rFonts w:ascii="Arial" w:hAnsi="Arial" w:eastAsia="Arial" w:cs="Arial"/>
                       <w:i w:val="false"/>
                       <w:b w:val="false"/>
                       <w:u w:val="none"/>
@@ -3918,19 +3918,19 @@
                     <w:spacing w:after="100" w:before="100" w:line="240"/>
                     <w:ind w:left="100" w:right="100" w:firstLine="0" w:firstLineChars="0"/>
                     <w:rPr>
-                      <w:rFonts w:ascii="Calibri" w:hAnsi="Calibri" w:eastAsia="Calibri" w:cs="Calibri"/>
-                      <w:i w:val="false"/>
-                      <w:b w:val="false"/>
-                      <w:u w:val="none"/>
-                      <w:strike w:val="false"/>
-                      <w:sz w:val="22"/>
-                      <w:szCs w:val="22"/>
-                      <w:color w:val="000000"/>
-                    </w:rPr>
-                  </w:pPr>
-                  <w:r xmlns:w="http://schemas.openxmlformats.org/wordprocessingml/2006/main" xmlns:wp="http://schemas.openxmlformats.org/drawingml/2006/wordprocessingDrawing" xmlns:r="http://schemas.openxmlformats.org/officeDocument/2006/relationships" xmlns:w14="http://schemas.microsoft.com/office/word/2010/wordml">
-                    <w:rPr>
-                      <w:rFonts w:ascii="Calibri" w:hAnsi="Calibri" w:eastAsia="Calibri" w:cs="Calibri"/>
+                      <w:rFonts w:ascii="Arial" w:hAnsi="Arial" w:eastAsia="Arial" w:cs="Arial"/>
+                      <w:i w:val="false"/>
+                      <w:b w:val="false"/>
+                      <w:u w:val="none"/>
+                      <w:strike w:val="false"/>
+                      <w:sz w:val="22"/>
+                      <w:szCs w:val="22"/>
+                      <w:color w:val="000000"/>
+                    </w:rPr>
+                  </w:pPr>
+                  <w:r xmlns:w="http://schemas.openxmlformats.org/wordprocessingml/2006/main" xmlns:wp="http://schemas.openxmlformats.org/drawingml/2006/wordprocessingDrawing" xmlns:r="http://schemas.openxmlformats.org/officeDocument/2006/relationships" xmlns:w14="http://schemas.microsoft.com/office/word/2010/wordml">
+                    <w:rPr>
+                      <w:rFonts w:ascii="Arial" w:hAnsi="Arial" w:eastAsia="Arial" w:cs="Arial"/>
                       <w:i w:val="false"/>
                       <w:b w:val="false"/>
                       <w:u w:val="none"/>
@@ -3972,19 +3972,19 @@
                     <w:spacing w:after="100" w:before="100" w:line="240"/>
                     <w:ind w:left="100" w:right="100" w:firstLine="0" w:firstLineChars="0"/>
                     <w:rPr>
-                      <w:rFonts w:ascii="Calibri" w:hAnsi="Calibri" w:eastAsia="Calibri" w:cs="Calibri"/>
-                      <w:i w:val="false"/>
-                      <w:b w:val="false"/>
-                      <w:u w:val="none"/>
-                      <w:strike w:val="false"/>
-                      <w:sz w:val="22"/>
-                      <w:szCs w:val="22"/>
-                      <w:color w:val="000000"/>
-                    </w:rPr>
-                  </w:pPr>
-                  <w:r xmlns:w="http://schemas.openxmlformats.org/wordprocessingml/2006/main" xmlns:wp="http://schemas.openxmlformats.org/drawingml/2006/wordprocessingDrawing" xmlns:r="http://schemas.openxmlformats.org/officeDocument/2006/relationships" xmlns:w14="http://schemas.microsoft.com/office/word/2010/wordml">
-                    <w:rPr>
-                      <w:rFonts w:ascii="Calibri" w:hAnsi="Calibri" w:eastAsia="Calibri" w:cs="Calibri"/>
+                      <w:rFonts w:ascii="Arial" w:hAnsi="Arial" w:eastAsia="Arial" w:cs="Arial"/>
+                      <w:i w:val="false"/>
+                      <w:b w:val="false"/>
+                      <w:u w:val="none"/>
+                      <w:strike w:val="false"/>
+                      <w:sz w:val="22"/>
+                      <w:szCs w:val="22"/>
+                      <w:color w:val="000000"/>
+                    </w:rPr>
+                  </w:pPr>
+                  <w:r xmlns:w="http://schemas.openxmlformats.org/wordprocessingml/2006/main" xmlns:wp="http://schemas.openxmlformats.org/drawingml/2006/wordprocessingDrawing" xmlns:r="http://schemas.openxmlformats.org/officeDocument/2006/relationships" xmlns:w14="http://schemas.microsoft.com/office/word/2010/wordml">
+                    <w:rPr>
+                      <w:rFonts w:ascii="Arial" w:hAnsi="Arial" w:eastAsia="Arial" w:cs="Arial"/>
                       <w:i w:val="false"/>
                       <w:b w:val="false"/>
                       <w:u w:val="none"/>
@@ -4026,19 +4026,19 @@
                     <w:spacing w:after="100" w:before="100" w:line="240"/>
                     <w:ind w:left="100" w:right="100" w:firstLine="0" w:firstLineChars="0"/>
                     <w:rPr>
-                      <w:rFonts w:ascii="Calibri" w:hAnsi="Calibri" w:eastAsia="Calibri" w:cs="Calibri"/>
-                      <w:i w:val="false"/>
-                      <w:b w:val="false"/>
-                      <w:u w:val="none"/>
-                      <w:strike w:val="false"/>
-                      <w:sz w:val="22"/>
-                      <w:szCs w:val="22"/>
-                      <w:color w:val="000000"/>
-                    </w:rPr>
-                  </w:pPr>
-                  <w:r xmlns:w="http://schemas.openxmlformats.org/wordprocessingml/2006/main" xmlns:wp="http://schemas.openxmlformats.org/drawingml/2006/wordprocessingDrawing" xmlns:r="http://schemas.openxmlformats.org/officeDocument/2006/relationships" xmlns:w14="http://schemas.microsoft.com/office/word/2010/wordml">
-                    <w:rPr>
-                      <w:rFonts w:ascii="Calibri" w:hAnsi="Calibri" w:eastAsia="Calibri" w:cs="Calibri"/>
+                      <w:rFonts w:ascii="Arial" w:hAnsi="Arial" w:eastAsia="Arial" w:cs="Arial"/>
+                      <w:i w:val="false"/>
+                      <w:b w:val="false"/>
+                      <w:u w:val="none"/>
+                      <w:strike w:val="false"/>
+                      <w:sz w:val="22"/>
+                      <w:szCs w:val="22"/>
+                      <w:color w:val="000000"/>
+                    </w:rPr>
+                  </w:pPr>
+                  <w:r xmlns:w="http://schemas.openxmlformats.org/wordprocessingml/2006/main" xmlns:wp="http://schemas.openxmlformats.org/drawingml/2006/wordprocessingDrawing" xmlns:r="http://schemas.openxmlformats.org/officeDocument/2006/relationships" xmlns:w14="http://schemas.microsoft.com/office/word/2010/wordml">
+                    <w:rPr>
+                      <w:rFonts w:ascii="Arial" w:hAnsi="Arial" w:eastAsia="Arial" w:cs="Arial"/>
                       <w:i w:val="false"/>
                       <w:b w:val="false"/>
                       <w:u w:val="none"/>
@@ -4080,19 +4080,19 @@
                     <w:spacing w:after="100" w:before="100" w:line="240"/>
                     <w:ind w:left="100" w:right="100" w:firstLine="0" w:firstLineChars="0"/>
                     <w:rPr>
-                      <w:rFonts w:ascii="Calibri" w:hAnsi="Calibri" w:eastAsia="Calibri" w:cs="Calibri"/>
-                      <w:i w:val="false"/>
-                      <w:b w:val="false"/>
-                      <w:u w:val="none"/>
-                      <w:strike w:val="false"/>
-                      <w:sz w:val="22"/>
-                      <w:szCs w:val="22"/>
-                      <w:color w:val="000000"/>
-                    </w:rPr>
-                  </w:pPr>
-                  <w:r xmlns:w="http://schemas.openxmlformats.org/wordprocessingml/2006/main" xmlns:wp="http://schemas.openxmlformats.org/drawingml/2006/wordprocessingDrawing" xmlns:r="http://schemas.openxmlformats.org/officeDocument/2006/relationships" xmlns:w14="http://schemas.microsoft.com/office/word/2010/wordml">
-                    <w:rPr>
-                      <w:rFonts w:ascii="Calibri" w:hAnsi="Calibri" w:eastAsia="Calibri" w:cs="Calibri"/>
+                      <w:rFonts w:ascii="Arial" w:hAnsi="Arial" w:eastAsia="Arial" w:cs="Arial"/>
+                      <w:i w:val="false"/>
+                      <w:b w:val="false"/>
+                      <w:u w:val="none"/>
+                      <w:strike w:val="false"/>
+                      <w:sz w:val="22"/>
+                      <w:szCs w:val="22"/>
+                      <w:color w:val="000000"/>
+                    </w:rPr>
+                  </w:pPr>
+                  <w:r xmlns:w="http://schemas.openxmlformats.org/wordprocessingml/2006/main" xmlns:wp="http://schemas.openxmlformats.org/drawingml/2006/wordprocessingDrawing" xmlns:r="http://schemas.openxmlformats.org/officeDocument/2006/relationships" xmlns:w14="http://schemas.microsoft.com/office/word/2010/wordml">
+                    <w:rPr>
+                      <w:rFonts w:ascii="Arial" w:hAnsi="Arial" w:eastAsia="Arial" w:cs="Arial"/>
                       <w:i w:val="false"/>
                       <w:b w:val="false"/>
                       <w:u w:val="none"/>
@@ -4140,19 +4140,19 @@
                     <w:spacing w:after="100" w:before="100" w:line="240"/>
                     <w:ind w:left="100" w:right="100" w:firstLine="0" w:firstLineChars="0"/>
                     <w:rPr>
-                      <w:rFonts w:ascii="Calibri" w:hAnsi="Calibri" w:eastAsia="Calibri" w:cs="Calibri"/>
-                      <w:i w:val="false"/>
-                      <w:b w:val="false"/>
-                      <w:u w:val="none"/>
-                      <w:strike w:val="false"/>
-                      <w:sz w:val="22"/>
-                      <w:szCs w:val="22"/>
-                      <w:color w:val="000000"/>
-                    </w:rPr>
-                  </w:pPr>
-                  <w:r xmlns:w="http://schemas.openxmlformats.org/wordprocessingml/2006/main" xmlns:wp="http://schemas.openxmlformats.org/drawingml/2006/wordprocessingDrawing" xmlns:r="http://schemas.openxmlformats.org/officeDocument/2006/relationships" xmlns:w14="http://schemas.microsoft.com/office/word/2010/wordml">
-                    <w:rPr>
-                      <w:rFonts w:ascii="Calibri" w:hAnsi="Calibri" w:eastAsia="Calibri" w:cs="Calibri"/>
+                      <w:rFonts w:ascii="Arial" w:hAnsi="Arial" w:eastAsia="Arial" w:cs="Arial"/>
+                      <w:i w:val="false"/>
+                      <w:b w:val="false"/>
+                      <w:u w:val="none"/>
+                      <w:strike w:val="false"/>
+                      <w:sz w:val="22"/>
+                      <w:szCs w:val="22"/>
+                      <w:color w:val="000000"/>
+                    </w:rPr>
+                  </w:pPr>
+                  <w:r xmlns:w="http://schemas.openxmlformats.org/wordprocessingml/2006/main" xmlns:wp="http://schemas.openxmlformats.org/drawingml/2006/wordprocessingDrawing" xmlns:r="http://schemas.openxmlformats.org/officeDocument/2006/relationships" xmlns:w14="http://schemas.microsoft.com/office/word/2010/wordml">
+                    <w:rPr>
+                      <w:rFonts w:ascii="Arial" w:hAnsi="Arial" w:eastAsia="Arial" w:cs="Arial"/>
                       <w:i w:val="false"/>
                       <w:b w:val="false"/>
                       <w:u w:val="none"/>
@@ -4194,19 +4194,19 @@
                     <w:spacing w:after="100" w:before="100" w:line="240"/>
                     <w:ind w:left="100" w:right="100" w:firstLine="0" w:firstLineChars="0"/>
                     <w:rPr>
-                      <w:rFonts w:ascii="Calibri" w:hAnsi="Calibri" w:eastAsia="Calibri" w:cs="Calibri"/>
-                      <w:i w:val="false"/>
-                      <w:b w:val="false"/>
-                      <w:u w:val="none"/>
-                      <w:strike w:val="false"/>
-                      <w:sz w:val="22"/>
-                      <w:szCs w:val="22"/>
-                      <w:color w:val="000000"/>
-                    </w:rPr>
-                  </w:pPr>
-                  <w:r xmlns:w="http://schemas.openxmlformats.org/wordprocessingml/2006/main" xmlns:wp="http://schemas.openxmlformats.org/drawingml/2006/wordprocessingDrawing" xmlns:r="http://schemas.openxmlformats.org/officeDocument/2006/relationships" xmlns:w14="http://schemas.microsoft.com/office/word/2010/wordml">
-                    <w:rPr>
-                      <w:rFonts w:ascii="Calibri" w:hAnsi="Calibri" w:eastAsia="Calibri" w:cs="Calibri"/>
+                      <w:rFonts w:ascii="Arial" w:hAnsi="Arial" w:eastAsia="Arial" w:cs="Arial"/>
+                      <w:i w:val="false"/>
+                      <w:b w:val="false"/>
+                      <w:u w:val="none"/>
+                      <w:strike w:val="false"/>
+                      <w:sz w:val="22"/>
+                      <w:szCs w:val="22"/>
+                      <w:color w:val="000000"/>
+                    </w:rPr>
+                  </w:pPr>
+                  <w:r xmlns:w="http://schemas.openxmlformats.org/wordprocessingml/2006/main" xmlns:wp="http://schemas.openxmlformats.org/drawingml/2006/wordprocessingDrawing" xmlns:r="http://schemas.openxmlformats.org/officeDocument/2006/relationships" xmlns:w14="http://schemas.microsoft.com/office/word/2010/wordml">
+                    <w:rPr>
+                      <w:rFonts w:ascii="Arial" w:hAnsi="Arial" w:eastAsia="Arial" w:cs="Arial"/>
                       <w:i w:val="false"/>
                       <w:b w:val="false"/>
                       <w:u w:val="none"/>
@@ -4248,19 +4248,19 @@
                     <w:spacing w:after="100" w:before="100" w:line="240"/>
                     <w:ind w:left="100" w:right="100" w:firstLine="0" w:firstLineChars="0"/>
                     <w:rPr>
-                      <w:rFonts w:ascii="Calibri" w:hAnsi="Calibri" w:eastAsia="Calibri" w:cs="Calibri"/>
-                      <w:i w:val="false"/>
-                      <w:b w:val="false"/>
-                      <w:u w:val="none"/>
-                      <w:strike w:val="false"/>
-                      <w:sz w:val="22"/>
-                      <w:szCs w:val="22"/>
-                      <w:color w:val="000000"/>
-                    </w:rPr>
-                  </w:pPr>
-                  <w:r xmlns:w="http://schemas.openxmlformats.org/wordprocessingml/2006/main" xmlns:wp="http://schemas.openxmlformats.org/drawingml/2006/wordprocessingDrawing" xmlns:r="http://schemas.openxmlformats.org/officeDocument/2006/relationships" xmlns:w14="http://schemas.microsoft.com/office/word/2010/wordml">
-                    <w:rPr>
-                      <w:rFonts w:ascii="Calibri" w:hAnsi="Calibri" w:eastAsia="Calibri" w:cs="Calibri"/>
+                      <w:rFonts w:ascii="Arial" w:hAnsi="Arial" w:eastAsia="Arial" w:cs="Arial"/>
+                      <w:i w:val="false"/>
+                      <w:b w:val="false"/>
+                      <w:u w:val="none"/>
+                      <w:strike w:val="false"/>
+                      <w:sz w:val="22"/>
+                      <w:szCs w:val="22"/>
+                      <w:color w:val="000000"/>
+                    </w:rPr>
+                  </w:pPr>
+                  <w:r xmlns:w="http://schemas.openxmlformats.org/wordprocessingml/2006/main" xmlns:wp="http://schemas.openxmlformats.org/drawingml/2006/wordprocessingDrawing" xmlns:r="http://schemas.openxmlformats.org/officeDocument/2006/relationships" xmlns:w14="http://schemas.microsoft.com/office/word/2010/wordml">
+                    <w:rPr>
+                      <w:rFonts w:ascii="Arial" w:hAnsi="Arial" w:eastAsia="Arial" w:cs="Arial"/>
                       <w:i w:val="false"/>
                       <w:b w:val="false"/>
                       <w:u w:val="none"/>
@@ -4302,19 +4302,19 @@
                     <w:spacing w:after="100" w:before="100" w:line="240"/>
                     <w:ind w:left="100" w:right="100" w:firstLine="0" w:firstLineChars="0"/>
                     <w:rPr>
-                      <w:rFonts w:ascii="Calibri" w:hAnsi="Calibri" w:eastAsia="Calibri" w:cs="Calibri"/>
-                      <w:i w:val="false"/>
-                      <w:b w:val="false"/>
-                      <w:u w:val="none"/>
-                      <w:strike w:val="false"/>
-                      <w:sz w:val="22"/>
-                      <w:szCs w:val="22"/>
-                      <w:color w:val="000000"/>
-                    </w:rPr>
-                  </w:pPr>
-                  <w:r xmlns:w="http://schemas.openxmlformats.org/wordprocessingml/2006/main" xmlns:wp="http://schemas.openxmlformats.org/drawingml/2006/wordprocessingDrawing" xmlns:r="http://schemas.openxmlformats.org/officeDocument/2006/relationships" xmlns:w14="http://schemas.microsoft.com/office/word/2010/wordml">
-                    <w:rPr>
-                      <w:rFonts w:ascii="Calibri" w:hAnsi="Calibri" w:eastAsia="Calibri" w:cs="Calibri"/>
+                      <w:rFonts w:ascii="Arial" w:hAnsi="Arial" w:eastAsia="Arial" w:cs="Arial"/>
+                      <w:i w:val="false"/>
+                      <w:b w:val="false"/>
+                      <w:u w:val="none"/>
+                      <w:strike w:val="false"/>
+                      <w:sz w:val="22"/>
+                      <w:szCs w:val="22"/>
+                      <w:color w:val="000000"/>
+                    </w:rPr>
+                  </w:pPr>
+                  <w:r xmlns:w="http://schemas.openxmlformats.org/wordprocessingml/2006/main" xmlns:wp="http://schemas.openxmlformats.org/drawingml/2006/wordprocessingDrawing" xmlns:r="http://schemas.openxmlformats.org/officeDocument/2006/relationships" xmlns:w14="http://schemas.microsoft.com/office/word/2010/wordml">
+                    <w:rPr>
+                      <w:rFonts w:ascii="Arial" w:hAnsi="Arial" w:eastAsia="Arial" w:cs="Arial"/>
                       <w:i w:val="false"/>
                       <w:b w:val="false"/>
                       <w:u w:val="none"/>
@@ -4356,19 +4356,19 @@
                     <w:spacing w:after="100" w:before="100" w:line="240"/>
                     <w:ind w:left="100" w:right="100" w:firstLine="0" w:firstLineChars="0"/>
                     <w:rPr>
-                      <w:rFonts w:ascii="Calibri" w:hAnsi="Calibri" w:eastAsia="Calibri" w:cs="Calibri"/>
-                      <w:i w:val="false"/>
-                      <w:b w:val="false"/>
-                      <w:u w:val="none"/>
-                      <w:strike w:val="false"/>
-                      <w:sz w:val="22"/>
-                      <w:szCs w:val="22"/>
-                      <w:color w:val="000000"/>
-                    </w:rPr>
-                  </w:pPr>
-                  <w:r xmlns:w="http://schemas.openxmlformats.org/wordprocessingml/2006/main" xmlns:wp="http://schemas.openxmlformats.org/drawingml/2006/wordprocessingDrawing" xmlns:r="http://schemas.openxmlformats.org/officeDocument/2006/relationships" xmlns:w14="http://schemas.microsoft.com/office/word/2010/wordml">
-                    <w:rPr>
-                      <w:rFonts w:ascii="Calibri" w:hAnsi="Calibri" w:eastAsia="Calibri" w:cs="Calibri"/>
+                      <w:rFonts w:ascii="Arial" w:hAnsi="Arial" w:eastAsia="Arial" w:cs="Arial"/>
+                      <w:i w:val="false"/>
+                      <w:b w:val="false"/>
+                      <w:u w:val="none"/>
+                      <w:strike w:val="false"/>
+                      <w:sz w:val="22"/>
+                      <w:szCs w:val="22"/>
+                      <w:color w:val="000000"/>
+                    </w:rPr>
+                  </w:pPr>
+                  <w:r xmlns:w="http://schemas.openxmlformats.org/wordprocessingml/2006/main" xmlns:wp="http://schemas.openxmlformats.org/drawingml/2006/wordprocessingDrawing" xmlns:r="http://schemas.openxmlformats.org/officeDocument/2006/relationships" xmlns:w14="http://schemas.microsoft.com/office/word/2010/wordml">
+                    <w:rPr>
+                      <w:rFonts w:ascii="Arial" w:hAnsi="Arial" w:eastAsia="Arial" w:cs="Arial"/>
                       <w:i w:val="false"/>
                       <w:b w:val="false"/>
                       <w:u w:val="none"/>
@@ -4416,19 +4416,19 @@
                     <w:spacing w:after="100" w:before="100" w:line="240"/>
                     <w:ind w:left="100" w:right="100" w:firstLine="0" w:firstLineChars="0"/>
                     <w:rPr>
-                      <w:rFonts w:ascii="Calibri" w:hAnsi="Calibri" w:eastAsia="Calibri" w:cs="Calibri"/>
-                      <w:i w:val="false"/>
-                      <w:b w:val="false"/>
-                      <w:u w:val="none"/>
-                      <w:strike w:val="false"/>
-                      <w:sz w:val="22"/>
-                      <w:szCs w:val="22"/>
-                      <w:color w:val="000000"/>
-                    </w:rPr>
-                  </w:pPr>
-                  <w:r xmlns:w="http://schemas.openxmlformats.org/wordprocessingml/2006/main" xmlns:wp="http://schemas.openxmlformats.org/drawingml/2006/wordprocessingDrawing" xmlns:r="http://schemas.openxmlformats.org/officeDocument/2006/relationships" xmlns:w14="http://schemas.microsoft.com/office/word/2010/wordml">
-                    <w:rPr>
-                      <w:rFonts w:ascii="Calibri" w:hAnsi="Calibri" w:eastAsia="Calibri" w:cs="Calibri"/>
+                      <w:rFonts w:ascii="Arial" w:hAnsi="Arial" w:eastAsia="Arial" w:cs="Arial"/>
+                      <w:i w:val="false"/>
+                      <w:b w:val="false"/>
+                      <w:u w:val="none"/>
+                      <w:strike w:val="false"/>
+                      <w:sz w:val="22"/>
+                      <w:szCs w:val="22"/>
+                      <w:color w:val="000000"/>
+                    </w:rPr>
+                  </w:pPr>
+                  <w:r xmlns:w="http://schemas.openxmlformats.org/wordprocessingml/2006/main" xmlns:wp="http://schemas.openxmlformats.org/drawingml/2006/wordprocessingDrawing" xmlns:r="http://schemas.openxmlformats.org/officeDocument/2006/relationships" xmlns:w14="http://schemas.microsoft.com/office/word/2010/wordml">
+                    <w:rPr>
+                      <w:rFonts w:ascii="Arial" w:hAnsi="Arial" w:eastAsia="Arial" w:cs="Arial"/>
                       <w:i w:val="false"/>
                       <w:b w:val="false"/>
                       <w:u w:val="none"/>
@@ -4470,19 +4470,19 @@
                     <w:spacing w:after="100" w:before="100" w:line="240"/>
                     <w:ind w:left="100" w:right="100" w:firstLine="0" w:firstLineChars="0"/>
                     <w:rPr>
-                      <w:rFonts w:ascii="Calibri" w:hAnsi="Calibri" w:eastAsia="Calibri" w:cs="Calibri"/>
-                      <w:i w:val="false"/>
-                      <w:b w:val="false"/>
-                      <w:u w:val="none"/>
-                      <w:strike w:val="false"/>
-                      <w:sz w:val="22"/>
-                      <w:szCs w:val="22"/>
-                      <w:color w:val="000000"/>
-                    </w:rPr>
-                  </w:pPr>
-                  <w:r xmlns:w="http://schemas.openxmlformats.org/wordprocessingml/2006/main" xmlns:wp="http://schemas.openxmlformats.org/drawingml/2006/wordprocessingDrawing" xmlns:r="http://schemas.openxmlformats.org/officeDocument/2006/relationships" xmlns:w14="http://schemas.microsoft.com/office/word/2010/wordml">
-                    <w:rPr>
-                      <w:rFonts w:ascii="Calibri" w:hAnsi="Calibri" w:eastAsia="Calibri" w:cs="Calibri"/>
+                      <w:rFonts w:ascii="Arial" w:hAnsi="Arial" w:eastAsia="Arial" w:cs="Arial"/>
+                      <w:i w:val="false"/>
+                      <w:b w:val="false"/>
+                      <w:u w:val="none"/>
+                      <w:strike w:val="false"/>
+                      <w:sz w:val="22"/>
+                      <w:szCs w:val="22"/>
+                      <w:color w:val="000000"/>
+                    </w:rPr>
+                  </w:pPr>
+                  <w:r xmlns:w="http://schemas.openxmlformats.org/wordprocessingml/2006/main" xmlns:wp="http://schemas.openxmlformats.org/drawingml/2006/wordprocessingDrawing" xmlns:r="http://schemas.openxmlformats.org/officeDocument/2006/relationships" xmlns:w14="http://schemas.microsoft.com/office/word/2010/wordml">
+                    <w:rPr>
+                      <w:rFonts w:ascii="Arial" w:hAnsi="Arial" w:eastAsia="Arial" w:cs="Arial"/>
                       <w:i w:val="false"/>
                       <w:b w:val="false"/>
                       <w:u w:val="none"/>
@@ -4524,19 +4524,19 @@
                     <w:spacing w:after="100" w:before="100" w:line="240"/>
                     <w:ind w:left="100" w:right="100" w:firstLine="0" w:firstLineChars="0"/>
                     <w:rPr>
-                      <w:rFonts w:ascii="Calibri" w:hAnsi="Calibri" w:eastAsia="Calibri" w:cs="Calibri"/>
-                      <w:i w:val="false"/>
-                      <w:b w:val="false"/>
-                      <w:u w:val="none"/>
-                      <w:strike w:val="false"/>
-                      <w:sz w:val="22"/>
-                      <w:szCs w:val="22"/>
-                      <w:color w:val="000000"/>
-                    </w:rPr>
-                  </w:pPr>
-                  <w:r xmlns:w="http://schemas.openxmlformats.org/wordprocessingml/2006/main" xmlns:wp="http://schemas.openxmlformats.org/drawingml/2006/wordprocessingDrawing" xmlns:r="http://schemas.openxmlformats.org/officeDocument/2006/relationships" xmlns:w14="http://schemas.microsoft.com/office/word/2010/wordml">
-                    <w:rPr>
-                      <w:rFonts w:ascii="Calibri" w:hAnsi="Calibri" w:eastAsia="Calibri" w:cs="Calibri"/>
+                      <w:rFonts w:ascii="Arial" w:hAnsi="Arial" w:eastAsia="Arial" w:cs="Arial"/>
+                      <w:i w:val="false"/>
+                      <w:b w:val="false"/>
+                      <w:u w:val="none"/>
+                      <w:strike w:val="false"/>
+                      <w:sz w:val="22"/>
+                      <w:szCs w:val="22"/>
+                      <w:color w:val="000000"/>
+                    </w:rPr>
+                  </w:pPr>
+                  <w:r xmlns:w="http://schemas.openxmlformats.org/wordprocessingml/2006/main" xmlns:wp="http://schemas.openxmlformats.org/drawingml/2006/wordprocessingDrawing" xmlns:r="http://schemas.openxmlformats.org/officeDocument/2006/relationships" xmlns:w14="http://schemas.microsoft.com/office/word/2010/wordml">
+                    <w:rPr>
+                      <w:rFonts w:ascii="Arial" w:hAnsi="Arial" w:eastAsia="Arial" w:cs="Arial"/>
                       <w:i w:val="false"/>
                       <w:b w:val="false"/>
                       <w:u w:val="none"/>
@@ -4578,19 +4578,19 @@
                     <w:spacing w:after="100" w:before="100" w:line="240"/>
                     <w:ind w:left="100" w:right="100" w:firstLine="0" w:firstLineChars="0"/>
                     <w:rPr>
-                      <w:rFonts w:ascii="Calibri" w:hAnsi="Calibri" w:eastAsia="Calibri" w:cs="Calibri"/>
-                      <w:i w:val="false"/>
-                      <w:b w:val="false"/>
-                      <w:u w:val="none"/>
-                      <w:strike w:val="false"/>
-                      <w:sz w:val="22"/>
-                      <w:szCs w:val="22"/>
-                      <w:color w:val="000000"/>
-                    </w:rPr>
-                  </w:pPr>
-                  <w:r xmlns:w="http://schemas.openxmlformats.org/wordprocessingml/2006/main" xmlns:wp="http://schemas.openxmlformats.org/drawingml/2006/wordprocessingDrawing" xmlns:r="http://schemas.openxmlformats.org/officeDocument/2006/relationships" xmlns:w14="http://schemas.microsoft.com/office/word/2010/wordml">
-                    <w:rPr>
-                      <w:rFonts w:ascii="Calibri" w:hAnsi="Calibri" w:eastAsia="Calibri" w:cs="Calibri"/>
+                      <w:rFonts w:ascii="Arial" w:hAnsi="Arial" w:eastAsia="Arial" w:cs="Arial"/>
+                      <w:i w:val="false"/>
+                      <w:b w:val="false"/>
+                      <w:u w:val="none"/>
+                      <w:strike w:val="false"/>
+                      <w:sz w:val="22"/>
+                      <w:szCs w:val="22"/>
+                      <w:color w:val="000000"/>
+                    </w:rPr>
+                  </w:pPr>
+                  <w:r xmlns:w="http://schemas.openxmlformats.org/wordprocessingml/2006/main" xmlns:wp="http://schemas.openxmlformats.org/drawingml/2006/wordprocessingDrawing" xmlns:r="http://schemas.openxmlformats.org/officeDocument/2006/relationships" xmlns:w14="http://schemas.microsoft.com/office/word/2010/wordml">
+                    <w:rPr>
+                      <w:rFonts w:ascii="Arial" w:hAnsi="Arial" w:eastAsia="Arial" w:cs="Arial"/>
                       <w:i w:val="false"/>
                       <w:b w:val="false"/>
                       <w:u w:val="none"/>
@@ -4632,19 +4632,19 @@
                     <w:spacing w:after="100" w:before="100" w:line="240"/>
                     <w:ind w:left="100" w:right="100" w:firstLine="0" w:firstLineChars="0"/>
                     <w:rPr>
-                      <w:rFonts w:ascii="Calibri" w:hAnsi="Calibri" w:eastAsia="Calibri" w:cs="Calibri"/>
-                      <w:i w:val="false"/>
-                      <w:b w:val="false"/>
-                      <w:u w:val="none"/>
-                      <w:strike w:val="false"/>
-                      <w:sz w:val="22"/>
-                      <w:szCs w:val="22"/>
-                      <w:color w:val="000000"/>
-                    </w:rPr>
-                  </w:pPr>
-                  <w:r xmlns:w="http://schemas.openxmlformats.org/wordprocessingml/2006/main" xmlns:wp="http://schemas.openxmlformats.org/drawingml/2006/wordprocessingDrawing" xmlns:r="http://schemas.openxmlformats.org/officeDocument/2006/relationships" xmlns:w14="http://schemas.microsoft.com/office/word/2010/wordml">
-                    <w:rPr>
-                      <w:rFonts w:ascii="Calibri" w:hAnsi="Calibri" w:eastAsia="Calibri" w:cs="Calibri"/>
+                      <w:rFonts w:ascii="Arial" w:hAnsi="Arial" w:eastAsia="Arial" w:cs="Arial"/>
+                      <w:i w:val="false"/>
+                      <w:b w:val="false"/>
+                      <w:u w:val="none"/>
+                      <w:strike w:val="false"/>
+                      <w:sz w:val="22"/>
+                      <w:szCs w:val="22"/>
+                      <w:color w:val="000000"/>
+                    </w:rPr>
+                  </w:pPr>
+                  <w:r xmlns:w="http://schemas.openxmlformats.org/wordprocessingml/2006/main" xmlns:wp="http://schemas.openxmlformats.org/drawingml/2006/wordprocessingDrawing" xmlns:r="http://schemas.openxmlformats.org/officeDocument/2006/relationships" xmlns:w14="http://schemas.microsoft.com/office/word/2010/wordml">
+                    <w:rPr>
+                      <w:rFonts w:ascii="Arial" w:hAnsi="Arial" w:eastAsia="Arial" w:cs="Arial"/>
                       <w:i w:val="false"/>
                       <w:b w:val="false"/>
                       <w:u w:val="none"/>
@@ -4736,19 +4736,19 @@
                     <w:spacing w:after="100" w:before="100" w:line="240"/>
                     <w:ind w:left="100" w:right="100" w:firstLine="0" w:firstLineChars="0"/>
                     <w:rPr>
-                      <w:rFonts w:ascii="Calibri" w:hAnsi="Calibri" w:eastAsia="Calibri" w:cs="Calibri"/>
-                      <w:i w:val="false"/>
-                      <w:b w:val="false"/>
-                      <w:u w:val="none"/>
-                      <w:strike w:val="false"/>
-                      <w:sz w:val="22"/>
-                      <w:szCs w:val="22"/>
-                      <w:color w:val="000000"/>
-                    </w:rPr>
-                  </w:pPr>
-                  <w:r xmlns:w="http://schemas.openxmlformats.org/wordprocessingml/2006/main" xmlns:wp="http://schemas.openxmlformats.org/drawingml/2006/wordprocessingDrawing" xmlns:r="http://schemas.openxmlformats.org/officeDocument/2006/relationships" xmlns:w14="http://schemas.microsoft.com/office/word/2010/wordml">
-                    <w:rPr>
-                      <w:rFonts w:ascii="Calibri" w:hAnsi="Calibri" w:eastAsia="Calibri" w:cs="Calibri"/>
+                      <w:rFonts w:ascii="Arial" w:hAnsi="Arial" w:eastAsia="Arial" w:cs="Arial"/>
+                      <w:i w:val="false"/>
+                      <w:b w:val="false"/>
+                      <w:u w:val="none"/>
+                      <w:strike w:val="false"/>
+                      <w:sz w:val="22"/>
+                      <w:szCs w:val="22"/>
+                      <w:color w:val="000000"/>
+                    </w:rPr>
+                  </w:pPr>
+                  <w:r xmlns:w="http://schemas.openxmlformats.org/wordprocessingml/2006/main" xmlns:wp="http://schemas.openxmlformats.org/drawingml/2006/wordprocessingDrawing" xmlns:r="http://schemas.openxmlformats.org/officeDocument/2006/relationships" xmlns:w14="http://schemas.microsoft.com/office/word/2010/wordml">
+                    <w:rPr>
+                      <w:rFonts w:ascii="Arial" w:hAnsi="Arial" w:eastAsia="Arial" w:cs="Arial"/>
                       <w:i w:val="false"/>
                       <w:b w:val="false"/>
                       <w:u w:val="none"/>
@@ -4790,19 +4790,19 @@
                     <w:spacing w:after="100" w:before="100" w:line="240"/>
                     <w:ind w:left="100" w:right="100" w:firstLine="0" w:firstLineChars="0"/>
                     <w:rPr>
-                      <w:rFonts w:ascii="Calibri" w:hAnsi="Calibri" w:eastAsia="Calibri" w:cs="Calibri"/>
-                      <w:i w:val="false"/>
-                      <w:b w:val="false"/>
-                      <w:u w:val="none"/>
-                      <w:strike w:val="false"/>
-                      <w:sz w:val="22"/>
-                      <w:szCs w:val="22"/>
-                      <w:color w:val="000000"/>
-                    </w:rPr>
-                  </w:pPr>
-                  <w:r xmlns:w="http://schemas.openxmlformats.org/wordprocessingml/2006/main" xmlns:wp="http://schemas.openxmlformats.org/drawingml/2006/wordprocessingDrawing" xmlns:r="http://schemas.openxmlformats.org/officeDocument/2006/relationships" xmlns:w14="http://schemas.microsoft.com/office/word/2010/wordml">
-                    <w:rPr>
-                      <w:rFonts w:ascii="Calibri" w:hAnsi="Calibri" w:eastAsia="Calibri" w:cs="Calibri"/>
+                      <w:rFonts w:ascii="Arial" w:hAnsi="Arial" w:eastAsia="Arial" w:cs="Arial"/>
+                      <w:i w:val="false"/>
+                      <w:b w:val="false"/>
+                      <w:u w:val="none"/>
+                      <w:strike w:val="false"/>
+                      <w:sz w:val="22"/>
+                      <w:szCs w:val="22"/>
+                      <w:color w:val="000000"/>
+                    </w:rPr>
+                  </w:pPr>
+                  <w:r xmlns:w="http://schemas.openxmlformats.org/wordprocessingml/2006/main" xmlns:wp="http://schemas.openxmlformats.org/drawingml/2006/wordprocessingDrawing" xmlns:r="http://schemas.openxmlformats.org/officeDocument/2006/relationships" xmlns:w14="http://schemas.microsoft.com/office/word/2010/wordml">
+                    <w:rPr>
+                      <w:rFonts w:ascii="Arial" w:hAnsi="Arial" w:eastAsia="Arial" w:cs="Arial"/>
                       <w:i w:val="false"/>
                       <w:b w:val="false"/>
                       <w:u w:val="none"/>
@@ -4844,19 +4844,19 @@
                     <w:spacing w:after="100" w:before="100" w:line="240"/>
                     <w:ind w:left="100" w:right="100" w:firstLine="0" w:firstLineChars="0"/>
                     <w:rPr>
-                      <w:rFonts w:ascii="Calibri" w:hAnsi="Calibri" w:eastAsia="Calibri" w:cs="Calibri"/>
-                      <w:i w:val="false"/>
-                      <w:b w:val="false"/>
-                      <w:u w:val="none"/>
-                      <w:strike w:val="false"/>
-                      <w:sz w:val="22"/>
-                      <w:szCs w:val="22"/>
-                      <w:color w:val="000000"/>
-                    </w:rPr>
-                  </w:pPr>
-                  <w:r xmlns:w="http://schemas.openxmlformats.org/wordprocessingml/2006/main" xmlns:wp="http://schemas.openxmlformats.org/drawingml/2006/wordprocessingDrawing" xmlns:r="http://schemas.openxmlformats.org/officeDocument/2006/relationships" xmlns:w14="http://schemas.microsoft.com/office/word/2010/wordml">
-                    <w:rPr>
-                      <w:rFonts w:ascii="Calibri" w:hAnsi="Calibri" w:eastAsia="Calibri" w:cs="Calibri"/>
+                      <w:rFonts w:ascii="Arial" w:hAnsi="Arial" w:eastAsia="Arial" w:cs="Arial"/>
+                      <w:i w:val="false"/>
+                      <w:b w:val="false"/>
+                      <w:u w:val="none"/>
+                      <w:strike w:val="false"/>
+                      <w:sz w:val="22"/>
+                      <w:szCs w:val="22"/>
+                      <w:color w:val="000000"/>
+                    </w:rPr>
+                  </w:pPr>
+                  <w:r xmlns:w="http://schemas.openxmlformats.org/wordprocessingml/2006/main" xmlns:wp="http://schemas.openxmlformats.org/drawingml/2006/wordprocessingDrawing" xmlns:r="http://schemas.openxmlformats.org/officeDocument/2006/relationships" xmlns:w14="http://schemas.microsoft.com/office/word/2010/wordml">
+                    <w:rPr>
+                      <w:rFonts w:ascii="Arial" w:hAnsi="Arial" w:eastAsia="Arial" w:cs="Arial"/>
                       <w:i w:val="false"/>
                       <w:b w:val="false"/>
                       <w:u w:val="none"/>
@@ -4904,19 +4904,19 @@
                     <w:spacing w:after="100" w:before="100" w:line="240"/>
                     <w:ind w:left="100" w:right="100" w:firstLine="0" w:firstLineChars="0"/>
                     <w:rPr>
-                      <w:rFonts w:ascii="Calibri" w:hAnsi="Calibri" w:eastAsia="Calibri" w:cs="Calibri"/>
-                      <w:i w:val="false"/>
-                      <w:b w:val="false"/>
-                      <w:u w:val="none"/>
-                      <w:strike w:val="false"/>
-                      <w:sz w:val="22"/>
-                      <w:szCs w:val="22"/>
-                      <w:color w:val="000000"/>
-                    </w:rPr>
-                  </w:pPr>
-                  <w:r xmlns:w="http://schemas.openxmlformats.org/wordprocessingml/2006/main" xmlns:wp="http://schemas.openxmlformats.org/drawingml/2006/wordprocessingDrawing" xmlns:r="http://schemas.openxmlformats.org/officeDocument/2006/relationships" xmlns:w14="http://schemas.microsoft.com/office/word/2010/wordml">
-                    <w:rPr>
-                      <w:rFonts w:ascii="Calibri" w:hAnsi="Calibri" w:eastAsia="Calibri" w:cs="Calibri"/>
+                      <w:rFonts w:ascii="Arial" w:hAnsi="Arial" w:eastAsia="Arial" w:cs="Arial"/>
+                      <w:i w:val="false"/>
+                      <w:b w:val="false"/>
+                      <w:u w:val="none"/>
+                      <w:strike w:val="false"/>
+                      <w:sz w:val="22"/>
+                      <w:szCs w:val="22"/>
+                      <w:color w:val="000000"/>
+                    </w:rPr>
+                  </w:pPr>
+                  <w:r xmlns:w="http://schemas.openxmlformats.org/wordprocessingml/2006/main" xmlns:wp="http://schemas.openxmlformats.org/drawingml/2006/wordprocessingDrawing" xmlns:r="http://schemas.openxmlformats.org/officeDocument/2006/relationships" xmlns:w14="http://schemas.microsoft.com/office/word/2010/wordml">
+                    <w:rPr>
+                      <w:rFonts w:ascii="Arial" w:hAnsi="Arial" w:eastAsia="Arial" w:cs="Arial"/>
                       <w:i w:val="false"/>
                       <w:b w:val="false"/>
                       <w:u w:val="none"/>
@@ -4958,19 +4958,19 @@
                     <w:spacing w:after="100" w:before="100" w:line="240"/>
                     <w:ind w:left="100" w:right="100" w:firstLine="0" w:firstLineChars="0"/>
                     <w:rPr>
-                      <w:rFonts w:ascii="Calibri" w:hAnsi="Calibri" w:eastAsia="Calibri" w:cs="Calibri"/>
-                      <w:i w:val="false"/>
-                      <w:b w:val="false"/>
-                      <w:u w:val="none"/>
-                      <w:strike w:val="false"/>
-                      <w:sz w:val="22"/>
-                      <w:szCs w:val="22"/>
-                      <w:color w:val="000000"/>
-                    </w:rPr>
-                  </w:pPr>
-                  <w:r xmlns:w="http://schemas.openxmlformats.org/wordprocessingml/2006/main" xmlns:wp="http://schemas.openxmlformats.org/drawingml/2006/wordprocessingDrawing" xmlns:r="http://schemas.openxmlformats.org/officeDocument/2006/relationships" xmlns:w14="http://schemas.microsoft.com/office/word/2010/wordml">
-                    <w:rPr>
-                      <w:rFonts w:ascii="Calibri" w:hAnsi="Calibri" w:eastAsia="Calibri" w:cs="Calibri"/>
+                      <w:rFonts w:ascii="Arial" w:hAnsi="Arial" w:eastAsia="Arial" w:cs="Arial"/>
+                      <w:i w:val="false"/>
+                      <w:b w:val="false"/>
+                      <w:u w:val="none"/>
+                      <w:strike w:val="false"/>
+                      <w:sz w:val="22"/>
+                      <w:szCs w:val="22"/>
+                      <w:color w:val="000000"/>
+                    </w:rPr>
+                  </w:pPr>
+                  <w:r xmlns:w="http://schemas.openxmlformats.org/wordprocessingml/2006/main" xmlns:wp="http://schemas.openxmlformats.org/drawingml/2006/wordprocessingDrawing" xmlns:r="http://schemas.openxmlformats.org/officeDocument/2006/relationships" xmlns:w14="http://schemas.microsoft.com/office/word/2010/wordml">
+                    <w:rPr>
+                      <w:rFonts w:ascii="Arial" w:hAnsi="Arial" w:eastAsia="Arial" w:cs="Arial"/>
                       <w:i w:val="false"/>
                       <w:b w:val="false"/>
                       <w:u w:val="none"/>
@@ -5012,19 +5012,19 @@
                     <w:spacing w:after="100" w:before="100" w:line="240"/>
                     <w:ind w:left="100" w:right="100" w:firstLine="0" w:firstLineChars="0"/>
                     <w:rPr>
-                      <w:rFonts w:ascii="Calibri" w:hAnsi="Calibri" w:eastAsia="Calibri" w:cs="Calibri"/>
-                      <w:i w:val="false"/>
-                      <w:b w:val="false"/>
-                      <w:u w:val="none"/>
-                      <w:strike w:val="false"/>
-                      <w:sz w:val="22"/>
-                      <w:szCs w:val="22"/>
-                      <w:color w:val="000000"/>
-                    </w:rPr>
-                  </w:pPr>
-                  <w:r xmlns:w="http://schemas.openxmlformats.org/wordprocessingml/2006/main" xmlns:wp="http://schemas.openxmlformats.org/drawingml/2006/wordprocessingDrawing" xmlns:r="http://schemas.openxmlformats.org/officeDocument/2006/relationships" xmlns:w14="http://schemas.microsoft.com/office/word/2010/wordml">
-                    <w:rPr>
-                      <w:rFonts w:ascii="Calibri" w:hAnsi="Calibri" w:eastAsia="Calibri" w:cs="Calibri"/>
+                      <w:rFonts w:ascii="Arial" w:hAnsi="Arial" w:eastAsia="Arial" w:cs="Arial"/>
+                      <w:i w:val="false"/>
+                      <w:b w:val="false"/>
+                      <w:u w:val="none"/>
+                      <w:strike w:val="false"/>
+                      <w:sz w:val="22"/>
+                      <w:szCs w:val="22"/>
+                      <w:color w:val="000000"/>
+                    </w:rPr>
+                  </w:pPr>
+                  <w:r xmlns:w="http://schemas.openxmlformats.org/wordprocessingml/2006/main" xmlns:wp="http://schemas.openxmlformats.org/drawingml/2006/wordprocessingDrawing" xmlns:r="http://schemas.openxmlformats.org/officeDocument/2006/relationships" xmlns:w14="http://schemas.microsoft.com/office/word/2010/wordml">
+                    <w:rPr>
+                      <w:rFonts w:ascii="Arial" w:hAnsi="Arial" w:eastAsia="Arial" w:cs="Arial"/>
                       <w:i w:val="false"/>
                       <w:b w:val="false"/>
                       <w:u w:val="none"/>
@@ -5072,19 +5072,19 @@
                     <w:spacing w:after="100" w:before="100" w:line="240"/>
                     <w:ind w:left="100" w:right="100" w:firstLine="0" w:firstLineChars="0"/>
                     <w:rPr>
-                      <w:rFonts w:ascii="Calibri" w:hAnsi="Calibri" w:eastAsia="Calibri" w:cs="Calibri"/>
-                      <w:i w:val="false"/>
-                      <w:b w:val="false"/>
-                      <w:u w:val="none"/>
-                      <w:strike w:val="false"/>
-                      <w:sz w:val="22"/>
-                      <w:szCs w:val="22"/>
-                      <w:color w:val="000000"/>
-                    </w:rPr>
-                  </w:pPr>
-                  <w:r xmlns:w="http://schemas.openxmlformats.org/wordprocessingml/2006/main" xmlns:wp="http://schemas.openxmlformats.org/drawingml/2006/wordprocessingDrawing" xmlns:r="http://schemas.openxmlformats.org/officeDocument/2006/relationships" xmlns:w14="http://schemas.microsoft.com/office/word/2010/wordml">
-                    <w:rPr>
-                      <w:rFonts w:ascii="Calibri" w:hAnsi="Calibri" w:eastAsia="Calibri" w:cs="Calibri"/>
+                      <w:rFonts w:ascii="Arial" w:hAnsi="Arial" w:eastAsia="Arial" w:cs="Arial"/>
+                      <w:i w:val="false"/>
+                      <w:b w:val="false"/>
+                      <w:u w:val="none"/>
+                      <w:strike w:val="false"/>
+                      <w:sz w:val="22"/>
+                      <w:szCs w:val="22"/>
+                      <w:color w:val="000000"/>
+                    </w:rPr>
+                  </w:pPr>
+                  <w:r xmlns:w="http://schemas.openxmlformats.org/wordprocessingml/2006/main" xmlns:wp="http://schemas.openxmlformats.org/drawingml/2006/wordprocessingDrawing" xmlns:r="http://schemas.openxmlformats.org/officeDocument/2006/relationships" xmlns:w14="http://schemas.microsoft.com/office/word/2010/wordml">
+                    <w:rPr>
+                      <w:rFonts w:ascii="Arial" w:hAnsi="Arial" w:eastAsia="Arial" w:cs="Arial"/>
                       <w:i w:val="false"/>
                       <w:b w:val="false"/>
                       <w:u w:val="none"/>
@@ -5126,19 +5126,19 @@
                     <w:spacing w:after="100" w:before="100" w:line="240"/>
                     <w:ind w:left="100" w:right="100" w:firstLine="0" w:firstLineChars="0"/>
                     <w:rPr>
-                      <w:rFonts w:ascii="Calibri" w:hAnsi="Calibri" w:eastAsia="Calibri" w:cs="Calibri"/>
-                      <w:i w:val="false"/>
-                      <w:b w:val="false"/>
-                      <w:u w:val="none"/>
-                      <w:strike w:val="false"/>
-                      <w:sz w:val="22"/>
-                      <w:szCs w:val="22"/>
-                      <w:color w:val="000000"/>
-                    </w:rPr>
-                  </w:pPr>
-                  <w:r xmlns:w="http://schemas.openxmlformats.org/wordprocessingml/2006/main" xmlns:wp="http://schemas.openxmlformats.org/drawingml/2006/wordprocessingDrawing" xmlns:r="http://schemas.openxmlformats.org/officeDocument/2006/relationships" xmlns:w14="http://schemas.microsoft.com/office/word/2010/wordml">
-                    <w:rPr>
-                      <w:rFonts w:ascii="Calibri" w:hAnsi="Calibri" w:eastAsia="Calibri" w:cs="Calibri"/>
+                      <w:rFonts w:ascii="Arial" w:hAnsi="Arial" w:eastAsia="Arial" w:cs="Arial"/>
+                      <w:i w:val="false"/>
+                      <w:b w:val="false"/>
+                      <w:u w:val="none"/>
+                      <w:strike w:val="false"/>
+                      <w:sz w:val="22"/>
+                      <w:szCs w:val="22"/>
+                      <w:color w:val="000000"/>
+                    </w:rPr>
+                  </w:pPr>
+                  <w:r xmlns:w="http://schemas.openxmlformats.org/wordprocessingml/2006/main" xmlns:wp="http://schemas.openxmlformats.org/drawingml/2006/wordprocessingDrawing" xmlns:r="http://schemas.openxmlformats.org/officeDocument/2006/relationships" xmlns:w14="http://schemas.microsoft.com/office/word/2010/wordml">
+                    <w:rPr>
+                      <w:rFonts w:ascii="Arial" w:hAnsi="Arial" w:eastAsia="Arial" w:cs="Arial"/>
                       <w:i w:val="false"/>
                       <w:b w:val="false"/>
                       <w:u w:val="none"/>
@@ -5180,19 +5180,19 @@
                     <w:spacing w:after="100" w:before="100" w:line="240"/>
                     <w:ind w:left="100" w:right="100" w:firstLine="0" w:firstLineChars="0"/>
                     <w:rPr>
-                      <w:rFonts w:ascii="Calibri" w:hAnsi="Calibri" w:eastAsia="Calibri" w:cs="Calibri"/>
-                      <w:i w:val="false"/>
-                      <w:b w:val="false"/>
-                      <w:u w:val="none"/>
-                      <w:strike w:val="false"/>
-                      <w:sz w:val="22"/>
-                      <w:szCs w:val="22"/>
-                      <w:color w:val="000000"/>
-                    </w:rPr>
-                  </w:pPr>
-                  <w:r xmlns:w="http://schemas.openxmlformats.org/wordprocessingml/2006/main" xmlns:wp="http://schemas.openxmlformats.org/drawingml/2006/wordprocessingDrawing" xmlns:r="http://schemas.openxmlformats.org/officeDocument/2006/relationships" xmlns:w14="http://schemas.microsoft.com/office/word/2010/wordml">
-                    <w:rPr>
-                      <w:rFonts w:ascii="Calibri" w:hAnsi="Calibri" w:eastAsia="Calibri" w:cs="Calibri"/>
+                      <w:rFonts w:ascii="Arial" w:hAnsi="Arial" w:eastAsia="Arial" w:cs="Arial"/>
+                      <w:i w:val="false"/>
+                      <w:b w:val="false"/>
+                      <w:u w:val="none"/>
+                      <w:strike w:val="false"/>
+                      <w:sz w:val="22"/>
+                      <w:szCs w:val="22"/>
+                      <w:color w:val="000000"/>
+                    </w:rPr>
+                  </w:pPr>
+                  <w:r xmlns:w="http://schemas.openxmlformats.org/wordprocessingml/2006/main" xmlns:wp="http://schemas.openxmlformats.org/drawingml/2006/wordprocessingDrawing" xmlns:r="http://schemas.openxmlformats.org/officeDocument/2006/relationships" xmlns:w14="http://schemas.microsoft.com/office/word/2010/wordml">
+                    <w:rPr>
+                      <w:rFonts w:ascii="Arial" w:hAnsi="Arial" w:eastAsia="Arial" w:cs="Arial"/>
                       <w:i w:val="false"/>
                       <w:b w:val="false"/>
                       <w:u w:val="none"/>
@@ -5240,19 +5240,19 @@
                     <w:spacing w:after="100" w:before="100" w:line="240"/>
                     <w:ind w:left="100" w:right="100" w:firstLine="0" w:firstLineChars="0"/>
                     <w:rPr>
-                      <w:rFonts w:ascii="Calibri" w:hAnsi="Calibri" w:eastAsia="Calibri" w:cs="Calibri"/>
-                      <w:i w:val="false"/>
-                      <w:b w:val="false"/>
-                      <w:u w:val="none"/>
-                      <w:strike w:val="false"/>
-                      <w:sz w:val="22"/>
-                      <w:szCs w:val="22"/>
-                      <w:color w:val="000000"/>
-                    </w:rPr>
-                  </w:pPr>
-                  <w:r xmlns:w="http://schemas.openxmlformats.org/wordprocessingml/2006/main" xmlns:wp="http://schemas.openxmlformats.org/drawingml/2006/wordprocessingDrawing" xmlns:r="http://schemas.openxmlformats.org/officeDocument/2006/relationships" xmlns:w14="http://schemas.microsoft.com/office/word/2010/wordml">
-                    <w:rPr>
-                      <w:rFonts w:ascii="Calibri" w:hAnsi="Calibri" w:eastAsia="Calibri" w:cs="Calibri"/>
+                      <w:rFonts w:ascii="Arial" w:hAnsi="Arial" w:eastAsia="Arial" w:cs="Arial"/>
+                      <w:i w:val="false"/>
+                      <w:b w:val="false"/>
+                      <w:u w:val="none"/>
+                      <w:strike w:val="false"/>
+                      <w:sz w:val="22"/>
+                      <w:szCs w:val="22"/>
+                      <w:color w:val="000000"/>
+                    </w:rPr>
+                  </w:pPr>
+                  <w:r xmlns:w="http://schemas.openxmlformats.org/wordprocessingml/2006/main" xmlns:wp="http://schemas.openxmlformats.org/drawingml/2006/wordprocessingDrawing" xmlns:r="http://schemas.openxmlformats.org/officeDocument/2006/relationships" xmlns:w14="http://schemas.microsoft.com/office/word/2010/wordml">
+                    <w:rPr>
+                      <w:rFonts w:ascii="Arial" w:hAnsi="Arial" w:eastAsia="Arial" w:cs="Arial"/>
                       <w:i w:val="false"/>
                       <w:b w:val="false"/>
                       <w:u w:val="none"/>
@@ -5294,19 +5294,19 @@
                     <w:spacing w:after="100" w:before="100" w:line="240"/>
                     <w:ind w:left="100" w:right="100" w:firstLine="0" w:firstLineChars="0"/>
                     <w:rPr>
-                      <w:rFonts w:ascii="Calibri" w:hAnsi="Calibri" w:eastAsia="Calibri" w:cs="Calibri"/>
-                      <w:i w:val="false"/>
-                      <w:b w:val="false"/>
-                      <w:u w:val="none"/>
-                      <w:strike w:val="false"/>
-                      <w:sz w:val="22"/>
-                      <w:szCs w:val="22"/>
-                      <w:color w:val="000000"/>
-                    </w:rPr>
-                  </w:pPr>
-                  <w:r xmlns:w="http://schemas.openxmlformats.org/wordprocessingml/2006/main" xmlns:wp="http://schemas.openxmlformats.org/drawingml/2006/wordprocessingDrawing" xmlns:r="http://schemas.openxmlformats.org/officeDocument/2006/relationships" xmlns:w14="http://schemas.microsoft.com/office/word/2010/wordml">
-                    <w:rPr>
-                      <w:rFonts w:ascii="Calibri" w:hAnsi="Calibri" w:eastAsia="Calibri" w:cs="Calibri"/>
+                      <w:rFonts w:ascii="Arial" w:hAnsi="Arial" w:eastAsia="Arial" w:cs="Arial"/>
+                      <w:i w:val="false"/>
+                      <w:b w:val="false"/>
+                      <w:u w:val="none"/>
+                      <w:strike w:val="false"/>
+                      <w:sz w:val="22"/>
+                      <w:szCs w:val="22"/>
+                      <w:color w:val="000000"/>
+                    </w:rPr>
+                  </w:pPr>
+                  <w:r xmlns:w="http://schemas.openxmlformats.org/wordprocessingml/2006/main" xmlns:wp="http://schemas.openxmlformats.org/drawingml/2006/wordprocessingDrawing" xmlns:r="http://schemas.openxmlformats.org/officeDocument/2006/relationships" xmlns:w14="http://schemas.microsoft.com/office/word/2010/wordml">
+                    <w:rPr>
+                      <w:rFonts w:ascii="Arial" w:hAnsi="Arial" w:eastAsia="Arial" w:cs="Arial"/>
                       <w:i w:val="false"/>
                       <w:b w:val="false"/>
                       <w:u w:val="none"/>
@@ -5348,19 +5348,19 @@
                     <w:spacing w:after="100" w:before="100" w:line="240"/>
                     <w:ind w:left="100" w:right="100" w:firstLine="0" w:firstLineChars="0"/>
                     <w:rPr>
-                      <w:rFonts w:ascii="Calibri" w:hAnsi="Calibri" w:eastAsia="Calibri" w:cs="Calibri"/>
-                      <w:i w:val="false"/>
-                      <w:b w:val="false"/>
-                      <w:u w:val="none"/>
-                      <w:strike w:val="false"/>
-                      <w:sz w:val="22"/>
-                      <w:szCs w:val="22"/>
-                      <w:color w:val="000000"/>
-                    </w:rPr>
-                  </w:pPr>
-                  <w:r xmlns:w="http://schemas.openxmlformats.org/wordprocessingml/2006/main" xmlns:wp="http://schemas.openxmlformats.org/drawingml/2006/wordprocessingDrawing" xmlns:r="http://schemas.openxmlformats.org/officeDocument/2006/relationships" xmlns:w14="http://schemas.microsoft.com/office/word/2010/wordml">
-                    <w:rPr>
-                      <w:rFonts w:ascii="Calibri" w:hAnsi="Calibri" w:eastAsia="Calibri" w:cs="Calibri"/>
+                      <w:rFonts w:ascii="Arial" w:hAnsi="Arial" w:eastAsia="Arial" w:cs="Arial"/>
+                      <w:i w:val="false"/>
+                      <w:b w:val="false"/>
+                      <w:u w:val="none"/>
+                      <w:strike w:val="false"/>
+                      <w:sz w:val="22"/>
+                      <w:szCs w:val="22"/>
+                      <w:color w:val="000000"/>
+                    </w:rPr>
+                  </w:pPr>
+                  <w:r xmlns:w="http://schemas.openxmlformats.org/wordprocessingml/2006/main" xmlns:wp="http://schemas.openxmlformats.org/drawingml/2006/wordprocessingDrawing" xmlns:r="http://schemas.openxmlformats.org/officeDocument/2006/relationships" xmlns:w14="http://schemas.microsoft.com/office/word/2010/wordml">
+                    <w:rPr>
+                      <w:rFonts w:ascii="Arial" w:hAnsi="Arial" w:eastAsia="Arial" w:cs="Arial"/>
                       <w:i w:val="false"/>
                       <w:b w:val="false"/>
                       <w:u w:val="none"/>
@@ -5408,19 +5408,19 @@
                     <w:spacing w:after="100" w:before="100" w:line="240"/>
                     <w:ind w:left="100" w:right="100" w:firstLine="0" w:firstLineChars="0"/>
                     <w:rPr>
-                      <w:rFonts w:ascii="Calibri" w:hAnsi="Calibri" w:eastAsia="Calibri" w:cs="Calibri"/>
-                      <w:i w:val="false"/>
-                      <w:b w:val="false"/>
-                      <w:u w:val="none"/>
-                      <w:strike w:val="false"/>
-                      <w:sz w:val="22"/>
-                      <w:szCs w:val="22"/>
-                      <w:color w:val="000000"/>
-                    </w:rPr>
-                  </w:pPr>
-                  <w:r xmlns:w="http://schemas.openxmlformats.org/wordprocessingml/2006/main" xmlns:wp="http://schemas.openxmlformats.org/drawingml/2006/wordprocessingDrawing" xmlns:r="http://schemas.openxmlformats.org/officeDocument/2006/relationships" xmlns:w14="http://schemas.microsoft.com/office/word/2010/wordml">
-                    <w:rPr>
-                      <w:rFonts w:ascii="Calibri" w:hAnsi="Calibri" w:eastAsia="Calibri" w:cs="Calibri"/>
+                      <w:rFonts w:ascii="Arial" w:hAnsi="Arial" w:eastAsia="Arial" w:cs="Arial"/>
+                      <w:i w:val="false"/>
+                      <w:b w:val="false"/>
+                      <w:u w:val="none"/>
+                      <w:strike w:val="false"/>
+                      <w:sz w:val="22"/>
+                      <w:szCs w:val="22"/>
+                      <w:color w:val="000000"/>
+                    </w:rPr>
+                  </w:pPr>
+                  <w:r xmlns:w="http://schemas.openxmlformats.org/wordprocessingml/2006/main" xmlns:wp="http://schemas.openxmlformats.org/drawingml/2006/wordprocessingDrawing" xmlns:r="http://schemas.openxmlformats.org/officeDocument/2006/relationships" xmlns:w14="http://schemas.microsoft.com/office/word/2010/wordml">
+                    <w:rPr>
+                      <w:rFonts w:ascii="Arial" w:hAnsi="Arial" w:eastAsia="Arial" w:cs="Arial"/>
                       <w:i w:val="false"/>
                       <w:b w:val="false"/>
                       <w:u w:val="none"/>
@@ -5462,19 +5462,19 @@
                     <w:spacing w:after="100" w:before="100" w:line="240"/>
                     <w:ind w:left="100" w:right="100" w:firstLine="0" w:firstLineChars="0"/>
                     <w:rPr>
-                      <w:rFonts w:ascii="Calibri" w:hAnsi="Calibri" w:eastAsia="Calibri" w:cs="Calibri"/>
-                      <w:i w:val="false"/>
-                      <w:b w:val="false"/>
-                      <w:u w:val="none"/>
-                      <w:strike w:val="false"/>
-                      <w:sz w:val="22"/>
-                      <w:szCs w:val="22"/>
-                      <w:color w:val="000000"/>
-                    </w:rPr>
-                  </w:pPr>
-                  <w:r xmlns:w="http://schemas.openxmlformats.org/wordprocessingml/2006/main" xmlns:wp="http://schemas.openxmlformats.org/drawingml/2006/wordprocessingDrawing" xmlns:r="http://schemas.openxmlformats.org/officeDocument/2006/relationships" xmlns:w14="http://schemas.microsoft.com/office/word/2010/wordml">
-                    <w:rPr>
-                      <w:rFonts w:ascii="Calibri" w:hAnsi="Calibri" w:eastAsia="Calibri" w:cs="Calibri"/>
+                      <w:rFonts w:ascii="Arial" w:hAnsi="Arial" w:eastAsia="Arial" w:cs="Arial"/>
+                      <w:i w:val="false"/>
+                      <w:b w:val="false"/>
+                      <w:u w:val="none"/>
+                      <w:strike w:val="false"/>
+                      <w:sz w:val="22"/>
+                      <w:szCs w:val="22"/>
+                      <w:color w:val="000000"/>
+                    </w:rPr>
+                  </w:pPr>
+                  <w:r xmlns:w="http://schemas.openxmlformats.org/wordprocessingml/2006/main" xmlns:wp="http://schemas.openxmlformats.org/drawingml/2006/wordprocessingDrawing" xmlns:r="http://schemas.openxmlformats.org/officeDocument/2006/relationships" xmlns:w14="http://schemas.microsoft.com/office/word/2010/wordml">
+                    <w:rPr>
+                      <w:rFonts w:ascii="Arial" w:hAnsi="Arial" w:eastAsia="Arial" w:cs="Arial"/>
                       <w:i w:val="false"/>
                       <w:b w:val="false"/>
                       <w:u w:val="none"/>
@@ -5516,19 +5516,19 @@
                     <w:spacing w:after="100" w:before="100" w:line="240"/>
                     <w:ind w:left="100" w:right="100" w:firstLine="0" w:firstLineChars="0"/>
                     <w:rPr>
-                      <w:rFonts w:ascii="Calibri" w:hAnsi="Calibri" w:eastAsia="Calibri" w:cs="Calibri"/>
-                      <w:i w:val="false"/>
-                      <w:b w:val="false"/>
-                      <w:u w:val="none"/>
-                      <w:strike w:val="false"/>
-                      <w:sz w:val="22"/>
-                      <w:szCs w:val="22"/>
-                      <w:color w:val="000000"/>
-                    </w:rPr>
-                  </w:pPr>
-                  <w:r xmlns:w="http://schemas.openxmlformats.org/wordprocessingml/2006/main" xmlns:wp="http://schemas.openxmlformats.org/drawingml/2006/wordprocessingDrawing" xmlns:r="http://schemas.openxmlformats.org/officeDocument/2006/relationships" xmlns:w14="http://schemas.microsoft.com/office/word/2010/wordml">
-                    <w:rPr>
-                      <w:rFonts w:ascii="Calibri" w:hAnsi="Calibri" w:eastAsia="Calibri" w:cs="Calibri"/>
+                      <w:rFonts w:ascii="Arial" w:hAnsi="Arial" w:eastAsia="Arial" w:cs="Arial"/>
+                      <w:i w:val="false"/>
+                      <w:b w:val="false"/>
+                      <w:u w:val="none"/>
+                      <w:strike w:val="false"/>
+                      <w:sz w:val="22"/>
+                      <w:szCs w:val="22"/>
+                      <w:color w:val="000000"/>
+                    </w:rPr>
+                  </w:pPr>
+                  <w:r xmlns:w="http://schemas.openxmlformats.org/wordprocessingml/2006/main" xmlns:wp="http://schemas.openxmlformats.org/drawingml/2006/wordprocessingDrawing" xmlns:r="http://schemas.openxmlformats.org/officeDocument/2006/relationships" xmlns:w14="http://schemas.microsoft.com/office/word/2010/wordml">
+                    <w:rPr>
+                      <w:rFonts w:ascii="Arial" w:hAnsi="Arial" w:eastAsia="Arial" w:cs="Arial"/>
                       <w:i w:val="false"/>
                       <w:b w:val="false"/>
                       <w:u w:val="none"/>
@@ -5552,7 +5552,7 @@
         <w:pStyle w:val="BodyText"/>
       </w:pPr>
       <w:r>
-        <w:t xml:space="preserve">Total loss of hatchery-origin steelhead is 148 or 2.5% of the annual loss threshold.</w:t>
+        <w:t xml:space="preserve">Total loss of hatchery-origin steelhead is 280 or 4.73% of the annual loss threshold.</w:t>
       </w:r>
       <w:r>
         <w:t xml:space="preserve"> </w:t>
@@ -5587,14 +5587,14 @@
             <w:r>
               <w:drawing>
                 <wp:inline>
-                  <wp:extent cx="4000500" cy="2909454"/>
+                  <wp:extent cx="5943600" cy="4322618"/>
                   <wp:effectExtent b="0" l="0" r="0" t="0"/>
                   <wp:docPr descr="" title="" id="59" name="Picture"/>
                   <a:graphic>
                     <a:graphicData uri="http://schemas.openxmlformats.org/drawingml/2006/picture">
                       <pic:pic>
                         <pic:nvPicPr>
-                          <pic:cNvPr descr="samt-assessment-v1_files/figure-docx/fig-sh_hatch_loss-1.png" id="60" name="Picture"/>
+                          <pic:cNvPr descr="https://www.cbr.washington.edu/sacramento/workgroups/include_gen/WY2026/LossClipped_2_StlhdHatch_WY.png" id="60" name="Picture"/>
                           <pic:cNvPicPr>
                             <a:picLocks noChangeArrowheads="1" noChangeAspect="1"/>
                           </pic:cNvPicPr>
@@ -5608,7 +5608,7 @@
                         <pic:spPr bwMode="auto">
                           <a:xfrm>
                             <a:off x="0" y="0"/>
-                            <a:ext cx="4000500" cy="2909454"/>
+                            <a:ext cx="5943600" cy="4322618"/>
                           </a:xfrm>
                           <a:prstGeom prst="rect">
                             <a:avLst/>
@@ -5679,7 +5679,7 @@
         <w:t xml:space="preserve"> </w:t>
       </w:r>
       <w:r>
-        <w:t xml:space="preserve">- Historically, as of Jan 20, 27% of LAD spring-run have entered the Delta based on Knights Landing RST catch, 0% have exited the Delta based on Chipps Island Trawl Catch, and 0% have been salvaged.</w:t>
+        <w:t xml:space="preserve">- Historically, as of Jan 28, 28% of LAD spring-run have entered the Delta based on Knights Landing RST catch, 0% have exited the Delta based on Chipps Island Trawl Catch, and 0% have been salvaged.</w:t>
       </w:r>
     </w:p>
     <w:tbl>
@@ -5759,19 +5759,19 @@
                     <w:spacing w:after="100" w:before="100" w:line="240"/>
                     <w:ind w:left="100" w:right="100" w:firstLine="0" w:firstLineChars="0"/>
                     <w:rPr>
-                      <w:rFonts w:ascii="Calibri" w:hAnsi="Calibri" w:eastAsia="Calibri" w:cs="Calibri"/>
-                      <w:i w:val="false"/>
-                      <w:b w:val="false"/>
-                      <w:u w:val="none"/>
-                      <w:strike w:val="false"/>
-                      <w:sz w:val="22"/>
-                      <w:szCs w:val="22"/>
-                      <w:color w:val="000000"/>
-                    </w:rPr>
-                  </w:pPr>
-                  <w:r xmlns:w="http://schemas.openxmlformats.org/wordprocessingml/2006/main" xmlns:wp="http://schemas.openxmlformats.org/drawingml/2006/wordprocessingDrawing" xmlns:r="http://schemas.openxmlformats.org/officeDocument/2006/relationships" xmlns:w14="http://schemas.microsoft.com/office/word/2010/wordml">
-                    <w:rPr>
-                      <w:rFonts w:ascii="Calibri" w:hAnsi="Calibri" w:eastAsia="Calibri" w:cs="Calibri"/>
+                      <w:rFonts w:ascii="Arial" w:hAnsi="Arial" w:eastAsia="Arial" w:cs="Arial"/>
+                      <w:i w:val="false"/>
+                      <w:b w:val="false"/>
+                      <w:u w:val="none"/>
+                      <w:strike w:val="false"/>
+                      <w:sz w:val="22"/>
+                      <w:szCs w:val="22"/>
+                      <w:color w:val="000000"/>
+                    </w:rPr>
+                  </w:pPr>
+                  <w:r xmlns:w="http://schemas.openxmlformats.org/wordprocessingml/2006/main" xmlns:wp="http://schemas.openxmlformats.org/drawingml/2006/wordprocessingDrawing" xmlns:r="http://schemas.openxmlformats.org/officeDocument/2006/relationships" xmlns:w14="http://schemas.microsoft.com/office/word/2010/wordml">
+                    <w:rPr>
+                      <w:rFonts w:ascii="Arial" w:hAnsi="Arial" w:eastAsia="Arial" w:cs="Arial"/>
                       <w:i w:val="false"/>
                       <w:b w:val="false"/>
                       <w:u w:val="none"/>
@@ -5813,19 +5813,19 @@
                     <w:spacing w:after="100" w:before="100" w:line="240"/>
                     <w:ind w:left="100" w:right="100" w:firstLine="0" w:firstLineChars="0"/>
                     <w:rPr>
-                      <w:rFonts w:ascii="Calibri" w:hAnsi="Calibri" w:eastAsia="Calibri" w:cs="Calibri"/>
-                      <w:i w:val="false"/>
-                      <w:b w:val="false"/>
-                      <w:u w:val="none"/>
-                      <w:strike w:val="false"/>
-                      <w:sz w:val="22"/>
-                      <w:szCs w:val="22"/>
-                      <w:color w:val="000000"/>
-                    </w:rPr>
-                  </w:pPr>
-                  <w:r xmlns:w="http://schemas.openxmlformats.org/wordprocessingml/2006/main" xmlns:wp="http://schemas.openxmlformats.org/drawingml/2006/wordprocessingDrawing" xmlns:r="http://schemas.openxmlformats.org/officeDocument/2006/relationships" xmlns:w14="http://schemas.microsoft.com/office/word/2010/wordml">
-                    <w:rPr>
-                      <w:rFonts w:ascii="Calibri" w:hAnsi="Calibri" w:eastAsia="Calibri" w:cs="Calibri"/>
+                      <w:rFonts w:ascii="Arial" w:hAnsi="Arial" w:eastAsia="Arial" w:cs="Arial"/>
+                      <w:i w:val="false"/>
+                      <w:b w:val="false"/>
+                      <w:u w:val="none"/>
+                      <w:strike w:val="false"/>
+                      <w:sz w:val="22"/>
+                      <w:szCs w:val="22"/>
+                      <w:color w:val="000000"/>
+                    </w:rPr>
+                  </w:pPr>
+                  <w:r xmlns:w="http://schemas.openxmlformats.org/wordprocessingml/2006/main" xmlns:wp="http://schemas.openxmlformats.org/drawingml/2006/wordprocessingDrawing" xmlns:r="http://schemas.openxmlformats.org/officeDocument/2006/relationships" xmlns:w14="http://schemas.microsoft.com/office/word/2010/wordml">
+                    <w:rPr>
+                      <w:rFonts w:ascii="Arial" w:hAnsi="Arial" w:eastAsia="Arial" w:cs="Arial"/>
                       <w:i w:val="false"/>
                       <w:b w:val="false"/>
                       <w:u w:val="none"/>
@@ -5867,19 +5867,19 @@
                     <w:spacing w:after="100" w:before="100" w:line="240"/>
                     <w:ind w:left="100" w:right="100" w:firstLine="0" w:firstLineChars="0"/>
                     <w:rPr>
-                      <w:rFonts w:ascii="Calibri" w:hAnsi="Calibri" w:eastAsia="Calibri" w:cs="Calibri"/>
-                      <w:i w:val="false"/>
-                      <w:b w:val="false"/>
-                      <w:u w:val="none"/>
-                      <w:strike w:val="false"/>
-                      <w:sz w:val="22"/>
-                      <w:szCs w:val="22"/>
-                      <w:color w:val="000000"/>
-                    </w:rPr>
-                  </w:pPr>
-                  <w:r xmlns:w="http://schemas.openxmlformats.org/wordprocessingml/2006/main" xmlns:wp="http://schemas.openxmlformats.org/drawingml/2006/wordprocessingDrawing" xmlns:r="http://schemas.openxmlformats.org/officeDocument/2006/relationships" xmlns:w14="http://schemas.microsoft.com/office/word/2010/wordml">
-                    <w:rPr>
-                      <w:rFonts w:ascii="Calibri" w:hAnsi="Calibri" w:eastAsia="Calibri" w:cs="Calibri"/>
+                      <w:rFonts w:ascii="Arial" w:hAnsi="Arial" w:eastAsia="Arial" w:cs="Arial"/>
+                      <w:i w:val="false"/>
+                      <w:b w:val="false"/>
+                      <w:u w:val="none"/>
+                      <w:strike w:val="false"/>
+                      <w:sz w:val="22"/>
+                      <w:szCs w:val="22"/>
+                      <w:color w:val="000000"/>
+                    </w:rPr>
+                  </w:pPr>
+                  <w:r xmlns:w="http://schemas.openxmlformats.org/wordprocessingml/2006/main" xmlns:wp="http://schemas.openxmlformats.org/drawingml/2006/wordprocessingDrawing" xmlns:r="http://schemas.openxmlformats.org/officeDocument/2006/relationships" xmlns:w14="http://schemas.microsoft.com/office/word/2010/wordml">
+                    <w:rPr>
+                      <w:rFonts w:ascii="Arial" w:hAnsi="Arial" w:eastAsia="Arial" w:cs="Arial"/>
                       <w:i w:val="false"/>
                       <w:b w:val="false"/>
                       <w:u w:val="none"/>
@@ -5921,19 +5921,19 @@
                     <w:spacing w:after="100" w:before="100" w:line="240"/>
                     <w:ind w:left="100" w:right="100" w:firstLine="0" w:firstLineChars="0"/>
                     <w:rPr>
-                      <w:rFonts w:ascii="Calibri" w:hAnsi="Calibri" w:eastAsia="Calibri" w:cs="Calibri"/>
-                      <w:i w:val="false"/>
-                      <w:b w:val="false"/>
-                      <w:u w:val="none"/>
-                      <w:strike w:val="false"/>
-                      <w:sz w:val="22"/>
-                      <w:szCs w:val="22"/>
-                      <w:color w:val="000000"/>
-                    </w:rPr>
-                  </w:pPr>
-                  <w:r xmlns:w="http://schemas.openxmlformats.org/wordprocessingml/2006/main" xmlns:wp="http://schemas.openxmlformats.org/drawingml/2006/wordprocessingDrawing" xmlns:r="http://schemas.openxmlformats.org/officeDocument/2006/relationships" xmlns:w14="http://schemas.microsoft.com/office/word/2010/wordml">
-                    <w:rPr>
-                      <w:rFonts w:ascii="Calibri" w:hAnsi="Calibri" w:eastAsia="Calibri" w:cs="Calibri"/>
+                      <w:rFonts w:ascii="Arial" w:hAnsi="Arial" w:eastAsia="Arial" w:cs="Arial"/>
+                      <w:i w:val="false"/>
+                      <w:b w:val="false"/>
+                      <w:u w:val="none"/>
+                      <w:strike w:val="false"/>
+                      <w:sz w:val="22"/>
+                      <w:szCs w:val="22"/>
+                      <w:color w:val="000000"/>
+                    </w:rPr>
+                  </w:pPr>
+                  <w:r xmlns:w="http://schemas.openxmlformats.org/wordprocessingml/2006/main" xmlns:wp="http://schemas.openxmlformats.org/drawingml/2006/wordprocessingDrawing" xmlns:r="http://schemas.openxmlformats.org/officeDocument/2006/relationships" xmlns:w14="http://schemas.microsoft.com/office/word/2010/wordml">
+                    <w:rPr>
+                      <w:rFonts w:ascii="Arial" w:hAnsi="Arial" w:eastAsia="Arial" w:cs="Arial"/>
                       <w:i w:val="false"/>
                       <w:b w:val="false"/>
                       <w:u w:val="none"/>
@@ -5975,19 +5975,19 @@
                     <w:spacing w:after="100" w:before="100" w:line="240"/>
                     <w:ind w:left="100" w:right="100" w:firstLine="0" w:firstLineChars="0"/>
                     <w:rPr>
-                      <w:rFonts w:ascii="Calibri" w:hAnsi="Calibri" w:eastAsia="Calibri" w:cs="Calibri"/>
-                      <w:i w:val="false"/>
-                      <w:b w:val="false"/>
-                      <w:u w:val="none"/>
-                      <w:strike w:val="false"/>
-                      <w:sz w:val="22"/>
-                      <w:szCs w:val="22"/>
-                      <w:color w:val="000000"/>
-                    </w:rPr>
-                  </w:pPr>
-                  <w:r xmlns:w="http://schemas.openxmlformats.org/wordprocessingml/2006/main" xmlns:wp="http://schemas.openxmlformats.org/drawingml/2006/wordprocessingDrawing" xmlns:r="http://schemas.openxmlformats.org/officeDocument/2006/relationships" xmlns:w14="http://schemas.microsoft.com/office/word/2010/wordml">
-                    <w:rPr>
-                      <w:rFonts w:ascii="Calibri" w:hAnsi="Calibri" w:eastAsia="Calibri" w:cs="Calibri"/>
+                      <w:rFonts w:ascii="Arial" w:hAnsi="Arial" w:eastAsia="Arial" w:cs="Arial"/>
+                      <w:i w:val="false"/>
+                      <w:b w:val="false"/>
+                      <w:u w:val="none"/>
+                      <w:strike w:val="false"/>
+                      <w:sz w:val="22"/>
+                      <w:szCs w:val="22"/>
+                      <w:color w:val="000000"/>
+                    </w:rPr>
+                  </w:pPr>
+                  <w:r xmlns:w="http://schemas.openxmlformats.org/wordprocessingml/2006/main" xmlns:wp="http://schemas.openxmlformats.org/drawingml/2006/wordprocessingDrawing" xmlns:r="http://schemas.openxmlformats.org/officeDocument/2006/relationships" xmlns:w14="http://schemas.microsoft.com/office/word/2010/wordml">
+                    <w:rPr>
+                      <w:rFonts w:ascii="Arial" w:hAnsi="Arial" w:eastAsia="Arial" w:cs="Arial"/>
                       <w:i w:val="false"/>
                       <w:b w:val="false"/>
                       <w:u w:val="none"/>
@@ -6029,19 +6029,19 @@
                     <w:spacing w:after="100" w:before="100" w:line="240"/>
                     <w:ind w:left="100" w:right="100" w:firstLine="0" w:firstLineChars="0"/>
                     <w:rPr>
-                      <w:rFonts w:ascii="Calibri" w:hAnsi="Calibri" w:eastAsia="Calibri" w:cs="Calibri"/>
-                      <w:i w:val="false"/>
-                      <w:b w:val="false"/>
-                      <w:u w:val="none"/>
-                      <w:strike w:val="false"/>
-                      <w:sz w:val="22"/>
-                      <w:szCs w:val="22"/>
-                      <w:color w:val="000000"/>
-                    </w:rPr>
-                  </w:pPr>
-                  <w:r xmlns:w="http://schemas.openxmlformats.org/wordprocessingml/2006/main" xmlns:wp="http://schemas.openxmlformats.org/drawingml/2006/wordprocessingDrawing" xmlns:r="http://schemas.openxmlformats.org/officeDocument/2006/relationships" xmlns:w14="http://schemas.microsoft.com/office/word/2010/wordml">
-                    <w:rPr>
-                      <w:rFonts w:ascii="Calibri" w:hAnsi="Calibri" w:eastAsia="Calibri" w:cs="Calibri"/>
+                      <w:rFonts w:ascii="Arial" w:hAnsi="Arial" w:eastAsia="Arial" w:cs="Arial"/>
+                      <w:i w:val="false"/>
+                      <w:b w:val="false"/>
+                      <w:u w:val="none"/>
+                      <w:strike w:val="false"/>
+                      <w:sz w:val="22"/>
+                      <w:szCs w:val="22"/>
+                      <w:color w:val="000000"/>
+                    </w:rPr>
+                  </w:pPr>
+                  <w:r xmlns:w="http://schemas.openxmlformats.org/wordprocessingml/2006/main" xmlns:wp="http://schemas.openxmlformats.org/drawingml/2006/wordprocessingDrawing" xmlns:r="http://schemas.openxmlformats.org/officeDocument/2006/relationships" xmlns:w14="http://schemas.microsoft.com/office/word/2010/wordml">
+                    <w:rPr>
+                      <w:rFonts w:ascii="Arial" w:hAnsi="Arial" w:eastAsia="Arial" w:cs="Arial"/>
                       <w:i w:val="false"/>
                       <w:b w:val="false"/>
                       <w:u w:val="none"/>
@@ -6083,19 +6083,19 @@
                     <w:spacing w:after="100" w:before="100" w:line="240"/>
                     <w:ind w:left="100" w:right="100" w:firstLine="0" w:firstLineChars="0"/>
                     <w:rPr>
-                      <w:rFonts w:ascii="Calibri" w:hAnsi="Calibri" w:eastAsia="Calibri" w:cs="Calibri"/>
-                      <w:i w:val="false"/>
-                      <w:b w:val="false"/>
-                      <w:u w:val="none"/>
-                      <w:strike w:val="false"/>
-                      <w:sz w:val="22"/>
-                      <w:szCs w:val="22"/>
-                      <w:color w:val="000000"/>
-                    </w:rPr>
-                  </w:pPr>
-                  <w:r xmlns:w="http://schemas.openxmlformats.org/wordprocessingml/2006/main" xmlns:wp="http://schemas.openxmlformats.org/drawingml/2006/wordprocessingDrawing" xmlns:r="http://schemas.openxmlformats.org/officeDocument/2006/relationships" xmlns:w14="http://schemas.microsoft.com/office/word/2010/wordml">
-                    <w:rPr>
-                      <w:rFonts w:ascii="Calibri" w:hAnsi="Calibri" w:eastAsia="Calibri" w:cs="Calibri"/>
+                      <w:rFonts w:ascii="Arial" w:hAnsi="Arial" w:eastAsia="Arial" w:cs="Arial"/>
+                      <w:i w:val="false"/>
+                      <w:b w:val="false"/>
+                      <w:u w:val="none"/>
+                      <w:strike w:val="false"/>
+                      <w:sz w:val="22"/>
+                      <w:szCs w:val="22"/>
+                      <w:color w:val="000000"/>
+                    </w:rPr>
+                  </w:pPr>
+                  <w:r xmlns:w="http://schemas.openxmlformats.org/wordprocessingml/2006/main" xmlns:wp="http://schemas.openxmlformats.org/drawingml/2006/wordprocessingDrawing" xmlns:r="http://schemas.openxmlformats.org/officeDocument/2006/relationships" xmlns:w14="http://schemas.microsoft.com/office/word/2010/wordml">
+                    <w:rPr>
+                      <w:rFonts w:ascii="Arial" w:hAnsi="Arial" w:eastAsia="Arial" w:cs="Arial"/>
                       <w:i w:val="false"/>
                       <w:b w:val="false"/>
                       <w:u w:val="none"/>
@@ -6143,19 +6143,19 @@
                     <w:spacing w:after="100" w:before="100" w:line="240"/>
                     <w:ind w:left="100" w:right="100" w:firstLine="0" w:firstLineChars="0"/>
                     <w:rPr>
-                      <w:rFonts w:ascii="Calibri" w:hAnsi="Calibri" w:eastAsia="Calibri" w:cs="Calibri"/>
-                      <w:i w:val="false"/>
-                      <w:b w:val="false"/>
-                      <w:u w:val="none"/>
-                      <w:strike w:val="false"/>
-                      <w:sz w:val="22"/>
-                      <w:szCs w:val="22"/>
-                      <w:color w:val="000000"/>
-                    </w:rPr>
-                  </w:pPr>
-                  <w:r xmlns:w="http://schemas.openxmlformats.org/wordprocessingml/2006/main" xmlns:wp="http://schemas.openxmlformats.org/drawingml/2006/wordprocessingDrawing" xmlns:r="http://schemas.openxmlformats.org/officeDocument/2006/relationships" xmlns:w14="http://schemas.microsoft.com/office/word/2010/wordml">
-                    <w:rPr>
-                      <w:rFonts w:ascii="Calibri" w:hAnsi="Calibri" w:eastAsia="Calibri" w:cs="Calibri"/>
+                      <w:rFonts w:ascii="Arial" w:hAnsi="Arial" w:eastAsia="Arial" w:cs="Arial"/>
+                      <w:i w:val="false"/>
+                      <w:b w:val="false"/>
+                      <w:u w:val="none"/>
+                      <w:strike w:val="false"/>
+                      <w:sz w:val="22"/>
+                      <w:szCs w:val="22"/>
+                      <w:color w:val="000000"/>
+                    </w:rPr>
+                  </w:pPr>
+                  <w:r xmlns:w="http://schemas.openxmlformats.org/wordprocessingml/2006/main" xmlns:wp="http://schemas.openxmlformats.org/drawingml/2006/wordprocessingDrawing" xmlns:r="http://schemas.openxmlformats.org/officeDocument/2006/relationships" xmlns:w14="http://schemas.microsoft.com/office/word/2010/wordml">
+                    <w:rPr>
+                      <w:rFonts w:ascii="Arial" w:hAnsi="Arial" w:eastAsia="Arial" w:cs="Arial"/>
                       <w:i w:val="false"/>
                       <w:b w:val="false"/>
                       <w:u w:val="none"/>
@@ -6197,28 +6197,28 @@
                     <w:spacing w:after="100" w:before="100" w:line="240"/>
                     <w:ind w:left="100" w:right="100" w:firstLine="0" w:firstLineChars="0"/>
                     <w:rPr>
-                      <w:rFonts w:ascii="Calibri" w:hAnsi="Calibri" w:eastAsia="Calibri" w:cs="Calibri"/>
-                      <w:i w:val="false"/>
-                      <w:b w:val="false"/>
-                      <w:u w:val="none"/>
-                      <w:strike w:val="false"/>
-                      <w:sz w:val="22"/>
-                      <w:szCs w:val="22"/>
-                      <w:color w:val="000000"/>
-                    </w:rPr>
-                  </w:pPr>
-                  <w:r xmlns:w="http://schemas.openxmlformats.org/wordprocessingml/2006/main" xmlns:wp="http://schemas.openxmlformats.org/drawingml/2006/wordprocessingDrawing" xmlns:r="http://schemas.openxmlformats.org/officeDocument/2006/relationships" xmlns:w14="http://schemas.microsoft.com/office/word/2010/wordml">
-                    <w:rPr>
-                      <w:rFonts w:ascii="Calibri" w:hAnsi="Calibri" w:eastAsia="Calibri" w:cs="Calibri"/>
-                      <w:i w:val="false"/>
-                      <w:b w:val="false"/>
-                      <w:u w:val="none"/>
-                      <w:strike w:val="false"/>
-                      <w:sz w:val="22"/>
-                      <w:szCs w:val="22"/>
-                      <w:color w:val="000000"/>
-                    </w:rPr>
-                    <w:t xml:space="preserve">13%</w:t>
+                      <w:rFonts w:ascii="Arial" w:hAnsi="Arial" w:eastAsia="Arial" w:cs="Arial"/>
+                      <w:i w:val="false"/>
+                      <w:b w:val="false"/>
+                      <w:u w:val="none"/>
+                      <w:strike w:val="false"/>
+                      <w:sz w:val="22"/>
+                      <w:szCs w:val="22"/>
+                      <w:color w:val="000000"/>
+                    </w:rPr>
+                  </w:pPr>
+                  <w:r xmlns:w="http://schemas.openxmlformats.org/wordprocessingml/2006/main" xmlns:wp="http://schemas.openxmlformats.org/drawingml/2006/wordprocessingDrawing" xmlns:r="http://schemas.openxmlformats.org/officeDocument/2006/relationships" xmlns:w14="http://schemas.microsoft.com/office/word/2010/wordml">
+                    <w:rPr>
+                      <w:rFonts w:ascii="Arial" w:hAnsi="Arial" w:eastAsia="Arial" w:cs="Arial"/>
+                      <w:i w:val="false"/>
+                      <w:b w:val="false"/>
+                      <w:u w:val="none"/>
+                      <w:strike w:val="false"/>
+                      <w:sz w:val="22"/>
+                      <w:szCs w:val="22"/>
+                      <w:color w:val="000000"/>
+                    </w:rPr>
+                    <w:t xml:space="preserve">14%</w:t>
                   </w:r>
                 </w:p>
               </w:tc>
@@ -6251,19 +6251,19 @@
                     <w:spacing w:after="100" w:before="100" w:line="240"/>
                     <w:ind w:left="100" w:right="100" w:firstLine="0" w:firstLineChars="0"/>
                     <w:rPr>
-                      <w:rFonts w:ascii="Calibri" w:hAnsi="Calibri" w:eastAsia="Calibri" w:cs="Calibri"/>
-                      <w:i w:val="false"/>
-                      <w:b w:val="false"/>
-                      <w:u w:val="none"/>
-                      <w:strike w:val="false"/>
-                      <w:sz w:val="22"/>
-                      <w:szCs w:val="22"/>
-                      <w:color w:val="000000"/>
-                    </w:rPr>
-                  </w:pPr>
-                  <w:r xmlns:w="http://schemas.openxmlformats.org/wordprocessingml/2006/main" xmlns:wp="http://schemas.openxmlformats.org/drawingml/2006/wordprocessingDrawing" xmlns:r="http://schemas.openxmlformats.org/officeDocument/2006/relationships" xmlns:w14="http://schemas.microsoft.com/office/word/2010/wordml">
-                    <w:rPr>
-                      <w:rFonts w:ascii="Calibri" w:hAnsi="Calibri" w:eastAsia="Calibri" w:cs="Calibri"/>
+                      <w:rFonts w:ascii="Arial" w:hAnsi="Arial" w:eastAsia="Arial" w:cs="Arial"/>
+                      <w:i w:val="false"/>
+                      <w:b w:val="false"/>
+                      <w:u w:val="none"/>
+                      <w:strike w:val="false"/>
+                      <w:sz w:val="22"/>
+                      <w:szCs w:val="22"/>
+                      <w:color w:val="000000"/>
+                    </w:rPr>
+                  </w:pPr>
+                  <w:r xmlns:w="http://schemas.openxmlformats.org/wordprocessingml/2006/main" xmlns:wp="http://schemas.openxmlformats.org/drawingml/2006/wordprocessingDrawing" xmlns:r="http://schemas.openxmlformats.org/officeDocument/2006/relationships" xmlns:w14="http://schemas.microsoft.com/office/word/2010/wordml">
+                    <w:rPr>
+                      <w:rFonts w:ascii="Arial" w:hAnsi="Arial" w:eastAsia="Arial" w:cs="Arial"/>
                       <w:i w:val="false"/>
                       <w:b w:val="false"/>
                       <w:u w:val="none"/>
@@ -6305,28 +6305,28 @@
                     <w:spacing w:after="100" w:before="100" w:line="240"/>
                     <w:ind w:left="100" w:right="100" w:firstLine="0" w:firstLineChars="0"/>
                     <w:rPr>
-                      <w:rFonts w:ascii="Calibri" w:hAnsi="Calibri" w:eastAsia="Calibri" w:cs="Calibri"/>
-                      <w:i w:val="false"/>
-                      <w:b w:val="false"/>
-                      <w:u w:val="none"/>
-                      <w:strike w:val="false"/>
-                      <w:sz w:val="22"/>
-                      <w:szCs w:val="22"/>
-                      <w:color w:val="000000"/>
-                    </w:rPr>
-                  </w:pPr>
-                  <w:r xmlns:w="http://schemas.openxmlformats.org/wordprocessingml/2006/main" xmlns:wp="http://schemas.openxmlformats.org/drawingml/2006/wordprocessingDrawing" xmlns:r="http://schemas.openxmlformats.org/officeDocument/2006/relationships" xmlns:w14="http://schemas.microsoft.com/office/word/2010/wordml">
-                    <w:rPr>
-                      <w:rFonts w:ascii="Calibri" w:hAnsi="Calibri" w:eastAsia="Calibri" w:cs="Calibri"/>
-                      <w:i w:val="false"/>
-                      <w:b w:val="false"/>
-                      <w:u w:val="none"/>
-                      <w:strike w:val="false"/>
-                      <w:sz w:val="22"/>
-                      <w:szCs w:val="22"/>
-                      <w:color w:val="000000"/>
-                    </w:rPr>
-                    <w:t xml:space="preserve">27%</w:t>
+                      <w:rFonts w:ascii="Arial" w:hAnsi="Arial" w:eastAsia="Arial" w:cs="Arial"/>
+                      <w:i w:val="false"/>
+                      <w:b w:val="false"/>
+                      <w:u w:val="none"/>
+                      <w:strike w:val="false"/>
+                      <w:sz w:val="22"/>
+                      <w:szCs w:val="22"/>
+                      <w:color w:val="000000"/>
+                    </w:rPr>
+                  </w:pPr>
+                  <w:r xmlns:w="http://schemas.openxmlformats.org/wordprocessingml/2006/main" xmlns:wp="http://schemas.openxmlformats.org/drawingml/2006/wordprocessingDrawing" xmlns:r="http://schemas.openxmlformats.org/officeDocument/2006/relationships" xmlns:w14="http://schemas.microsoft.com/office/word/2010/wordml">
+                    <w:rPr>
+                      <w:rFonts w:ascii="Arial" w:hAnsi="Arial" w:eastAsia="Arial" w:cs="Arial"/>
+                      <w:i w:val="false"/>
+                      <w:b w:val="false"/>
+                      <w:u w:val="none"/>
+                      <w:strike w:val="false"/>
+                      <w:sz w:val="22"/>
+                      <w:szCs w:val="22"/>
+                      <w:color w:val="000000"/>
+                    </w:rPr>
+                    <w:t xml:space="preserve">28%</w:t>
                   </w:r>
                 </w:p>
               </w:tc>
@@ -6359,19 +6359,19 @@
                     <w:spacing w:after="100" w:before="100" w:line="240"/>
                     <w:ind w:left="100" w:right="100" w:firstLine="0" w:firstLineChars="0"/>
                     <w:rPr>
-                      <w:rFonts w:ascii="Calibri" w:hAnsi="Calibri" w:eastAsia="Calibri" w:cs="Calibri"/>
-                      <w:i w:val="false"/>
-                      <w:b w:val="false"/>
-                      <w:u w:val="none"/>
-                      <w:strike w:val="false"/>
-                      <w:sz w:val="22"/>
-                      <w:szCs w:val="22"/>
-                      <w:color w:val="000000"/>
-                    </w:rPr>
-                  </w:pPr>
-                  <w:r xmlns:w="http://schemas.openxmlformats.org/wordprocessingml/2006/main" xmlns:wp="http://schemas.openxmlformats.org/drawingml/2006/wordprocessingDrawing" xmlns:r="http://schemas.openxmlformats.org/officeDocument/2006/relationships" xmlns:w14="http://schemas.microsoft.com/office/word/2010/wordml">
-                    <w:rPr>
-                      <w:rFonts w:ascii="Calibri" w:hAnsi="Calibri" w:eastAsia="Calibri" w:cs="Calibri"/>
+                      <w:rFonts w:ascii="Arial" w:hAnsi="Arial" w:eastAsia="Arial" w:cs="Arial"/>
+                      <w:i w:val="false"/>
+                      <w:b w:val="false"/>
+                      <w:u w:val="none"/>
+                      <w:strike w:val="false"/>
+                      <w:sz w:val="22"/>
+                      <w:szCs w:val="22"/>
+                      <w:color w:val="000000"/>
+                    </w:rPr>
+                  </w:pPr>
+                  <w:r xmlns:w="http://schemas.openxmlformats.org/wordprocessingml/2006/main" xmlns:wp="http://schemas.openxmlformats.org/drawingml/2006/wordprocessingDrawing" xmlns:r="http://schemas.openxmlformats.org/officeDocument/2006/relationships" xmlns:w14="http://schemas.microsoft.com/office/word/2010/wordml">
+                    <w:rPr>
+                      <w:rFonts w:ascii="Arial" w:hAnsi="Arial" w:eastAsia="Arial" w:cs="Arial"/>
                       <w:i w:val="false"/>
                       <w:b w:val="false"/>
                       <w:u w:val="none"/>
@@ -6413,19 +6413,19 @@
                     <w:spacing w:after="100" w:before="100" w:line="240"/>
                     <w:ind w:left="100" w:right="100" w:firstLine="0" w:firstLineChars="0"/>
                     <w:rPr>
-                      <w:rFonts w:ascii="Calibri" w:hAnsi="Calibri" w:eastAsia="Calibri" w:cs="Calibri"/>
-                      <w:i w:val="false"/>
-                      <w:b w:val="false"/>
-                      <w:u w:val="none"/>
-                      <w:strike w:val="false"/>
-                      <w:sz w:val="22"/>
-                      <w:szCs w:val="22"/>
-                      <w:color w:val="000000"/>
-                    </w:rPr>
-                  </w:pPr>
-                  <w:r xmlns:w="http://schemas.openxmlformats.org/wordprocessingml/2006/main" xmlns:wp="http://schemas.openxmlformats.org/drawingml/2006/wordprocessingDrawing" xmlns:r="http://schemas.openxmlformats.org/officeDocument/2006/relationships" xmlns:w14="http://schemas.microsoft.com/office/word/2010/wordml">
-                    <w:rPr>
-                      <w:rFonts w:ascii="Calibri" w:hAnsi="Calibri" w:eastAsia="Calibri" w:cs="Calibri"/>
+                      <w:rFonts w:ascii="Arial" w:hAnsi="Arial" w:eastAsia="Arial" w:cs="Arial"/>
+                      <w:i w:val="false"/>
+                      <w:b w:val="false"/>
+                      <w:u w:val="none"/>
+                      <w:strike w:val="false"/>
+                      <w:sz w:val="22"/>
+                      <w:szCs w:val="22"/>
+                      <w:color w:val="000000"/>
+                    </w:rPr>
+                  </w:pPr>
+                  <w:r xmlns:w="http://schemas.openxmlformats.org/wordprocessingml/2006/main" xmlns:wp="http://schemas.openxmlformats.org/drawingml/2006/wordprocessingDrawing" xmlns:r="http://schemas.openxmlformats.org/officeDocument/2006/relationships" xmlns:w14="http://schemas.microsoft.com/office/word/2010/wordml">
+                    <w:rPr>
+                      <w:rFonts w:ascii="Arial" w:hAnsi="Arial" w:eastAsia="Arial" w:cs="Arial"/>
                       <w:i w:val="false"/>
                       <w:b w:val="false"/>
                       <w:u w:val="none"/>
@@ -6467,19 +6467,19 @@
                     <w:spacing w:after="100" w:before="100" w:line="240"/>
                     <w:ind w:left="100" w:right="100" w:firstLine="0" w:firstLineChars="0"/>
                     <w:rPr>
-                      <w:rFonts w:ascii="Calibri" w:hAnsi="Calibri" w:eastAsia="Calibri" w:cs="Calibri"/>
-                      <w:i w:val="false"/>
-                      <w:b w:val="false"/>
-                      <w:u w:val="none"/>
-                      <w:strike w:val="false"/>
-                      <w:sz w:val="22"/>
-                      <w:szCs w:val="22"/>
-                      <w:color w:val="000000"/>
-                    </w:rPr>
-                  </w:pPr>
-                  <w:r xmlns:w="http://schemas.openxmlformats.org/wordprocessingml/2006/main" xmlns:wp="http://schemas.openxmlformats.org/drawingml/2006/wordprocessingDrawing" xmlns:r="http://schemas.openxmlformats.org/officeDocument/2006/relationships" xmlns:w14="http://schemas.microsoft.com/office/word/2010/wordml">
-                    <w:rPr>
-                      <w:rFonts w:ascii="Calibri" w:hAnsi="Calibri" w:eastAsia="Calibri" w:cs="Calibri"/>
+                      <w:rFonts w:ascii="Arial" w:hAnsi="Arial" w:eastAsia="Arial" w:cs="Arial"/>
+                      <w:i w:val="false"/>
+                      <w:b w:val="false"/>
+                      <w:u w:val="none"/>
+                      <w:strike w:val="false"/>
+                      <w:sz w:val="22"/>
+                      <w:szCs w:val="22"/>
+                      <w:color w:val="000000"/>
+                    </w:rPr>
+                  </w:pPr>
+                  <w:r xmlns:w="http://schemas.openxmlformats.org/wordprocessingml/2006/main" xmlns:wp="http://schemas.openxmlformats.org/drawingml/2006/wordprocessingDrawing" xmlns:r="http://schemas.openxmlformats.org/officeDocument/2006/relationships" xmlns:w14="http://schemas.microsoft.com/office/word/2010/wordml">
+                    <w:rPr>
+                      <w:rFonts w:ascii="Arial" w:hAnsi="Arial" w:eastAsia="Arial" w:cs="Arial"/>
                       <w:i w:val="false"/>
                       <w:b w:val="false"/>
                       <w:u w:val="none"/>
@@ -6513,7 +6513,7 @@
         <w:t xml:space="preserve"> </w:t>
       </w:r>
       <w:r>
-        <w:t xml:space="preserve">- As of Jan 14 estimated passage to date of LAD spring-run at Red Bluff Diversion is approximately 0.02 million fish.</w:t>
+        <w:t xml:space="preserve">- As of Jan 21 estimated passage to date of LAD spring-run at Red Bluff Diversion is approximately 0.02 million fish.</w:t>
       </w:r>
       <w:r>
         <w:t xml:space="preserve"> </w:t>
@@ -6541,7 +6541,7 @@
         <w:t xml:space="preserve"> </w:t>
       </w:r>
       <w:r>
-        <w:t xml:space="preserve">- Total catch of LAD winter run at RSTs at Delta Entry (Tisdale, Knights Landing, Lower Sacramento River) between Jan 07 and Jan 19 is 126 individuals. Total catch at Sacramento Trawl and Beach Seines in the delta between Jan 07 and Jan 20 is 0 individuals. Total catch at Delta Exit at Chipps Island between Jan 08 and Jan 20 is 0 individuals.</w:t>
+        <w:t xml:space="preserve">- Total catch of LAD winter run at RSTs at Delta Entry (Tisdale, Knights Landing, Lower Sacramento River) between Jan 15 and Jan 25 is 162 individuals. Total catch at Sacramento Trawl and Beach Seines in the delta between Jan 16 and Jan 28 is 0 individuals. Total catch at Delta Exit at Chipps Island between Jan 20 and Jan 28 is 0 individuals.</w:t>
       </w:r>
     </w:p>
     <w:bookmarkEnd w:id="65"/>
@@ -6639,19 +6639,19 @@
                     <w:spacing w:after="100" w:before="100" w:line="240"/>
                     <w:ind w:left="100" w:right="100" w:firstLine="0" w:firstLineChars="0"/>
                     <w:rPr>
-                      <w:rFonts w:ascii="Calibri" w:hAnsi="Calibri" w:eastAsia="Calibri" w:cs="Calibri"/>
-                      <w:i w:val="false"/>
-                      <w:b w:val="false"/>
-                      <w:u w:val="none"/>
-                      <w:strike w:val="false"/>
-                      <w:sz w:val="22"/>
-                      <w:szCs w:val="22"/>
-                      <w:color w:val="000000"/>
-                    </w:rPr>
-                  </w:pPr>
-                  <w:r xmlns:w="http://schemas.openxmlformats.org/wordprocessingml/2006/main" xmlns:wp="http://schemas.openxmlformats.org/drawingml/2006/wordprocessingDrawing" xmlns:r="http://schemas.openxmlformats.org/officeDocument/2006/relationships" xmlns:w14="http://schemas.microsoft.com/office/word/2010/wordml">
-                    <w:rPr>
-                      <w:rFonts w:ascii="Calibri" w:hAnsi="Calibri" w:eastAsia="Calibri" w:cs="Calibri"/>
+                      <w:rFonts w:ascii="Arial" w:hAnsi="Arial" w:eastAsia="Arial" w:cs="Arial"/>
+                      <w:i w:val="false"/>
+                      <w:b w:val="false"/>
+                      <w:u w:val="none"/>
+                      <w:strike w:val="false"/>
+                      <w:sz w:val="22"/>
+                      <w:szCs w:val="22"/>
+                      <w:color w:val="000000"/>
+                    </w:rPr>
+                  </w:pPr>
+                  <w:r xmlns:w="http://schemas.openxmlformats.org/wordprocessingml/2006/main" xmlns:wp="http://schemas.openxmlformats.org/drawingml/2006/wordprocessingDrawing" xmlns:r="http://schemas.openxmlformats.org/officeDocument/2006/relationships" xmlns:w14="http://schemas.microsoft.com/office/word/2010/wordml">
+                    <w:rPr>
+                      <w:rFonts w:ascii="Arial" w:hAnsi="Arial" w:eastAsia="Arial" w:cs="Arial"/>
                       <w:i w:val="false"/>
                       <w:b w:val="false"/>
                       <w:u w:val="none"/>
@@ -6693,19 +6693,19 @@
                     <w:spacing w:after="100" w:before="100" w:line="240"/>
                     <w:ind w:left="100" w:right="100" w:firstLine="0" w:firstLineChars="0"/>
                     <w:rPr>
-                      <w:rFonts w:ascii="Calibri" w:hAnsi="Calibri" w:eastAsia="Calibri" w:cs="Calibri"/>
-                      <w:i w:val="false"/>
-                      <w:b w:val="false"/>
-                      <w:u w:val="none"/>
-                      <w:strike w:val="false"/>
-                      <w:sz w:val="22"/>
-                      <w:szCs w:val="22"/>
-                      <w:color w:val="000000"/>
-                    </w:rPr>
-                  </w:pPr>
-                  <w:r xmlns:w="http://schemas.openxmlformats.org/wordprocessingml/2006/main" xmlns:wp="http://schemas.openxmlformats.org/drawingml/2006/wordprocessingDrawing" xmlns:r="http://schemas.openxmlformats.org/officeDocument/2006/relationships" xmlns:w14="http://schemas.microsoft.com/office/word/2010/wordml">
-                    <w:rPr>
-                      <w:rFonts w:ascii="Calibri" w:hAnsi="Calibri" w:eastAsia="Calibri" w:cs="Calibri"/>
+                      <w:rFonts w:ascii="Arial" w:hAnsi="Arial" w:eastAsia="Arial" w:cs="Arial"/>
+                      <w:i w:val="false"/>
+                      <w:b w:val="false"/>
+                      <w:u w:val="none"/>
+                      <w:strike w:val="false"/>
+                      <w:sz w:val="22"/>
+                      <w:szCs w:val="22"/>
+                      <w:color w:val="000000"/>
+                    </w:rPr>
+                  </w:pPr>
+                  <w:r xmlns:w="http://schemas.openxmlformats.org/wordprocessingml/2006/main" xmlns:wp="http://schemas.openxmlformats.org/drawingml/2006/wordprocessingDrawing" xmlns:r="http://schemas.openxmlformats.org/officeDocument/2006/relationships" xmlns:w14="http://schemas.microsoft.com/office/word/2010/wordml">
+                    <w:rPr>
+                      <w:rFonts w:ascii="Arial" w:hAnsi="Arial" w:eastAsia="Arial" w:cs="Arial"/>
                       <w:i w:val="false"/>
                       <w:b w:val="false"/>
                       <w:u w:val="none"/>
@@ -6747,19 +6747,19 @@
                     <w:spacing w:after="100" w:before="100" w:line="240"/>
                     <w:ind w:left="100" w:right="100" w:firstLine="0" w:firstLineChars="0"/>
                     <w:rPr>
-                      <w:rFonts w:ascii="Calibri" w:hAnsi="Calibri" w:eastAsia="Calibri" w:cs="Calibri"/>
-                      <w:i w:val="false"/>
-                      <w:b w:val="false"/>
-                      <w:u w:val="none"/>
-                      <w:strike w:val="false"/>
-                      <w:sz w:val="22"/>
-                      <w:szCs w:val="22"/>
-                      <w:color w:val="000000"/>
-                    </w:rPr>
-                  </w:pPr>
-                  <w:r xmlns:w="http://schemas.openxmlformats.org/wordprocessingml/2006/main" xmlns:wp="http://schemas.openxmlformats.org/drawingml/2006/wordprocessingDrawing" xmlns:r="http://schemas.openxmlformats.org/officeDocument/2006/relationships" xmlns:w14="http://schemas.microsoft.com/office/word/2010/wordml">
-                    <w:rPr>
-                      <w:rFonts w:ascii="Calibri" w:hAnsi="Calibri" w:eastAsia="Calibri" w:cs="Calibri"/>
+                      <w:rFonts w:ascii="Arial" w:hAnsi="Arial" w:eastAsia="Arial" w:cs="Arial"/>
+                      <w:i w:val="false"/>
+                      <w:b w:val="false"/>
+                      <w:u w:val="none"/>
+                      <w:strike w:val="false"/>
+                      <w:sz w:val="22"/>
+                      <w:szCs w:val="22"/>
+                      <w:color w:val="000000"/>
+                    </w:rPr>
+                  </w:pPr>
+                  <w:r xmlns:w="http://schemas.openxmlformats.org/wordprocessingml/2006/main" xmlns:wp="http://schemas.openxmlformats.org/drawingml/2006/wordprocessingDrawing" xmlns:r="http://schemas.openxmlformats.org/officeDocument/2006/relationships" xmlns:w14="http://schemas.microsoft.com/office/word/2010/wordml">
+                    <w:rPr>
+                      <w:rFonts w:ascii="Arial" w:hAnsi="Arial" w:eastAsia="Arial" w:cs="Arial"/>
                       <w:i w:val="false"/>
                       <w:b w:val="false"/>
                       <w:u w:val="none"/>
@@ -6801,19 +6801,19 @@
                     <w:spacing w:after="100" w:before="100" w:line="240"/>
                     <w:ind w:left="100" w:right="100" w:firstLine="0" w:firstLineChars="0"/>
                     <w:rPr>
-                      <w:rFonts w:ascii="Calibri" w:hAnsi="Calibri" w:eastAsia="Calibri" w:cs="Calibri"/>
-                      <w:i w:val="false"/>
-                      <w:b w:val="false"/>
-                      <w:u w:val="none"/>
-                      <w:strike w:val="false"/>
-                      <w:sz w:val="22"/>
-                      <w:szCs w:val="22"/>
-                      <w:color w:val="000000"/>
-                    </w:rPr>
-                  </w:pPr>
-                  <w:r xmlns:w="http://schemas.openxmlformats.org/wordprocessingml/2006/main" xmlns:wp="http://schemas.openxmlformats.org/drawingml/2006/wordprocessingDrawing" xmlns:r="http://schemas.openxmlformats.org/officeDocument/2006/relationships" xmlns:w14="http://schemas.microsoft.com/office/word/2010/wordml">
-                    <w:rPr>
-                      <w:rFonts w:ascii="Calibri" w:hAnsi="Calibri" w:eastAsia="Calibri" w:cs="Calibri"/>
+                      <w:rFonts w:ascii="Arial" w:hAnsi="Arial" w:eastAsia="Arial" w:cs="Arial"/>
+                      <w:i w:val="false"/>
+                      <w:b w:val="false"/>
+                      <w:u w:val="none"/>
+                      <w:strike w:val="false"/>
+                      <w:sz w:val="22"/>
+                      <w:szCs w:val="22"/>
+                      <w:color w:val="000000"/>
+                    </w:rPr>
+                  </w:pPr>
+                  <w:r xmlns:w="http://schemas.openxmlformats.org/wordprocessingml/2006/main" xmlns:wp="http://schemas.openxmlformats.org/drawingml/2006/wordprocessingDrawing" xmlns:r="http://schemas.openxmlformats.org/officeDocument/2006/relationships" xmlns:w14="http://schemas.microsoft.com/office/word/2010/wordml">
+                    <w:rPr>
+                      <w:rFonts w:ascii="Arial" w:hAnsi="Arial" w:eastAsia="Arial" w:cs="Arial"/>
                       <w:i w:val="false"/>
                       <w:b w:val="false"/>
                       <w:u w:val="none"/>
@@ -6855,19 +6855,19 @@
                     <w:spacing w:after="100" w:before="100" w:line="240"/>
                     <w:ind w:left="100" w:right="100" w:firstLine="0" w:firstLineChars="0"/>
                     <w:rPr>
-                      <w:rFonts w:ascii="Calibri" w:hAnsi="Calibri" w:eastAsia="Calibri" w:cs="Calibri"/>
-                      <w:i w:val="false"/>
-                      <w:b w:val="false"/>
-                      <w:u w:val="none"/>
-                      <w:strike w:val="false"/>
-                      <w:sz w:val="22"/>
-                      <w:szCs w:val="22"/>
-                      <w:color w:val="000000"/>
-                    </w:rPr>
-                  </w:pPr>
-                  <w:r xmlns:w="http://schemas.openxmlformats.org/wordprocessingml/2006/main" xmlns:wp="http://schemas.openxmlformats.org/drawingml/2006/wordprocessingDrawing" xmlns:r="http://schemas.openxmlformats.org/officeDocument/2006/relationships" xmlns:w14="http://schemas.microsoft.com/office/word/2010/wordml">
-                    <w:rPr>
-                      <w:rFonts w:ascii="Calibri" w:hAnsi="Calibri" w:eastAsia="Calibri" w:cs="Calibri"/>
+                      <w:rFonts w:ascii="Arial" w:hAnsi="Arial" w:eastAsia="Arial" w:cs="Arial"/>
+                      <w:i w:val="false"/>
+                      <w:b w:val="false"/>
+                      <w:u w:val="none"/>
+                      <w:strike w:val="false"/>
+                      <w:sz w:val="22"/>
+                      <w:szCs w:val="22"/>
+                      <w:color w:val="000000"/>
+                    </w:rPr>
+                  </w:pPr>
+                  <w:r xmlns:w="http://schemas.openxmlformats.org/wordprocessingml/2006/main" xmlns:wp="http://schemas.openxmlformats.org/drawingml/2006/wordprocessingDrawing" xmlns:r="http://schemas.openxmlformats.org/officeDocument/2006/relationships" xmlns:w14="http://schemas.microsoft.com/office/word/2010/wordml">
+                    <w:rPr>
+                      <w:rFonts w:ascii="Arial" w:hAnsi="Arial" w:eastAsia="Arial" w:cs="Arial"/>
                       <w:i w:val="false"/>
                       <w:b w:val="false"/>
                       <w:u w:val="none"/>
@@ -6909,19 +6909,19 @@
                     <w:spacing w:after="100" w:before="100" w:line="240"/>
                     <w:ind w:left="100" w:right="100" w:firstLine="0" w:firstLineChars="0"/>
                     <w:rPr>
-                      <w:rFonts w:ascii="Calibri" w:hAnsi="Calibri" w:eastAsia="Calibri" w:cs="Calibri"/>
-                      <w:i w:val="false"/>
-                      <w:b w:val="false"/>
-                      <w:u w:val="none"/>
-                      <w:strike w:val="false"/>
-                      <w:sz w:val="22"/>
-                      <w:szCs w:val="22"/>
-                      <w:color w:val="000000"/>
-                    </w:rPr>
-                  </w:pPr>
-                  <w:r xmlns:w="http://schemas.openxmlformats.org/wordprocessingml/2006/main" xmlns:wp="http://schemas.openxmlformats.org/drawingml/2006/wordprocessingDrawing" xmlns:r="http://schemas.openxmlformats.org/officeDocument/2006/relationships" xmlns:w14="http://schemas.microsoft.com/office/word/2010/wordml">
-                    <w:rPr>
-                      <w:rFonts w:ascii="Calibri" w:hAnsi="Calibri" w:eastAsia="Calibri" w:cs="Calibri"/>
+                      <w:rFonts w:ascii="Arial" w:hAnsi="Arial" w:eastAsia="Arial" w:cs="Arial"/>
+                      <w:i w:val="false"/>
+                      <w:b w:val="false"/>
+                      <w:u w:val="none"/>
+                      <w:strike w:val="false"/>
+                      <w:sz w:val="22"/>
+                      <w:szCs w:val="22"/>
+                      <w:color w:val="000000"/>
+                    </w:rPr>
+                  </w:pPr>
+                  <w:r xmlns:w="http://schemas.openxmlformats.org/wordprocessingml/2006/main" xmlns:wp="http://schemas.openxmlformats.org/drawingml/2006/wordprocessingDrawing" xmlns:r="http://schemas.openxmlformats.org/officeDocument/2006/relationships" xmlns:w14="http://schemas.microsoft.com/office/word/2010/wordml">
+                    <w:rPr>
+                      <w:rFonts w:ascii="Arial" w:hAnsi="Arial" w:eastAsia="Arial" w:cs="Arial"/>
                       <w:i w:val="false"/>
                       <w:b w:val="false"/>
                       <w:u w:val="none"/>
@@ -6963,19 +6963,19 @@
                     <w:spacing w:after="100" w:before="100" w:line="240"/>
                     <w:ind w:left="100" w:right="100" w:firstLine="0" w:firstLineChars="0"/>
                     <w:rPr>
-                      <w:rFonts w:ascii="Calibri" w:hAnsi="Calibri" w:eastAsia="Calibri" w:cs="Calibri"/>
-                      <w:i w:val="false"/>
-                      <w:b w:val="false"/>
-                      <w:u w:val="none"/>
-                      <w:strike w:val="false"/>
-                      <w:sz w:val="22"/>
-                      <w:szCs w:val="22"/>
-                      <w:color w:val="000000"/>
-                    </w:rPr>
-                  </w:pPr>
-                  <w:r xmlns:w="http://schemas.openxmlformats.org/wordprocessingml/2006/main" xmlns:wp="http://schemas.openxmlformats.org/drawingml/2006/wordprocessingDrawing" xmlns:r="http://schemas.openxmlformats.org/officeDocument/2006/relationships" xmlns:w14="http://schemas.microsoft.com/office/word/2010/wordml">
-                    <w:rPr>
-                      <w:rFonts w:ascii="Calibri" w:hAnsi="Calibri" w:eastAsia="Calibri" w:cs="Calibri"/>
+                      <w:rFonts w:ascii="Arial" w:hAnsi="Arial" w:eastAsia="Arial" w:cs="Arial"/>
+                      <w:i w:val="false"/>
+                      <w:b w:val="false"/>
+                      <w:u w:val="none"/>
+                      <w:strike w:val="false"/>
+                      <w:sz w:val="22"/>
+                      <w:szCs w:val="22"/>
+                      <w:color w:val="000000"/>
+                    </w:rPr>
+                  </w:pPr>
+                  <w:r xmlns:w="http://schemas.openxmlformats.org/wordprocessingml/2006/main" xmlns:wp="http://schemas.openxmlformats.org/drawingml/2006/wordprocessingDrawing" xmlns:r="http://schemas.openxmlformats.org/officeDocument/2006/relationships" xmlns:w14="http://schemas.microsoft.com/office/word/2010/wordml">
+                    <w:rPr>
+                      <w:rFonts w:ascii="Arial" w:hAnsi="Arial" w:eastAsia="Arial" w:cs="Arial"/>
                       <w:i w:val="false"/>
                       <w:b w:val="false"/>
                       <w:u w:val="none"/>
@@ -7023,19 +7023,19 @@
                     <w:spacing w:after="100" w:before="100" w:line="240"/>
                     <w:ind w:left="100" w:right="100" w:firstLine="0" w:firstLineChars="0"/>
                     <w:rPr>
-                      <w:rFonts w:ascii="Calibri" w:hAnsi="Calibri" w:eastAsia="Calibri" w:cs="Calibri"/>
-                      <w:i w:val="false"/>
-                      <w:b w:val="false"/>
-                      <w:u w:val="none"/>
-                      <w:strike w:val="false"/>
-                      <w:sz w:val="22"/>
-                      <w:szCs w:val="22"/>
-                      <w:color w:val="000000"/>
-                    </w:rPr>
-                  </w:pPr>
-                  <w:r xmlns:w="http://schemas.openxmlformats.org/wordprocessingml/2006/main" xmlns:wp="http://schemas.openxmlformats.org/drawingml/2006/wordprocessingDrawing" xmlns:r="http://schemas.openxmlformats.org/officeDocument/2006/relationships" xmlns:w14="http://schemas.microsoft.com/office/word/2010/wordml">
-                    <w:rPr>
-                      <w:rFonts w:ascii="Calibri" w:hAnsi="Calibri" w:eastAsia="Calibri" w:cs="Calibri"/>
+                      <w:rFonts w:ascii="Arial" w:hAnsi="Arial" w:eastAsia="Arial" w:cs="Arial"/>
+                      <w:i w:val="false"/>
+                      <w:b w:val="false"/>
+                      <w:u w:val="none"/>
+                      <w:strike w:val="false"/>
+                      <w:sz w:val="22"/>
+                      <w:szCs w:val="22"/>
+                      <w:color w:val="000000"/>
+                    </w:rPr>
+                  </w:pPr>
+                  <w:r xmlns:w="http://schemas.openxmlformats.org/wordprocessingml/2006/main" xmlns:wp="http://schemas.openxmlformats.org/drawingml/2006/wordprocessingDrawing" xmlns:r="http://schemas.openxmlformats.org/officeDocument/2006/relationships" xmlns:w14="http://schemas.microsoft.com/office/word/2010/wordml">
+                    <w:rPr>
+                      <w:rFonts w:ascii="Arial" w:hAnsi="Arial" w:eastAsia="Arial" w:cs="Arial"/>
                       <w:i w:val="false"/>
                       <w:b w:val="false"/>
                       <w:u w:val="none"/>
@@ -7077,19 +7077,19 @@
                     <w:spacing w:after="100" w:before="100" w:line="240"/>
                     <w:ind w:left="100" w:right="100" w:firstLine="0" w:firstLineChars="0"/>
                     <w:rPr>
-                      <w:rFonts w:ascii="Calibri" w:hAnsi="Calibri" w:eastAsia="Calibri" w:cs="Calibri"/>
-                      <w:i w:val="false"/>
-                      <w:b w:val="false"/>
-                      <w:u w:val="none"/>
-                      <w:strike w:val="false"/>
-                      <w:sz w:val="22"/>
-                      <w:szCs w:val="22"/>
-                      <w:color w:val="000000"/>
-                    </w:rPr>
-                  </w:pPr>
-                  <w:r xmlns:w="http://schemas.openxmlformats.org/wordprocessingml/2006/main" xmlns:wp="http://schemas.openxmlformats.org/drawingml/2006/wordprocessingDrawing" xmlns:r="http://schemas.openxmlformats.org/officeDocument/2006/relationships" xmlns:w14="http://schemas.microsoft.com/office/word/2010/wordml">
-                    <w:rPr>
-                      <w:rFonts w:ascii="Calibri" w:hAnsi="Calibri" w:eastAsia="Calibri" w:cs="Calibri"/>
+                      <w:rFonts w:ascii="Arial" w:hAnsi="Arial" w:eastAsia="Arial" w:cs="Arial"/>
+                      <w:i w:val="false"/>
+                      <w:b w:val="false"/>
+                      <w:u w:val="none"/>
+                      <w:strike w:val="false"/>
+                      <w:sz w:val="22"/>
+                      <w:szCs w:val="22"/>
+                      <w:color w:val="000000"/>
+                    </w:rPr>
+                  </w:pPr>
+                  <w:r xmlns:w="http://schemas.openxmlformats.org/wordprocessingml/2006/main" xmlns:wp="http://schemas.openxmlformats.org/drawingml/2006/wordprocessingDrawing" xmlns:r="http://schemas.openxmlformats.org/officeDocument/2006/relationships" xmlns:w14="http://schemas.microsoft.com/office/word/2010/wordml">
+                    <w:rPr>
+                      <w:rFonts w:ascii="Arial" w:hAnsi="Arial" w:eastAsia="Arial" w:cs="Arial"/>
                       <w:i w:val="false"/>
                       <w:b w:val="false"/>
                       <w:u w:val="none"/>
@@ -7131,19 +7131,19 @@
                     <w:spacing w:after="100" w:before="100" w:line="240"/>
                     <w:ind w:left="100" w:right="100" w:firstLine="0" w:firstLineChars="0"/>
                     <w:rPr>
-                      <w:rFonts w:ascii="Calibri" w:hAnsi="Calibri" w:eastAsia="Calibri" w:cs="Calibri"/>
-                      <w:i w:val="false"/>
-                      <w:b w:val="false"/>
-                      <w:u w:val="none"/>
-                      <w:strike w:val="false"/>
-                      <w:sz w:val="22"/>
-                      <w:szCs w:val="22"/>
-                      <w:color w:val="000000"/>
-                    </w:rPr>
-                  </w:pPr>
-                  <w:r xmlns:w="http://schemas.openxmlformats.org/wordprocessingml/2006/main" xmlns:wp="http://schemas.openxmlformats.org/drawingml/2006/wordprocessingDrawing" xmlns:r="http://schemas.openxmlformats.org/officeDocument/2006/relationships" xmlns:w14="http://schemas.microsoft.com/office/word/2010/wordml">
-                    <w:rPr>
-                      <w:rFonts w:ascii="Calibri" w:hAnsi="Calibri" w:eastAsia="Calibri" w:cs="Calibri"/>
+                      <w:rFonts w:ascii="Arial" w:hAnsi="Arial" w:eastAsia="Arial" w:cs="Arial"/>
+                      <w:i w:val="false"/>
+                      <w:b w:val="false"/>
+                      <w:u w:val="none"/>
+                      <w:strike w:val="false"/>
+                      <w:sz w:val="22"/>
+                      <w:szCs w:val="22"/>
+                      <w:color w:val="000000"/>
+                    </w:rPr>
+                  </w:pPr>
+                  <w:r xmlns:w="http://schemas.openxmlformats.org/wordprocessingml/2006/main" xmlns:wp="http://schemas.openxmlformats.org/drawingml/2006/wordprocessingDrawing" xmlns:r="http://schemas.openxmlformats.org/officeDocument/2006/relationships" xmlns:w14="http://schemas.microsoft.com/office/word/2010/wordml">
+                    <w:rPr>
+                      <w:rFonts w:ascii="Arial" w:hAnsi="Arial" w:eastAsia="Arial" w:cs="Arial"/>
                       <w:i w:val="false"/>
                       <w:b w:val="false"/>
                       <w:u w:val="none"/>
@@ -7185,19 +7185,19 @@
                     <w:spacing w:after="100" w:before="100" w:line="240"/>
                     <w:ind w:left="100" w:right="100" w:firstLine="0" w:firstLineChars="0"/>
                     <w:rPr>
-                      <w:rFonts w:ascii="Calibri" w:hAnsi="Calibri" w:eastAsia="Calibri" w:cs="Calibri"/>
-                      <w:i w:val="false"/>
-                      <w:b w:val="false"/>
-                      <w:u w:val="none"/>
-                      <w:strike w:val="false"/>
-                      <w:sz w:val="22"/>
-                      <w:szCs w:val="22"/>
-                      <w:color w:val="000000"/>
-                    </w:rPr>
-                  </w:pPr>
-                  <w:r xmlns:w="http://schemas.openxmlformats.org/wordprocessingml/2006/main" xmlns:wp="http://schemas.openxmlformats.org/drawingml/2006/wordprocessingDrawing" xmlns:r="http://schemas.openxmlformats.org/officeDocument/2006/relationships" xmlns:w14="http://schemas.microsoft.com/office/word/2010/wordml">
-                    <w:rPr>
-                      <w:rFonts w:ascii="Calibri" w:hAnsi="Calibri" w:eastAsia="Calibri" w:cs="Calibri"/>
+                      <w:rFonts w:ascii="Arial" w:hAnsi="Arial" w:eastAsia="Arial" w:cs="Arial"/>
+                      <w:i w:val="false"/>
+                      <w:b w:val="false"/>
+                      <w:u w:val="none"/>
+                      <w:strike w:val="false"/>
+                      <w:sz w:val="22"/>
+                      <w:szCs w:val="22"/>
+                      <w:color w:val="000000"/>
+                    </w:rPr>
+                  </w:pPr>
+                  <w:r xmlns:w="http://schemas.openxmlformats.org/wordprocessingml/2006/main" xmlns:wp="http://schemas.openxmlformats.org/drawingml/2006/wordprocessingDrawing" xmlns:r="http://schemas.openxmlformats.org/officeDocument/2006/relationships" xmlns:w14="http://schemas.microsoft.com/office/word/2010/wordml">
+                    <w:rPr>
+                      <w:rFonts w:ascii="Arial" w:hAnsi="Arial" w:eastAsia="Arial" w:cs="Arial"/>
                       <w:i w:val="false"/>
                       <w:b w:val="false"/>
                       <w:u w:val="none"/>
@@ -7239,19 +7239,19 @@
                     <w:spacing w:after="100" w:before="100" w:line="240"/>
                     <w:ind w:left="100" w:right="100" w:firstLine="0" w:firstLineChars="0"/>
                     <w:rPr>
-                      <w:rFonts w:ascii="Calibri" w:hAnsi="Calibri" w:eastAsia="Calibri" w:cs="Calibri"/>
-                      <w:i w:val="false"/>
-                      <w:b w:val="false"/>
-                      <w:u w:val="none"/>
-                      <w:strike w:val="false"/>
-                      <w:sz w:val="22"/>
-                      <w:szCs w:val="22"/>
-                      <w:color w:val="000000"/>
-                    </w:rPr>
-                  </w:pPr>
-                  <w:r xmlns:w="http://schemas.openxmlformats.org/wordprocessingml/2006/main" xmlns:wp="http://schemas.openxmlformats.org/drawingml/2006/wordprocessingDrawing" xmlns:r="http://schemas.openxmlformats.org/officeDocument/2006/relationships" xmlns:w14="http://schemas.microsoft.com/office/word/2010/wordml">
-                    <w:rPr>
-                      <w:rFonts w:ascii="Calibri" w:hAnsi="Calibri" w:eastAsia="Calibri" w:cs="Calibri"/>
+                      <w:rFonts w:ascii="Arial" w:hAnsi="Arial" w:eastAsia="Arial" w:cs="Arial"/>
+                      <w:i w:val="false"/>
+                      <w:b w:val="false"/>
+                      <w:u w:val="none"/>
+                      <w:strike w:val="false"/>
+                      <w:sz w:val="22"/>
+                      <w:szCs w:val="22"/>
+                      <w:color w:val="000000"/>
+                    </w:rPr>
+                  </w:pPr>
+                  <w:r xmlns:w="http://schemas.openxmlformats.org/wordprocessingml/2006/main" xmlns:wp="http://schemas.openxmlformats.org/drawingml/2006/wordprocessingDrawing" xmlns:r="http://schemas.openxmlformats.org/officeDocument/2006/relationships" xmlns:w14="http://schemas.microsoft.com/office/word/2010/wordml">
+                    <w:rPr>
+                      <w:rFonts w:ascii="Arial" w:hAnsi="Arial" w:eastAsia="Arial" w:cs="Arial"/>
                       <w:i w:val="false"/>
                       <w:b w:val="false"/>
                       <w:u w:val="none"/>
@@ -7293,19 +7293,19 @@
                     <w:spacing w:after="100" w:before="100" w:line="240"/>
                     <w:ind w:left="100" w:right="100" w:firstLine="0" w:firstLineChars="0"/>
                     <w:rPr>
-                      <w:rFonts w:ascii="Calibri" w:hAnsi="Calibri" w:eastAsia="Calibri" w:cs="Calibri"/>
-                      <w:i w:val="false"/>
-                      <w:b w:val="false"/>
-                      <w:u w:val="none"/>
-                      <w:strike w:val="false"/>
-                      <w:sz w:val="22"/>
-                      <w:szCs w:val="22"/>
-                      <w:color w:val="000000"/>
-                    </w:rPr>
-                  </w:pPr>
-                  <w:r xmlns:w="http://schemas.openxmlformats.org/wordprocessingml/2006/main" xmlns:wp="http://schemas.openxmlformats.org/drawingml/2006/wordprocessingDrawing" xmlns:r="http://schemas.openxmlformats.org/officeDocument/2006/relationships" xmlns:w14="http://schemas.microsoft.com/office/word/2010/wordml">
-                    <w:rPr>
-                      <w:rFonts w:ascii="Calibri" w:hAnsi="Calibri" w:eastAsia="Calibri" w:cs="Calibri"/>
+                      <w:rFonts w:ascii="Arial" w:hAnsi="Arial" w:eastAsia="Arial" w:cs="Arial"/>
+                      <w:i w:val="false"/>
+                      <w:b w:val="false"/>
+                      <w:u w:val="none"/>
+                      <w:strike w:val="false"/>
+                      <w:sz w:val="22"/>
+                      <w:szCs w:val="22"/>
+                      <w:color w:val="000000"/>
+                    </w:rPr>
+                  </w:pPr>
+                  <w:r xmlns:w="http://schemas.openxmlformats.org/wordprocessingml/2006/main" xmlns:wp="http://schemas.openxmlformats.org/drawingml/2006/wordprocessingDrawing" xmlns:r="http://schemas.openxmlformats.org/officeDocument/2006/relationships" xmlns:w14="http://schemas.microsoft.com/office/word/2010/wordml">
+                    <w:rPr>
+                      <w:rFonts w:ascii="Arial" w:hAnsi="Arial" w:eastAsia="Arial" w:cs="Arial"/>
                       <w:i w:val="false"/>
                       <w:b w:val="false"/>
                       <w:u w:val="none"/>
@@ -7347,19 +7347,19 @@
                     <w:spacing w:after="100" w:before="100" w:line="240"/>
                     <w:ind w:left="100" w:right="100" w:firstLine="0" w:firstLineChars="0"/>
                     <w:rPr>
-                      <w:rFonts w:ascii="Calibri" w:hAnsi="Calibri" w:eastAsia="Calibri" w:cs="Calibri"/>
-                      <w:i w:val="false"/>
-                      <w:b w:val="false"/>
-                      <w:u w:val="none"/>
-                      <w:strike w:val="false"/>
-                      <w:sz w:val="22"/>
-                      <w:szCs w:val="22"/>
-                      <w:color w:val="000000"/>
-                    </w:rPr>
-                  </w:pPr>
-                  <w:r xmlns:w="http://schemas.openxmlformats.org/wordprocessingml/2006/main" xmlns:wp="http://schemas.openxmlformats.org/drawingml/2006/wordprocessingDrawing" xmlns:r="http://schemas.openxmlformats.org/officeDocument/2006/relationships" xmlns:w14="http://schemas.microsoft.com/office/word/2010/wordml">
-                    <w:rPr>
-                      <w:rFonts w:ascii="Calibri" w:hAnsi="Calibri" w:eastAsia="Calibri" w:cs="Calibri"/>
+                      <w:rFonts w:ascii="Arial" w:hAnsi="Arial" w:eastAsia="Arial" w:cs="Arial"/>
+                      <w:i w:val="false"/>
+                      <w:b w:val="false"/>
+                      <w:u w:val="none"/>
+                      <w:strike w:val="false"/>
+                      <w:sz w:val="22"/>
+                      <w:szCs w:val="22"/>
+                      <w:color w:val="000000"/>
+                    </w:rPr>
+                  </w:pPr>
+                  <w:r xmlns:w="http://schemas.openxmlformats.org/wordprocessingml/2006/main" xmlns:wp="http://schemas.openxmlformats.org/drawingml/2006/wordprocessingDrawing" xmlns:r="http://schemas.openxmlformats.org/officeDocument/2006/relationships" xmlns:w14="http://schemas.microsoft.com/office/word/2010/wordml">
+                    <w:rPr>
+                      <w:rFonts w:ascii="Arial" w:hAnsi="Arial" w:eastAsia="Arial" w:cs="Arial"/>
                       <w:i w:val="false"/>
                       <w:b w:val="false"/>
                       <w:u w:val="none"/>
@@ -7407,19 +7407,19 @@
                     <w:spacing w:after="100" w:before="100" w:line="240"/>
                     <w:ind w:left="100" w:right="100" w:firstLine="0" w:firstLineChars="0"/>
                     <w:rPr>
-                      <w:rFonts w:ascii="Calibri" w:hAnsi="Calibri" w:eastAsia="Calibri" w:cs="Calibri"/>
-                      <w:i w:val="false"/>
-                      <w:b w:val="false"/>
-                      <w:u w:val="none"/>
-                      <w:strike w:val="false"/>
-                      <w:sz w:val="22"/>
-                      <w:szCs w:val="22"/>
-                      <w:color w:val="000000"/>
-                    </w:rPr>
-                  </w:pPr>
-                  <w:r xmlns:w="http://schemas.openxmlformats.org/wordprocessingml/2006/main" xmlns:wp="http://schemas.openxmlformats.org/drawingml/2006/wordprocessingDrawing" xmlns:r="http://schemas.openxmlformats.org/officeDocument/2006/relationships" xmlns:w14="http://schemas.microsoft.com/office/word/2010/wordml">
-                    <w:rPr>
-                      <w:rFonts w:ascii="Calibri" w:hAnsi="Calibri" w:eastAsia="Calibri" w:cs="Calibri"/>
+                      <w:rFonts w:ascii="Arial" w:hAnsi="Arial" w:eastAsia="Arial" w:cs="Arial"/>
+                      <w:i w:val="false"/>
+                      <w:b w:val="false"/>
+                      <w:u w:val="none"/>
+                      <w:strike w:val="false"/>
+                      <w:sz w:val="22"/>
+                      <w:szCs w:val="22"/>
+                      <w:color w:val="000000"/>
+                    </w:rPr>
+                  </w:pPr>
+                  <w:r xmlns:w="http://schemas.openxmlformats.org/wordprocessingml/2006/main" xmlns:wp="http://schemas.openxmlformats.org/drawingml/2006/wordprocessingDrawing" xmlns:r="http://schemas.openxmlformats.org/officeDocument/2006/relationships" xmlns:w14="http://schemas.microsoft.com/office/word/2010/wordml">
+                    <w:rPr>
+                      <w:rFonts w:ascii="Arial" w:hAnsi="Arial" w:eastAsia="Arial" w:cs="Arial"/>
                       <w:i w:val="false"/>
                       <w:b w:val="false"/>
                       <w:u w:val="none"/>
@@ -7461,19 +7461,19 @@
                     <w:spacing w:after="100" w:before="100" w:line="240"/>
                     <w:ind w:left="100" w:right="100" w:firstLine="0" w:firstLineChars="0"/>
                     <w:rPr>
-                      <w:rFonts w:ascii="Calibri" w:hAnsi="Calibri" w:eastAsia="Calibri" w:cs="Calibri"/>
-                      <w:i w:val="false"/>
-                      <w:b w:val="false"/>
-                      <w:u w:val="none"/>
-                      <w:strike w:val="false"/>
-                      <w:sz w:val="22"/>
-                      <w:szCs w:val="22"/>
-                      <w:color w:val="000000"/>
-                    </w:rPr>
-                  </w:pPr>
-                  <w:r xmlns:w="http://schemas.openxmlformats.org/wordprocessingml/2006/main" xmlns:wp="http://schemas.openxmlformats.org/drawingml/2006/wordprocessingDrawing" xmlns:r="http://schemas.openxmlformats.org/officeDocument/2006/relationships" xmlns:w14="http://schemas.microsoft.com/office/word/2010/wordml">
-                    <w:rPr>
-                      <w:rFonts w:ascii="Calibri" w:hAnsi="Calibri" w:eastAsia="Calibri" w:cs="Calibri"/>
+                      <w:rFonts w:ascii="Arial" w:hAnsi="Arial" w:eastAsia="Arial" w:cs="Arial"/>
+                      <w:i w:val="false"/>
+                      <w:b w:val="false"/>
+                      <w:u w:val="none"/>
+                      <w:strike w:val="false"/>
+                      <w:sz w:val="22"/>
+                      <w:szCs w:val="22"/>
+                      <w:color w:val="000000"/>
+                    </w:rPr>
+                  </w:pPr>
+                  <w:r xmlns:w="http://schemas.openxmlformats.org/wordprocessingml/2006/main" xmlns:wp="http://schemas.openxmlformats.org/drawingml/2006/wordprocessingDrawing" xmlns:r="http://schemas.openxmlformats.org/officeDocument/2006/relationships" xmlns:w14="http://schemas.microsoft.com/office/word/2010/wordml">
+                    <w:rPr>
+                      <w:rFonts w:ascii="Arial" w:hAnsi="Arial" w:eastAsia="Arial" w:cs="Arial"/>
                       <w:i w:val="false"/>
                       <w:b w:val="false"/>
                       <w:u w:val="none"/>
@@ -7515,19 +7515,19 @@
                     <w:spacing w:after="100" w:before="100" w:line="240"/>
                     <w:ind w:left="100" w:right="100" w:firstLine="0" w:firstLineChars="0"/>
                     <w:rPr>
-                      <w:rFonts w:ascii="Calibri" w:hAnsi="Calibri" w:eastAsia="Calibri" w:cs="Calibri"/>
-                      <w:i w:val="false"/>
-                      <w:b w:val="false"/>
-                      <w:u w:val="none"/>
-                      <w:strike w:val="false"/>
-                      <w:sz w:val="22"/>
-                      <w:szCs w:val="22"/>
-                      <w:color w:val="000000"/>
-                    </w:rPr>
-                  </w:pPr>
-                  <w:r xmlns:w="http://schemas.openxmlformats.org/wordprocessingml/2006/main" xmlns:wp="http://schemas.openxmlformats.org/drawingml/2006/wordprocessingDrawing" xmlns:r="http://schemas.openxmlformats.org/officeDocument/2006/relationships" xmlns:w14="http://schemas.microsoft.com/office/word/2010/wordml">
-                    <w:rPr>
-                      <w:rFonts w:ascii="Calibri" w:hAnsi="Calibri" w:eastAsia="Calibri" w:cs="Calibri"/>
+                      <w:rFonts w:ascii="Arial" w:hAnsi="Arial" w:eastAsia="Arial" w:cs="Arial"/>
+                      <w:i w:val="false"/>
+                      <w:b w:val="false"/>
+                      <w:u w:val="none"/>
+                      <w:strike w:val="false"/>
+                      <w:sz w:val="22"/>
+                      <w:szCs w:val="22"/>
+                      <w:color w:val="000000"/>
+                    </w:rPr>
+                  </w:pPr>
+                  <w:r xmlns:w="http://schemas.openxmlformats.org/wordprocessingml/2006/main" xmlns:wp="http://schemas.openxmlformats.org/drawingml/2006/wordprocessingDrawing" xmlns:r="http://schemas.openxmlformats.org/officeDocument/2006/relationships" xmlns:w14="http://schemas.microsoft.com/office/word/2010/wordml">
+                    <w:rPr>
+                      <w:rFonts w:ascii="Arial" w:hAnsi="Arial" w:eastAsia="Arial" w:cs="Arial"/>
                       <w:i w:val="false"/>
                       <w:b w:val="false"/>
                       <w:u w:val="none"/>
@@ -7569,19 +7569,19 @@
                     <w:spacing w:after="100" w:before="100" w:line="240"/>
                     <w:ind w:left="100" w:right="100" w:firstLine="0" w:firstLineChars="0"/>
                     <w:rPr>
-                      <w:rFonts w:ascii="Calibri" w:hAnsi="Calibri" w:eastAsia="Calibri" w:cs="Calibri"/>
-                      <w:i w:val="false"/>
-                      <w:b w:val="false"/>
-                      <w:u w:val="none"/>
-                      <w:strike w:val="false"/>
-                      <w:sz w:val="22"/>
-                      <w:szCs w:val="22"/>
-                      <w:color w:val="000000"/>
-                    </w:rPr>
-                  </w:pPr>
-                  <w:r xmlns:w="http://schemas.openxmlformats.org/wordprocessingml/2006/main" xmlns:wp="http://schemas.openxmlformats.org/drawingml/2006/wordprocessingDrawing" xmlns:r="http://schemas.openxmlformats.org/officeDocument/2006/relationships" xmlns:w14="http://schemas.microsoft.com/office/word/2010/wordml">
-                    <w:rPr>
-                      <w:rFonts w:ascii="Calibri" w:hAnsi="Calibri" w:eastAsia="Calibri" w:cs="Calibri"/>
+                      <w:rFonts w:ascii="Arial" w:hAnsi="Arial" w:eastAsia="Arial" w:cs="Arial"/>
+                      <w:i w:val="false"/>
+                      <w:b w:val="false"/>
+                      <w:u w:val="none"/>
+                      <w:strike w:val="false"/>
+                      <w:sz w:val="22"/>
+                      <w:szCs w:val="22"/>
+                      <w:color w:val="000000"/>
+                    </w:rPr>
+                  </w:pPr>
+                  <w:r xmlns:w="http://schemas.openxmlformats.org/wordprocessingml/2006/main" xmlns:wp="http://schemas.openxmlformats.org/drawingml/2006/wordprocessingDrawing" xmlns:r="http://schemas.openxmlformats.org/officeDocument/2006/relationships" xmlns:w14="http://schemas.microsoft.com/office/word/2010/wordml">
+                    <w:rPr>
+                      <w:rFonts w:ascii="Arial" w:hAnsi="Arial" w:eastAsia="Arial" w:cs="Arial"/>
                       <w:i w:val="false"/>
                       <w:b w:val="false"/>
                       <w:u w:val="none"/>
@@ -7623,19 +7623,19 @@
                     <w:spacing w:after="100" w:before="100" w:line="240"/>
                     <w:ind w:left="100" w:right="100" w:firstLine="0" w:firstLineChars="0"/>
                     <w:rPr>
-                      <w:rFonts w:ascii="Calibri" w:hAnsi="Calibri" w:eastAsia="Calibri" w:cs="Calibri"/>
-                      <w:i w:val="false"/>
-                      <w:b w:val="false"/>
-                      <w:u w:val="none"/>
-                      <w:strike w:val="false"/>
-                      <w:sz w:val="22"/>
-                      <w:szCs w:val="22"/>
-                      <w:color w:val="000000"/>
-                    </w:rPr>
-                  </w:pPr>
-                  <w:r xmlns:w="http://schemas.openxmlformats.org/wordprocessingml/2006/main" xmlns:wp="http://schemas.openxmlformats.org/drawingml/2006/wordprocessingDrawing" xmlns:r="http://schemas.openxmlformats.org/officeDocument/2006/relationships" xmlns:w14="http://schemas.microsoft.com/office/word/2010/wordml">
-                    <w:rPr>
-                      <w:rFonts w:ascii="Calibri" w:hAnsi="Calibri" w:eastAsia="Calibri" w:cs="Calibri"/>
+                      <w:rFonts w:ascii="Arial" w:hAnsi="Arial" w:eastAsia="Arial" w:cs="Arial"/>
+                      <w:i w:val="false"/>
+                      <w:b w:val="false"/>
+                      <w:u w:val="none"/>
+                      <w:strike w:val="false"/>
+                      <w:sz w:val="22"/>
+                      <w:szCs w:val="22"/>
+                      <w:color w:val="000000"/>
+                    </w:rPr>
+                  </w:pPr>
+                  <w:r xmlns:w="http://schemas.openxmlformats.org/wordprocessingml/2006/main" xmlns:wp="http://schemas.openxmlformats.org/drawingml/2006/wordprocessingDrawing" xmlns:r="http://schemas.openxmlformats.org/officeDocument/2006/relationships" xmlns:w14="http://schemas.microsoft.com/office/word/2010/wordml">
+                    <w:rPr>
+                      <w:rFonts w:ascii="Arial" w:hAnsi="Arial" w:eastAsia="Arial" w:cs="Arial"/>
                       <w:i w:val="false"/>
                       <w:b w:val="false"/>
                       <w:u w:val="none"/>
@@ -7677,19 +7677,19 @@
                     <w:spacing w:after="100" w:before="100" w:line="240"/>
                     <w:ind w:left="100" w:right="100" w:firstLine="0" w:firstLineChars="0"/>
                     <w:rPr>
-                      <w:rFonts w:ascii="Calibri" w:hAnsi="Calibri" w:eastAsia="Calibri" w:cs="Calibri"/>
-                      <w:i w:val="false"/>
-                      <w:b w:val="false"/>
-                      <w:u w:val="none"/>
-                      <w:strike w:val="false"/>
-                      <w:sz w:val="22"/>
-                      <w:szCs w:val="22"/>
-                      <w:color w:val="000000"/>
-                    </w:rPr>
-                  </w:pPr>
-                  <w:r xmlns:w="http://schemas.openxmlformats.org/wordprocessingml/2006/main" xmlns:wp="http://schemas.openxmlformats.org/drawingml/2006/wordprocessingDrawing" xmlns:r="http://schemas.openxmlformats.org/officeDocument/2006/relationships" xmlns:w14="http://schemas.microsoft.com/office/word/2010/wordml">
-                    <w:rPr>
-                      <w:rFonts w:ascii="Calibri" w:hAnsi="Calibri" w:eastAsia="Calibri" w:cs="Calibri"/>
+                      <w:rFonts w:ascii="Arial" w:hAnsi="Arial" w:eastAsia="Arial" w:cs="Arial"/>
+                      <w:i w:val="false"/>
+                      <w:b w:val="false"/>
+                      <w:u w:val="none"/>
+                      <w:strike w:val="false"/>
+                      <w:sz w:val="22"/>
+                      <w:szCs w:val="22"/>
+                      <w:color w:val="000000"/>
+                    </w:rPr>
+                  </w:pPr>
+                  <w:r xmlns:w="http://schemas.openxmlformats.org/wordprocessingml/2006/main" xmlns:wp="http://schemas.openxmlformats.org/drawingml/2006/wordprocessingDrawing" xmlns:r="http://schemas.openxmlformats.org/officeDocument/2006/relationships" xmlns:w14="http://schemas.microsoft.com/office/word/2010/wordml">
+                    <w:rPr>
+                      <w:rFonts w:ascii="Arial" w:hAnsi="Arial" w:eastAsia="Arial" w:cs="Arial"/>
                       <w:i w:val="false"/>
                       <w:b w:val="false"/>
                       <w:u w:val="none"/>
@@ -7731,19 +7731,19 @@
                     <w:spacing w:after="100" w:before="100" w:line="240"/>
                     <w:ind w:left="100" w:right="100" w:firstLine="0" w:firstLineChars="0"/>
                     <w:rPr>
-                      <w:rFonts w:ascii="Calibri" w:hAnsi="Calibri" w:eastAsia="Calibri" w:cs="Calibri"/>
-                      <w:i w:val="false"/>
-                      <w:b w:val="false"/>
-                      <w:u w:val="none"/>
-                      <w:strike w:val="false"/>
-                      <w:sz w:val="22"/>
-                      <w:szCs w:val="22"/>
-                      <w:color w:val="000000"/>
-                    </w:rPr>
-                  </w:pPr>
-                  <w:r xmlns:w="http://schemas.openxmlformats.org/wordprocessingml/2006/main" xmlns:wp="http://schemas.openxmlformats.org/drawingml/2006/wordprocessingDrawing" xmlns:r="http://schemas.openxmlformats.org/officeDocument/2006/relationships" xmlns:w14="http://schemas.microsoft.com/office/word/2010/wordml">
-                    <w:rPr>
-                      <w:rFonts w:ascii="Calibri" w:hAnsi="Calibri" w:eastAsia="Calibri" w:cs="Calibri"/>
+                      <w:rFonts w:ascii="Arial" w:hAnsi="Arial" w:eastAsia="Arial" w:cs="Arial"/>
+                      <w:i w:val="false"/>
+                      <w:b w:val="false"/>
+                      <w:u w:val="none"/>
+                      <w:strike w:val="false"/>
+                      <w:sz w:val="22"/>
+                      <w:szCs w:val="22"/>
+                      <w:color w:val="000000"/>
+                    </w:rPr>
+                  </w:pPr>
+                  <w:r xmlns:w="http://schemas.openxmlformats.org/wordprocessingml/2006/main" xmlns:wp="http://schemas.openxmlformats.org/drawingml/2006/wordprocessingDrawing" xmlns:r="http://schemas.openxmlformats.org/officeDocument/2006/relationships" xmlns:w14="http://schemas.microsoft.com/office/word/2010/wordml">
+                    <w:rPr>
+                      <w:rFonts w:ascii="Arial" w:hAnsi="Arial" w:eastAsia="Arial" w:cs="Arial"/>
                       <w:i w:val="false"/>
                       <w:b w:val="false"/>
                       <w:u w:val="none"/>
@@ -7791,19 +7791,19 @@
                     <w:spacing w:after="100" w:before="100" w:line="240"/>
                     <w:ind w:left="100" w:right="100" w:firstLine="0" w:firstLineChars="0"/>
                     <w:rPr>
-                      <w:rFonts w:ascii="Calibri" w:hAnsi="Calibri" w:eastAsia="Calibri" w:cs="Calibri"/>
-                      <w:i w:val="false"/>
-                      <w:b w:val="false"/>
-                      <w:u w:val="none"/>
-                      <w:strike w:val="false"/>
-                      <w:sz w:val="22"/>
-                      <w:szCs w:val="22"/>
-                      <w:color w:val="000000"/>
-                    </w:rPr>
-                  </w:pPr>
-                  <w:r xmlns:w="http://schemas.openxmlformats.org/wordprocessingml/2006/main" xmlns:wp="http://schemas.openxmlformats.org/drawingml/2006/wordprocessingDrawing" xmlns:r="http://schemas.openxmlformats.org/officeDocument/2006/relationships" xmlns:w14="http://schemas.microsoft.com/office/word/2010/wordml">
-                    <w:rPr>
-                      <w:rFonts w:ascii="Calibri" w:hAnsi="Calibri" w:eastAsia="Calibri" w:cs="Calibri"/>
+                      <w:rFonts w:ascii="Arial" w:hAnsi="Arial" w:eastAsia="Arial" w:cs="Arial"/>
+                      <w:i w:val="false"/>
+                      <w:b w:val="false"/>
+                      <w:u w:val="none"/>
+                      <w:strike w:val="false"/>
+                      <w:sz w:val="22"/>
+                      <w:szCs w:val="22"/>
+                      <w:color w:val="000000"/>
+                    </w:rPr>
+                  </w:pPr>
+                  <w:r xmlns:w="http://schemas.openxmlformats.org/wordprocessingml/2006/main" xmlns:wp="http://schemas.openxmlformats.org/drawingml/2006/wordprocessingDrawing" xmlns:r="http://schemas.openxmlformats.org/officeDocument/2006/relationships" xmlns:w14="http://schemas.microsoft.com/office/word/2010/wordml">
+                    <w:rPr>
+                      <w:rFonts w:ascii="Arial" w:hAnsi="Arial" w:eastAsia="Arial" w:cs="Arial"/>
                       <w:i w:val="false"/>
                       <w:b w:val="false"/>
                       <w:u w:val="none"/>
@@ -7845,19 +7845,19 @@
                     <w:spacing w:after="100" w:before="100" w:line="240"/>
                     <w:ind w:left="100" w:right="100" w:firstLine="0" w:firstLineChars="0"/>
                     <w:rPr>
-                      <w:rFonts w:ascii="Calibri" w:hAnsi="Calibri" w:eastAsia="Calibri" w:cs="Calibri"/>
-                      <w:i w:val="false"/>
-                      <w:b w:val="false"/>
-                      <w:u w:val="none"/>
-                      <w:strike w:val="false"/>
-                      <w:sz w:val="22"/>
-                      <w:szCs w:val="22"/>
-                      <w:color w:val="000000"/>
-                    </w:rPr>
-                  </w:pPr>
-                  <w:r xmlns:w="http://schemas.openxmlformats.org/wordprocessingml/2006/main" xmlns:wp="http://schemas.openxmlformats.org/drawingml/2006/wordprocessingDrawing" xmlns:r="http://schemas.openxmlformats.org/officeDocument/2006/relationships" xmlns:w14="http://schemas.microsoft.com/office/word/2010/wordml">
-                    <w:rPr>
-                      <w:rFonts w:ascii="Calibri" w:hAnsi="Calibri" w:eastAsia="Calibri" w:cs="Calibri"/>
+                      <w:rFonts w:ascii="Arial" w:hAnsi="Arial" w:eastAsia="Arial" w:cs="Arial"/>
+                      <w:i w:val="false"/>
+                      <w:b w:val="false"/>
+                      <w:u w:val="none"/>
+                      <w:strike w:val="false"/>
+                      <w:sz w:val="22"/>
+                      <w:szCs w:val="22"/>
+                      <w:color w:val="000000"/>
+                    </w:rPr>
+                  </w:pPr>
+                  <w:r xmlns:w="http://schemas.openxmlformats.org/wordprocessingml/2006/main" xmlns:wp="http://schemas.openxmlformats.org/drawingml/2006/wordprocessingDrawing" xmlns:r="http://schemas.openxmlformats.org/officeDocument/2006/relationships" xmlns:w14="http://schemas.microsoft.com/office/word/2010/wordml">
+                    <w:rPr>
+                      <w:rFonts w:ascii="Arial" w:hAnsi="Arial" w:eastAsia="Arial" w:cs="Arial"/>
                       <w:i w:val="false"/>
                       <w:b w:val="false"/>
                       <w:u w:val="none"/>
@@ -7899,19 +7899,19 @@
                     <w:spacing w:after="100" w:before="100" w:line="240"/>
                     <w:ind w:left="100" w:right="100" w:firstLine="0" w:firstLineChars="0"/>
                     <w:rPr>
-                      <w:rFonts w:ascii="Calibri" w:hAnsi="Calibri" w:eastAsia="Calibri" w:cs="Calibri"/>
-                      <w:i w:val="false"/>
-                      <w:b w:val="false"/>
-                      <w:u w:val="none"/>
-                      <w:strike w:val="false"/>
-                      <w:sz w:val="22"/>
-                      <w:szCs w:val="22"/>
-                      <w:color w:val="000000"/>
-                    </w:rPr>
-                  </w:pPr>
-                  <w:r xmlns:w="http://schemas.openxmlformats.org/wordprocessingml/2006/main" xmlns:wp="http://schemas.openxmlformats.org/drawingml/2006/wordprocessingDrawing" xmlns:r="http://schemas.openxmlformats.org/officeDocument/2006/relationships" xmlns:w14="http://schemas.microsoft.com/office/word/2010/wordml">
-                    <w:rPr>
-                      <w:rFonts w:ascii="Calibri" w:hAnsi="Calibri" w:eastAsia="Calibri" w:cs="Calibri"/>
+                      <w:rFonts w:ascii="Arial" w:hAnsi="Arial" w:eastAsia="Arial" w:cs="Arial"/>
+                      <w:i w:val="false"/>
+                      <w:b w:val="false"/>
+                      <w:u w:val="none"/>
+                      <w:strike w:val="false"/>
+                      <w:sz w:val="22"/>
+                      <w:szCs w:val="22"/>
+                      <w:color w:val="000000"/>
+                    </w:rPr>
+                  </w:pPr>
+                  <w:r xmlns:w="http://schemas.openxmlformats.org/wordprocessingml/2006/main" xmlns:wp="http://schemas.openxmlformats.org/drawingml/2006/wordprocessingDrawing" xmlns:r="http://schemas.openxmlformats.org/officeDocument/2006/relationships" xmlns:w14="http://schemas.microsoft.com/office/word/2010/wordml">
+                    <w:rPr>
+                      <w:rFonts w:ascii="Arial" w:hAnsi="Arial" w:eastAsia="Arial" w:cs="Arial"/>
                       <w:i w:val="false"/>
                       <w:b w:val="false"/>
                       <w:u w:val="none"/>
@@ -7953,19 +7953,19 @@
                     <w:spacing w:after="100" w:before="100" w:line="240"/>
                     <w:ind w:left="100" w:right="100" w:firstLine="0" w:firstLineChars="0"/>
                     <w:rPr>
-                      <w:rFonts w:ascii="Calibri" w:hAnsi="Calibri" w:eastAsia="Calibri" w:cs="Calibri"/>
-                      <w:i w:val="false"/>
-                      <w:b w:val="false"/>
-                      <w:u w:val="none"/>
-                      <w:strike w:val="false"/>
-                      <w:sz w:val="22"/>
-                      <w:szCs w:val="22"/>
-                      <w:color w:val="000000"/>
-                    </w:rPr>
-                  </w:pPr>
-                  <w:r xmlns:w="http://schemas.openxmlformats.org/wordprocessingml/2006/main" xmlns:wp="http://schemas.openxmlformats.org/drawingml/2006/wordprocessingDrawing" xmlns:r="http://schemas.openxmlformats.org/officeDocument/2006/relationships" xmlns:w14="http://schemas.microsoft.com/office/word/2010/wordml">
-                    <w:rPr>
-                      <w:rFonts w:ascii="Calibri" w:hAnsi="Calibri" w:eastAsia="Calibri" w:cs="Calibri"/>
+                      <w:rFonts w:ascii="Arial" w:hAnsi="Arial" w:eastAsia="Arial" w:cs="Arial"/>
+                      <w:i w:val="false"/>
+                      <w:b w:val="false"/>
+                      <w:u w:val="none"/>
+                      <w:strike w:val="false"/>
+                      <w:sz w:val="22"/>
+                      <w:szCs w:val="22"/>
+                      <w:color w:val="000000"/>
+                    </w:rPr>
+                  </w:pPr>
+                  <w:r xmlns:w="http://schemas.openxmlformats.org/wordprocessingml/2006/main" xmlns:wp="http://schemas.openxmlformats.org/drawingml/2006/wordprocessingDrawing" xmlns:r="http://schemas.openxmlformats.org/officeDocument/2006/relationships" xmlns:w14="http://schemas.microsoft.com/office/word/2010/wordml">
+                    <w:rPr>
+                      <w:rFonts w:ascii="Arial" w:hAnsi="Arial" w:eastAsia="Arial" w:cs="Arial"/>
                       <w:i w:val="false"/>
                       <w:b w:val="false"/>
                       <w:u w:val="none"/>
@@ -8007,19 +8007,19 @@
                     <w:spacing w:after="100" w:before="100" w:line="240"/>
                     <w:ind w:left="100" w:right="100" w:firstLine="0" w:firstLineChars="0"/>
                     <w:rPr>
-                      <w:rFonts w:ascii="Calibri" w:hAnsi="Calibri" w:eastAsia="Calibri" w:cs="Calibri"/>
-                      <w:i w:val="false"/>
-                      <w:b w:val="false"/>
-                      <w:u w:val="none"/>
-                      <w:strike w:val="false"/>
-                      <w:sz w:val="22"/>
-                      <w:szCs w:val="22"/>
-                      <w:color w:val="000000"/>
-                    </w:rPr>
-                  </w:pPr>
-                  <w:r xmlns:w="http://schemas.openxmlformats.org/wordprocessingml/2006/main" xmlns:wp="http://schemas.openxmlformats.org/drawingml/2006/wordprocessingDrawing" xmlns:r="http://schemas.openxmlformats.org/officeDocument/2006/relationships" xmlns:w14="http://schemas.microsoft.com/office/word/2010/wordml">
-                    <w:rPr>
-                      <w:rFonts w:ascii="Calibri" w:hAnsi="Calibri" w:eastAsia="Calibri" w:cs="Calibri"/>
+                      <w:rFonts w:ascii="Arial" w:hAnsi="Arial" w:eastAsia="Arial" w:cs="Arial"/>
+                      <w:i w:val="false"/>
+                      <w:b w:val="false"/>
+                      <w:u w:val="none"/>
+                      <w:strike w:val="false"/>
+                      <w:sz w:val="22"/>
+                      <w:szCs w:val="22"/>
+                      <w:color w:val="000000"/>
+                    </w:rPr>
+                  </w:pPr>
+                  <w:r xmlns:w="http://schemas.openxmlformats.org/wordprocessingml/2006/main" xmlns:wp="http://schemas.openxmlformats.org/drawingml/2006/wordprocessingDrawing" xmlns:r="http://schemas.openxmlformats.org/officeDocument/2006/relationships" xmlns:w14="http://schemas.microsoft.com/office/word/2010/wordml">
+                    <w:rPr>
+                      <w:rFonts w:ascii="Arial" w:hAnsi="Arial" w:eastAsia="Arial" w:cs="Arial"/>
                       <w:i w:val="false"/>
                       <w:b w:val="false"/>
                       <w:u w:val="none"/>
@@ -8061,28 +8061,28 @@
                     <w:spacing w:after="100" w:before="100" w:line="240"/>
                     <w:ind w:left="100" w:right="100" w:firstLine="0" w:firstLineChars="0"/>
                     <w:rPr>
-                      <w:rFonts w:ascii="Calibri" w:hAnsi="Calibri" w:eastAsia="Calibri" w:cs="Calibri"/>
-                      <w:i w:val="false"/>
-                      <w:b w:val="false"/>
-                      <w:u w:val="none"/>
-                      <w:strike w:val="false"/>
-                      <w:sz w:val="22"/>
-                      <w:szCs w:val="22"/>
-                      <w:color w:val="000000"/>
-                    </w:rPr>
-                  </w:pPr>
-                  <w:r xmlns:w="http://schemas.openxmlformats.org/wordprocessingml/2006/main" xmlns:wp="http://schemas.openxmlformats.org/drawingml/2006/wordprocessingDrawing" xmlns:r="http://schemas.openxmlformats.org/officeDocument/2006/relationships" xmlns:w14="http://schemas.microsoft.com/office/word/2010/wordml">
-                    <w:rPr>
-                      <w:rFonts w:ascii="Calibri" w:hAnsi="Calibri" w:eastAsia="Calibri" w:cs="Calibri"/>
-                      <w:i w:val="false"/>
-                      <w:b w:val="false"/>
-                      <w:u w:val="none"/>
-                      <w:strike w:val="false"/>
-                      <w:sz w:val="22"/>
-                      <w:szCs w:val="22"/>
-                      <w:color w:val="000000"/>
-                    </w:rPr>
-                    <w:t xml:space="preserve">729.4</w:t>
+                      <w:rFonts w:ascii="Arial" w:hAnsi="Arial" w:eastAsia="Arial" w:cs="Arial"/>
+                      <w:i w:val="false"/>
+                      <w:b w:val="false"/>
+                      <w:u w:val="none"/>
+                      <w:strike w:val="false"/>
+                      <w:sz w:val="22"/>
+                      <w:szCs w:val="22"/>
+                      <w:color w:val="000000"/>
+                    </w:rPr>
+                  </w:pPr>
+                  <w:r xmlns:w="http://schemas.openxmlformats.org/wordprocessingml/2006/main" xmlns:wp="http://schemas.openxmlformats.org/drawingml/2006/wordprocessingDrawing" xmlns:r="http://schemas.openxmlformats.org/officeDocument/2006/relationships" xmlns:w14="http://schemas.microsoft.com/office/word/2010/wordml">
+                    <w:rPr>
+                      <w:rFonts w:ascii="Arial" w:hAnsi="Arial" w:eastAsia="Arial" w:cs="Arial"/>
+                      <w:i w:val="false"/>
+                      <w:b w:val="false"/>
+                      <w:u w:val="none"/>
+                      <w:strike w:val="false"/>
+                      <w:sz w:val="22"/>
+                      <w:szCs w:val="22"/>
+                      <w:color w:val="000000"/>
+                    </w:rPr>
+                    <w:t xml:space="preserve">749.9</w:t>
                   </w:r>
                 </w:p>
               </w:tc>
@@ -8115,19 +8115,19 @@
                     <w:spacing w:after="100" w:before="100" w:line="240"/>
                     <w:ind w:left="100" w:right="100" w:firstLine="0" w:firstLineChars="0"/>
                     <w:rPr>
-                      <w:rFonts w:ascii="Calibri" w:hAnsi="Calibri" w:eastAsia="Calibri" w:cs="Calibri"/>
-                      <w:i w:val="false"/>
-                      <w:b w:val="false"/>
-                      <w:u w:val="none"/>
-                      <w:strike w:val="false"/>
-                      <w:sz w:val="22"/>
-                      <w:szCs w:val="22"/>
-                      <w:color w:val="000000"/>
-                    </w:rPr>
-                  </w:pPr>
-                  <w:r xmlns:w="http://schemas.openxmlformats.org/wordprocessingml/2006/main" xmlns:wp="http://schemas.openxmlformats.org/drawingml/2006/wordprocessingDrawing" xmlns:r="http://schemas.openxmlformats.org/officeDocument/2006/relationships" xmlns:w14="http://schemas.microsoft.com/office/word/2010/wordml">
-                    <w:rPr>
-                      <w:rFonts w:ascii="Calibri" w:hAnsi="Calibri" w:eastAsia="Calibri" w:cs="Calibri"/>
+                      <w:rFonts w:ascii="Arial" w:hAnsi="Arial" w:eastAsia="Arial" w:cs="Arial"/>
+                      <w:i w:val="false"/>
+                      <w:b w:val="false"/>
+                      <w:u w:val="none"/>
+                      <w:strike w:val="false"/>
+                      <w:sz w:val="22"/>
+                      <w:szCs w:val="22"/>
+                      <w:color w:val="000000"/>
+                    </w:rPr>
+                  </w:pPr>
+                  <w:r xmlns:w="http://schemas.openxmlformats.org/wordprocessingml/2006/main" xmlns:wp="http://schemas.openxmlformats.org/drawingml/2006/wordprocessingDrawing" xmlns:r="http://schemas.openxmlformats.org/officeDocument/2006/relationships" xmlns:w14="http://schemas.microsoft.com/office/word/2010/wordml">
+                    <w:rPr>
+                      <w:rFonts w:ascii="Arial" w:hAnsi="Arial" w:eastAsia="Arial" w:cs="Arial"/>
                       <w:i w:val="false"/>
                       <w:b w:val="false"/>
                       <w:u w:val="none"/>
@@ -8175,19 +8175,19 @@
                     <w:spacing w:after="100" w:before="100" w:line="240"/>
                     <w:ind w:left="100" w:right="100" w:firstLine="0" w:firstLineChars="0"/>
                     <w:rPr>
-                      <w:rFonts w:ascii="Calibri" w:hAnsi="Calibri" w:eastAsia="Calibri" w:cs="Calibri"/>
-                      <w:i w:val="false"/>
-                      <w:b w:val="false"/>
-                      <w:u w:val="none"/>
-                      <w:strike w:val="false"/>
-                      <w:sz w:val="22"/>
-                      <w:szCs w:val="22"/>
-                      <w:color w:val="000000"/>
-                    </w:rPr>
-                  </w:pPr>
-                  <w:r xmlns:w="http://schemas.openxmlformats.org/wordprocessingml/2006/main" xmlns:wp="http://schemas.openxmlformats.org/drawingml/2006/wordprocessingDrawing" xmlns:r="http://schemas.openxmlformats.org/officeDocument/2006/relationships" xmlns:w14="http://schemas.microsoft.com/office/word/2010/wordml">
-                    <w:rPr>
-                      <w:rFonts w:ascii="Calibri" w:hAnsi="Calibri" w:eastAsia="Calibri" w:cs="Calibri"/>
+                      <w:rFonts w:ascii="Arial" w:hAnsi="Arial" w:eastAsia="Arial" w:cs="Arial"/>
+                      <w:i w:val="false"/>
+                      <w:b w:val="false"/>
+                      <w:u w:val="none"/>
+                      <w:strike w:val="false"/>
+                      <w:sz w:val="22"/>
+                      <w:szCs w:val="22"/>
+                      <w:color w:val="000000"/>
+                    </w:rPr>
+                  </w:pPr>
+                  <w:r xmlns:w="http://schemas.openxmlformats.org/wordprocessingml/2006/main" xmlns:wp="http://schemas.openxmlformats.org/drawingml/2006/wordprocessingDrawing" xmlns:r="http://schemas.openxmlformats.org/officeDocument/2006/relationships" xmlns:w14="http://schemas.microsoft.com/office/word/2010/wordml">
+                    <w:rPr>
+                      <w:rFonts w:ascii="Arial" w:hAnsi="Arial" w:eastAsia="Arial" w:cs="Arial"/>
                       <w:i w:val="false"/>
                       <w:b w:val="false"/>
                       <w:u w:val="none"/>
@@ -8229,19 +8229,19 @@
                     <w:spacing w:after="100" w:before="100" w:line="240"/>
                     <w:ind w:left="100" w:right="100" w:firstLine="0" w:firstLineChars="0"/>
                     <w:rPr>
-                      <w:rFonts w:ascii="Calibri" w:hAnsi="Calibri" w:eastAsia="Calibri" w:cs="Calibri"/>
-                      <w:i w:val="false"/>
-                      <w:b w:val="false"/>
-                      <w:u w:val="none"/>
-                      <w:strike w:val="false"/>
-                      <w:sz w:val="22"/>
-                      <w:szCs w:val="22"/>
-                      <w:color w:val="000000"/>
-                    </w:rPr>
-                  </w:pPr>
-                  <w:r xmlns:w="http://schemas.openxmlformats.org/wordprocessingml/2006/main" xmlns:wp="http://schemas.openxmlformats.org/drawingml/2006/wordprocessingDrawing" xmlns:r="http://schemas.openxmlformats.org/officeDocument/2006/relationships" xmlns:w14="http://schemas.microsoft.com/office/word/2010/wordml">
-                    <w:rPr>
-                      <w:rFonts w:ascii="Calibri" w:hAnsi="Calibri" w:eastAsia="Calibri" w:cs="Calibri"/>
+                      <w:rFonts w:ascii="Arial" w:hAnsi="Arial" w:eastAsia="Arial" w:cs="Arial"/>
+                      <w:i w:val="false"/>
+                      <w:b w:val="false"/>
+                      <w:u w:val="none"/>
+                      <w:strike w:val="false"/>
+                      <w:sz w:val="22"/>
+                      <w:szCs w:val="22"/>
+                      <w:color w:val="000000"/>
+                    </w:rPr>
+                  </w:pPr>
+                  <w:r xmlns:w="http://schemas.openxmlformats.org/wordprocessingml/2006/main" xmlns:wp="http://schemas.openxmlformats.org/drawingml/2006/wordprocessingDrawing" xmlns:r="http://schemas.openxmlformats.org/officeDocument/2006/relationships" xmlns:w14="http://schemas.microsoft.com/office/word/2010/wordml">
+                    <w:rPr>
+                      <w:rFonts w:ascii="Arial" w:hAnsi="Arial" w:eastAsia="Arial" w:cs="Arial"/>
                       <w:i w:val="false"/>
                       <w:b w:val="false"/>
                       <w:u w:val="none"/>
@@ -8283,19 +8283,19 @@
                     <w:spacing w:after="100" w:before="100" w:line="240"/>
                     <w:ind w:left="100" w:right="100" w:firstLine="0" w:firstLineChars="0"/>
                     <w:rPr>
-                      <w:rFonts w:ascii="Calibri" w:hAnsi="Calibri" w:eastAsia="Calibri" w:cs="Calibri"/>
-                      <w:i w:val="false"/>
-                      <w:b w:val="false"/>
-                      <w:u w:val="none"/>
-                      <w:strike w:val="false"/>
-                      <w:sz w:val="22"/>
-                      <w:szCs w:val="22"/>
-                      <w:color w:val="000000"/>
-                    </w:rPr>
-                  </w:pPr>
-                  <w:r xmlns:w="http://schemas.openxmlformats.org/wordprocessingml/2006/main" xmlns:wp="http://schemas.openxmlformats.org/drawingml/2006/wordprocessingDrawing" xmlns:r="http://schemas.openxmlformats.org/officeDocument/2006/relationships" xmlns:w14="http://schemas.microsoft.com/office/word/2010/wordml">
-                    <w:rPr>
-                      <w:rFonts w:ascii="Calibri" w:hAnsi="Calibri" w:eastAsia="Calibri" w:cs="Calibri"/>
+                      <w:rFonts w:ascii="Arial" w:hAnsi="Arial" w:eastAsia="Arial" w:cs="Arial"/>
+                      <w:i w:val="false"/>
+                      <w:b w:val="false"/>
+                      <w:u w:val="none"/>
+                      <w:strike w:val="false"/>
+                      <w:sz w:val="22"/>
+                      <w:szCs w:val="22"/>
+                      <w:color w:val="000000"/>
+                    </w:rPr>
+                  </w:pPr>
+                  <w:r xmlns:w="http://schemas.openxmlformats.org/wordprocessingml/2006/main" xmlns:wp="http://schemas.openxmlformats.org/drawingml/2006/wordprocessingDrawing" xmlns:r="http://schemas.openxmlformats.org/officeDocument/2006/relationships" xmlns:w14="http://schemas.microsoft.com/office/word/2010/wordml">
+                    <w:rPr>
+                      <w:rFonts w:ascii="Arial" w:hAnsi="Arial" w:eastAsia="Arial" w:cs="Arial"/>
                       <w:i w:val="false"/>
                       <w:b w:val="false"/>
                       <w:u w:val="none"/>
@@ -8337,19 +8337,19 @@
                     <w:spacing w:after="100" w:before="100" w:line="240"/>
                     <w:ind w:left="100" w:right="100" w:firstLine="0" w:firstLineChars="0"/>
                     <w:rPr>
-                      <w:rFonts w:ascii="Calibri" w:hAnsi="Calibri" w:eastAsia="Calibri" w:cs="Calibri"/>
-                      <w:i w:val="false"/>
-                      <w:b w:val="false"/>
-                      <w:u w:val="none"/>
-                      <w:strike w:val="false"/>
-                      <w:sz w:val="22"/>
-                      <w:szCs w:val="22"/>
-                      <w:color w:val="000000"/>
-                    </w:rPr>
-                  </w:pPr>
-                  <w:r xmlns:w="http://schemas.openxmlformats.org/wordprocessingml/2006/main" xmlns:wp="http://schemas.openxmlformats.org/drawingml/2006/wordprocessingDrawing" xmlns:r="http://schemas.openxmlformats.org/officeDocument/2006/relationships" xmlns:w14="http://schemas.microsoft.com/office/word/2010/wordml">
-                    <w:rPr>
-                      <w:rFonts w:ascii="Calibri" w:hAnsi="Calibri" w:eastAsia="Calibri" w:cs="Calibri"/>
+                      <w:rFonts w:ascii="Arial" w:hAnsi="Arial" w:eastAsia="Arial" w:cs="Arial"/>
+                      <w:i w:val="false"/>
+                      <w:b w:val="false"/>
+                      <w:u w:val="none"/>
+                      <w:strike w:val="false"/>
+                      <w:sz w:val="22"/>
+                      <w:szCs w:val="22"/>
+                      <w:color w:val="000000"/>
+                    </w:rPr>
+                  </w:pPr>
+                  <w:r xmlns:w="http://schemas.openxmlformats.org/wordprocessingml/2006/main" xmlns:wp="http://schemas.openxmlformats.org/drawingml/2006/wordprocessingDrawing" xmlns:r="http://schemas.openxmlformats.org/officeDocument/2006/relationships" xmlns:w14="http://schemas.microsoft.com/office/word/2010/wordml">
+                    <w:rPr>
+                      <w:rFonts w:ascii="Arial" w:hAnsi="Arial" w:eastAsia="Arial" w:cs="Arial"/>
                       <w:i w:val="false"/>
                       <w:b w:val="false"/>
                       <w:u w:val="none"/>
@@ -8391,19 +8391,19 @@
                     <w:spacing w:after="100" w:before="100" w:line="240"/>
                     <w:ind w:left="100" w:right="100" w:firstLine="0" w:firstLineChars="0"/>
                     <w:rPr>
-                      <w:rFonts w:ascii="Calibri" w:hAnsi="Calibri" w:eastAsia="Calibri" w:cs="Calibri"/>
-                      <w:i w:val="false"/>
-                      <w:b w:val="false"/>
-                      <w:u w:val="none"/>
-                      <w:strike w:val="false"/>
-                      <w:sz w:val="22"/>
-                      <w:szCs w:val="22"/>
-                      <w:color w:val="000000"/>
-                    </w:rPr>
-                  </w:pPr>
-                  <w:r xmlns:w="http://schemas.openxmlformats.org/wordprocessingml/2006/main" xmlns:wp="http://schemas.openxmlformats.org/drawingml/2006/wordprocessingDrawing" xmlns:r="http://schemas.openxmlformats.org/officeDocument/2006/relationships" xmlns:w14="http://schemas.microsoft.com/office/word/2010/wordml">
-                    <w:rPr>
-                      <w:rFonts w:ascii="Calibri" w:hAnsi="Calibri" w:eastAsia="Calibri" w:cs="Calibri"/>
+                      <w:rFonts w:ascii="Arial" w:hAnsi="Arial" w:eastAsia="Arial" w:cs="Arial"/>
+                      <w:i w:val="false"/>
+                      <w:b w:val="false"/>
+                      <w:u w:val="none"/>
+                      <w:strike w:val="false"/>
+                      <w:sz w:val="22"/>
+                      <w:szCs w:val="22"/>
+                      <w:color w:val="000000"/>
+                    </w:rPr>
+                  </w:pPr>
+                  <w:r xmlns:w="http://schemas.openxmlformats.org/wordprocessingml/2006/main" xmlns:wp="http://schemas.openxmlformats.org/drawingml/2006/wordprocessingDrawing" xmlns:r="http://schemas.openxmlformats.org/officeDocument/2006/relationships" xmlns:w14="http://schemas.microsoft.com/office/word/2010/wordml">
+                    <w:rPr>
+                      <w:rFonts w:ascii="Arial" w:hAnsi="Arial" w:eastAsia="Arial" w:cs="Arial"/>
                       <w:i w:val="false"/>
                       <w:b w:val="false"/>
                       <w:u w:val="none"/>
@@ -8445,28 +8445,28 @@
                     <w:spacing w:after="100" w:before="100" w:line="240"/>
                     <w:ind w:left="100" w:right="100" w:firstLine="0" w:firstLineChars="0"/>
                     <w:rPr>
-                      <w:rFonts w:ascii="Calibri" w:hAnsi="Calibri" w:eastAsia="Calibri" w:cs="Calibri"/>
-                      <w:i w:val="false"/>
-                      <w:b w:val="false"/>
-                      <w:u w:val="none"/>
-                      <w:strike w:val="false"/>
-                      <w:sz w:val="22"/>
-                      <w:szCs w:val="22"/>
-                      <w:color w:val="000000"/>
-                    </w:rPr>
-                  </w:pPr>
-                  <w:r xmlns:w="http://schemas.openxmlformats.org/wordprocessingml/2006/main" xmlns:wp="http://schemas.openxmlformats.org/drawingml/2006/wordprocessingDrawing" xmlns:r="http://schemas.openxmlformats.org/officeDocument/2006/relationships" xmlns:w14="http://schemas.microsoft.com/office/word/2010/wordml">
-                    <w:rPr>
-                      <w:rFonts w:ascii="Calibri" w:hAnsi="Calibri" w:eastAsia="Calibri" w:cs="Calibri"/>
-                      <w:i w:val="false"/>
-                      <w:b w:val="false"/>
-                      <w:u w:val="none"/>
-                      <w:strike w:val="false"/>
-                      <w:sz w:val="22"/>
-                      <w:szCs w:val="22"/>
-                      <w:color w:val="000000"/>
-                    </w:rPr>
-                    <w:t xml:space="preserve">254.4</w:t>
+                      <w:rFonts w:ascii="Arial" w:hAnsi="Arial" w:eastAsia="Arial" w:cs="Arial"/>
+                      <w:i w:val="false"/>
+                      <w:b w:val="false"/>
+                      <w:u w:val="none"/>
+                      <w:strike w:val="false"/>
+                      <w:sz w:val="22"/>
+                      <w:szCs w:val="22"/>
+                      <w:color w:val="000000"/>
+                    </w:rPr>
+                  </w:pPr>
+                  <w:r xmlns:w="http://schemas.openxmlformats.org/wordprocessingml/2006/main" xmlns:wp="http://schemas.openxmlformats.org/drawingml/2006/wordprocessingDrawing" xmlns:r="http://schemas.openxmlformats.org/officeDocument/2006/relationships" xmlns:w14="http://schemas.microsoft.com/office/word/2010/wordml">
+                    <w:rPr>
+                      <w:rFonts w:ascii="Arial" w:hAnsi="Arial" w:eastAsia="Arial" w:cs="Arial"/>
+                      <w:i w:val="false"/>
+                      <w:b w:val="false"/>
+                      <w:u w:val="none"/>
+                      <w:strike w:val="false"/>
+                      <w:sz w:val="22"/>
+                      <w:szCs w:val="22"/>
+                      <w:color w:val="000000"/>
+                    </w:rPr>
+                    <w:t xml:space="preserve">257.3</w:t>
                   </w:r>
                 </w:p>
               </w:tc>
@@ -8499,19 +8499,19 @@
                     <w:spacing w:after="100" w:before="100" w:line="240"/>
                     <w:ind w:left="100" w:right="100" w:firstLine="0" w:firstLineChars="0"/>
                     <w:rPr>
-                      <w:rFonts w:ascii="Calibri" w:hAnsi="Calibri" w:eastAsia="Calibri" w:cs="Calibri"/>
-                      <w:i w:val="false"/>
-                      <w:b w:val="false"/>
-                      <w:u w:val="none"/>
-                      <w:strike w:val="false"/>
-                      <w:sz w:val="22"/>
-                      <w:szCs w:val="22"/>
-                      <w:color w:val="000000"/>
-                    </w:rPr>
-                  </w:pPr>
-                  <w:r xmlns:w="http://schemas.openxmlformats.org/wordprocessingml/2006/main" xmlns:wp="http://schemas.openxmlformats.org/drawingml/2006/wordprocessingDrawing" xmlns:r="http://schemas.openxmlformats.org/officeDocument/2006/relationships" xmlns:w14="http://schemas.microsoft.com/office/word/2010/wordml">
-                    <w:rPr>
-                      <w:rFonts w:ascii="Calibri" w:hAnsi="Calibri" w:eastAsia="Calibri" w:cs="Calibri"/>
+                      <w:rFonts w:ascii="Arial" w:hAnsi="Arial" w:eastAsia="Arial" w:cs="Arial"/>
+                      <w:i w:val="false"/>
+                      <w:b w:val="false"/>
+                      <w:u w:val="none"/>
+                      <w:strike w:val="false"/>
+                      <w:sz w:val="22"/>
+                      <w:szCs w:val="22"/>
+                      <w:color w:val="000000"/>
+                    </w:rPr>
+                  </w:pPr>
+                  <w:r xmlns:w="http://schemas.openxmlformats.org/wordprocessingml/2006/main" xmlns:wp="http://schemas.openxmlformats.org/drawingml/2006/wordprocessingDrawing" xmlns:r="http://schemas.openxmlformats.org/officeDocument/2006/relationships" xmlns:w14="http://schemas.microsoft.com/office/word/2010/wordml">
+                    <w:rPr>
+                      <w:rFonts w:ascii="Arial" w:hAnsi="Arial" w:eastAsia="Arial" w:cs="Arial"/>
                       <w:i w:val="false"/>
                       <w:b w:val="false"/>
                       <w:u w:val="none"/>
@@ -8559,19 +8559,19 @@
                     <w:spacing w:after="100" w:before="100" w:line="240"/>
                     <w:ind w:left="100" w:right="100" w:firstLine="0" w:firstLineChars="0"/>
                     <w:rPr>
-                      <w:rFonts w:ascii="Calibri" w:hAnsi="Calibri" w:eastAsia="Calibri" w:cs="Calibri"/>
-                      <w:i w:val="false"/>
-                      <w:b w:val="false"/>
-                      <w:u w:val="none"/>
-                      <w:strike w:val="false"/>
-                      <w:sz w:val="22"/>
-                      <w:szCs w:val="22"/>
-                      <w:color w:val="000000"/>
-                    </w:rPr>
-                  </w:pPr>
-                  <w:r xmlns:w="http://schemas.openxmlformats.org/wordprocessingml/2006/main" xmlns:wp="http://schemas.openxmlformats.org/drawingml/2006/wordprocessingDrawing" xmlns:r="http://schemas.openxmlformats.org/officeDocument/2006/relationships" xmlns:w14="http://schemas.microsoft.com/office/word/2010/wordml">
-                    <w:rPr>
-                      <w:rFonts w:ascii="Calibri" w:hAnsi="Calibri" w:eastAsia="Calibri" w:cs="Calibri"/>
+                      <w:rFonts w:ascii="Arial" w:hAnsi="Arial" w:eastAsia="Arial" w:cs="Arial"/>
+                      <w:i w:val="false"/>
+                      <w:b w:val="false"/>
+                      <w:u w:val="none"/>
+                      <w:strike w:val="false"/>
+                      <w:sz w:val="22"/>
+                      <w:szCs w:val="22"/>
+                      <w:color w:val="000000"/>
+                    </w:rPr>
+                  </w:pPr>
+                  <w:r xmlns:w="http://schemas.openxmlformats.org/wordprocessingml/2006/main" xmlns:wp="http://schemas.openxmlformats.org/drawingml/2006/wordprocessingDrawing" xmlns:r="http://schemas.openxmlformats.org/officeDocument/2006/relationships" xmlns:w14="http://schemas.microsoft.com/office/word/2010/wordml">
+                    <w:rPr>
+                      <w:rFonts w:ascii="Arial" w:hAnsi="Arial" w:eastAsia="Arial" w:cs="Arial"/>
                       <w:i w:val="false"/>
                       <w:b w:val="false"/>
                       <w:u w:val="none"/>
@@ -8613,19 +8613,19 @@
                     <w:spacing w:after="100" w:before="100" w:line="240"/>
                     <w:ind w:left="100" w:right="100" w:firstLine="0" w:firstLineChars="0"/>
                     <w:rPr>
-                      <w:rFonts w:ascii="Calibri" w:hAnsi="Calibri" w:eastAsia="Calibri" w:cs="Calibri"/>
-                      <w:i w:val="false"/>
-                      <w:b w:val="false"/>
-                      <w:u w:val="none"/>
-                      <w:strike w:val="false"/>
-                      <w:sz w:val="22"/>
-                      <w:szCs w:val="22"/>
-                      <w:color w:val="000000"/>
-                    </w:rPr>
-                  </w:pPr>
-                  <w:r xmlns:w="http://schemas.openxmlformats.org/wordprocessingml/2006/main" xmlns:wp="http://schemas.openxmlformats.org/drawingml/2006/wordprocessingDrawing" xmlns:r="http://schemas.openxmlformats.org/officeDocument/2006/relationships" xmlns:w14="http://schemas.microsoft.com/office/word/2010/wordml">
-                    <w:rPr>
-                      <w:rFonts w:ascii="Calibri" w:hAnsi="Calibri" w:eastAsia="Calibri" w:cs="Calibri"/>
+                      <w:rFonts w:ascii="Arial" w:hAnsi="Arial" w:eastAsia="Arial" w:cs="Arial"/>
+                      <w:i w:val="false"/>
+                      <w:b w:val="false"/>
+                      <w:u w:val="none"/>
+                      <w:strike w:val="false"/>
+                      <w:sz w:val="22"/>
+                      <w:szCs w:val="22"/>
+                      <w:color w:val="000000"/>
+                    </w:rPr>
+                  </w:pPr>
+                  <w:r xmlns:w="http://schemas.openxmlformats.org/wordprocessingml/2006/main" xmlns:wp="http://schemas.openxmlformats.org/drawingml/2006/wordprocessingDrawing" xmlns:r="http://schemas.openxmlformats.org/officeDocument/2006/relationships" xmlns:w14="http://schemas.microsoft.com/office/word/2010/wordml">
+                    <w:rPr>
+                      <w:rFonts w:ascii="Arial" w:hAnsi="Arial" w:eastAsia="Arial" w:cs="Arial"/>
                       <w:i w:val="false"/>
                       <w:b w:val="false"/>
                       <w:u w:val="none"/>
@@ -8667,19 +8667,19 @@
                     <w:spacing w:after="100" w:before="100" w:line="240"/>
                     <w:ind w:left="100" w:right="100" w:firstLine="0" w:firstLineChars="0"/>
                     <w:rPr>
-                      <w:rFonts w:ascii="Calibri" w:hAnsi="Calibri" w:eastAsia="Calibri" w:cs="Calibri"/>
-                      <w:i w:val="false"/>
-                      <w:b w:val="false"/>
-                      <w:u w:val="none"/>
-                      <w:strike w:val="false"/>
-                      <w:sz w:val="22"/>
-                      <w:szCs w:val="22"/>
-                      <w:color w:val="000000"/>
-                    </w:rPr>
-                  </w:pPr>
-                  <w:r xmlns:w="http://schemas.openxmlformats.org/wordprocessingml/2006/main" xmlns:wp="http://schemas.openxmlformats.org/drawingml/2006/wordprocessingDrawing" xmlns:r="http://schemas.openxmlformats.org/officeDocument/2006/relationships" xmlns:w14="http://schemas.microsoft.com/office/word/2010/wordml">
-                    <w:rPr>
-                      <w:rFonts w:ascii="Calibri" w:hAnsi="Calibri" w:eastAsia="Calibri" w:cs="Calibri"/>
+                      <w:rFonts w:ascii="Arial" w:hAnsi="Arial" w:eastAsia="Arial" w:cs="Arial"/>
+                      <w:i w:val="false"/>
+                      <w:b w:val="false"/>
+                      <w:u w:val="none"/>
+                      <w:strike w:val="false"/>
+                      <w:sz w:val="22"/>
+                      <w:szCs w:val="22"/>
+                      <w:color w:val="000000"/>
+                    </w:rPr>
+                  </w:pPr>
+                  <w:r xmlns:w="http://schemas.openxmlformats.org/wordprocessingml/2006/main" xmlns:wp="http://schemas.openxmlformats.org/drawingml/2006/wordprocessingDrawing" xmlns:r="http://schemas.openxmlformats.org/officeDocument/2006/relationships" xmlns:w14="http://schemas.microsoft.com/office/word/2010/wordml">
+                    <w:rPr>
+                      <w:rFonts w:ascii="Arial" w:hAnsi="Arial" w:eastAsia="Arial" w:cs="Arial"/>
                       <w:i w:val="false"/>
                       <w:b w:val="false"/>
                       <w:u w:val="none"/>
@@ -8721,19 +8721,19 @@
                     <w:spacing w:after="100" w:before="100" w:line="240"/>
                     <w:ind w:left="100" w:right="100" w:firstLine="0" w:firstLineChars="0"/>
                     <w:rPr>
-                      <w:rFonts w:ascii="Calibri" w:hAnsi="Calibri" w:eastAsia="Calibri" w:cs="Calibri"/>
-                      <w:i w:val="false"/>
-                      <w:b w:val="false"/>
-                      <w:u w:val="none"/>
-                      <w:strike w:val="false"/>
-                      <w:sz w:val="22"/>
-                      <w:szCs w:val="22"/>
-                      <w:color w:val="000000"/>
-                    </w:rPr>
-                  </w:pPr>
-                  <w:r xmlns:w="http://schemas.openxmlformats.org/wordprocessingml/2006/main" xmlns:wp="http://schemas.openxmlformats.org/drawingml/2006/wordprocessingDrawing" xmlns:r="http://schemas.openxmlformats.org/officeDocument/2006/relationships" xmlns:w14="http://schemas.microsoft.com/office/word/2010/wordml">
-                    <w:rPr>
-                      <w:rFonts w:ascii="Calibri" w:hAnsi="Calibri" w:eastAsia="Calibri" w:cs="Calibri"/>
+                      <w:rFonts w:ascii="Arial" w:hAnsi="Arial" w:eastAsia="Arial" w:cs="Arial"/>
+                      <w:i w:val="false"/>
+                      <w:b w:val="false"/>
+                      <w:u w:val="none"/>
+                      <w:strike w:val="false"/>
+                      <w:sz w:val="22"/>
+                      <w:szCs w:val="22"/>
+                      <w:color w:val="000000"/>
+                    </w:rPr>
+                  </w:pPr>
+                  <w:r xmlns:w="http://schemas.openxmlformats.org/wordprocessingml/2006/main" xmlns:wp="http://schemas.openxmlformats.org/drawingml/2006/wordprocessingDrawing" xmlns:r="http://schemas.openxmlformats.org/officeDocument/2006/relationships" xmlns:w14="http://schemas.microsoft.com/office/word/2010/wordml">
+                    <w:rPr>
+                      <w:rFonts w:ascii="Arial" w:hAnsi="Arial" w:eastAsia="Arial" w:cs="Arial"/>
                       <w:i w:val="false"/>
                       <w:b w:val="false"/>
                       <w:u w:val="none"/>
@@ -8775,19 +8775,19 @@
                     <w:spacing w:after="100" w:before="100" w:line="240"/>
                     <w:ind w:left="100" w:right="100" w:firstLine="0" w:firstLineChars="0"/>
                     <w:rPr>
-                      <w:rFonts w:ascii="Calibri" w:hAnsi="Calibri" w:eastAsia="Calibri" w:cs="Calibri"/>
-                      <w:i w:val="false"/>
-                      <w:b w:val="false"/>
-                      <w:u w:val="none"/>
-                      <w:strike w:val="false"/>
-                      <w:sz w:val="22"/>
-                      <w:szCs w:val="22"/>
-                      <w:color w:val="000000"/>
-                    </w:rPr>
-                  </w:pPr>
-                  <w:r xmlns:w="http://schemas.openxmlformats.org/wordprocessingml/2006/main" xmlns:wp="http://schemas.openxmlformats.org/drawingml/2006/wordprocessingDrawing" xmlns:r="http://schemas.openxmlformats.org/officeDocument/2006/relationships" xmlns:w14="http://schemas.microsoft.com/office/word/2010/wordml">
-                    <w:rPr>
-                      <w:rFonts w:ascii="Calibri" w:hAnsi="Calibri" w:eastAsia="Calibri" w:cs="Calibri"/>
+                      <w:rFonts w:ascii="Arial" w:hAnsi="Arial" w:eastAsia="Arial" w:cs="Arial"/>
+                      <w:i w:val="false"/>
+                      <w:b w:val="false"/>
+                      <w:u w:val="none"/>
+                      <w:strike w:val="false"/>
+                      <w:sz w:val="22"/>
+                      <w:szCs w:val="22"/>
+                      <w:color w:val="000000"/>
+                    </w:rPr>
+                  </w:pPr>
+                  <w:r xmlns:w="http://schemas.openxmlformats.org/wordprocessingml/2006/main" xmlns:wp="http://schemas.openxmlformats.org/drawingml/2006/wordprocessingDrawing" xmlns:r="http://schemas.openxmlformats.org/officeDocument/2006/relationships" xmlns:w14="http://schemas.microsoft.com/office/word/2010/wordml">
+                    <w:rPr>
+                      <w:rFonts w:ascii="Arial" w:hAnsi="Arial" w:eastAsia="Arial" w:cs="Arial"/>
                       <w:i w:val="false"/>
                       <w:b w:val="false"/>
                       <w:u w:val="none"/>
@@ -8829,28 +8829,28 @@
                     <w:spacing w:after="100" w:before="100" w:line="240"/>
                     <w:ind w:left="100" w:right="100" w:firstLine="0" w:firstLineChars="0"/>
                     <w:rPr>
-                      <w:rFonts w:ascii="Calibri" w:hAnsi="Calibri" w:eastAsia="Calibri" w:cs="Calibri"/>
-                      <w:i w:val="false"/>
-                      <w:b w:val="false"/>
-                      <w:u w:val="none"/>
-                      <w:strike w:val="false"/>
-                      <w:sz w:val="22"/>
-                      <w:szCs w:val="22"/>
-                      <w:color w:val="000000"/>
-                    </w:rPr>
-                  </w:pPr>
-                  <w:r xmlns:w="http://schemas.openxmlformats.org/wordprocessingml/2006/main" xmlns:wp="http://schemas.openxmlformats.org/drawingml/2006/wordprocessingDrawing" xmlns:r="http://schemas.openxmlformats.org/officeDocument/2006/relationships" xmlns:w14="http://schemas.microsoft.com/office/word/2010/wordml">
-                    <w:rPr>
-                      <w:rFonts w:ascii="Calibri" w:hAnsi="Calibri" w:eastAsia="Calibri" w:cs="Calibri"/>
-                      <w:i w:val="false"/>
-                      <w:b w:val="false"/>
-                      <w:u w:val="none"/>
-                      <w:strike w:val="false"/>
-                      <w:sz w:val="22"/>
-                      <w:szCs w:val="22"/>
-                      <w:color w:val="000000"/>
-                    </w:rPr>
-                    <w:t xml:space="preserve">0.0</w:t>
+                      <w:rFonts w:ascii="Arial" w:hAnsi="Arial" w:eastAsia="Arial" w:cs="Arial"/>
+                      <w:i w:val="false"/>
+                      <w:b w:val="false"/>
+                      <w:u w:val="none"/>
+                      <w:strike w:val="false"/>
+                      <w:sz w:val="22"/>
+                      <w:szCs w:val="22"/>
+                      <w:color w:val="000000"/>
+                    </w:rPr>
+                  </w:pPr>
+                  <w:r xmlns:w="http://schemas.openxmlformats.org/wordprocessingml/2006/main" xmlns:wp="http://schemas.openxmlformats.org/drawingml/2006/wordprocessingDrawing" xmlns:r="http://schemas.openxmlformats.org/officeDocument/2006/relationships" xmlns:w14="http://schemas.microsoft.com/office/word/2010/wordml">
+                    <w:rPr>
+                      <w:rFonts w:ascii="Arial" w:hAnsi="Arial" w:eastAsia="Arial" w:cs="Arial"/>
+                      <w:i w:val="false"/>
+                      <w:b w:val="false"/>
+                      <w:u w:val="none"/>
+                      <w:strike w:val="false"/>
+                      <w:sz w:val="22"/>
+                      <w:szCs w:val="22"/>
+                      <w:color w:val="000000"/>
+                    </w:rPr>
+                    <w:t xml:space="preserve">2.9</w:t>
                   </w:r>
                 </w:p>
               </w:tc>
@@ -8883,19 +8883,19 @@
                     <w:spacing w:after="100" w:before="100" w:line="240"/>
                     <w:ind w:left="100" w:right="100" w:firstLine="0" w:firstLineChars="0"/>
                     <w:rPr>
-                      <w:rFonts w:ascii="Calibri" w:hAnsi="Calibri" w:eastAsia="Calibri" w:cs="Calibri"/>
-                      <w:i w:val="false"/>
-                      <w:b w:val="false"/>
-                      <w:u w:val="none"/>
-                      <w:strike w:val="false"/>
-                      <w:sz w:val="22"/>
-                      <w:szCs w:val="22"/>
-                      <w:color w:val="000000"/>
-                    </w:rPr>
-                  </w:pPr>
-                  <w:r xmlns:w="http://schemas.openxmlformats.org/wordprocessingml/2006/main" xmlns:wp="http://schemas.openxmlformats.org/drawingml/2006/wordprocessingDrawing" xmlns:r="http://schemas.openxmlformats.org/officeDocument/2006/relationships" xmlns:w14="http://schemas.microsoft.com/office/word/2010/wordml">
-                    <w:rPr>
-                      <w:rFonts w:ascii="Calibri" w:hAnsi="Calibri" w:eastAsia="Calibri" w:cs="Calibri"/>
+                      <w:rFonts w:ascii="Arial" w:hAnsi="Arial" w:eastAsia="Arial" w:cs="Arial"/>
+                      <w:i w:val="false"/>
+                      <w:b w:val="false"/>
+                      <w:u w:val="none"/>
+                      <w:strike w:val="false"/>
+                      <w:sz w:val="22"/>
+                      <w:szCs w:val="22"/>
+                      <w:color w:val="000000"/>
+                    </w:rPr>
+                  </w:pPr>
+                  <w:r xmlns:w="http://schemas.openxmlformats.org/wordprocessingml/2006/main" xmlns:wp="http://schemas.openxmlformats.org/drawingml/2006/wordprocessingDrawing" xmlns:r="http://schemas.openxmlformats.org/officeDocument/2006/relationships" xmlns:w14="http://schemas.microsoft.com/office/word/2010/wordml">
+                    <w:rPr>
+                      <w:rFonts w:ascii="Arial" w:hAnsi="Arial" w:eastAsia="Arial" w:cs="Arial"/>
                       <w:i w:val="false"/>
                       <w:b w:val="false"/>
                       <w:u w:val="none"/>
@@ -8929,7 +8929,7 @@
         <w:pStyle w:val="FirstParagraph"/>
       </w:pPr>
       <w:r>
-        <w:t xml:space="preserve">The annual loss threshold is 1% of the JPE entering the Delta, which equals 2,199 fish. As of January 20, cumulative loss is 992 fish or 45.14% of the annual loss threshold.</w:t>
+        <w:t xml:space="preserve">The annual loss threshold is 1% of the JPE entering the Delta, which equals 2,199 fish. As of January 28, cumulative loss is 1,019 fish or 46.34% of the annual loss threshold.</w:t>
       </w:r>
     </w:p>
     <w:bookmarkEnd w:id="68"/>
@@ -8970,96 +8970,72 @@
       <w:tr>
         <w:tc>
           <w:tcPr/>
-          <w:tbl>
-            <w:tblPr>
-              <w:tblStyle w:val="Table"/>
-              <w:tblW w:type="pct" w:w="5000"/>
-              <w:tblLayout w:type="fixed"/>
-              <w:tblLook w:firstRow="0" w:lastRow="0" w:firstColumn="0" w:lastColumn="0" w:noHBand="0" w:noVBand="0" w:val="0000"/>
-            </w:tblPr>
-            <w:tblGrid>
-              <w:gridCol w:w="7920"/>
-            </w:tblGrid>
-            <w:tr>
-              <w:tc>
-                <w:tcPr/>
-                <w:bookmarkStart w:id="73" w:name="fig-loss-eval-1"/>
-                <w:p>
-                  <w:pPr>
-                    <w:pStyle w:val="Compact"/>
-                    <w:jc w:val="center"/>
-                    <w:jc w:val="left"/>
-                  </w:pPr>
-                  <w:r>
-                    <w:drawing>
-                      <wp:inline>
-                        <wp:extent cx="5334000" cy="3879272"/>
-                        <wp:effectExtent b="0" l="0" r="0" t="0"/>
-                        <wp:docPr descr="" title="" id="71" name="Picture"/>
-                        <a:graphic>
-                          <a:graphicData uri="http://schemas.openxmlformats.org/drawingml/2006/picture">
-                            <pic:pic>
-                              <pic:nvPicPr>
-                                <pic:cNvPr descr="samt-assessment-v1_files/figure-docx/fig-loss-eval-1.png" id="72" name="Picture"/>
-                                <pic:cNvPicPr>
-                                  <a:picLocks noChangeArrowheads="1" noChangeAspect="1"/>
-                                </pic:cNvPicPr>
-                              </pic:nvPicPr>
-                              <pic:blipFill>
-                                <a:blip r:embed="rId70"/>
-                                <a:stretch>
-                                  <a:fillRect/>
-                                </a:stretch>
-                              </pic:blipFill>
-                              <pic:spPr bwMode="auto">
-                                <a:xfrm>
-                                  <a:off x="0" y="0"/>
-                                  <a:ext cx="5334000" cy="3879272"/>
-                                </a:xfrm>
-                                <a:prstGeom prst="rect">
-                                  <a:avLst/>
-                                </a:prstGeom>
-                                <a:noFill/>
-                                <a:ln w="9525">
-                                  <a:noFill/>
-                                  <a:headEnd/>
-                                  <a:tailEnd/>
-                                </a:ln>
-                              </pic:spPr>
-                            </pic:pic>
-                          </a:graphicData>
-                        </a:graphic>
-                      </wp:inline>
-                    </w:drawing>
-                  </w:r>
-                </w:p>
-                <w:p>
-                  <w:pPr>
-                    <w:jc w:val="center"/>
-                    <w:jc w:val="left"/>
-                  </w:pPr>
-                  <w:pPr>
-                    <w:jc w:val="start"/>
-                    <w:spacing w:before="200"/>
-                    <w:pStyle w:val="ImageCaption"/>
-                  </w:pPr>
-                  <w:r>
-                    <w:t xml:space="preserve">Figure 7: Natural LAD winter-run Chinook salmon loss cumulative to date with historical years and annual loss threshold</w:t>
-                  </w:r>
-                </w:p>
-                <w:bookmarkEnd w:id="73"/>
-              </w:tc>
-            </w:tr>
-          </w:tbl>
-          <w:p/>
+          <w:bookmarkStart w:id="73" w:name="fig-wr-spaghetti"/>
+          <w:p>
+            <w:pPr>
+              <w:pStyle w:val="Compact"/>
+              <w:jc w:val="center"/>
+            </w:pPr>
+            <w:r>
+              <w:drawing>
+                <wp:inline>
+                  <wp:extent cx="5943600" cy="4322618"/>
+                  <wp:effectExtent b="0" l="0" r="0" t="0"/>
+                  <wp:docPr descr="" title="" id="71" name="Picture"/>
+                  <a:graphic>
+                    <a:graphicData uri="http://schemas.openxmlformats.org/drawingml/2006/picture">
+                      <pic:pic>
+                        <pic:nvPicPr>
+                          <pic:cNvPr descr="https://www.cbr.washington.edu/sacramento/workgroups/include_gen/WY2026/LossUnclip_1_Winter_currhist.png" id="72" name="Picture"/>
+                          <pic:cNvPicPr>
+                            <a:picLocks noChangeArrowheads="1" noChangeAspect="1"/>
+                          </pic:cNvPicPr>
+                        </pic:nvPicPr>
+                        <pic:blipFill>
+                          <a:blip r:embed="rId70"/>
+                          <a:stretch>
+                            <a:fillRect/>
+                          </a:stretch>
+                        </pic:blipFill>
+                        <pic:spPr bwMode="auto">
+                          <a:xfrm>
+                            <a:off x="0" y="0"/>
+                            <a:ext cx="5943600" cy="4322618"/>
+                          </a:xfrm>
+                          <a:prstGeom prst="rect">
+                            <a:avLst/>
+                          </a:prstGeom>
+                          <a:noFill/>
+                          <a:ln w="9525">
+                            <a:noFill/>
+                            <a:headEnd/>
+                            <a:tailEnd/>
+                          </a:ln>
+                        </pic:spPr>
+                      </pic:pic>
+                    </a:graphicData>
+                  </a:graphic>
+                </wp:inline>
+              </w:drawing>
+            </w:r>
+          </w:p>
+          <w:p>
+            <w:pPr>
+              <w:jc w:val="center"/>
+            </w:pPr>
+            <w:pPr>
+              <w:jc w:val="start"/>
+              <w:spacing w:before="200"/>
+              <w:pStyle w:val="ImageCaption"/>
+            </w:pPr>
+            <w:r>
+              <w:t xml:space="preserve">Figure 7: Natural LAD winter-run Chinook salmon loss cumulative to date with historical years and annual loss threshold</w:t>
+            </w:r>
+          </w:p>
+          <w:bookmarkEnd w:id="73"/>
         </w:tc>
       </w:tr>
     </w:tbl>
-    <w:p>
-      <w:pPr>
-        <w:framePr w:w="0" w:h="0" w:vAnchor="margin" w:hAnchor="margin" w:xAlign="right" w:yAlign="top"/>
-      </w:pPr>
-    </w:p>
     <w:tbl>
       <w:tblPr>
         <w:tblStyle w:val="Table"/>
@@ -9073,96 +9049,72 @@
       <w:tr>
         <w:tc>
           <w:tcPr/>
-          <w:tbl>
-            <w:tblPr>
-              <w:tblStyle w:val="Table"/>
-              <w:tblW w:type="pct" w:w="5000"/>
-              <w:tblLayout w:type="fixed"/>
-              <w:tblLook w:firstRow="0" w:lastRow="0" w:firstColumn="0" w:lastColumn="0" w:noHBand="0" w:noVBand="0" w:val="0000"/>
-            </w:tblPr>
-            <w:tblGrid>
-              <w:gridCol w:w="7920"/>
-            </w:tblGrid>
-            <w:tr>
-              <w:tc>
-                <w:tcPr/>
-                <w:bookmarkStart w:id="77" w:name="fig-loss-eval-2"/>
-                <w:p>
-                  <w:pPr>
-                    <w:pStyle w:val="Compact"/>
-                    <w:jc w:val="center"/>
-                    <w:jc w:val="left"/>
-                  </w:pPr>
-                  <w:r>
-                    <w:drawing>
-                      <wp:inline>
-                        <wp:extent cx="5334000" cy="3879272"/>
-                        <wp:effectExtent b="0" l="0" r="0" t="0"/>
-                        <wp:docPr descr="" title="" id="75" name="Picture"/>
-                        <a:graphic>
-                          <a:graphicData uri="http://schemas.openxmlformats.org/drawingml/2006/picture">
-                            <pic:pic>
-                              <pic:nvPicPr>
-                                <pic:cNvPr descr="samt-assessment-v1_files/figure-docx/fig-loss-eval-2.png" id="76" name="Picture"/>
-                                <pic:cNvPicPr>
-                                  <a:picLocks noChangeArrowheads="1" noChangeAspect="1"/>
-                                </pic:cNvPicPr>
-                              </pic:nvPicPr>
-                              <pic:blipFill>
-                                <a:blip r:embed="rId74"/>
-                                <a:stretch>
-                                  <a:fillRect/>
-                                </a:stretch>
-                              </pic:blipFill>
-                              <pic:spPr bwMode="auto">
-                                <a:xfrm>
-                                  <a:off x="0" y="0"/>
-                                  <a:ext cx="5334000" cy="3879272"/>
-                                </a:xfrm>
-                                <a:prstGeom prst="rect">
-                                  <a:avLst/>
-                                </a:prstGeom>
-                                <a:noFill/>
-                                <a:ln w="9525">
-                                  <a:noFill/>
-                                  <a:headEnd/>
-                                  <a:tailEnd/>
-                                </a:ln>
-                              </pic:spPr>
-                            </pic:pic>
-                          </a:graphicData>
-                        </a:graphic>
-                      </wp:inline>
-                    </w:drawing>
-                  </w:r>
-                </w:p>
-                <w:p>
-                  <w:pPr>
-                    <w:jc w:val="center"/>
-                    <w:jc w:val="left"/>
-                  </w:pPr>
-                  <w:pPr>
-                    <w:jc w:val="start"/>
-                    <w:spacing w:before="200"/>
-                    <w:pStyle w:val="ImageCaption"/>
-                  </w:pPr>
-                  <w:r>
-                    <w:t xml:space="preserve">Figure 8: Natural Central Valley steelhead loss cumulative to date with historical years and annual loss threshold</w:t>
-                  </w:r>
-                </w:p>
-                <w:bookmarkEnd w:id="77"/>
-              </w:tc>
-            </w:tr>
-          </w:tbl>
-          <w:p/>
+          <w:bookmarkStart w:id="77" w:name="fig-sh-spaghetti"/>
+          <w:p>
+            <w:pPr>
+              <w:pStyle w:val="Compact"/>
+              <w:jc w:val="center"/>
+            </w:pPr>
+            <w:r>
+              <w:drawing>
+                <wp:inline>
+                  <wp:extent cx="5943600" cy="4322618"/>
+                  <wp:effectExtent b="0" l="0" r="0" t="0"/>
+                  <wp:docPr descr="" title="" id="75" name="Picture"/>
+                  <a:graphic>
+                    <a:graphicData uri="http://schemas.openxmlformats.org/drawingml/2006/picture">
+                      <pic:pic>
+                        <pic:nvPicPr>
+                          <pic:cNvPr descr="https://www.cbr.washington.edu/sacramento/workgroups/include_gen/WY2026/LossUnclip_2_Stlhd_currhist.png" id="76" name="Picture"/>
+                          <pic:cNvPicPr>
+                            <a:picLocks noChangeArrowheads="1" noChangeAspect="1"/>
+                          </pic:cNvPicPr>
+                        </pic:nvPicPr>
+                        <pic:blipFill>
+                          <a:blip r:embed="rId74"/>
+                          <a:stretch>
+                            <a:fillRect/>
+                          </a:stretch>
+                        </pic:blipFill>
+                        <pic:spPr bwMode="auto">
+                          <a:xfrm>
+                            <a:off x="0" y="0"/>
+                            <a:ext cx="5943600" cy="4322618"/>
+                          </a:xfrm>
+                          <a:prstGeom prst="rect">
+                            <a:avLst/>
+                          </a:prstGeom>
+                          <a:noFill/>
+                          <a:ln w="9525">
+                            <a:noFill/>
+                            <a:headEnd/>
+                            <a:tailEnd/>
+                          </a:ln>
+                        </pic:spPr>
+                      </pic:pic>
+                    </a:graphicData>
+                  </a:graphic>
+                </wp:inline>
+              </w:drawing>
+            </w:r>
+          </w:p>
+          <w:p>
+            <w:pPr>
+              <w:jc w:val="center"/>
+            </w:pPr>
+            <w:pPr>
+              <w:jc w:val="start"/>
+              <w:spacing w:before="200"/>
+              <w:pStyle w:val="ImageCaption"/>
+            </w:pPr>
+            <w:r>
+              <w:t xml:space="preserve">Figure 8: Natural Central Valley steelhead loss cumulative to date with historical years and annual loss threshold</w:t>
+            </w:r>
+          </w:p>
+          <w:bookmarkEnd w:id="77"/>
         </w:tc>
       </w:tr>
     </w:tbl>
-    <w:p>
-      <w:pPr>
-        <w:framePr w:w="0" w:h="0" w:vAnchor="margin" w:hAnchor="margin" w:xAlign="right" w:yAlign="top"/>
-      </w:pPr>
-    </w:p>
     <w:tbl>
       <w:tblPr>
         <w:tblStyle w:val="Table"/>
@@ -9176,96 +9128,72 @@
       <w:tr>
         <w:tc>
           <w:tcPr/>
-          <w:tbl>
-            <w:tblPr>
-              <w:tblStyle w:val="Table"/>
-              <w:tblW w:type="pct" w:w="5000"/>
-              <w:tblLayout w:type="fixed"/>
-              <w:tblLook w:firstRow="0" w:lastRow="0" w:firstColumn="0" w:lastColumn="0" w:noHBand="0" w:noVBand="0" w:val="0000"/>
-            </w:tblPr>
-            <w:tblGrid>
-              <w:gridCol w:w="7920"/>
-            </w:tblGrid>
-            <w:tr>
-              <w:tc>
-                <w:tcPr/>
-                <w:bookmarkStart w:id="81" w:name="fig-loss-eval-3"/>
-                <w:p>
-                  <w:pPr>
-                    <w:pStyle w:val="Compact"/>
-                    <w:jc w:val="center"/>
-                    <w:jc w:val="left"/>
-                  </w:pPr>
-                  <w:r>
-                    <w:drawing>
-                      <wp:inline>
-                        <wp:extent cx="5334000" cy="3555111"/>
-                        <wp:effectExtent b="0" l="0" r="0" t="0"/>
-                        <wp:docPr descr="" title="" id="79" name="Picture"/>
-                        <a:graphic>
-                          <a:graphicData uri="http://schemas.openxmlformats.org/drawingml/2006/picture">
-                            <pic:pic>
-                              <pic:nvPicPr>
-                                <pic:cNvPr descr="samt-assessment-v1_files/figure-docx/fig-loss-eval-3.png" id="80" name="Picture"/>
-                                <pic:cNvPicPr>
-                                  <a:picLocks noChangeArrowheads="1" noChangeAspect="1"/>
-                                </pic:cNvPicPr>
-                              </pic:nvPicPr>
-                              <pic:blipFill>
-                                <a:blip r:embed="rId78"/>
-                                <a:stretch>
-                                  <a:fillRect/>
-                                </a:stretch>
-                              </pic:blipFill>
-                              <pic:spPr bwMode="auto">
-                                <a:xfrm>
-                                  <a:off x="0" y="0"/>
-                                  <a:ext cx="5334000" cy="3555111"/>
-                                </a:xfrm>
-                                <a:prstGeom prst="rect">
-                                  <a:avLst/>
-                                </a:prstGeom>
-                                <a:noFill/>
-                                <a:ln w="9525">
-                                  <a:noFill/>
-                                  <a:headEnd/>
-                                  <a:tailEnd/>
-                                </a:ln>
-                              </pic:spPr>
-                            </pic:pic>
-                          </a:graphicData>
-                        </a:graphic>
-                      </wp:inline>
-                    </w:drawing>
-                  </w:r>
-                </w:p>
-                <w:p>
-                  <w:pPr>
-                    <w:jc w:val="center"/>
-                    <w:jc w:val="left"/>
-                  </w:pPr>
-                  <w:pPr>
-                    <w:jc w:val="start"/>
-                    <w:spacing w:before="200"/>
-                    <w:pStyle w:val="ImageCaption"/>
-                  </w:pPr>
-                  <w:r>
-                    <w:t xml:space="preserve">Figure 9: Estimates of winter-run Chinook loss generated by Loss and Salvage Predictor tool</w:t>
-                  </w:r>
-                </w:p>
-                <w:bookmarkEnd w:id="81"/>
-              </w:tc>
-            </w:tr>
-          </w:tbl>
-          <w:p/>
+          <w:bookmarkStart w:id="81" w:name="fig-wr-lsp"/>
+          <w:p>
+            <w:pPr>
+              <w:pStyle w:val="Compact"/>
+              <w:jc w:val="center"/>
+            </w:pPr>
+            <w:r>
+              <w:drawing>
+                <wp:inline>
+                  <wp:extent cx="5943600" cy="3241963"/>
+                  <wp:effectExtent b="0" l="0" r="0" t="0"/>
+                  <wp:docPr descr="" title="" id="79" name="Picture"/>
+                  <a:graphic>
+                    <a:graphicData uri="http://schemas.openxmlformats.org/drawingml/2006/picture">
+                      <pic:pic>
+                        <pic:nvPicPr>
+                          <pic:cNvPr descr="https://www.cbr.washington.edu/sacramento/workgroups/include_gen/WY2026/samt_lsp_winter.png" id="80" name="Picture"/>
+                          <pic:cNvPicPr>
+                            <a:picLocks noChangeArrowheads="1" noChangeAspect="1"/>
+                          </pic:cNvPicPr>
+                        </pic:nvPicPr>
+                        <pic:blipFill>
+                          <a:blip r:embed="rId78"/>
+                          <a:stretch>
+                            <a:fillRect/>
+                          </a:stretch>
+                        </pic:blipFill>
+                        <pic:spPr bwMode="auto">
+                          <a:xfrm>
+                            <a:off x="0" y="0"/>
+                            <a:ext cx="5943600" cy="3241963"/>
+                          </a:xfrm>
+                          <a:prstGeom prst="rect">
+                            <a:avLst/>
+                          </a:prstGeom>
+                          <a:noFill/>
+                          <a:ln w="9525">
+                            <a:noFill/>
+                            <a:headEnd/>
+                            <a:tailEnd/>
+                          </a:ln>
+                        </pic:spPr>
+                      </pic:pic>
+                    </a:graphicData>
+                  </a:graphic>
+                </wp:inline>
+              </w:drawing>
+            </w:r>
+          </w:p>
+          <w:p>
+            <w:pPr>
+              <w:jc w:val="center"/>
+            </w:pPr>
+            <w:pPr>
+              <w:jc w:val="start"/>
+              <w:spacing w:before="200"/>
+              <w:pStyle w:val="ImageCaption"/>
+            </w:pPr>
+            <w:r>
+              <w:t xml:space="preserve">Figure 9: Estimates of winter-run Chinook loss generated by Loss and Salvage Predictor tool</w:t>
+            </w:r>
+          </w:p>
+          <w:bookmarkEnd w:id="81"/>
         </w:tc>
       </w:tr>
     </w:tbl>
-    <w:p>
-      <w:pPr>
-        <w:framePr w:w="0" w:h="0" w:vAnchor="margin" w:hAnchor="margin" w:xAlign="right" w:yAlign="top"/>
-      </w:pPr>
-    </w:p>
     <w:tbl>
       <w:tblPr>
         <w:tblStyle w:val="Table"/>
@@ -9279,88 +9207,69 @@
       <w:tr>
         <w:tc>
           <w:tcPr/>
-          <w:tbl>
-            <w:tblPr>
-              <w:tblStyle w:val="Table"/>
-              <w:tblW w:type="pct" w:w="5000"/>
-              <w:tblLayout w:type="fixed"/>
-              <w:tblLook w:firstRow="0" w:lastRow="0" w:firstColumn="0" w:lastColumn="0" w:noHBand="0" w:noVBand="0" w:val="0000"/>
-            </w:tblPr>
-            <w:tblGrid>
-              <w:gridCol w:w="7920"/>
-            </w:tblGrid>
-            <w:tr>
-              <w:tc>
-                <w:tcPr/>
-                <w:bookmarkStart w:id="85" w:name="fig-loss-eval-4"/>
-                <w:p>
-                  <w:pPr>
-                    <w:pStyle w:val="Compact"/>
-                    <w:jc w:val="center"/>
-                    <w:jc w:val="left"/>
-                  </w:pPr>
-                  <w:r>
-                    <w:drawing>
-                      <wp:inline>
-                        <wp:extent cx="5334000" cy="3555111"/>
-                        <wp:effectExtent b="0" l="0" r="0" t="0"/>
-                        <wp:docPr descr="" title="" id="83" name="Picture"/>
-                        <a:graphic>
-                          <a:graphicData uri="http://schemas.openxmlformats.org/drawingml/2006/picture">
-                            <pic:pic>
-                              <pic:nvPicPr>
-                                <pic:cNvPr descr="samt-assessment-v1_files/figure-docx/fig-loss-eval-4.png" id="84" name="Picture"/>
-                                <pic:cNvPicPr>
-                                  <a:picLocks noChangeArrowheads="1" noChangeAspect="1"/>
-                                </pic:cNvPicPr>
-                              </pic:nvPicPr>
-                              <pic:blipFill>
-                                <a:blip r:embed="rId82"/>
-                                <a:stretch>
-                                  <a:fillRect/>
-                                </a:stretch>
-                              </pic:blipFill>
-                              <pic:spPr bwMode="auto">
-                                <a:xfrm>
-                                  <a:off x="0" y="0"/>
-                                  <a:ext cx="5334000" cy="3555111"/>
-                                </a:xfrm>
-                                <a:prstGeom prst="rect">
-                                  <a:avLst/>
-                                </a:prstGeom>
-                                <a:noFill/>
-                                <a:ln w="9525">
-                                  <a:noFill/>
-                                  <a:headEnd/>
-                                  <a:tailEnd/>
-                                </a:ln>
-                              </pic:spPr>
-                            </pic:pic>
-                          </a:graphicData>
-                        </a:graphic>
-                      </wp:inline>
-                    </w:drawing>
-                  </w:r>
-                </w:p>
-                <w:p>
-                  <w:pPr>
-                    <w:jc w:val="center"/>
-                    <w:jc w:val="left"/>
-                  </w:pPr>
-                  <w:pPr>
-                    <w:jc w:val="start"/>
-                    <w:spacing w:before="200"/>
-                    <w:pStyle w:val="ImageCaption"/>
-                  </w:pPr>
-                  <w:r>
-                    <w:t xml:space="preserve">Figure 10: Estimates of steelhead loss generated by Loss and Salvage Predictor tool</w:t>
-                  </w:r>
-                </w:p>
-                <w:bookmarkEnd w:id="85"/>
-              </w:tc>
-            </w:tr>
-          </w:tbl>
-          <w:p/>
+          <w:bookmarkStart w:id="85" w:name="fig-sh-lsp"/>
+          <w:p>
+            <w:pPr>
+              <w:pStyle w:val="Compact"/>
+              <w:jc w:val="center"/>
+            </w:pPr>
+            <w:r>
+              <w:drawing>
+                <wp:inline>
+                  <wp:extent cx="5943600" cy="3241963"/>
+                  <wp:effectExtent b="0" l="0" r="0" t="0"/>
+                  <wp:docPr descr="" title="" id="83" name="Picture"/>
+                  <a:graphic>
+                    <a:graphicData uri="http://schemas.openxmlformats.org/drawingml/2006/picture">
+                      <pic:pic>
+                        <pic:nvPicPr>
+                          <pic:cNvPr descr="https://www.cbr.washington.edu/sacramento/workgroups/include_gen/WY2026/samt_lsp_stlhd.png" id="84" name="Picture"/>
+                          <pic:cNvPicPr>
+                            <a:picLocks noChangeArrowheads="1" noChangeAspect="1"/>
+                          </pic:cNvPicPr>
+                        </pic:nvPicPr>
+                        <pic:blipFill>
+                          <a:blip r:embed="rId82"/>
+                          <a:stretch>
+                            <a:fillRect/>
+                          </a:stretch>
+                        </pic:blipFill>
+                        <pic:spPr bwMode="auto">
+                          <a:xfrm>
+                            <a:off x="0" y="0"/>
+                            <a:ext cx="5943600" cy="3241963"/>
+                          </a:xfrm>
+                          <a:prstGeom prst="rect">
+                            <a:avLst/>
+                          </a:prstGeom>
+                          <a:noFill/>
+                          <a:ln w="9525">
+                            <a:noFill/>
+                            <a:headEnd/>
+                            <a:tailEnd/>
+                          </a:ln>
+                        </pic:spPr>
+                      </pic:pic>
+                    </a:graphicData>
+                  </a:graphic>
+                </wp:inline>
+              </w:drawing>
+            </w:r>
+          </w:p>
+          <w:p>
+            <w:pPr>
+              <w:jc w:val="center"/>
+            </w:pPr>
+            <w:pPr>
+              <w:jc w:val="start"/>
+              <w:spacing w:before="200"/>
+              <w:pStyle w:val="ImageCaption"/>
+            </w:pPr>
+            <w:r>
+              <w:t xml:space="preserve">Figure 10: Estimates of steelhead loss generated by Loss and Salvage Predictor tool</w:t>
+            </w:r>
+          </w:p>
+          <w:bookmarkEnd w:id="85"/>
         </w:tc>
       </w:tr>
     </w:tbl>
@@ -9443,7 +9352,7 @@
         <w:t xml:space="preserve"> </w:t>
       </w:r>
       <w:r>
-        <w:t xml:space="preserve">Cumulative loss is currently 45.1% of the threshold. Current trajectory suggests the threshold is unlikely to be exceeded in the upcoming week.</w:t>
+        <w:t xml:space="preserve">Cumulative loss is currently 46.3% of the threshold. Current trajectory suggests the threshold is unlikely to be exceeded in the upcoming week.</w:t>
       </w:r>
     </w:p>
     <w:p>
@@ -9479,11 +9388,16 @@
         <w:t xml:space="preserve"> </w:t>
       </w:r>
       <w:r>
-        <w:t xml:space="preserve">Cumulative loss is currently 2.5% of the threshold. Current trajectory suggests the threshold is unlikely to be exceeded in the upcoming week.</w:t>
+        <w:t xml:space="preserve">Cumulative loss is currently 4.7% of the threshold. Current trajectory suggests the threshold is unlikely to be exceeded in the upcoming week.</w:t>
+      </w:r>
+    </w:p>
+    <w:p>
+      <w:r>
+        <w:br w:type="page"/>
       </w:r>
     </w:p>
     <w:bookmarkEnd w:id="87"/>
-    <w:bookmarkStart w:id="88" w:name="references"/>
+    <w:bookmarkStart w:id="93" w:name="references"/>
     <w:p>
       <w:pPr>
         <w:pStyle w:val="Heading3"/>
@@ -9492,18 +9406,14 @@
         <w:t xml:space="preserve">References</w:t>
       </w:r>
     </w:p>
+    <w:bookmarkStart w:id="92" w:name="refs"/>
+    <w:bookmarkStart w:id="88" w:name="ref-brodsky2020"/>
     <w:p>
       <w:pPr>
-        <w:pStyle w:val="FirstParagraph"/>
+        <w:pStyle w:val="Bibliography"/>
       </w:pPr>
       <w:r>
-        <w:t xml:space="preserve">Brodsky, Annie, Steven C. Zeug, Jonathan Nelson, John Hannon, Paul J. Anders, and Bradley J. Cavallo.</w:t>
-      </w:r>
-      <w:r>
-        <w:t xml:space="preserve"> </w:t>
-      </w:r>
-      <w:r>
-        <w:t xml:space="preserve">“Does Broodstock Source Affect Post-Release Survival of Steelhead? Implications of Replacing a Non-Native Hatchery Stock for Recovery.”</w:t>
+        <w:t xml:space="preserve">Brodsky, A., Zeug, S. C., Nelson, J., Hannon, J., Anders, P. J., &amp; Cavallo, B. J. (2020). Does broodstock source affect post-release survival of steelhead? Implications of replacing a non-native hatchery stock for recovery.</w:t>
       </w:r>
       <w:r>
         <w:t xml:space="preserve"> </w:t>
@@ -9516,24 +9426,30 @@
         <w:t xml:space="preserve">Environmental Biology of Fishes</w:t>
       </w:r>
       <w:r>
+        <w:t xml:space="preserve">,</w:t>
+      </w:r>
+      <w:r>
         <w:t xml:space="preserve"> </w:t>
       </w:r>
       <w:r>
-        <w:t xml:space="preserve">103, no. 5 (2020): 437–53. https://doi.org/10.1007/s10641-020-00951-2.</w:t>
+        <w:rPr>
+          <w:i/>
+          <w:iCs/>
+        </w:rPr>
+        <w:t xml:space="preserve">103</w:t>
+      </w:r>
+      <w:r>
+        <w:t xml:space="preserve">(5), 437–453.</w:t>
       </w:r>
     </w:p>
+    <w:bookmarkEnd w:id="88"/>
+    <w:bookmarkStart w:id="89" w:name="ref-delreal2012"/>
     <w:p>
       <w:pPr>
-        <w:pStyle w:val="BodyText"/>
+        <w:pStyle w:val="Bibliography"/>
       </w:pPr>
       <w:r>
-        <w:t xml:space="preserve">Del Real, S. Casey, Michelle Workman, and Joseph Merz.</w:t>
-      </w:r>
-      <w:r>
-        <w:t xml:space="preserve"> </w:t>
-      </w:r>
-      <w:r>
-        <w:t xml:space="preserve">“Migration Characteristics of Hatchery and Natural-Origin Oncorhynchus Mykiss from the Lower Mokelumne River, California.”</w:t>
+        <w:t xml:space="preserve">Del Real, S. C., Workman, M., &amp; Merz, J. (2012). Migration characteristics of hatchery and natural-origin oncorhynchus mykiss from the lower mokelumne river, california.</w:t>
       </w:r>
       <w:r>
         <w:t xml:space="preserve"> </w:t>
@@ -9546,29 +9462,53 @@
         <w:t xml:space="preserve">Environmental Biology of Fishes</w:t>
       </w:r>
       <w:r>
+        <w:t xml:space="preserve">,</w:t>
+      </w:r>
+      <w:r>
         <w:t xml:space="preserve"> </w:t>
       </w:r>
       <w:r>
-        <w:t xml:space="preserve">94, no. 2 (2012): 363–75. https://doi.org/10.1007/s10641-011-9967-z.</w:t>
+        <w:rPr>
+          <w:i/>
+          <w:iCs/>
+        </w:rPr>
+        <w:t xml:space="preserve">94</w:t>
+      </w:r>
+      <w:r>
+        <w:t xml:space="preserve">(2), 363–375.</w:t>
       </w:r>
     </w:p>
+    <w:bookmarkEnd w:id="89"/>
+    <w:bookmarkStart w:id="90" w:name="ref-kurth2013"/>
     <w:p>
       <w:pPr>
-        <w:pStyle w:val="BodyText"/>
+        <w:pStyle w:val="Bibliography"/>
       </w:pPr>
       <w:r>
-        <w:t xml:space="preserve">Kurth, R. 2013. Downstream migration success of Feather River Fish Hatchery steelhead smolts under different release strategies. Presentation at Steelhead Management Meeting, California Department of Fish and Wildlife.</w:t>
+        <w:t xml:space="preserve">Kurth, R. (2013).</w:t>
+      </w:r>
+      <w:r>
+        <w:t xml:space="preserve"> </w:t>
+      </w:r>
+      <w:r>
+        <w:rPr>
+          <w:i/>
+          <w:iCs/>
+        </w:rPr>
+        <w:t xml:space="preserve">Downstream migration success of feather river fish hatchery steelhead smolts under different release strategies</w:t>
+      </w:r>
+      <w:r>
+        <w:t xml:space="preserve">.</w:t>
       </w:r>
     </w:p>
+    <w:bookmarkEnd w:id="90"/>
+    <w:bookmarkStart w:id="91" w:name="ref-sandstrom2020"/>
     <w:p>
       <w:pPr>
-        <w:pStyle w:val="BodyText"/>
+        <w:pStyle w:val="Bibliography"/>
       </w:pPr>
       <w:r>
-        <w:t xml:space="preserve">Sandstrom, Philip Thomas, Arnold J. Ammann, Cyril Michel, et al. </w:t>
-      </w:r>
-      <w:r>
-        <w:t xml:space="preserve">“Low River Survival of Juvenile Steelhead in the Sacramento River Watershed.”</w:t>
+        <w:t xml:space="preserve">Sandstrom, P. T., Ammann, A. J., Michel, C., et al. (2020). Low river survival of juvenile steelhead in the sacramento river watershed.</w:t>
       </w:r>
       <w:r>
         <w:t xml:space="preserve"> </w:t>
@@ -9581,15 +9521,32 @@
         <w:t xml:space="preserve">Environmental Biology of Fishes</w:t>
       </w:r>
       <w:r>
+        <w:t xml:space="preserve">,</w:t>
+      </w:r>
+      <w:r>
         <w:t xml:space="preserve"> </w:t>
       </w:r>
       <w:r>
-        <w:t xml:space="preserve">103, no. 5 (2020): 531–41. https://doi.org/10.1007/s10641-020-00954-z.</w:t>
+        <w:rPr>
+          <w:i/>
+          <w:iCs/>
+        </w:rPr>
+        <w:t xml:space="preserve">103</w:t>
+      </w:r>
+      <w:r>
+        <w:t xml:space="preserve">(5), 531–541.</w:t>
       </w:r>
     </w:p>
-    <w:bookmarkEnd w:id="88"/>
-    <w:bookmarkEnd w:id="89"/>
-    <w:sectPr/>
+    <w:bookmarkEnd w:id="91"/>
+    <w:bookmarkEnd w:id="92"/>
+    <w:bookmarkEnd w:id="93"/>
+    <w:bookmarkEnd w:id="94"/>
+    <w:sectPr>
+      <w:pgSz w:h="15840" w:orient="portrait" w:w="12240"/>
+      <w:pgMar w:bottom="1440" w:footer="708" w:gutter="0" w:header="708" w:left="1440" w:right="1440" w:top="1440"/>
+      <w:pgNumType/>
+      <w:docGrid w:linePitch="360"/>
+    </w:sectPr>
   </w:body>
 </w:document>
 </file>
@@ -9618,7 +9575,91 @@
 </file>
 
 <file path=word/numbering.xml><?xml version="1.0" encoding="utf-8"?>
-<w:numbering xmlns:w="http://schemas.openxmlformats.org/wordprocessingml/2006/main">
+<w:numbering xmlns:m="http://schemas.openxmlformats.org/officeDocument/2006/math" xmlns:mc="http://schemas.openxmlformats.org/markup-compatibility/2006" xmlns:o="urn:schemas-microsoft-com:office:office" xmlns:r="http://schemas.openxmlformats.org/officeDocument/2006/relationships" xmlns:v="urn:schemas-microsoft-com:vml" xmlns:w="http://schemas.openxmlformats.org/wordprocessingml/2006/main" xmlns:w10="urn:schemas-microsoft-com:office:word" xmlns:w14="http://schemas.microsoft.com/office/word/2010/wordml" xmlns:w15="http://schemas.microsoft.com/office/word/2012/wordml" xmlns:wne="http://schemas.microsoft.com/office/word/2006/wordml" xmlns:wp="http://schemas.openxmlformats.org/drawingml/2006/wordprocessingDrawing" xmlns:wp14="http://schemas.microsoft.com/office/word/2010/wordprocessingDrawing" xmlns:wpc="http://schemas.microsoft.com/office/word/2010/wordprocessingCanvas" xmlns:wpg="http://schemas.microsoft.com/office/word/2010/wordprocessingGroup" xmlns:wpi="http://schemas.microsoft.com/office/word/2010/wordprocessingInk" xmlns:wps="http://schemas.microsoft.com/office/word/2010/wordprocessingShape" mc:Ignorable="w14 w15 wp14">
+  <w:abstractNum w15:restartNumberingAfterBreak="0" w:abstractNumId="1">
+    <w:multiLevelType w:val="hybridMultilevel"/>
+    <w:lvl w15:tentative="1" w:ilvl="0">
+      <w:start w:val="1"/>
+      <w:numFmt w:val="bullet"/>
+      <w:lvlText w:val="●"/>
+      <w:lvlJc w:val="left"/>
+      <w:pPr>
+        <w:ind w:hanging="360" w:left="720"/>
+      </w:pPr>
+    </w:lvl>
+    <w:lvl w15:tentative="1" w:ilvl="1">
+      <w:start w:val="1"/>
+      <w:numFmt w:val="bullet"/>
+      <w:lvlText w:val="○"/>
+      <w:lvlJc w:val="left"/>
+      <w:pPr>
+        <w:ind w:hanging="360" w:left="1440"/>
+      </w:pPr>
+    </w:lvl>
+    <w:lvl w15:tentative="1" w:ilvl="2">
+      <w:start w:val="1"/>
+      <w:numFmt w:val="bullet"/>
+      <w:lvlText w:val="■"/>
+      <w:lvlJc w:val="left"/>
+      <w:pPr>
+        <w:ind w:hanging="360" w:left="2160"/>
+      </w:pPr>
+    </w:lvl>
+    <w:lvl w15:tentative="1" w:ilvl="3">
+      <w:start w:val="1"/>
+      <w:numFmt w:val="bullet"/>
+      <w:lvlText w:val="●"/>
+      <w:lvlJc w:val="left"/>
+      <w:pPr>
+        <w:ind w:hanging="360" w:left="2880"/>
+      </w:pPr>
+    </w:lvl>
+    <w:lvl w15:tentative="1" w:ilvl="4">
+      <w:start w:val="1"/>
+      <w:numFmt w:val="bullet"/>
+      <w:lvlText w:val="○"/>
+      <w:lvlJc w:val="left"/>
+      <w:pPr>
+        <w:ind w:hanging="360" w:left="3600"/>
+      </w:pPr>
+    </w:lvl>
+    <w:lvl w15:tentative="1" w:ilvl="5">
+      <w:start w:val="1"/>
+      <w:numFmt w:val="bullet"/>
+      <w:lvlText w:val="■"/>
+      <w:lvlJc w:val="left"/>
+      <w:pPr>
+        <w:ind w:hanging="360" w:left="4320"/>
+      </w:pPr>
+    </w:lvl>
+    <w:lvl w15:tentative="1" w:ilvl="6">
+      <w:start w:val="1"/>
+      <w:numFmt w:val="bullet"/>
+      <w:lvlText w:val="●"/>
+      <w:lvlJc w:val="left"/>
+      <w:pPr>
+        <w:ind w:hanging="360" w:left="5040"/>
+      </w:pPr>
+    </w:lvl>
+    <w:lvl w15:tentative="1" w:ilvl="7">
+      <w:start w:val="1"/>
+      <w:numFmt w:val="bullet"/>
+      <w:lvlText w:val="●"/>
+      <w:lvlJc w:val="left"/>
+      <w:pPr>
+        <w:ind w:hanging="360" w:left="5760"/>
+      </w:pPr>
+    </w:lvl>
+    <w:lvl w15:tentative="1" w:ilvl="8">
+      <w:start w:val="1"/>
+      <w:numFmt w:val="bullet"/>
+      <w:lvlText w:val="●"/>
+      <w:lvlJc w:val="left"/>
+      <w:pPr>
+        <w:ind w:hanging="360" w:left="6480"/>
+      </w:pPr>
+    </w:lvl>
+  </w:abstractNum>
   <w:abstractNum w:abstractNumId="990">
     <w:nsid w:val="0000A990"/>
     <w:multiLevelType w:val="multilevel"/>
@@ -9883,6 +9924,12 @@
       </w:pPr>
     </w:lvl>
   </w:abstractNum>
+  <w:num w:numId="1">
+    <w:abstractNumId w:val="1"/>
+    <w:lvlOverride w:ilvl="0">
+      <w:startOverride w:val="1"/>
+    </w:lvlOverride>
+  </w:num>
   <w:num w:numId="1000">
     <w:abstractNumId w:val="990"/>
   </w:num>
@@ -9923,662 +9970,302 @@
 </file>
 
 <file path=word/styles.xml><?xml version="1.0" encoding="utf-8"?>
-<w:styles xmlns:r="http://schemas.openxmlformats.org/officeDocument/2006/relationships" xmlns:w="http://schemas.openxmlformats.org/wordprocessingml/2006/main">
+<w:styles xmlns:mc="http://schemas.openxmlformats.org/markup-compatibility/2006" xmlns:r="http://schemas.openxmlformats.org/officeDocument/2006/relationships" xmlns:w="http://schemas.openxmlformats.org/wordprocessingml/2006/main" xmlns:w14="http://schemas.microsoft.com/office/word/2010/wordml" xmlns:w15="http://schemas.microsoft.com/office/word/2012/wordml" mc:Ignorable="w14 w15">
   <w:docDefaults>
     <w:rPrDefault>
       <w:rPr>
-        <w:rFonts w:asciiTheme="minorHAnsi" w:cstheme="minorBidi" w:eastAsiaTheme="minorHAnsi" w:hAnsiTheme="minorHAnsi"/>
-        <w:sz w:val="24"/>
-        <w:szCs w:val="24"/>
-        <w:lang w:bidi="ar-SA" w:eastAsia="en-US" w:val="en-US"/>
+        <w:rFonts w:ascii="Calibri" w:cs="Calibri" w:eastAsia="Calibri" w:hAnsi="Calibri"/>
+        <w:sz w:val="22"/>
+        <w:szCs w:val="22"/>
       </w:rPr>
     </w:rPrDefault>
-    <w:pPrDefault>
-      <w:pPr>
-        <w:spacing w:after="200"/>
-      </w:pPr>
-    </w:pPrDefault>
+    <w:pPrDefault/>
   </w:docDefaults>
-  <w:latentStyles w:count="276" w:defLockedState="0" w:defQFormat="0" w:defSemiHidden="0" w:defUIPriority="0" w:defUnhideWhenUsed="0"/>
-  <w:style w:default="1" w:styleId="Normal" w:type="paragraph">
-    <w:name w:val="Normal"/>
-    <w:qFormat/>
-  </w:style>
-  <w:style w:styleId="BodyText" w:type="paragraph">
-    <w:name w:val="Body Text"/>
-    <w:basedOn w:val="Normal"/>
-    <w:link w:val="BodyTextChar"/>
-    <w:qFormat/>
-    <w:pPr>
-      <w:spacing w:after="180" w:before="180"/>
-    </w:pPr>
-  </w:style>
-  <w:style w:customStyle="1" w:styleId="FirstParagraph" w:type="paragraph">
-    <w:name w:val="First Paragraph"/>
-    <w:basedOn w:val="BodyText"/>
-    <w:next w:val="BodyText"/>
-    <w:qFormat/>
-  </w:style>
-  <w:style w:customStyle="1" w:styleId="Compact" w:type="paragraph">
-    <w:name w:val="Compact"/>
-    <w:basedOn w:val="BodyText"/>
-    <w:qFormat/>
-    <w:pPr>
-      <w:spacing w:after="36" w:before="36"/>
-    </w:pPr>
-  </w:style>
   <w:style w:styleId="Title" w:type="paragraph">
     <w:name w:val="Title"/>
     <w:basedOn w:val="Normal"/>
-    <w:next w:val="BodyText"/>
-    <w:link w:val="TitleChar"/>
-    <w:uiPriority w:val="10"/>
+    <w:next w:val="Normal"/>
     <w:qFormat/>
-    <w:rsid w:val="00A10FD9"/>
-    <w:pPr>
-      <w:spacing w:after="80" w:line="240" w:lineRule="auto"/>
-      <w:contextualSpacing/>
-      <w:jc w:val="center"/>
-    </w:pPr>
     <w:rPr>
-      <w:rFonts w:asciiTheme="majorHAnsi" w:cstheme="majorBidi" w:eastAsiaTheme="majorEastAsia" w:hAnsiTheme="majorHAnsi"/>
-      <w:spacing w:val="-10"/>
-      <w:kern w:val="28"/>
       <w:sz w:val="56"/>
       <w:szCs w:val="56"/>
     </w:rPr>
   </w:style>
-  <w:style w:customStyle="1" w:styleId="TitleChar" w:type="character">
-    <w:name w:val="Title Char"/>
-    <w:basedOn w:val="DefaultParagraphFont"/>
-    <w:link w:val="Title"/>
-    <w:uiPriority w:val="10"/>
-    <w:rsid w:val="00A10FD9"/>
+  <w:style w:styleId="Heading1" w:type="paragraph">
+    <w:name w:val="Heading 1"/>
+    <w:basedOn w:val="Normal"/>
+    <w:next w:val="Normal"/>
+    <w:qFormat/>
     <w:rPr>
-      <w:rFonts w:asciiTheme="majorHAnsi" w:cstheme="majorBidi" w:eastAsiaTheme="majorEastAsia" w:hAnsiTheme="majorHAnsi"/>
-      <w:spacing w:val="-10"/>
-      <w:kern w:val="28"/>
-      <w:sz w:val="56"/>
-      <w:szCs w:val="56"/>
+      <w:color w:val="2E74B5"/>
+      <w:sz w:val="32"/>
+      <w:szCs w:val="32"/>
     </w:rPr>
   </w:style>
-  <w:style w:styleId="Subtitle" w:type="paragraph">
-    <w:name w:val="Subtitle"/>
-    <w:basedOn w:val="Title"/>
-    <w:next w:val="BodyText"/>
-    <w:link w:val="SubtitleChar"/>
-    <w:uiPriority w:val="11"/>
+  <w:style w:styleId="Heading2" w:type="paragraph">
+    <w:name w:val="Heading 2"/>
+    <w:basedOn w:val="Normal"/>
+    <w:next w:val="Normal"/>
     <w:qFormat/>
-    <w:rsid w:val="00A10FD9"/>
-    <w:pPr>
-      <w:numPr>
-        <w:ilvl w:val="1"/>
-      </w:numPr>
-    </w:pPr>
     <w:rPr>
-      <w:rFonts w:cstheme="majorBidi" w:eastAsiaTheme="majorEastAsia"/>
-      <w:spacing w:val="15"/>
-      <w:sz w:val="28"/>
-      <w:szCs w:val="28"/>
+      <w:color w:val="2E74B5"/>
+      <w:sz w:val="26"/>
+      <w:szCs w:val="26"/>
     </w:rPr>
   </w:style>
-  <w:style w:customStyle="1" w:styleId="SubtitleChar" w:type="character">
-    <w:name w:val="Subtitle Char"/>
-    <w:basedOn w:val="DefaultParagraphFont"/>
-    <w:link w:val="Subtitle"/>
-    <w:uiPriority w:val="11"/>
-    <w:rsid w:val="00A10FD9"/>
+  <w:style w:styleId="Heading3" w:type="paragraph">
+    <w:name w:val="Heading 3"/>
+    <w:basedOn w:val="Normal"/>
+    <w:next w:val="Normal"/>
+    <w:qFormat/>
     <w:rPr>
-      <w:rFonts w:cstheme="majorBidi" w:eastAsiaTheme="majorEastAsia"/>
-      <w:color w:themeColor="text1" w:themeTint="A6" w:val="595959"/>
-      <w:spacing w:val="15"/>
-      <w:sz w:val="28"/>
-      <w:szCs w:val="28"/>
+      <w:color w:val="1F4D78"/>
+      <w:sz w:val="24"/>
+      <w:szCs w:val="24"/>
     </w:rPr>
   </w:style>
-  <w:style w:customStyle="1" w:styleId="Author" w:type="paragraph">
-    <w:name w:val="Author"/>
-    <w:next w:val="BodyText"/>
+  <w:style w:styleId="Heading4" w:type="paragraph">
+    <w:name w:val="Heading 4"/>
+    <w:basedOn w:val="Normal"/>
+    <w:next w:val="Normal"/>
     <w:qFormat/>
-    <w:pPr>
-      <w:keepNext/>
-      <w:keepLines/>
-      <w:jc w:val="center"/>
-    </w:pPr>
+    <w:rPr>
+      <w:i/>
+      <w:iCs/>
+      <w:color w:val="2E74B5"/>
+    </w:rPr>
   </w:style>
-  <w:style w:styleId="Date" w:type="paragraph">
-    <w:name w:val="Date"/>
-    <w:next w:val="BodyText"/>
+  <w:style w:styleId="Heading5" w:type="paragraph">
+    <w:name w:val="Heading 5"/>
+    <w:basedOn w:val="Normal"/>
+    <w:next w:val="Normal"/>
     <w:qFormat/>
-    <w:pPr>
-      <w:keepNext/>
-      <w:keepLines/>
-      <w:jc w:val="center"/>
-    </w:pPr>
+    <w:rPr>
+      <w:color w:val="2E74B5"/>
+    </w:rPr>
   </w:style>
-  <w:style w:customStyle="1" w:styleId="AbstractTitle" w:type="paragraph">
-    <w:name w:val="Abstract Title"/>
+  <w:style w:styleId="Heading6" w:type="paragraph">
+    <w:name w:val="Heading 6"/>
     <w:basedOn w:val="Normal"/>
-    <w:next w:val="Abstract"/>
+    <w:next w:val="Normal"/>
     <w:qFormat/>
-    <w:pPr>
-      <w:keepNext/>
-      <w:keepLines/>
-      <w:spacing w:after="0" w:before="300"/>
-      <w:jc w:val="center"/>
-    </w:pPr>
+    <w:rPr>
+      <w:color w:val="1F4D78"/>
+    </w:rPr>
+  </w:style>
+  <w:style w:styleId="Strong" w:type="paragraph">
+    <w:name w:val="Strong"/>
+    <w:basedOn w:val="Normal"/>
+    <w:next w:val="Normal"/>
+    <w:qFormat/>
     <w:rPr>
       <w:b/>
-      <w:sz w:val="20"/>
-      <w:szCs w:val="20"/>
+      <w:bCs/>
     </w:rPr>
   </w:style>
-  <w:style w:customStyle="1" w:styleId="Abstract" w:type="paragraph">
-    <w:name w:val="Abstract"/>
+  <w:style w:styleId="ListParagraph" w:type="paragraph">
+    <w:name w:val="List Paragraph"/>
     <w:basedOn w:val="Normal"/>
-    <w:next w:val="BodyText"/>
     <w:qFormat/>
+  </w:style>
+  <w:style w:styleId="Hyperlink" w:type="character">
+    <w:name w:val="Hyperlink"/>
+    <w:basedOn w:val="DefaultParagraphFont"/>
+    <w:uiPriority w:val="99"/>
+    <w:unhideWhenUsed/>
+    <w:rPr>
+      <w:color w:val="0563C1"/>
+      <w:u w:val="single"/>
+    </w:rPr>
+  </w:style>
+  <w:style w:styleId="FootnoteReference" w:type="character">
+    <w:name w:val="footnote reference"/>
+    <w:basedOn w:val="DefaultParagraphFont"/>
+    <w:uiPriority w:val="99"/>
+    <w:semiHidden/>
+    <w:unhideWhenUsed/>
+    <w:rPr>
+      <w:vertAlign w:val="superscript"/>
+    </w:rPr>
+  </w:style>
+  <w:style w:styleId="FootnoteText" w:type="paragraph">
+    <w:name w:val="footnote text"/>
+    <w:basedOn w:val="Normal"/>
+    <w:link w:val="FootnoteTextChar"/>
+    <w:uiPriority w:val="99"/>
+    <w:semiHidden/>
+    <w:unhideWhenUsed/>
     <w:pPr>
-      <w:keepNext/>
-      <w:keepLines/>
-      <w:spacing w:after="300" w:before="100"/>
+      <w:spacing w:after="0" w:line="240" w:lineRule="auto"/>
     </w:pPr>
     <w:rPr>
       <w:sz w:val="20"/>
       <w:szCs w:val="20"/>
     </w:rPr>
   </w:style>
+  <w:style w:styleId="FootnoteTextChar" w:type="character">
+    <w:name w:val="Footnote Text Char"/>
+    <w:basedOn w:val="DefaultParagraphFont"/>
+    <w:link w:val="FootnoteText"/>
+    <w:uiPriority w:val="99"/>
+    <w:semiHidden/>
+    <w:unhideWhenUsed/>
+    <w:rPr>
+      <w:sz w:val="20"/>
+      <w:szCs w:val="20"/>
+    </w:rPr>
+  </w:style>
+  <w:style w:styleId="Heading1" w:type="paragraph">
+    <w:name w:val="Heading 1"/>
+    <w:basedOn w:val="Normal"/>
+    <w:next w:val="Normal"/>
+    <w:qFormat/>
+    <w:pPr>
+      <w:spacing w:after="120" w:before="240"/>
+      <w:outlineLvl w:val="0"/>
+    </w:pPr>
+    <w:rPr>
+      <w:rFonts w:ascii="Calibri" w:cs="Calibri" w:eastAsia="Calibri" w:hAnsi="Calibri"/>
+      <w:b/>
+      <w:bCs/>
+      <w:color w:val="000000"/>
+      <w:sz w:val="28"/>
+      <w:szCs w:val="28"/>
+    </w:rPr>
+  </w:style>
+  <w:style w:styleId="Heading2" w:type="paragraph">
+    <w:name w:val="Heading 2"/>
+    <w:basedOn w:val="Normal"/>
+    <w:next w:val="Normal"/>
+    <w:qFormat/>
+    <w:pPr>
+      <w:spacing w:after="100" w:before="200"/>
+      <w:outlineLvl w:val="1"/>
+    </w:pPr>
+    <w:rPr>
+      <w:rFonts w:ascii="Calibri" w:cs="Calibri" w:eastAsia="Calibri" w:hAnsi="Calibri"/>
+      <w:b/>
+      <w:bCs/>
+      <w:color w:val="000000"/>
+      <w:sz w:val="26"/>
+      <w:szCs w:val="26"/>
+    </w:rPr>
+  </w:style>
+  <w:style w:styleId="Heading3" w:type="paragraph">
+    <w:name w:val="Heading 3"/>
+    <w:basedOn w:val="Normal"/>
+    <w:next w:val="Normal"/>
+    <w:qFormat/>
+    <w:pPr>
+      <w:spacing w:after="80" w:before="160"/>
+      <w:outlineLvl w:val="2"/>
+    </w:pPr>
+    <w:rPr>
+      <w:rFonts w:ascii="Calibri" w:cs="Calibri" w:eastAsia="Calibri" w:hAnsi="Calibri"/>
+      <w:b/>
+      <w:bCs/>
+      <w:color w:val="000000"/>
+      <w:sz w:val="24"/>
+      <w:szCs w:val="24"/>
+    </w:rPr>
+  </w:style>
+  <w:style w:styleId="Heading4" w:type="paragraph">
+    <w:name w:val="Heading 4"/>
+    <w:basedOn w:val="Normal"/>
+    <w:next w:val="Normal"/>
+    <w:qFormat/>
+    <w:pPr>
+      <w:spacing w:after="60" w:before="120"/>
+      <w:outlineLvl w:val="3"/>
+    </w:pPr>
+    <w:rPr>
+      <w:rFonts w:ascii="Calibri" w:cs="Calibri" w:eastAsia="Calibri" w:hAnsi="Calibri"/>
+      <w:b/>
+      <w:bCs/>
+      <w:i/>
+      <w:iCs/>
+      <w:color w:val="000000"/>
+      <w:sz w:val="22"/>
+      <w:szCs w:val="22"/>
+    </w:rPr>
+  </w:style>
+  <w:style w:styleId="Title" w:type="paragraph">
+    <w:name w:val="Title"/>
+    <w:basedOn w:val="Normal"/>
+    <w:next w:val="Normal"/>
+    <w:qFormat/>
+    <w:pPr>
+      <w:spacing w:after="240" w:before="0"/>
+      <w:jc w:val="center"/>
+    </w:pPr>
+    <w:rPr>
+      <w:rFonts w:ascii="Calibri" w:cs="Calibri" w:eastAsia="Calibri" w:hAnsi="Calibri"/>
+      <w:b/>
+      <w:bCs/>
+      <w:color w:val="000000"/>
+      <w:sz w:val="32"/>
+      <w:szCs w:val="32"/>
+    </w:rPr>
+  </w:style>
+  <w:style w:styleId="Caption" w:type="paragraph">
+    <w:name w:val="Caption"/>
+    <w:basedOn w:val="Normal"/>
+    <w:next w:val="Normal"/>
+    <w:pPr>
+      <w:spacing w:after="60" w:before="60"/>
+      <w:jc w:val="left"/>
+    </w:pPr>
+    <w:rPr>
+      <w:rFonts w:ascii="Calibri" w:cs="Calibri" w:eastAsia="Calibri" w:hAnsi="Calibri"/>
+      <w:i/>
+      <w:iCs/>
+      <w:color w:val="000000"/>
+      <w:sz w:val="22"/>
+      <w:szCs w:val="22"/>
+    </w:rPr>
+  </w:style>
+  <w:style w:styleId="TableCaption" w:type="paragraph">
+    <w:name w:val="Table Caption"/>
+    <w:basedOn w:val="Caption"/>
+    <w:next w:val="Normal"/>
+    <w:pPr>
+      <w:spacing w:after="60" w:before="60"/>
+      <w:jc w:val="left"/>
+    </w:pPr>
+    <w:rPr>
+      <w:rFonts w:ascii="Calibri" w:cs="Calibri" w:eastAsia="Calibri" w:hAnsi="Calibri"/>
+      <w:i/>
+      <w:iCs/>
+      <w:color w:val="000000"/>
+      <w:sz w:val="22"/>
+      <w:szCs w:val="22"/>
+    </w:rPr>
+  </w:style>
+  <w:style w:styleId="Normal" w:type="paragraph">
+    <w:name w:val="Normal"/>
+    <w:pPr>
+      <w:spacing w:after="0" w:before="0" w:line="240"/>
+    </w:pPr>
+    <w:rPr>
+      <w:rFonts w:ascii="Calibri" w:cs="Calibri" w:eastAsia="Calibri" w:hAnsi="Calibri"/>
+      <w:color w:val="000000"/>
+      <w:sz w:val="22"/>
+      <w:szCs w:val="22"/>
+    </w:rPr>
+  </w:style>
   <w:style w:styleId="Bibliography" w:type="paragraph">
     <w:name w:val="Bibliography"/>
     <w:basedOn w:val="Normal"/>
     <w:next w:val="Bibliography"/>
-    <w:qFormat/>
-    <w:pPr/>
-    <w:rPr/>
-  </w:style>
-  <w:style w:styleId="Heading1" w:type="paragraph">
-    <w:name w:val="heading 1"/>
-    <w:basedOn w:val="Normal"/>
-    <w:next w:val="BodyText"/>
-    <w:link w:val="Heading1Char"/>
-    <w:uiPriority w:val="9"/>
-    <w:qFormat/>
-    <w:rsid w:val="00A10FD9"/>
     <w:pPr>
-      <w:keepNext/>
-      <w:keepLines/>
-      <w:spacing w:after="80" w:before="360"/>
-      <w:outlineLvl w:val="0"/>
+      <w:spacing w:after="0" w:before="0" w:line="240"/>
+      <w:ind w:hanging="720" w:left="720"/>
     </w:pPr>
     <w:rPr>
-      <w:rFonts w:asciiTheme="majorHAnsi" w:cstheme="majorBidi" w:eastAsiaTheme="majorEastAsia" w:hAnsiTheme="majorHAnsi"/>
-      <w:color w:themeColor="accent1" w:themeShade="BF" w:val="0F4761"/>
-      <w:sz w:val="40"/>
-      <w:szCs w:val="40"/>
-    </w:rPr>
-  </w:style>
-  <w:style w:styleId="Heading2" w:type="paragraph">
-    <w:name w:val="heading 2"/>
-    <w:basedOn w:val="Normal"/>
-    <w:next w:val="BodyText"/>
-    <w:link w:val="Heading2Char"/>
-    <w:uiPriority w:val="9"/>
-    <w:semiHidden/>
-    <w:unhideWhenUsed/>
-    <w:qFormat/>
-    <w:rsid w:val="00A10FD9"/>
-    <w:pPr>
-      <w:keepNext/>
-      <w:keepLines/>
-      <w:spacing w:after="80" w:before="160"/>
-      <w:outlineLvl w:val="1"/>
-    </w:pPr>
-    <w:rPr>
-      <w:rFonts w:asciiTheme="majorHAnsi" w:cstheme="majorBidi" w:eastAsiaTheme="majorEastAsia" w:hAnsiTheme="majorHAnsi"/>
-      <w:color w:themeColor="accent1" w:themeShade="BF" w:val="0F4761"/>
-      <w:sz w:val="32"/>
-      <w:szCs w:val="32"/>
-    </w:rPr>
-  </w:style>
-  <w:style w:styleId="Heading3" w:type="paragraph">
-    <w:name w:val="heading 3"/>
-    <w:basedOn w:val="Normal"/>
-    <w:next w:val="BodyText"/>
-    <w:link w:val="Heading3Char"/>
-    <w:uiPriority w:val="9"/>
-    <w:semiHidden/>
-    <w:unhideWhenUsed/>
-    <w:qFormat/>
-    <w:rsid w:val="00A10FD9"/>
-    <w:pPr>
-      <w:keepNext/>
-      <w:keepLines/>
-      <w:spacing w:after="80" w:before="160"/>
-      <w:outlineLvl w:val="2"/>
-    </w:pPr>
-    <w:rPr>
-      <w:rFonts w:cstheme="majorBidi" w:eastAsiaTheme="majorEastAsia"/>
-      <w:color w:themeColor="accent1" w:themeShade="BF" w:val="0F4761"/>
-      <w:sz w:val="28"/>
-      <w:szCs w:val="28"/>
-    </w:rPr>
-  </w:style>
-  <w:style w:styleId="Heading4" w:type="paragraph">
-    <w:name w:val="heading 4"/>
-    <w:basedOn w:val="Normal"/>
-    <w:next w:val="BodyText"/>
-    <w:link w:val="Heading4Char"/>
-    <w:uiPriority w:val="9"/>
-    <w:semiHidden/>
-    <w:unhideWhenUsed/>
-    <w:qFormat/>
-    <w:rsid w:val="00A10FD9"/>
-    <w:pPr>
-      <w:keepNext/>
-      <w:keepLines/>
-      <w:spacing w:after="40" w:before="80"/>
-      <w:outlineLvl w:val="3"/>
-    </w:pPr>
-    <w:rPr>
-      <w:rFonts w:cstheme="majorBidi" w:eastAsiaTheme="majorEastAsia"/>
-      <w:i/>
-      <w:iCs/>
-      <w:color w:themeColor="accent1" w:themeShade="BF" w:val="0F4761"/>
-    </w:rPr>
-  </w:style>
-  <w:style w:styleId="Heading5" w:type="paragraph">
-    <w:name w:val="heading 5"/>
-    <w:basedOn w:val="Normal"/>
-    <w:next w:val="BodyText"/>
-    <w:link w:val="Heading5Char"/>
-    <w:uiPriority w:val="9"/>
-    <w:semiHidden/>
-    <w:unhideWhenUsed/>
-    <w:qFormat/>
-    <w:rsid w:val="00A10FD9"/>
-    <w:pPr>
-      <w:keepNext/>
-      <w:keepLines/>
-      <w:spacing w:after="40" w:before="80"/>
-      <w:outlineLvl w:val="4"/>
-    </w:pPr>
-    <w:rPr>
-      <w:rFonts w:cstheme="majorBidi" w:eastAsiaTheme="majorEastAsia"/>
-      <w:color w:themeColor="accent1" w:themeShade="BF" w:val="0F4761"/>
-    </w:rPr>
-  </w:style>
-  <w:style w:styleId="Heading6" w:type="paragraph">
-    <w:name w:val="heading 6"/>
-    <w:basedOn w:val="Normal"/>
-    <w:next w:val="BodyText"/>
-    <w:link w:val="Heading6Char"/>
-    <w:uiPriority w:val="9"/>
-    <w:semiHidden/>
-    <w:unhideWhenUsed/>
-    <w:qFormat/>
-    <w:rsid w:val="00A10FD9"/>
-    <w:pPr>
-      <w:keepNext/>
-      <w:keepLines/>
-      <w:spacing w:after="0" w:before="40"/>
-      <w:outlineLvl w:val="5"/>
-    </w:pPr>
-    <w:rPr>
-      <w:rFonts w:cstheme="majorBidi" w:eastAsiaTheme="majorEastAsia"/>
-      <w:i/>
-      <w:iCs/>
-      <w:color w:themeColor="text1" w:themeTint="A6" w:val="595959"/>
-    </w:rPr>
-  </w:style>
-  <w:style w:styleId="Heading7" w:type="paragraph">
-    <w:name w:val="heading 7"/>
-    <w:basedOn w:val="Normal"/>
-    <w:next w:val="BodyText"/>
-    <w:link w:val="Heading7Char"/>
-    <w:uiPriority w:val="9"/>
-    <w:semiHidden/>
-    <w:unhideWhenUsed/>
-    <w:qFormat/>
-    <w:rsid w:val="00A10FD9"/>
-    <w:pPr>
-      <w:keepNext/>
-      <w:keepLines/>
-      <w:spacing w:after="0" w:before="40"/>
-      <w:outlineLvl w:val="6"/>
-    </w:pPr>
-    <w:rPr>
-      <w:rFonts w:cstheme="majorBidi" w:eastAsiaTheme="majorEastAsia"/>
-      <w:color w:themeColor="text1" w:themeTint="A6" w:val="595959"/>
-    </w:rPr>
-  </w:style>
-  <w:style w:styleId="Heading8" w:type="paragraph">
-    <w:name w:val="heading 8"/>
-    <w:basedOn w:val="Normal"/>
-    <w:next w:val="BodyText"/>
-    <w:link w:val="Heading8Char"/>
-    <w:uiPriority w:val="9"/>
-    <w:semiHidden/>
-    <w:unhideWhenUsed/>
-    <w:qFormat/>
-    <w:rsid w:val="00A10FD9"/>
-    <w:pPr>
-      <w:keepNext/>
-      <w:keepLines/>
-      <w:spacing w:after="0"/>
-      <w:outlineLvl w:val="7"/>
-    </w:pPr>
-    <w:rPr>
-      <w:rFonts w:cstheme="majorBidi" w:eastAsiaTheme="majorEastAsia"/>
-      <w:i/>
-      <w:iCs/>
-      <w:color w:themeColor="text1" w:themeTint="D8" w:val="272727"/>
-    </w:rPr>
-  </w:style>
-  <w:style w:styleId="Heading9" w:type="paragraph">
-    <w:name w:val="heading 9"/>
-    <w:basedOn w:val="Normal"/>
-    <w:next w:val="BodyText"/>
-    <w:link w:val="Heading9Char"/>
-    <w:uiPriority w:val="9"/>
-    <w:semiHidden/>
-    <w:unhideWhenUsed/>
-    <w:qFormat/>
-    <w:rsid w:val="00A10FD9"/>
-    <w:pPr>
-      <w:keepNext/>
-      <w:keepLines/>
-      <w:spacing w:after="0"/>
-      <w:outlineLvl w:val="8"/>
-    </w:pPr>
-    <w:rPr>
-      <w:rFonts w:cstheme="majorBidi" w:eastAsiaTheme="majorEastAsia"/>
-      <w:color w:themeColor="text1" w:themeTint="D8" w:val="272727"/>
-    </w:rPr>
-  </w:style>
-  <w:style w:customStyle="1" w:styleId="Heading1Char" w:type="character">
-    <w:name w:val="Heading 1 Char"/>
-    <w:basedOn w:val="DefaultParagraphFont"/>
-    <w:link w:val="Heading1"/>
-    <w:uiPriority w:val="9"/>
-    <w:rsid w:val="00A10FD9"/>
-    <w:rPr>
-      <w:rFonts w:asciiTheme="majorHAnsi" w:cstheme="majorBidi" w:eastAsiaTheme="majorEastAsia" w:hAnsiTheme="majorHAnsi"/>
-      <w:color w:themeColor="accent1" w:themeShade="BF" w:val="0F4761"/>
-      <w:sz w:val="40"/>
-      <w:szCs w:val="40"/>
-    </w:rPr>
-  </w:style>
-  <w:style w:customStyle="1" w:styleId="Heading2Char" w:type="character">
-    <w:name w:val="Heading 2 Char"/>
-    <w:basedOn w:val="DefaultParagraphFont"/>
-    <w:link w:val="Heading2"/>
-    <w:uiPriority w:val="9"/>
-    <w:semiHidden/>
-    <w:rsid w:val="00A10FD9"/>
-    <w:rPr>
-      <w:rFonts w:asciiTheme="majorHAnsi" w:cstheme="majorBidi" w:eastAsiaTheme="majorEastAsia" w:hAnsiTheme="majorHAnsi"/>
-      <w:color w:themeColor="accent1" w:themeShade="BF" w:val="0F4761"/>
-      <w:sz w:val="32"/>
-      <w:szCs w:val="32"/>
-    </w:rPr>
-  </w:style>
-  <w:style w:customStyle="1" w:styleId="Heading3Char" w:type="character">
-    <w:name w:val="Heading 3 Char"/>
-    <w:basedOn w:val="DefaultParagraphFont"/>
-    <w:link w:val="Heading3"/>
-    <w:uiPriority w:val="9"/>
-    <w:semiHidden/>
-    <w:rsid w:val="00A10FD9"/>
-    <w:rPr>
-      <w:rFonts w:cstheme="majorBidi" w:eastAsiaTheme="majorEastAsia"/>
-      <w:color w:themeColor="accent1" w:themeShade="BF" w:val="0F4761"/>
-      <w:sz w:val="28"/>
-      <w:szCs w:val="28"/>
-    </w:rPr>
-  </w:style>
-  <w:style w:customStyle="1" w:styleId="Heading4Char" w:type="character">
-    <w:name w:val="Heading 4 Char"/>
-    <w:basedOn w:val="DefaultParagraphFont"/>
-    <w:link w:val="Heading4"/>
-    <w:uiPriority w:val="9"/>
-    <w:semiHidden/>
-    <w:rsid w:val="00A10FD9"/>
-    <w:rPr>
-      <w:rFonts w:cstheme="majorBidi" w:eastAsiaTheme="majorEastAsia"/>
-      <w:i/>
-      <w:iCs/>
-      <w:color w:themeColor="accent1" w:themeShade="BF" w:val="0F4761"/>
-    </w:rPr>
-  </w:style>
-  <w:style w:customStyle="1" w:styleId="Heading5Char" w:type="character">
-    <w:name w:val="Heading 5 Char"/>
-    <w:basedOn w:val="DefaultParagraphFont"/>
-    <w:link w:val="Heading5"/>
-    <w:uiPriority w:val="9"/>
-    <w:semiHidden/>
-    <w:rsid w:val="00A10FD9"/>
-    <w:rPr>
-      <w:rFonts w:cstheme="majorBidi" w:eastAsiaTheme="majorEastAsia"/>
-      <w:color w:themeColor="accent1" w:themeShade="BF" w:val="0F4761"/>
-    </w:rPr>
-  </w:style>
-  <w:style w:customStyle="1" w:styleId="Heading6Char" w:type="character">
-    <w:name w:val="Heading 6 Char"/>
-    <w:basedOn w:val="DefaultParagraphFont"/>
-    <w:link w:val="Heading6"/>
-    <w:uiPriority w:val="9"/>
-    <w:semiHidden/>
-    <w:rsid w:val="00A10FD9"/>
-    <w:rPr>
-      <w:rFonts w:cstheme="majorBidi" w:eastAsiaTheme="majorEastAsia"/>
-      <w:i/>
-      <w:iCs/>
-      <w:color w:themeColor="text1" w:themeTint="A6" w:val="595959"/>
-    </w:rPr>
-  </w:style>
-  <w:style w:customStyle="1" w:styleId="Heading7Char" w:type="character">
-    <w:name w:val="Heading 7 Char"/>
-    <w:basedOn w:val="DefaultParagraphFont"/>
-    <w:link w:val="Heading7"/>
-    <w:uiPriority w:val="9"/>
-    <w:semiHidden/>
-    <w:rsid w:val="00A10FD9"/>
-    <w:rPr>
-      <w:rFonts w:cstheme="majorBidi" w:eastAsiaTheme="majorEastAsia"/>
-      <w:color w:themeColor="text1" w:themeTint="A6" w:val="595959"/>
-    </w:rPr>
-  </w:style>
-  <w:style w:customStyle="1" w:styleId="Heading8Char" w:type="character">
-    <w:name w:val="Heading 8 Char"/>
-    <w:basedOn w:val="DefaultParagraphFont"/>
-    <w:link w:val="Heading8"/>
-    <w:uiPriority w:val="9"/>
-    <w:semiHidden/>
-    <w:rsid w:val="00A10FD9"/>
-    <w:rPr>
-      <w:rFonts w:cstheme="majorBidi" w:eastAsiaTheme="majorEastAsia"/>
-      <w:i/>
-      <w:iCs/>
-      <w:color w:themeColor="text1" w:themeTint="D8" w:val="272727"/>
-    </w:rPr>
-  </w:style>
-  <w:style w:customStyle="1" w:styleId="Heading9Char" w:type="character">
-    <w:name w:val="Heading 9 Char"/>
-    <w:basedOn w:val="DefaultParagraphFont"/>
-    <w:link w:val="Heading9"/>
-    <w:uiPriority w:val="9"/>
-    <w:semiHidden/>
-    <w:rsid w:val="00A10FD9"/>
-    <w:rPr>
-      <w:rFonts w:cstheme="majorBidi" w:eastAsiaTheme="majorEastAsia"/>
-      <w:color w:themeColor="text1" w:themeTint="D8" w:val="272727"/>
-    </w:rPr>
-  </w:style>
-  <w:style w:styleId="BlockText" w:type="paragraph">
-    <w:name w:val="Block Text"/>
-    <w:basedOn w:val="BodyText"/>
-    <w:next w:val="BodyText"/>
-    <w:uiPriority w:val="9"/>
-    <w:unhideWhenUsed/>
-    <w:qFormat/>
-    <w:pPr>
-      <w:spacing w:after="100" w:before="100"/>
-      <w:ind w:firstLine="0" w:left="480" w:right="480"/>
-    </w:pPr>
-  </w:style>
-  <w:style w:styleId="FootnoteText" w:type="paragraph">
-    <w:name w:val="Footnote Text"/>
-    <w:basedOn w:val="Normal"/>
-    <w:next w:val="FootnoteText"/>
-    <w:uiPriority w:val="9"/>
-    <w:unhideWhenUsed/>
-    <w:qFormat/>
-  </w:style>
-  <w:style w:styleId="FootnoteBlockText" w:type="paragraph">
-    <w:name w:val="Footnote Block Text"/>
-    <w:basedOn w:val="FootnoteText"/>
-    <w:next w:val="FootnoteText"/>
-    <w:uiPriority w:val="9"/>
-    <w:unhideWhenUsed/>
-    <w:qFormat/>
-    <w:pPr>
-      <w:spacing w:after="100" w:before="100"/>
-      <w:ind w:firstLine="0" w:left="480" w:right="480"/>
-    </w:pPr>
-  </w:style>
-  <w:style w:default="1" w:styleId="DefaultParagraphFont" w:type="character">
-    <w:name w:val="Default Paragraph Font"/>
-    <w:semiHidden/>
-    <w:unhideWhenUsed/>
-  </w:style>
-  <w:style w:default="1" w:styleId="Table" w:type="table">
-    <w:name w:val="Table"/>
-    <w:basedOn w:val="TableNormal"/>
-    <w:semiHidden/>
-    <w:unhideWhenUsed/>
-    <w:qFormat/>
-    <w:tblPr>
-      <w:tblInd w:type="dxa" w:w="0"/>
-      <w:tblCellMar>
-        <w:top w:type="dxa" w:w="0"/>
-        <w:left w:type="dxa" w:w="108"/>
-        <w:bottom w:type="dxa" w:w="0"/>
-        <w:right w:type="dxa" w:w="108"/>
-      </w:tblCellMar>
-    </w:tblPr>
-    <w:tblStylePr w:type="firstRow">
-      <w:tblPr>
-        <w:jc w:val="left"/>
-        <w:tblInd w:type="dxa" w:w="0"/>
-      </w:tblPr>
-      <w:trPr>
-        <w:jc w:val="left"/>
-      </w:trPr>
-      <w:tcPr>
-        <w:tcBorders>
-          <w:bottom w:val="single"/>
-        </w:tcBorders>
-        <w:vAlign w:val="bottom"/>
-      </w:tcPr>
-    </w:tblStylePr>
-  </w:style>
-  <w:style w:customStyle="1" w:styleId="DefinitionTerm" w:type="paragraph">
-    <w:name w:val="Definition Term"/>
-    <w:basedOn w:val="Normal"/>
-    <w:next w:val="Definition"/>
-    <w:pPr>
-      <w:keepNext/>
-      <w:keepLines/>
-      <w:spacing w:after="0"/>
-    </w:pPr>
-    <w:rPr>
-      <w:b/>
-    </w:rPr>
-  </w:style>
-  <w:style w:customStyle="1" w:styleId="Definition" w:type="paragraph">
-    <w:name w:val="Definition"/>
-    <w:basedOn w:val="Normal"/>
-  </w:style>
-  <w:style w:styleId="Caption" w:type="paragraph">
-    <w:name w:val="Caption"/>
-    <w:basedOn w:val="Normal"/>
-    <w:link w:val="BodyTextChar"/>
-    <w:pPr>
-      <w:spacing w:after="120" w:before="0"/>
-    </w:pPr>
-    <w:rPr>
-      <w:i/>
-    </w:rPr>
-  </w:style>
-  <w:style w:customStyle="1" w:styleId="TableCaption" w:type="paragraph">
-    <w:name w:val="Table Caption"/>
-    <w:basedOn w:val="Caption"/>
-    <w:pPr>
-      <w:keepNext/>
-    </w:pPr>
-  </w:style>
-  <w:style w:customStyle="1" w:styleId="ImageCaption" w:type="paragraph">
-    <w:name w:val="Image Caption"/>
-    <w:basedOn w:val="Caption"/>
-  </w:style>
-  <w:style w:customStyle="1" w:styleId="Figure" w:type="paragraph">
-    <w:name w:val="Figure"/>
-    <w:basedOn w:val="Normal"/>
-  </w:style>
-  <w:style w:customStyle="1" w:styleId="CaptionedFigure" w:type="paragraph">
-    <w:name w:val="Captioned Figure"/>
-    <w:basedOn w:val="Figure"/>
-    <w:pPr>
-      <w:keepNext/>
-    </w:pPr>
-  </w:style>
-  <w:style w:customStyle="1" w:styleId="BodyTextChar" w:type="character">
-    <w:name w:val="Body Text Char"/>
-    <w:basedOn w:val="DefaultParagraphFont"/>
-    <w:link w:val="BodyText"/>
-  </w:style>
-  <w:style w:customStyle="1" w:styleId="VerbatimChar" w:type="character">
-    <w:name w:val="Verbatim Char"/>
-    <w:basedOn w:val="BodyTextChar"/>
-    <w:rPr>
-      <w:rFonts w:ascii="Consolas" w:hAnsi="Consolas"/>
+      <w:rFonts w:ascii="Calibri" w:cs="Calibri" w:eastAsia="Calibri" w:hAnsi="Calibri"/>
+      <w:color w:val="000000"/>
       <w:sz w:val="22"/>
-    </w:rPr>
-  </w:style>
-  <w:style w:customStyle="1" w:styleId="SectionNumber" w:type="character">
-    <w:name w:val="Section Number"/>
-    <w:basedOn w:val="BodyTextChar"/>
-  </w:style>
-  <w:style w:styleId="FootnoteReference" w:type="character">
-    <w:name w:val="Footnote Reference"/>
-    <w:basedOn w:val="BodyTextChar"/>
-    <w:rPr>
-      <w:vertAlign w:val="superscript"/>
-    </w:rPr>
-  </w:style>
-  <w:style w:styleId="Hyperlink" w:type="character">
-    <w:name w:val="Hyperlink"/>
-    <w:basedOn w:val="BodyTextChar"/>
-    <w:rPr>
-      <w:color w:themeColor="accent1" w:val="4F81BD"/>
-    </w:rPr>
-  </w:style>
-  <w:style w:styleId="TOCHeading" w:type="paragraph">
-    <w:name w:val="TOC Heading"/>
-    <w:basedOn w:val="Heading1"/>
-    <w:next w:val="BodyText"/>
-    <w:uiPriority w:val="39"/>
-    <w:unhideWhenUsed/>
-    <w:qFormat/>
-    <w:pPr>
-      <w:spacing w:before="240" w:line="259" w:lineRule="auto"/>
-      <w:outlineLvl w:val="9"/>
-    </w:pPr>
-    <w:rPr>
-      <w:rFonts w:asciiTheme="majorHAnsi" w:cstheme="majorBidi" w:eastAsiaTheme="majorEastAsia" w:hAnsiTheme="majorHAnsi"/>
-      <w:b w:val="0"/>
-      <w:bCs w:val="0"/>
-      <w:color w:themeColor="accent1" w:themeShade="BF" w:val="365F91"/>
+      <w:szCs w:val="22"/>
     </w:rPr>
   </w:style>
   <w:style w:type="paragraph" w:customStyle="1" w:styleId="SourceCode">
